--- a/manuscripts/can_llm_web_agents_verify_their_own_work_R1.docx
+++ b/manuscripts/can_llm_web_agents_verify_their_own_work_R1.docx
@@ -14139,7 +14139,7 @@
         <w:pStyle w:val="Normal"/>
       </w:pPr>
       <w:r>
-        <w:t xml:space="preserve">Claude Sonnet 4: −0.7pp (76.1%→75.4%), p=1.00, not significant.</w:t>
+        <w:t xml:space="preserve">Claude Sonnet 4: −1.4pp (76.8%→75.4%), p=0.80, not significant.</w:t>
       </w:r>
     </w:p>
     <w:p>

--- a/manuscripts/can_llm_web_agents_verify_their_own_work_R1.docx
+++ b/manuscripts/can_llm_web_agents_verify_their_own_work_R1.docx
@@ -2287,6 +2287,49 @@
     <w:p>
       <w:pPr>
         <w:jc w:val="center"/>
+      </w:pPr>
+      <w:r>
+        <w:drawing>
+          <wp:inline distB="0" distT="0" distL="0" distR="0">
+            <wp:extent cx="2743200" cy="798021"/>
+            <wp:effectExtent b="0" l="0" r="0" t="0"/>
+            <wp:docPr id="49039" name="framework"/>
+            <a:graphic xmlns:a="http://schemas.openxmlformats.org/drawingml/2006/main">
+              <a:graphicData uri="http://schemas.openxmlformats.org/drawingml/2006/picture">
+                <pic:pic xmlns:pic="http://schemas.openxmlformats.org/drawingml/2006/picture">
+                  <pic:nvPicPr>
+                    <pic:cNvPr id="0" name="framework"/>
+                    <pic:cNvPicPr preferRelativeResize="0"/>
+                  </pic:nvPicPr>
+                  <pic:blipFill>
+                    <a:blip r:embed="rId42"/>
+                    <a:srcRect b="0" l="0" r="0" t="0"/>
+                    <a:stretch>
+                      <a:fillRect/>
+                    </a:stretch>
+                  </pic:blipFill>
+                  <pic:spPr>
+                    <a:xfrm>
+                      <a:off x="0" y="0"/>
+                      <a:ext cx="2743200" cy="798021"/>
+                    </a:xfrm>
+                    <a:prstGeom prst="rect">
+                      <a:avLst/>
+                    </a:prstGeom>
+                    <a:ln>
+                      <a:noFill/>
+                    </a:ln>
+                  </pic:spPr>
+                </pic:pic>
+              </a:graphicData>
+            </a:graphic>
+          </wp:inline>
+        </w:drawing>
+      </w:r>
+    </w:p>
+    <w:p>
+      <w:pPr>
+        <w:jc w:val="center"/>
         <w:rPr>
           <w:rFonts w:ascii="Times New Roman" w:cs="Times New Roman" w:eastAsia="Times New Roman" w:hAnsi="Times New Roman"/>
           <w:sz w:val="20"/>
@@ -5090,16 +5133,16 @@
           <w:szCs w:val="20"/>
           <w:rtl w:val="0"/>
         </w:rPr>
-        <w:t xml:space="preserve">Precision and Recall</w:t>
-      </w:r>
-      <w:r>
-        <w:rPr>
-          <w:rFonts w:ascii="Times New Roman" w:cs="Times New Roman" w:eastAsia="Times New Roman" w:hAnsi="Times New Roman"/>
-          <w:sz w:val="20"/>
-          <w:szCs w:val="20"/>
-          <w:rtl w:val="0"/>
-        </w:rPr>
-        <w:t xml:space="preserve">: For the SUCCESS class specifically.</w:t>
+        <w:t xml:space="preserve">Precision and Recall: for the SUCCESS class specifically. Success-prediction precision is TP/(TP+FP), the fraction of predicted successes that are genuine, and is the quantity a deployment would act on when a verifier reports SUCCESS. The false-positive rate is FP/(FP+TN) throughout, and the false-negative rate FN/(FN+TP); both are reported per model and condition in Appendix B.</w:t>
+      </w:r>
+      <w:r>
+        <w:rPr>
+          <w:rFonts w:ascii="Times New Roman" w:cs="Times New Roman" w:eastAsia="Times New Roman" w:hAnsi="Times New Roman"/>
+          <w:sz w:val="20"/>
+          <w:szCs w:val="20"/>
+          <w:rtl w:val="0"/>
+        </w:rPr>
+        <w:t xml:space="preserve"/>
       </w:r>
     </w:p>
     <w:p>
@@ -11100,7 +11143,7 @@
           <w:rtl w:val="0"/>
         </w:rPr>
         <w:br w:type="textWrapping"/>
-        <w:t xml:space="preserve"/>
+        <w:t xml:space="preserve">Figure 2: Verification accuracy by model and condition. Dashed lines indicate majority-class baselines.</w:t>
         <w:br w:type="textWrapping"/>
       </w:r>
       <w:r>
@@ -11150,7 +11193,7 @@
           <w:rtl w:val="0"/>
         </w:rPr>
         <w:br w:type="textWrapping"/>
-        <w:t xml:space="preserve"/>
+        <w:t xml:space="preserve">Figure 3: F1 score by model and condition.</w:t>
         <w:br w:type="textWrapping"/>
       </w:r>
     </w:p>
@@ -14094,9 +14137,2609 @@
           <w:sz w:val="20"/>
           <w:szCs w:val="20"/>
         </w:rPr>
+        <w:pStyle w:val="Heading3"/>
+      </w:pPr>
+      <w:r>
+        <w:t xml:space="preserve">5.2.2 Cross-Generator Evaluation</w:t>
+      </w:r>
+    </w:p>
+    <w:p>
+      <w:pPr>
+        <w:jc w:val="both"/>
+        <w:rPr>
+          <w:rFonts w:ascii="Times New Roman" w:cs="Times New Roman" w:eastAsia="Times New Roman" w:hAnsi="Times New Roman"/>
+          <w:sz w:val="20"/>
+          <w:szCs w:val="20"/>
+        </w:rPr>
         <w:pStyle w:val="Normal"/>
       </w:pPr>
       <w:r>
+        <w:t xml:space="preserve">To test whether the text-reference benefit depends on the specific generator model, we regenerated text references using Claude Sonnet 4 as an independent generator. The original references were generated by GPT-4.1 Nano; using a different model controls for self-agreement bias. We re-ran all five verifiers on the 147-instance visual subset.</w:t>
+      </w:r>
+    </w:p>
+    <w:p>
+      <w:pPr>
+        <w:jc w:val="both"/>
+        <w:rPr>
+          <w:rFonts w:ascii="Times New Roman" w:cs="Times New Roman" w:eastAsia="Times New Roman" w:hAnsi="Times New Roman"/>
+          <w:sz w:val="20"/>
+          <w:szCs w:val="20"/>
+        </w:rPr>
+        <w:pStyle w:val="Normal"/>
+      </w:pPr>
+      <w:r>
+        <w:t xml:space="preserve">The cross-generator results show a more nuanced picture than the original A→B comparison:</w:t>
+      </w:r>
+    </w:p>
+    <w:p>
+      <w:pPr>
+        <w:jc w:val="both"/>
+        <w:rPr>
+          <w:rFonts w:ascii="Times New Roman" w:cs="Times New Roman" w:eastAsia="Times New Roman" w:hAnsi="Times New Roman"/>
+          <w:sz w:val="20"/>
+          <w:szCs w:val="20"/>
+        </w:rPr>
+        <w:pStyle w:val="Normal"/>
+      </w:pPr>
+      <w:r>
+        <w:t/>
+      </w:r>
+    </w:p>
+    <w:p>
+      <w:pPr>
+        <w:jc w:val="both"/>
+        <w:rPr>
+          <w:rFonts w:ascii="Times New Roman" w:cs="Times New Roman" w:eastAsia="Times New Roman" w:hAnsi="Times New Roman"/>
+          <w:sz w:val="20"/>
+          <w:szCs w:val="20"/>
+        </w:rPr>
+        <w:pStyle w:val="Normal"/>
+      </w:pPr>
+      <w:r>
+        <w:t/>
+      </w:r>
+    </w:p>
+    <w:p>
+      <w:pPr>
+        <w:jc w:val="both"/>
+        <w:rPr>
+          <w:rFonts w:ascii="Times New Roman" w:cs="Times New Roman" w:eastAsia="Times New Roman" w:hAnsi="Times New Roman"/>
+          <w:sz w:val="20"/>
+          <w:szCs w:val="20"/>
+        </w:rPr>
+        <w:pStyle w:val="Normal"/>
+      </w:pPr>
+      <w:r>
+        <w:t xml:space="preserve">Table 6: Cross-generator results (Claude Sonnet 4 references, 147-subset). Acc=accuracy, lift=A−B difference, McNemar p-value vs. A.</w:t>
+      </w:r>
+    </w:p>
+    <w:tbl>
+      <w:tblPr>
+        <w:tblStyle w:val="Table5"/>
+        <w:tblW w:w="4320.0" w:type="dxa"/>
+        <w:jc w:val="left"/>
+        <w:tblBorders>
+          <w:top w:color="000000" w:space="0" w:sz="8" w:val="single"/>
+          <w:left w:color="000000" w:space="0" w:sz="8" w:val="single"/>
+          <w:bottom w:color="000000" w:space="0" w:sz="8" w:val="single"/>
+          <w:right w:color="000000" w:space="0" w:sz="8" w:val="single"/>
+          <w:insideH w:color="000000" w:space="0" w:sz="8" w:val="single"/>
+          <w:insideV w:color="000000" w:space="0" w:sz="8" w:val="single"/>
+        </w:tblBorders>
+        <w:tblLayout w:type="fixed"/>
+        <w:tblLook w:val="0600"/>
+      </w:tblPr>
+      <w:tblGrid>
+        <w:gridCol w:w="1100"/>
+        <w:gridCol w:w="500"/>
+        <w:gridCol w:w="640"/>
+        <w:gridCol w:w="640"/>
+        <w:gridCol w:w="640"/>
+        <w:gridCol w:w="800"/>
+      </w:tblGrid>
+      <w:tr>
+        <w:trPr>
+          <w:cantSplit w:val="0"/>
+          <w:tblHeader w:val="1"/>
+        </w:trPr>
+        <w:tc>
+          <w:tcPr>
+            <w:shd w:fill="auto" w:val="clear"/>
+            <w:tcMar>
+              <w:top w:w="100.0" w:type="dxa"/>
+              <w:left w:w="100.0" w:type="dxa"/>
+              <w:bottom w:w="100.0" w:type="dxa"/>
+              <w:right w:w="100.0" w:type="dxa"/>
+            </w:tcMar>
+            <w:vAlign w:val="top"/>
+          </w:tcPr>
+          <w:p>
+            <w:pPr>
+              <w:jc w:val="left"/>
+              <w:rPr>
+                <w:rFonts w:ascii="Times New Roman" w:cs="Times New Roman" w:eastAsia="Times New Roman" w:hAnsi="Times New Roman"/>
+                <w:b w:val="1"/>
+                <w:bCs w:val="1"/>
+                <w:sz w:val="16"/>
+                <w:szCs w:val="16"/>
+              </w:rPr>
+            </w:pPr>
+            <w:r>
+              <w:rPr>
+                <w:rFonts w:ascii="Times New Roman" w:cs="Times New Roman" w:eastAsia="Times New Roman" w:hAnsi="Times New Roman"/>
+                <w:b w:val="1"/>
+                <w:bCs w:val="1"/>
+                <w:sz w:val="16"/>
+                <w:szCs w:val="16"/>
+                <w:rtl w:val="0"/>
+              </w:rPr>
+              <w:t xml:space="preserve">Model</w:t>
+            </w:r>
+          </w:p>
+        </w:tc>
+        <w:tc>
+          <w:tcPr>
+            <w:shd w:fill="auto" w:val="clear"/>
+            <w:tcMar>
+              <w:top w:w="100.0" w:type="dxa"/>
+              <w:left w:w="100.0" w:type="dxa"/>
+              <w:bottom w:w="100.0" w:type="dxa"/>
+              <w:right w:w="100.0" w:type="dxa"/>
+            </w:tcMar>
+            <w:vAlign w:val="top"/>
+          </w:tcPr>
+          <w:p>
+            <w:pPr>
+              <w:jc w:val="left"/>
+              <w:rPr>
+                <w:rFonts w:ascii="Times New Roman" w:cs="Times New Roman" w:eastAsia="Times New Roman" w:hAnsi="Times New Roman"/>
+                <w:b w:val="1"/>
+                <w:bCs w:val="1"/>
+                <w:sz w:val="16"/>
+                <w:szCs w:val="16"/>
+              </w:rPr>
+            </w:pPr>
+            <w:r>
+              <w:rPr>
+                <w:rFonts w:ascii="Times New Roman" w:cs="Times New Roman" w:eastAsia="Times New Roman" w:hAnsi="Times New Roman"/>
+                <w:b w:val="1"/>
+                <w:bCs w:val="1"/>
+                <w:sz w:val="16"/>
+                <w:szCs w:val="16"/>
+                <w:rtl w:val="0"/>
+              </w:rPr>
+              <w:t xml:space="preserve">n</w:t>
+            </w:r>
+          </w:p>
+        </w:tc>
+        <w:tc>
+          <w:tcPr>
+            <w:shd w:fill="auto" w:val="clear"/>
+            <w:tcMar>
+              <w:top w:w="100.0" w:type="dxa"/>
+              <w:left w:w="100.0" w:type="dxa"/>
+              <w:bottom w:w="100.0" w:type="dxa"/>
+              <w:right w:w="100.0" w:type="dxa"/>
+            </w:tcMar>
+            <w:vAlign w:val="top"/>
+          </w:tcPr>
+          <w:p>
+            <w:pPr>
+              <w:jc w:val="left"/>
+              <w:rPr>
+                <w:rFonts w:ascii="Times New Roman" w:cs="Times New Roman" w:eastAsia="Times New Roman" w:hAnsi="Times New Roman"/>
+                <w:b w:val="1"/>
+                <w:bCs w:val="1"/>
+                <w:sz w:val="16"/>
+                <w:szCs w:val="16"/>
+              </w:rPr>
+            </w:pPr>
+            <w:r>
+              <w:rPr>
+                <w:rFonts w:ascii="Times New Roman" w:cs="Times New Roman" w:eastAsia="Times New Roman" w:hAnsi="Times New Roman"/>
+                <w:b w:val="1"/>
+                <w:bCs w:val="1"/>
+                <w:sz w:val="16"/>
+                <w:szCs w:val="16"/>
+                <w:rtl w:val="0"/>
+              </w:rPr>
+              <w:t xml:space="preserve">A acc</w:t>
+            </w:r>
+          </w:p>
+        </w:tc>
+        <w:tc>
+          <w:tcPr>
+            <w:shd w:fill="auto" w:val="clear"/>
+            <w:tcMar>
+              <w:top w:w="100.0" w:type="dxa"/>
+              <w:left w:w="100.0" w:type="dxa"/>
+              <w:bottom w:w="100.0" w:type="dxa"/>
+              <w:right w:w="100.0" w:type="dxa"/>
+            </w:tcMar>
+            <w:vAlign w:val="top"/>
+          </w:tcPr>
+          <w:p>
+            <w:pPr>
+              <w:jc w:val="left"/>
+              <w:rPr>
+                <w:rFonts w:ascii="Times New Roman" w:cs="Times New Roman" w:eastAsia="Times New Roman" w:hAnsi="Times New Roman"/>
+                <w:b w:val="1"/>
+                <w:bCs w:val="1"/>
+                <w:sz w:val="16"/>
+                <w:szCs w:val="16"/>
+              </w:rPr>
+            </w:pPr>
+            <w:r>
+              <w:rPr>
+                <w:rFonts w:ascii="Times New Roman" w:cs="Times New Roman" w:eastAsia="Times New Roman" w:hAnsi="Times New Roman"/>
+                <w:b w:val="1"/>
+                <w:bCs w:val="1"/>
+                <w:sz w:val="16"/>
+                <w:szCs w:val="16"/>
+                <w:rtl w:val="0"/>
+              </w:rPr>
+              <w:t xml:space="preserve">B acc</w:t>
+            </w:r>
+          </w:p>
+        </w:tc>
+        <w:tc>
+          <w:tcPr>
+            <w:shd w:fill="auto" w:val="clear"/>
+            <w:tcMar>
+              <w:top w:w="100.0" w:type="dxa"/>
+              <w:left w:w="100.0" w:type="dxa"/>
+              <w:bottom w:w="100.0" w:type="dxa"/>
+              <w:right w:w="100.0" w:type="dxa"/>
+            </w:tcMar>
+            <w:vAlign w:val="top"/>
+          </w:tcPr>
+          <w:p>
+            <w:pPr>
+              <w:jc w:val="left"/>
+              <w:rPr>
+                <w:rFonts w:ascii="Times New Roman" w:cs="Times New Roman" w:eastAsia="Times New Roman" w:hAnsi="Times New Roman"/>
+                <w:b w:val="1"/>
+                <w:bCs w:val="1"/>
+                <w:sz w:val="16"/>
+                <w:szCs w:val="16"/>
+              </w:rPr>
+            </w:pPr>
+            <w:r>
+              <w:rPr>
+                <w:rFonts w:ascii="Times New Roman" w:cs="Times New Roman" w:eastAsia="Times New Roman" w:hAnsi="Times New Roman"/>
+                <w:b w:val="1"/>
+                <w:bCs w:val="1"/>
+                <w:sz w:val="16"/>
+                <w:szCs w:val="16"/>
+                <w:rtl w:val="0"/>
+              </w:rPr>
+              <w:t xml:space="preserve">Lift</w:t>
+            </w:r>
+          </w:p>
+        </w:tc>
+        <w:tc>
+          <w:tcPr>
+            <w:shd w:fill="auto" w:val="clear"/>
+            <w:tcMar>
+              <w:top w:w="100.0" w:type="dxa"/>
+              <w:left w:w="100.0" w:type="dxa"/>
+              <w:bottom w:w="100.0" w:type="dxa"/>
+              <w:right w:w="100.0" w:type="dxa"/>
+            </w:tcMar>
+            <w:vAlign w:val="top"/>
+          </w:tcPr>
+          <w:p>
+            <w:pPr>
+              <w:jc w:val="left"/>
+              <w:rPr>
+                <w:rFonts w:ascii="Times New Roman" w:cs="Times New Roman" w:eastAsia="Times New Roman" w:hAnsi="Times New Roman"/>
+                <w:b w:val="1"/>
+                <w:bCs w:val="1"/>
+                <w:sz w:val="16"/>
+                <w:szCs w:val="16"/>
+              </w:rPr>
+            </w:pPr>
+            <w:r>
+              <w:rPr>
+                <w:rFonts w:ascii="Times New Roman" w:cs="Times New Roman" w:eastAsia="Times New Roman" w:hAnsi="Times New Roman"/>
+                <w:b w:val="1"/>
+                <w:bCs w:val="1"/>
+                <w:sz w:val="16"/>
+                <w:szCs w:val="16"/>
+                <w:rtl w:val="0"/>
+              </w:rPr>
+              <w:t xml:space="preserve">McNemar p</w:t>
+            </w:r>
+          </w:p>
+        </w:tc>
+      </w:tr>
+      <w:tr>
+        <w:tc>
+          <w:tcPr>
+            <w:shd w:fill="auto" w:val="clear"/>
+            <w:tcMar>
+              <w:top w:w="100.0" w:type="dxa"/>
+              <w:left w:w="100.0" w:type="dxa"/>
+              <w:bottom w:w="100.0" w:type="dxa"/>
+              <w:right w:w="100.0" w:type="dxa"/>
+            </w:tcMar>
+            <w:vAlign w:val="top"/>
+          </w:tcPr>
+          <w:p>
+            <w:pPr>
+              <w:jc w:val="left"/>
+              <w:rPr>
+                <w:rFonts w:ascii="Times New Roman" w:cs="Times New Roman" w:eastAsia="Times New Roman" w:hAnsi="Times New Roman"/>
+                <w:sz w:val="16"/>
+                <w:szCs w:val="16"/>
+              </w:rPr>
+            </w:pPr>
+            <w:r>
+              <w:rPr>
+                <w:rFonts w:ascii="Times New Roman" w:cs="Times New Roman" w:eastAsia="Times New Roman" w:hAnsi="Times New Roman"/>
+                <w:sz w:val="16"/>
+                <w:szCs w:val="16"/>
+                <w:rtl w:val="0"/>
+              </w:rPr>
+              <w:t xml:space="preserve">GPT-4.1 Nano</w:t>
+            </w:r>
+          </w:p>
+        </w:tc>
+        <w:tc>
+          <w:tcPr>
+            <w:shd w:fill="auto" w:val="clear"/>
+            <w:tcMar>
+              <w:top w:w="100.0" w:type="dxa"/>
+              <w:left w:w="100.0" w:type="dxa"/>
+              <w:bottom w:w="100.0" w:type="dxa"/>
+              <w:right w:w="100.0" w:type="dxa"/>
+            </w:tcMar>
+            <w:vAlign w:val="top"/>
+          </w:tcPr>
+          <w:p>
+            <w:pPr>
+              <w:jc w:val="left"/>
+              <w:rPr>
+                <w:rFonts w:ascii="Times New Roman" w:cs="Times New Roman" w:eastAsia="Times New Roman" w:hAnsi="Times New Roman"/>
+                <w:sz w:val="16"/>
+                <w:szCs w:val="16"/>
+              </w:rPr>
+            </w:pPr>
+            <w:r>
+              <w:rPr>
+                <w:rFonts w:ascii="Times New Roman" w:cs="Times New Roman" w:eastAsia="Times New Roman" w:hAnsi="Times New Roman"/>
+                <w:sz w:val="16"/>
+                <w:szCs w:val="16"/>
+                <w:rtl w:val="0"/>
+              </w:rPr>
+              <w:t xml:space="preserve">142</w:t>
+            </w:r>
+          </w:p>
+        </w:tc>
+        <w:tc>
+          <w:tcPr>
+            <w:shd w:fill="auto" w:val="clear"/>
+            <w:tcMar>
+              <w:top w:w="100.0" w:type="dxa"/>
+              <w:left w:w="100.0" w:type="dxa"/>
+              <w:bottom w:w="100.0" w:type="dxa"/>
+              <w:right w:w="100.0" w:type="dxa"/>
+            </w:tcMar>
+            <w:vAlign w:val="top"/>
+          </w:tcPr>
+          <w:p>
+            <w:pPr>
+              <w:jc w:val="left"/>
+              <w:rPr>
+                <w:rFonts w:ascii="Times New Roman" w:cs="Times New Roman" w:eastAsia="Times New Roman" w:hAnsi="Times New Roman"/>
+                <w:sz w:val="16"/>
+                <w:szCs w:val="16"/>
+              </w:rPr>
+            </w:pPr>
+            <w:r>
+              <w:rPr>
+                <w:rFonts w:ascii="Times New Roman" w:cs="Times New Roman" w:eastAsia="Times New Roman" w:hAnsi="Times New Roman"/>
+                <w:sz w:val="16"/>
+                <w:szCs w:val="16"/>
+                <w:rtl w:val="0"/>
+              </w:rPr>
+              <w:t xml:space="preserve">75.4%</w:t>
+            </w:r>
+          </w:p>
+        </w:tc>
+        <w:tc>
+          <w:tcPr>
+            <w:shd w:fill="auto" w:val="clear"/>
+            <w:tcMar>
+              <w:top w:w="100.0" w:type="dxa"/>
+              <w:left w:w="100.0" w:type="dxa"/>
+              <w:bottom w:w="100.0" w:type="dxa"/>
+              <w:right w:w="100.0" w:type="dxa"/>
+            </w:tcMar>
+            <w:vAlign w:val="top"/>
+          </w:tcPr>
+          <w:p>
+            <w:pPr>
+              <w:jc w:val="left"/>
+              <w:rPr>
+                <w:rFonts w:ascii="Times New Roman" w:cs="Times New Roman" w:eastAsia="Times New Roman" w:hAnsi="Times New Roman"/>
+                <w:sz w:val="16"/>
+                <w:szCs w:val="16"/>
+              </w:rPr>
+            </w:pPr>
+            <w:r>
+              <w:rPr>
+                <w:rFonts w:ascii="Times New Roman" w:cs="Times New Roman" w:eastAsia="Times New Roman" w:hAnsi="Times New Roman"/>
+                <w:sz w:val="16"/>
+                <w:szCs w:val="16"/>
+                <w:rtl w:val="0"/>
+              </w:rPr>
+              <w:t xml:space="preserve">76.8%</w:t>
+            </w:r>
+          </w:p>
+        </w:tc>
+        <w:tc>
+          <w:tcPr>
+            <w:shd w:fill="auto" w:val="clear"/>
+            <w:tcMar>
+              <w:top w:w="100.0" w:type="dxa"/>
+              <w:left w:w="100.0" w:type="dxa"/>
+              <w:bottom w:w="100.0" w:type="dxa"/>
+              <w:right w:w="100.0" w:type="dxa"/>
+            </w:tcMar>
+            <w:vAlign w:val="top"/>
+          </w:tcPr>
+          <w:p>
+            <w:pPr>
+              <w:jc w:val="left"/>
+              <w:rPr>
+                <w:rFonts w:ascii="Times New Roman" w:cs="Times New Roman" w:eastAsia="Times New Roman" w:hAnsi="Times New Roman"/>
+                <w:sz w:val="16"/>
+                <w:szCs w:val="16"/>
+              </w:rPr>
+            </w:pPr>
+            <w:r>
+              <w:rPr>
+                <w:rFonts w:ascii="Times New Roman" w:cs="Times New Roman" w:eastAsia="Times New Roman" w:hAnsi="Times New Roman"/>
+                <w:sz w:val="16"/>
+                <w:szCs w:val="16"/>
+                <w:rtl w:val="0"/>
+              </w:rPr>
+              <w:t xml:space="preserve">+1.4pp</w:t>
+            </w:r>
+          </w:p>
+        </w:tc>
+        <w:tc>
+          <w:tcPr>
+            <w:shd w:fill="auto" w:val="clear"/>
+            <w:tcMar>
+              <w:top w:w="100.0" w:type="dxa"/>
+              <w:left w:w="100.0" w:type="dxa"/>
+              <w:bottom w:w="100.0" w:type="dxa"/>
+              <w:right w:w="100.0" w:type="dxa"/>
+            </w:tcMar>
+            <w:vAlign w:val="top"/>
+          </w:tcPr>
+          <w:p>
+            <w:pPr>
+              <w:jc w:val="left"/>
+              <w:rPr>
+                <w:rFonts w:ascii="Times New Roman" w:cs="Times New Roman" w:eastAsia="Times New Roman" w:hAnsi="Times New Roman"/>
+                <w:sz w:val="16"/>
+                <w:szCs w:val="16"/>
+              </w:rPr>
+            </w:pPr>
+            <w:r>
+              <w:rPr>
+                <w:rFonts w:ascii="Times New Roman" w:cs="Times New Roman" w:eastAsia="Times New Roman" w:hAnsi="Times New Roman"/>
+                <w:sz w:val="16"/>
+                <w:szCs w:val="16"/>
+                <w:rtl w:val="0"/>
+              </w:rPr>
+              <w:t xml:space="preserve">0.845</w:t>
+            </w:r>
+          </w:p>
+        </w:tc>
+      </w:tr>
+      <w:tr>
+        <w:tc>
+          <w:tcPr>
+            <w:shd w:fill="auto" w:val="clear"/>
+            <w:tcMar>
+              <w:top w:w="100.0" w:type="dxa"/>
+              <w:left w:w="100.0" w:type="dxa"/>
+              <w:bottom w:w="100.0" w:type="dxa"/>
+              <w:right w:w="100.0" w:type="dxa"/>
+            </w:tcMar>
+            <w:vAlign w:val="top"/>
+          </w:tcPr>
+          <w:p>
+            <w:pPr>
+              <w:jc w:val="left"/>
+              <w:rPr>
+                <w:rFonts w:ascii="Times New Roman" w:cs="Times New Roman" w:eastAsia="Times New Roman" w:hAnsi="Times New Roman"/>
+                <w:sz w:val="16"/>
+                <w:szCs w:val="16"/>
+              </w:rPr>
+            </w:pPr>
+            <w:r>
+              <w:rPr>
+                <w:rFonts w:ascii="Times New Roman" w:cs="Times New Roman" w:eastAsia="Times New Roman" w:hAnsi="Times New Roman"/>
+                <w:sz w:val="16"/>
+                <w:szCs w:val="16"/>
+                <w:rtl w:val="0"/>
+              </w:rPr>
+              <w:t xml:space="preserve">GPT-4.1 Mini</w:t>
+            </w:r>
+          </w:p>
+        </w:tc>
+        <w:tc>
+          <w:tcPr>
+            <w:shd w:fill="auto" w:val="clear"/>
+            <w:tcMar>
+              <w:top w:w="100.0" w:type="dxa"/>
+              <w:left w:w="100.0" w:type="dxa"/>
+              <w:bottom w:w="100.0" w:type="dxa"/>
+              <w:right w:w="100.0" w:type="dxa"/>
+            </w:tcMar>
+            <w:vAlign w:val="top"/>
+          </w:tcPr>
+          <w:p>
+            <w:pPr>
+              <w:jc w:val="left"/>
+              <w:rPr>
+                <w:rFonts w:ascii="Times New Roman" w:cs="Times New Roman" w:eastAsia="Times New Roman" w:hAnsi="Times New Roman"/>
+                <w:sz w:val="16"/>
+                <w:szCs w:val="16"/>
+              </w:rPr>
+            </w:pPr>
+            <w:r>
+              <w:rPr>
+                <w:rFonts w:ascii="Times New Roman" w:cs="Times New Roman" w:eastAsia="Times New Roman" w:hAnsi="Times New Roman"/>
+                <w:sz w:val="16"/>
+                <w:szCs w:val="16"/>
+                <w:rtl w:val="0"/>
+              </w:rPr>
+              <w:t xml:space="preserve">147</w:t>
+            </w:r>
+          </w:p>
+        </w:tc>
+        <w:tc>
+          <w:tcPr>
+            <w:shd w:fill="auto" w:val="clear"/>
+            <w:tcMar>
+              <w:top w:w="100.0" w:type="dxa"/>
+              <w:left w:w="100.0" w:type="dxa"/>
+              <w:bottom w:w="100.0" w:type="dxa"/>
+              <w:right w:w="100.0" w:type="dxa"/>
+            </w:tcMar>
+            <w:vAlign w:val="top"/>
+          </w:tcPr>
+          <w:p>
+            <w:pPr>
+              <w:jc w:val="left"/>
+              <w:rPr>
+                <w:rFonts w:ascii="Times New Roman" w:cs="Times New Roman" w:eastAsia="Times New Roman" w:hAnsi="Times New Roman"/>
+                <w:sz w:val="16"/>
+                <w:szCs w:val="16"/>
+              </w:rPr>
+            </w:pPr>
+            <w:r>
+              <w:rPr>
+                <w:rFonts w:ascii="Times New Roman" w:cs="Times New Roman" w:eastAsia="Times New Roman" w:hAnsi="Times New Roman"/>
+                <w:sz w:val="16"/>
+                <w:szCs w:val="16"/>
+                <w:rtl w:val="0"/>
+              </w:rPr>
+              <w:t xml:space="preserve">61.2%</w:t>
+            </w:r>
+          </w:p>
+        </w:tc>
+        <w:tc>
+          <w:tcPr>
+            <w:shd w:fill="auto" w:val="clear"/>
+            <w:tcMar>
+              <w:top w:w="100.0" w:type="dxa"/>
+              <w:left w:w="100.0" w:type="dxa"/>
+              <w:bottom w:w="100.0" w:type="dxa"/>
+              <w:right w:w="100.0" w:type="dxa"/>
+            </w:tcMar>
+            <w:vAlign w:val="top"/>
+          </w:tcPr>
+          <w:p>
+            <w:pPr>
+              <w:jc w:val="left"/>
+              <w:rPr>
+                <w:rFonts w:ascii="Times New Roman" w:cs="Times New Roman" w:eastAsia="Times New Roman" w:hAnsi="Times New Roman"/>
+                <w:sz w:val="16"/>
+                <w:szCs w:val="16"/>
+              </w:rPr>
+            </w:pPr>
+            <w:r>
+              <w:rPr>
+                <w:rFonts w:ascii="Times New Roman" w:cs="Times New Roman" w:eastAsia="Times New Roman" w:hAnsi="Times New Roman"/>
+                <w:sz w:val="16"/>
+                <w:szCs w:val="16"/>
+                <w:rtl w:val="0"/>
+              </w:rPr>
+              <w:t xml:space="preserve">74.1%</w:t>
+            </w:r>
+          </w:p>
+        </w:tc>
+        <w:tc>
+          <w:tcPr>
+            <w:shd w:fill="auto" w:val="clear"/>
+            <w:tcMar>
+              <w:top w:w="100.0" w:type="dxa"/>
+              <w:left w:w="100.0" w:type="dxa"/>
+              <w:bottom w:w="100.0" w:type="dxa"/>
+              <w:right w:w="100.0" w:type="dxa"/>
+            </w:tcMar>
+            <w:vAlign w:val="top"/>
+          </w:tcPr>
+          <w:p>
+            <w:pPr>
+              <w:jc w:val="left"/>
+              <w:rPr>
+                <w:rFonts w:ascii="Times New Roman" w:cs="Times New Roman" w:eastAsia="Times New Roman" w:hAnsi="Times New Roman"/>
+                <w:sz w:val="16"/>
+                <w:szCs w:val="16"/>
+              </w:rPr>
+            </w:pPr>
+            <w:r>
+              <w:rPr>
+                <w:rFonts w:ascii="Times New Roman" w:cs="Times New Roman" w:eastAsia="Times New Roman" w:hAnsi="Times New Roman"/>
+                <w:sz w:val="16"/>
+                <w:szCs w:val="16"/>
+                <w:rtl w:val="0"/>
+              </w:rPr>
+              <w:t xml:space="preserve">+12.9pp</w:t>
+            </w:r>
+          </w:p>
+        </w:tc>
+        <w:tc>
+          <w:tcPr>
+            <w:shd w:fill="auto" w:val="clear"/>
+            <w:tcMar>
+              <w:top w:w="100.0" w:type="dxa"/>
+              <w:left w:w="100.0" w:type="dxa"/>
+              <w:bottom w:w="100.0" w:type="dxa"/>
+              <w:right w:w="100.0" w:type="dxa"/>
+            </w:tcMar>
+            <w:vAlign w:val="top"/>
+          </w:tcPr>
+          <w:p>
+            <w:pPr>
+              <w:jc w:val="left"/>
+              <w:rPr>
+                <w:rFonts w:ascii="Times New Roman" w:cs="Times New Roman" w:eastAsia="Times New Roman" w:hAnsi="Times New Roman"/>
+                <w:sz w:val="16"/>
+                <w:szCs w:val="16"/>
+              </w:rPr>
+            </w:pPr>
+            <w:r>
+              <w:rPr>
+                <w:rFonts w:ascii="Times New Roman" w:cs="Times New Roman" w:eastAsia="Times New Roman" w:hAnsi="Times New Roman"/>
+                <w:sz w:val="16"/>
+                <w:szCs w:val="16"/>
+                <w:rtl w:val="0"/>
+              </w:rPr>
+              <w:t xml:space="preserve">0.007</w:t>
+            </w:r>
+          </w:p>
+        </w:tc>
+      </w:tr>
+      <w:tr>
+        <w:tc>
+          <w:tcPr>
+            <w:shd w:fill="auto" w:val="clear"/>
+            <w:tcMar>
+              <w:top w:w="100.0" w:type="dxa"/>
+              <w:left w:w="100.0" w:type="dxa"/>
+              <w:bottom w:w="100.0" w:type="dxa"/>
+              <w:right w:w="100.0" w:type="dxa"/>
+            </w:tcMar>
+            <w:vAlign w:val="top"/>
+          </w:tcPr>
+          <w:p>
+            <w:pPr>
+              <w:jc w:val="left"/>
+              <w:rPr>
+                <w:rFonts w:ascii="Times New Roman" w:cs="Times New Roman" w:eastAsia="Times New Roman" w:hAnsi="Times New Roman"/>
+                <w:sz w:val="16"/>
+                <w:szCs w:val="16"/>
+              </w:rPr>
+            </w:pPr>
+            <w:r>
+              <w:rPr>
+                <w:rFonts w:ascii="Times New Roman" w:cs="Times New Roman" w:eastAsia="Times New Roman" w:hAnsi="Times New Roman"/>
+                <w:sz w:val="16"/>
+                <w:szCs w:val="16"/>
+                <w:rtl w:val="0"/>
+              </w:rPr>
+              <w:t xml:space="preserve">GPT-4.1</w:t>
+            </w:r>
+          </w:p>
+        </w:tc>
+        <w:tc>
+          <w:tcPr>
+            <w:shd w:fill="auto" w:val="clear"/>
+            <w:tcMar>
+              <w:top w:w="100.0" w:type="dxa"/>
+              <w:left w:w="100.0" w:type="dxa"/>
+              <w:bottom w:w="100.0" w:type="dxa"/>
+              <w:right w:w="100.0" w:type="dxa"/>
+            </w:tcMar>
+            <w:vAlign w:val="top"/>
+          </w:tcPr>
+          <w:p>
+            <w:pPr>
+              <w:jc w:val="left"/>
+              <w:rPr>
+                <w:rFonts w:ascii="Times New Roman" w:cs="Times New Roman" w:eastAsia="Times New Roman" w:hAnsi="Times New Roman"/>
+                <w:sz w:val="16"/>
+                <w:szCs w:val="16"/>
+              </w:rPr>
+            </w:pPr>
+            <w:r>
+              <w:rPr>
+                <w:rFonts w:ascii="Times New Roman" w:cs="Times New Roman" w:eastAsia="Times New Roman" w:hAnsi="Times New Roman"/>
+                <w:sz w:val="16"/>
+                <w:szCs w:val="16"/>
+                <w:rtl w:val="0"/>
+              </w:rPr>
+              <w:t xml:space="preserve">146</w:t>
+            </w:r>
+          </w:p>
+        </w:tc>
+        <w:tc>
+          <w:tcPr>
+            <w:shd w:fill="auto" w:val="clear"/>
+            <w:tcMar>
+              <w:top w:w="100.0" w:type="dxa"/>
+              <w:left w:w="100.0" w:type="dxa"/>
+              <w:bottom w:w="100.0" w:type="dxa"/>
+              <w:right w:w="100.0" w:type="dxa"/>
+            </w:tcMar>
+            <w:vAlign w:val="top"/>
+          </w:tcPr>
+          <w:p>
+            <w:pPr>
+              <w:jc w:val="left"/>
+              <w:rPr>
+                <w:rFonts w:ascii="Times New Roman" w:cs="Times New Roman" w:eastAsia="Times New Roman" w:hAnsi="Times New Roman"/>
+                <w:sz w:val="16"/>
+                <w:szCs w:val="16"/>
+              </w:rPr>
+            </w:pPr>
+            <w:r>
+              <w:rPr>
+                <w:rFonts w:ascii="Times New Roman" w:cs="Times New Roman" w:eastAsia="Times New Roman" w:hAnsi="Times New Roman"/>
+                <w:sz w:val="16"/>
+                <w:szCs w:val="16"/>
+                <w:rtl w:val="0"/>
+              </w:rPr>
+              <w:t xml:space="preserve">69.2%</w:t>
+            </w:r>
+          </w:p>
+        </w:tc>
+        <w:tc>
+          <w:tcPr>
+            <w:shd w:fill="auto" w:val="clear"/>
+            <w:tcMar>
+              <w:top w:w="100.0" w:type="dxa"/>
+              <w:left w:w="100.0" w:type="dxa"/>
+              <w:bottom w:w="100.0" w:type="dxa"/>
+              <w:right w:w="100.0" w:type="dxa"/>
+            </w:tcMar>
+            <w:vAlign w:val="top"/>
+          </w:tcPr>
+          <w:p>
+            <w:pPr>
+              <w:jc w:val="left"/>
+              <w:rPr>
+                <w:rFonts w:ascii="Times New Roman" w:cs="Times New Roman" w:eastAsia="Times New Roman" w:hAnsi="Times New Roman"/>
+                <w:sz w:val="16"/>
+                <w:szCs w:val="16"/>
+              </w:rPr>
+            </w:pPr>
+            <w:r>
+              <w:rPr>
+                <w:rFonts w:ascii="Times New Roman" w:cs="Times New Roman" w:eastAsia="Times New Roman" w:hAnsi="Times New Roman"/>
+                <w:sz w:val="16"/>
+                <w:szCs w:val="16"/>
+                <w:rtl w:val="0"/>
+              </w:rPr>
+              <w:t xml:space="preserve">78.8%</w:t>
+            </w:r>
+          </w:p>
+        </w:tc>
+        <w:tc>
+          <w:tcPr>
+            <w:shd w:fill="auto" w:val="clear"/>
+            <w:tcMar>
+              <w:top w:w="100.0" w:type="dxa"/>
+              <w:left w:w="100.0" w:type="dxa"/>
+              <w:bottom w:w="100.0" w:type="dxa"/>
+              <w:right w:w="100.0" w:type="dxa"/>
+            </w:tcMar>
+            <w:vAlign w:val="top"/>
+          </w:tcPr>
+          <w:p>
+            <w:pPr>
+              <w:jc w:val="left"/>
+              <w:rPr>
+                <w:rFonts w:ascii="Times New Roman" w:cs="Times New Roman" w:eastAsia="Times New Roman" w:hAnsi="Times New Roman"/>
+                <w:sz w:val="16"/>
+                <w:szCs w:val="16"/>
+              </w:rPr>
+            </w:pPr>
+            <w:r>
+              <w:rPr>
+                <w:rFonts w:ascii="Times New Roman" w:cs="Times New Roman" w:eastAsia="Times New Roman" w:hAnsi="Times New Roman"/>
+                <w:sz w:val="16"/>
+                <w:szCs w:val="16"/>
+                <w:rtl w:val="0"/>
+              </w:rPr>
+              <w:t xml:space="preserve">+9.6pp</w:t>
+            </w:r>
+          </w:p>
+        </w:tc>
+        <w:tc>
+          <w:tcPr>
+            <w:shd w:fill="auto" w:val="clear"/>
+            <w:tcMar>
+              <w:top w:w="100.0" w:type="dxa"/>
+              <w:left w:w="100.0" w:type="dxa"/>
+              <w:bottom w:w="100.0" w:type="dxa"/>
+              <w:right w:w="100.0" w:type="dxa"/>
+            </w:tcMar>
+            <w:vAlign w:val="top"/>
+          </w:tcPr>
+          <w:p>
+            <w:pPr>
+              <w:jc w:val="left"/>
+              <w:rPr>
+                <w:rFonts w:ascii="Times New Roman" w:cs="Times New Roman" w:eastAsia="Times New Roman" w:hAnsi="Times New Roman"/>
+                <w:sz w:val="16"/>
+                <w:szCs w:val="16"/>
+              </w:rPr>
+            </w:pPr>
+            <w:r>
+              <w:rPr>
+                <w:rFonts w:ascii="Times New Roman" w:cs="Times New Roman" w:eastAsia="Times New Roman" w:hAnsi="Times New Roman"/>
+                <w:sz w:val="16"/>
+                <w:szCs w:val="16"/>
+                <w:rtl w:val="0"/>
+              </w:rPr>
+              <w:t xml:space="preserve">0.018</w:t>
+            </w:r>
+          </w:p>
+        </w:tc>
+      </w:tr>
+      <w:tr>
+        <w:tc>
+          <w:tcPr>
+            <w:shd w:fill="auto" w:val="clear"/>
+            <w:tcMar>
+              <w:top w:w="100.0" w:type="dxa"/>
+              <w:left w:w="100.0" w:type="dxa"/>
+              <w:bottom w:w="100.0" w:type="dxa"/>
+              <w:right w:w="100.0" w:type="dxa"/>
+            </w:tcMar>
+            <w:vAlign w:val="top"/>
+          </w:tcPr>
+          <w:p>
+            <w:pPr>
+              <w:jc w:val="left"/>
+              <w:rPr>
+                <w:rFonts w:ascii="Times New Roman" w:cs="Times New Roman" w:eastAsia="Times New Roman" w:hAnsi="Times New Roman"/>
+                <w:sz w:val="16"/>
+                <w:szCs w:val="16"/>
+              </w:rPr>
+            </w:pPr>
+            <w:r>
+              <w:rPr>
+                <w:rFonts w:ascii="Times New Roman" w:cs="Times New Roman" w:eastAsia="Times New Roman" w:hAnsi="Times New Roman"/>
+                <w:sz w:val="16"/>
+                <w:szCs w:val="16"/>
+                <w:rtl w:val="0"/>
+              </w:rPr>
+              <w:t xml:space="preserve">Claude Sonnet 4</w:t>
+            </w:r>
+          </w:p>
+        </w:tc>
+        <w:tc>
+          <w:tcPr>
+            <w:shd w:fill="auto" w:val="clear"/>
+            <w:tcMar>
+              <w:top w:w="100.0" w:type="dxa"/>
+              <w:left w:w="100.0" w:type="dxa"/>
+              <w:bottom w:w="100.0" w:type="dxa"/>
+              <w:right w:w="100.0" w:type="dxa"/>
+            </w:tcMar>
+            <w:vAlign w:val="top"/>
+          </w:tcPr>
+          <w:p>
+            <w:pPr>
+              <w:jc w:val="left"/>
+              <w:rPr>
+                <w:rFonts w:ascii="Times New Roman" w:cs="Times New Roman" w:eastAsia="Times New Roman" w:hAnsi="Times New Roman"/>
+                <w:sz w:val="16"/>
+                <w:szCs w:val="16"/>
+              </w:rPr>
+            </w:pPr>
+            <w:r>
+              <w:rPr>
+                <w:rFonts w:ascii="Times New Roman" w:cs="Times New Roman" w:eastAsia="Times New Roman" w:hAnsi="Times New Roman"/>
+                <w:sz w:val="16"/>
+                <w:szCs w:val="16"/>
+                <w:rtl w:val="0"/>
+              </w:rPr>
+              <w:t xml:space="preserve">140</w:t>
+            </w:r>
+          </w:p>
+        </w:tc>
+        <w:tc>
+          <w:tcPr>
+            <w:shd w:fill="auto" w:val="clear"/>
+            <w:tcMar>
+              <w:top w:w="100.0" w:type="dxa"/>
+              <w:left w:w="100.0" w:type="dxa"/>
+              <w:bottom w:w="100.0" w:type="dxa"/>
+              <w:right w:w="100.0" w:type="dxa"/>
+            </w:tcMar>
+            <w:vAlign w:val="top"/>
+          </w:tcPr>
+          <w:p>
+            <w:pPr>
+              <w:jc w:val="left"/>
+              <w:rPr>
+                <w:rFonts w:ascii="Times New Roman" w:cs="Times New Roman" w:eastAsia="Times New Roman" w:hAnsi="Times New Roman"/>
+                <w:sz w:val="16"/>
+                <w:szCs w:val="16"/>
+              </w:rPr>
+            </w:pPr>
+            <w:r>
+              <w:rPr>
+                <w:rFonts w:ascii="Times New Roman" w:cs="Times New Roman" w:eastAsia="Times New Roman" w:hAnsi="Times New Roman"/>
+                <w:sz w:val="16"/>
+                <w:szCs w:val="16"/>
+                <w:rtl w:val="0"/>
+              </w:rPr>
+              <w:t xml:space="preserve">77.1%</w:t>
+            </w:r>
+          </w:p>
+        </w:tc>
+        <w:tc>
+          <w:tcPr>
+            <w:shd w:fill="auto" w:val="clear"/>
+            <w:tcMar>
+              <w:top w:w="100.0" w:type="dxa"/>
+              <w:left w:w="100.0" w:type="dxa"/>
+              <w:bottom w:w="100.0" w:type="dxa"/>
+              <w:right w:w="100.0" w:type="dxa"/>
+            </w:tcMar>
+            <w:vAlign w:val="top"/>
+          </w:tcPr>
+          <w:p>
+            <w:pPr>
+              <w:jc w:val="left"/>
+              <w:rPr>
+                <w:rFonts w:ascii="Times New Roman" w:cs="Times New Roman" w:eastAsia="Times New Roman" w:hAnsi="Times New Roman"/>
+                <w:sz w:val="16"/>
+                <w:szCs w:val="16"/>
+              </w:rPr>
+            </w:pPr>
+            <w:r>
+              <w:rPr>
+                <w:rFonts w:ascii="Times New Roman" w:cs="Times New Roman" w:eastAsia="Times New Roman" w:hAnsi="Times New Roman"/>
+                <w:sz w:val="16"/>
+                <w:szCs w:val="16"/>
+                <w:rtl w:val="0"/>
+              </w:rPr>
+              <w:t xml:space="preserve">82.1%</w:t>
+            </w:r>
+          </w:p>
+        </w:tc>
+        <w:tc>
+          <w:tcPr>
+            <w:shd w:fill="auto" w:val="clear"/>
+            <w:tcMar>
+              <w:top w:w="100.0" w:type="dxa"/>
+              <w:left w:w="100.0" w:type="dxa"/>
+              <w:bottom w:w="100.0" w:type="dxa"/>
+              <w:right w:w="100.0" w:type="dxa"/>
+            </w:tcMar>
+            <w:vAlign w:val="top"/>
+          </w:tcPr>
+          <w:p>
+            <w:pPr>
+              <w:jc w:val="left"/>
+              <w:rPr>
+                <w:rFonts w:ascii="Times New Roman" w:cs="Times New Roman" w:eastAsia="Times New Roman" w:hAnsi="Times New Roman"/>
+                <w:sz w:val="16"/>
+                <w:szCs w:val="16"/>
+              </w:rPr>
+            </w:pPr>
+            <w:r>
+              <w:rPr>
+                <w:rFonts w:ascii="Times New Roman" w:cs="Times New Roman" w:eastAsia="Times New Roman" w:hAnsi="Times New Roman"/>
+                <w:sz w:val="16"/>
+                <w:szCs w:val="16"/>
+                <w:rtl w:val="0"/>
+              </w:rPr>
+              <w:t xml:space="preserve">+5.0pp</w:t>
+            </w:r>
+          </w:p>
+        </w:tc>
+        <w:tc>
+          <w:tcPr>
+            <w:shd w:fill="auto" w:val="clear"/>
+            <w:tcMar>
+              <w:top w:w="100.0" w:type="dxa"/>
+              <w:left w:w="100.0" w:type="dxa"/>
+              <w:bottom w:w="100.0" w:type="dxa"/>
+              <w:right w:w="100.0" w:type="dxa"/>
+            </w:tcMar>
+            <w:vAlign w:val="top"/>
+          </w:tcPr>
+          <w:p>
+            <w:pPr>
+              <w:jc w:val="left"/>
+              <w:rPr>
+                <w:rFonts w:ascii="Times New Roman" w:cs="Times New Roman" w:eastAsia="Times New Roman" w:hAnsi="Times New Roman"/>
+                <w:sz w:val="16"/>
+                <w:szCs w:val="16"/>
+              </w:rPr>
+            </w:pPr>
+            <w:r>
+              <w:rPr>
+                <w:rFonts w:ascii="Times New Roman" w:cs="Times New Roman" w:eastAsia="Times New Roman" w:hAnsi="Times New Roman"/>
+                <w:sz w:val="16"/>
+                <w:szCs w:val="16"/>
+                <w:rtl w:val="0"/>
+              </w:rPr>
+              <w:t xml:space="preserve">0.189</w:t>
+            </w:r>
+          </w:p>
+        </w:tc>
+      </w:tr>
+      <w:tr>
+        <w:tc>
+          <w:tcPr>
+            <w:shd w:fill="auto" w:val="clear"/>
+            <w:tcMar>
+              <w:top w:w="100.0" w:type="dxa"/>
+              <w:left w:w="100.0" w:type="dxa"/>
+              <w:bottom w:w="100.0" w:type="dxa"/>
+              <w:right w:w="100.0" w:type="dxa"/>
+            </w:tcMar>
+            <w:vAlign w:val="top"/>
+          </w:tcPr>
+          <w:p>
+            <w:pPr>
+              <w:jc w:val="left"/>
+              <w:rPr>
+                <w:rFonts w:ascii="Times New Roman" w:cs="Times New Roman" w:eastAsia="Times New Roman" w:hAnsi="Times New Roman"/>
+                <w:sz w:val="16"/>
+                <w:szCs w:val="16"/>
+              </w:rPr>
+            </w:pPr>
+            <w:r>
+              <w:rPr>
+                <w:rFonts w:ascii="Times New Roman" w:cs="Times New Roman" w:eastAsia="Times New Roman" w:hAnsi="Times New Roman"/>
+                <w:sz w:val="16"/>
+                <w:szCs w:val="16"/>
+                <w:rtl w:val="0"/>
+              </w:rPr>
+              <w:t xml:space="preserve">Gemini 3.6 Flash</w:t>
+            </w:r>
+          </w:p>
+        </w:tc>
+        <w:tc>
+          <w:tcPr>
+            <w:shd w:fill="auto" w:val="clear"/>
+            <w:tcMar>
+              <w:top w:w="100.0" w:type="dxa"/>
+              <w:left w:w="100.0" w:type="dxa"/>
+              <w:bottom w:w="100.0" w:type="dxa"/>
+              <w:right w:w="100.0" w:type="dxa"/>
+            </w:tcMar>
+            <w:vAlign w:val="top"/>
+          </w:tcPr>
+          <w:p>
+            <w:pPr>
+              <w:jc w:val="left"/>
+              <w:rPr>
+                <w:rFonts w:ascii="Times New Roman" w:cs="Times New Roman" w:eastAsia="Times New Roman" w:hAnsi="Times New Roman"/>
+                <w:sz w:val="16"/>
+                <w:szCs w:val="16"/>
+              </w:rPr>
+            </w:pPr>
+            <w:r>
+              <w:rPr>
+                <w:rFonts w:ascii="Times New Roman" w:cs="Times New Roman" w:eastAsia="Times New Roman" w:hAnsi="Times New Roman"/>
+                <w:sz w:val="16"/>
+                <w:szCs w:val="16"/>
+                <w:rtl w:val="0"/>
+              </w:rPr>
+              <w:t xml:space="preserve">147</w:t>
+            </w:r>
+          </w:p>
+        </w:tc>
+        <w:tc>
+          <w:tcPr>
+            <w:shd w:fill="auto" w:val="clear"/>
+            <w:tcMar>
+              <w:top w:w="100.0" w:type="dxa"/>
+              <w:left w:w="100.0" w:type="dxa"/>
+              <w:bottom w:w="100.0" w:type="dxa"/>
+              <w:right w:w="100.0" w:type="dxa"/>
+            </w:tcMar>
+            <w:vAlign w:val="top"/>
+          </w:tcPr>
+          <w:p>
+            <w:pPr>
+              <w:jc w:val="left"/>
+              <w:rPr>
+                <w:rFonts w:ascii="Times New Roman" w:cs="Times New Roman" w:eastAsia="Times New Roman" w:hAnsi="Times New Roman"/>
+                <w:sz w:val="16"/>
+                <w:szCs w:val="16"/>
+              </w:rPr>
+            </w:pPr>
+            <w:r>
+              <w:rPr>
+                <w:rFonts w:ascii="Times New Roman" w:cs="Times New Roman" w:eastAsia="Times New Roman" w:hAnsi="Times New Roman"/>
+                <w:sz w:val="16"/>
+                <w:szCs w:val="16"/>
+                <w:rtl w:val="0"/>
+              </w:rPr>
+              <w:t xml:space="preserve">77.6%</w:t>
+            </w:r>
+          </w:p>
+        </w:tc>
+        <w:tc>
+          <w:tcPr>
+            <w:shd w:fill="auto" w:val="clear"/>
+            <w:tcMar>
+              <w:top w:w="100.0" w:type="dxa"/>
+              <w:left w:w="100.0" w:type="dxa"/>
+              <w:bottom w:w="100.0" w:type="dxa"/>
+              <w:right w:w="100.0" w:type="dxa"/>
+            </w:tcMar>
+            <w:vAlign w:val="top"/>
+          </w:tcPr>
+          <w:p>
+            <w:pPr>
+              <w:jc w:val="left"/>
+              <w:rPr>
+                <w:rFonts w:ascii="Times New Roman" w:cs="Times New Roman" w:eastAsia="Times New Roman" w:hAnsi="Times New Roman"/>
+                <w:sz w:val="16"/>
+                <w:szCs w:val="16"/>
+              </w:rPr>
+            </w:pPr>
+            <w:r>
+              <w:rPr>
+                <w:rFonts w:ascii="Times New Roman" w:cs="Times New Roman" w:eastAsia="Times New Roman" w:hAnsi="Times New Roman"/>
+                <w:sz w:val="16"/>
+                <w:szCs w:val="16"/>
+                <w:rtl w:val="0"/>
+              </w:rPr>
+              <w:t xml:space="preserve">79.6%</w:t>
+            </w:r>
+          </w:p>
+        </w:tc>
+        <w:tc>
+          <w:tcPr>
+            <w:shd w:fill="auto" w:val="clear"/>
+            <w:tcMar>
+              <w:top w:w="100.0" w:type="dxa"/>
+              <w:left w:w="100.0" w:type="dxa"/>
+              <w:bottom w:w="100.0" w:type="dxa"/>
+              <w:right w:w="100.0" w:type="dxa"/>
+            </w:tcMar>
+            <w:vAlign w:val="top"/>
+          </w:tcPr>
+          <w:p>
+            <w:pPr>
+              <w:jc w:val="left"/>
+              <w:rPr>
+                <w:rFonts w:ascii="Times New Roman" w:cs="Times New Roman" w:eastAsia="Times New Roman" w:hAnsi="Times New Roman"/>
+                <w:sz w:val="16"/>
+                <w:szCs w:val="16"/>
+              </w:rPr>
+            </w:pPr>
+            <w:r>
+              <w:rPr>
+                <w:rFonts w:ascii="Times New Roman" w:cs="Times New Roman" w:eastAsia="Times New Roman" w:hAnsi="Times New Roman"/>
+                <w:sz w:val="16"/>
+                <w:szCs w:val="16"/>
+                <w:rtl w:val="0"/>
+              </w:rPr>
+              <w:t xml:space="preserve">+2.0pp</w:t>
+            </w:r>
+          </w:p>
+        </w:tc>
+        <w:tc>
+          <w:tcPr>
+            <w:shd w:fill="auto" w:val="clear"/>
+            <w:tcMar>
+              <w:top w:w="100.0" w:type="dxa"/>
+              <w:left w:w="100.0" w:type="dxa"/>
+              <w:bottom w:w="100.0" w:type="dxa"/>
+              <w:right w:w="100.0" w:type="dxa"/>
+            </w:tcMar>
+            <w:vAlign w:val="top"/>
+          </w:tcPr>
+          <w:p>
+            <w:pPr>
+              <w:jc w:val="left"/>
+              <w:rPr>
+                <w:rFonts w:ascii="Times New Roman" w:cs="Times New Roman" w:eastAsia="Times New Roman" w:hAnsi="Times New Roman"/>
+                <w:sz w:val="16"/>
+                <w:szCs w:val="16"/>
+              </w:rPr>
+            </w:pPr>
+            <w:r>
+              <w:rPr>
+                <w:rFonts w:ascii="Times New Roman" w:cs="Times New Roman" w:eastAsia="Times New Roman" w:hAnsi="Times New Roman"/>
+                <w:sz w:val="16"/>
+                <w:szCs w:val="16"/>
+                <w:rtl w:val="0"/>
+              </w:rPr>
+              <w:t xml:space="preserve">0.664</w:t>
+            </w:r>
+          </w:p>
+        </w:tc>
+      </w:tr>
+    </w:tbl>
+    <w:p>
+      <w:pPr>
+        <w:jc w:val="both"/>
+        <w:rPr>
+          <w:rFonts w:ascii="Times New Roman" w:cs="Times New Roman" w:eastAsia="Times New Roman" w:hAnsi="Times New Roman"/>
+          <w:sz w:val="20"/>
+          <w:szCs w:val="20"/>
+        </w:rPr>
+        <w:pStyle w:val="Normal"/>
+      </w:pPr>
+      <w:r>
+        <w:t/>
+      </w:r>
+    </w:p>
+    <w:p>
+      <w:pPr>
+        <w:jc w:val="both"/>
+        <w:rPr>
+          <w:rFonts w:ascii="Times New Roman" w:cs="Times New Roman" w:eastAsia="Times New Roman" w:hAnsi="Times New Roman"/>
+          <w:sz w:val="20"/>
+          <w:szCs w:val="20"/>
+        </w:rPr>
+        <w:pStyle w:val="Normal"/>
+      </w:pPr>
+      <w:r>
+        <w:t xml:space="preserve">The text-reference benefit is robust for GPT-4.1 (+9.6pp, p=0.018) and GPT-4.1 Mini (+12.9pp, p=0.007) under independent generation. For Nano, Claude Sonnet 4 and Gemini the effect is positive but not significant. Notably, Nano shows the largest gap between self-generated and independently generated references (+5.7pp self versus +1.4pp cross), which is the expected signature of self-agreement bias given that Nano generated the original references. The original A→B comparison therefore represents an upper bound; the cross-generator results provide a more realistic estimate of achievable benefit.</w:t>
+      </w:r>
+    </w:p>
+    <w:p>
+      <w:pPr>
+        <w:jc w:val="both"/>
+        <w:rPr>
+          <w:rFonts w:ascii="Times New Roman" w:cs="Times New Roman" w:eastAsia="Times New Roman" w:hAnsi="Times New Roman"/>
+          <w:sz w:val="20"/>
+          <w:szCs w:val="20"/>
+        </w:rPr>
+        <w:pStyle w:val="Normal"/>
+      </w:pPr>
+      <w:r>
+        <w:t/>
+      </w:r>
+    </w:p>
+    <w:p>
+      <w:pPr>
+        <w:jc w:val="both"/>
+        <w:rPr>
+          <w:rFonts w:ascii="Times New Roman" w:cs="Times New Roman" w:eastAsia="Times New Roman" w:hAnsi="Times New Roman"/>
+          <w:sz w:val="20"/>
+          <w:szCs w:val="20"/>
+        </w:rPr>
+        <w:pStyle w:val="Heading3"/>
+      </w:pPr>
+      <w:r>
+        <w:t xml:space="preserve">5.2.3 No-Criteria Ablation</w:t>
+      </w:r>
+    </w:p>
+    <w:p>
+      <w:pPr>
+        <w:jc w:val="both"/>
+        <w:rPr>
+          <w:rFonts w:ascii="Times New Roman" w:cs="Times New Roman" w:eastAsia="Times New Roman" w:hAnsi="Times New Roman"/>
+          <w:sz w:val="20"/>
+          <w:szCs w:val="20"/>
+        </w:rPr>
+        <w:pStyle w:val="Normal"/>
+      </w:pPr>
+      <w:r>
+        <w:t/>
+      </w:r>
+    </w:p>
+    <w:p>
+      <w:pPr>
+        <w:jc w:val="both"/>
+        <w:rPr>
+          <w:rFonts w:ascii="Times New Roman" w:cs="Times New Roman" w:eastAsia="Times New Roman" w:hAnsi="Times New Roman"/>
+          <w:sz w:val="20"/>
+          <w:szCs w:val="20"/>
+        </w:rPr>
+        <w:pStyle w:val="Normal"/>
+      </w:pPr>
+      <w:r>
+        <w:t xml:space="preserve">We tested whether the evaluation criteria, and not merely the task description, drive the text-reference benefit. We generated references with GPT-4.1 Nano, the same generator used for the primary references, but omitted the benchmark's evaluation criteria from the generation prompt. Holding the generator fixed isolates the contribution of the criteria: the resulting references contain a natural-language description of the expected outcome but no structured success criteria.</w:t>
+      </w:r>
+    </w:p>
+    <w:p>
+      <w:pPr>
+        <w:jc w:val="both"/>
+        <w:rPr>
+          <w:rFonts w:ascii="Times New Roman" w:cs="Times New Roman" w:eastAsia="Times New Roman" w:hAnsi="Times New Roman"/>
+          <w:sz w:val="20"/>
+          <w:szCs w:val="20"/>
+        </w:rPr>
+        <w:pStyle w:val="Normal"/>
+      </w:pPr>
+      <w:r>
+        <w:t xml:space="preserve">No model shows significant benefit when evaluation criteria are removed:</w:t>
+      </w:r>
+    </w:p>
+    <w:p>
+      <w:pPr>
+        <w:jc w:val="both"/>
+        <w:rPr>
+          <w:rFonts w:ascii="Times New Roman" w:cs="Times New Roman" w:eastAsia="Times New Roman" w:hAnsi="Times New Roman"/>
+          <w:sz w:val="20"/>
+          <w:szCs w:val="20"/>
+        </w:rPr>
+        <w:pStyle w:val="Normal"/>
+      </w:pPr>
+      <w:r>
+        <w:t/>
+      </w:r>
+    </w:p>
+    <w:p>
+      <w:pPr>
+        <w:jc w:val="both"/>
+        <w:rPr>
+          <w:rFonts w:ascii="Times New Roman" w:cs="Times New Roman" w:eastAsia="Times New Roman" w:hAnsi="Times New Roman"/>
+          <w:sz w:val="20"/>
+          <w:szCs w:val="20"/>
+        </w:rPr>
+        <w:pStyle w:val="Normal"/>
+      </w:pPr>
+      <w:r>
+        <w:t/>
+      </w:r>
+    </w:p>
+    <w:p>
+      <w:pPr>
+        <w:jc w:val="both"/>
+        <w:rPr>
+          <w:rFonts w:ascii="Times New Roman" w:cs="Times New Roman" w:eastAsia="Times New Roman" w:hAnsi="Times New Roman"/>
+          <w:sz w:val="20"/>
+          <w:szCs w:val="20"/>
+        </w:rPr>
+        <w:pStyle w:val="Normal"/>
+      </w:pPr>
+      <w:r>
+        <w:t xml:space="preserve">Table 7: No-criteria ablation results. Same format as Table 6. All values on the 147-subset.</w:t>
+      </w:r>
+    </w:p>
+    <w:tbl>
+      <w:tblPr>
+        <w:tblStyle w:val="Table5"/>
+        <w:tblW w:w="4320.0" w:type="dxa"/>
+        <w:jc w:val="left"/>
+        <w:tblBorders>
+          <w:top w:color="000000" w:space="0" w:sz="8" w:val="single"/>
+          <w:left w:color="000000" w:space="0" w:sz="8" w:val="single"/>
+          <w:bottom w:color="000000" w:space="0" w:sz="8" w:val="single"/>
+          <w:right w:color="000000" w:space="0" w:sz="8" w:val="single"/>
+          <w:insideH w:color="000000" w:space="0" w:sz="8" w:val="single"/>
+          <w:insideV w:color="000000" w:space="0" w:sz="8" w:val="single"/>
+        </w:tblBorders>
+        <w:tblLayout w:type="fixed"/>
+        <w:tblLook w:val="0600"/>
+      </w:tblPr>
+      <w:tblGrid>
+        <w:gridCol w:w="1100"/>
+        <w:gridCol w:w="500"/>
+        <w:gridCol w:w="640"/>
+        <w:gridCol w:w="640"/>
+        <w:gridCol w:w="640"/>
+        <w:gridCol w:w="800"/>
+      </w:tblGrid>
+      <w:tr>
+        <w:trPr>
+          <w:cantSplit w:val="0"/>
+          <w:tblHeader w:val="1"/>
+        </w:trPr>
+        <w:tc>
+          <w:tcPr>
+            <w:shd w:fill="auto" w:val="clear"/>
+            <w:tcMar>
+              <w:top w:w="100.0" w:type="dxa"/>
+              <w:left w:w="100.0" w:type="dxa"/>
+              <w:bottom w:w="100.0" w:type="dxa"/>
+              <w:right w:w="100.0" w:type="dxa"/>
+            </w:tcMar>
+            <w:vAlign w:val="top"/>
+          </w:tcPr>
+          <w:p>
+            <w:pPr>
+              <w:jc w:val="left"/>
+              <w:rPr>
+                <w:rFonts w:ascii="Times New Roman" w:cs="Times New Roman" w:eastAsia="Times New Roman" w:hAnsi="Times New Roman"/>
+                <w:b w:val="1"/>
+                <w:bCs w:val="1"/>
+                <w:sz w:val="16"/>
+                <w:szCs w:val="16"/>
+              </w:rPr>
+            </w:pPr>
+            <w:r>
+              <w:rPr>
+                <w:rFonts w:ascii="Times New Roman" w:cs="Times New Roman" w:eastAsia="Times New Roman" w:hAnsi="Times New Roman"/>
+                <w:b w:val="1"/>
+                <w:bCs w:val="1"/>
+                <w:sz w:val="16"/>
+                <w:szCs w:val="16"/>
+                <w:rtl w:val="0"/>
+              </w:rPr>
+              <w:t xml:space="preserve">Model</w:t>
+            </w:r>
+          </w:p>
+        </w:tc>
+        <w:tc>
+          <w:tcPr>
+            <w:shd w:fill="auto" w:val="clear"/>
+            <w:tcMar>
+              <w:top w:w="100.0" w:type="dxa"/>
+              <w:left w:w="100.0" w:type="dxa"/>
+              <w:bottom w:w="100.0" w:type="dxa"/>
+              <w:right w:w="100.0" w:type="dxa"/>
+            </w:tcMar>
+            <w:vAlign w:val="top"/>
+          </w:tcPr>
+          <w:p>
+            <w:pPr>
+              <w:jc w:val="left"/>
+              <w:rPr>
+                <w:rFonts w:ascii="Times New Roman" w:cs="Times New Roman" w:eastAsia="Times New Roman" w:hAnsi="Times New Roman"/>
+                <w:b w:val="1"/>
+                <w:bCs w:val="1"/>
+                <w:sz w:val="16"/>
+                <w:szCs w:val="16"/>
+              </w:rPr>
+            </w:pPr>
+            <w:r>
+              <w:rPr>
+                <w:rFonts w:ascii="Times New Roman" w:cs="Times New Roman" w:eastAsia="Times New Roman" w:hAnsi="Times New Roman"/>
+                <w:b w:val="1"/>
+                <w:bCs w:val="1"/>
+                <w:sz w:val="16"/>
+                <w:szCs w:val="16"/>
+                <w:rtl w:val="0"/>
+              </w:rPr>
+              <w:t xml:space="preserve">n</w:t>
+            </w:r>
+          </w:p>
+        </w:tc>
+        <w:tc>
+          <w:tcPr>
+            <w:shd w:fill="auto" w:val="clear"/>
+            <w:tcMar>
+              <w:top w:w="100.0" w:type="dxa"/>
+              <w:left w:w="100.0" w:type="dxa"/>
+              <w:bottom w:w="100.0" w:type="dxa"/>
+              <w:right w:w="100.0" w:type="dxa"/>
+            </w:tcMar>
+            <w:vAlign w:val="top"/>
+          </w:tcPr>
+          <w:p>
+            <w:pPr>
+              <w:jc w:val="left"/>
+              <w:rPr>
+                <w:rFonts w:ascii="Times New Roman" w:cs="Times New Roman" w:eastAsia="Times New Roman" w:hAnsi="Times New Roman"/>
+                <w:b w:val="1"/>
+                <w:bCs w:val="1"/>
+                <w:sz w:val="16"/>
+                <w:szCs w:val="16"/>
+              </w:rPr>
+            </w:pPr>
+            <w:r>
+              <w:rPr>
+                <w:rFonts w:ascii="Times New Roman" w:cs="Times New Roman" w:eastAsia="Times New Roman" w:hAnsi="Times New Roman"/>
+                <w:b w:val="1"/>
+                <w:bCs w:val="1"/>
+                <w:sz w:val="16"/>
+                <w:szCs w:val="16"/>
+                <w:rtl w:val="0"/>
+              </w:rPr>
+              <w:t xml:space="preserve">A acc</w:t>
+            </w:r>
+          </w:p>
+        </w:tc>
+        <w:tc>
+          <w:tcPr>
+            <w:shd w:fill="auto" w:val="clear"/>
+            <w:tcMar>
+              <w:top w:w="100.0" w:type="dxa"/>
+              <w:left w:w="100.0" w:type="dxa"/>
+              <w:bottom w:w="100.0" w:type="dxa"/>
+              <w:right w:w="100.0" w:type="dxa"/>
+            </w:tcMar>
+            <w:vAlign w:val="top"/>
+          </w:tcPr>
+          <w:p>
+            <w:pPr>
+              <w:jc w:val="left"/>
+              <w:rPr>
+                <w:rFonts w:ascii="Times New Roman" w:cs="Times New Roman" w:eastAsia="Times New Roman" w:hAnsi="Times New Roman"/>
+                <w:b w:val="1"/>
+                <w:bCs w:val="1"/>
+                <w:sz w:val="16"/>
+                <w:szCs w:val="16"/>
+              </w:rPr>
+            </w:pPr>
+            <w:r>
+              <w:rPr>
+                <w:rFonts w:ascii="Times New Roman" w:cs="Times New Roman" w:eastAsia="Times New Roman" w:hAnsi="Times New Roman"/>
+                <w:b w:val="1"/>
+                <w:bCs w:val="1"/>
+                <w:sz w:val="16"/>
+                <w:szCs w:val="16"/>
+                <w:rtl w:val="0"/>
+              </w:rPr>
+              <w:t xml:space="preserve">B acc</w:t>
+            </w:r>
+          </w:p>
+        </w:tc>
+        <w:tc>
+          <w:tcPr>
+            <w:shd w:fill="auto" w:val="clear"/>
+            <w:tcMar>
+              <w:top w:w="100.0" w:type="dxa"/>
+              <w:left w:w="100.0" w:type="dxa"/>
+              <w:bottom w:w="100.0" w:type="dxa"/>
+              <w:right w:w="100.0" w:type="dxa"/>
+            </w:tcMar>
+            <w:vAlign w:val="top"/>
+          </w:tcPr>
+          <w:p>
+            <w:pPr>
+              <w:jc w:val="left"/>
+              <w:rPr>
+                <w:rFonts w:ascii="Times New Roman" w:cs="Times New Roman" w:eastAsia="Times New Roman" w:hAnsi="Times New Roman"/>
+                <w:b w:val="1"/>
+                <w:bCs w:val="1"/>
+                <w:sz w:val="16"/>
+                <w:szCs w:val="16"/>
+              </w:rPr>
+            </w:pPr>
+            <w:r>
+              <w:rPr>
+                <w:rFonts w:ascii="Times New Roman" w:cs="Times New Roman" w:eastAsia="Times New Roman" w:hAnsi="Times New Roman"/>
+                <w:b w:val="1"/>
+                <w:bCs w:val="1"/>
+                <w:sz w:val="16"/>
+                <w:szCs w:val="16"/>
+                <w:rtl w:val="0"/>
+              </w:rPr>
+              <w:t xml:space="preserve">Lift</w:t>
+            </w:r>
+          </w:p>
+        </w:tc>
+        <w:tc>
+          <w:tcPr>
+            <w:shd w:fill="auto" w:val="clear"/>
+            <w:tcMar>
+              <w:top w:w="100.0" w:type="dxa"/>
+              <w:left w:w="100.0" w:type="dxa"/>
+              <w:bottom w:w="100.0" w:type="dxa"/>
+              <w:right w:w="100.0" w:type="dxa"/>
+            </w:tcMar>
+            <w:vAlign w:val="top"/>
+          </w:tcPr>
+          <w:p>
+            <w:pPr>
+              <w:jc w:val="left"/>
+              <w:rPr>
+                <w:rFonts w:ascii="Times New Roman" w:cs="Times New Roman" w:eastAsia="Times New Roman" w:hAnsi="Times New Roman"/>
+                <w:b w:val="1"/>
+                <w:bCs w:val="1"/>
+                <w:sz w:val="16"/>
+                <w:szCs w:val="16"/>
+              </w:rPr>
+            </w:pPr>
+            <w:r>
+              <w:rPr>
+                <w:rFonts w:ascii="Times New Roman" w:cs="Times New Roman" w:eastAsia="Times New Roman" w:hAnsi="Times New Roman"/>
+                <w:b w:val="1"/>
+                <w:bCs w:val="1"/>
+                <w:sz w:val="16"/>
+                <w:szCs w:val="16"/>
+                <w:rtl w:val="0"/>
+              </w:rPr>
+              <w:t xml:space="preserve">McNemar p</w:t>
+            </w:r>
+          </w:p>
+        </w:tc>
+      </w:tr>
+      <w:tr>
+        <w:tc>
+          <w:tcPr>
+            <w:shd w:fill="auto" w:val="clear"/>
+            <w:tcMar>
+              <w:top w:w="100.0" w:type="dxa"/>
+              <w:left w:w="100.0" w:type="dxa"/>
+              <w:bottom w:w="100.0" w:type="dxa"/>
+              <w:right w:w="100.0" w:type="dxa"/>
+            </w:tcMar>
+            <w:vAlign w:val="top"/>
+          </w:tcPr>
+          <w:p>
+            <w:pPr>
+              <w:jc w:val="left"/>
+              <w:rPr>
+                <w:rFonts w:ascii="Times New Roman" w:cs="Times New Roman" w:eastAsia="Times New Roman" w:hAnsi="Times New Roman"/>
+                <w:sz w:val="16"/>
+                <w:szCs w:val="16"/>
+              </w:rPr>
+            </w:pPr>
+            <w:r>
+              <w:rPr>
+                <w:rFonts w:ascii="Times New Roman" w:cs="Times New Roman" w:eastAsia="Times New Roman" w:hAnsi="Times New Roman"/>
+                <w:sz w:val="16"/>
+                <w:szCs w:val="16"/>
+                <w:rtl w:val="0"/>
+              </w:rPr>
+              <w:t xml:space="preserve">GPT-4.1 Nano</w:t>
+            </w:r>
+          </w:p>
+        </w:tc>
+        <w:tc>
+          <w:tcPr>
+            <w:shd w:fill="auto" w:val="clear"/>
+            <w:tcMar>
+              <w:top w:w="100.0" w:type="dxa"/>
+              <w:left w:w="100.0" w:type="dxa"/>
+              <w:bottom w:w="100.0" w:type="dxa"/>
+              <w:right w:w="100.0" w:type="dxa"/>
+            </w:tcMar>
+            <w:vAlign w:val="top"/>
+          </w:tcPr>
+          <w:p>
+            <w:pPr>
+              <w:jc w:val="left"/>
+              <w:rPr>
+                <w:rFonts w:ascii="Times New Roman" w:cs="Times New Roman" w:eastAsia="Times New Roman" w:hAnsi="Times New Roman"/>
+                <w:sz w:val="16"/>
+                <w:szCs w:val="16"/>
+              </w:rPr>
+            </w:pPr>
+            <w:r>
+              <w:rPr>
+                <w:rFonts w:ascii="Times New Roman" w:cs="Times New Roman" w:eastAsia="Times New Roman" w:hAnsi="Times New Roman"/>
+                <w:sz w:val="16"/>
+                <w:szCs w:val="16"/>
+                <w:rtl w:val="0"/>
+              </w:rPr>
+              <w:t xml:space="preserve">144</w:t>
+            </w:r>
+          </w:p>
+        </w:tc>
+        <w:tc>
+          <w:tcPr>
+            <w:shd w:fill="auto" w:val="clear"/>
+            <w:tcMar>
+              <w:top w:w="100.0" w:type="dxa"/>
+              <w:left w:w="100.0" w:type="dxa"/>
+              <w:bottom w:w="100.0" w:type="dxa"/>
+              <w:right w:w="100.0" w:type="dxa"/>
+            </w:tcMar>
+            <w:vAlign w:val="top"/>
+          </w:tcPr>
+          <w:p>
+            <w:pPr>
+              <w:jc w:val="left"/>
+              <w:rPr>
+                <w:rFonts w:ascii="Times New Roman" w:cs="Times New Roman" w:eastAsia="Times New Roman" w:hAnsi="Times New Roman"/>
+                <w:sz w:val="16"/>
+                <w:szCs w:val="16"/>
+              </w:rPr>
+            </w:pPr>
+            <w:r>
+              <w:rPr>
+                <w:rFonts w:ascii="Times New Roman" w:cs="Times New Roman" w:eastAsia="Times New Roman" w:hAnsi="Times New Roman"/>
+                <w:sz w:val="16"/>
+                <w:szCs w:val="16"/>
+                <w:rtl w:val="0"/>
+              </w:rPr>
+              <w:t xml:space="preserve">75.7%</w:t>
+            </w:r>
+          </w:p>
+        </w:tc>
+        <w:tc>
+          <w:tcPr>
+            <w:shd w:fill="auto" w:val="clear"/>
+            <w:tcMar>
+              <w:top w:w="100.0" w:type="dxa"/>
+              <w:left w:w="100.0" w:type="dxa"/>
+              <w:bottom w:w="100.0" w:type="dxa"/>
+              <w:right w:w="100.0" w:type="dxa"/>
+            </w:tcMar>
+            <w:vAlign w:val="top"/>
+          </w:tcPr>
+          <w:p>
+            <w:pPr>
+              <w:jc w:val="left"/>
+              <w:rPr>
+                <w:rFonts w:ascii="Times New Roman" w:cs="Times New Roman" w:eastAsia="Times New Roman" w:hAnsi="Times New Roman"/>
+                <w:sz w:val="16"/>
+                <w:szCs w:val="16"/>
+              </w:rPr>
+            </w:pPr>
+            <w:r>
+              <w:rPr>
+                <w:rFonts w:ascii="Times New Roman" w:cs="Times New Roman" w:eastAsia="Times New Roman" w:hAnsi="Times New Roman"/>
+                <w:sz w:val="16"/>
+                <w:szCs w:val="16"/>
+                <w:rtl w:val="0"/>
+              </w:rPr>
+              <w:t xml:space="preserve">75.7%</w:t>
+            </w:r>
+          </w:p>
+        </w:tc>
+        <w:tc>
+          <w:tcPr>
+            <w:shd w:fill="auto" w:val="clear"/>
+            <w:tcMar>
+              <w:top w:w="100.0" w:type="dxa"/>
+              <w:left w:w="100.0" w:type="dxa"/>
+              <w:bottom w:w="100.0" w:type="dxa"/>
+              <w:right w:w="100.0" w:type="dxa"/>
+            </w:tcMar>
+            <w:vAlign w:val="top"/>
+          </w:tcPr>
+          <w:p>
+            <w:pPr>
+              <w:jc w:val="left"/>
+              <w:rPr>
+                <w:rFonts w:ascii="Times New Roman" w:cs="Times New Roman" w:eastAsia="Times New Roman" w:hAnsi="Times New Roman"/>
+                <w:sz w:val="16"/>
+                <w:szCs w:val="16"/>
+              </w:rPr>
+            </w:pPr>
+            <w:r>
+              <w:rPr>
+                <w:rFonts w:ascii="Times New Roman" w:cs="Times New Roman" w:eastAsia="Times New Roman" w:hAnsi="Times New Roman"/>
+                <w:sz w:val="16"/>
+                <w:szCs w:val="16"/>
+                <w:rtl w:val="0"/>
+              </w:rPr>
+              <w:t xml:space="preserve">+0.0pp</w:t>
+            </w:r>
+          </w:p>
+        </w:tc>
+        <w:tc>
+          <w:tcPr>
+            <w:shd w:fill="auto" w:val="clear"/>
+            <w:tcMar>
+              <w:top w:w="100.0" w:type="dxa"/>
+              <w:left w:w="100.0" w:type="dxa"/>
+              <w:bottom w:w="100.0" w:type="dxa"/>
+              <w:right w:w="100.0" w:type="dxa"/>
+            </w:tcMar>
+            <w:vAlign w:val="top"/>
+          </w:tcPr>
+          <w:p>
+            <w:pPr>
+              <w:jc w:val="left"/>
+              <w:rPr>
+                <w:rFonts w:ascii="Times New Roman" w:cs="Times New Roman" w:eastAsia="Times New Roman" w:hAnsi="Times New Roman"/>
+                <w:sz w:val="16"/>
+                <w:szCs w:val="16"/>
+              </w:rPr>
+            </w:pPr>
+            <w:r>
+              <w:rPr>
+                <w:rFonts w:ascii="Times New Roman" w:cs="Times New Roman" w:eastAsia="Times New Roman" w:hAnsi="Times New Roman"/>
+                <w:sz w:val="16"/>
+                <w:szCs w:val="16"/>
+                <w:rtl w:val="0"/>
+              </w:rPr>
+              <w:t xml:space="preserve">0.845</w:t>
+            </w:r>
+          </w:p>
+        </w:tc>
+      </w:tr>
+      <w:tr>
+        <w:tc>
+          <w:tcPr>
+            <w:shd w:fill="auto" w:val="clear"/>
+            <w:tcMar>
+              <w:top w:w="100.0" w:type="dxa"/>
+              <w:left w:w="100.0" w:type="dxa"/>
+              <w:bottom w:w="100.0" w:type="dxa"/>
+              <w:right w:w="100.0" w:type="dxa"/>
+            </w:tcMar>
+            <w:vAlign w:val="top"/>
+          </w:tcPr>
+          <w:p>
+            <w:pPr>
+              <w:jc w:val="left"/>
+              <w:rPr>
+                <w:rFonts w:ascii="Times New Roman" w:cs="Times New Roman" w:eastAsia="Times New Roman" w:hAnsi="Times New Roman"/>
+                <w:sz w:val="16"/>
+                <w:szCs w:val="16"/>
+              </w:rPr>
+            </w:pPr>
+            <w:r>
+              <w:rPr>
+                <w:rFonts w:ascii="Times New Roman" w:cs="Times New Roman" w:eastAsia="Times New Roman" w:hAnsi="Times New Roman"/>
+                <w:sz w:val="16"/>
+                <w:szCs w:val="16"/>
+                <w:rtl w:val="0"/>
+              </w:rPr>
+              <w:t xml:space="preserve">GPT-4.1 Mini</w:t>
+            </w:r>
+          </w:p>
+        </w:tc>
+        <w:tc>
+          <w:tcPr>
+            <w:shd w:fill="auto" w:val="clear"/>
+            <w:tcMar>
+              <w:top w:w="100.0" w:type="dxa"/>
+              <w:left w:w="100.0" w:type="dxa"/>
+              <w:bottom w:w="100.0" w:type="dxa"/>
+              <w:right w:w="100.0" w:type="dxa"/>
+            </w:tcMar>
+            <w:vAlign w:val="top"/>
+          </w:tcPr>
+          <w:p>
+            <w:pPr>
+              <w:jc w:val="left"/>
+              <w:rPr>
+                <w:rFonts w:ascii="Times New Roman" w:cs="Times New Roman" w:eastAsia="Times New Roman" w:hAnsi="Times New Roman"/>
+                <w:sz w:val="16"/>
+                <w:szCs w:val="16"/>
+              </w:rPr>
+            </w:pPr>
+            <w:r>
+              <w:rPr>
+                <w:rFonts w:ascii="Times New Roman" w:cs="Times New Roman" w:eastAsia="Times New Roman" w:hAnsi="Times New Roman"/>
+                <w:sz w:val="16"/>
+                <w:szCs w:val="16"/>
+                <w:rtl w:val="0"/>
+              </w:rPr>
+              <w:t xml:space="preserve">147</w:t>
+            </w:r>
+          </w:p>
+        </w:tc>
+        <w:tc>
+          <w:tcPr>
+            <w:shd w:fill="auto" w:val="clear"/>
+            <w:tcMar>
+              <w:top w:w="100.0" w:type="dxa"/>
+              <w:left w:w="100.0" w:type="dxa"/>
+              <w:bottom w:w="100.0" w:type="dxa"/>
+              <w:right w:w="100.0" w:type="dxa"/>
+            </w:tcMar>
+            <w:vAlign w:val="top"/>
+          </w:tcPr>
+          <w:p>
+            <w:pPr>
+              <w:jc w:val="left"/>
+              <w:rPr>
+                <w:rFonts w:ascii="Times New Roman" w:cs="Times New Roman" w:eastAsia="Times New Roman" w:hAnsi="Times New Roman"/>
+                <w:sz w:val="16"/>
+                <w:szCs w:val="16"/>
+              </w:rPr>
+            </w:pPr>
+            <w:r>
+              <w:rPr>
+                <w:rFonts w:ascii="Times New Roman" w:cs="Times New Roman" w:eastAsia="Times New Roman" w:hAnsi="Times New Roman"/>
+                <w:sz w:val="16"/>
+                <w:szCs w:val="16"/>
+                <w:rtl w:val="0"/>
+              </w:rPr>
+              <w:t xml:space="preserve">61.2%</w:t>
+            </w:r>
+          </w:p>
+        </w:tc>
+        <w:tc>
+          <w:tcPr>
+            <w:shd w:fill="auto" w:val="clear"/>
+            <w:tcMar>
+              <w:top w:w="100.0" w:type="dxa"/>
+              <w:left w:w="100.0" w:type="dxa"/>
+              <w:bottom w:w="100.0" w:type="dxa"/>
+              <w:right w:w="100.0" w:type="dxa"/>
+            </w:tcMar>
+            <w:vAlign w:val="top"/>
+          </w:tcPr>
+          <w:p>
+            <w:pPr>
+              <w:jc w:val="left"/>
+              <w:rPr>
+                <w:rFonts w:ascii="Times New Roman" w:cs="Times New Roman" w:eastAsia="Times New Roman" w:hAnsi="Times New Roman"/>
+                <w:sz w:val="16"/>
+                <w:szCs w:val="16"/>
+              </w:rPr>
+            </w:pPr>
+            <w:r>
+              <w:rPr>
+                <w:rFonts w:ascii="Times New Roman" w:cs="Times New Roman" w:eastAsia="Times New Roman" w:hAnsi="Times New Roman"/>
+                <w:sz w:val="16"/>
+                <w:szCs w:val="16"/>
+                <w:rtl w:val="0"/>
+              </w:rPr>
+              <w:t xml:space="preserve">68.0%</w:t>
+            </w:r>
+          </w:p>
+        </w:tc>
+        <w:tc>
+          <w:tcPr>
+            <w:shd w:fill="auto" w:val="clear"/>
+            <w:tcMar>
+              <w:top w:w="100.0" w:type="dxa"/>
+              <w:left w:w="100.0" w:type="dxa"/>
+              <w:bottom w:w="100.0" w:type="dxa"/>
+              <w:right w:w="100.0" w:type="dxa"/>
+            </w:tcMar>
+            <w:vAlign w:val="top"/>
+          </w:tcPr>
+          <w:p>
+            <w:pPr>
+              <w:jc w:val="left"/>
+              <w:rPr>
+                <w:rFonts w:ascii="Times New Roman" w:cs="Times New Roman" w:eastAsia="Times New Roman" w:hAnsi="Times New Roman"/>
+                <w:sz w:val="16"/>
+                <w:szCs w:val="16"/>
+              </w:rPr>
+            </w:pPr>
+            <w:r>
+              <w:rPr>
+                <w:rFonts w:ascii="Times New Roman" w:cs="Times New Roman" w:eastAsia="Times New Roman" w:hAnsi="Times New Roman"/>
+                <w:sz w:val="16"/>
+                <w:szCs w:val="16"/>
+                <w:rtl w:val="0"/>
+              </w:rPr>
+              <w:t xml:space="preserve">+6.8pp</w:t>
+            </w:r>
+          </w:p>
+        </w:tc>
+        <w:tc>
+          <w:tcPr>
+            <w:shd w:fill="auto" w:val="clear"/>
+            <w:tcMar>
+              <w:top w:w="100.0" w:type="dxa"/>
+              <w:left w:w="100.0" w:type="dxa"/>
+              <w:bottom w:w="100.0" w:type="dxa"/>
+              <w:right w:w="100.0" w:type="dxa"/>
+            </w:tcMar>
+            <w:vAlign w:val="top"/>
+          </w:tcPr>
+          <w:p>
+            <w:pPr>
+              <w:jc w:val="left"/>
+              <w:rPr>
+                <w:rFonts w:ascii="Times New Roman" w:cs="Times New Roman" w:eastAsia="Times New Roman" w:hAnsi="Times New Roman"/>
+                <w:sz w:val="16"/>
+                <w:szCs w:val="16"/>
+              </w:rPr>
+            </w:pPr>
+            <w:r>
+              <w:rPr>
+                <w:rFonts w:ascii="Times New Roman" w:cs="Times New Roman" w:eastAsia="Times New Roman" w:hAnsi="Times New Roman"/>
+                <w:sz w:val="16"/>
+                <w:szCs w:val="16"/>
+                <w:rtl w:val="0"/>
+              </w:rPr>
+              <w:t xml:space="preserve">0.089</w:t>
+            </w:r>
+          </w:p>
+        </w:tc>
+      </w:tr>
+      <w:tr>
+        <w:tc>
+          <w:tcPr>
+            <w:shd w:fill="auto" w:val="clear"/>
+            <w:tcMar>
+              <w:top w:w="100.0" w:type="dxa"/>
+              <w:left w:w="100.0" w:type="dxa"/>
+              <w:bottom w:w="100.0" w:type="dxa"/>
+              <w:right w:w="100.0" w:type="dxa"/>
+            </w:tcMar>
+            <w:vAlign w:val="top"/>
+          </w:tcPr>
+          <w:p>
+            <w:pPr>
+              <w:jc w:val="left"/>
+              <w:rPr>
+                <w:rFonts w:ascii="Times New Roman" w:cs="Times New Roman" w:eastAsia="Times New Roman" w:hAnsi="Times New Roman"/>
+                <w:sz w:val="16"/>
+                <w:szCs w:val="16"/>
+              </w:rPr>
+            </w:pPr>
+            <w:r>
+              <w:rPr>
+                <w:rFonts w:ascii="Times New Roman" w:cs="Times New Roman" w:eastAsia="Times New Roman" w:hAnsi="Times New Roman"/>
+                <w:sz w:val="16"/>
+                <w:szCs w:val="16"/>
+                <w:rtl w:val="0"/>
+              </w:rPr>
+              <w:t xml:space="preserve">GPT-4.1</w:t>
+            </w:r>
+          </w:p>
+        </w:tc>
+        <w:tc>
+          <w:tcPr>
+            <w:shd w:fill="auto" w:val="clear"/>
+            <w:tcMar>
+              <w:top w:w="100.0" w:type="dxa"/>
+              <w:left w:w="100.0" w:type="dxa"/>
+              <w:bottom w:w="100.0" w:type="dxa"/>
+              <w:right w:w="100.0" w:type="dxa"/>
+            </w:tcMar>
+            <w:vAlign w:val="top"/>
+          </w:tcPr>
+          <w:p>
+            <w:pPr>
+              <w:jc w:val="left"/>
+              <w:rPr>
+                <w:rFonts w:ascii="Times New Roman" w:cs="Times New Roman" w:eastAsia="Times New Roman" w:hAnsi="Times New Roman"/>
+                <w:sz w:val="16"/>
+                <w:szCs w:val="16"/>
+              </w:rPr>
+            </w:pPr>
+            <w:r>
+              <w:rPr>
+                <w:rFonts w:ascii="Times New Roman" w:cs="Times New Roman" w:eastAsia="Times New Roman" w:hAnsi="Times New Roman"/>
+                <w:sz w:val="16"/>
+                <w:szCs w:val="16"/>
+                <w:rtl w:val="0"/>
+              </w:rPr>
+              <w:t xml:space="preserve">146</w:t>
+            </w:r>
+          </w:p>
+        </w:tc>
+        <w:tc>
+          <w:tcPr>
+            <w:shd w:fill="auto" w:val="clear"/>
+            <w:tcMar>
+              <w:top w:w="100.0" w:type="dxa"/>
+              <w:left w:w="100.0" w:type="dxa"/>
+              <w:bottom w:w="100.0" w:type="dxa"/>
+              <w:right w:w="100.0" w:type="dxa"/>
+            </w:tcMar>
+            <w:vAlign w:val="top"/>
+          </w:tcPr>
+          <w:p>
+            <w:pPr>
+              <w:jc w:val="left"/>
+              <w:rPr>
+                <w:rFonts w:ascii="Times New Roman" w:cs="Times New Roman" w:eastAsia="Times New Roman" w:hAnsi="Times New Roman"/>
+                <w:sz w:val="16"/>
+                <w:szCs w:val="16"/>
+              </w:rPr>
+            </w:pPr>
+            <w:r>
+              <w:rPr>
+                <w:rFonts w:ascii="Times New Roman" w:cs="Times New Roman" w:eastAsia="Times New Roman" w:hAnsi="Times New Roman"/>
+                <w:sz w:val="16"/>
+                <w:szCs w:val="16"/>
+                <w:rtl w:val="0"/>
+              </w:rPr>
+              <w:t xml:space="preserve">69.2%</w:t>
+            </w:r>
+          </w:p>
+        </w:tc>
+        <w:tc>
+          <w:tcPr>
+            <w:shd w:fill="auto" w:val="clear"/>
+            <w:tcMar>
+              <w:top w:w="100.0" w:type="dxa"/>
+              <w:left w:w="100.0" w:type="dxa"/>
+              <w:bottom w:w="100.0" w:type="dxa"/>
+              <w:right w:w="100.0" w:type="dxa"/>
+            </w:tcMar>
+            <w:vAlign w:val="top"/>
+          </w:tcPr>
+          <w:p>
+            <w:pPr>
+              <w:jc w:val="left"/>
+              <w:rPr>
+                <w:rFonts w:ascii="Times New Roman" w:cs="Times New Roman" w:eastAsia="Times New Roman" w:hAnsi="Times New Roman"/>
+                <w:sz w:val="16"/>
+                <w:szCs w:val="16"/>
+              </w:rPr>
+            </w:pPr>
+            <w:r>
+              <w:rPr>
+                <w:rFonts w:ascii="Times New Roman" w:cs="Times New Roman" w:eastAsia="Times New Roman" w:hAnsi="Times New Roman"/>
+                <w:sz w:val="16"/>
+                <w:szCs w:val="16"/>
+                <w:rtl w:val="0"/>
+              </w:rPr>
+              <w:t xml:space="preserve">70.5%</w:t>
+            </w:r>
+          </w:p>
+        </w:tc>
+        <w:tc>
+          <w:tcPr>
+            <w:shd w:fill="auto" w:val="clear"/>
+            <w:tcMar>
+              <w:top w:w="100.0" w:type="dxa"/>
+              <w:left w:w="100.0" w:type="dxa"/>
+              <w:bottom w:w="100.0" w:type="dxa"/>
+              <w:right w:w="100.0" w:type="dxa"/>
+            </w:tcMar>
+            <w:vAlign w:val="top"/>
+          </w:tcPr>
+          <w:p>
+            <w:pPr>
+              <w:jc w:val="left"/>
+              <w:rPr>
+                <w:rFonts w:ascii="Times New Roman" w:cs="Times New Roman" w:eastAsia="Times New Roman" w:hAnsi="Times New Roman"/>
+                <w:sz w:val="16"/>
+                <w:szCs w:val="16"/>
+              </w:rPr>
+            </w:pPr>
+            <w:r>
+              <w:rPr>
+                <w:rFonts w:ascii="Times New Roman" w:cs="Times New Roman" w:eastAsia="Times New Roman" w:hAnsi="Times New Roman"/>
+                <w:sz w:val="16"/>
+                <w:szCs w:val="16"/>
+                <w:rtl w:val="0"/>
+              </w:rPr>
+              <w:t xml:space="preserve">+1.4pp</w:t>
+            </w:r>
+          </w:p>
+        </w:tc>
+        <w:tc>
+          <w:tcPr>
+            <w:shd w:fill="auto" w:val="clear"/>
+            <w:tcMar>
+              <w:top w:w="100.0" w:type="dxa"/>
+              <w:left w:w="100.0" w:type="dxa"/>
+              <w:bottom w:w="100.0" w:type="dxa"/>
+              <w:right w:w="100.0" w:type="dxa"/>
+            </w:tcMar>
+            <w:vAlign w:val="top"/>
+          </w:tcPr>
+          <w:p>
+            <w:pPr>
+              <w:jc w:val="left"/>
+              <w:rPr>
+                <w:rFonts w:ascii="Times New Roman" w:cs="Times New Roman" w:eastAsia="Times New Roman" w:hAnsi="Times New Roman"/>
+                <w:sz w:val="16"/>
+                <w:szCs w:val="16"/>
+              </w:rPr>
+            </w:pPr>
+            <w:r>
+              <w:rPr>
+                <w:rFonts w:ascii="Times New Roman" w:cs="Times New Roman" w:eastAsia="Times New Roman" w:hAnsi="Times New Roman"/>
+                <w:sz w:val="16"/>
+                <w:szCs w:val="16"/>
+                <w:rtl w:val="0"/>
+              </w:rPr>
+              <w:t xml:space="preserve">0.845</w:t>
+            </w:r>
+          </w:p>
+        </w:tc>
+      </w:tr>
+      <w:tr>
+        <w:tc>
+          <w:tcPr>
+            <w:shd w:fill="auto" w:val="clear"/>
+            <w:tcMar>
+              <w:top w:w="100.0" w:type="dxa"/>
+              <w:left w:w="100.0" w:type="dxa"/>
+              <w:bottom w:w="100.0" w:type="dxa"/>
+              <w:right w:w="100.0" w:type="dxa"/>
+            </w:tcMar>
+            <w:vAlign w:val="top"/>
+          </w:tcPr>
+          <w:p>
+            <w:pPr>
+              <w:jc w:val="left"/>
+              <w:rPr>
+                <w:rFonts w:ascii="Times New Roman" w:cs="Times New Roman" w:eastAsia="Times New Roman" w:hAnsi="Times New Roman"/>
+                <w:sz w:val="16"/>
+                <w:szCs w:val="16"/>
+              </w:rPr>
+            </w:pPr>
+            <w:r>
+              <w:rPr>
+                <w:rFonts w:ascii="Times New Roman" w:cs="Times New Roman" w:eastAsia="Times New Roman" w:hAnsi="Times New Roman"/>
+                <w:sz w:val="16"/>
+                <w:szCs w:val="16"/>
+                <w:rtl w:val="0"/>
+              </w:rPr>
+              <w:t xml:space="preserve">Claude Sonnet 4</w:t>
+            </w:r>
+          </w:p>
+        </w:tc>
+        <w:tc>
+          <w:tcPr>
+            <w:shd w:fill="auto" w:val="clear"/>
+            <w:tcMar>
+              <w:top w:w="100.0" w:type="dxa"/>
+              <w:left w:w="100.0" w:type="dxa"/>
+              <w:bottom w:w="100.0" w:type="dxa"/>
+              <w:right w:w="100.0" w:type="dxa"/>
+            </w:tcMar>
+            <w:vAlign w:val="top"/>
+          </w:tcPr>
+          <w:p>
+            <w:pPr>
+              <w:jc w:val="left"/>
+              <w:rPr>
+                <w:rFonts w:ascii="Times New Roman" w:cs="Times New Roman" w:eastAsia="Times New Roman" w:hAnsi="Times New Roman"/>
+                <w:sz w:val="16"/>
+                <w:szCs w:val="16"/>
+              </w:rPr>
+            </w:pPr>
+            <w:r>
+              <w:rPr>
+                <w:rFonts w:ascii="Times New Roman" w:cs="Times New Roman" w:eastAsia="Times New Roman" w:hAnsi="Times New Roman"/>
+                <w:sz w:val="16"/>
+                <w:szCs w:val="16"/>
+                <w:rtl w:val="0"/>
+              </w:rPr>
+              <w:t xml:space="preserve">138</w:t>
+            </w:r>
+          </w:p>
+        </w:tc>
+        <w:tc>
+          <w:tcPr>
+            <w:shd w:fill="auto" w:val="clear"/>
+            <w:tcMar>
+              <w:top w:w="100.0" w:type="dxa"/>
+              <w:left w:w="100.0" w:type="dxa"/>
+              <w:bottom w:w="100.0" w:type="dxa"/>
+              <w:right w:w="100.0" w:type="dxa"/>
+            </w:tcMar>
+            <w:vAlign w:val="top"/>
+          </w:tcPr>
+          <w:p>
+            <w:pPr>
+              <w:jc w:val="left"/>
+              <w:rPr>
+                <w:rFonts w:ascii="Times New Roman" w:cs="Times New Roman" w:eastAsia="Times New Roman" w:hAnsi="Times New Roman"/>
+                <w:sz w:val="16"/>
+                <w:szCs w:val="16"/>
+              </w:rPr>
+            </w:pPr>
+            <w:r>
+              <w:rPr>
+                <w:rFonts w:ascii="Times New Roman" w:cs="Times New Roman" w:eastAsia="Times New Roman" w:hAnsi="Times New Roman"/>
+                <w:sz w:val="16"/>
+                <w:szCs w:val="16"/>
+                <w:rtl w:val="0"/>
+              </w:rPr>
+              <w:t xml:space="preserve">76.8%</w:t>
+            </w:r>
+          </w:p>
+        </w:tc>
+        <w:tc>
+          <w:tcPr>
+            <w:shd w:fill="auto" w:val="clear"/>
+            <w:tcMar>
+              <w:top w:w="100.0" w:type="dxa"/>
+              <w:left w:w="100.0" w:type="dxa"/>
+              <w:bottom w:w="100.0" w:type="dxa"/>
+              <w:right w:w="100.0" w:type="dxa"/>
+            </w:tcMar>
+            <w:vAlign w:val="top"/>
+          </w:tcPr>
+          <w:p>
+            <w:pPr>
+              <w:jc w:val="left"/>
+              <w:rPr>
+                <w:rFonts w:ascii="Times New Roman" w:cs="Times New Roman" w:eastAsia="Times New Roman" w:hAnsi="Times New Roman"/>
+                <w:sz w:val="16"/>
+                <w:szCs w:val="16"/>
+              </w:rPr>
+            </w:pPr>
+            <w:r>
+              <w:rPr>
+                <w:rFonts w:ascii="Times New Roman" w:cs="Times New Roman" w:eastAsia="Times New Roman" w:hAnsi="Times New Roman"/>
+                <w:sz w:val="16"/>
+                <w:szCs w:val="16"/>
+                <w:rtl w:val="0"/>
+              </w:rPr>
+              <w:t xml:space="preserve">75.4%</w:t>
+            </w:r>
+          </w:p>
+        </w:tc>
+        <w:tc>
+          <w:tcPr>
+            <w:shd w:fill="auto" w:val="clear"/>
+            <w:tcMar>
+              <w:top w:w="100.0" w:type="dxa"/>
+              <w:left w:w="100.0" w:type="dxa"/>
+              <w:bottom w:w="100.0" w:type="dxa"/>
+              <w:right w:w="100.0" w:type="dxa"/>
+            </w:tcMar>
+            <w:vAlign w:val="top"/>
+          </w:tcPr>
+          <w:p>
+            <w:pPr>
+              <w:jc w:val="left"/>
+              <w:rPr>
+                <w:rFonts w:ascii="Times New Roman" w:cs="Times New Roman" w:eastAsia="Times New Roman" w:hAnsi="Times New Roman"/>
+                <w:sz w:val="16"/>
+                <w:szCs w:val="16"/>
+              </w:rPr>
+            </w:pPr>
+            <w:r>
+              <w:rPr>
+                <w:rFonts w:ascii="Times New Roman" w:cs="Times New Roman" w:eastAsia="Times New Roman" w:hAnsi="Times New Roman"/>
+                <w:sz w:val="16"/>
+                <w:szCs w:val="16"/>
+                <w:rtl w:val="0"/>
+              </w:rPr>
+              <w:t xml:space="preserve">−1.4pp</w:t>
+            </w:r>
+          </w:p>
+        </w:tc>
+        <w:tc>
+          <w:tcPr>
+            <w:shd w:fill="auto" w:val="clear"/>
+            <w:tcMar>
+              <w:top w:w="100.0" w:type="dxa"/>
+              <w:left w:w="100.0" w:type="dxa"/>
+              <w:bottom w:w="100.0" w:type="dxa"/>
+              <w:right w:w="100.0" w:type="dxa"/>
+            </w:tcMar>
+            <w:vAlign w:val="top"/>
+          </w:tcPr>
+          <w:p>
+            <w:pPr>
+              <w:jc w:val="left"/>
+              <w:rPr>
+                <w:rFonts w:ascii="Times New Roman" w:cs="Times New Roman" w:eastAsia="Times New Roman" w:hAnsi="Times New Roman"/>
+                <w:sz w:val="16"/>
+                <w:szCs w:val="16"/>
+              </w:rPr>
+            </w:pPr>
+            <w:r>
+              <w:rPr>
+                <w:rFonts w:ascii="Times New Roman" w:cs="Times New Roman" w:eastAsia="Times New Roman" w:hAnsi="Times New Roman"/>
+                <w:sz w:val="16"/>
+                <w:szCs w:val="16"/>
+                <w:rtl w:val="0"/>
+              </w:rPr>
+              <w:t xml:space="preserve">0.804</w:t>
+            </w:r>
+          </w:p>
+        </w:tc>
+      </w:tr>
+      <w:tr>
+        <w:tc>
+          <w:tcPr>
+            <w:shd w:fill="auto" w:val="clear"/>
+            <w:tcMar>
+              <w:top w:w="100.0" w:type="dxa"/>
+              <w:left w:w="100.0" w:type="dxa"/>
+              <w:bottom w:w="100.0" w:type="dxa"/>
+              <w:right w:w="100.0" w:type="dxa"/>
+            </w:tcMar>
+            <w:vAlign w:val="top"/>
+          </w:tcPr>
+          <w:p>
+            <w:pPr>
+              <w:jc w:val="left"/>
+              <w:rPr>
+                <w:rFonts w:ascii="Times New Roman" w:cs="Times New Roman" w:eastAsia="Times New Roman" w:hAnsi="Times New Roman"/>
+                <w:sz w:val="16"/>
+                <w:szCs w:val="16"/>
+              </w:rPr>
+            </w:pPr>
+            <w:r>
+              <w:rPr>
+                <w:rFonts w:ascii="Times New Roman" w:cs="Times New Roman" w:eastAsia="Times New Roman" w:hAnsi="Times New Roman"/>
+                <w:sz w:val="16"/>
+                <w:szCs w:val="16"/>
+                <w:rtl w:val="0"/>
+              </w:rPr>
+              <w:t xml:space="preserve">Gemini 3.6 Flash</w:t>
+            </w:r>
+          </w:p>
+        </w:tc>
+        <w:tc>
+          <w:tcPr>
+            <w:shd w:fill="auto" w:val="clear"/>
+            <w:tcMar>
+              <w:top w:w="100.0" w:type="dxa"/>
+              <w:left w:w="100.0" w:type="dxa"/>
+              <w:bottom w:w="100.0" w:type="dxa"/>
+              <w:right w:w="100.0" w:type="dxa"/>
+            </w:tcMar>
+            <w:vAlign w:val="top"/>
+          </w:tcPr>
+          <w:p>
+            <w:pPr>
+              <w:jc w:val="left"/>
+              <w:rPr>
+                <w:rFonts w:ascii="Times New Roman" w:cs="Times New Roman" w:eastAsia="Times New Roman" w:hAnsi="Times New Roman"/>
+                <w:sz w:val="16"/>
+                <w:szCs w:val="16"/>
+              </w:rPr>
+            </w:pPr>
+            <w:r>
+              <w:rPr>
+                <w:rFonts w:ascii="Times New Roman" w:cs="Times New Roman" w:eastAsia="Times New Roman" w:hAnsi="Times New Roman"/>
+                <w:sz w:val="16"/>
+                <w:szCs w:val="16"/>
+                <w:rtl w:val="0"/>
+              </w:rPr>
+              <w:t xml:space="preserve">147</w:t>
+            </w:r>
+          </w:p>
+        </w:tc>
+        <w:tc>
+          <w:tcPr>
+            <w:shd w:fill="auto" w:val="clear"/>
+            <w:tcMar>
+              <w:top w:w="100.0" w:type="dxa"/>
+              <w:left w:w="100.0" w:type="dxa"/>
+              <w:bottom w:w="100.0" w:type="dxa"/>
+              <w:right w:w="100.0" w:type="dxa"/>
+            </w:tcMar>
+            <w:vAlign w:val="top"/>
+          </w:tcPr>
+          <w:p>
+            <w:pPr>
+              <w:jc w:val="left"/>
+              <w:rPr>
+                <w:rFonts w:ascii="Times New Roman" w:cs="Times New Roman" w:eastAsia="Times New Roman" w:hAnsi="Times New Roman"/>
+                <w:sz w:val="16"/>
+                <w:szCs w:val="16"/>
+              </w:rPr>
+            </w:pPr>
+            <w:r>
+              <w:rPr>
+                <w:rFonts w:ascii="Times New Roman" w:cs="Times New Roman" w:eastAsia="Times New Roman" w:hAnsi="Times New Roman"/>
+                <w:sz w:val="16"/>
+                <w:szCs w:val="16"/>
+                <w:rtl w:val="0"/>
+              </w:rPr>
+              <w:t xml:space="preserve">77.6%</w:t>
+            </w:r>
+          </w:p>
+        </w:tc>
+        <w:tc>
+          <w:tcPr>
+            <w:shd w:fill="auto" w:val="clear"/>
+            <w:tcMar>
+              <w:top w:w="100.0" w:type="dxa"/>
+              <w:left w:w="100.0" w:type="dxa"/>
+              <w:bottom w:w="100.0" w:type="dxa"/>
+              <w:right w:w="100.0" w:type="dxa"/>
+            </w:tcMar>
+            <w:vAlign w:val="top"/>
+          </w:tcPr>
+          <w:p>
+            <w:pPr>
+              <w:jc w:val="left"/>
+              <w:rPr>
+                <w:rFonts w:ascii="Times New Roman" w:cs="Times New Roman" w:eastAsia="Times New Roman" w:hAnsi="Times New Roman"/>
+                <w:sz w:val="16"/>
+                <w:szCs w:val="16"/>
+              </w:rPr>
+            </w:pPr>
+            <w:r>
+              <w:rPr>
+                <w:rFonts w:ascii="Times New Roman" w:cs="Times New Roman" w:eastAsia="Times New Roman" w:hAnsi="Times New Roman"/>
+                <w:sz w:val="16"/>
+                <w:szCs w:val="16"/>
+                <w:rtl w:val="0"/>
+              </w:rPr>
+              <w:t xml:space="preserve">75.5%</w:t>
+            </w:r>
+          </w:p>
+        </w:tc>
+        <w:tc>
+          <w:tcPr>
+            <w:shd w:fill="auto" w:val="clear"/>
+            <w:tcMar>
+              <w:top w:w="100.0" w:type="dxa"/>
+              <w:left w:w="100.0" w:type="dxa"/>
+              <w:bottom w:w="100.0" w:type="dxa"/>
+              <w:right w:w="100.0" w:type="dxa"/>
+            </w:tcMar>
+            <w:vAlign w:val="top"/>
+          </w:tcPr>
+          <w:p>
+            <w:pPr>
+              <w:jc w:val="left"/>
+              <w:rPr>
+                <w:rFonts w:ascii="Times New Roman" w:cs="Times New Roman" w:eastAsia="Times New Roman" w:hAnsi="Times New Roman"/>
+                <w:sz w:val="16"/>
+                <w:szCs w:val="16"/>
+              </w:rPr>
+            </w:pPr>
+            <w:r>
+              <w:rPr>
+                <w:rFonts w:ascii="Times New Roman" w:cs="Times New Roman" w:eastAsia="Times New Roman" w:hAnsi="Times New Roman"/>
+                <w:sz w:val="16"/>
+                <w:szCs w:val="16"/>
+                <w:rtl w:val="0"/>
+              </w:rPr>
+              <w:t xml:space="preserve">−2.0pp</w:t>
+            </w:r>
+          </w:p>
+        </w:tc>
+        <w:tc>
+          <w:tcPr>
+            <w:shd w:fill="auto" w:val="clear"/>
+            <w:tcMar>
+              <w:top w:w="100.0" w:type="dxa"/>
+              <w:left w:w="100.0" w:type="dxa"/>
+              <w:bottom w:w="100.0" w:type="dxa"/>
+              <w:right w:w="100.0" w:type="dxa"/>
+            </w:tcMar>
+            <w:vAlign w:val="top"/>
+          </w:tcPr>
+          <w:p>
+            <w:pPr>
+              <w:jc w:val="left"/>
+              <w:rPr>
+                <w:rFonts w:ascii="Times New Roman" w:cs="Times New Roman" w:eastAsia="Times New Roman" w:hAnsi="Times New Roman"/>
+                <w:sz w:val="16"/>
+                <w:szCs w:val="16"/>
+              </w:rPr>
+            </w:pPr>
+            <w:r>
+              <w:rPr>
+                <w:rFonts w:ascii="Times New Roman" w:cs="Times New Roman" w:eastAsia="Times New Roman" w:hAnsi="Times New Roman"/>
+                <w:sz w:val="16"/>
+                <w:szCs w:val="16"/>
+                <w:rtl w:val="0"/>
+              </w:rPr>
+              <w:t xml:space="preserve">0.581</w:t>
+            </w:r>
+          </w:p>
+        </w:tc>
+      </w:tr>
+    </w:tbl>
+    <w:p>
+      <w:pPr>
+        <w:jc w:val="both"/>
+        <w:rPr>
+          <w:rFonts w:ascii="Times New Roman" w:cs="Times New Roman" w:eastAsia="Times New Roman" w:hAnsi="Times New Roman"/>
+          <w:sz w:val="20"/>
+          <w:szCs w:val="20"/>
+        </w:rPr>
+        <w:pStyle w:val="Normal"/>
+      </w:pPr>
+      <w:r>
+        <w:t/>
+      </w:r>
+    </w:p>
+    <w:p>
+      <w:pPr>
+        <w:jc w:val="both"/>
+        <w:rPr>
+          <w:rFonts w:ascii="Times New Roman" w:cs="Times New Roman" w:eastAsia="Times New Roman" w:hAnsi="Times New Roman"/>
+          <w:sz w:val="20"/>
+          <w:szCs w:val="20"/>
+        </w:rPr>
+        <w:pStyle w:val="Normal"/>
+      </w:pPr>
+      <w:r>
         <w:t xml:space="preserve">This confirms that evaluation criteria—not merely the natural-language task description—are the primary source of the text-reference benefit. The no-criteria references lack the structured success criteria that guide the verifier's judgment, rendering the text reference ineffective.</w:t>
       </w:r>
     </w:p>
@@ -14112,384 +16755,6 @@
       </w:pPr>
       <w:r>
         <w:t/>
-      </w:r>
-    </w:p>
-    <w:p>
-      <w:pPr>
-        <w:jc w:val="both"/>
-        <w:rPr>
-          <w:rFonts w:ascii="Times New Roman" w:cs="Times New Roman" w:eastAsia="Times New Roman" w:hAnsi="Times New Roman"/>
-          <w:sz w:val="20"/>
-          <w:szCs w:val="20"/>
-        </w:rPr>
-        <w:pStyle w:val="Normal"/>
-      </w:pPr>
-      <w:r>
-        <w:t xml:space="preserve">Gemini 3.6 Flash: −2.0pp (77.6%→75.5%), p=0.58, not significant.</w:t>
-      </w:r>
-    </w:p>
-    <w:p>
-      <w:pPr>
-        <w:jc w:val="both"/>
-        <w:rPr>
-          <w:rFonts w:ascii="Times New Roman" w:cs="Times New Roman" w:eastAsia="Times New Roman" w:hAnsi="Times New Roman"/>
-          <w:sz w:val="20"/>
-          <w:szCs w:val="20"/>
-        </w:rPr>
-        <w:pStyle w:val="Normal"/>
-      </w:pPr>
-      <w:r>
-        <w:t xml:space="preserve">Claude Sonnet 4: −1.4pp (76.8%→75.4%), p=0.80, not significant.</w:t>
-      </w:r>
-    </w:p>
-    <w:p>
-      <w:pPr>
-        <w:jc w:val="both"/>
-        <w:rPr>
-          <w:rFonts w:ascii="Times New Roman" w:cs="Times New Roman" w:eastAsia="Times New Roman" w:hAnsi="Times New Roman"/>
-          <w:sz w:val="20"/>
-          <w:szCs w:val="20"/>
-        </w:rPr>
-        <w:pStyle w:val="Normal"/>
-      </w:pPr>
-      <w:r>
-        <w:t xml:space="preserve">GPT-4.1: +1.4pp (69.2%→70.5%), p=0.84, not significant.</w:t>
-      </w:r>
-    </w:p>
-    <w:p>
-      <w:pPr>
-        <w:jc w:val="both"/>
-        <w:rPr>
-          <w:rFonts w:ascii="Times New Roman" w:cs="Times New Roman" w:eastAsia="Times New Roman" w:hAnsi="Times New Roman"/>
-          <w:sz w:val="20"/>
-          <w:szCs w:val="20"/>
-        </w:rPr>
-        <w:pStyle w:val="Normal"/>
-      </w:pPr>
-      <w:r>
-        <w:t xml:space="preserve">GPT-4.1 Mini: +6.8pp (61.2%→68.0%), p=0.089, not significant.</w:t>
-      </w:r>
-    </w:p>
-    <w:p>
-      <w:pPr>
-        <w:jc w:val="both"/>
-        <w:rPr>
-          <w:rFonts w:ascii="Times New Roman" w:cs="Times New Roman" w:eastAsia="Times New Roman" w:hAnsi="Times New Roman"/>
-          <w:sz w:val="20"/>
-          <w:szCs w:val="20"/>
-        </w:rPr>
-        <w:pStyle w:val="Normal"/>
-      </w:pPr>
-      <w:r>
-        <w:t xml:space="preserve">GPT-4.1 Nano: +0.0pp (75.7%→75.7%), p=0.84, not significant.</w:t>
-      </w:r>
-    </w:p>
-    <w:p>
-      <w:pPr>
-        <w:jc w:val="both"/>
-        <w:rPr>
-          <w:rFonts w:ascii="Times New Roman" w:cs="Times New Roman" w:eastAsia="Times New Roman" w:hAnsi="Times New Roman"/>
-          <w:sz w:val="20"/>
-          <w:szCs w:val="20"/>
-        </w:rPr>
-        <w:pStyle w:val="Normal"/>
-      </w:pPr>
-      <w:r>
-        <w:t xml:space="preserve">No model shows significant benefit when evaluation criteria are removed:</w:t>
-      </w:r>
-    </w:p>
-    <w:p>
-      <w:pPr>
-        <w:jc w:val="both"/>
-        <w:rPr>
-          <w:rFonts w:ascii="Times New Roman" w:cs="Times New Roman" w:eastAsia="Times New Roman" w:hAnsi="Times New Roman"/>
-          <w:sz w:val="20"/>
-          <w:szCs w:val="20"/>
-        </w:rPr>
-        <w:pStyle w:val="Normal"/>
-      </w:pPr>
-      <w:r>
-        <w:t/>
-      </w:r>
-    </w:p>
-    <w:p>
-      <w:pPr>
-        <w:jc w:val="both"/>
-        <w:rPr>
-          <w:rFonts w:ascii="Times New Roman" w:cs="Times New Roman" w:eastAsia="Times New Roman" w:hAnsi="Times New Roman"/>
-          <w:sz w:val="20"/>
-          <w:szCs w:val="20"/>
-        </w:rPr>
-        <w:pStyle w:val="Normal"/>
-      </w:pPr>
-      <w:r>
-        <w:t/>
-      </w:r>
-    </w:p>
-    <w:p>
-      <w:pPr>
-        <w:jc w:val="both"/>
-        <w:rPr>
-          <w:rFonts w:ascii="Times New Roman" w:cs="Times New Roman" w:eastAsia="Times New Roman" w:hAnsi="Times New Roman"/>
-          <w:sz w:val="20"/>
-          <w:szCs w:val="20"/>
-        </w:rPr>
-        <w:pStyle w:val="Normal"/>
-      </w:pPr>
-      <w:r>
-        <w:t xml:space="preserve">Table 8: No-criteria ablation results. Same format as Table 7. All values on the 147-subset.</w:t>
-      </w:r>
-    </w:p>
-    <w:p>
-      <w:pPr>
-        <w:jc w:val="both"/>
-        <w:rPr>
-          <w:rFonts w:ascii="Times New Roman" w:cs="Times New Roman" w:eastAsia="Times New Roman" w:hAnsi="Times New Roman"/>
-          <w:sz w:val="20"/>
-          <w:szCs w:val="20"/>
-        </w:rPr>
-        <w:pStyle w:val="Normal"/>
-      </w:pPr>
-      <w:r>
-        <w:t/>
-      </w:r>
-    </w:p>
-    <w:p>
-      <w:pPr>
-        <w:jc w:val="both"/>
-        <w:rPr>
-          <w:rFonts w:ascii="Times New Roman" w:cs="Times New Roman" w:eastAsia="Times New Roman" w:hAnsi="Times New Roman"/>
-          <w:sz w:val="20"/>
-          <w:szCs w:val="20"/>
-        </w:rPr>
-        <w:pStyle w:val="Normal"/>
-      </w:pPr>
-      <w:r>
-        <w:t xml:space="preserve">We tested whether the evaluation criteria, and not merely the task description, drive the text-reference benefit. We generated references with GPT-4.1 Nano, the same generator used for the primary references, but omitted the benchmark's evaluation criteria from the generation prompt. Holding the generator fixed isolates the contribution of the criteria: the resulting references contain a natural-language description of the expected outcome but no structured success criteria.</w:t>
-      </w:r>
-    </w:p>
-    <w:p>
-      <w:pPr>
-        <w:jc w:val="both"/>
-        <w:rPr>
-          <w:rFonts w:ascii="Times New Roman" w:cs="Times New Roman" w:eastAsia="Times New Roman" w:hAnsi="Times New Roman"/>
-          <w:sz w:val="20"/>
-          <w:szCs w:val="20"/>
-        </w:rPr>
-        <w:pStyle w:val="Heading3"/>
-      </w:pPr>
-      <w:r>
-        <w:t xml:space="preserve">5.2.3 No-Criteria Ablation</w:t>
-      </w:r>
-    </w:p>
-    <w:p>
-      <w:pPr>
-        <w:jc w:val="both"/>
-        <w:rPr>
-          <w:rFonts w:ascii="Times New Roman" w:cs="Times New Roman" w:eastAsia="Times New Roman" w:hAnsi="Times New Roman"/>
-          <w:sz w:val="20"/>
-          <w:szCs w:val="20"/>
-        </w:rPr>
-        <w:pStyle w:val="Normal"/>
-      </w:pPr>
-      <w:r>
-        <w:t/>
-      </w:r>
-    </w:p>
-    <w:p>
-      <w:pPr>
-        <w:jc w:val="both"/>
-        <w:rPr>
-          <w:rFonts w:ascii="Times New Roman" w:cs="Times New Roman" w:eastAsia="Times New Roman" w:hAnsi="Times New Roman"/>
-          <w:sz w:val="20"/>
-          <w:szCs w:val="20"/>
-        </w:rPr>
-        <w:pStyle w:val="Normal"/>
-      </w:pPr>
-      <w:r>
-        <w:t xml:space="preserve">The text-reference benefit is robust for GPT-4.1 and GPT-4.1 Mini under independent generation. For Nano, Claude, and Gemini the effect is positive but not significant. Notably, Nano shows the largest gap between self-generated and independently generated references (+5.7pp self versus +1.4pp cross), which is the expected signature of self-agreement bias given that Nano generated the original references. The original A→B comparison therefore represents an upper bound; the cross-generator results provide a more realistic estimate of achievable benefit.</w:t>
-      </w:r>
-    </w:p>
-    <w:p>
-      <w:pPr>
-        <w:jc w:val="both"/>
-        <w:rPr>
-          <w:rFonts w:ascii="Times New Roman" w:cs="Times New Roman" w:eastAsia="Times New Roman" w:hAnsi="Times New Roman"/>
-          <w:sz w:val="20"/>
-          <w:szCs w:val="20"/>
-        </w:rPr>
-        <w:pStyle w:val="Normal"/>
-      </w:pPr>
-      <w:r>
-        <w:t/>
-      </w:r>
-    </w:p>
-    <w:p>
-      <w:pPr>
-        <w:jc w:val="both"/>
-        <w:rPr>
-          <w:rFonts w:ascii="Times New Roman" w:cs="Times New Roman" w:eastAsia="Times New Roman" w:hAnsi="Times New Roman"/>
-          <w:sz w:val="20"/>
-          <w:szCs w:val="20"/>
-        </w:rPr>
-        <w:pStyle w:val="Normal"/>
-      </w:pPr>
-      <w:r>
-        <w:t xml:space="preserve">Gemini 3.6 Flash: +2.0pp lift (77.6%→79.6%), McNemar p=0.66, not significant.</w:t>
-      </w:r>
-    </w:p>
-    <w:p>
-      <w:pPr>
-        <w:jc w:val="both"/>
-        <w:rPr>
-          <w:rFonts w:ascii="Times New Roman" w:cs="Times New Roman" w:eastAsia="Times New Roman" w:hAnsi="Times New Roman"/>
-          <w:sz w:val="20"/>
-          <w:szCs w:val="20"/>
-        </w:rPr>
-        <w:pStyle w:val="Normal"/>
-      </w:pPr>
-      <w:r>
-        <w:t xml:space="preserve">Claude Sonnet 4: +5.0pp lift (77.1%→82.1%), McNemar p=0.19, not significant. Reduced but positive effect.</w:t>
-      </w:r>
-    </w:p>
-    <w:p>
-      <w:pPr>
-        <w:jc w:val="both"/>
-        <w:rPr>
-          <w:rFonts w:ascii="Times New Roman" w:cs="Times New Roman" w:eastAsia="Times New Roman" w:hAnsi="Times New Roman"/>
-          <w:sz w:val="20"/>
-          <w:szCs w:val="20"/>
-        </w:rPr>
-        <w:pStyle w:val="Normal"/>
-      </w:pPr>
-      <w:r>
-        <w:t xml:space="preserve">GPT-4.1 Nano: +1.4pp lift (75.4%→76.8%), McNemar p=0.84, not significant. The self-generated benefit largely disappears under an independent generator.</w:t>
-      </w:r>
-    </w:p>
-    <w:p>
-      <w:pPr>
-        <w:jc w:val="both"/>
-        <w:rPr>
-          <w:rFonts w:ascii="Times New Roman" w:cs="Times New Roman" w:eastAsia="Times New Roman" w:hAnsi="Times New Roman"/>
-          <w:sz w:val="20"/>
-          <w:szCs w:val="20"/>
-        </w:rPr>
-        <w:pStyle w:val="Normal"/>
-      </w:pPr>
-      <w:r>
-        <w:t xml:space="preserve">GPT-4.1 Mini: +12.9pp lift (61.2%→74.1%), McNemar p=0.007, significant. The largest cross-generator benefit.</w:t>
-      </w:r>
-    </w:p>
-    <w:p>
-      <w:pPr>
-        <w:jc w:val="both"/>
-        <w:rPr>
-          <w:rFonts w:ascii="Times New Roman" w:cs="Times New Roman" w:eastAsia="Times New Roman" w:hAnsi="Times New Roman"/>
-          <w:sz w:val="20"/>
-          <w:szCs w:val="20"/>
-        </w:rPr>
-        <w:pStyle w:val="Normal"/>
-      </w:pPr>
-      <w:r>
-        <w:t xml:space="preserve">GPT-4.1: +9.6pp lift (69.2%→78.8%), McNemar p=0.018, significant. The text-reference benefit is robust under independent generation.</w:t>
-      </w:r>
-    </w:p>
-    <w:p>
-      <w:pPr>
-        <w:jc w:val="both"/>
-        <w:rPr>
-          <w:rFonts w:ascii="Times New Roman" w:cs="Times New Roman" w:eastAsia="Times New Roman" w:hAnsi="Times New Roman"/>
-          <w:sz w:val="20"/>
-          <w:szCs w:val="20"/>
-        </w:rPr>
-        <w:pStyle w:val="Normal"/>
-      </w:pPr>
-      <w:r>
-        <w:t xml:space="preserve">The cross-generator results show a more nuanced picture than the original A→B comparison:</w:t>
-      </w:r>
-    </w:p>
-    <w:p>
-      <w:pPr>
-        <w:jc w:val="both"/>
-        <w:rPr>
-          <w:rFonts w:ascii="Times New Roman" w:cs="Times New Roman" w:eastAsia="Times New Roman" w:hAnsi="Times New Roman"/>
-          <w:sz w:val="20"/>
-          <w:szCs w:val="20"/>
-        </w:rPr>
-        <w:pStyle w:val="Normal"/>
-      </w:pPr>
-      <w:r>
-        <w:t/>
-      </w:r>
-    </w:p>
-    <w:p>
-      <w:pPr>
-        <w:jc w:val="both"/>
-        <w:rPr>
-          <w:rFonts w:ascii="Times New Roman" w:cs="Times New Roman" w:eastAsia="Times New Roman" w:hAnsi="Times New Roman"/>
-          <w:sz w:val="20"/>
-          <w:szCs w:val="20"/>
-        </w:rPr>
-        <w:pStyle w:val="Normal"/>
-      </w:pPr>
-      <w:r>
-        <w:t/>
-      </w:r>
-    </w:p>
-    <w:p>
-      <w:pPr>
-        <w:jc w:val="both"/>
-        <w:rPr>
-          <w:rFonts w:ascii="Times New Roman" w:cs="Times New Roman" w:eastAsia="Times New Roman" w:hAnsi="Times New Roman"/>
-          <w:sz w:val="20"/>
-          <w:szCs w:val="20"/>
-        </w:rPr>
-        <w:pStyle w:val="Normal"/>
-      </w:pPr>
-      <w:r>
-        <w:t xml:space="preserve">Table 7: Cross-generator results (Claude Sonnet 4 references, 147-subset). Acc=accuracy, lift=A−B difference, McNemar p-value vs. A.</w:t>
-      </w:r>
-    </w:p>
-    <w:p>
-      <w:pPr>
-        <w:jc w:val="both"/>
-        <w:rPr>
-          <w:rFonts w:ascii="Times New Roman" w:cs="Times New Roman" w:eastAsia="Times New Roman" w:hAnsi="Times New Roman"/>
-          <w:sz w:val="20"/>
-          <w:szCs w:val="20"/>
-        </w:rPr>
-        <w:pStyle w:val="Normal"/>
-      </w:pPr>
-      <w:r>
-        <w:t/>
-      </w:r>
-    </w:p>
-    <w:p>
-      <w:pPr>
-        <w:jc w:val="both"/>
-        <w:rPr>
-          <w:rFonts w:ascii="Times New Roman" w:cs="Times New Roman" w:eastAsia="Times New Roman" w:hAnsi="Times New Roman"/>
-          <w:sz w:val="20"/>
-          <w:szCs w:val="20"/>
-        </w:rPr>
-        <w:pStyle w:val="Normal"/>
-      </w:pPr>
-      <w:r>
-        <w:t xml:space="preserve">To test whether the text-reference benefit depends on the specific generator model, we regenerated text references using Claude Sonnet 4 as an independent generator. The original references were generated by GPT-4.1 Nano; using a different model controls for self-agreement bias. We re-ran all five verifiers on the 147-instance visual subset.</w:t>
-      </w:r>
-    </w:p>
-    <w:p>
-      <w:pPr>
-        <w:jc w:val="both"/>
-        <w:rPr>
-          <w:rFonts w:ascii="Times New Roman" w:cs="Times New Roman" w:eastAsia="Times New Roman" w:hAnsi="Times New Roman"/>
-          <w:sz w:val="20"/>
-          <w:szCs w:val="20"/>
-        </w:rPr>
-        <w:pStyle w:val="Heading3"/>
-      </w:pPr>
-      <w:r>
-        <w:t xml:space="preserve">5.2.2 Cross-Generator Evaluation</w:t>
       </w:r>
     </w:p>
     <w:p>
@@ -17949,6 +20214,49 @@
     <w:p>
       <w:pPr>
         <w:jc w:val="center"/>
+      </w:pPr>
+      <w:r>
+        <w:drawing>
+          <wp:inline distB="0" distT="0" distL="0" distR="0">
+            <wp:extent cx="2743200" cy="1047403"/>
+            <wp:effectExtent b="0" l="0" r="0" t="0"/>
+            <wp:docPr id="69225" name="reliability_ab"/>
+            <a:graphic xmlns:a="http://schemas.openxmlformats.org/drawingml/2006/main">
+              <a:graphicData uri="http://schemas.openxmlformats.org/drawingml/2006/picture">
+                <pic:pic xmlns:pic="http://schemas.openxmlformats.org/drawingml/2006/picture">
+                  <pic:nvPicPr>
+                    <pic:cNvPr id="0" name="reliability_ab"/>
+                    <pic:cNvPicPr preferRelativeResize="0"/>
+                  </pic:nvPicPr>
+                  <pic:blipFill>
+                    <a:blip r:embed="rId43"/>
+                    <a:srcRect b="0" l="0" r="0" t="0"/>
+                    <a:stretch>
+                      <a:fillRect/>
+                    </a:stretch>
+                  </pic:blipFill>
+                  <pic:spPr>
+                    <a:xfrm>
+                      <a:off x="0" y="0"/>
+                      <a:ext cx="2743200" cy="1047403"/>
+                    </a:xfrm>
+                    <a:prstGeom prst="rect">
+                      <a:avLst/>
+                    </a:prstGeom>
+                    <a:ln>
+                      <a:noFill/>
+                    </a:ln>
+                  </pic:spPr>
+                </pic:pic>
+              </a:graphicData>
+            </a:graphic>
+          </wp:inline>
+        </w:drawing>
+      </w:r>
+    </w:p>
+    <w:p>
+      <w:pPr>
+        <w:jc w:val="center"/>
         <w:rPr>
           <w:rFonts w:ascii="Times New Roman" w:cs="Times New Roman" w:eastAsia="Times New Roman" w:hAnsi="Times New Roman"/>
           <w:sz w:val="20"/>
@@ -18400,7 +20708,7 @@
           <w:szCs w:val="20"/>
           <w:rtl w:val="0"/>
         </w:rPr>
-        <w:t xml:space="preserve">Gemini 3.6 Flash sits between them, with 152 FPs and 49 FNs in Condition A.</w:t>
+        <w:t xml:space="preserve">We examine the confusion matrices to understand the nature of verification errors. Across models and conditions, the dominant error type is false positives: the model predicts SUCCESS when the ground truth is FAILURE. In Condition A, GPT-4.1 produces 228 false positives against 44 false negatives, and GPT-4.1 Mini 287 against 42. Gemini 3.6 Flash sits between them, with 152 false positives and 49 false negatives. This bias toward predicting SUCCESS is consistent with a model that treats "things look okay" as the default judgment.</w:t>
       </w:r>
       <w:r>
         <w:rPr>
@@ -18504,10 +20812,10 @@
           <w:sz w:val="44"/>
           <w:szCs w:val="44"/>
         </w:rPr>
-        <w:pStyle w:val="Normal"/>
-      </w:pPr>
-      <w:r>
-        <w:t xml:space="preserve">Visual references add modest cost ($0.14–$7.27 per model) but do not improve verification accuracy, confirming that text references with evaluation criteria are sufficient for most use cases.</w:t>
+        <w:pStyle w:val="Heading2"/>
+      </w:pPr>
+      <w:r>
+        <w:t xml:space="preserve">5.8 Overconfidence Analysis</w:t>
       </w:r>
     </w:p>
     <w:p>
@@ -18523,7 +20831,7 @@
         <w:pStyle w:val="Normal"/>
       </w:pPr>
       <w:r>
-        <w:t/>
+        <w:t xml:space="preserve">A key finding is that four of the five models exhibit substantial overconfidence: median confidence of 9-10 whether or not the verdict is correct. Claude Sonnet 4 is the exception, with a median of 8 when correct against 7 when wrong in Condition A. Table 8 shows the mean confidence when correct versus when wrong.</w:t>
       </w:r>
     </w:p>
     <w:p>
@@ -18539,9 +20847,999 @@
         <w:pStyle w:val="Normal"/>
       </w:pPr>
       <w:r>
-        <w:t xml:space="preserve">GPT-4.1 Nano offers the lowest cost ($0.26 for 909 instances in Condition B) and a good cost-accuracy tradeoff. Claude Sonnet 4 ($9.11) is the most expensive but the most accurate and by far the best calibrated.</w:t>
-      </w:r>
-    </w:p>
+        <w:t xml:space="preserve">Table 8: Confidence when correct vs. wrong for Conditions A and B.</w:t>
+      </w:r>
+    </w:p>
+    <w:tbl>
+      <w:tblPr>
+        <w:tblStyle w:val="Table5"/>
+        <w:tblW w:w="4320.0" w:type="dxa"/>
+        <w:jc w:val="left"/>
+        <w:tblBorders>
+          <w:top w:color="000000" w:space="0" w:sz="8" w:val="single"/>
+          <w:left w:color="000000" w:space="0" w:sz="8" w:val="single"/>
+          <w:bottom w:color="000000" w:space="0" w:sz="8" w:val="single"/>
+          <w:right w:color="000000" w:space="0" w:sz="8" w:val="single"/>
+          <w:insideH w:color="000000" w:space="0" w:sz="8" w:val="single"/>
+          <w:insideV w:color="000000" w:space="0" w:sz="8" w:val="single"/>
+        </w:tblBorders>
+        <w:tblLayout w:type="fixed"/>
+        <w:tblLook w:val="0600"/>
+      </w:tblPr>
+      <w:tblGrid>
+        <w:gridCol w:w="1200"/>
+        <w:gridCol w:w="780"/>
+        <w:gridCol w:w="780"/>
+        <w:gridCol w:w="780"/>
+        <w:gridCol w:w="780"/>
+      </w:tblGrid>
+      <w:tr>
+        <w:trPr>
+          <w:cantSplit w:val="0"/>
+          <w:tblHeader w:val="1"/>
+        </w:trPr>
+        <w:tc>
+          <w:tcPr>
+            <w:shd w:fill="auto" w:val="clear"/>
+            <w:tcMar>
+              <w:top w:w="100.0" w:type="dxa"/>
+              <w:left w:w="100.0" w:type="dxa"/>
+              <w:bottom w:w="100.0" w:type="dxa"/>
+              <w:right w:w="100.0" w:type="dxa"/>
+            </w:tcMar>
+            <w:vAlign w:val="top"/>
+          </w:tcPr>
+          <w:p>
+            <w:pPr>
+              <w:jc w:val="left"/>
+              <w:rPr>
+                <w:rFonts w:ascii="Times New Roman" w:cs="Times New Roman" w:eastAsia="Times New Roman" w:hAnsi="Times New Roman"/>
+                <w:b w:val="1"/>
+                <w:bCs w:val="1"/>
+                <w:sz w:val="16"/>
+                <w:szCs w:val="16"/>
+              </w:rPr>
+            </w:pPr>
+            <w:r>
+              <w:rPr>
+                <w:rFonts w:ascii="Times New Roman" w:cs="Times New Roman" w:eastAsia="Times New Roman" w:hAnsi="Times New Roman"/>
+                <w:b w:val="1"/>
+                <w:bCs w:val="1"/>
+                <w:sz w:val="16"/>
+                <w:szCs w:val="16"/>
+                <w:rtl w:val="0"/>
+              </w:rPr>
+              <w:t xml:space="preserve">Model</w:t>
+            </w:r>
+          </w:p>
+        </w:tc>
+        <w:tc>
+          <w:tcPr>
+            <w:shd w:fill="auto" w:val="clear"/>
+            <w:tcMar>
+              <w:top w:w="100.0" w:type="dxa"/>
+              <w:left w:w="100.0" w:type="dxa"/>
+              <w:bottom w:w="100.0" w:type="dxa"/>
+              <w:right w:w="100.0" w:type="dxa"/>
+            </w:tcMar>
+            <w:vAlign w:val="top"/>
+          </w:tcPr>
+          <w:p>
+            <w:pPr>
+              <w:jc w:val="left"/>
+              <w:rPr>
+                <w:rFonts w:ascii="Times New Roman" w:cs="Times New Roman" w:eastAsia="Times New Roman" w:hAnsi="Times New Roman"/>
+                <w:b w:val="1"/>
+                <w:bCs w:val="1"/>
+                <w:sz w:val="16"/>
+                <w:szCs w:val="16"/>
+              </w:rPr>
+            </w:pPr>
+            <w:r>
+              <w:rPr>
+                <w:rFonts w:ascii="Times New Roman" w:cs="Times New Roman" w:eastAsia="Times New Roman" w:hAnsi="Times New Roman"/>
+                <w:b w:val="1"/>
+                <w:bCs w:val="1"/>
+                <w:sz w:val="16"/>
+                <w:szCs w:val="16"/>
+                <w:rtl w:val="0"/>
+              </w:rPr>
+              <w:t xml:space="preserve">A correct</w:t>
+            </w:r>
+          </w:p>
+        </w:tc>
+        <w:tc>
+          <w:tcPr>
+            <w:shd w:fill="auto" w:val="clear"/>
+            <w:tcMar>
+              <w:top w:w="100.0" w:type="dxa"/>
+              <w:left w:w="100.0" w:type="dxa"/>
+              <w:bottom w:w="100.0" w:type="dxa"/>
+              <w:right w:w="100.0" w:type="dxa"/>
+            </w:tcMar>
+            <w:vAlign w:val="top"/>
+          </w:tcPr>
+          <w:p>
+            <w:pPr>
+              <w:jc w:val="left"/>
+              <w:rPr>
+                <w:rFonts w:ascii="Times New Roman" w:cs="Times New Roman" w:eastAsia="Times New Roman" w:hAnsi="Times New Roman"/>
+                <w:b w:val="1"/>
+                <w:bCs w:val="1"/>
+                <w:sz w:val="16"/>
+                <w:szCs w:val="16"/>
+              </w:rPr>
+            </w:pPr>
+            <w:r>
+              <w:rPr>
+                <w:rFonts w:ascii="Times New Roman" w:cs="Times New Roman" w:eastAsia="Times New Roman" w:hAnsi="Times New Roman"/>
+                <w:b w:val="1"/>
+                <w:bCs w:val="1"/>
+                <w:sz w:val="16"/>
+                <w:szCs w:val="16"/>
+                <w:rtl w:val="0"/>
+              </w:rPr>
+              <w:t xml:space="preserve">A wrong</w:t>
+            </w:r>
+          </w:p>
+        </w:tc>
+        <w:tc>
+          <w:tcPr>
+            <w:shd w:fill="auto" w:val="clear"/>
+            <w:tcMar>
+              <w:top w:w="100.0" w:type="dxa"/>
+              <w:left w:w="100.0" w:type="dxa"/>
+              <w:bottom w:w="100.0" w:type="dxa"/>
+              <w:right w:w="100.0" w:type="dxa"/>
+            </w:tcMar>
+            <w:vAlign w:val="top"/>
+          </w:tcPr>
+          <w:p>
+            <w:pPr>
+              <w:jc w:val="left"/>
+              <w:rPr>
+                <w:rFonts w:ascii="Times New Roman" w:cs="Times New Roman" w:eastAsia="Times New Roman" w:hAnsi="Times New Roman"/>
+                <w:b w:val="1"/>
+                <w:bCs w:val="1"/>
+                <w:sz w:val="16"/>
+                <w:szCs w:val="16"/>
+              </w:rPr>
+            </w:pPr>
+            <w:r>
+              <w:rPr>
+                <w:rFonts w:ascii="Times New Roman" w:cs="Times New Roman" w:eastAsia="Times New Roman" w:hAnsi="Times New Roman"/>
+                <w:b w:val="1"/>
+                <w:bCs w:val="1"/>
+                <w:sz w:val="16"/>
+                <w:szCs w:val="16"/>
+                <w:rtl w:val="0"/>
+              </w:rPr>
+              <w:t xml:space="preserve">B correct</w:t>
+            </w:r>
+          </w:p>
+        </w:tc>
+        <w:tc>
+          <w:tcPr>
+            <w:shd w:fill="auto" w:val="clear"/>
+            <w:tcMar>
+              <w:top w:w="100.0" w:type="dxa"/>
+              <w:left w:w="100.0" w:type="dxa"/>
+              <w:bottom w:w="100.0" w:type="dxa"/>
+              <w:right w:w="100.0" w:type="dxa"/>
+            </w:tcMar>
+            <w:vAlign w:val="top"/>
+          </w:tcPr>
+          <w:p>
+            <w:pPr>
+              <w:jc w:val="left"/>
+              <w:rPr>
+                <w:rFonts w:ascii="Times New Roman" w:cs="Times New Roman" w:eastAsia="Times New Roman" w:hAnsi="Times New Roman"/>
+                <w:b w:val="1"/>
+                <w:bCs w:val="1"/>
+                <w:sz w:val="16"/>
+                <w:szCs w:val="16"/>
+              </w:rPr>
+            </w:pPr>
+            <w:r>
+              <w:rPr>
+                <w:rFonts w:ascii="Times New Roman" w:cs="Times New Roman" w:eastAsia="Times New Roman" w:hAnsi="Times New Roman"/>
+                <w:b w:val="1"/>
+                <w:bCs w:val="1"/>
+                <w:sz w:val="16"/>
+                <w:szCs w:val="16"/>
+                <w:rtl w:val="0"/>
+              </w:rPr>
+              <w:t xml:space="preserve">B wrong</w:t>
+            </w:r>
+          </w:p>
+        </w:tc>
+      </w:tr>
+      <w:tr>
+        <w:tc>
+          <w:tcPr>
+            <w:shd w:fill="auto" w:val="clear"/>
+            <w:tcMar>
+              <w:top w:w="100.0" w:type="dxa"/>
+              <w:left w:w="100.0" w:type="dxa"/>
+              <w:bottom w:w="100.0" w:type="dxa"/>
+              <w:right w:w="100.0" w:type="dxa"/>
+            </w:tcMar>
+            <w:vAlign w:val="top"/>
+          </w:tcPr>
+          <w:p>
+            <w:pPr>
+              <w:jc w:val="left"/>
+              <w:rPr>
+                <w:rFonts w:ascii="Times New Roman" w:cs="Times New Roman" w:eastAsia="Times New Roman" w:hAnsi="Times New Roman"/>
+                <w:sz w:val="16"/>
+                <w:szCs w:val="16"/>
+              </w:rPr>
+            </w:pPr>
+            <w:r>
+              <w:rPr>
+                <w:rFonts w:ascii="Times New Roman" w:cs="Times New Roman" w:eastAsia="Times New Roman" w:hAnsi="Times New Roman"/>
+                <w:sz w:val="16"/>
+                <w:szCs w:val="16"/>
+                <w:rtl w:val="0"/>
+              </w:rPr>
+              <w:t xml:space="preserve">GPT-4.1 Nano</w:t>
+            </w:r>
+          </w:p>
+        </w:tc>
+        <w:tc>
+          <w:tcPr>
+            <w:shd w:fill="auto" w:val="clear"/>
+            <w:tcMar>
+              <w:top w:w="100.0" w:type="dxa"/>
+              <w:left w:w="100.0" w:type="dxa"/>
+              <w:bottom w:w="100.0" w:type="dxa"/>
+              <w:right w:w="100.0" w:type="dxa"/>
+            </w:tcMar>
+            <w:vAlign w:val="top"/>
+          </w:tcPr>
+          <w:p>
+            <w:pPr>
+              <w:jc w:val="left"/>
+              <w:rPr>
+                <w:rFonts w:ascii="Times New Roman" w:cs="Times New Roman" w:eastAsia="Times New Roman" w:hAnsi="Times New Roman"/>
+                <w:sz w:val="16"/>
+                <w:szCs w:val="16"/>
+              </w:rPr>
+            </w:pPr>
+            <w:r>
+              <w:rPr>
+                <w:rFonts w:ascii="Times New Roman" w:cs="Times New Roman" w:eastAsia="Times New Roman" w:hAnsi="Times New Roman"/>
+                <w:sz w:val="16"/>
+                <w:szCs w:val="16"/>
+                <w:rtl w:val="0"/>
+              </w:rPr>
+              <w:t xml:space="preserve">8.22</w:t>
+            </w:r>
+          </w:p>
+        </w:tc>
+        <w:tc>
+          <w:tcPr>
+            <w:shd w:fill="auto" w:val="clear"/>
+            <w:tcMar>
+              <w:top w:w="100.0" w:type="dxa"/>
+              <w:left w:w="100.0" w:type="dxa"/>
+              <w:bottom w:w="100.0" w:type="dxa"/>
+              <w:right w:w="100.0" w:type="dxa"/>
+            </w:tcMar>
+            <w:vAlign w:val="top"/>
+          </w:tcPr>
+          <w:p>
+            <w:pPr>
+              <w:jc w:val="left"/>
+              <w:rPr>
+                <w:rFonts w:ascii="Times New Roman" w:cs="Times New Roman" w:eastAsia="Times New Roman" w:hAnsi="Times New Roman"/>
+                <w:sz w:val="16"/>
+                <w:szCs w:val="16"/>
+              </w:rPr>
+            </w:pPr>
+            <w:r>
+              <w:rPr>
+                <w:rFonts w:ascii="Times New Roman" w:cs="Times New Roman" w:eastAsia="Times New Roman" w:hAnsi="Times New Roman"/>
+                <w:sz w:val="16"/>
+                <w:szCs w:val="16"/>
+                <w:rtl w:val="0"/>
+              </w:rPr>
+              <w:t xml:space="preserve">8.81</w:t>
+            </w:r>
+          </w:p>
+        </w:tc>
+        <w:tc>
+          <w:tcPr>
+            <w:shd w:fill="auto" w:val="clear"/>
+            <w:tcMar>
+              <w:top w:w="100.0" w:type="dxa"/>
+              <w:left w:w="100.0" w:type="dxa"/>
+              <w:bottom w:w="100.0" w:type="dxa"/>
+              <w:right w:w="100.0" w:type="dxa"/>
+            </w:tcMar>
+            <w:vAlign w:val="top"/>
+          </w:tcPr>
+          <w:p>
+            <w:pPr>
+              <w:jc w:val="left"/>
+              <w:rPr>
+                <w:rFonts w:ascii="Times New Roman" w:cs="Times New Roman" w:eastAsia="Times New Roman" w:hAnsi="Times New Roman"/>
+                <w:sz w:val="16"/>
+                <w:szCs w:val="16"/>
+              </w:rPr>
+            </w:pPr>
+            <w:r>
+              <w:rPr>
+                <w:rFonts w:ascii="Times New Roman" w:cs="Times New Roman" w:eastAsia="Times New Roman" w:hAnsi="Times New Roman"/>
+                <w:sz w:val="16"/>
+                <w:szCs w:val="16"/>
+                <w:rtl w:val="0"/>
+              </w:rPr>
+              <w:t xml:space="preserve">7.47</w:t>
+            </w:r>
+          </w:p>
+        </w:tc>
+        <w:tc>
+          <w:tcPr>
+            <w:shd w:fill="auto" w:val="clear"/>
+            <w:tcMar>
+              <w:top w:w="100.0" w:type="dxa"/>
+              <w:left w:w="100.0" w:type="dxa"/>
+              <w:bottom w:w="100.0" w:type="dxa"/>
+              <w:right w:w="100.0" w:type="dxa"/>
+            </w:tcMar>
+            <w:vAlign w:val="top"/>
+          </w:tcPr>
+          <w:p>
+            <w:pPr>
+              <w:jc w:val="left"/>
+              <w:rPr>
+                <w:rFonts w:ascii="Times New Roman" w:cs="Times New Roman" w:eastAsia="Times New Roman" w:hAnsi="Times New Roman"/>
+                <w:sz w:val="16"/>
+                <w:szCs w:val="16"/>
+              </w:rPr>
+            </w:pPr>
+            <w:r>
+              <w:rPr>
+                <w:rFonts w:ascii="Times New Roman" w:cs="Times New Roman" w:eastAsia="Times New Roman" w:hAnsi="Times New Roman"/>
+                <w:sz w:val="16"/>
+                <w:szCs w:val="16"/>
+                <w:rtl w:val="0"/>
+              </w:rPr>
+              <w:t xml:space="preserve">8.83</w:t>
+            </w:r>
+          </w:p>
+        </w:tc>
+      </w:tr>
+      <w:tr>
+        <w:tc>
+          <w:tcPr>
+            <w:shd w:fill="auto" w:val="clear"/>
+            <w:tcMar>
+              <w:top w:w="100.0" w:type="dxa"/>
+              <w:left w:w="100.0" w:type="dxa"/>
+              <w:bottom w:w="100.0" w:type="dxa"/>
+              <w:right w:w="100.0" w:type="dxa"/>
+            </w:tcMar>
+            <w:vAlign w:val="top"/>
+          </w:tcPr>
+          <w:p>
+            <w:pPr>
+              <w:jc w:val="left"/>
+              <w:rPr>
+                <w:rFonts w:ascii="Times New Roman" w:cs="Times New Roman" w:eastAsia="Times New Roman" w:hAnsi="Times New Roman"/>
+                <w:sz w:val="16"/>
+                <w:szCs w:val="16"/>
+              </w:rPr>
+            </w:pPr>
+            <w:r>
+              <w:rPr>
+                <w:rFonts w:ascii="Times New Roman" w:cs="Times New Roman" w:eastAsia="Times New Roman" w:hAnsi="Times New Roman"/>
+                <w:sz w:val="16"/>
+                <w:szCs w:val="16"/>
+                <w:rtl w:val="0"/>
+              </w:rPr>
+              <w:t xml:space="preserve">GPT-4.1 Mini</w:t>
+            </w:r>
+          </w:p>
+        </w:tc>
+        <w:tc>
+          <w:tcPr>
+            <w:shd w:fill="auto" w:val="clear"/>
+            <w:tcMar>
+              <w:top w:w="100.0" w:type="dxa"/>
+              <w:left w:w="100.0" w:type="dxa"/>
+              <w:bottom w:w="100.0" w:type="dxa"/>
+              <w:right w:w="100.0" w:type="dxa"/>
+            </w:tcMar>
+            <w:vAlign w:val="top"/>
+          </w:tcPr>
+          <w:p>
+            <w:pPr>
+              <w:jc w:val="left"/>
+              <w:rPr>
+                <w:rFonts w:ascii="Times New Roman" w:cs="Times New Roman" w:eastAsia="Times New Roman" w:hAnsi="Times New Roman"/>
+                <w:sz w:val="16"/>
+                <w:szCs w:val="16"/>
+              </w:rPr>
+            </w:pPr>
+            <w:r>
+              <w:rPr>
+                <w:rFonts w:ascii="Times New Roman" w:cs="Times New Roman" w:eastAsia="Times New Roman" w:hAnsi="Times New Roman"/>
+                <w:sz w:val="16"/>
+                <w:szCs w:val="16"/>
+                <w:rtl w:val="0"/>
+              </w:rPr>
+              <w:t xml:space="preserve">9.37</w:t>
+            </w:r>
+          </w:p>
+        </w:tc>
+        <w:tc>
+          <w:tcPr>
+            <w:shd w:fill="auto" w:val="clear"/>
+            <w:tcMar>
+              <w:top w:w="100.0" w:type="dxa"/>
+              <w:left w:w="100.0" w:type="dxa"/>
+              <w:bottom w:w="100.0" w:type="dxa"/>
+              <w:right w:w="100.0" w:type="dxa"/>
+            </w:tcMar>
+            <w:vAlign w:val="top"/>
+          </w:tcPr>
+          <w:p>
+            <w:pPr>
+              <w:jc w:val="left"/>
+              <w:rPr>
+                <w:rFonts w:ascii="Times New Roman" w:cs="Times New Roman" w:eastAsia="Times New Roman" w:hAnsi="Times New Roman"/>
+                <w:sz w:val="16"/>
+                <w:szCs w:val="16"/>
+              </w:rPr>
+            </w:pPr>
+            <w:r>
+              <w:rPr>
+                <w:rFonts w:ascii="Times New Roman" w:cs="Times New Roman" w:eastAsia="Times New Roman" w:hAnsi="Times New Roman"/>
+                <w:sz w:val="16"/>
+                <w:szCs w:val="16"/>
+                <w:rtl w:val="0"/>
+              </w:rPr>
+              <w:t xml:space="preserve">9.42</w:t>
+            </w:r>
+          </w:p>
+        </w:tc>
+        <w:tc>
+          <w:tcPr>
+            <w:shd w:fill="auto" w:val="clear"/>
+            <w:tcMar>
+              <w:top w:w="100.0" w:type="dxa"/>
+              <w:left w:w="100.0" w:type="dxa"/>
+              <w:bottom w:w="100.0" w:type="dxa"/>
+              <w:right w:w="100.0" w:type="dxa"/>
+            </w:tcMar>
+            <w:vAlign w:val="top"/>
+          </w:tcPr>
+          <w:p>
+            <w:pPr>
+              <w:jc w:val="left"/>
+              <w:rPr>
+                <w:rFonts w:ascii="Times New Roman" w:cs="Times New Roman" w:eastAsia="Times New Roman" w:hAnsi="Times New Roman"/>
+                <w:sz w:val="16"/>
+                <w:szCs w:val="16"/>
+              </w:rPr>
+            </w:pPr>
+            <w:r>
+              <w:rPr>
+                <w:rFonts w:ascii="Times New Roman" w:cs="Times New Roman" w:eastAsia="Times New Roman" w:hAnsi="Times New Roman"/>
+                <w:sz w:val="16"/>
+                <w:szCs w:val="16"/>
+                <w:rtl w:val="0"/>
+              </w:rPr>
+              <w:t xml:space="preserve">9.38</w:t>
+            </w:r>
+          </w:p>
+        </w:tc>
+        <w:tc>
+          <w:tcPr>
+            <w:shd w:fill="auto" w:val="clear"/>
+            <w:tcMar>
+              <w:top w:w="100.0" w:type="dxa"/>
+              <w:left w:w="100.0" w:type="dxa"/>
+              <w:bottom w:w="100.0" w:type="dxa"/>
+              <w:right w:w="100.0" w:type="dxa"/>
+            </w:tcMar>
+            <w:vAlign w:val="top"/>
+          </w:tcPr>
+          <w:p>
+            <w:pPr>
+              <w:jc w:val="left"/>
+              <w:rPr>
+                <w:rFonts w:ascii="Times New Roman" w:cs="Times New Roman" w:eastAsia="Times New Roman" w:hAnsi="Times New Roman"/>
+                <w:sz w:val="16"/>
+                <w:szCs w:val="16"/>
+              </w:rPr>
+            </w:pPr>
+            <w:r>
+              <w:rPr>
+                <w:rFonts w:ascii="Times New Roman" w:cs="Times New Roman" w:eastAsia="Times New Roman" w:hAnsi="Times New Roman"/>
+                <w:sz w:val="16"/>
+                <w:szCs w:val="16"/>
+                <w:rtl w:val="0"/>
+              </w:rPr>
+              <w:t xml:space="preserve">9.25</w:t>
+            </w:r>
+          </w:p>
+        </w:tc>
+      </w:tr>
+      <w:tr>
+        <w:tc>
+          <w:tcPr>
+            <w:shd w:fill="auto" w:val="clear"/>
+            <w:tcMar>
+              <w:top w:w="100.0" w:type="dxa"/>
+              <w:left w:w="100.0" w:type="dxa"/>
+              <w:bottom w:w="100.0" w:type="dxa"/>
+              <w:right w:w="100.0" w:type="dxa"/>
+            </w:tcMar>
+            <w:vAlign w:val="top"/>
+          </w:tcPr>
+          <w:p>
+            <w:pPr>
+              <w:jc w:val="left"/>
+              <w:rPr>
+                <w:rFonts w:ascii="Times New Roman" w:cs="Times New Roman" w:eastAsia="Times New Roman" w:hAnsi="Times New Roman"/>
+                <w:sz w:val="16"/>
+                <w:szCs w:val="16"/>
+              </w:rPr>
+            </w:pPr>
+            <w:r>
+              <w:rPr>
+                <w:rFonts w:ascii="Times New Roman" w:cs="Times New Roman" w:eastAsia="Times New Roman" w:hAnsi="Times New Roman"/>
+                <w:sz w:val="16"/>
+                <w:szCs w:val="16"/>
+                <w:rtl w:val="0"/>
+              </w:rPr>
+              <w:t xml:space="preserve">GPT-4.1</w:t>
+            </w:r>
+          </w:p>
+        </w:tc>
+        <w:tc>
+          <w:tcPr>
+            <w:shd w:fill="auto" w:val="clear"/>
+            <w:tcMar>
+              <w:top w:w="100.0" w:type="dxa"/>
+              <w:left w:w="100.0" w:type="dxa"/>
+              <w:bottom w:w="100.0" w:type="dxa"/>
+              <w:right w:w="100.0" w:type="dxa"/>
+            </w:tcMar>
+            <w:vAlign w:val="top"/>
+          </w:tcPr>
+          <w:p>
+            <w:pPr>
+              <w:jc w:val="left"/>
+              <w:rPr>
+                <w:rFonts w:ascii="Times New Roman" w:cs="Times New Roman" w:eastAsia="Times New Roman" w:hAnsi="Times New Roman"/>
+                <w:sz w:val="16"/>
+                <w:szCs w:val="16"/>
+              </w:rPr>
+            </w:pPr>
+            <w:r>
+              <w:rPr>
+                <w:rFonts w:ascii="Times New Roman" w:cs="Times New Roman" w:eastAsia="Times New Roman" w:hAnsi="Times New Roman"/>
+                <w:sz w:val="16"/>
+                <w:szCs w:val="16"/>
+                <w:rtl w:val="0"/>
+              </w:rPr>
+              <w:t xml:space="preserve">9.41</w:t>
+            </w:r>
+          </w:p>
+        </w:tc>
+        <w:tc>
+          <w:tcPr>
+            <w:shd w:fill="auto" w:val="clear"/>
+            <w:tcMar>
+              <w:top w:w="100.0" w:type="dxa"/>
+              <w:left w:w="100.0" w:type="dxa"/>
+              <w:bottom w:w="100.0" w:type="dxa"/>
+              <w:right w:w="100.0" w:type="dxa"/>
+            </w:tcMar>
+            <w:vAlign w:val="top"/>
+          </w:tcPr>
+          <w:p>
+            <w:pPr>
+              <w:jc w:val="left"/>
+              <w:rPr>
+                <w:rFonts w:ascii="Times New Roman" w:cs="Times New Roman" w:eastAsia="Times New Roman" w:hAnsi="Times New Roman"/>
+                <w:sz w:val="16"/>
+                <w:szCs w:val="16"/>
+              </w:rPr>
+            </w:pPr>
+            <w:r>
+              <w:rPr>
+                <w:rFonts w:ascii="Times New Roman" w:cs="Times New Roman" w:eastAsia="Times New Roman" w:hAnsi="Times New Roman"/>
+                <w:sz w:val="16"/>
+                <w:szCs w:val="16"/>
+                <w:rtl w:val="0"/>
+              </w:rPr>
+              <w:t xml:space="preserve">9.78</w:t>
+            </w:r>
+          </w:p>
+        </w:tc>
+        <w:tc>
+          <w:tcPr>
+            <w:shd w:fill="auto" w:val="clear"/>
+            <w:tcMar>
+              <w:top w:w="100.0" w:type="dxa"/>
+              <w:left w:w="100.0" w:type="dxa"/>
+              <w:bottom w:w="100.0" w:type="dxa"/>
+              <w:right w:w="100.0" w:type="dxa"/>
+            </w:tcMar>
+            <w:vAlign w:val="top"/>
+          </w:tcPr>
+          <w:p>
+            <w:pPr>
+              <w:jc w:val="left"/>
+              <w:rPr>
+                <w:rFonts w:ascii="Times New Roman" w:cs="Times New Roman" w:eastAsia="Times New Roman" w:hAnsi="Times New Roman"/>
+                <w:sz w:val="16"/>
+                <w:szCs w:val="16"/>
+              </w:rPr>
+            </w:pPr>
+            <w:r>
+              <w:rPr>
+                <w:rFonts w:ascii="Times New Roman" w:cs="Times New Roman" w:eastAsia="Times New Roman" w:hAnsi="Times New Roman"/>
+                <w:sz w:val="16"/>
+                <w:szCs w:val="16"/>
+                <w:rtl w:val="0"/>
+              </w:rPr>
+              <w:t xml:space="preserve">9.48</w:t>
+            </w:r>
+          </w:p>
+        </w:tc>
+        <w:tc>
+          <w:tcPr>
+            <w:shd w:fill="auto" w:val="clear"/>
+            <w:tcMar>
+              <w:top w:w="100.0" w:type="dxa"/>
+              <w:left w:w="100.0" w:type="dxa"/>
+              <w:bottom w:w="100.0" w:type="dxa"/>
+              <w:right w:w="100.0" w:type="dxa"/>
+            </w:tcMar>
+            <w:vAlign w:val="top"/>
+          </w:tcPr>
+          <w:p>
+            <w:pPr>
+              <w:jc w:val="left"/>
+              <w:rPr>
+                <w:rFonts w:ascii="Times New Roman" w:cs="Times New Roman" w:eastAsia="Times New Roman" w:hAnsi="Times New Roman"/>
+                <w:sz w:val="16"/>
+                <w:szCs w:val="16"/>
+              </w:rPr>
+            </w:pPr>
+            <w:r>
+              <w:rPr>
+                <w:rFonts w:ascii="Times New Roman" w:cs="Times New Roman" w:eastAsia="Times New Roman" w:hAnsi="Times New Roman"/>
+                <w:sz w:val="16"/>
+                <w:szCs w:val="16"/>
+                <w:rtl w:val="0"/>
+              </w:rPr>
+              <w:t xml:space="preserve">9.75</w:t>
+            </w:r>
+          </w:p>
+        </w:tc>
+      </w:tr>
+      <w:tr>
+        <w:tc>
+          <w:tcPr>
+            <w:shd w:fill="auto" w:val="clear"/>
+            <w:tcMar>
+              <w:top w:w="100.0" w:type="dxa"/>
+              <w:left w:w="100.0" w:type="dxa"/>
+              <w:bottom w:w="100.0" w:type="dxa"/>
+              <w:right w:w="100.0" w:type="dxa"/>
+            </w:tcMar>
+            <w:vAlign w:val="top"/>
+          </w:tcPr>
+          <w:p>
+            <w:pPr>
+              <w:jc w:val="left"/>
+              <w:rPr>
+                <w:rFonts w:ascii="Times New Roman" w:cs="Times New Roman" w:eastAsia="Times New Roman" w:hAnsi="Times New Roman"/>
+                <w:sz w:val="16"/>
+                <w:szCs w:val="16"/>
+              </w:rPr>
+            </w:pPr>
+            <w:r>
+              <w:rPr>
+                <w:rFonts w:ascii="Times New Roman" w:cs="Times New Roman" w:eastAsia="Times New Roman" w:hAnsi="Times New Roman"/>
+                <w:sz w:val="16"/>
+                <w:szCs w:val="16"/>
+                <w:rtl w:val="0"/>
+              </w:rPr>
+              <w:t xml:space="preserve">Claude Sonnet 4</w:t>
+            </w:r>
+          </w:p>
+        </w:tc>
+        <w:tc>
+          <w:tcPr>
+            <w:shd w:fill="auto" w:val="clear"/>
+            <w:tcMar>
+              <w:top w:w="100.0" w:type="dxa"/>
+              <w:left w:w="100.0" w:type="dxa"/>
+              <w:bottom w:w="100.0" w:type="dxa"/>
+              <w:right w:w="100.0" w:type="dxa"/>
+            </w:tcMar>
+            <w:vAlign w:val="top"/>
+          </w:tcPr>
+          <w:p>
+            <w:pPr>
+              <w:jc w:val="left"/>
+              <w:rPr>
+                <w:rFonts w:ascii="Times New Roman" w:cs="Times New Roman" w:eastAsia="Times New Roman" w:hAnsi="Times New Roman"/>
+                <w:sz w:val="16"/>
+                <w:szCs w:val="16"/>
+              </w:rPr>
+            </w:pPr>
+            <w:r>
+              <w:rPr>
+                <w:rFonts w:ascii="Times New Roman" w:cs="Times New Roman" w:eastAsia="Times New Roman" w:hAnsi="Times New Roman"/>
+                <w:sz w:val="16"/>
+                <w:szCs w:val="16"/>
+                <w:rtl w:val="0"/>
+              </w:rPr>
+              <w:t xml:space="preserve">8.01</w:t>
+            </w:r>
+          </w:p>
+        </w:tc>
+        <w:tc>
+          <w:tcPr>
+            <w:shd w:fill="auto" w:val="clear"/>
+            <w:tcMar>
+              <w:top w:w="100.0" w:type="dxa"/>
+              <w:left w:w="100.0" w:type="dxa"/>
+              <w:bottom w:w="100.0" w:type="dxa"/>
+              <w:right w:w="100.0" w:type="dxa"/>
+            </w:tcMar>
+            <w:vAlign w:val="top"/>
+          </w:tcPr>
+          <w:p>
+            <w:pPr>
+              <w:jc w:val="left"/>
+              <w:rPr>
+                <w:rFonts w:ascii="Times New Roman" w:cs="Times New Roman" w:eastAsia="Times New Roman" w:hAnsi="Times New Roman"/>
+                <w:sz w:val="16"/>
+                <w:szCs w:val="16"/>
+              </w:rPr>
+            </w:pPr>
+            <w:r>
+              <w:rPr>
+                <w:rFonts w:ascii="Times New Roman" w:cs="Times New Roman" w:eastAsia="Times New Roman" w:hAnsi="Times New Roman"/>
+                <w:sz w:val="16"/>
+                <w:szCs w:val="16"/>
+                <w:rtl w:val="0"/>
+              </w:rPr>
+              <w:t xml:space="preserve">7.28</w:t>
+            </w:r>
+          </w:p>
+        </w:tc>
+        <w:tc>
+          <w:tcPr>
+            <w:shd w:fill="auto" w:val="clear"/>
+            <w:tcMar>
+              <w:top w:w="100.0" w:type="dxa"/>
+              <w:left w:w="100.0" w:type="dxa"/>
+              <w:bottom w:w="100.0" w:type="dxa"/>
+              <w:right w:w="100.0" w:type="dxa"/>
+            </w:tcMar>
+            <w:vAlign w:val="top"/>
+          </w:tcPr>
+          <w:p>
+            <w:pPr>
+              <w:jc w:val="left"/>
+              <w:rPr>
+                <w:rFonts w:ascii="Times New Roman" w:cs="Times New Roman" w:eastAsia="Times New Roman" w:hAnsi="Times New Roman"/>
+                <w:sz w:val="16"/>
+                <w:szCs w:val="16"/>
+              </w:rPr>
+            </w:pPr>
+            <w:r>
+              <w:rPr>
+                <w:rFonts w:ascii="Times New Roman" w:cs="Times New Roman" w:eastAsia="Times New Roman" w:hAnsi="Times New Roman"/>
+                <w:sz w:val="16"/>
+                <w:szCs w:val="16"/>
+                <w:rtl w:val="0"/>
+              </w:rPr>
+              <w:t xml:space="preserve">8.43</w:t>
+            </w:r>
+          </w:p>
+        </w:tc>
+        <w:tc>
+          <w:tcPr>
+            <w:shd w:fill="auto" w:val="clear"/>
+            <w:tcMar>
+              <w:top w:w="100.0" w:type="dxa"/>
+              <w:left w:w="100.0" w:type="dxa"/>
+              <w:bottom w:w="100.0" w:type="dxa"/>
+              <w:right w:w="100.0" w:type="dxa"/>
+            </w:tcMar>
+            <w:vAlign w:val="top"/>
+          </w:tcPr>
+          <w:p>
+            <w:pPr>
+              <w:jc w:val="left"/>
+              <w:rPr>
+                <w:rFonts w:ascii="Times New Roman" w:cs="Times New Roman" w:eastAsia="Times New Roman" w:hAnsi="Times New Roman"/>
+                <w:sz w:val="16"/>
+                <w:szCs w:val="16"/>
+              </w:rPr>
+            </w:pPr>
+            <w:r>
+              <w:rPr>
+                <w:rFonts w:ascii="Times New Roman" w:cs="Times New Roman" w:eastAsia="Times New Roman" w:hAnsi="Times New Roman"/>
+                <w:sz w:val="16"/>
+                <w:szCs w:val="16"/>
+                <w:rtl w:val="0"/>
+              </w:rPr>
+              <w:t xml:space="preserve">7.52</w:t>
+            </w:r>
+          </w:p>
+        </w:tc>
+      </w:tr>
+      <w:tr>
+        <w:tc>
+          <w:tcPr>
+            <w:shd w:fill="auto" w:val="clear"/>
+            <w:tcMar>
+              <w:top w:w="100.0" w:type="dxa"/>
+              <w:left w:w="100.0" w:type="dxa"/>
+              <w:bottom w:w="100.0" w:type="dxa"/>
+              <w:right w:w="100.0" w:type="dxa"/>
+            </w:tcMar>
+            <w:vAlign w:val="top"/>
+          </w:tcPr>
+          <w:p>
+            <w:pPr>
+              <w:jc w:val="left"/>
+              <w:rPr>
+                <w:rFonts w:ascii="Times New Roman" w:cs="Times New Roman" w:eastAsia="Times New Roman" w:hAnsi="Times New Roman"/>
+                <w:sz w:val="16"/>
+                <w:szCs w:val="16"/>
+              </w:rPr>
+            </w:pPr>
+            <w:r>
+              <w:rPr>
+                <w:rFonts w:ascii="Times New Roman" w:cs="Times New Roman" w:eastAsia="Times New Roman" w:hAnsi="Times New Roman"/>
+                <w:sz w:val="16"/>
+                <w:szCs w:val="16"/>
+                <w:rtl w:val="0"/>
+              </w:rPr>
+              <w:t xml:space="preserve">Gemini 3.6 Flash</w:t>
+            </w:r>
+          </w:p>
+        </w:tc>
+        <w:tc>
+          <w:tcPr>
+            <w:shd w:fill="auto" w:val="clear"/>
+            <w:tcMar>
+              <w:top w:w="100.0" w:type="dxa"/>
+              <w:left w:w="100.0" w:type="dxa"/>
+              <w:bottom w:w="100.0" w:type="dxa"/>
+              <w:right w:w="100.0" w:type="dxa"/>
+            </w:tcMar>
+            <w:vAlign w:val="top"/>
+          </w:tcPr>
+          <w:p>
+            <w:pPr>
+              <w:jc w:val="left"/>
+              <w:rPr>
+                <w:rFonts w:ascii="Times New Roman" w:cs="Times New Roman" w:eastAsia="Times New Roman" w:hAnsi="Times New Roman"/>
+                <w:sz w:val="16"/>
+                <w:szCs w:val="16"/>
+              </w:rPr>
+            </w:pPr>
+            <w:r>
+              <w:rPr>
+                <w:rFonts w:ascii="Times New Roman" w:cs="Times New Roman" w:eastAsia="Times New Roman" w:hAnsi="Times New Roman"/>
+                <w:sz w:val="16"/>
+                <w:szCs w:val="16"/>
+                <w:rtl w:val="0"/>
+              </w:rPr>
+              <w:t xml:space="preserve">9.59</w:t>
+            </w:r>
+          </w:p>
+        </w:tc>
+        <w:tc>
+          <w:tcPr>
+            <w:shd w:fill="auto" w:val="clear"/>
+            <w:tcMar>
+              <w:top w:w="100.0" w:type="dxa"/>
+              <w:left w:w="100.0" w:type="dxa"/>
+              <w:bottom w:w="100.0" w:type="dxa"/>
+              <w:right w:w="100.0" w:type="dxa"/>
+            </w:tcMar>
+            <w:vAlign w:val="top"/>
+          </w:tcPr>
+          <w:p>
+            <w:pPr>
+              <w:jc w:val="left"/>
+              <w:rPr>
+                <w:rFonts w:ascii="Times New Roman" w:cs="Times New Roman" w:eastAsia="Times New Roman" w:hAnsi="Times New Roman"/>
+                <w:sz w:val="16"/>
+                <w:szCs w:val="16"/>
+              </w:rPr>
+            </w:pPr>
+            <w:r>
+              <w:rPr>
+                <w:rFonts w:ascii="Times New Roman" w:cs="Times New Roman" w:eastAsia="Times New Roman" w:hAnsi="Times New Roman"/>
+                <w:sz w:val="16"/>
+                <w:szCs w:val="16"/>
+                <w:rtl w:val="0"/>
+              </w:rPr>
+              <w:t xml:space="preserve">9.47</w:t>
+            </w:r>
+          </w:p>
+        </w:tc>
+        <w:tc>
+          <w:tcPr>
+            <w:shd w:fill="auto" w:val="clear"/>
+            <w:tcMar>
+              <w:top w:w="100.0" w:type="dxa"/>
+              <w:left w:w="100.0" w:type="dxa"/>
+              <w:bottom w:w="100.0" w:type="dxa"/>
+              <w:right w:w="100.0" w:type="dxa"/>
+            </w:tcMar>
+            <w:vAlign w:val="top"/>
+          </w:tcPr>
+          <w:p>
+            <w:pPr>
+              <w:jc w:val="left"/>
+              <w:rPr>
+                <w:rFonts w:ascii="Times New Roman" w:cs="Times New Roman" w:eastAsia="Times New Roman" w:hAnsi="Times New Roman"/>
+                <w:sz w:val="16"/>
+                <w:szCs w:val="16"/>
+              </w:rPr>
+            </w:pPr>
+            <w:r>
+              <w:rPr>
+                <w:rFonts w:ascii="Times New Roman" w:cs="Times New Roman" w:eastAsia="Times New Roman" w:hAnsi="Times New Roman"/>
+                <w:sz w:val="16"/>
+                <w:szCs w:val="16"/>
+                <w:rtl w:val="0"/>
+              </w:rPr>
+              <w:t xml:space="preserve">9.60</w:t>
+            </w:r>
+          </w:p>
+        </w:tc>
+        <w:tc>
+          <w:tcPr>
+            <w:shd w:fill="auto" w:val="clear"/>
+            <w:tcMar>
+              <w:top w:w="100.0" w:type="dxa"/>
+              <w:left w:w="100.0" w:type="dxa"/>
+              <w:bottom w:w="100.0" w:type="dxa"/>
+              <w:right w:w="100.0" w:type="dxa"/>
+            </w:tcMar>
+            <w:vAlign w:val="top"/>
+          </w:tcPr>
+          <w:p>
+            <w:pPr>
+              <w:jc w:val="left"/>
+              <w:rPr>
+                <w:rFonts w:ascii="Times New Roman" w:cs="Times New Roman" w:eastAsia="Times New Roman" w:hAnsi="Times New Roman"/>
+                <w:sz w:val="16"/>
+                <w:szCs w:val="16"/>
+              </w:rPr>
+            </w:pPr>
+            <w:r>
+              <w:rPr>
+                <w:rFonts w:ascii="Times New Roman" w:cs="Times New Roman" w:eastAsia="Times New Roman" w:hAnsi="Times New Roman"/>
+                <w:sz w:val="16"/>
+                <w:szCs w:val="16"/>
+                <w:rtl w:val="0"/>
+              </w:rPr>
+              <w:t xml:space="preserve">9.51</w:t>
+            </w:r>
+          </w:p>
+        </w:tc>
+      </w:tr>
+    </w:tbl>
     <w:p>
       <w:pPr>
         <w:jc w:val="both"/>
@@ -18555,7 +21853,7 @@
         <w:pStyle w:val="Normal"/>
       </w:pPr>
       <w:r>
-        <w:t/>
+        <w:t xml:space="preserve">The overconfidence pattern is most pronounced for the GPT-4.1 family, where mean confidence when wrong equals or exceeds confidence when correct (GPT-4.1 9.78 vs 9.41, GPT-4.1 Mini 9.42 vs 9.37, GPT-4.1 Nano 8.81 vs 8.22 in Condition A). For these models confidence scores alone are unreliable for filtering low-quality verifications. Gemini 3.6 Flash is only marginally better (9.59 correct vs 9.47 wrong), its confidence being almost saturated at the top of the scale. Claude Sonnet 4 shows the best calibration, with a positive gap of +0.7 to +0.9 between correct and incorrect confidence.</w:t>
       </w:r>
     </w:p>
     <w:p>
@@ -18587,7 +21885,7 @@
         <w:pStyle w:val="Normal"/>
       </w:pPr>
       <w:r>
-        <w:t xml:space="preserve">Table 11: Estimated cost and latency for verifying 909 instances. Text-only verification assumes ~538 input tokens and ~200 output tokens per instance.</w:t>
+        <w:t xml:space="preserve">Gemini 3.6 Flash neither gains nor loses appreciably from a text reference (+0.9pp, p=0.450). Inspection of its outputs suggests why: its confidence is saturated near the top of the scale in every condition, and its verdicts change comparatively rarely when a reference is added. Where it does err, the failure mode is reference-anchored: it reports that the expected state is present, echoing the reference text, when the screenshot does not show it.</w:t>
       </w:r>
     </w:p>
     <w:p>
@@ -18600,10 +21898,10 @@
           <w:sz w:val="44"/>
           <w:szCs w:val="44"/>
         </w:rPr>
-        <w:pStyle w:val="Heading2"/>
-      </w:pPr>
-      <w:r>
-        <w:t xml:space="preserve">5.10 Cost-Latency Tradeoffs</w:t>
+        <w:pStyle w:val="Normal"/>
+      </w:pPr>
+      <w:r>
+        <w:t/>
       </w:r>
     </w:p>
     <w:p>
@@ -18616,10 +21914,10 @@
           <w:sz w:val="44"/>
           <w:szCs w:val="44"/>
         </w:rPr>
-        <w:pStyle w:val="Normal"/>
-      </w:pPr>
-      <w:r>
-        <w:t/>
+        <w:pStyle w:val="Heading2"/>
+      </w:pPr>
+      <w:r>
+        <w:t xml:space="preserve">5.9 Qualitative Analysis</w:t>
       </w:r>
     </w:p>
     <w:p>
@@ -18635,7 +21933,7 @@
         <w:pStyle w:val="Normal"/>
       </w:pPr>
       <w:r>
-        <w:t xml:space="preserve">These examples illustrate that text references are most helpful when they provide structured evaluation criteria that the verifier can systematically check. They are least helpful when the verifier uses the reference as a proxy for task completion rather than as a checklist.</w:t>
+        <w:t/>
       </w:r>
     </w:p>
     <w:p>
@@ -18651,7 +21949,7 @@
         <w:pStyle w:val="Normal"/>
       </w:pPr>
       <w:r>
-        <w:t/>
+        <w:t xml:space="preserve">Across all five models, on instances where both Conditions A and B produced a valid verdict, text references improved verification in 649 instances and degraded it in 209. We present representative examples of both.</w:t>
       </w:r>
     </w:p>
     <w:p>
@@ -18667,7 +21965,7 @@
         <w:pStyle w:val="Normal"/>
       </w:pPr>
       <w:r>
-        <w:t xml:space="preserve">Where text references hurt: In vwa_classifieds_144 (GT=FAILURE), GPT-4.1 Mini without a reference correctly identifies that the comment text is lowercase ('how funky...') rather than the required 'How funky...'. With a text reference, it overlooks this case-sensitivity issue, likely because the reference states the expected comment without emphasizing exact case matching.</w:t>
+        <w:t xml:space="preserve">Where text references help: In vwa_classifieds_111 (GT=FAILURE), GPT-4.1 Nano without a reference correctly identifies the task failed but provides incomplete reasoning. With a text reference, it additionally notes the jersey team name mismatch, providing more actionable feedback.</w:t>
       </w:r>
     </w:p>
     <w:p>
@@ -18683,7 +21981,7 @@
         <w:pStyle w:val="Normal"/>
       </w:pPr>
       <w:r>
-        <w:t xml:space="preserve">Where text references help: In vwa_classifieds_111 (GT=FAILURE), GPT-4.1 Nano without a reference correctly identifies the task failed but provides incomplete reasoning. With a text reference, it additionally notes the jersey team name mismatch, providing more actionable feedback.</w:t>
+        <w:t/>
       </w:r>
     </w:p>
     <w:p>
@@ -18699,7 +21997,7 @@
         <w:pStyle w:val="Normal"/>
       </w:pPr>
       <w:r>
-        <w:t/>
+        <w:t xml:space="preserve">Where text references hurt: In vwa_classifieds_144 (GT=FAILURE), GPT-4.1 Mini without a reference correctly identifies that the comment text is lowercase ('how funky...') rather than the required 'How funky...'. With a text reference, it overlooks this case-sensitivity issue, likely because the reference states the expected comment without emphasizing exact case matching.</w:t>
       </w:r>
     </w:p>
     <w:p>
@@ -18715,7 +22013,7 @@
         <w:pStyle w:val="Normal"/>
       </w:pPr>
       <w:r>
-        <w:t xml:space="preserve">Across all five models, on instances where both Conditions A and B produced a valid verdict, text references improved verification in 649 instances and degraded it in 209. We present representative examples of both.</w:t>
+        <w:t xml:space="preserve">These examples illustrate that text references are most helpful when they provide structured evaluation criteria that the verifier can systematically check. They are least helpful when the verifier uses the reference as a proxy for task completion rather than as a checklist.</w:t>
       </w:r>
     </w:p>
     <w:p>
@@ -18728,10 +22026,10 @@
           <w:sz w:val="44"/>
           <w:szCs w:val="44"/>
         </w:rPr>
-        <w:pStyle w:val="Heading2"/>
-      </w:pPr>
-      <w:r>
-        <w:t xml:space="preserve">5.9 Qualitative Analysis</w:t>
+        <w:pStyle w:val="Normal"/>
+      </w:pPr>
+      <w:r>
+        <w:t/>
       </w:r>
     </w:p>
     <w:p>
@@ -18744,10 +22042,10 @@
           <w:sz w:val="44"/>
           <w:szCs w:val="44"/>
         </w:rPr>
-        <w:pStyle w:val="Normal"/>
-      </w:pPr>
-      <w:r>
-        <w:t/>
+        <w:pStyle w:val="Heading2"/>
+      </w:pPr>
+      <w:r>
+        <w:t xml:space="preserve">5.10 Cost-Latency Tradeoffs</w:t>
       </w:r>
     </w:p>
     <w:p>
@@ -18763,7 +22061,7 @@
         <w:pStyle w:val="Normal"/>
       </w:pPr>
       <w:r>
-        <w:t xml:space="preserve">Gemini 3.6 Flash neither gains nor loses appreciably from a text reference (+0.9pp, p=0.450). Inspection of its outputs suggests why: its confidence is saturated near the top of the scale in every condition, and its verdicts change comparatively rarely when a reference is added. Where it does err, the failure mode is reference-anchored: it reports that the expected state is present, echoing the reference text, when the screenshot does not show it.</w:t>
+        <w:t/>
       </w:r>
     </w:p>
     <w:p>
@@ -18779,7 +22077,7 @@
         <w:pStyle w:val="Normal"/>
       </w:pPr>
       <w:r>
-        <w:t/>
+        <w:t xml:space="preserve">Table 9: Estimated cost and latency for verifying 909 instances. Text-only verification assumes ~538 input tokens and ~200 output tokens per instance.</w:t>
       </w:r>
     </w:p>
     <w:p>
@@ -18795,7 +22093,7 @@
         <w:pStyle w:val="Normal"/>
       </w:pPr>
       <w:r>
-        <w:t xml:space="preserve">The overconfidence pattern is most pronounced for the GPT-4.1 family, where mean confidence when wrong equals or exceeds confidence when correct (GPT-4.1 9.78 vs 9.41, GPT-4.1 Mini 9.42 vs 9.37, GPT-4.1 Nano 8.81 vs 8.22 in Condition A). For these models confidence scores alone are unreliable for filtering low-quality verifications. Gemini 3.6 Flash is only marginally better (9.59 correct vs 9.47 wrong), its confidence being almost saturated at the top of the scale. Claude Sonnet 4 shows the best calibration, with a positive gap of +0.7 to +0.9 between correct and incorrect confidence.</w:t>
+        <w:t xml:space="preserve">GPT-4.1 Nano offers the lowest cost ($0.26 for 909 instances in Condition B) and a good cost-accuracy tradeoff. Claude Sonnet 4 ($9.11) is the most expensive but the most accurate and by far the best calibrated.</w:t>
       </w:r>
     </w:p>
     <w:p>
@@ -18827,7 +22125,7 @@
         <w:pStyle w:val="Normal"/>
       </w:pPr>
       <w:r>
-        <w:t xml:space="preserve">Table 10: Confidence when correct vs. wrong for Conditions A and B.</w:t>
+        <w:t/>
       </w:r>
     </w:p>
     <w:p>
@@ -18843,7 +22141,7 @@
         <w:pStyle w:val="Normal"/>
       </w:pPr>
       <w:r>
-        <w:t xml:space="preserve">A key finding is that four of the five models exhibit substantial overconfidence: median confidence of 9-10 whether or not the verdict is correct. Claude Sonnet 4 is the exception, with a median of 8 when correct against 7 when wrong in Condition A. Table 10 shows the mean confidence when correct versus when wrong.</w:t>
+        <w:t xml:space="preserve">Visual references add modest cost ($0.14–$7.27 per model) but do not improve verification accuracy, confirming that text references with evaluation criteria are sufficient for most use cases.</w:t>
       </w:r>
     </w:p>
     <w:p>
@@ -18856,10 +22154,10 @@
           <w:sz w:val="44"/>
           <w:szCs w:val="44"/>
         </w:rPr>
-        <w:pStyle w:val="Heading2"/>
-      </w:pPr>
-      <w:r>
-        <w:t xml:space="preserve">5.8 Overconfidence Analysis</w:t>
+        <w:pStyle w:val="Normal"/>
+      </w:pPr>
+      <w:r>
+        <w:t/>
       </w:r>
     </w:p>
     <w:p>

--- a/manuscripts/can_llm_web_agents_verify_their_own_work_R1.docx
+++ b/manuscripts/can_llm_web_agents_verify_their_own_work_R1.docx
@@ -170,7 +170,7 @@
           <w:szCs w:val="20"/>
           <w:rtl w:val="0"/>
         </w:rPr>
-        <w:t xml:space="preserve">Abstract: Autonomous web agents powered by large multimodal models (LMMs) can now complete complex browser tasks, but determining whether a task succeeded remains an open problem. Current evaluation relies on brittle scripted oracles that cannot generalize across websites. We investigate whether LMMs can post-hoc verify task completion by examining a final screenshot, optionally augmented with a reference, either a textual description of the expected outcome or a screenshot from a successful human trajectory. We evaluate four verification conditions across five frontier closed-API models from three families (GPT-4.1, GPT-4.1 Mini, GPT-4.1 Nano, Claude Sonnet 4, Gemini 3.6 Flash) on 909 VisualWebArena trajectories produced by a single GPT-4V + Set-of-Mark agent across three web domains. In this setting, we find: (1) textual references improve verification for four of the five models when the reference generator is GPT-4.1 Nano (A→B McNemar p&lt;0.001, surviving Bonferroni correction at alpha'=0.0017), and the effect persists under cross-generator evaluation for GPT-4.1 (+9.6pp, p=0.018) and GPT-4.1 Mini (+12.9pp, p=0.007) but not for Nano, Claude, or Gemini; the best configuration (Claude Sonnet 4 + text reference) reaches 86.7% accuracy and 0.627 F1; (2) on the 147-instance visual-reference subset, visual references degrade two of five models, GPT-4.1 falling from 69.2% to 58.5% and GPT-4.1 Nano from 75.3% to 67.3%, while GPT-4.1 Mini (61.2% → 73.5%) and Claude Sonnet 4 (76.6% → 80.3%) improve and Gemini is essentially unchanged (77.6% → 78.2%); (3) dual reference (text + visual) does not consistently outperform text-only across models; (4) Claude Sonnet 4 is well-calibrated by both ECE and Brier score across all conditions, while the GPT-4.1 family and Gemini are more overconfident. Cross-generator and ablation experiments show that the text-reference benefit was partly inflated by self-agreement bias (the original references were generated by GPT-4.1 Nano, one of the evaluated models) and by evaluation-criteria leakage: references generated from the task description alone, without the benchmark's evaluation criteria, provide no benefit. These results indicate that LMM-based post-hoc verification is viable but reference-dependent, and that reference quality, generator independence, and the way the reference is described to the verifier all matter. The findings are conditional on the VWA + GPT-4V/SoM setting; we release the full evaluation harness, prompts, results, and analysis tooling to support cross-benchmark, cross-agent, and cross-verifier replication.</w:t>
+        <w:t xml:space="preserve">Abstract: Autonomous web agents powered by large multimodal models (LMMs) can now complete complex browser tasks, but determining whether a task succeeded remains an open problem. Current evaluation relies on brittle scripted oracles that cannot generalize across websites. We investigate whether LMMs can post-hoc verify task completion by examining a final screenshot, optionally augmented with a reference, either a textual description of the expected outcome or a screenshot from a successful human trajectory. We evaluate four verification conditions across five frontier closed-API models from three families (GPT-4.1, GPT-4.1 Mini, GPT-4.1 Nano, Claude Sonnet 4, Gemini 3.6 Flash) on 909 VisualWebArena trajectories produced by a single GPT-4V + Set-of-Mark agent across three web domains. In this setting, we find: (1) where a text reference helps, it helps substantially, improving accuracy by 6.2 to 20.6 percentage points, with every such gain significant at p &lt; 1e-04 after Bonferroni correction; the size of the gain is bounded by the verifier's unaided ability, and the model with the strongest no-reference baseline (Gemini 3.6 Flash, 77.9%) gains the least (+0.9pp, not significant); (2) the benefit survives cross-generator evaluation for GPT-4.1 (+9.6pp, p=0.018) and GPT-4.1 Mini (+12.9pp, p=0.007), and the best configuration (Claude Sonnet 4 with a text reference) reaches 86.7% accuracy and 0.627 F1; (3) on the 147-instance visual-reference subset, visual references are model-dependent rather than uniformly harmful: GPT-4.1 falls from 69.2% to 58.5% and GPT-4.1 Nano from 75.3% to 67.3%, while GPT-4.1 Mini (61.2% to 73.5%) and Claude Sonnet 4 (76.6% to 80.3%) improve; (4) Claude Sonnet 4 is well-calibrated by both ECE and Brier score across all conditions, while the GPT-4.1 family and Gemini are more overconfident. Cross-generator and ablation experiments show that the text-reference benefit was partly inflated by self-agreement bias (the original references were generated by GPT-4.1 Nano, one of the evaluated models) and by evaluation-criteria leakage: references generated from the task description alone, without the benchmark's evaluation criteria, provide no benefit, and a reference that is short, noisy or wrong degrades verification further. These results indicate that LMM-based post-hoc verification is viable but reference-dependent, and that reference quality, generator independence, and the way the reference is described to the verifier all matter. The findings are conditional on the VWA + GPT-4V/SoM setting; we release the full evaluation harness, prompts, results, and analysis tooling to support cross-benchmark, cross-agent, and cross-verifier replication.</w:t>
         <w:br/>
         <w:br/>
         <w:t/>
@@ -1265,7 +1265,7 @@
           <w:szCs w:val="20"/>
           <w:rtl w:val="0"/>
         </w:rPr>
-        <w:t>Post-hoc verification—where an LMM judge decides, from the final screenshot, whether an LMM agent's task succeeded—is related to self-reflection [14], self-debugging [8], and ReAct-style reasoning-action loops [15]. Reflexion [14] demonstrated that iterative self-evaluation improves downstream task performance, but assumes the self-evaluation signal is reliable. Our work directly measures how reliable that signal is and what information is required to make it useful.</w:t>
+        <w:t>Post-hoc verificationwhere an LMM judge decides, from the final screenshot, whether an LMM agent's task succeeded, is related to self-reflection [14], self-debugging [8], and ReAct-style reasoning-action loops [15]. Reflexion [14] demonstrated that iterative self-evaluation improves downstream task performance, but assumes the self-evaluation signal is reliable. Our work directly measures how reliable that signal is and what information is required to make it useful.</w:t>
       </w:r>
       <w:r>
         <w:rPr>
@@ -10983,7 +10983,7 @@
           <w:szCs w:val="20"/>
           <w:rtl w:val="0"/>
         </w:rPr>
-        <w:t xml:space="preserve">Finding 1: Text references improve verification for four of five models. Condition B outperforms Condition A for every model except Gemini, with accuracy gains of +6.2pp (Nano), +20.6pp (Mini), +12.1pp (GPT-4.1), and +9.3pp (Claude). McNemar's test confirms significance at p&lt;0.001 for these four models, each surviving Bonferroni correction (Table 2). Gemini 3.6 Flash is the exception: it gains only +0.9pp (77.9% → 78.8%) and the change is not significant (χ²=0.6, p=0.450). The F1 improvement is more dramatic than accuracy alone suggests: Mini improves from 0.396 to 0.606, meaning text references help the model correctly identify both successes and failures rather than merely shifting the decision boundary. Notably, Gemini achieves the highest baseline accuracy without references (77.9%), suggesting strong intrinsic visual understanding, and appears to gain correspondingly little from an added textual description.</w:t>
+        <w:t xml:space="preserve">Finding 1: Where a text reference helps, it helps substantially. Condition B improves on Condition A by +6.2pp (Nano), +20.6pp (Mini), +12.1pp (GPT-4.1) and +9.3pp (Claude Sonnet 4). Each of those four gains is significant by McNemar's test at p &lt; 1e-04 and survives Bonferroni correction across the full 30-test family (Table 2); for GPT-4.1 Mini the effect is very large (b=37, c=224, χ²=132.6). The F1 improvement is larger than accuracy alone suggests: Mini rises from 0.396 to 0.606, so text references help the model identify both successes and failures rather than merely shifting its decision boundary. The size of the gain appears bounded by what the verifier can already determine unaided. Gemini 3.6 Flash has the strongest no-reference baseline of the five models (77.9% in Condition A) and gains the least from a reference (+0.9pp to 78.8%, χ²=0.6, p=0.450, not significant). Read together, these results suggest that a text reference supplies what the verifier could not infer from the screenshot on its own: the more a model already infers, the less a description of the expected outcome adds.</w:t>
       </w:r>
       <w:r>
         <w:rPr>
@@ -16740,7 +16740,7 @@
         <w:pStyle w:val="Normal"/>
       </w:pPr>
       <w:r>
-        <w:t xml:space="preserve">This confirms that evaluation criteria—not merely the natural-language task description—are the primary source of the text-reference benefit. The no-criteria references lack the structured success criteria that guide the verifier's judgment, rendering the text reference ineffective.</w:t>
+        <w:t xml:space="preserve">This confirms that evaluation criteria, not merely the natural-language task description, are the primary source of the text-reference benefit. The no-criteria references lack the structured success criteria that guide the verifier's judgment, rendering the text reference ineffective.</w:t>
       </w:r>
     </w:p>
     <w:p>
@@ -22226,7 +22226,7 @@
           <w:szCs w:val="20"/>
           <w:rtl w:val="0"/>
         </w:rPr>
-        <w:t xml:space="preserve">The consistent superiority of text references across all models suggests a fundamental mechanism: text references convert an open-ended visual judgment ("does this look successful?") into a structured checklist ("does the page show X, Y, and Z?"). This aligns with research on prompt engineering showing that decomposing complex judgments into specific sub-criteria improves model accuracy [26].</w:t>
+        <w:t xml:space="preserve">The benefit of text references, where it appears, suggests a mechanism: a text reference converts an open-ended visual judgment ("does this look successful?") into a structured checklist ("does the page show X, Y and Z?"). This aligns with work on prompt engineering showing that decomposing complex judgments into specific sub-criteria improves model accuracy [26]. The text reference operationalizes the task's success criteria, giving the model concrete assertions to verify rather than requiring it to infer what success looks like from the task description alone. The no-criteria ablation (Section 5.2.3) supports this reading directly: references that describe the expected outcome but omit the benchmark's evaluation criteria produce no significant benefit for any model. This mechanism also predicts where the benefit should be small. A verifier that already resolves the task from the screenshot alone has little left for a checklist to supply, which is consistent with Gemini 3.6 Flash holding the highest Condition A accuracy and showing the smallest Condition B gain. On this account the relevant quantity is not whether a reference is present but how much uncertainty it removes.</w:t>
       </w:r>
     </w:p>
     <w:p>
@@ -22292,26 +22292,26 @@
           <w:szCs w:val="20"/>
           <w:rtl w:val="0"/>
         </w:rPr>
-        <w:t xml:space="preserve">6.2 Why Visual References Fail for GPT</w:t>
-      </w:r>
-    </w:p>
-    <w:p>
-      <w:pPr>
-        <w:jc w:val="both"/>
-        <w:rPr>
-          <w:rFonts w:ascii="Times New Roman" w:cs="Times New Roman" w:eastAsia="Times New Roman" w:hAnsi="Times New Roman"/>
-          <w:sz w:val="20"/>
-          <w:szCs w:val="20"/>
-        </w:rPr>
-      </w:pPr>
-      <w:r>
-        <w:rPr>
-          <w:rFonts w:ascii="Times New Roman" w:cs="Times New Roman" w:eastAsia="Times New Roman" w:hAnsi="Times New Roman"/>
-          <w:sz w:val="20"/>
-          <w:szCs w:val="20"/>
-          <w:rtl w:val="0"/>
-        </w:rPr>
-        <w:t xml:space="preserve">The performance degradation under Condition C for GPT and Gemini models, but not Claude, reveals a model-family difference in visual reasoning. We propose two hypotheses:</w:t>
+        <w:t xml:space="preserve">6.2 Why Visual References Fail for Some Models</w:t>
+      </w:r>
+    </w:p>
+    <w:p>
+      <w:pPr>
+        <w:jc w:val="both"/>
+        <w:rPr>
+          <w:rFonts w:ascii="Times New Roman" w:cs="Times New Roman" w:eastAsia="Times New Roman" w:hAnsi="Times New Roman"/>
+          <w:sz w:val="20"/>
+          <w:szCs w:val="20"/>
+        </w:rPr>
+      </w:pPr>
+      <w:r>
+        <w:rPr>
+          <w:rFonts w:ascii="Times New Roman" w:cs="Times New Roman" w:eastAsia="Times New Roman" w:hAnsi="Times New Roman"/>
+          <w:sz w:val="20"/>
+          <w:szCs w:val="20"/>
+          <w:rtl w:val="0"/>
+        </w:rPr>
+        <w:t xml:space="preserve">The performance degradation under Condition C for GPT-4.1 and GPT-4.1 Nano, but not for GPT-4.1 Mini, Claude Sonnet 4 or Gemini 3.6 Flash, points to a difference in how models use a second image rather than a general weakness of visual references. We propose two hypotheses:</w:t>
       </w:r>
     </w:p>
     <w:p>

--- a/manuscripts/can_llm_web_agents_verify_their_own_work_R1.docx
+++ b/manuscripts/can_llm_web_agents_verify_their_own_work_R1.docx
@@ -927,16 +927,16 @@
           <w:szCs w:val="20"/>
           <w:rtl w:val="0"/>
         </w:rPr>
-        <w:t xml:space="preserve">A failure-type analysis</w:t>
-      </w:r>
-      <w:r>
-        <w:rPr>
-          <w:rFonts w:ascii="Times New Roman" w:cs="Times New Roman" w:eastAsia="Times New Roman" w:hAnsi="Times New Roman"/>
-          <w:sz w:val="20"/>
-          <w:szCs w:val="20"/>
-          <w:rtl w:val="0"/>
-        </w:rPr>
-        <w:t xml:space="preserve"> revealing that references primarily help with the hardest cases: deceptive failures where the page appears correct but is semantically wrong, with text references providing 5–28pp accuracy gains on this critical subset.</w:t>
+        <w:t xml:space="preserve">A failure-type breakdown together with an inter-annotator agreement study of the taxonomy it relies on. The agreement study returned Cohen's kappa of 0.000, so we report the breakdown descriptively and withdraw the claim that references act selectively on deceptive failures.</w:t>
+      </w:r>
+      <w:r>
+        <w:rPr>
+          <w:rFonts w:ascii="Times New Roman" w:cs="Times New Roman" w:eastAsia="Times New Roman" w:hAnsi="Times New Roman"/>
+          <w:sz w:val="20"/>
+          <w:szCs w:val="20"/>
+          <w:rtl w:val="0"/>
+        </w:rPr>
+        <w:t xml:space="preserve"/>
       </w:r>
     </w:p>
     <w:p>
@@ -3281,7 +3281,7 @@
           <w:szCs w:val="20"/>
           <w:rtl w:val="0"/>
         </w:rPr>
-        <w:t xml:space="preserve">This categorization is central to our analysis: we hypothesize that references should help most with deceptive failures.</w:t>
+        <w:t xml:space="preserve">We initially hypothesised that references should help most with deceptive failures. As reported in Section 5.3, a two-annotator study found that this categorisation is not reliably reproducible (Cohen's kappa 0.000), so it is used descriptively in what follows and no conclusion depends on it.</w:t>
       </w:r>
     </w:p>
     <w:p>
@@ -16769,26 +16769,26 @@
         </w:rPr>
       </w:pPr>
       <w:r>
-        <w:t>5.3 Failure Type Analysis (Exploratory)</w:t>
-      </w:r>
-    </w:p>
-    <w:p>
-      <w:pPr>
-        <w:jc w:val="both"/>
-        <w:rPr>
-          <w:rFonts w:ascii="Times New Roman" w:cs="Times New Roman" w:eastAsia="Times New Roman" w:hAnsi="Times New Roman"/>
-          <w:sz w:val="20"/>
-          <w:szCs w:val="20"/>
-        </w:rPr>
-      </w:pPr>
-      <w:r>
-        <w:rPr>
-          <w:rFonts w:ascii="Times New Roman" w:cs="Times New Roman" w:eastAsia="Times New Roman" w:hAnsi="Times New Roman"/>
-          <w:sz w:val="20"/>
-          <w:szCs w:val="20"/>
-          <w:rtl w:val="0"/>
-        </w:rPr>
-        <w:t xml:space="preserve">We hypothesize that references should help most with </w:t>
+        <w:t xml:space="preserve">5.3 Failure Type Analysis (Taxonomy Not Validated)</w:t>
+      </w:r>
+    </w:p>
+    <w:p>
+      <w:pPr>
+        <w:jc w:val="both"/>
+        <w:rPr>
+          <w:rFonts w:ascii="Times New Roman" w:cs="Times New Roman" w:eastAsia="Times New Roman" w:hAnsi="Times New Roman"/>
+          <w:sz w:val="20"/>
+          <w:szCs w:val="20"/>
+        </w:rPr>
+      </w:pPr>
+      <w:r>
+        <w:rPr>
+          <w:rFonts w:ascii="Times New Roman" w:cs="Times New Roman" w:eastAsia="Times New Roman" w:hAnsi="Times New Roman"/>
+          <w:sz w:val="20"/>
+          <w:szCs w:val="20"/>
+          <w:rtl w:val="0"/>
+        </w:rPr>
+        <w:t xml:space="preserve">Reliability of the taxonomy. Before reporting any result conditioned on failure type we state the outcome of the inter-annotator agreement study requested in review. Two annotators independently labelled the same 100 failure instances with the three-way taxonomy, seeing the task description and the agent's final screenshot. Cohen's kappa is 0.000: observed agreement (0.330) is exactly the agreement expected by chance (0.330). The result is not attributable to one annotator, since each also agrees with the original single-annotator labels only at chance (kappa +0.016 and -0.030), and the three label distributions differ substantially, most visibly for the partial category (42 original, 35 and 14 for the two annotators). Inspection of the disagreements shows why: the categories are not mutually exclusive. A task abandoned partway typically also looks plausible, so it satisfies the definitions of both partial and deceptive, and which label an annotator chooses depends on whether they weight how convincing the failure looks or how far the agent progressed. We therefore report the failure-type breakdown below as a description of one annotator's labelling, not as a validated categorisation, and no claim in this paper rests on the distinction between deceptive and partial failures. The full agreement analysis is in results/iaa_kappa_3cat_human.txt.</w:t>
       </w:r>
       <w:r>
         <w:rPr>
@@ -16799,16 +16799,16 @@
           <w:szCs w:val="20"/>
           <w:rtl w:val="0"/>
         </w:rPr>
-        <w:t xml:space="preserve">deceptive failures</w:t>
-      </w:r>
-      <w:r>
-        <w:rPr>
-          <w:rFonts w:ascii="Times New Roman" w:cs="Times New Roman" w:eastAsia="Times New Roman" w:hAnsi="Times New Roman"/>
-          <w:sz w:val="20"/>
-          <w:szCs w:val="20"/>
-          <w:rtl w:val="0"/>
-        </w:rPr>
-        <w:t xml:space="preserve">, cases where the final page looks plausible but is semantically incorrect. Table 3 tests this hypothesis.</w:t>
+        <w:t xml:space="preserve"/>
+      </w:r>
+      <w:r>
+        <w:rPr>
+          <w:rFonts w:ascii="Times New Roman" w:cs="Times New Roman" w:eastAsia="Times New Roman" w:hAnsi="Times New Roman"/>
+          <w:sz w:val="20"/>
+          <w:szCs w:val="20"/>
+          <w:rtl w:val="0"/>
+        </w:rPr>
+        <w:t xml:space="preserve"/>
       </w:r>
     </w:p>
     <w:p>
@@ -16844,16 +16844,16 @@
           <w:szCs w:val="20"/>
           <w:rtl w:val="0"/>
         </w:rPr>
-        <w:t xml:space="preserve">Table 3: Accuracy on failure instances by failure type, comparing Condition A (no reference) vs. Condition B (text reference).</w:t>
-      </w:r>
-      <w:r>
-        <w:rPr>
-          <w:rFonts w:ascii="Times New Roman" w:cs="Times New Roman" w:eastAsia="Times New Roman" w:hAnsi="Times New Roman"/>
-          <w:sz w:val="20"/>
-          <w:szCs w:val="20"/>
-          <w:rtl w:val="0"/>
-        </w:rPr>
-        <w:t xml:space="preserve"> Δ shows the improvement from adding a text reference.</w:t>
+        <w:t xml:space="preserve">Table 3: Accuracy on failure instances by failure type, comparing Condition A (no reference) with Condition B (text reference); Δ is the improvement from adding a text reference. Failure types are the original single-annotator labels, which a two-annotator study found not to be reproducible (Cohen's kappa 0.000, Section 5.3); the rows are descriptive and are not used to support any claim.</w:t>
+      </w:r>
+      <w:r>
+        <w:rPr>
+          <w:rFonts w:ascii="Times New Roman" w:cs="Times New Roman" w:eastAsia="Times New Roman" w:hAnsi="Times New Roman"/>
+          <w:sz w:val="20"/>
+          <w:szCs w:val="20"/>
+          <w:rtl w:val="0"/>
+        </w:rPr>
+        <w:t xml:space="preserve"/>
       </w:r>
     </w:p>
     <w:tbl>
@@ -18493,7 +18493,7 @@
           <w:szCs w:val="20"/>
           <w:rtl w:val="0"/>
         </w:rPr>
-        <w:t xml:space="preserve">The results confirm our hypothesis with a nuance:</w:t>
+        <w:t xml:space="preserve">With that caveat, the breakdown under the original labelling is as follows.</w:t>
       </w:r>
     </w:p>
     <w:p>
@@ -18514,49 +18514,49 @@
           <w:szCs w:val="20"/>
           <w:rtl w:val="0"/>
         </w:rPr>
-        <w:t xml:space="preserve">Finding 4: Text references provide the largest absolute gains on deceptive failures. Across all models, deceptive failure accuracy improves by 5.2–27.9 percentage points with text references. For GPT-4.1 Mini, accuracy on deceptive failures increases by about 1.5-fold from 56.1% to 84.0%. </w:t>
-      </w:r>
-      <w:r>
-        <w:rPr>
-          <w:rFonts w:ascii="Times New Roman" w:cs="Times New Roman" w:eastAsia="Times New Roman" w:hAnsi="Times New Roman"/>
-          <w:sz w:val="20"/>
-          <w:szCs w:val="20"/>
-          <w:rtl w:val="0"/>
-        </w:rPr>
-      </w:r>
-    </w:p>
-    <w:p>
-      <w:pPr>
-        <w:jc w:val="both"/>
-        <w:rPr>
-          <w:rFonts w:ascii="Times New Roman" w:cs="Times New Roman" w:eastAsia="Times New Roman" w:hAnsi="Times New Roman"/>
-          <w:sz w:val="20"/>
-          <w:szCs w:val="20"/>
-        </w:rPr>
-      </w:pPr>
-      <w:r>
-        <w:rPr>
-          <w:rtl w:val="0"/>
-        </w:rPr>
-      </w:r>
-    </w:p>
-    <w:p>
-      <w:pPr>
-        <w:jc w:val="both"/>
-        <w:rPr>
-          <w:rFonts w:ascii="Times New Roman" w:cs="Times New Roman" w:eastAsia="Times New Roman" w:hAnsi="Times New Roman"/>
-          <w:sz w:val="20"/>
-          <w:szCs w:val="20"/>
-        </w:rPr>
-      </w:pPr>
-      <w:r>
-        <w:rPr>
-          <w:rFonts w:ascii="Times New Roman" w:cs="Times New Roman" w:eastAsia="Times New Roman" w:hAnsi="Times New Roman"/>
-          <w:sz w:val="20"/>
-          <w:szCs w:val="20"/>
-          <w:rtl w:val="0"/>
-        </w:rPr>
-        <w:t>However, the pattern varies by model capability. For GPT-4.1 Mini and GPT-4.1 (GPT-4.1 Mini and GPT-4.1), the gains are actually largest on obvious failures (+34.0pp and +25.0pp respectively), suggesting these models struggle even with clear failures in Condition A and benefit from any grounding signal. The frontier models (GPT-4.1 Nano, Claude, Gemini) already handle obvious failures well in Condition A and show their gains concentrated on the deceptive category. Gemini's smaller deceptive gain (+5.2pp) reflects its already-high baseline accuracy on deceptive failures (85.7%), it is harder to improve what is already strong.</w:t>
+        <w:t xml:space="preserve">Under the original labelling, text references improve accuracy on instances labelled deceptive by +1.4 to +27.9 percentage points (GPT-4.1 Mini 56.1% to 84.0%, GPT-4.1 65.5% to 81.9%, Claude Sonnet 4 74.0% to 86.8%, GPT-4.1 Nano 84.0% to 92.5%, Gemini 3.6 Flash 74.6% to 76.0%). Because the labels are not reproducible, this pattern should be read as descriptive rather than as evidence that references act selectively on deceptive failures.</w:t>
+      </w:r>
+      <w:r>
+        <w:rPr>
+          <w:rFonts w:ascii="Times New Roman" w:cs="Times New Roman" w:eastAsia="Times New Roman" w:hAnsi="Times New Roman"/>
+          <w:sz w:val="20"/>
+          <w:szCs w:val="20"/>
+          <w:rtl w:val="0"/>
+        </w:rPr>
+      </w:r>
+    </w:p>
+    <w:p>
+      <w:pPr>
+        <w:jc w:val="both"/>
+        <w:rPr>
+          <w:rFonts w:ascii="Times New Roman" w:cs="Times New Roman" w:eastAsia="Times New Roman" w:hAnsi="Times New Roman"/>
+          <w:sz w:val="20"/>
+          <w:szCs w:val="20"/>
+        </w:rPr>
+      </w:pPr>
+      <w:r>
+        <w:rPr>
+          <w:rtl w:val="0"/>
+        </w:rPr>
+      </w:r>
+    </w:p>
+    <w:p>
+      <w:pPr>
+        <w:jc w:val="both"/>
+        <w:rPr>
+          <w:rFonts w:ascii="Times New Roman" w:cs="Times New Roman" w:eastAsia="Times New Roman" w:hAnsi="Times New Roman"/>
+          <w:sz w:val="20"/>
+          <w:szCs w:val="20"/>
+        </w:rPr>
+      </w:pPr>
+      <w:r>
+        <w:rPr>
+          <w:rFonts w:ascii="Times New Roman" w:cs="Times New Roman" w:eastAsia="Times New Roman" w:hAnsi="Times New Roman"/>
+          <w:sz w:val="20"/>
+          <w:szCs w:val="20"/>
+          <w:rtl w:val="0"/>
+        </w:rPr>
+        <w:t xml:space="preserve">The pattern is not confined to one category. For GPT-4.1 Mini and GPT-4.1 the largest gains fall on instances labelled obvious (+34.0pp and +25.0pp), which is consistent with these models failing to recognise even clear failures without a reference. Gains on instances labelled partial are smaller across the board (+0.3 to +16.8pp), and Gemini 3.6 Flash gains little in any category (+0.3 to +1.4pp), consistent with its negligible aggregate A to B effect. Since the categories themselves are not reliably separable, we do not interpret differences between them.</w:t>
       </w:r>
       <w:r>
         <w:rPr>
@@ -18661,7 +18661,7 @@
           <w:rtl w:val="0"/>
         </w:rPr>
         <w:br w:type="textWrapping"/>
-        <w:t xml:space="preserve">Figure 4: Accuracy by failure type (obvious, deceptive, partial) and condition, across all five models.</w:t>
+        <w:t xml:space="preserve">Figure 4: Accuracy by failure type (obvious, deceptive, partial) and condition, across all five models. Failure-type labels are not validated (Cohen's kappa 0.000, Section 5.3).</w:t>
         <w:br w:type="textWrapping"/>
       </w:r>
     </w:p>
@@ -22820,7 +22820,7 @@
           <w:szCs w:val="20"/>
           <w:rtl w:val="0"/>
         </w:rPr>
-        <w:t xml:space="preserve">Consider targeted verification for deceptive failures. While text references showed the largest absolute gains on deceptive failures in the original self-generated comparison, this finding is exploratory: the three-category failure taxonomy has not yet been validated by a two-annotator agreement study [IAA-PENDING: Cohen's kappa to be inserted], and the effect may not generalize under cross-generator evaluation.</w:t>
+        <w:t xml:space="preserve">We do not recommend targeting verification at deceptive failures. Although text references showed their largest absolute gains on instances labelled deceptive under the original labelling, a two-annotator study of that taxonomy returned Cohen's kappa of 0.000 (Section 5.3), so the category cannot currently be identified reliably enough to act on. Establishing a reproducible failure taxonomy is a prerequisite for any such policy.</w:t>
       </w:r>
       <w:r>
         <w:rPr>
@@ -23192,7 +23192,7 @@
           <w:szCs w:val="20"/>
           <w:rtl w:val="0"/>
         </w:rPr>
-        <w:t xml:space="preserve">Construct validity. Failure-type categorization is partly subjective; we provide a labeling protocol description and representative examples (Appendix E). To support a defensible inter-annotator agreement (IAA) figure we ship the labeling interface in iaa_labeling/, which serves a 100-instance double-labeling subset over the three-category taxonomy (obvious / deceptive / partial) and scripts/recompute_iaa.py, which computes Cohen's kappa [27] with the Landis and Koch interpretation [28] together with the full confusion matrix. A two-annotator study over the three-category taxonomy is in progress and its agreement figure will be reported in Section 5.3 [IAA-PENDING: Cohen's kappa, confusion matrix, and per-annotator label distributions to be inserted]. An earlier two-category pilot (failed / partial only) reached Cohen's kappa = 0.116, which is slight agreement and does not speak to the three-category taxonomy the paper uses. Until the three-category study is complete, the failure-type taxonomy should be treated as exploratory, with the labeling protocol and representative examples given in Appendix E. Verification is judged from a single final screenshot, which precludes detection of multi-step trajectory errors. Confidence is model-self-reported, which is a noisier elicitation than internal-logit methods [18], [19] and should be interpreted only after calibration analysis (Section 5.5).</w:t>
+        <w:t xml:space="preserve">Construct validity. The three-way failure taxonomy is not validated. Two annotators independently labelled 100 failures over the obvious / deceptive / partial categories using the interface in iaa_labeling/ and scripts/recompute_iaa.py; Cohen's kappa is 0.000, with observed agreement (0.330) equal to chance, and each annotator agrees with the original single-annotator labels only at chance (+0.016 and -0.030). An earlier two-category pilot (failed / partial) reached kappa 0.116. The categories overlap by construction, since a partially completed task also tends to look plausible, and we did not find a labelling protocol that separates them; a redesigned taxonomy with an explicit precedence rule, or richer context than a single screenshot, is left to future work. We report the failure-type breakdown descriptively and draw no conclusion from it. Separately, verification is judged from a single final screenshot, which precludes detection of multi-step trajectory errors, and confidence is model-self-reported, a noisier elicitation than internal-logit methods [18], [19] that should be interpreted only after the calibration analysis (Section 5.5).</w:t>
       </w:r>
       <w:r>
         <w:rPr>
@@ -23426,7 +23426,7 @@
           <w:szCs w:val="20"/>
           <w:rtl w:val="0"/>
         </w:rPr>
-        <w:t xml:space="preserve">The practical implication for deployment is to equip LMM-based web agent evaluators with text descriptions of expected outcomes. This intervention improves the best model's accuracy from 77.4% to 86.7% (Claude Sonnet 4) and GPT-4.1 Mini's from 63.8% to 84.4%, with the largest gains on the hardest, "deceptive", failure cases. The benefit is not universal: Gemini 3.6 Flash gains only 0.9pp, which is not significant. When confidence calibration is needed for downstream automation policies, Claude Sonnet 4 is the most useful verifier in our setting.</w:t>
+        <w:t xml:space="preserve">The practical implication for deployment is to equip LMM-based web agent evaluators with text descriptions of expected outcomes. This intervention improves the best model's accuracy from 77.4% to 86.7% (Claude Sonnet 4) and GPT-4.1 Mini's from 63.8% to 84.4%. The benefit is not universal: Gemini 3.6 Flash gains only 0.9pp, which is not significant, and it also has the strongest no-reference baseline. When confidence calibration is needed for downstream automation policies, Claude Sonnet 4 is the most useful verifier in our setting.</w:t>
       </w:r>
     </w:p>
     <w:p>
@@ -32857,7 +32857,7 @@
           <w:szCs w:val="20"/>
           <w:rtl w:val="0"/>
         </w:rPr>
-        <w:t xml:space="preserve">Without a reference, all three models see a "You added [product] to your shopping cart" confirmation banner and judge the task as successful, the page </w:t>
+        <w:t xml:space="preserve">This illustrates how a text reference can supply a concrete assertion to check, converting "does this look successful?" into a specific comparison. It is a single illustrative case, not evidence about a failure category.</w:t>
       </w:r>
       <w:r>
         <w:rPr>
@@ -32868,16 +32868,16 @@
           <w:szCs w:val="20"/>
           <w:rtl w:val="0"/>
         </w:rPr>
-        <w:t xml:space="preserve">looks correct</w:t>
-      </w:r>
-      <w:r>
-        <w:rPr>
-          <w:rFonts w:ascii="Times New Roman" w:cs="Times New Roman" w:eastAsia="Times New Roman" w:hAnsi="Times New Roman"/>
-          <w:sz w:val="20"/>
-          <w:szCs w:val="20"/>
-          <w:rtl w:val="0"/>
-        </w:rPr>
-        <w:t xml:space="preserve">. With a text reference specifying the exact product name ("Modway EEI-2923-GRY-GRY Aura"), all three models immediately detect the mismatch. This exemplifies why text references are most effective for deceptive failures: they provide concrete assertions that convert "looks successful" into a verifiable checklist.</w:t>
+        <w:t xml:space="preserve"/>
+      </w:r>
+      <w:r>
+        <w:rPr>
+          <w:rFonts w:ascii="Times New Roman" w:cs="Times New Roman" w:eastAsia="Times New Roman" w:hAnsi="Times New Roman"/>
+          <w:sz w:val="20"/>
+          <w:szCs w:val="20"/>
+          <w:rtl w:val="0"/>
+        </w:rPr>
+        <w:t xml:space="preserve"/>
       </w:r>
     </w:p>
     <w:p>

--- a/manuscripts/can_llm_web_agents_verify_their_own_work_R1.docx
+++ b/manuscripts/can_llm_web_agents_verify_their_own_work_R1.docx
@@ -170,7 +170,7 @@
           <w:szCs w:val="20"/>
           <w:rtl w:val="0"/>
         </w:rPr>
-        <w:t xml:space="preserve">Abstract: Autonomous web agents powered by large multimodal models (LMMs) can now complete complex browser tasks, but determining whether a task succeeded remains an open problem. Current evaluation relies on brittle scripted oracles that cannot generalize across websites. We investigate whether LMMs can post-hoc verify task completion by examining a final screenshot, optionally augmented with a reference, either a textual description of the expected outcome or a screenshot from a successful human trajectory. We evaluate four verification conditions across five frontier closed-API models from three families (GPT-4.1, GPT-4.1 Mini, GPT-4.1 Nano, Claude Sonnet 4, Gemini 3.6 Flash) on 909 VisualWebArena trajectories produced by a single GPT-4V + Set-of-Mark agent across three web domains. In this setting, we find: (1) where a text reference helps, it helps substantially, improving accuracy by 6.2 to 20.6 percentage points, with every such gain significant at p &lt; 1e-04 after Bonferroni correction; the size of the gain is bounded by the verifier's unaided ability, and the model with the strongest no-reference baseline (Gemini 3.6 Flash, 77.9%) gains the least (+0.9pp, not significant); (2) the benefit survives cross-generator evaluation for GPT-4.1 (+9.6pp, p=0.018) and GPT-4.1 Mini (+12.9pp, p=0.007), and the best configuration (Claude Sonnet 4 with a text reference) reaches 86.7% accuracy and 0.627 F1; (3) on the 147-instance visual-reference subset, visual references are model-dependent rather than uniformly harmful: GPT-4.1 falls from 69.2% to 58.5% and GPT-4.1 Nano from 75.3% to 67.3%, while GPT-4.1 Mini (61.2% to 73.5%) and Claude Sonnet 4 (76.6% to 80.3%) improve; (4) Claude Sonnet 4 is well-calibrated by both ECE and Brier score across all conditions, while the GPT-4.1 family and Gemini are more overconfident. Cross-generator and ablation experiments show that the text-reference benefit was partly inflated by self-agreement bias (the original references were generated by GPT-4.1 Nano, one of the evaluated models) and by evaluation-criteria leakage: references generated from the task description alone, without the benchmark's evaluation criteria, provide no benefit, and a reference that is short, noisy or wrong degrades verification further. These results indicate that LMM-based post-hoc verification is viable but reference-dependent, and that reference quality, generator independence, and the way the reference is described to the verifier all matter. The findings are conditional on the VWA + GPT-4V/SoM setting; we release the full evaluation harness, prompts, results, and analysis tooling to support cross-benchmark, cross-agent, and cross-verifier replication.</w:t>
+        <w:t xml:space="preserve">Abstract: Autonomous web agents powered by large multimodal models (LMMs) can now complete complex browser tasks, but determining whether a task succeeded remains an open problem. Current evaluation relies on brittle scripted oracles that cannot generalize across websites. We investigate whether LMMs can post-hoc verify task completion by examining a final screenshot, optionally augmented with a reference, either a textual description of the expected outcome or a screenshot from a successful human trajectory. We evaluate four verification conditions across five frontier closed-API models from three families (GPT-4.1, GPT-4.1 Mini, GPT-4.1 Nano, Claude Sonnet 4, Gemini 3.6 Flash) on 909 VisualWebArena trajectories produced by a single GPT-4V + Set-of-Mark agent across three web domains. In this setting, we find: (1) where a text reference helps, it helps substantially, improving accuracy by 6.2 to 20.6 percentage points, with every such gain significant at p &amp;lt; 1e-04 after Bonferroni correction; the size of the gain is bounded by the verifier's unaided ability, and the model with the strongest no-reference baseline (Gemini 3.6 Flash, 77.9%) gains the least (+0.9pp, not significant); (2) the benefit survives cross-generator evaluation for GPT-4.1 (+9.6pp, p=0.018) and GPT-4.1 Mini (+12.9pp, p=0.007), and the best configuration (Claude Sonnet 4 with a text reference) reaches 86.7% accuracy and 0.627 F1; (3) on the 147-instance visual-reference subset, visual references are model-dependent rather than uniformly harmful: GPT-4.1 falls from 69.2% to 58.5% and GPT-4.1 Nano from 75.3% to 67.3%, while GPT-4.1 Mini (61.2% to 73.5%) and Claude Sonnet 4 (76.6% to 80.3%) improve, with Gemini 3.6 Flash essentially unchanged (77.6% to 78.2%); (4) Claude Sonnet 4 is well-calibrated by both ECE and Brier score across all conditions, while the GPT-4.1 family and Gemini are more overconfident. Cross-generator and ablation experiments show that the text-reference benefit was partly inflated by self-agreement bias (the original references were generated by GPT-4.1 Nano, one of the evaluated models) and by evaluation-criteria leakage: references generated from the task description alone, without the benchmark's evaluation criteria, provide no benefit, and a reference that is short, noisy or wrong degrades verification further. A two-annotator study of the obvious / deceptive / partial failure taxonomy used in earlier analysis returned Cohen's kappa of 0.000, so we report the failure-type breakdown descriptively and withdraw claims that depended on it. These results indicate that LMM-based post-hoc verification is viable but reference-dependent, and that reference quality, generator independence, and the way the reference is described to the verifier all matter. The findings are conditional on the VWA + GPT-4V/SoM setting; we release the full evaluation harness, prompts, results, and analysis tooling to support cross-benchmark, cross-agent, and cross-verifier replication.</w:t>
         <w:br/>
         <w:br/>
         <w:t/>
@@ -766,7 +766,7 @@
           <w:szCs w:val="20"/>
           <w:rtl w:val="0"/>
         </w:rPr>
-        <w:t xml:space="preserve">Prompt correction. In the originally submitted implementation, the Condition C and D user prompts described the first image as "the reference state (what the page looked like before the agent started)". That description was incorrect: the reference image is the final page state of a human demonstration that completed the task successfully, extracted from the VisualWebArena human Playwright traces, and the 147-instance visual subset is defined precisely by which instances have such a trace. The prompt text in Appendix A of the original submission already described the reference correctly, so the implementation and the documented protocol disagreed. For this revision we corrected the implementation to match Appendix A and re-ran Conditions C and D for all five verifiers. The correction raises Condition C accuracy for every model, by between 4.4 and 5.1 percentage points, while leaving Condition D almost unchanged, which is the expected pattern: Condition D also supplies a textual description of the expected outcome, so it is less sensitive to how the image is captioned. All Condition C and D results reported here use the corrected prompt; the pre-correction runs are retained in the released repository.</w:t>
+        <w:t xml:space="preserve">Prompt correction. In the originally submitted implementation, the Condition C and D user prompts described the first image as "the reference state (what the page looked like before the agent started)". That description was incorrect: the reference image is the final page state of a human demonstration that completed the task successfully, extracted from the VisualWebArena human Playwright traces, and the 147-instance visual subset is defined precisely by which instances have such a trace. The prompt text in Appendix A of the original submission already described the reference correctly, so the implementation and the documented protocol disagreed. For this revision we corrected the implementation to match Appendix A and re-ran Conditions C and D for all five verifiers. The correction raises Condition C accuracy for every model, by between 2.7 and 5.1 percentage points, while leaving Condition D almost unchanged, which is the expected pattern: Condition D also supplies a textual description of the expected outcome, so it is less sensitive to how the image is captioned. All Condition C and D results reported here use the corrected prompt; the pre-correction runs are retained in the released repository.</w:t>
       </w:r>
     </w:p>
     <w:p>
@@ -10983,7 +10983,7 @@
           <w:szCs w:val="20"/>
           <w:rtl w:val="0"/>
         </w:rPr>
-        <w:t xml:space="preserve">Finding 1: Where a text reference helps, it helps substantially. Condition B improves on Condition A by +6.2pp (Nano), +20.6pp (Mini), +12.1pp (GPT-4.1) and +9.3pp (Claude Sonnet 4). Each of those four gains is significant by McNemar's test at p &lt; 1e-04 and survives Bonferroni correction across the full 30-test family (Table 2); for GPT-4.1 Mini the effect is very large (b=37, c=224, χ²=132.6). The F1 improvement is larger than accuracy alone suggests: Mini rises from 0.396 to 0.606, so text references help the model identify both successes and failures rather than merely shifting its decision boundary. The size of the gain appears bounded by what the verifier can already determine unaided. Gemini 3.6 Flash has the strongest no-reference baseline of the five models (77.9% in Condition A) and gains the least from a reference (+0.9pp to 78.8%, χ²=0.6, p=0.450, not significant). Read together, these results suggest that a text reference supplies what the verifier could not infer from the screenshot on its own: the more a model already infers, the less a description of the expected outcome adds.</w:t>
+        <w:t xml:space="preserve">Finding 1: Where a text reference helps, it helps substantially. Condition B improves on Condition A by +6.2pp (Nano), +20.6pp (Mini), +12.0pp (GPT-4.1) and +9.3pp (Claude Sonnet 4). Each of those four gains is significant by McNemar's test at p &lt; 1e-04 and survives Bonferroni correction across the full 30-test family (Table 2); for GPT-4.1 Mini the effect is very large (b=37, c=224, χ²=132.6). The F1 improvement is larger than accuracy alone suggests: Mini rises from 0.396 to 0.606, so text references help the model identify both successes and failures rather than merely shifting its decision boundary. The size of the gain appears bounded by what the verifier can already determine unaided. Gemini 3.6 Flash has the strongest no-reference baseline of the five models (77.9% in Condition A) and gains the least from a reference (+0.9pp to 78.8%, χ²=0.6, p=0.450, not significant). Read together, these results suggest that a text reference supplies what the verifier could not infer from the screenshot on its own: the more a model already infers, the less a description of the expected outcome adds.</w:t>
       </w:r>
       <w:r>
         <w:rPr>
@@ -11033,7 +11033,7 @@
           <w:szCs w:val="20"/>
           <w:rtl w:val="0"/>
         </w:rPr>
-        <w:t xml:space="preserve">Finding 2: Visual references are model-dependent. Comparisons here use the aligned 147-instance subset (Table 5) so that A and C are measured on identical instances. Two models degrade: GPT-4.1 falls from 69.2% to 58.5% (−10.7pp) and GPT-4.1 Nano from 75.3% to 67.3% (−8.0pp). Two improve: GPT-4.1 Mini rises from 61.2% to 73.5% (+12.3pp) and Claude Sonnet 4 from 76.6% to 80.3% (+3.7pp). Gemini is essentially unchanged (77.6% → 78.2%). No A→C comparison survives Bonferroni correction at alpha'=0.0017, so these differences should be read as suggestive rather than established. The pattern is nonetheless consistent with GPT-4.1 treating surface similarity to the reference as more informative than it is, while Claude and Mini integrate the visual signal without being misled.</w:t>
+        <w:t xml:space="preserve">Finding 2: Visual references are model-dependent. Comparisons here use the aligned 147-instance subset (Table 5) so that A and C are measured on identical instances. Two models degrade: GPT-4.1 falls from 69.2% to 58.5% (−10.7pp) and GPT-4.1 Nano from 75.3% to 67.3% (−8.0pp). Two improve: GPT-4.1 Mini rises from 61.2% to 73.5% (+12.2pp) and Claude Sonnet 4 from 76.6% to 80.3% (+3.7pp). Gemini is essentially unchanged (77.6% → 78.2%). No A→C comparison survives Bonferroni correction at alpha'=0.0017, so these differences should be read as suggestive rather than established. The pattern is nonetheless consistent with GPT-4.1 treating surface similarity to the reference as more informative than it is, while Claude and Mini integrate the visual signal without being misled.</w:t>
       </w:r>
       <w:r>
         <w:rPr>
@@ -18556,7 +18556,7 @@
           <w:szCs w:val="20"/>
           <w:rtl w:val="0"/>
         </w:rPr>
-        <w:t xml:space="preserve">The pattern is not confined to one category. For GPT-4.1 Mini and GPT-4.1 the largest gains fall on instances labelled obvious (+34.0pp and +25.0pp), which is consistent with these models failing to recognise even clear failures without a reference. Gains on instances labelled partial are smaller across the board (+0.3 to +16.8pp), and Gemini 3.6 Flash gains little in any category (+0.3 to +1.4pp), consistent with its negligible aggregate A to B effect. Since the categories themselves are not reliably separable, we do not interpret differences between them.</w:t>
+        <w:t xml:space="preserve">The pattern is not confined to one category. For GPT-4.1 Mini and GPT-4.1 the largest gains fall on instances labelled obvious (+34.0pp and +25.0pp), which is consistent with these models failing to recognise even clear failures without a reference. Gains on instances labelled partial are smaller across the board (−0.3 to +16.8pp), and Gemini 3.6 Flash gains little in any category (+0.3 to +1.4pp), consistent with its negligible aggregate A to B effect. Since the categories themselves are not reliably separable, we do not interpret differences between them.</w:t>
       </w:r>
       <w:r>
         <w:rPr>
@@ -20332,7 +20332,7 @@
           <w:szCs w:val="20"/>
           <w:rtl w:val="0"/>
         </w:rPr>
-        <w:t xml:space="preserve">GPT-4.1 Mini and GPT-4.1 assign confidence ≥ 7 to virtually all predictions (&gt;99% of instances in the highest bin; full per-model histograms in </w:t>
+        <w:t xml:space="preserve">GPT-4.1 Mini and GPT-4.1 assign confidence ≥ 7 to virtually all predictions (&amp;gt;99% of instances in the highest bin; full per-model histograms in results/revision_confidence_histogram.csv), so their confidence is uninformative, Brier is dominated by the mean-confidence-vs-mean-accuracy gap, which reaches 0.42 for GPT-4.1 in Condition C (mean confidence 0.96 vs mean accuracy 0.54). Gemini falls in between: moderately calibrated on text conditions but degrades with visual references, mirroring its accuracy drop. Reliability diagrams are reported as Figure 6 (figures/fig6_reliability_diagrams.{pdf,png}).</w:t>
       </w:r>
       <w:r>
         <w:rPr>
@@ -20342,16 +20342,16 @@
           <w:szCs w:val="20"/>
           <w:rtl w:val="0"/>
         </w:rPr>
-        <w:t xml:space="preserve">results/revision_confidence_histogram.csv</w:t>
-      </w:r>
-      <w:r>
-        <w:rPr>
-          <w:rFonts w:ascii="Times New Roman" w:cs="Times New Roman" w:eastAsia="Times New Roman" w:hAnsi="Times New Roman"/>
-          <w:sz w:val="20"/>
-          <w:szCs w:val="20"/>
-          <w:rtl w:val="0"/>
-        </w:rPr>
-        <w:t xml:space="preserve">), so their confidence is uninformative, Brier is dominated by the mean-confidence-vs-mean-accuracy gap, which reaches 0.42 for GPT-4.1 in Condition C (mean confidence 0.96 vs mean accuracy 0.54). Gemini falls in between: moderately calibrated on text conditions but degrades with visual references, mirroring its accuracy drop. </w:t>
+        <w:t xml:space="preserve"/>
+      </w:r>
+      <w:r>
+        <w:rPr>
+          <w:rFonts w:ascii="Times New Roman" w:cs="Times New Roman" w:eastAsia="Times New Roman" w:hAnsi="Times New Roman"/>
+          <w:sz w:val="20"/>
+          <w:szCs w:val="20"/>
+          <w:rtl w:val="0"/>
+        </w:rPr>
+        <w:t xml:space="preserve"/>
       </w:r>
       <w:r>
         <w:rPr>
@@ -20362,7 +20362,7 @@
           <w:szCs w:val="20"/>
           <w:rtl w:val="0"/>
         </w:rPr>
-        <w:t xml:space="preserve">Reliability diagrams are reported as Figure 8 (</w:t>
+        <w:t xml:space="preserve"/>
       </w:r>
       <w:r>
         <w:rPr>
@@ -20374,7 +20374,7 @@
           <w:szCs w:val="20"/>
           <w:rtl w:val="0"/>
         </w:rPr>
-        <w:t xml:space="preserve">figures/fig8_reliability_diagrams.{pdf,png}</w:t>
+        <w:t xml:space="preserve"/>
       </w:r>
       <w:r>
         <w:rPr>
@@ -20385,7 +20385,7 @@
           <w:szCs w:val="20"/>
           <w:rtl w:val="0"/>
         </w:rPr>
-        <w:t xml:space="preserve">).</w:t>
+        <w:t xml:space="preserve"/>
       </w:r>
     </w:p>
     <w:p>
@@ -23773,7 +23773,7 @@
           <w:szCs w:val="20"/>
           <w:rtl w:val="0"/>
         </w:rPr>
-        <w:t xml:space="preserve">Figures: all paper figures (</w:t>
+        <w:t xml:space="preserve">Figures: Figures 1 to 5 and Figure 7 are regenerated by scripts/make_manuscript_figures.py; the threshold-policy figure (Figure 8) is produced by scripts/threshold_policy_analysis.py; the reliability diagrams for all four conditions (Figure 6) are produced by scripts/revision_analysis.py. All figures are included as PNG in figures/, and the threshold-policy and reliability figures additionally as PDF.</w:t>
       </w:r>
       <w:r>
         <w:rPr>
@@ -23783,16 +23783,16 @@
           <w:szCs w:val="20"/>
           <w:rtl w:val="0"/>
         </w:rPr>
-        <w:t xml:space="preserve">fig1</w:t>
-      </w:r>
-      <w:r>
-        <w:rPr>
-          <w:rFonts w:ascii="Times New Roman" w:cs="Times New Roman" w:eastAsia="Times New Roman" w:hAnsi="Times New Roman"/>
-          <w:sz w:val="20"/>
-          <w:szCs w:val="20"/>
-          <w:rtl w:val="0"/>
-        </w:rPr>
-        <w:t xml:space="preserve">-</w:t>
+        <w:t xml:space="preserve"/>
+      </w:r>
+      <w:r>
+        <w:rPr>
+          <w:rFonts w:ascii="Times New Roman" w:cs="Times New Roman" w:eastAsia="Times New Roman" w:hAnsi="Times New Roman"/>
+          <w:sz w:val="20"/>
+          <w:szCs w:val="20"/>
+          <w:rtl w:val="0"/>
+        </w:rPr>
+        <w:t xml:space="preserve"/>
       </w:r>
       <w:r>
         <w:rPr>
@@ -23802,16 +23802,16 @@
           <w:szCs w:val="20"/>
           <w:rtl w:val="0"/>
         </w:rPr>
-        <w:t xml:space="preserve">fig6</w:t>
-      </w:r>
-      <w:r>
-        <w:rPr>
-          <w:rFonts w:ascii="Times New Roman" w:cs="Times New Roman" w:eastAsia="Times New Roman" w:hAnsi="Times New Roman"/>
-          <w:sz w:val="20"/>
-          <w:szCs w:val="20"/>
-          <w:rtl w:val="0"/>
-        </w:rPr>
-        <w:t xml:space="preserve">) are regenerated by </w:t>
+        <w:t xml:space="preserve"/>
+      </w:r>
+      <w:r>
+        <w:rPr>
+          <w:rFonts w:ascii="Times New Roman" w:cs="Times New Roman" w:eastAsia="Times New Roman" w:hAnsi="Times New Roman"/>
+          <w:sz w:val="20"/>
+          <w:szCs w:val="20"/>
+          <w:rtl w:val="0"/>
+        </w:rPr>
+        <w:t xml:space="preserve"/>
       </w:r>
       <w:r>
         <w:rPr>
@@ -23821,16 +23821,16 @@
           <w:szCs w:val="20"/>
           <w:rtl w:val="0"/>
         </w:rPr>
-        <w:t xml:space="preserve">scripts/deep_analysis.py</w:t>
-      </w:r>
-      <w:r>
-        <w:rPr>
-          <w:rFonts w:ascii="Times New Roman" w:cs="Times New Roman" w:eastAsia="Times New Roman" w:hAnsi="Times New Roman"/>
-          <w:sz w:val="20"/>
-          <w:szCs w:val="20"/>
-          <w:rtl w:val="0"/>
-        </w:rPr>
-        <w:t xml:space="preserve"> and </w:t>
+        <w:t xml:space="preserve"/>
+      </w:r>
+      <w:r>
+        <w:rPr>
+          <w:rFonts w:ascii="Times New Roman" w:cs="Times New Roman" w:eastAsia="Times New Roman" w:hAnsi="Times New Roman"/>
+          <w:sz w:val="20"/>
+          <w:szCs w:val="20"/>
+          <w:rtl w:val="0"/>
+        </w:rPr>
+        <w:t xml:space="preserve"/>
       </w:r>
       <w:r>
         <w:rPr>
@@ -23840,16 +23840,16 @@
           <w:szCs w:val="20"/>
           <w:rtl w:val="0"/>
         </w:rPr>
-        <w:t xml:space="preserve">analysis/plot_figures.py</w:t>
-      </w:r>
-      <w:r>
-        <w:rPr>
-          <w:rFonts w:ascii="Times New Roman" w:cs="Times New Roman" w:eastAsia="Times New Roman" w:hAnsi="Times New Roman"/>
-          <w:sz w:val="20"/>
-          <w:szCs w:val="20"/>
-          <w:rtl w:val="0"/>
-        </w:rPr>
-        <w:t xml:space="preserve">; the threshold-policy figure (</w:t>
+        <w:t xml:space="preserve"/>
+      </w:r>
+      <w:r>
+        <w:rPr>
+          <w:rFonts w:ascii="Times New Roman" w:cs="Times New Roman" w:eastAsia="Times New Roman" w:hAnsi="Times New Roman"/>
+          <w:sz w:val="20"/>
+          <w:szCs w:val="20"/>
+          <w:rtl w:val="0"/>
+        </w:rPr>
+        <w:t xml:space="preserve"/>
       </w:r>
       <w:r>
         <w:rPr>
@@ -23859,16 +23859,16 @@
           <w:szCs w:val="20"/>
           <w:rtl w:val="0"/>
         </w:rPr>
-        <w:t xml:space="preserve">fig7_threshold_policy</w:t>
-      </w:r>
-      <w:r>
-        <w:rPr>
-          <w:rFonts w:ascii="Times New Roman" w:cs="Times New Roman" w:eastAsia="Times New Roman" w:hAnsi="Times New Roman"/>
-          <w:sz w:val="20"/>
-          <w:szCs w:val="20"/>
-          <w:rtl w:val="0"/>
-        </w:rPr>
-        <w:t xml:space="preserve">) is produced by </w:t>
+        <w:t xml:space="preserve"/>
+      </w:r>
+      <w:r>
+        <w:rPr>
+          <w:rFonts w:ascii="Times New Roman" w:cs="Times New Roman" w:eastAsia="Times New Roman" w:hAnsi="Times New Roman"/>
+          <w:sz w:val="20"/>
+          <w:szCs w:val="20"/>
+          <w:rtl w:val="0"/>
+        </w:rPr>
+        <w:t xml:space="preserve"/>
       </w:r>
       <w:r>
         <w:rPr>
@@ -23878,16 +23878,16 @@
           <w:szCs w:val="20"/>
           <w:rtl w:val="0"/>
         </w:rPr>
-        <w:t xml:space="preserve">scripts/threshold_policy_analysis.py</w:t>
-      </w:r>
-      <w:r>
-        <w:rPr>
-          <w:rFonts w:ascii="Times New Roman" w:cs="Times New Roman" w:eastAsia="Times New Roman" w:hAnsi="Times New Roman"/>
-          <w:sz w:val="20"/>
-          <w:szCs w:val="20"/>
-          <w:rtl w:val="0"/>
-        </w:rPr>
-        <w:t xml:space="preserve">; reliability diagrams (</w:t>
+        <w:t xml:space="preserve"/>
+      </w:r>
+      <w:r>
+        <w:rPr>
+          <w:rFonts w:ascii="Times New Roman" w:cs="Times New Roman" w:eastAsia="Times New Roman" w:hAnsi="Times New Roman"/>
+          <w:sz w:val="20"/>
+          <w:szCs w:val="20"/>
+          <w:rtl w:val="0"/>
+        </w:rPr>
+        <w:t xml:space="preserve"/>
       </w:r>
       <w:r>
         <w:rPr>
@@ -23897,16 +23897,16 @@
           <w:szCs w:val="20"/>
           <w:rtl w:val="0"/>
         </w:rPr>
-        <w:t xml:space="preserve">fig8_reliability_diagrams</w:t>
-      </w:r>
-      <w:r>
-        <w:rPr>
-          <w:rFonts w:ascii="Times New Roman" w:cs="Times New Roman" w:eastAsia="Times New Roman" w:hAnsi="Times New Roman"/>
-          <w:sz w:val="20"/>
-          <w:szCs w:val="20"/>
-          <w:rtl w:val="0"/>
-        </w:rPr>
-        <w:t xml:space="preserve">) are produced by </w:t>
+        <w:t xml:space="preserve"/>
+      </w:r>
+      <w:r>
+        <w:rPr>
+          <w:rFonts w:ascii="Times New Roman" w:cs="Times New Roman" w:eastAsia="Times New Roman" w:hAnsi="Times New Roman"/>
+          <w:sz w:val="20"/>
+          <w:szCs w:val="20"/>
+          <w:rtl w:val="0"/>
+        </w:rPr>
+        <w:t xml:space="preserve"/>
       </w:r>
       <w:r>
         <w:rPr>
@@ -23916,16 +23916,16 @@
           <w:szCs w:val="20"/>
           <w:rtl w:val="0"/>
         </w:rPr>
-        <w:t xml:space="preserve">scripts/revision_analysis.py</w:t>
-      </w:r>
-      <w:r>
-        <w:rPr>
-          <w:rFonts w:ascii="Times New Roman" w:cs="Times New Roman" w:eastAsia="Times New Roman" w:hAnsi="Times New Roman"/>
-          <w:sz w:val="20"/>
-          <w:szCs w:val="20"/>
-          <w:rtl w:val="0"/>
-        </w:rPr>
-        <w:t xml:space="preserve">. All figures are included in PDF and PNG.</w:t>
+        <w:t xml:space="preserve"/>
+      </w:r>
+      <w:r>
+        <w:rPr>
+          <w:rFonts w:ascii="Times New Roman" w:cs="Times New Roman" w:eastAsia="Times New Roman" w:hAnsi="Times New Roman"/>
+          <w:sz w:val="20"/>
+          <w:szCs w:val="20"/>
+          <w:rtl w:val="0"/>
+        </w:rPr>
+        <w:t xml:space="preserve"/>
       </w:r>
     </w:p>
     <w:p>
@@ -23948,7 +23948,7 @@
           <w:szCs w:val="20"/>
           <w:rtl w:val="0"/>
         </w:rPr>
-        <w:t xml:space="preserve">Revision-only artifacts (aligned-subset metrics, 15-bin equal-mass ECE, Brier scores, confidence histograms, cost/latency, Bonferroni/Holm tables) are produced by a single command, </w:t>
+        <w:t xml:space="preserve">Reported statistics: the supplement tables (paired tests, cross-generator, no-criteria, per-condition error rates) and the matched task-ID lists are produced by a single command, python3 scripts/recompute_final.py, and saved as results/S1_paired_tests.csv, results/S2_cross_generator_claude.csv, results/S2b_nocriteria.csv, results/T1_and_S3_error_rates.csv and results/S1_task_ids/. Revision-only artifacts (aligned-subset metrics, 15-bin equal-mass ECE, Brier scores, confidence histograms, cost and latency, Bonferroni and Holm tables) are produced by python3 scripts/revision_analysis.py and python3 scripts/full_revision_analysis.py, and saved as results/revision_*.csv and results/revision_summary.md. The inter-annotator agreement analysis is produced by python3 scripts/recompute_iaa.py and saved as results/iaa_kappa_3cat_human.txt.</w:t>
       </w:r>
       <w:r>
         <w:rPr>
@@ -23958,16 +23958,16 @@
           <w:szCs w:val="20"/>
           <w:rtl w:val="0"/>
         </w:rPr>
-        <w:t xml:space="preserve">python3 scripts/revision_analysis.py</w:t>
-      </w:r>
-      <w:r>
-        <w:rPr>
-          <w:rFonts w:ascii="Times New Roman" w:cs="Times New Roman" w:eastAsia="Times New Roman" w:hAnsi="Times New Roman"/>
-          <w:sz w:val="20"/>
-          <w:szCs w:val="20"/>
-          <w:rtl w:val="0"/>
-        </w:rPr>
-        <w:t xml:space="preserve">, and saved as </w:t>
+        <w:t xml:space="preserve"/>
+      </w:r>
+      <w:r>
+        <w:rPr>
+          <w:rFonts w:ascii="Times New Roman" w:cs="Times New Roman" w:eastAsia="Times New Roman" w:hAnsi="Times New Roman"/>
+          <w:sz w:val="20"/>
+          <w:szCs w:val="20"/>
+          <w:rtl w:val="0"/>
+        </w:rPr>
+        <w:t xml:space="preserve"/>
       </w:r>
       <w:r>
         <w:rPr>
@@ -23977,16 +23977,16 @@
           <w:szCs w:val="20"/>
           <w:rtl w:val="0"/>
         </w:rPr>
-        <w:t xml:space="preserve">results/revision_*.csv</w:t>
-      </w:r>
-      <w:r>
-        <w:rPr>
-          <w:rFonts w:ascii="Times New Roman" w:cs="Times New Roman" w:eastAsia="Times New Roman" w:hAnsi="Times New Roman"/>
-          <w:sz w:val="20"/>
-          <w:szCs w:val="20"/>
-          <w:rtl w:val="0"/>
-        </w:rPr>
-        <w:t xml:space="preserve"> and </w:t>
+        <w:t xml:space="preserve"/>
+      </w:r>
+      <w:r>
+        <w:rPr>
+          <w:rFonts w:ascii="Times New Roman" w:cs="Times New Roman" w:eastAsia="Times New Roman" w:hAnsi="Times New Roman"/>
+          <w:sz w:val="20"/>
+          <w:szCs w:val="20"/>
+          <w:rtl w:val="0"/>
+        </w:rPr>
+        <w:t xml:space="preserve"/>
       </w:r>
       <w:r>
         <w:rPr>
@@ -23996,16 +23996,16 @@
           <w:szCs w:val="20"/>
           <w:rtl w:val="0"/>
         </w:rPr>
-        <w:t xml:space="preserve">results/revision_summary.md</w:t>
-      </w:r>
-      <w:r>
-        <w:rPr>
-          <w:rFonts w:ascii="Times New Roman" w:cs="Times New Roman" w:eastAsia="Times New Roman" w:hAnsi="Times New Roman"/>
-          <w:sz w:val="20"/>
-          <w:szCs w:val="20"/>
-          <w:rtl w:val="0"/>
-        </w:rPr>
-        <w:t xml:space="preserve">.</w:t>
+        <w:t xml:space="preserve"/>
+      </w:r>
+      <w:r>
+        <w:rPr>
+          <w:rFonts w:ascii="Times New Roman" w:cs="Times New Roman" w:eastAsia="Times New Roman" w:hAnsi="Times New Roman"/>
+          <w:sz w:val="20"/>
+          <w:szCs w:val="20"/>
+          <w:rtl w:val="0"/>
+        </w:rPr>
+        <w:t xml:space="preserve"/>
       </w:r>
     </w:p>
     <w:p>
@@ -34497,7 +34497,7 @@
           <w:szCs w:val="20"/>
           <w:rtl w:val="0"/>
         </w:rPr>
-        <w:t xml:space="preserve">figures/fig7_threshold_policy.{pdf,png}</w:t>
+        <w:t xml:space="preserve">figures/fig8_threshold_policy.{pdf,png}</w:t>
       </w:r>
       <w:r>
         <w:rPr>

--- a/manuscripts/can_llm_web_agents_verify_their_own_work_R1.docx
+++ b/manuscripts/can_llm_web_agents_verify_their_own_work_R1.docx
@@ -22077,9 +22077,4666 @@
         <w:pStyle w:val="Normal"/>
       </w:pPr>
       <w:r>
-        <w:t xml:space="preserve">Table 9: Estimated cost and latency for verifying 909 instances. Text-only verification assumes ~538 input tokens and ~200 output tokens per instance.</w:t>
-      </w:r>
-    </w:p>
+        <w:t xml:space="preserve">Table 9: Measured cost and latency per model and condition over the runs reported in this paper. Cost uses the provider list prices in config.py at the time of the runs; latency is wall-clock per API call, so it includes provider queueing.</w:t>
+      </w:r>
+    </w:p>
+    <w:tbl>
+      <w:tblPr>
+        <w:tblStyle w:val="Table5"/>
+        <w:tblW w:w="4130.0" w:type="dxa"/>
+        <w:jc w:val="left"/>
+        <w:tblBorders>
+          <w:top w:color="000000" w:space="0" w:sz="8" w:val="single"/>
+          <w:left w:color="000000" w:space="0" w:sz="8" w:val="single"/>
+          <w:bottom w:color="000000" w:space="0" w:sz="8" w:val="single"/>
+          <w:right w:color="000000" w:space="0" w:sz="8" w:val="single"/>
+          <w:insideH w:color="000000" w:space="0" w:sz="8" w:val="single"/>
+          <w:insideV w:color="000000" w:space="0" w:sz="8" w:val="single"/>
+        </w:tblBorders>
+        <w:tblLayout w:type="fixed"/>
+        <w:tblLook w:val="0600"/>
+      </w:tblPr>
+      <w:tblGrid>
+        <w:gridCol w:w="1000"/>
+        <w:gridCol w:w="380"/>
+        <w:gridCol w:w="470"/>
+        <w:gridCol w:w="620"/>
+        <w:gridCol w:w="620"/>
+        <w:gridCol w:w="520"/>
+        <w:gridCol w:w="520"/>
+      </w:tblGrid>
+      <w:tr>
+        <w:trPr>
+          <w:cantSplit w:val="0"/>
+          <w:tblHeader w:val="1"/>
+        </w:trPr>
+        <w:tc>
+          <w:tcPr>
+            <w:shd w:fill="auto" w:val="clear"/>
+            <w:tcMar>
+              <w:top w:w="100.0" w:type="dxa"/>
+              <w:left w:w="100.0" w:type="dxa"/>
+              <w:bottom w:w="100.0" w:type="dxa"/>
+              <w:right w:w="100.0" w:type="dxa"/>
+            </w:tcMar>
+            <w:vAlign w:val="top"/>
+          </w:tcPr>
+          <w:p>
+            <w:pPr>
+              <w:jc w:val="left"/>
+              <w:rPr>
+                <w:rFonts w:ascii="Times New Roman" w:cs="Times New Roman" w:eastAsia="Times New Roman" w:hAnsi="Times New Roman"/>
+                <w:b w:val="1"/>
+                <w:bCs w:val="1"/>
+                <w:sz w:val="16"/>
+                <w:szCs w:val="16"/>
+              </w:rPr>
+            </w:pPr>
+            <w:r>
+              <w:rPr>
+                <w:rFonts w:ascii="Times New Roman" w:cs="Times New Roman" w:eastAsia="Times New Roman" w:hAnsi="Times New Roman"/>
+                <w:b w:val="1"/>
+                <w:bCs w:val="1"/>
+                <w:sz w:val="16"/>
+                <w:szCs w:val="16"/>
+                <w:rtl w:val="0"/>
+              </w:rPr>
+              <w:t xml:space="preserve">Model</w:t>
+            </w:r>
+          </w:p>
+        </w:tc>
+        <w:tc>
+          <w:tcPr>
+            <w:shd w:fill="auto" w:val="clear"/>
+            <w:tcMar>
+              <w:top w:w="100.0" w:type="dxa"/>
+              <w:left w:w="100.0" w:type="dxa"/>
+              <w:bottom w:w="100.0" w:type="dxa"/>
+              <w:right w:w="100.0" w:type="dxa"/>
+            </w:tcMar>
+            <w:vAlign w:val="top"/>
+          </w:tcPr>
+          <w:p>
+            <w:pPr>
+              <w:jc w:val="left"/>
+              <w:rPr>
+                <w:rFonts w:ascii="Times New Roman" w:cs="Times New Roman" w:eastAsia="Times New Roman" w:hAnsi="Times New Roman"/>
+                <w:b w:val="1"/>
+                <w:bCs w:val="1"/>
+                <w:sz w:val="16"/>
+                <w:szCs w:val="16"/>
+              </w:rPr>
+            </w:pPr>
+            <w:r>
+              <w:rPr>
+                <w:rFonts w:ascii="Times New Roman" w:cs="Times New Roman" w:eastAsia="Times New Roman" w:hAnsi="Times New Roman"/>
+                <w:b w:val="1"/>
+                <w:bCs w:val="1"/>
+                <w:sz w:val="16"/>
+                <w:szCs w:val="16"/>
+                <w:rtl w:val="0"/>
+              </w:rPr>
+              <w:t xml:space="preserve">Cond</w:t>
+            </w:r>
+          </w:p>
+        </w:tc>
+        <w:tc>
+          <w:tcPr>
+            <w:shd w:fill="auto" w:val="clear"/>
+            <w:tcMar>
+              <w:top w:w="100.0" w:type="dxa"/>
+              <w:left w:w="100.0" w:type="dxa"/>
+              <w:bottom w:w="100.0" w:type="dxa"/>
+              <w:right w:w="100.0" w:type="dxa"/>
+            </w:tcMar>
+            <w:vAlign w:val="top"/>
+          </w:tcPr>
+          <w:p>
+            <w:pPr>
+              <w:jc w:val="left"/>
+              <w:rPr>
+                <w:rFonts w:ascii="Times New Roman" w:cs="Times New Roman" w:eastAsia="Times New Roman" w:hAnsi="Times New Roman"/>
+                <w:b w:val="1"/>
+                <w:bCs w:val="1"/>
+                <w:sz w:val="16"/>
+                <w:szCs w:val="16"/>
+              </w:rPr>
+            </w:pPr>
+            <w:r>
+              <w:rPr>
+                <w:rFonts w:ascii="Times New Roman" w:cs="Times New Roman" w:eastAsia="Times New Roman" w:hAnsi="Times New Roman"/>
+                <w:b w:val="1"/>
+                <w:bCs w:val="1"/>
+                <w:sz w:val="16"/>
+                <w:szCs w:val="16"/>
+                <w:rtl w:val="0"/>
+              </w:rPr>
+              <w:t xml:space="preserve">Calls</w:t>
+            </w:r>
+          </w:p>
+        </w:tc>
+        <w:tc>
+          <w:tcPr>
+            <w:shd w:fill="auto" w:val="clear"/>
+            <w:tcMar>
+              <w:top w:w="100.0" w:type="dxa"/>
+              <w:left w:w="100.0" w:type="dxa"/>
+              <w:bottom w:w="100.0" w:type="dxa"/>
+              <w:right w:w="100.0" w:type="dxa"/>
+            </w:tcMar>
+            <w:vAlign w:val="top"/>
+          </w:tcPr>
+          <w:p>
+            <w:pPr>
+              <w:jc w:val="left"/>
+              <w:rPr>
+                <w:rFonts w:ascii="Times New Roman" w:cs="Times New Roman" w:eastAsia="Times New Roman" w:hAnsi="Times New Roman"/>
+                <w:b w:val="1"/>
+                <w:bCs w:val="1"/>
+                <w:sz w:val="16"/>
+                <w:szCs w:val="16"/>
+              </w:rPr>
+            </w:pPr>
+            <w:r>
+              <w:rPr>
+                <w:rFonts w:ascii="Times New Roman" w:cs="Times New Roman" w:eastAsia="Times New Roman" w:hAnsi="Times New Roman"/>
+                <w:b w:val="1"/>
+                <w:bCs w:val="1"/>
+                <w:sz w:val="16"/>
+                <w:szCs w:val="16"/>
+                <w:rtl w:val="0"/>
+              </w:rPr>
+              <w:t xml:space="preserve">Cost (USD)</w:t>
+            </w:r>
+          </w:p>
+        </w:tc>
+        <w:tc>
+          <w:tcPr>
+            <w:shd w:fill="auto" w:val="clear"/>
+            <w:tcMar>
+              <w:top w:w="100.0" w:type="dxa"/>
+              <w:left w:w="100.0" w:type="dxa"/>
+              <w:bottom w:w="100.0" w:type="dxa"/>
+              <w:right w:w="100.0" w:type="dxa"/>
+            </w:tcMar>
+            <w:vAlign w:val="top"/>
+          </w:tcPr>
+          <w:p>
+            <w:pPr>
+              <w:jc w:val="left"/>
+              <w:rPr>
+                <w:rFonts w:ascii="Times New Roman" w:cs="Times New Roman" w:eastAsia="Times New Roman" w:hAnsi="Times New Roman"/>
+                <w:b w:val="1"/>
+                <w:bCs w:val="1"/>
+                <w:sz w:val="16"/>
+                <w:szCs w:val="16"/>
+              </w:rPr>
+            </w:pPr>
+            <w:r>
+              <w:rPr>
+                <w:rFonts w:ascii="Times New Roman" w:cs="Times New Roman" w:eastAsia="Times New Roman" w:hAnsi="Times New Roman"/>
+                <w:b w:val="1"/>
+                <w:bCs w:val="1"/>
+                <w:sz w:val="16"/>
+                <w:szCs w:val="16"/>
+                <w:rtl w:val="0"/>
+              </w:rPr>
+              <w:t xml:space="preserve">Per call</w:t>
+            </w:r>
+          </w:p>
+        </w:tc>
+        <w:tc>
+          <w:tcPr>
+            <w:shd w:fill="auto" w:val="clear"/>
+            <w:tcMar>
+              <w:top w:w="100.0" w:type="dxa"/>
+              <w:left w:w="100.0" w:type="dxa"/>
+              <w:bottom w:w="100.0" w:type="dxa"/>
+              <w:right w:w="100.0" w:type="dxa"/>
+            </w:tcMar>
+            <w:vAlign w:val="top"/>
+          </w:tcPr>
+          <w:p>
+            <w:pPr>
+              <w:jc w:val="left"/>
+              <w:rPr>
+                <w:rFonts w:ascii="Times New Roman" w:cs="Times New Roman" w:eastAsia="Times New Roman" w:hAnsi="Times New Roman"/>
+                <w:b w:val="1"/>
+                <w:bCs w:val="1"/>
+                <w:sz w:val="16"/>
+                <w:szCs w:val="16"/>
+              </w:rPr>
+            </w:pPr>
+            <w:r>
+              <w:rPr>
+                <w:rFonts w:ascii="Times New Roman" w:cs="Times New Roman" w:eastAsia="Times New Roman" w:hAnsi="Times New Roman"/>
+                <w:b w:val="1"/>
+                <w:bCs w:val="1"/>
+                <w:sz w:val="16"/>
+                <w:szCs w:val="16"/>
+                <w:rtl w:val="0"/>
+              </w:rPr>
+              <w:t xml:space="preserve">Mean lat.</w:t>
+            </w:r>
+          </w:p>
+        </w:tc>
+        <w:tc>
+          <w:tcPr>
+            <w:shd w:fill="auto" w:val="clear"/>
+            <w:tcMar>
+              <w:top w:w="100.0" w:type="dxa"/>
+              <w:left w:w="100.0" w:type="dxa"/>
+              <w:bottom w:w="100.0" w:type="dxa"/>
+              <w:right w:w="100.0" w:type="dxa"/>
+            </w:tcMar>
+            <w:vAlign w:val="top"/>
+          </w:tcPr>
+          <w:p>
+            <w:pPr>
+              <w:jc w:val="left"/>
+              <w:rPr>
+                <w:rFonts w:ascii="Times New Roman" w:cs="Times New Roman" w:eastAsia="Times New Roman" w:hAnsi="Times New Roman"/>
+                <w:b w:val="1"/>
+                <w:bCs w:val="1"/>
+                <w:sz w:val="16"/>
+                <w:szCs w:val="16"/>
+              </w:rPr>
+            </w:pPr>
+            <w:r>
+              <w:rPr>
+                <w:rFonts w:ascii="Times New Roman" w:cs="Times New Roman" w:eastAsia="Times New Roman" w:hAnsi="Times New Roman"/>
+                <w:b w:val="1"/>
+                <w:bCs w:val="1"/>
+                <w:sz w:val="16"/>
+                <w:szCs w:val="16"/>
+                <w:rtl w:val="0"/>
+              </w:rPr>
+              <w:t xml:space="preserve">p95 lat.</w:t>
+            </w:r>
+          </w:p>
+        </w:tc>
+      </w:tr>
+      <w:tr>
+        <w:tc>
+          <w:tcPr>
+            <w:shd w:fill="auto" w:val="clear"/>
+            <w:tcMar>
+              <w:top w:w="100.0" w:type="dxa"/>
+              <w:left w:w="100.0" w:type="dxa"/>
+              <w:bottom w:w="100.0" w:type="dxa"/>
+              <w:right w:w="100.0" w:type="dxa"/>
+            </w:tcMar>
+            <w:vAlign w:val="top"/>
+          </w:tcPr>
+          <w:p>
+            <w:pPr>
+              <w:jc w:val="left"/>
+              <w:rPr>
+                <w:rFonts w:ascii="Times New Roman" w:cs="Times New Roman" w:eastAsia="Times New Roman" w:hAnsi="Times New Roman"/>
+                <w:sz w:val="16"/>
+                <w:szCs w:val="16"/>
+              </w:rPr>
+            </w:pPr>
+            <w:r>
+              <w:rPr>
+                <w:rFonts w:ascii="Times New Roman" w:cs="Times New Roman" w:eastAsia="Times New Roman" w:hAnsi="Times New Roman"/>
+                <w:sz w:val="16"/>
+                <w:szCs w:val="16"/>
+                <w:rtl w:val="0"/>
+              </w:rPr>
+              <w:t xml:space="preserve">GPT-4.1 Nano</w:t>
+            </w:r>
+          </w:p>
+        </w:tc>
+        <w:tc>
+          <w:tcPr>
+            <w:shd w:fill="auto" w:val="clear"/>
+            <w:tcMar>
+              <w:top w:w="100.0" w:type="dxa"/>
+              <w:left w:w="100.0" w:type="dxa"/>
+              <w:bottom w:w="100.0" w:type="dxa"/>
+              <w:right w:w="100.0" w:type="dxa"/>
+            </w:tcMar>
+            <w:vAlign w:val="top"/>
+          </w:tcPr>
+          <w:p>
+            <w:pPr>
+              <w:jc w:val="left"/>
+              <w:rPr>
+                <w:rFonts w:ascii="Times New Roman" w:cs="Times New Roman" w:eastAsia="Times New Roman" w:hAnsi="Times New Roman"/>
+                <w:sz w:val="16"/>
+                <w:szCs w:val="16"/>
+              </w:rPr>
+            </w:pPr>
+            <w:r>
+              <w:rPr>
+                <w:rFonts w:ascii="Times New Roman" w:cs="Times New Roman" w:eastAsia="Times New Roman" w:hAnsi="Times New Roman"/>
+                <w:sz w:val="16"/>
+                <w:szCs w:val="16"/>
+                <w:rtl w:val="0"/>
+              </w:rPr>
+              <w:t xml:space="preserve">A</w:t>
+            </w:r>
+          </w:p>
+        </w:tc>
+        <w:tc>
+          <w:tcPr>
+            <w:shd w:fill="auto" w:val="clear"/>
+            <w:tcMar>
+              <w:top w:w="100.0" w:type="dxa"/>
+              <w:left w:w="100.0" w:type="dxa"/>
+              <w:bottom w:w="100.0" w:type="dxa"/>
+              <w:right w:w="100.0" w:type="dxa"/>
+            </w:tcMar>
+            <w:vAlign w:val="top"/>
+          </w:tcPr>
+          <w:p>
+            <w:pPr>
+              <w:jc w:val="left"/>
+              <w:rPr>
+                <w:rFonts w:ascii="Times New Roman" w:cs="Times New Roman" w:eastAsia="Times New Roman" w:hAnsi="Times New Roman"/>
+                <w:sz w:val="16"/>
+                <w:szCs w:val="16"/>
+              </w:rPr>
+            </w:pPr>
+            <w:r>
+              <w:rPr>
+                <w:rFonts w:ascii="Times New Roman" w:cs="Times New Roman" w:eastAsia="Times New Roman" w:hAnsi="Times New Roman"/>
+                <w:sz w:val="16"/>
+                <w:szCs w:val="16"/>
+                <w:rtl w:val="0"/>
+              </w:rPr>
+              <w:t xml:space="preserve">909</w:t>
+            </w:r>
+          </w:p>
+        </w:tc>
+        <w:tc>
+          <w:tcPr>
+            <w:shd w:fill="auto" w:val="clear"/>
+            <w:tcMar>
+              <w:top w:w="100.0" w:type="dxa"/>
+              <w:left w:w="100.0" w:type="dxa"/>
+              <w:bottom w:w="100.0" w:type="dxa"/>
+              <w:right w:w="100.0" w:type="dxa"/>
+            </w:tcMar>
+            <w:vAlign w:val="top"/>
+          </w:tcPr>
+          <w:p>
+            <w:pPr>
+              <w:jc w:val="left"/>
+              <w:rPr>
+                <w:rFonts w:ascii="Times New Roman" w:cs="Times New Roman" w:eastAsia="Times New Roman" w:hAnsi="Times New Roman"/>
+                <w:sz w:val="16"/>
+                <w:szCs w:val="16"/>
+              </w:rPr>
+            </w:pPr>
+            <w:r>
+              <w:rPr>
+                <w:rFonts w:ascii="Times New Roman" w:cs="Times New Roman" w:eastAsia="Times New Roman" w:hAnsi="Times New Roman"/>
+                <w:sz w:val="16"/>
+                <w:szCs w:val="16"/>
+                <w:rtl w:val="0"/>
+              </w:rPr>
+              <w:t xml:space="preserve">$0.26</w:t>
+            </w:r>
+          </w:p>
+        </w:tc>
+        <w:tc>
+          <w:tcPr>
+            <w:shd w:fill="auto" w:val="clear"/>
+            <w:tcMar>
+              <w:top w:w="100.0" w:type="dxa"/>
+              <w:left w:w="100.0" w:type="dxa"/>
+              <w:bottom w:w="100.0" w:type="dxa"/>
+              <w:right w:w="100.0" w:type="dxa"/>
+            </w:tcMar>
+            <w:vAlign w:val="top"/>
+          </w:tcPr>
+          <w:p>
+            <w:pPr>
+              <w:jc w:val="left"/>
+              <w:rPr>
+                <w:rFonts w:ascii="Times New Roman" w:cs="Times New Roman" w:eastAsia="Times New Roman" w:hAnsi="Times New Roman"/>
+                <w:sz w:val="16"/>
+                <w:szCs w:val="16"/>
+              </w:rPr>
+            </w:pPr>
+            <w:r>
+              <w:rPr>
+                <w:rFonts w:ascii="Times New Roman" w:cs="Times New Roman" w:eastAsia="Times New Roman" w:hAnsi="Times New Roman"/>
+                <w:sz w:val="16"/>
+                <w:szCs w:val="16"/>
+                <w:rtl w:val="0"/>
+              </w:rPr>
+              <w:t xml:space="preserve">$0.00028</w:t>
+            </w:r>
+          </w:p>
+        </w:tc>
+        <w:tc>
+          <w:tcPr>
+            <w:shd w:fill="auto" w:val="clear"/>
+            <w:tcMar>
+              <w:top w:w="100.0" w:type="dxa"/>
+              <w:left w:w="100.0" w:type="dxa"/>
+              <w:bottom w:w="100.0" w:type="dxa"/>
+              <w:right w:w="100.0" w:type="dxa"/>
+            </w:tcMar>
+            <w:vAlign w:val="top"/>
+          </w:tcPr>
+          <w:p>
+            <w:pPr>
+              <w:jc w:val="left"/>
+              <w:rPr>
+                <w:rFonts w:ascii="Times New Roman" w:cs="Times New Roman" w:eastAsia="Times New Roman" w:hAnsi="Times New Roman"/>
+                <w:sz w:val="16"/>
+                <w:szCs w:val="16"/>
+              </w:rPr>
+            </w:pPr>
+            <w:r>
+              <w:rPr>
+                <w:rFonts w:ascii="Times New Roman" w:cs="Times New Roman" w:eastAsia="Times New Roman" w:hAnsi="Times New Roman"/>
+                <w:sz w:val="16"/>
+                <w:szCs w:val="16"/>
+                <w:rtl w:val="0"/>
+              </w:rPr>
+              <w:t xml:space="preserve">4.4s</w:t>
+            </w:r>
+          </w:p>
+        </w:tc>
+        <w:tc>
+          <w:tcPr>
+            <w:shd w:fill="auto" w:val="clear"/>
+            <w:tcMar>
+              <w:top w:w="100.0" w:type="dxa"/>
+              <w:left w:w="100.0" w:type="dxa"/>
+              <w:bottom w:w="100.0" w:type="dxa"/>
+              <w:right w:w="100.0" w:type="dxa"/>
+            </w:tcMar>
+            <w:vAlign w:val="top"/>
+          </w:tcPr>
+          <w:p>
+            <w:pPr>
+              <w:jc w:val="left"/>
+              <w:rPr>
+                <w:rFonts w:ascii="Times New Roman" w:cs="Times New Roman" w:eastAsia="Times New Roman" w:hAnsi="Times New Roman"/>
+                <w:sz w:val="16"/>
+                <w:szCs w:val="16"/>
+              </w:rPr>
+            </w:pPr>
+            <w:r>
+              <w:rPr>
+                <w:rFonts w:ascii="Times New Roman" w:cs="Times New Roman" w:eastAsia="Times New Roman" w:hAnsi="Times New Roman"/>
+                <w:sz w:val="16"/>
+                <w:szCs w:val="16"/>
+                <w:rtl w:val="0"/>
+              </w:rPr>
+              <w:t xml:space="preserve">12.2s</w:t>
+            </w:r>
+          </w:p>
+        </w:tc>
+      </w:tr>
+      <w:tr>
+        <w:tc>
+          <w:tcPr>
+            <w:shd w:fill="auto" w:val="clear"/>
+            <w:tcMar>
+              <w:top w:w="100.0" w:type="dxa"/>
+              <w:left w:w="100.0" w:type="dxa"/>
+              <w:bottom w:w="100.0" w:type="dxa"/>
+              <w:right w:w="100.0" w:type="dxa"/>
+            </w:tcMar>
+            <w:vAlign w:val="top"/>
+          </w:tcPr>
+          <w:p>
+            <w:pPr>
+              <w:jc w:val="left"/>
+              <w:rPr>
+                <w:rFonts w:ascii="Times New Roman" w:cs="Times New Roman" w:eastAsia="Times New Roman" w:hAnsi="Times New Roman"/>
+                <w:sz w:val="16"/>
+                <w:szCs w:val="16"/>
+              </w:rPr>
+            </w:pPr>
+            <w:r>
+              <w:rPr>
+                <w:rFonts w:ascii="Times New Roman" w:cs="Times New Roman" w:eastAsia="Times New Roman" w:hAnsi="Times New Roman"/>
+                <w:sz w:val="16"/>
+                <w:szCs w:val="16"/>
+                <w:rtl w:val="0"/>
+              </w:rPr>
+              <w:t xml:space="preserve"/>
+            </w:r>
+          </w:p>
+        </w:tc>
+        <w:tc>
+          <w:tcPr>
+            <w:shd w:fill="auto" w:val="clear"/>
+            <w:tcMar>
+              <w:top w:w="100.0" w:type="dxa"/>
+              <w:left w:w="100.0" w:type="dxa"/>
+              <w:bottom w:w="100.0" w:type="dxa"/>
+              <w:right w:w="100.0" w:type="dxa"/>
+            </w:tcMar>
+            <w:vAlign w:val="top"/>
+          </w:tcPr>
+          <w:p>
+            <w:pPr>
+              <w:jc w:val="left"/>
+              <w:rPr>
+                <w:rFonts w:ascii="Times New Roman" w:cs="Times New Roman" w:eastAsia="Times New Roman" w:hAnsi="Times New Roman"/>
+                <w:sz w:val="16"/>
+                <w:szCs w:val="16"/>
+              </w:rPr>
+            </w:pPr>
+            <w:r>
+              <w:rPr>
+                <w:rFonts w:ascii="Times New Roman" w:cs="Times New Roman" w:eastAsia="Times New Roman" w:hAnsi="Times New Roman"/>
+                <w:sz w:val="16"/>
+                <w:szCs w:val="16"/>
+                <w:rtl w:val="0"/>
+              </w:rPr>
+              <w:t xml:space="preserve">B</w:t>
+            </w:r>
+          </w:p>
+        </w:tc>
+        <w:tc>
+          <w:tcPr>
+            <w:shd w:fill="auto" w:val="clear"/>
+            <w:tcMar>
+              <w:top w:w="100.0" w:type="dxa"/>
+              <w:left w:w="100.0" w:type="dxa"/>
+              <w:bottom w:w="100.0" w:type="dxa"/>
+              <w:right w:w="100.0" w:type="dxa"/>
+            </w:tcMar>
+            <w:vAlign w:val="top"/>
+          </w:tcPr>
+          <w:p>
+            <w:pPr>
+              <w:jc w:val="left"/>
+              <w:rPr>
+                <w:rFonts w:ascii="Times New Roman" w:cs="Times New Roman" w:eastAsia="Times New Roman" w:hAnsi="Times New Roman"/>
+                <w:sz w:val="16"/>
+                <w:szCs w:val="16"/>
+              </w:rPr>
+            </w:pPr>
+            <w:r>
+              <w:rPr>
+                <w:rFonts w:ascii="Times New Roman" w:cs="Times New Roman" w:eastAsia="Times New Roman" w:hAnsi="Times New Roman"/>
+                <w:sz w:val="16"/>
+                <w:szCs w:val="16"/>
+                <w:rtl w:val="0"/>
+              </w:rPr>
+              <w:t xml:space="preserve">909</w:t>
+            </w:r>
+          </w:p>
+        </w:tc>
+        <w:tc>
+          <w:tcPr>
+            <w:shd w:fill="auto" w:val="clear"/>
+            <w:tcMar>
+              <w:top w:w="100.0" w:type="dxa"/>
+              <w:left w:w="100.0" w:type="dxa"/>
+              <w:bottom w:w="100.0" w:type="dxa"/>
+              <w:right w:w="100.0" w:type="dxa"/>
+            </w:tcMar>
+            <w:vAlign w:val="top"/>
+          </w:tcPr>
+          <w:p>
+            <w:pPr>
+              <w:jc w:val="left"/>
+              <w:rPr>
+                <w:rFonts w:ascii="Times New Roman" w:cs="Times New Roman" w:eastAsia="Times New Roman" w:hAnsi="Times New Roman"/>
+                <w:sz w:val="16"/>
+                <w:szCs w:val="16"/>
+              </w:rPr>
+            </w:pPr>
+            <w:r>
+              <w:rPr>
+                <w:rFonts w:ascii="Times New Roman" w:cs="Times New Roman" w:eastAsia="Times New Roman" w:hAnsi="Times New Roman"/>
+                <w:sz w:val="16"/>
+                <w:szCs w:val="16"/>
+                <w:rtl w:val="0"/>
+              </w:rPr>
+              <w:t xml:space="preserve">$0.26</w:t>
+            </w:r>
+          </w:p>
+        </w:tc>
+        <w:tc>
+          <w:tcPr>
+            <w:shd w:fill="auto" w:val="clear"/>
+            <w:tcMar>
+              <w:top w:w="100.0" w:type="dxa"/>
+              <w:left w:w="100.0" w:type="dxa"/>
+              <w:bottom w:w="100.0" w:type="dxa"/>
+              <w:right w:w="100.0" w:type="dxa"/>
+            </w:tcMar>
+            <w:vAlign w:val="top"/>
+          </w:tcPr>
+          <w:p>
+            <w:pPr>
+              <w:jc w:val="left"/>
+              <w:rPr>
+                <w:rFonts w:ascii="Times New Roman" w:cs="Times New Roman" w:eastAsia="Times New Roman" w:hAnsi="Times New Roman"/>
+                <w:sz w:val="16"/>
+                <w:szCs w:val="16"/>
+              </w:rPr>
+            </w:pPr>
+            <w:r>
+              <w:rPr>
+                <w:rFonts w:ascii="Times New Roman" w:cs="Times New Roman" w:eastAsia="Times New Roman" w:hAnsi="Times New Roman"/>
+                <w:sz w:val="16"/>
+                <w:szCs w:val="16"/>
+                <w:rtl w:val="0"/>
+              </w:rPr>
+              <w:t xml:space="preserve">$0.00029</w:t>
+            </w:r>
+          </w:p>
+        </w:tc>
+        <w:tc>
+          <w:tcPr>
+            <w:shd w:fill="auto" w:val="clear"/>
+            <w:tcMar>
+              <w:top w:w="100.0" w:type="dxa"/>
+              <w:left w:w="100.0" w:type="dxa"/>
+              <w:bottom w:w="100.0" w:type="dxa"/>
+              <w:right w:w="100.0" w:type="dxa"/>
+            </w:tcMar>
+            <w:vAlign w:val="top"/>
+          </w:tcPr>
+          <w:p>
+            <w:pPr>
+              <w:jc w:val="left"/>
+              <w:rPr>
+                <w:rFonts w:ascii="Times New Roman" w:cs="Times New Roman" w:eastAsia="Times New Roman" w:hAnsi="Times New Roman"/>
+                <w:sz w:val="16"/>
+                <w:szCs w:val="16"/>
+              </w:rPr>
+            </w:pPr>
+            <w:r>
+              <w:rPr>
+                <w:rFonts w:ascii="Times New Roman" w:cs="Times New Roman" w:eastAsia="Times New Roman" w:hAnsi="Times New Roman"/>
+                <w:sz w:val="16"/>
+                <w:szCs w:val="16"/>
+                <w:rtl w:val="0"/>
+              </w:rPr>
+              <w:t xml:space="preserve">3.8s</w:t>
+            </w:r>
+          </w:p>
+        </w:tc>
+        <w:tc>
+          <w:tcPr>
+            <w:shd w:fill="auto" w:val="clear"/>
+            <w:tcMar>
+              <w:top w:w="100.0" w:type="dxa"/>
+              <w:left w:w="100.0" w:type="dxa"/>
+              <w:bottom w:w="100.0" w:type="dxa"/>
+              <w:right w:w="100.0" w:type="dxa"/>
+            </w:tcMar>
+            <w:vAlign w:val="top"/>
+          </w:tcPr>
+          <w:p>
+            <w:pPr>
+              <w:jc w:val="left"/>
+              <w:rPr>
+                <w:rFonts w:ascii="Times New Roman" w:cs="Times New Roman" w:eastAsia="Times New Roman" w:hAnsi="Times New Roman"/>
+                <w:sz w:val="16"/>
+                <w:szCs w:val="16"/>
+              </w:rPr>
+            </w:pPr>
+            <w:r>
+              <w:rPr>
+                <w:rFonts w:ascii="Times New Roman" w:cs="Times New Roman" w:eastAsia="Times New Roman" w:hAnsi="Times New Roman"/>
+                <w:sz w:val="16"/>
+                <w:szCs w:val="16"/>
+                <w:rtl w:val="0"/>
+              </w:rPr>
+              <w:t xml:space="preserve">7.8s</w:t>
+            </w:r>
+          </w:p>
+        </w:tc>
+      </w:tr>
+      <w:tr>
+        <w:tc>
+          <w:tcPr>
+            <w:shd w:fill="auto" w:val="clear"/>
+            <w:tcMar>
+              <w:top w:w="100.0" w:type="dxa"/>
+              <w:left w:w="100.0" w:type="dxa"/>
+              <w:bottom w:w="100.0" w:type="dxa"/>
+              <w:right w:w="100.0" w:type="dxa"/>
+            </w:tcMar>
+            <w:vAlign w:val="top"/>
+          </w:tcPr>
+          <w:p>
+            <w:pPr>
+              <w:jc w:val="left"/>
+              <w:rPr>
+                <w:rFonts w:ascii="Times New Roman" w:cs="Times New Roman" w:eastAsia="Times New Roman" w:hAnsi="Times New Roman"/>
+                <w:sz w:val="16"/>
+                <w:szCs w:val="16"/>
+              </w:rPr>
+            </w:pPr>
+            <w:r>
+              <w:rPr>
+                <w:rFonts w:ascii="Times New Roman" w:cs="Times New Roman" w:eastAsia="Times New Roman" w:hAnsi="Times New Roman"/>
+                <w:sz w:val="16"/>
+                <w:szCs w:val="16"/>
+                <w:rtl w:val="0"/>
+              </w:rPr>
+              <w:t xml:space="preserve"/>
+            </w:r>
+          </w:p>
+        </w:tc>
+        <w:tc>
+          <w:tcPr>
+            <w:shd w:fill="auto" w:val="clear"/>
+            <w:tcMar>
+              <w:top w:w="100.0" w:type="dxa"/>
+              <w:left w:w="100.0" w:type="dxa"/>
+              <w:bottom w:w="100.0" w:type="dxa"/>
+              <w:right w:w="100.0" w:type="dxa"/>
+            </w:tcMar>
+            <w:vAlign w:val="top"/>
+          </w:tcPr>
+          <w:p>
+            <w:pPr>
+              <w:jc w:val="left"/>
+              <w:rPr>
+                <w:rFonts w:ascii="Times New Roman" w:cs="Times New Roman" w:eastAsia="Times New Roman" w:hAnsi="Times New Roman"/>
+                <w:sz w:val="16"/>
+                <w:szCs w:val="16"/>
+              </w:rPr>
+            </w:pPr>
+            <w:r>
+              <w:rPr>
+                <w:rFonts w:ascii="Times New Roman" w:cs="Times New Roman" w:eastAsia="Times New Roman" w:hAnsi="Times New Roman"/>
+                <w:sz w:val="16"/>
+                <w:szCs w:val="16"/>
+                <w:rtl w:val="0"/>
+              </w:rPr>
+              <w:t xml:space="preserve">C</w:t>
+            </w:r>
+          </w:p>
+        </w:tc>
+        <w:tc>
+          <w:tcPr>
+            <w:shd w:fill="auto" w:val="clear"/>
+            <w:tcMar>
+              <w:top w:w="100.0" w:type="dxa"/>
+              <w:left w:w="100.0" w:type="dxa"/>
+              <w:bottom w:w="100.0" w:type="dxa"/>
+              <w:right w:w="100.0" w:type="dxa"/>
+            </w:tcMar>
+            <w:vAlign w:val="top"/>
+          </w:tcPr>
+          <w:p>
+            <w:pPr>
+              <w:jc w:val="left"/>
+              <w:rPr>
+                <w:rFonts w:ascii="Times New Roman" w:cs="Times New Roman" w:eastAsia="Times New Roman" w:hAnsi="Times New Roman"/>
+                <w:sz w:val="16"/>
+                <w:szCs w:val="16"/>
+              </w:rPr>
+            </w:pPr>
+            <w:r>
+              <w:rPr>
+                <w:rFonts w:ascii="Times New Roman" w:cs="Times New Roman" w:eastAsia="Times New Roman" w:hAnsi="Times New Roman"/>
+                <w:sz w:val="16"/>
+                <w:szCs w:val="16"/>
+                <w:rtl w:val="0"/>
+              </w:rPr>
+              <w:t xml:space="preserve">147</w:t>
+            </w:r>
+          </w:p>
+        </w:tc>
+        <w:tc>
+          <w:tcPr>
+            <w:shd w:fill="auto" w:val="clear"/>
+            <w:tcMar>
+              <w:top w:w="100.0" w:type="dxa"/>
+              <w:left w:w="100.0" w:type="dxa"/>
+              <w:bottom w:w="100.0" w:type="dxa"/>
+              <w:right w:w="100.0" w:type="dxa"/>
+            </w:tcMar>
+            <w:vAlign w:val="top"/>
+          </w:tcPr>
+          <w:p>
+            <w:pPr>
+              <w:jc w:val="left"/>
+              <w:rPr>
+                <w:rFonts w:ascii="Times New Roman" w:cs="Times New Roman" w:eastAsia="Times New Roman" w:hAnsi="Times New Roman"/>
+                <w:sz w:val="16"/>
+                <w:szCs w:val="16"/>
+              </w:rPr>
+            </w:pPr>
+            <w:r>
+              <w:rPr>
+                <w:rFonts w:ascii="Times New Roman" w:cs="Times New Roman" w:eastAsia="Times New Roman" w:hAnsi="Times New Roman"/>
+                <w:sz w:val="16"/>
+                <w:szCs w:val="16"/>
+                <w:rtl w:val="0"/>
+              </w:rPr>
+              <w:t xml:space="preserve">$0.11</w:t>
+            </w:r>
+          </w:p>
+        </w:tc>
+        <w:tc>
+          <w:tcPr>
+            <w:shd w:fill="auto" w:val="clear"/>
+            <w:tcMar>
+              <w:top w:w="100.0" w:type="dxa"/>
+              <w:left w:w="100.0" w:type="dxa"/>
+              <w:bottom w:w="100.0" w:type="dxa"/>
+              <w:right w:w="100.0" w:type="dxa"/>
+            </w:tcMar>
+            <w:vAlign w:val="top"/>
+          </w:tcPr>
+          <w:p>
+            <w:pPr>
+              <w:jc w:val="left"/>
+              <w:rPr>
+                <w:rFonts w:ascii="Times New Roman" w:cs="Times New Roman" w:eastAsia="Times New Roman" w:hAnsi="Times New Roman"/>
+                <w:sz w:val="16"/>
+                <w:szCs w:val="16"/>
+              </w:rPr>
+            </w:pPr>
+            <w:r>
+              <w:rPr>
+                <w:rFonts w:ascii="Times New Roman" w:cs="Times New Roman" w:eastAsia="Times New Roman" w:hAnsi="Times New Roman"/>
+                <w:sz w:val="16"/>
+                <w:szCs w:val="16"/>
+                <w:rtl w:val="0"/>
+              </w:rPr>
+              <w:t xml:space="preserve">$0.00077</w:t>
+            </w:r>
+          </w:p>
+        </w:tc>
+        <w:tc>
+          <w:tcPr>
+            <w:shd w:fill="auto" w:val="clear"/>
+            <w:tcMar>
+              <w:top w:w="100.0" w:type="dxa"/>
+              <w:left w:w="100.0" w:type="dxa"/>
+              <w:bottom w:w="100.0" w:type="dxa"/>
+              <w:right w:w="100.0" w:type="dxa"/>
+            </w:tcMar>
+            <w:vAlign w:val="top"/>
+          </w:tcPr>
+          <w:p>
+            <w:pPr>
+              <w:jc w:val="left"/>
+              <w:rPr>
+                <w:rFonts w:ascii="Times New Roman" w:cs="Times New Roman" w:eastAsia="Times New Roman" w:hAnsi="Times New Roman"/>
+                <w:sz w:val="16"/>
+                <w:szCs w:val="16"/>
+              </w:rPr>
+            </w:pPr>
+            <w:r>
+              <w:rPr>
+                <w:rFonts w:ascii="Times New Roman" w:cs="Times New Roman" w:eastAsia="Times New Roman" w:hAnsi="Times New Roman"/>
+                <w:sz w:val="16"/>
+                <w:szCs w:val="16"/>
+                <w:rtl w:val="0"/>
+              </w:rPr>
+              <w:t xml:space="preserve">1.4s</w:t>
+            </w:r>
+          </w:p>
+        </w:tc>
+        <w:tc>
+          <w:tcPr>
+            <w:shd w:fill="auto" w:val="clear"/>
+            <w:tcMar>
+              <w:top w:w="100.0" w:type="dxa"/>
+              <w:left w:w="100.0" w:type="dxa"/>
+              <w:bottom w:w="100.0" w:type="dxa"/>
+              <w:right w:w="100.0" w:type="dxa"/>
+            </w:tcMar>
+            <w:vAlign w:val="top"/>
+          </w:tcPr>
+          <w:p>
+            <w:pPr>
+              <w:jc w:val="left"/>
+              <w:rPr>
+                <w:rFonts w:ascii="Times New Roman" w:cs="Times New Roman" w:eastAsia="Times New Roman" w:hAnsi="Times New Roman"/>
+                <w:sz w:val="16"/>
+                <w:szCs w:val="16"/>
+              </w:rPr>
+            </w:pPr>
+            <w:r>
+              <w:rPr>
+                <w:rFonts w:ascii="Times New Roman" w:cs="Times New Roman" w:eastAsia="Times New Roman" w:hAnsi="Times New Roman"/>
+                <w:sz w:val="16"/>
+                <w:szCs w:val="16"/>
+                <w:rtl w:val="0"/>
+              </w:rPr>
+              <w:t xml:space="preserve">2.1s</w:t>
+            </w:r>
+          </w:p>
+        </w:tc>
+      </w:tr>
+      <w:tr>
+        <w:tc>
+          <w:tcPr>
+            <w:shd w:fill="auto" w:val="clear"/>
+            <w:tcMar>
+              <w:top w:w="100.0" w:type="dxa"/>
+              <w:left w:w="100.0" w:type="dxa"/>
+              <w:bottom w:w="100.0" w:type="dxa"/>
+              <w:right w:w="100.0" w:type="dxa"/>
+            </w:tcMar>
+            <w:vAlign w:val="top"/>
+          </w:tcPr>
+          <w:p>
+            <w:pPr>
+              <w:jc w:val="left"/>
+              <w:rPr>
+                <w:rFonts w:ascii="Times New Roman" w:cs="Times New Roman" w:eastAsia="Times New Roman" w:hAnsi="Times New Roman"/>
+                <w:sz w:val="16"/>
+                <w:szCs w:val="16"/>
+              </w:rPr>
+            </w:pPr>
+            <w:r>
+              <w:rPr>
+                <w:rFonts w:ascii="Times New Roman" w:cs="Times New Roman" w:eastAsia="Times New Roman" w:hAnsi="Times New Roman"/>
+                <w:sz w:val="16"/>
+                <w:szCs w:val="16"/>
+                <w:rtl w:val="0"/>
+              </w:rPr>
+              <w:t xml:space="preserve"/>
+            </w:r>
+          </w:p>
+        </w:tc>
+        <w:tc>
+          <w:tcPr>
+            <w:shd w:fill="auto" w:val="clear"/>
+            <w:tcMar>
+              <w:top w:w="100.0" w:type="dxa"/>
+              <w:left w:w="100.0" w:type="dxa"/>
+              <w:bottom w:w="100.0" w:type="dxa"/>
+              <w:right w:w="100.0" w:type="dxa"/>
+            </w:tcMar>
+            <w:vAlign w:val="top"/>
+          </w:tcPr>
+          <w:p>
+            <w:pPr>
+              <w:jc w:val="left"/>
+              <w:rPr>
+                <w:rFonts w:ascii="Times New Roman" w:cs="Times New Roman" w:eastAsia="Times New Roman" w:hAnsi="Times New Roman"/>
+                <w:sz w:val="16"/>
+                <w:szCs w:val="16"/>
+              </w:rPr>
+            </w:pPr>
+            <w:r>
+              <w:rPr>
+                <w:rFonts w:ascii="Times New Roman" w:cs="Times New Roman" w:eastAsia="Times New Roman" w:hAnsi="Times New Roman"/>
+                <w:sz w:val="16"/>
+                <w:szCs w:val="16"/>
+                <w:rtl w:val="0"/>
+              </w:rPr>
+              <w:t xml:space="preserve">D</w:t>
+            </w:r>
+          </w:p>
+        </w:tc>
+        <w:tc>
+          <w:tcPr>
+            <w:shd w:fill="auto" w:val="clear"/>
+            <w:tcMar>
+              <w:top w:w="100.0" w:type="dxa"/>
+              <w:left w:w="100.0" w:type="dxa"/>
+              <w:bottom w:w="100.0" w:type="dxa"/>
+              <w:right w:w="100.0" w:type="dxa"/>
+            </w:tcMar>
+            <w:vAlign w:val="top"/>
+          </w:tcPr>
+          <w:p>
+            <w:pPr>
+              <w:jc w:val="left"/>
+              <w:rPr>
+                <w:rFonts w:ascii="Times New Roman" w:cs="Times New Roman" w:eastAsia="Times New Roman" w:hAnsi="Times New Roman"/>
+                <w:sz w:val="16"/>
+                <w:szCs w:val="16"/>
+              </w:rPr>
+            </w:pPr>
+            <w:r>
+              <w:rPr>
+                <w:rFonts w:ascii="Times New Roman" w:cs="Times New Roman" w:eastAsia="Times New Roman" w:hAnsi="Times New Roman"/>
+                <w:sz w:val="16"/>
+                <w:szCs w:val="16"/>
+                <w:rtl w:val="0"/>
+              </w:rPr>
+              <w:t xml:space="preserve">147</w:t>
+            </w:r>
+          </w:p>
+        </w:tc>
+        <w:tc>
+          <w:tcPr>
+            <w:shd w:fill="auto" w:val="clear"/>
+            <w:tcMar>
+              <w:top w:w="100.0" w:type="dxa"/>
+              <w:left w:w="100.0" w:type="dxa"/>
+              <w:bottom w:w="100.0" w:type="dxa"/>
+              <w:right w:w="100.0" w:type="dxa"/>
+            </w:tcMar>
+            <w:vAlign w:val="top"/>
+          </w:tcPr>
+          <w:p>
+            <w:pPr>
+              <w:jc w:val="left"/>
+              <w:rPr>
+                <w:rFonts w:ascii="Times New Roman" w:cs="Times New Roman" w:eastAsia="Times New Roman" w:hAnsi="Times New Roman"/>
+                <w:sz w:val="16"/>
+                <w:szCs w:val="16"/>
+              </w:rPr>
+            </w:pPr>
+            <w:r>
+              <w:rPr>
+                <w:rFonts w:ascii="Times New Roman" w:cs="Times New Roman" w:eastAsia="Times New Roman" w:hAnsi="Times New Roman"/>
+                <w:sz w:val="16"/>
+                <w:szCs w:val="16"/>
+                <w:rtl w:val="0"/>
+              </w:rPr>
+              <w:t xml:space="preserve">$0.11</w:t>
+            </w:r>
+          </w:p>
+        </w:tc>
+        <w:tc>
+          <w:tcPr>
+            <w:shd w:fill="auto" w:val="clear"/>
+            <w:tcMar>
+              <w:top w:w="100.0" w:type="dxa"/>
+              <w:left w:w="100.0" w:type="dxa"/>
+              <w:bottom w:w="100.0" w:type="dxa"/>
+              <w:right w:w="100.0" w:type="dxa"/>
+            </w:tcMar>
+            <w:vAlign w:val="top"/>
+          </w:tcPr>
+          <w:p>
+            <w:pPr>
+              <w:jc w:val="left"/>
+              <w:rPr>
+                <w:rFonts w:ascii="Times New Roman" w:cs="Times New Roman" w:eastAsia="Times New Roman" w:hAnsi="Times New Roman"/>
+                <w:sz w:val="16"/>
+                <w:szCs w:val="16"/>
+              </w:rPr>
+            </w:pPr>
+            <w:r>
+              <w:rPr>
+                <w:rFonts w:ascii="Times New Roman" w:cs="Times New Roman" w:eastAsia="Times New Roman" w:hAnsi="Times New Roman"/>
+                <w:sz w:val="16"/>
+                <w:szCs w:val="16"/>
+                <w:rtl w:val="0"/>
+              </w:rPr>
+              <w:t xml:space="preserve">$0.00077</w:t>
+            </w:r>
+          </w:p>
+        </w:tc>
+        <w:tc>
+          <w:tcPr>
+            <w:shd w:fill="auto" w:val="clear"/>
+            <w:tcMar>
+              <w:top w:w="100.0" w:type="dxa"/>
+              <w:left w:w="100.0" w:type="dxa"/>
+              <w:bottom w:w="100.0" w:type="dxa"/>
+              <w:right w:w="100.0" w:type="dxa"/>
+            </w:tcMar>
+            <w:vAlign w:val="top"/>
+          </w:tcPr>
+          <w:p>
+            <w:pPr>
+              <w:jc w:val="left"/>
+              <w:rPr>
+                <w:rFonts w:ascii="Times New Roman" w:cs="Times New Roman" w:eastAsia="Times New Roman" w:hAnsi="Times New Roman"/>
+                <w:sz w:val="16"/>
+                <w:szCs w:val="16"/>
+              </w:rPr>
+            </w:pPr>
+            <w:r>
+              <w:rPr>
+                <w:rFonts w:ascii="Times New Roman" w:cs="Times New Roman" w:eastAsia="Times New Roman" w:hAnsi="Times New Roman"/>
+                <w:sz w:val="16"/>
+                <w:szCs w:val="16"/>
+                <w:rtl w:val="0"/>
+              </w:rPr>
+              <w:t xml:space="preserve">1.4s</w:t>
+            </w:r>
+          </w:p>
+        </w:tc>
+        <w:tc>
+          <w:tcPr>
+            <w:shd w:fill="auto" w:val="clear"/>
+            <w:tcMar>
+              <w:top w:w="100.0" w:type="dxa"/>
+              <w:left w:w="100.0" w:type="dxa"/>
+              <w:bottom w:w="100.0" w:type="dxa"/>
+              <w:right w:w="100.0" w:type="dxa"/>
+            </w:tcMar>
+            <w:vAlign w:val="top"/>
+          </w:tcPr>
+          <w:p>
+            <w:pPr>
+              <w:jc w:val="left"/>
+              <w:rPr>
+                <w:rFonts w:ascii="Times New Roman" w:cs="Times New Roman" w:eastAsia="Times New Roman" w:hAnsi="Times New Roman"/>
+                <w:sz w:val="16"/>
+                <w:szCs w:val="16"/>
+              </w:rPr>
+            </w:pPr>
+            <w:r>
+              <w:rPr>
+                <w:rFonts w:ascii="Times New Roman" w:cs="Times New Roman" w:eastAsia="Times New Roman" w:hAnsi="Times New Roman"/>
+                <w:sz w:val="16"/>
+                <w:szCs w:val="16"/>
+                <w:rtl w:val="0"/>
+              </w:rPr>
+              <w:t xml:space="preserve">2.5s</w:t>
+            </w:r>
+          </w:p>
+        </w:tc>
+      </w:tr>
+      <w:tr>
+        <w:tc>
+          <w:tcPr>
+            <w:shd w:fill="auto" w:val="clear"/>
+            <w:tcMar>
+              <w:top w:w="100.0" w:type="dxa"/>
+              <w:left w:w="100.0" w:type="dxa"/>
+              <w:bottom w:w="100.0" w:type="dxa"/>
+              <w:right w:w="100.0" w:type="dxa"/>
+            </w:tcMar>
+            <w:vAlign w:val="top"/>
+          </w:tcPr>
+          <w:p>
+            <w:pPr>
+              <w:jc w:val="left"/>
+              <w:rPr>
+                <w:rFonts w:ascii="Times New Roman" w:cs="Times New Roman" w:eastAsia="Times New Roman" w:hAnsi="Times New Roman"/>
+                <w:sz w:val="16"/>
+                <w:szCs w:val="16"/>
+              </w:rPr>
+            </w:pPr>
+            <w:r>
+              <w:rPr>
+                <w:rFonts w:ascii="Times New Roman" w:cs="Times New Roman" w:eastAsia="Times New Roman" w:hAnsi="Times New Roman"/>
+                <w:sz w:val="16"/>
+                <w:szCs w:val="16"/>
+                <w:rtl w:val="0"/>
+              </w:rPr>
+              <w:t xml:space="preserve">GPT-4.1 Mini</w:t>
+            </w:r>
+          </w:p>
+        </w:tc>
+        <w:tc>
+          <w:tcPr>
+            <w:shd w:fill="auto" w:val="clear"/>
+            <w:tcMar>
+              <w:top w:w="100.0" w:type="dxa"/>
+              <w:left w:w="100.0" w:type="dxa"/>
+              <w:bottom w:w="100.0" w:type="dxa"/>
+              <w:right w:w="100.0" w:type="dxa"/>
+            </w:tcMar>
+            <w:vAlign w:val="top"/>
+          </w:tcPr>
+          <w:p>
+            <w:pPr>
+              <w:jc w:val="left"/>
+              <w:rPr>
+                <w:rFonts w:ascii="Times New Roman" w:cs="Times New Roman" w:eastAsia="Times New Roman" w:hAnsi="Times New Roman"/>
+                <w:sz w:val="16"/>
+                <w:szCs w:val="16"/>
+              </w:rPr>
+            </w:pPr>
+            <w:r>
+              <w:rPr>
+                <w:rFonts w:ascii="Times New Roman" w:cs="Times New Roman" w:eastAsia="Times New Roman" w:hAnsi="Times New Roman"/>
+                <w:sz w:val="16"/>
+                <w:szCs w:val="16"/>
+                <w:rtl w:val="0"/>
+              </w:rPr>
+              <w:t xml:space="preserve">A</w:t>
+            </w:r>
+          </w:p>
+        </w:tc>
+        <w:tc>
+          <w:tcPr>
+            <w:shd w:fill="auto" w:val="clear"/>
+            <w:tcMar>
+              <w:top w:w="100.0" w:type="dxa"/>
+              <w:left w:w="100.0" w:type="dxa"/>
+              <w:bottom w:w="100.0" w:type="dxa"/>
+              <w:right w:w="100.0" w:type="dxa"/>
+            </w:tcMar>
+            <w:vAlign w:val="top"/>
+          </w:tcPr>
+          <w:p>
+            <w:pPr>
+              <w:jc w:val="left"/>
+              <w:rPr>
+                <w:rFonts w:ascii="Times New Roman" w:cs="Times New Roman" w:eastAsia="Times New Roman" w:hAnsi="Times New Roman"/>
+                <w:sz w:val="16"/>
+                <w:szCs w:val="16"/>
+              </w:rPr>
+            </w:pPr>
+            <w:r>
+              <w:rPr>
+                <w:rFonts w:ascii="Times New Roman" w:cs="Times New Roman" w:eastAsia="Times New Roman" w:hAnsi="Times New Roman"/>
+                <w:sz w:val="16"/>
+                <w:szCs w:val="16"/>
+                <w:rtl w:val="0"/>
+              </w:rPr>
+              <w:t xml:space="preserve">909</w:t>
+            </w:r>
+          </w:p>
+        </w:tc>
+        <w:tc>
+          <w:tcPr>
+            <w:shd w:fill="auto" w:val="clear"/>
+            <w:tcMar>
+              <w:top w:w="100.0" w:type="dxa"/>
+              <w:left w:w="100.0" w:type="dxa"/>
+              <w:bottom w:w="100.0" w:type="dxa"/>
+              <w:right w:w="100.0" w:type="dxa"/>
+            </w:tcMar>
+            <w:vAlign w:val="top"/>
+          </w:tcPr>
+          <w:p>
+            <w:pPr>
+              <w:jc w:val="left"/>
+              <w:rPr>
+                <w:rFonts w:ascii="Times New Roman" w:cs="Times New Roman" w:eastAsia="Times New Roman" w:hAnsi="Times New Roman"/>
+                <w:sz w:val="16"/>
+                <w:szCs w:val="16"/>
+              </w:rPr>
+            </w:pPr>
+            <w:r>
+              <w:rPr>
+                <w:rFonts w:ascii="Times New Roman" w:cs="Times New Roman" w:eastAsia="Times New Roman" w:hAnsi="Times New Roman"/>
+                <w:sz w:val="16"/>
+                <w:szCs w:val="16"/>
+                <w:rtl w:val="0"/>
+              </w:rPr>
+              <w:t xml:space="preserve">$0.74</w:t>
+            </w:r>
+          </w:p>
+        </w:tc>
+        <w:tc>
+          <w:tcPr>
+            <w:shd w:fill="auto" w:val="clear"/>
+            <w:tcMar>
+              <w:top w:w="100.0" w:type="dxa"/>
+              <w:left w:w="100.0" w:type="dxa"/>
+              <w:bottom w:w="100.0" w:type="dxa"/>
+              <w:right w:w="100.0" w:type="dxa"/>
+            </w:tcMar>
+            <w:vAlign w:val="top"/>
+          </w:tcPr>
+          <w:p>
+            <w:pPr>
+              <w:jc w:val="left"/>
+              <w:rPr>
+                <w:rFonts w:ascii="Times New Roman" w:cs="Times New Roman" w:eastAsia="Times New Roman" w:hAnsi="Times New Roman"/>
+                <w:sz w:val="16"/>
+                <w:szCs w:val="16"/>
+              </w:rPr>
+            </w:pPr>
+            <w:r>
+              <w:rPr>
+                <w:rFonts w:ascii="Times New Roman" w:cs="Times New Roman" w:eastAsia="Times New Roman" w:hAnsi="Times New Roman"/>
+                <w:sz w:val="16"/>
+                <w:szCs w:val="16"/>
+                <w:rtl w:val="0"/>
+              </w:rPr>
+              <w:t xml:space="preserve">$0.00082</w:t>
+            </w:r>
+          </w:p>
+        </w:tc>
+        <w:tc>
+          <w:tcPr>
+            <w:shd w:fill="auto" w:val="clear"/>
+            <w:tcMar>
+              <w:top w:w="100.0" w:type="dxa"/>
+              <w:left w:w="100.0" w:type="dxa"/>
+              <w:bottom w:w="100.0" w:type="dxa"/>
+              <w:right w:w="100.0" w:type="dxa"/>
+            </w:tcMar>
+            <w:vAlign w:val="top"/>
+          </w:tcPr>
+          <w:p>
+            <w:pPr>
+              <w:jc w:val="left"/>
+              <w:rPr>
+                <w:rFonts w:ascii="Times New Roman" w:cs="Times New Roman" w:eastAsia="Times New Roman" w:hAnsi="Times New Roman"/>
+                <w:sz w:val="16"/>
+                <w:szCs w:val="16"/>
+              </w:rPr>
+            </w:pPr>
+            <w:r>
+              <w:rPr>
+                <w:rFonts w:ascii="Times New Roman" w:cs="Times New Roman" w:eastAsia="Times New Roman" w:hAnsi="Times New Roman"/>
+                <w:sz w:val="16"/>
+                <w:szCs w:val="16"/>
+                <w:rtl w:val="0"/>
+              </w:rPr>
+              <w:t xml:space="preserve">3.0s</w:t>
+            </w:r>
+          </w:p>
+        </w:tc>
+        <w:tc>
+          <w:tcPr>
+            <w:shd w:fill="auto" w:val="clear"/>
+            <w:tcMar>
+              <w:top w:w="100.0" w:type="dxa"/>
+              <w:left w:w="100.0" w:type="dxa"/>
+              <w:bottom w:w="100.0" w:type="dxa"/>
+              <w:right w:w="100.0" w:type="dxa"/>
+            </w:tcMar>
+            <w:vAlign w:val="top"/>
+          </w:tcPr>
+          <w:p>
+            <w:pPr>
+              <w:jc w:val="left"/>
+              <w:rPr>
+                <w:rFonts w:ascii="Times New Roman" w:cs="Times New Roman" w:eastAsia="Times New Roman" w:hAnsi="Times New Roman"/>
+                <w:sz w:val="16"/>
+                <w:szCs w:val="16"/>
+              </w:rPr>
+            </w:pPr>
+            <w:r>
+              <w:rPr>
+                <w:rFonts w:ascii="Times New Roman" w:cs="Times New Roman" w:eastAsia="Times New Roman" w:hAnsi="Times New Roman"/>
+                <w:sz w:val="16"/>
+                <w:szCs w:val="16"/>
+                <w:rtl w:val="0"/>
+              </w:rPr>
+              <w:t xml:space="preserve">4.0s</w:t>
+            </w:r>
+          </w:p>
+        </w:tc>
+      </w:tr>
+      <w:tr>
+        <w:tc>
+          <w:tcPr>
+            <w:shd w:fill="auto" w:val="clear"/>
+            <w:tcMar>
+              <w:top w:w="100.0" w:type="dxa"/>
+              <w:left w:w="100.0" w:type="dxa"/>
+              <w:bottom w:w="100.0" w:type="dxa"/>
+              <w:right w:w="100.0" w:type="dxa"/>
+            </w:tcMar>
+            <w:vAlign w:val="top"/>
+          </w:tcPr>
+          <w:p>
+            <w:pPr>
+              <w:jc w:val="left"/>
+              <w:rPr>
+                <w:rFonts w:ascii="Times New Roman" w:cs="Times New Roman" w:eastAsia="Times New Roman" w:hAnsi="Times New Roman"/>
+                <w:sz w:val="16"/>
+                <w:szCs w:val="16"/>
+              </w:rPr>
+            </w:pPr>
+            <w:r>
+              <w:rPr>
+                <w:rFonts w:ascii="Times New Roman" w:cs="Times New Roman" w:eastAsia="Times New Roman" w:hAnsi="Times New Roman"/>
+                <w:sz w:val="16"/>
+                <w:szCs w:val="16"/>
+                <w:rtl w:val="0"/>
+              </w:rPr>
+              <w:t xml:space="preserve"/>
+            </w:r>
+          </w:p>
+        </w:tc>
+        <w:tc>
+          <w:tcPr>
+            <w:shd w:fill="auto" w:val="clear"/>
+            <w:tcMar>
+              <w:top w:w="100.0" w:type="dxa"/>
+              <w:left w:w="100.0" w:type="dxa"/>
+              <w:bottom w:w="100.0" w:type="dxa"/>
+              <w:right w:w="100.0" w:type="dxa"/>
+            </w:tcMar>
+            <w:vAlign w:val="top"/>
+          </w:tcPr>
+          <w:p>
+            <w:pPr>
+              <w:jc w:val="left"/>
+              <w:rPr>
+                <w:rFonts w:ascii="Times New Roman" w:cs="Times New Roman" w:eastAsia="Times New Roman" w:hAnsi="Times New Roman"/>
+                <w:sz w:val="16"/>
+                <w:szCs w:val="16"/>
+              </w:rPr>
+            </w:pPr>
+            <w:r>
+              <w:rPr>
+                <w:rFonts w:ascii="Times New Roman" w:cs="Times New Roman" w:eastAsia="Times New Roman" w:hAnsi="Times New Roman"/>
+                <w:sz w:val="16"/>
+                <w:szCs w:val="16"/>
+                <w:rtl w:val="0"/>
+              </w:rPr>
+              <w:t xml:space="preserve">B</w:t>
+            </w:r>
+          </w:p>
+        </w:tc>
+        <w:tc>
+          <w:tcPr>
+            <w:shd w:fill="auto" w:val="clear"/>
+            <w:tcMar>
+              <w:top w:w="100.0" w:type="dxa"/>
+              <w:left w:w="100.0" w:type="dxa"/>
+              <w:bottom w:w="100.0" w:type="dxa"/>
+              <w:right w:w="100.0" w:type="dxa"/>
+            </w:tcMar>
+            <w:vAlign w:val="top"/>
+          </w:tcPr>
+          <w:p>
+            <w:pPr>
+              <w:jc w:val="left"/>
+              <w:rPr>
+                <w:rFonts w:ascii="Times New Roman" w:cs="Times New Roman" w:eastAsia="Times New Roman" w:hAnsi="Times New Roman"/>
+                <w:sz w:val="16"/>
+                <w:szCs w:val="16"/>
+              </w:rPr>
+            </w:pPr>
+            <w:r>
+              <w:rPr>
+                <w:rFonts w:ascii="Times New Roman" w:cs="Times New Roman" w:eastAsia="Times New Roman" w:hAnsi="Times New Roman"/>
+                <w:sz w:val="16"/>
+                <w:szCs w:val="16"/>
+                <w:rtl w:val="0"/>
+              </w:rPr>
+              <w:t xml:space="preserve">909</w:t>
+            </w:r>
+          </w:p>
+        </w:tc>
+        <w:tc>
+          <w:tcPr>
+            <w:shd w:fill="auto" w:val="clear"/>
+            <w:tcMar>
+              <w:top w:w="100.0" w:type="dxa"/>
+              <w:left w:w="100.0" w:type="dxa"/>
+              <w:bottom w:w="100.0" w:type="dxa"/>
+              <w:right w:w="100.0" w:type="dxa"/>
+            </w:tcMar>
+            <w:vAlign w:val="top"/>
+          </w:tcPr>
+          <w:p>
+            <w:pPr>
+              <w:jc w:val="left"/>
+              <w:rPr>
+                <w:rFonts w:ascii="Times New Roman" w:cs="Times New Roman" w:eastAsia="Times New Roman" w:hAnsi="Times New Roman"/>
+                <w:sz w:val="16"/>
+                <w:szCs w:val="16"/>
+              </w:rPr>
+            </w:pPr>
+            <w:r>
+              <w:rPr>
+                <w:rFonts w:ascii="Times New Roman" w:cs="Times New Roman" w:eastAsia="Times New Roman" w:hAnsi="Times New Roman"/>
+                <w:sz w:val="16"/>
+                <w:szCs w:val="16"/>
+                <w:rtl w:val="0"/>
+              </w:rPr>
+              <w:t xml:space="preserve">$0.78</w:t>
+            </w:r>
+          </w:p>
+        </w:tc>
+        <w:tc>
+          <w:tcPr>
+            <w:shd w:fill="auto" w:val="clear"/>
+            <w:tcMar>
+              <w:top w:w="100.0" w:type="dxa"/>
+              <w:left w:w="100.0" w:type="dxa"/>
+              <w:bottom w:w="100.0" w:type="dxa"/>
+              <w:right w:w="100.0" w:type="dxa"/>
+            </w:tcMar>
+            <w:vAlign w:val="top"/>
+          </w:tcPr>
+          <w:p>
+            <w:pPr>
+              <w:jc w:val="left"/>
+              <w:rPr>
+                <w:rFonts w:ascii="Times New Roman" w:cs="Times New Roman" w:eastAsia="Times New Roman" w:hAnsi="Times New Roman"/>
+                <w:sz w:val="16"/>
+                <w:szCs w:val="16"/>
+              </w:rPr>
+            </w:pPr>
+            <w:r>
+              <w:rPr>
+                <w:rFonts w:ascii="Times New Roman" w:cs="Times New Roman" w:eastAsia="Times New Roman" w:hAnsi="Times New Roman"/>
+                <w:sz w:val="16"/>
+                <w:szCs w:val="16"/>
+                <w:rtl w:val="0"/>
+              </w:rPr>
+              <w:t xml:space="preserve">$0.00086</w:t>
+            </w:r>
+          </w:p>
+        </w:tc>
+        <w:tc>
+          <w:tcPr>
+            <w:shd w:fill="auto" w:val="clear"/>
+            <w:tcMar>
+              <w:top w:w="100.0" w:type="dxa"/>
+              <w:left w:w="100.0" w:type="dxa"/>
+              <w:bottom w:w="100.0" w:type="dxa"/>
+              <w:right w:w="100.0" w:type="dxa"/>
+            </w:tcMar>
+            <w:vAlign w:val="top"/>
+          </w:tcPr>
+          <w:p>
+            <w:pPr>
+              <w:jc w:val="left"/>
+              <w:rPr>
+                <w:rFonts w:ascii="Times New Roman" w:cs="Times New Roman" w:eastAsia="Times New Roman" w:hAnsi="Times New Roman"/>
+                <w:sz w:val="16"/>
+                <w:szCs w:val="16"/>
+              </w:rPr>
+            </w:pPr>
+            <w:r>
+              <w:rPr>
+                <w:rFonts w:ascii="Times New Roman" w:cs="Times New Roman" w:eastAsia="Times New Roman" w:hAnsi="Times New Roman"/>
+                <w:sz w:val="16"/>
+                <w:szCs w:val="16"/>
+                <w:rtl w:val="0"/>
+              </w:rPr>
+              <w:t xml:space="preserve">3.2s</w:t>
+            </w:r>
+          </w:p>
+        </w:tc>
+        <w:tc>
+          <w:tcPr>
+            <w:shd w:fill="auto" w:val="clear"/>
+            <w:tcMar>
+              <w:top w:w="100.0" w:type="dxa"/>
+              <w:left w:w="100.0" w:type="dxa"/>
+              <w:bottom w:w="100.0" w:type="dxa"/>
+              <w:right w:w="100.0" w:type="dxa"/>
+            </w:tcMar>
+            <w:vAlign w:val="top"/>
+          </w:tcPr>
+          <w:p>
+            <w:pPr>
+              <w:jc w:val="left"/>
+              <w:rPr>
+                <w:rFonts w:ascii="Times New Roman" w:cs="Times New Roman" w:eastAsia="Times New Roman" w:hAnsi="Times New Roman"/>
+                <w:sz w:val="16"/>
+                <w:szCs w:val="16"/>
+              </w:rPr>
+            </w:pPr>
+            <w:r>
+              <w:rPr>
+                <w:rFonts w:ascii="Times New Roman" w:cs="Times New Roman" w:eastAsia="Times New Roman" w:hAnsi="Times New Roman"/>
+                <w:sz w:val="16"/>
+                <w:szCs w:val="16"/>
+                <w:rtl w:val="0"/>
+              </w:rPr>
+              <w:t xml:space="preserve">4.2s</w:t>
+            </w:r>
+          </w:p>
+        </w:tc>
+      </w:tr>
+      <w:tr>
+        <w:tc>
+          <w:tcPr>
+            <w:shd w:fill="auto" w:val="clear"/>
+            <w:tcMar>
+              <w:top w:w="100.0" w:type="dxa"/>
+              <w:left w:w="100.0" w:type="dxa"/>
+              <w:bottom w:w="100.0" w:type="dxa"/>
+              <w:right w:w="100.0" w:type="dxa"/>
+            </w:tcMar>
+            <w:vAlign w:val="top"/>
+          </w:tcPr>
+          <w:p>
+            <w:pPr>
+              <w:jc w:val="left"/>
+              <w:rPr>
+                <w:rFonts w:ascii="Times New Roman" w:cs="Times New Roman" w:eastAsia="Times New Roman" w:hAnsi="Times New Roman"/>
+                <w:sz w:val="16"/>
+                <w:szCs w:val="16"/>
+              </w:rPr>
+            </w:pPr>
+            <w:r>
+              <w:rPr>
+                <w:rFonts w:ascii="Times New Roman" w:cs="Times New Roman" w:eastAsia="Times New Roman" w:hAnsi="Times New Roman"/>
+                <w:sz w:val="16"/>
+                <w:szCs w:val="16"/>
+                <w:rtl w:val="0"/>
+              </w:rPr>
+              <w:t xml:space="preserve"/>
+            </w:r>
+          </w:p>
+        </w:tc>
+        <w:tc>
+          <w:tcPr>
+            <w:shd w:fill="auto" w:val="clear"/>
+            <w:tcMar>
+              <w:top w:w="100.0" w:type="dxa"/>
+              <w:left w:w="100.0" w:type="dxa"/>
+              <w:bottom w:w="100.0" w:type="dxa"/>
+              <w:right w:w="100.0" w:type="dxa"/>
+            </w:tcMar>
+            <w:vAlign w:val="top"/>
+          </w:tcPr>
+          <w:p>
+            <w:pPr>
+              <w:jc w:val="left"/>
+              <w:rPr>
+                <w:rFonts w:ascii="Times New Roman" w:cs="Times New Roman" w:eastAsia="Times New Roman" w:hAnsi="Times New Roman"/>
+                <w:sz w:val="16"/>
+                <w:szCs w:val="16"/>
+              </w:rPr>
+            </w:pPr>
+            <w:r>
+              <w:rPr>
+                <w:rFonts w:ascii="Times New Roman" w:cs="Times New Roman" w:eastAsia="Times New Roman" w:hAnsi="Times New Roman"/>
+                <w:sz w:val="16"/>
+                <w:szCs w:val="16"/>
+                <w:rtl w:val="0"/>
+              </w:rPr>
+              <w:t xml:space="preserve">C</w:t>
+            </w:r>
+          </w:p>
+        </w:tc>
+        <w:tc>
+          <w:tcPr>
+            <w:shd w:fill="auto" w:val="clear"/>
+            <w:tcMar>
+              <w:top w:w="100.0" w:type="dxa"/>
+              <w:left w:w="100.0" w:type="dxa"/>
+              <w:bottom w:w="100.0" w:type="dxa"/>
+              <w:right w:w="100.0" w:type="dxa"/>
+            </w:tcMar>
+            <w:vAlign w:val="top"/>
+          </w:tcPr>
+          <w:p>
+            <w:pPr>
+              <w:jc w:val="left"/>
+              <w:rPr>
+                <w:rFonts w:ascii="Times New Roman" w:cs="Times New Roman" w:eastAsia="Times New Roman" w:hAnsi="Times New Roman"/>
+                <w:sz w:val="16"/>
+                <w:szCs w:val="16"/>
+              </w:rPr>
+            </w:pPr>
+            <w:r>
+              <w:rPr>
+                <w:rFonts w:ascii="Times New Roman" w:cs="Times New Roman" w:eastAsia="Times New Roman" w:hAnsi="Times New Roman"/>
+                <w:sz w:val="16"/>
+                <w:szCs w:val="16"/>
+                <w:rtl w:val="0"/>
+              </w:rPr>
+              <w:t xml:space="preserve">147</w:t>
+            </w:r>
+          </w:p>
+        </w:tc>
+        <w:tc>
+          <w:tcPr>
+            <w:shd w:fill="auto" w:val="clear"/>
+            <w:tcMar>
+              <w:top w:w="100.0" w:type="dxa"/>
+              <w:left w:w="100.0" w:type="dxa"/>
+              <w:bottom w:w="100.0" w:type="dxa"/>
+              <w:right w:w="100.0" w:type="dxa"/>
+            </w:tcMar>
+            <w:vAlign w:val="top"/>
+          </w:tcPr>
+          <w:p>
+            <w:pPr>
+              <w:jc w:val="left"/>
+              <w:rPr>
+                <w:rFonts w:ascii="Times New Roman" w:cs="Times New Roman" w:eastAsia="Times New Roman" w:hAnsi="Times New Roman"/>
+                <w:sz w:val="16"/>
+                <w:szCs w:val="16"/>
+              </w:rPr>
+            </w:pPr>
+            <w:r>
+              <w:rPr>
+                <w:rFonts w:ascii="Times New Roman" w:cs="Times New Roman" w:eastAsia="Times New Roman" w:hAnsi="Times New Roman"/>
+                <w:sz w:val="16"/>
+                <w:szCs w:val="16"/>
+                <w:rtl w:val="0"/>
+              </w:rPr>
+              <w:t xml:space="preserve">$0.31</w:t>
+            </w:r>
+          </w:p>
+        </w:tc>
+        <w:tc>
+          <w:tcPr>
+            <w:shd w:fill="auto" w:val="clear"/>
+            <w:tcMar>
+              <w:top w:w="100.0" w:type="dxa"/>
+              <w:left w:w="100.0" w:type="dxa"/>
+              <w:bottom w:w="100.0" w:type="dxa"/>
+              <w:right w:w="100.0" w:type="dxa"/>
+            </w:tcMar>
+            <w:vAlign w:val="top"/>
+          </w:tcPr>
+          <w:p>
+            <w:pPr>
+              <w:jc w:val="left"/>
+              <w:rPr>
+                <w:rFonts w:ascii="Times New Roman" w:cs="Times New Roman" w:eastAsia="Times New Roman" w:hAnsi="Times New Roman"/>
+                <w:sz w:val="16"/>
+                <w:szCs w:val="16"/>
+              </w:rPr>
+            </w:pPr>
+            <w:r>
+              <w:rPr>
+                <w:rFonts w:ascii="Times New Roman" w:cs="Times New Roman" w:eastAsia="Times New Roman" w:hAnsi="Times New Roman"/>
+                <w:sz w:val="16"/>
+                <w:szCs w:val="16"/>
+                <w:rtl w:val="0"/>
+              </w:rPr>
+              <w:t xml:space="preserve">$0.00212</w:t>
+            </w:r>
+          </w:p>
+        </w:tc>
+        <w:tc>
+          <w:tcPr>
+            <w:shd w:fill="auto" w:val="clear"/>
+            <w:tcMar>
+              <w:top w:w="100.0" w:type="dxa"/>
+              <w:left w:w="100.0" w:type="dxa"/>
+              <w:bottom w:w="100.0" w:type="dxa"/>
+              <w:right w:w="100.0" w:type="dxa"/>
+            </w:tcMar>
+            <w:vAlign w:val="top"/>
+          </w:tcPr>
+          <w:p>
+            <w:pPr>
+              <w:jc w:val="left"/>
+              <w:rPr>
+                <w:rFonts w:ascii="Times New Roman" w:cs="Times New Roman" w:eastAsia="Times New Roman" w:hAnsi="Times New Roman"/>
+                <w:sz w:val="16"/>
+                <w:szCs w:val="16"/>
+              </w:rPr>
+            </w:pPr>
+            <w:r>
+              <w:rPr>
+                <w:rFonts w:ascii="Times New Roman" w:cs="Times New Roman" w:eastAsia="Times New Roman" w:hAnsi="Times New Roman"/>
+                <w:sz w:val="16"/>
+                <w:szCs w:val="16"/>
+                <w:rtl w:val="0"/>
+              </w:rPr>
+              <w:t xml:space="preserve">2.0s</w:t>
+            </w:r>
+          </w:p>
+        </w:tc>
+        <w:tc>
+          <w:tcPr>
+            <w:shd w:fill="auto" w:val="clear"/>
+            <w:tcMar>
+              <w:top w:w="100.0" w:type="dxa"/>
+              <w:left w:w="100.0" w:type="dxa"/>
+              <w:bottom w:w="100.0" w:type="dxa"/>
+              <w:right w:w="100.0" w:type="dxa"/>
+            </w:tcMar>
+            <w:vAlign w:val="top"/>
+          </w:tcPr>
+          <w:p>
+            <w:pPr>
+              <w:jc w:val="left"/>
+              <w:rPr>
+                <w:rFonts w:ascii="Times New Roman" w:cs="Times New Roman" w:eastAsia="Times New Roman" w:hAnsi="Times New Roman"/>
+                <w:sz w:val="16"/>
+                <w:szCs w:val="16"/>
+              </w:rPr>
+            </w:pPr>
+            <w:r>
+              <w:rPr>
+                <w:rFonts w:ascii="Times New Roman" w:cs="Times New Roman" w:eastAsia="Times New Roman" w:hAnsi="Times New Roman"/>
+                <w:sz w:val="16"/>
+                <w:szCs w:val="16"/>
+                <w:rtl w:val="0"/>
+              </w:rPr>
+              <w:t xml:space="preserve">2.6s</w:t>
+            </w:r>
+          </w:p>
+        </w:tc>
+      </w:tr>
+      <w:tr>
+        <w:tc>
+          <w:tcPr>
+            <w:shd w:fill="auto" w:val="clear"/>
+            <w:tcMar>
+              <w:top w:w="100.0" w:type="dxa"/>
+              <w:left w:w="100.0" w:type="dxa"/>
+              <w:bottom w:w="100.0" w:type="dxa"/>
+              <w:right w:w="100.0" w:type="dxa"/>
+            </w:tcMar>
+            <w:vAlign w:val="top"/>
+          </w:tcPr>
+          <w:p>
+            <w:pPr>
+              <w:jc w:val="left"/>
+              <w:rPr>
+                <w:rFonts w:ascii="Times New Roman" w:cs="Times New Roman" w:eastAsia="Times New Roman" w:hAnsi="Times New Roman"/>
+                <w:sz w:val="16"/>
+                <w:szCs w:val="16"/>
+              </w:rPr>
+            </w:pPr>
+            <w:r>
+              <w:rPr>
+                <w:rFonts w:ascii="Times New Roman" w:cs="Times New Roman" w:eastAsia="Times New Roman" w:hAnsi="Times New Roman"/>
+                <w:sz w:val="16"/>
+                <w:szCs w:val="16"/>
+                <w:rtl w:val="0"/>
+              </w:rPr>
+              <w:t xml:space="preserve"/>
+            </w:r>
+          </w:p>
+        </w:tc>
+        <w:tc>
+          <w:tcPr>
+            <w:shd w:fill="auto" w:val="clear"/>
+            <w:tcMar>
+              <w:top w:w="100.0" w:type="dxa"/>
+              <w:left w:w="100.0" w:type="dxa"/>
+              <w:bottom w:w="100.0" w:type="dxa"/>
+              <w:right w:w="100.0" w:type="dxa"/>
+            </w:tcMar>
+            <w:vAlign w:val="top"/>
+          </w:tcPr>
+          <w:p>
+            <w:pPr>
+              <w:jc w:val="left"/>
+              <w:rPr>
+                <w:rFonts w:ascii="Times New Roman" w:cs="Times New Roman" w:eastAsia="Times New Roman" w:hAnsi="Times New Roman"/>
+                <w:sz w:val="16"/>
+                <w:szCs w:val="16"/>
+              </w:rPr>
+            </w:pPr>
+            <w:r>
+              <w:rPr>
+                <w:rFonts w:ascii="Times New Roman" w:cs="Times New Roman" w:eastAsia="Times New Roman" w:hAnsi="Times New Roman"/>
+                <w:sz w:val="16"/>
+                <w:szCs w:val="16"/>
+                <w:rtl w:val="0"/>
+              </w:rPr>
+              <w:t xml:space="preserve">D</w:t>
+            </w:r>
+          </w:p>
+        </w:tc>
+        <w:tc>
+          <w:tcPr>
+            <w:shd w:fill="auto" w:val="clear"/>
+            <w:tcMar>
+              <w:top w:w="100.0" w:type="dxa"/>
+              <w:left w:w="100.0" w:type="dxa"/>
+              <w:bottom w:w="100.0" w:type="dxa"/>
+              <w:right w:w="100.0" w:type="dxa"/>
+            </w:tcMar>
+            <w:vAlign w:val="top"/>
+          </w:tcPr>
+          <w:p>
+            <w:pPr>
+              <w:jc w:val="left"/>
+              <w:rPr>
+                <w:rFonts w:ascii="Times New Roman" w:cs="Times New Roman" w:eastAsia="Times New Roman" w:hAnsi="Times New Roman"/>
+                <w:sz w:val="16"/>
+                <w:szCs w:val="16"/>
+              </w:rPr>
+            </w:pPr>
+            <w:r>
+              <w:rPr>
+                <w:rFonts w:ascii="Times New Roman" w:cs="Times New Roman" w:eastAsia="Times New Roman" w:hAnsi="Times New Roman"/>
+                <w:sz w:val="16"/>
+                <w:szCs w:val="16"/>
+                <w:rtl w:val="0"/>
+              </w:rPr>
+              <w:t xml:space="preserve">147</w:t>
+            </w:r>
+          </w:p>
+        </w:tc>
+        <w:tc>
+          <w:tcPr>
+            <w:shd w:fill="auto" w:val="clear"/>
+            <w:tcMar>
+              <w:top w:w="100.0" w:type="dxa"/>
+              <w:left w:w="100.0" w:type="dxa"/>
+              <w:bottom w:w="100.0" w:type="dxa"/>
+              <w:right w:w="100.0" w:type="dxa"/>
+            </w:tcMar>
+            <w:vAlign w:val="top"/>
+          </w:tcPr>
+          <w:p>
+            <w:pPr>
+              <w:jc w:val="left"/>
+              <w:rPr>
+                <w:rFonts w:ascii="Times New Roman" w:cs="Times New Roman" w:eastAsia="Times New Roman" w:hAnsi="Times New Roman"/>
+                <w:sz w:val="16"/>
+                <w:szCs w:val="16"/>
+              </w:rPr>
+            </w:pPr>
+            <w:r>
+              <w:rPr>
+                <w:rFonts w:ascii="Times New Roman" w:cs="Times New Roman" w:eastAsia="Times New Roman" w:hAnsi="Times New Roman"/>
+                <w:sz w:val="16"/>
+                <w:szCs w:val="16"/>
+                <w:rtl w:val="0"/>
+              </w:rPr>
+              <w:t xml:space="preserve">$0.31</w:t>
+            </w:r>
+          </w:p>
+        </w:tc>
+        <w:tc>
+          <w:tcPr>
+            <w:shd w:fill="auto" w:val="clear"/>
+            <w:tcMar>
+              <w:top w:w="100.0" w:type="dxa"/>
+              <w:left w:w="100.0" w:type="dxa"/>
+              <w:bottom w:w="100.0" w:type="dxa"/>
+              <w:right w:w="100.0" w:type="dxa"/>
+            </w:tcMar>
+            <w:vAlign w:val="top"/>
+          </w:tcPr>
+          <w:p>
+            <w:pPr>
+              <w:jc w:val="left"/>
+              <w:rPr>
+                <w:rFonts w:ascii="Times New Roman" w:cs="Times New Roman" w:eastAsia="Times New Roman" w:hAnsi="Times New Roman"/>
+                <w:sz w:val="16"/>
+                <w:szCs w:val="16"/>
+              </w:rPr>
+            </w:pPr>
+            <w:r>
+              <w:rPr>
+                <w:rFonts w:ascii="Times New Roman" w:cs="Times New Roman" w:eastAsia="Times New Roman" w:hAnsi="Times New Roman"/>
+                <w:sz w:val="16"/>
+                <w:szCs w:val="16"/>
+                <w:rtl w:val="0"/>
+              </w:rPr>
+              <w:t xml:space="preserve">$0.00214</w:t>
+            </w:r>
+          </w:p>
+        </w:tc>
+        <w:tc>
+          <w:tcPr>
+            <w:shd w:fill="auto" w:val="clear"/>
+            <w:tcMar>
+              <w:top w:w="100.0" w:type="dxa"/>
+              <w:left w:w="100.0" w:type="dxa"/>
+              <w:bottom w:w="100.0" w:type="dxa"/>
+              <w:right w:w="100.0" w:type="dxa"/>
+            </w:tcMar>
+            <w:vAlign w:val="top"/>
+          </w:tcPr>
+          <w:p>
+            <w:pPr>
+              <w:jc w:val="left"/>
+              <w:rPr>
+                <w:rFonts w:ascii="Times New Roman" w:cs="Times New Roman" w:eastAsia="Times New Roman" w:hAnsi="Times New Roman"/>
+                <w:sz w:val="16"/>
+                <w:szCs w:val="16"/>
+              </w:rPr>
+            </w:pPr>
+            <w:r>
+              <w:rPr>
+                <w:rFonts w:ascii="Times New Roman" w:cs="Times New Roman" w:eastAsia="Times New Roman" w:hAnsi="Times New Roman"/>
+                <w:sz w:val="16"/>
+                <w:szCs w:val="16"/>
+                <w:rtl w:val="0"/>
+              </w:rPr>
+              <w:t xml:space="preserve">1.9s</w:t>
+            </w:r>
+          </w:p>
+        </w:tc>
+        <w:tc>
+          <w:tcPr>
+            <w:shd w:fill="auto" w:val="clear"/>
+            <w:tcMar>
+              <w:top w:w="100.0" w:type="dxa"/>
+              <w:left w:w="100.0" w:type="dxa"/>
+              <w:bottom w:w="100.0" w:type="dxa"/>
+              <w:right w:w="100.0" w:type="dxa"/>
+            </w:tcMar>
+            <w:vAlign w:val="top"/>
+          </w:tcPr>
+          <w:p>
+            <w:pPr>
+              <w:jc w:val="left"/>
+              <w:rPr>
+                <w:rFonts w:ascii="Times New Roman" w:cs="Times New Roman" w:eastAsia="Times New Roman" w:hAnsi="Times New Roman"/>
+                <w:sz w:val="16"/>
+                <w:szCs w:val="16"/>
+              </w:rPr>
+            </w:pPr>
+            <w:r>
+              <w:rPr>
+                <w:rFonts w:ascii="Times New Roman" w:cs="Times New Roman" w:eastAsia="Times New Roman" w:hAnsi="Times New Roman"/>
+                <w:sz w:val="16"/>
+                <w:szCs w:val="16"/>
+                <w:rtl w:val="0"/>
+              </w:rPr>
+              <w:t xml:space="preserve">2.6s</w:t>
+            </w:r>
+          </w:p>
+        </w:tc>
+      </w:tr>
+      <w:tr>
+        <w:tc>
+          <w:tcPr>
+            <w:shd w:fill="auto" w:val="clear"/>
+            <w:tcMar>
+              <w:top w:w="100.0" w:type="dxa"/>
+              <w:left w:w="100.0" w:type="dxa"/>
+              <w:bottom w:w="100.0" w:type="dxa"/>
+              <w:right w:w="100.0" w:type="dxa"/>
+            </w:tcMar>
+            <w:vAlign w:val="top"/>
+          </w:tcPr>
+          <w:p>
+            <w:pPr>
+              <w:jc w:val="left"/>
+              <w:rPr>
+                <w:rFonts w:ascii="Times New Roman" w:cs="Times New Roman" w:eastAsia="Times New Roman" w:hAnsi="Times New Roman"/>
+                <w:sz w:val="16"/>
+                <w:szCs w:val="16"/>
+              </w:rPr>
+            </w:pPr>
+            <w:r>
+              <w:rPr>
+                <w:rFonts w:ascii="Times New Roman" w:cs="Times New Roman" w:eastAsia="Times New Roman" w:hAnsi="Times New Roman"/>
+                <w:sz w:val="16"/>
+                <w:szCs w:val="16"/>
+                <w:rtl w:val="0"/>
+              </w:rPr>
+              <w:t xml:space="preserve">GPT-4.1</w:t>
+            </w:r>
+          </w:p>
+        </w:tc>
+        <w:tc>
+          <w:tcPr>
+            <w:shd w:fill="auto" w:val="clear"/>
+            <w:tcMar>
+              <w:top w:w="100.0" w:type="dxa"/>
+              <w:left w:w="100.0" w:type="dxa"/>
+              <w:bottom w:w="100.0" w:type="dxa"/>
+              <w:right w:w="100.0" w:type="dxa"/>
+            </w:tcMar>
+            <w:vAlign w:val="top"/>
+          </w:tcPr>
+          <w:p>
+            <w:pPr>
+              <w:jc w:val="left"/>
+              <w:rPr>
+                <w:rFonts w:ascii="Times New Roman" w:cs="Times New Roman" w:eastAsia="Times New Roman" w:hAnsi="Times New Roman"/>
+                <w:sz w:val="16"/>
+                <w:szCs w:val="16"/>
+              </w:rPr>
+            </w:pPr>
+            <w:r>
+              <w:rPr>
+                <w:rFonts w:ascii="Times New Roman" w:cs="Times New Roman" w:eastAsia="Times New Roman" w:hAnsi="Times New Roman"/>
+                <w:sz w:val="16"/>
+                <w:szCs w:val="16"/>
+                <w:rtl w:val="0"/>
+              </w:rPr>
+              <w:t xml:space="preserve">A</w:t>
+            </w:r>
+          </w:p>
+        </w:tc>
+        <w:tc>
+          <w:tcPr>
+            <w:shd w:fill="auto" w:val="clear"/>
+            <w:tcMar>
+              <w:top w:w="100.0" w:type="dxa"/>
+              <w:left w:w="100.0" w:type="dxa"/>
+              <w:bottom w:w="100.0" w:type="dxa"/>
+              <w:right w:w="100.0" w:type="dxa"/>
+            </w:tcMar>
+            <w:vAlign w:val="top"/>
+          </w:tcPr>
+          <w:p>
+            <w:pPr>
+              <w:jc w:val="left"/>
+              <w:rPr>
+                <w:rFonts w:ascii="Times New Roman" w:cs="Times New Roman" w:eastAsia="Times New Roman" w:hAnsi="Times New Roman"/>
+                <w:sz w:val="16"/>
+                <w:szCs w:val="16"/>
+              </w:rPr>
+            </w:pPr>
+            <w:r>
+              <w:rPr>
+                <w:rFonts w:ascii="Times New Roman" w:cs="Times New Roman" w:eastAsia="Times New Roman" w:hAnsi="Times New Roman"/>
+                <w:sz w:val="16"/>
+                <w:szCs w:val="16"/>
+                <w:rtl w:val="0"/>
+              </w:rPr>
+              <w:t xml:space="preserve">909</w:t>
+            </w:r>
+          </w:p>
+        </w:tc>
+        <w:tc>
+          <w:tcPr>
+            <w:shd w:fill="auto" w:val="clear"/>
+            <w:tcMar>
+              <w:top w:w="100.0" w:type="dxa"/>
+              <w:left w:w="100.0" w:type="dxa"/>
+              <w:bottom w:w="100.0" w:type="dxa"/>
+              <w:right w:w="100.0" w:type="dxa"/>
+            </w:tcMar>
+            <w:vAlign w:val="top"/>
+          </w:tcPr>
+          <w:p>
+            <w:pPr>
+              <w:jc w:val="left"/>
+              <w:rPr>
+                <w:rFonts w:ascii="Times New Roman" w:cs="Times New Roman" w:eastAsia="Times New Roman" w:hAnsi="Times New Roman"/>
+                <w:sz w:val="16"/>
+                <w:szCs w:val="16"/>
+              </w:rPr>
+            </w:pPr>
+            <w:r>
+              <w:rPr>
+                <w:rFonts w:ascii="Times New Roman" w:cs="Times New Roman" w:eastAsia="Times New Roman" w:hAnsi="Times New Roman"/>
+                <w:sz w:val="16"/>
+                <w:szCs w:val="16"/>
+                <w:rtl w:val="0"/>
+              </w:rPr>
+              <w:t xml:space="preserve">$3.02</w:t>
+            </w:r>
+          </w:p>
+        </w:tc>
+        <w:tc>
+          <w:tcPr>
+            <w:shd w:fill="auto" w:val="clear"/>
+            <w:tcMar>
+              <w:top w:w="100.0" w:type="dxa"/>
+              <w:left w:w="100.0" w:type="dxa"/>
+              <w:bottom w:w="100.0" w:type="dxa"/>
+              <w:right w:w="100.0" w:type="dxa"/>
+            </w:tcMar>
+            <w:vAlign w:val="top"/>
+          </w:tcPr>
+          <w:p>
+            <w:pPr>
+              <w:jc w:val="left"/>
+              <w:rPr>
+                <w:rFonts w:ascii="Times New Roman" w:cs="Times New Roman" w:eastAsia="Times New Roman" w:hAnsi="Times New Roman"/>
+                <w:sz w:val="16"/>
+                <w:szCs w:val="16"/>
+              </w:rPr>
+            </w:pPr>
+            <w:r>
+              <w:rPr>
+                <w:rFonts w:ascii="Times New Roman" w:cs="Times New Roman" w:eastAsia="Times New Roman" w:hAnsi="Times New Roman"/>
+                <w:sz w:val="16"/>
+                <w:szCs w:val="16"/>
+                <w:rtl w:val="0"/>
+              </w:rPr>
+              <w:t xml:space="preserve">$0.00333</w:t>
+            </w:r>
+          </w:p>
+        </w:tc>
+        <w:tc>
+          <w:tcPr>
+            <w:shd w:fill="auto" w:val="clear"/>
+            <w:tcMar>
+              <w:top w:w="100.0" w:type="dxa"/>
+              <w:left w:w="100.0" w:type="dxa"/>
+              <w:bottom w:w="100.0" w:type="dxa"/>
+              <w:right w:w="100.0" w:type="dxa"/>
+            </w:tcMar>
+            <w:vAlign w:val="top"/>
+          </w:tcPr>
+          <w:p>
+            <w:pPr>
+              <w:jc w:val="left"/>
+              <w:rPr>
+                <w:rFonts w:ascii="Times New Roman" w:cs="Times New Roman" w:eastAsia="Times New Roman" w:hAnsi="Times New Roman"/>
+                <w:sz w:val="16"/>
+                <w:szCs w:val="16"/>
+              </w:rPr>
+            </w:pPr>
+            <w:r>
+              <w:rPr>
+                <w:rFonts w:ascii="Times New Roman" w:cs="Times New Roman" w:eastAsia="Times New Roman" w:hAnsi="Times New Roman"/>
+                <w:sz w:val="16"/>
+                <w:szCs w:val="16"/>
+                <w:rtl w:val="0"/>
+              </w:rPr>
+              <w:t xml:space="preserve">4.6s</w:t>
+            </w:r>
+          </w:p>
+        </w:tc>
+        <w:tc>
+          <w:tcPr>
+            <w:shd w:fill="auto" w:val="clear"/>
+            <w:tcMar>
+              <w:top w:w="100.0" w:type="dxa"/>
+              <w:left w:w="100.0" w:type="dxa"/>
+              <w:bottom w:w="100.0" w:type="dxa"/>
+              <w:right w:w="100.0" w:type="dxa"/>
+            </w:tcMar>
+            <w:vAlign w:val="top"/>
+          </w:tcPr>
+          <w:p>
+            <w:pPr>
+              <w:jc w:val="left"/>
+              <w:rPr>
+                <w:rFonts w:ascii="Times New Roman" w:cs="Times New Roman" w:eastAsia="Times New Roman" w:hAnsi="Times New Roman"/>
+                <w:sz w:val="16"/>
+                <w:szCs w:val="16"/>
+              </w:rPr>
+            </w:pPr>
+            <w:r>
+              <w:rPr>
+                <w:rFonts w:ascii="Times New Roman" w:cs="Times New Roman" w:eastAsia="Times New Roman" w:hAnsi="Times New Roman"/>
+                <w:sz w:val="16"/>
+                <w:szCs w:val="16"/>
+                <w:rtl w:val="0"/>
+              </w:rPr>
+              <w:t xml:space="preserve">7.2s</w:t>
+            </w:r>
+          </w:p>
+        </w:tc>
+      </w:tr>
+      <w:tr>
+        <w:tc>
+          <w:tcPr>
+            <w:shd w:fill="auto" w:val="clear"/>
+            <w:tcMar>
+              <w:top w:w="100.0" w:type="dxa"/>
+              <w:left w:w="100.0" w:type="dxa"/>
+              <w:bottom w:w="100.0" w:type="dxa"/>
+              <w:right w:w="100.0" w:type="dxa"/>
+            </w:tcMar>
+            <w:vAlign w:val="top"/>
+          </w:tcPr>
+          <w:p>
+            <w:pPr>
+              <w:jc w:val="left"/>
+              <w:rPr>
+                <w:rFonts w:ascii="Times New Roman" w:cs="Times New Roman" w:eastAsia="Times New Roman" w:hAnsi="Times New Roman"/>
+                <w:sz w:val="16"/>
+                <w:szCs w:val="16"/>
+              </w:rPr>
+            </w:pPr>
+            <w:r>
+              <w:rPr>
+                <w:rFonts w:ascii="Times New Roman" w:cs="Times New Roman" w:eastAsia="Times New Roman" w:hAnsi="Times New Roman"/>
+                <w:sz w:val="16"/>
+                <w:szCs w:val="16"/>
+                <w:rtl w:val="0"/>
+              </w:rPr>
+              <w:t xml:space="preserve"/>
+            </w:r>
+          </w:p>
+        </w:tc>
+        <w:tc>
+          <w:tcPr>
+            <w:shd w:fill="auto" w:val="clear"/>
+            <w:tcMar>
+              <w:top w:w="100.0" w:type="dxa"/>
+              <w:left w:w="100.0" w:type="dxa"/>
+              <w:bottom w:w="100.0" w:type="dxa"/>
+              <w:right w:w="100.0" w:type="dxa"/>
+            </w:tcMar>
+            <w:vAlign w:val="top"/>
+          </w:tcPr>
+          <w:p>
+            <w:pPr>
+              <w:jc w:val="left"/>
+              <w:rPr>
+                <w:rFonts w:ascii="Times New Roman" w:cs="Times New Roman" w:eastAsia="Times New Roman" w:hAnsi="Times New Roman"/>
+                <w:sz w:val="16"/>
+                <w:szCs w:val="16"/>
+              </w:rPr>
+            </w:pPr>
+            <w:r>
+              <w:rPr>
+                <w:rFonts w:ascii="Times New Roman" w:cs="Times New Roman" w:eastAsia="Times New Roman" w:hAnsi="Times New Roman"/>
+                <w:sz w:val="16"/>
+                <w:szCs w:val="16"/>
+                <w:rtl w:val="0"/>
+              </w:rPr>
+              <w:t xml:space="preserve">B</w:t>
+            </w:r>
+          </w:p>
+        </w:tc>
+        <w:tc>
+          <w:tcPr>
+            <w:shd w:fill="auto" w:val="clear"/>
+            <w:tcMar>
+              <w:top w:w="100.0" w:type="dxa"/>
+              <w:left w:w="100.0" w:type="dxa"/>
+              <w:bottom w:w="100.0" w:type="dxa"/>
+              <w:right w:w="100.0" w:type="dxa"/>
+            </w:tcMar>
+            <w:vAlign w:val="top"/>
+          </w:tcPr>
+          <w:p>
+            <w:pPr>
+              <w:jc w:val="left"/>
+              <w:rPr>
+                <w:rFonts w:ascii="Times New Roman" w:cs="Times New Roman" w:eastAsia="Times New Roman" w:hAnsi="Times New Roman"/>
+                <w:sz w:val="16"/>
+                <w:szCs w:val="16"/>
+              </w:rPr>
+            </w:pPr>
+            <w:r>
+              <w:rPr>
+                <w:rFonts w:ascii="Times New Roman" w:cs="Times New Roman" w:eastAsia="Times New Roman" w:hAnsi="Times New Roman"/>
+                <w:sz w:val="16"/>
+                <w:szCs w:val="16"/>
+                <w:rtl w:val="0"/>
+              </w:rPr>
+              <w:t xml:space="preserve">909</w:t>
+            </w:r>
+          </w:p>
+        </w:tc>
+        <w:tc>
+          <w:tcPr>
+            <w:shd w:fill="auto" w:val="clear"/>
+            <w:tcMar>
+              <w:top w:w="100.0" w:type="dxa"/>
+              <w:left w:w="100.0" w:type="dxa"/>
+              <w:bottom w:w="100.0" w:type="dxa"/>
+              <w:right w:w="100.0" w:type="dxa"/>
+            </w:tcMar>
+            <w:vAlign w:val="top"/>
+          </w:tcPr>
+          <w:p>
+            <w:pPr>
+              <w:jc w:val="left"/>
+              <w:rPr>
+                <w:rFonts w:ascii="Times New Roman" w:cs="Times New Roman" w:eastAsia="Times New Roman" w:hAnsi="Times New Roman"/>
+                <w:sz w:val="16"/>
+                <w:szCs w:val="16"/>
+              </w:rPr>
+            </w:pPr>
+            <w:r>
+              <w:rPr>
+                <w:rFonts w:ascii="Times New Roman" w:cs="Times New Roman" w:eastAsia="Times New Roman" w:hAnsi="Times New Roman"/>
+                <w:sz w:val="16"/>
+                <w:szCs w:val="16"/>
+                <w:rtl w:val="0"/>
+              </w:rPr>
+              <w:t xml:space="preserve">$3.21</w:t>
+            </w:r>
+          </w:p>
+        </w:tc>
+        <w:tc>
+          <w:tcPr>
+            <w:shd w:fill="auto" w:val="clear"/>
+            <w:tcMar>
+              <w:top w:w="100.0" w:type="dxa"/>
+              <w:left w:w="100.0" w:type="dxa"/>
+              <w:bottom w:w="100.0" w:type="dxa"/>
+              <w:right w:w="100.0" w:type="dxa"/>
+            </w:tcMar>
+            <w:vAlign w:val="top"/>
+          </w:tcPr>
+          <w:p>
+            <w:pPr>
+              <w:jc w:val="left"/>
+              <w:rPr>
+                <w:rFonts w:ascii="Times New Roman" w:cs="Times New Roman" w:eastAsia="Times New Roman" w:hAnsi="Times New Roman"/>
+                <w:sz w:val="16"/>
+                <w:szCs w:val="16"/>
+              </w:rPr>
+            </w:pPr>
+            <w:r>
+              <w:rPr>
+                <w:rFonts w:ascii="Times New Roman" w:cs="Times New Roman" w:eastAsia="Times New Roman" w:hAnsi="Times New Roman"/>
+                <w:sz w:val="16"/>
+                <w:szCs w:val="16"/>
+                <w:rtl w:val="0"/>
+              </w:rPr>
+              <w:t xml:space="preserve">$0.00353</w:t>
+            </w:r>
+          </w:p>
+        </w:tc>
+        <w:tc>
+          <w:tcPr>
+            <w:shd w:fill="auto" w:val="clear"/>
+            <w:tcMar>
+              <w:top w:w="100.0" w:type="dxa"/>
+              <w:left w:w="100.0" w:type="dxa"/>
+              <w:bottom w:w="100.0" w:type="dxa"/>
+              <w:right w:w="100.0" w:type="dxa"/>
+            </w:tcMar>
+            <w:vAlign w:val="top"/>
+          </w:tcPr>
+          <w:p>
+            <w:pPr>
+              <w:jc w:val="left"/>
+              <w:rPr>
+                <w:rFonts w:ascii="Times New Roman" w:cs="Times New Roman" w:eastAsia="Times New Roman" w:hAnsi="Times New Roman"/>
+                <w:sz w:val="16"/>
+                <w:szCs w:val="16"/>
+              </w:rPr>
+            </w:pPr>
+            <w:r>
+              <w:rPr>
+                <w:rFonts w:ascii="Times New Roman" w:cs="Times New Roman" w:eastAsia="Times New Roman" w:hAnsi="Times New Roman"/>
+                <w:sz w:val="16"/>
+                <w:szCs w:val="16"/>
+                <w:rtl w:val="0"/>
+              </w:rPr>
+              <w:t xml:space="preserve">6.8s</w:t>
+            </w:r>
+          </w:p>
+        </w:tc>
+        <w:tc>
+          <w:tcPr>
+            <w:shd w:fill="auto" w:val="clear"/>
+            <w:tcMar>
+              <w:top w:w="100.0" w:type="dxa"/>
+              <w:left w:w="100.0" w:type="dxa"/>
+              <w:bottom w:w="100.0" w:type="dxa"/>
+              <w:right w:w="100.0" w:type="dxa"/>
+            </w:tcMar>
+            <w:vAlign w:val="top"/>
+          </w:tcPr>
+          <w:p>
+            <w:pPr>
+              <w:jc w:val="left"/>
+              <w:rPr>
+                <w:rFonts w:ascii="Times New Roman" w:cs="Times New Roman" w:eastAsia="Times New Roman" w:hAnsi="Times New Roman"/>
+                <w:sz w:val="16"/>
+                <w:szCs w:val="16"/>
+              </w:rPr>
+            </w:pPr>
+            <w:r>
+              <w:rPr>
+                <w:rFonts w:ascii="Times New Roman" w:cs="Times New Roman" w:eastAsia="Times New Roman" w:hAnsi="Times New Roman"/>
+                <w:sz w:val="16"/>
+                <w:szCs w:val="16"/>
+                <w:rtl w:val="0"/>
+              </w:rPr>
+              <w:t xml:space="preserve">14.7s</w:t>
+            </w:r>
+          </w:p>
+        </w:tc>
+      </w:tr>
+      <w:tr>
+        <w:tc>
+          <w:tcPr>
+            <w:shd w:fill="auto" w:val="clear"/>
+            <w:tcMar>
+              <w:top w:w="100.0" w:type="dxa"/>
+              <w:left w:w="100.0" w:type="dxa"/>
+              <w:bottom w:w="100.0" w:type="dxa"/>
+              <w:right w:w="100.0" w:type="dxa"/>
+            </w:tcMar>
+            <w:vAlign w:val="top"/>
+          </w:tcPr>
+          <w:p>
+            <w:pPr>
+              <w:jc w:val="left"/>
+              <w:rPr>
+                <w:rFonts w:ascii="Times New Roman" w:cs="Times New Roman" w:eastAsia="Times New Roman" w:hAnsi="Times New Roman"/>
+                <w:sz w:val="16"/>
+                <w:szCs w:val="16"/>
+              </w:rPr>
+            </w:pPr>
+            <w:r>
+              <w:rPr>
+                <w:rFonts w:ascii="Times New Roman" w:cs="Times New Roman" w:eastAsia="Times New Roman" w:hAnsi="Times New Roman"/>
+                <w:sz w:val="16"/>
+                <w:szCs w:val="16"/>
+                <w:rtl w:val="0"/>
+              </w:rPr>
+              <w:t xml:space="preserve"/>
+            </w:r>
+          </w:p>
+        </w:tc>
+        <w:tc>
+          <w:tcPr>
+            <w:shd w:fill="auto" w:val="clear"/>
+            <w:tcMar>
+              <w:top w:w="100.0" w:type="dxa"/>
+              <w:left w:w="100.0" w:type="dxa"/>
+              <w:bottom w:w="100.0" w:type="dxa"/>
+              <w:right w:w="100.0" w:type="dxa"/>
+            </w:tcMar>
+            <w:vAlign w:val="top"/>
+          </w:tcPr>
+          <w:p>
+            <w:pPr>
+              <w:jc w:val="left"/>
+              <w:rPr>
+                <w:rFonts w:ascii="Times New Roman" w:cs="Times New Roman" w:eastAsia="Times New Roman" w:hAnsi="Times New Roman"/>
+                <w:sz w:val="16"/>
+                <w:szCs w:val="16"/>
+              </w:rPr>
+            </w:pPr>
+            <w:r>
+              <w:rPr>
+                <w:rFonts w:ascii="Times New Roman" w:cs="Times New Roman" w:eastAsia="Times New Roman" w:hAnsi="Times New Roman"/>
+                <w:sz w:val="16"/>
+                <w:szCs w:val="16"/>
+                <w:rtl w:val="0"/>
+              </w:rPr>
+              <w:t xml:space="preserve">C</w:t>
+            </w:r>
+          </w:p>
+        </w:tc>
+        <w:tc>
+          <w:tcPr>
+            <w:shd w:fill="auto" w:val="clear"/>
+            <w:tcMar>
+              <w:top w:w="100.0" w:type="dxa"/>
+              <w:left w:w="100.0" w:type="dxa"/>
+              <w:bottom w:w="100.0" w:type="dxa"/>
+              <w:right w:w="100.0" w:type="dxa"/>
+            </w:tcMar>
+            <w:vAlign w:val="top"/>
+          </w:tcPr>
+          <w:p>
+            <w:pPr>
+              <w:jc w:val="left"/>
+              <w:rPr>
+                <w:rFonts w:ascii="Times New Roman" w:cs="Times New Roman" w:eastAsia="Times New Roman" w:hAnsi="Times New Roman"/>
+                <w:sz w:val="16"/>
+                <w:szCs w:val="16"/>
+              </w:rPr>
+            </w:pPr>
+            <w:r>
+              <w:rPr>
+                <w:rFonts w:ascii="Times New Roman" w:cs="Times New Roman" w:eastAsia="Times New Roman" w:hAnsi="Times New Roman"/>
+                <w:sz w:val="16"/>
+                <w:szCs w:val="16"/>
+                <w:rtl w:val="0"/>
+              </w:rPr>
+              <w:t xml:space="preserve">147</w:t>
+            </w:r>
+          </w:p>
+        </w:tc>
+        <w:tc>
+          <w:tcPr>
+            <w:shd w:fill="auto" w:val="clear"/>
+            <w:tcMar>
+              <w:top w:w="100.0" w:type="dxa"/>
+              <w:left w:w="100.0" w:type="dxa"/>
+              <w:bottom w:w="100.0" w:type="dxa"/>
+              <w:right w:w="100.0" w:type="dxa"/>
+            </w:tcMar>
+            <w:vAlign w:val="top"/>
+          </w:tcPr>
+          <w:p>
+            <w:pPr>
+              <w:jc w:val="left"/>
+              <w:rPr>
+                <w:rFonts w:ascii="Times New Roman" w:cs="Times New Roman" w:eastAsia="Times New Roman" w:hAnsi="Times New Roman"/>
+                <w:sz w:val="16"/>
+                <w:szCs w:val="16"/>
+              </w:rPr>
+            </w:pPr>
+            <w:r>
+              <w:rPr>
+                <w:rFonts w:ascii="Times New Roman" w:cs="Times New Roman" w:eastAsia="Times New Roman" w:hAnsi="Times New Roman"/>
+                <w:sz w:val="16"/>
+                <w:szCs w:val="16"/>
+                <w:rtl w:val="0"/>
+              </w:rPr>
+              <w:t xml:space="preserve">$0.64</w:t>
+            </w:r>
+          </w:p>
+        </w:tc>
+        <w:tc>
+          <w:tcPr>
+            <w:shd w:fill="auto" w:val="clear"/>
+            <w:tcMar>
+              <w:top w:w="100.0" w:type="dxa"/>
+              <w:left w:w="100.0" w:type="dxa"/>
+              <w:bottom w:w="100.0" w:type="dxa"/>
+              <w:right w:w="100.0" w:type="dxa"/>
+            </w:tcMar>
+            <w:vAlign w:val="top"/>
+          </w:tcPr>
+          <w:p>
+            <w:pPr>
+              <w:jc w:val="left"/>
+              <w:rPr>
+                <w:rFonts w:ascii="Times New Roman" w:cs="Times New Roman" w:eastAsia="Times New Roman" w:hAnsi="Times New Roman"/>
+                <w:sz w:val="16"/>
+                <w:szCs w:val="16"/>
+              </w:rPr>
+            </w:pPr>
+            <w:r>
+              <w:rPr>
+                <w:rFonts w:ascii="Times New Roman" w:cs="Times New Roman" w:eastAsia="Times New Roman" w:hAnsi="Times New Roman"/>
+                <w:sz w:val="16"/>
+                <w:szCs w:val="16"/>
+                <w:rtl w:val="0"/>
+              </w:rPr>
+              <w:t xml:space="preserve">$0.00432</w:t>
+            </w:r>
+          </w:p>
+        </w:tc>
+        <w:tc>
+          <w:tcPr>
+            <w:shd w:fill="auto" w:val="clear"/>
+            <w:tcMar>
+              <w:top w:w="100.0" w:type="dxa"/>
+              <w:left w:w="100.0" w:type="dxa"/>
+              <w:bottom w:w="100.0" w:type="dxa"/>
+              <w:right w:w="100.0" w:type="dxa"/>
+            </w:tcMar>
+            <w:vAlign w:val="top"/>
+          </w:tcPr>
+          <w:p>
+            <w:pPr>
+              <w:jc w:val="left"/>
+              <w:rPr>
+                <w:rFonts w:ascii="Times New Roman" w:cs="Times New Roman" w:eastAsia="Times New Roman" w:hAnsi="Times New Roman"/>
+                <w:sz w:val="16"/>
+                <w:szCs w:val="16"/>
+              </w:rPr>
+            </w:pPr>
+            <w:r>
+              <w:rPr>
+                <w:rFonts w:ascii="Times New Roman" w:cs="Times New Roman" w:eastAsia="Times New Roman" w:hAnsi="Times New Roman"/>
+                <w:sz w:val="16"/>
+                <w:szCs w:val="16"/>
+                <w:rtl w:val="0"/>
+              </w:rPr>
+              <w:t xml:space="preserve">3.2s</w:t>
+            </w:r>
+          </w:p>
+        </w:tc>
+        <w:tc>
+          <w:tcPr>
+            <w:shd w:fill="auto" w:val="clear"/>
+            <w:tcMar>
+              <w:top w:w="100.0" w:type="dxa"/>
+              <w:left w:w="100.0" w:type="dxa"/>
+              <w:bottom w:w="100.0" w:type="dxa"/>
+              <w:right w:w="100.0" w:type="dxa"/>
+            </w:tcMar>
+            <w:vAlign w:val="top"/>
+          </w:tcPr>
+          <w:p>
+            <w:pPr>
+              <w:jc w:val="left"/>
+              <w:rPr>
+                <w:rFonts w:ascii="Times New Roman" w:cs="Times New Roman" w:eastAsia="Times New Roman" w:hAnsi="Times New Roman"/>
+                <w:sz w:val="16"/>
+                <w:szCs w:val="16"/>
+              </w:rPr>
+            </w:pPr>
+            <w:r>
+              <w:rPr>
+                <w:rFonts w:ascii="Times New Roman" w:cs="Times New Roman" w:eastAsia="Times New Roman" w:hAnsi="Times New Roman"/>
+                <w:sz w:val="16"/>
+                <w:szCs w:val="16"/>
+                <w:rtl w:val="0"/>
+              </w:rPr>
+              <w:t xml:space="preserve">4.5s</w:t>
+            </w:r>
+          </w:p>
+        </w:tc>
+      </w:tr>
+      <w:tr>
+        <w:tc>
+          <w:tcPr>
+            <w:shd w:fill="auto" w:val="clear"/>
+            <w:tcMar>
+              <w:top w:w="100.0" w:type="dxa"/>
+              <w:left w:w="100.0" w:type="dxa"/>
+              <w:bottom w:w="100.0" w:type="dxa"/>
+              <w:right w:w="100.0" w:type="dxa"/>
+            </w:tcMar>
+            <w:vAlign w:val="top"/>
+          </w:tcPr>
+          <w:p>
+            <w:pPr>
+              <w:jc w:val="left"/>
+              <w:rPr>
+                <w:rFonts w:ascii="Times New Roman" w:cs="Times New Roman" w:eastAsia="Times New Roman" w:hAnsi="Times New Roman"/>
+                <w:sz w:val="16"/>
+                <w:szCs w:val="16"/>
+              </w:rPr>
+            </w:pPr>
+            <w:r>
+              <w:rPr>
+                <w:rFonts w:ascii="Times New Roman" w:cs="Times New Roman" w:eastAsia="Times New Roman" w:hAnsi="Times New Roman"/>
+                <w:sz w:val="16"/>
+                <w:szCs w:val="16"/>
+                <w:rtl w:val="0"/>
+              </w:rPr>
+              <w:t xml:space="preserve"/>
+            </w:r>
+          </w:p>
+        </w:tc>
+        <w:tc>
+          <w:tcPr>
+            <w:shd w:fill="auto" w:val="clear"/>
+            <w:tcMar>
+              <w:top w:w="100.0" w:type="dxa"/>
+              <w:left w:w="100.0" w:type="dxa"/>
+              <w:bottom w:w="100.0" w:type="dxa"/>
+              <w:right w:w="100.0" w:type="dxa"/>
+            </w:tcMar>
+            <w:vAlign w:val="top"/>
+          </w:tcPr>
+          <w:p>
+            <w:pPr>
+              <w:jc w:val="left"/>
+              <w:rPr>
+                <w:rFonts w:ascii="Times New Roman" w:cs="Times New Roman" w:eastAsia="Times New Roman" w:hAnsi="Times New Roman"/>
+                <w:sz w:val="16"/>
+                <w:szCs w:val="16"/>
+              </w:rPr>
+            </w:pPr>
+            <w:r>
+              <w:rPr>
+                <w:rFonts w:ascii="Times New Roman" w:cs="Times New Roman" w:eastAsia="Times New Roman" w:hAnsi="Times New Roman"/>
+                <w:sz w:val="16"/>
+                <w:szCs w:val="16"/>
+                <w:rtl w:val="0"/>
+              </w:rPr>
+              <w:t xml:space="preserve">D</w:t>
+            </w:r>
+          </w:p>
+        </w:tc>
+        <w:tc>
+          <w:tcPr>
+            <w:shd w:fill="auto" w:val="clear"/>
+            <w:tcMar>
+              <w:top w:w="100.0" w:type="dxa"/>
+              <w:left w:w="100.0" w:type="dxa"/>
+              <w:bottom w:w="100.0" w:type="dxa"/>
+              <w:right w:w="100.0" w:type="dxa"/>
+            </w:tcMar>
+            <w:vAlign w:val="top"/>
+          </w:tcPr>
+          <w:p>
+            <w:pPr>
+              <w:jc w:val="left"/>
+              <w:rPr>
+                <w:rFonts w:ascii="Times New Roman" w:cs="Times New Roman" w:eastAsia="Times New Roman" w:hAnsi="Times New Roman"/>
+                <w:sz w:val="16"/>
+                <w:szCs w:val="16"/>
+              </w:rPr>
+            </w:pPr>
+            <w:r>
+              <w:rPr>
+                <w:rFonts w:ascii="Times New Roman" w:cs="Times New Roman" w:eastAsia="Times New Roman" w:hAnsi="Times New Roman"/>
+                <w:sz w:val="16"/>
+                <w:szCs w:val="16"/>
+                <w:rtl w:val="0"/>
+              </w:rPr>
+              <w:t xml:space="preserve">147</w:t>
+            </w:r>
+          </w:p>
+        </w:tc>
+        <w:tc>
+          <w:tcPr>
+            <w:shd w:fill="auto" w:val="clear"/>
+            <w:tcMar>
+              <w:top w:w="100.0" w:type="dxa"/>
+              <w:left w:w="100.0" w:type="dxa"/>
+              <w:bottom w:w="100.0" w:type="dxa"/>
+              <w:right w:w="100.0" w:type="dxa"/>
+            </w:tcMar>
+            <w:vAlign w:val="top"/>
+          </w:tcPr>
+          <w:p>
+            <w:pPr>
+              <w:jc w:val="left"/>
+              <w:rPr>
+                <w:rFonts w:ascii="Times New Roman" w:cs="Times New Roman" w:eastAsia="Times New Roman" w:hAnsi="Times New Roman"/>
+                <w:sz w:val="16"/>
+                <w:szCs w:val="16"/>
+              </w:rPr>
+            </w:pPr>
+            <w:r>
+              <w:rPr>
+                <w:rFonts w:ascii="Times New Roman" w:cs="Times New Roman" w:eastAsia="Times New Roman" w:hAnsi="Times New Roman"/>
+                <w:sz w:val="16"/>
+                <w:szCs w:val="16"/>
+                <w:rtl w:val="0"/>
+              </w:rPr>
+              <w:t xml:space="preserve">$0.65</w:t>
+            </w:r>
+          </w:p>
+        </w:tc>
+        <w:tc>
+          <w:tcPr>
+            <w:shd w:fill="auto" w:val="clear"/>
+            <w:tcMar>
+              <w:top w:w="100.0" w:type="dxa"/>
+              <w:left w:w="100.0" w:type="dxa"/>
+              <w:bottom w:w="100.0" w:type="dxa"/>
+              <w:right w:w="100.0" w:type="dxa"/>
+            </w:tcMar>
+            <w:vAlign w:val="top"/>
+          </w:tcPr>
+          <w:p>
+            <w:pPr>
+              <w:jc w:val="left"/>
+              <w:rPr>
+                <w:rFonts w:ascii="Times New Roman" w:cs="Times New Roman" w:eastAsia="Times New Roman" w:hAnsi="Times New Roman"/>
+                <w:sz w:val="16"/>
+                <w:szCs w:val="16"/>
+              </w:rPr>
+            </w:pPr>
+            <w:r>
+              <w:rPr>
+                <w:rFonts w:ascii="Times New Roman" w:cs="Times New Roman" w:eastAsia="Times New Roman" w:hAnsi="Times New Roman"/>
+                <w:sz w:val="16"/>
+                <w:szCs w:val="16"/>
+                <w:rtl w:val="0"/>
+              </w:rPr>
+              <w:t xml:space="preserve">$0.00440</w:t>
+            </w:r>
+          </w:p>
+        </w:tc>
+        <w:tc>
+          <w:tcPr>
+            <w:shd w:fill="auto" w:val="clear"/>
+            <w:tcMar>
+              <w:top w:w="100.0" w:type="dxa"/>
+              <w:left w:w="100.0" w:type="dxa"/>
+              <w:bottom w:w="100.0" w:type="dxa"/>
+              <w:right w:w="100.0" w:type="dxa"/>
+            </w:tcMar>
+            <w:vAlign w:val="top"/>
+          </w:tcPr>
+          <w:p>
+            <w:pPr>
+              <w:jc w:val="left"/>
+              <w:rPr>
+                <w:rFonts w:ascii="Times New Roman" w:cs="Times New Roman" w:eastAsia="Times New Roman" w:hAnsi="Times New Roman"/>
+                <w:sz w:val="16"/>
+                <w:szCs w:val="16"/>
+              </w:rPr>
+            </w:pPr>
+            <w:r>
+              <w:rPr>
+                <w:rFonts w:ascii="Times New Roman" w:cs="Times New Roman" w:eastAsia="Times New Roman" w:hAnsi="Times New Roman"/>
+                <w:sz w:val="16"/>
+                <w:szCs w:val="16"/>
+                <w:rtl w:val="0"/>
+              </w:rPr>
+              <w:t xml:space="preserve">3.7s</w:t>
+            </w:r>
+          </w:p>
+        </w:tc>
+        <w:tc>
+          <w:tcPr>
+            <w:shd w:fill="auto" w:val="clear"/>
+            <w:tcMar>
+              <w:top w:w="100.0" w:type="dxa"/>
+              <w:left w:w="100.0" w:type="dxa"/>
+              <w:bottom w:w="100.0" w:type="dxa"/>
+              <w:right w:w="100.0" w:type="dxa"/>
+            </w:tcMar>
+            <w:vAlign w:val="top"/>
+          </w:tcPr>
+          <w:p>
+            <w:pPr>
+              <w:jc w:val="left"/>
+              <w:rPr>
+                <w:rFonts w:ascii="Times New Roman" w:cs="Times New Roman" w:eastAsia="Times New Roman" w:hAnsi="Times New Roman"/>
+                <w:sz w:val="16"/>
+                <w:szCs w:val="16"/>
+              </w:rPr>
+            </w:pPr>
+            <w:r>
+              <w:rPr>
+                <w:rFonts w:ascii="Times New Roman" w:cs="Times New Roman" w:eastAsia="Times New Roman" w:hAnsi="Times New Roman"/>
+                <w:sz w:val="16"/>
+                <w:szCs w:val="16"/>
+                <w:rtl w:val="0"/>
+              </w:rPr>
+              <w:t xml:space="preserve">4.5s</w:t>
+            </w:r>
+          </w:p>
+        </w:tc>
+      </w:tr>
+      <w:tr>
+        <w:tc>
+          <w:tcPr>
+            <w:shd w:fill="auto" w:val="clear"/>
+            <w:tcMar>
+              <w:top w:w="100.0" w:type="dxa"/>
+              <w:left w:w="100.0" w:type="dxa"/>
+              <w:bottom w:w="100.0" w:type="dxa"/>
+              <w:right w:w="100.0" w:type="dxa"/>
+            </w:tcMar>
+            <w:vAlign w:val="top"/>
+          </w:tcPr>
+          <w:p>
+            <w:pPr>
+              <w:jc w:val="left"/>
+              <w:rPr>
+                <w:rFonts w:ascii="Times New Roman" w:cs="Times New Roman" w:eastAsia="Times New Roman" w:hAnsi="Times New Roman"/>
+                <w:sz w:val="16"/>
+                <w:szCs w:val="16"/>
+              </w:rPr>
+            </w:pPr>
+            <w:r>
+              <w:rPr>
+                <w:rFonts w:ascii="Times New Roman" w:cs="Times New Roman" w:eastAsia="Times New Roman" w:hAnsi="Times New Roman"/>
+                <w:sz w:val="16"/>
+                <w:szCs w:val="16"/>
+                <w:rtl w:val="0"/>
+              </w:rPr>
+              <w:t xml:space="preserve">Claude Sonnet 4</w:t>
+            </w:r>
+          </w:p>
+        </w:tc>
+        <w:tc>
+          <w:tcPr>
+            <w:shd w:fill="auto" w:val="clear"/>
+            <w:tcMar>
+              <w:top w:w="100.0" w:type="dxa"/>
+              <w:left w:w="100.0" w:type="dxa"/>
+              <w:bottom w:w="100.0" w:type="dxa"/>
+              <w:right w:w="100.0" w:type="dxa"/>
+            </w:tcMar>
+            <w:vAlign w:val="top"/>
+          </w:tcPr>
+          <w:p>
+            <w:pPr>
+              <w:jc w:val="left"/>
+              <w:rPr>
+                <w:rFonts w:ascii="Times New Roman" w:cs="Times New Roman" w:eastAsia="Times New Roman" w:hAnsi="Times New Roman"/>
+                <w:sz w:val="16"/>
+                <w:szCs w:val="16"/>
+              </w:rPr>
+            </w:pPr>
+            <w:r>
+              <w:rPr>
+                <w:rFonts w:ascii="Times New Roman" w:cs="Times New Roman" w:eastAsia="Times New Roman" w:hAnsi="Times New Roman"/>
+                <w:sz w:val="16"/>
+                <w:szCs w:val="16"/>
+                <w:rtl w:val="0"/>
+              </w:rPr>
+              <w:t xml:space="preserve">A</w:t>
+            </w:r>
+          </w:p>
+        </w:tc>
+        <w:tc>
+          <w:tcPr>
+            <w:shd w:fill="auto" w:val="clear"/>
+            <w:tcMar>
+              <w:top w:w="100.0" w:type="dxa"/>
+              <w:left w:w="100.0" w:type="dxa"/>
+              <w:bottom w:w="100.0" w:type="dxa"/>
+              <w:right w:w="100.0" w:type="dxa"/>
+            </w:tcMar>
+            <w:vAlign w:val="top"/>
+          </w:tcPr>
+          <w:p>
+            <w:pPr>
+              <w:jc w:val="left"/>
+              <w:rPr>
+                <w:rFonts w:ascii="Times New Roman" w:cs="Times New Roman" w:eastAsia="Times New Roman" w:hAnsi="Times New Roman"/>
+                <w:sz w:val="16"/>
+                <w:szCs w:val="16"/>
+              </w:rPr>
+            </w:pPr>
+            <w:r>
+              <w:rPr>
+                <w:rFonts w:ascii="Times New Roman" w:cs="Times New Roman" w:eastAsia="Times New Roman" w:hAnsi="Times New Roman"/>
+                <w:sz w:val="16"/>
+                <w:szCs w:val="16"/>
+                <w:rtl w:val="0"/>
+              </w:rPr>
+              <w:t xml:space="preserve">909</w:t>
+            </w:r>
+          </w:p>
+        </w:tc>
+        <w:tc>
+          <w:tcPr>
+            <w:shd w:fill="auto" w:val="clear"/>
+            <w:tcMar>
+              <w:top w:w="100.0" w:type="dxa"/>
+              <w:left w:w="100.0" w:type="dxa"/>
+              <w:bottom w:w="100.0" w:type="dxa"/>
+              <w:right w:w="100.0" w:type="dxa"/>
+            </w:tcMar>
+            <w:vAlign w:val="top"/>
+          </w:tcPr>
+          <w:p>
+            <w:pPr>
+              <w:jc w:val="left"/>
+              <w:rPr>
+                <w:rFonts w:ascii="Times New Roman" w:cs="Times New Roman" w:eastAsia="Times New Roman" w:hAnsi="Times New Roman"/>
+                <w:sz w:val="16"/>
+                <w:szCs w:val="16"/>
+              </w:rPr>
+            </w:pPr>
+            <w:r>
+              <w:rPr>
+                <w:rFonts w:ascii="Times New Roman" w:cs="Times New Roman" w:eastAsia="Times New Roman" w:hAnsi="Times New Roman"/>
+                <w:sz w:val="16"/>
+                <w:szCs w:val="16"/>
+                <w:rtl w:val="0"/>
+              </w:rPr>
+              <w:t xml:space="preserve">$9.00</w:t>
+            </w:r>
+          </w:p>
+        </w:tc>
+        <w:tc>
+          <w:tcPr>
+            <w:shd w:fill="auto" w:val="clear"/>
+            <w:tcMar>
+              <w:top w:w="100.0" w:type="dxa"/>
+              <w:left w:w="100.0" w:type="dxa"/>
+              <w:bottom w:w="100.0" w:type="dxa"/>
+              <w:right w:w="100.0" w:type="dxa"/>
+            </w:tcMar>
+            <w:vAlign w:val="top"/>
+          </w:tcPr>
+          <w:p>
+            <w:pPr>
+              <w:jc w:val="left"/>
+              <w:rPr>
+                <w:rFonts w:ascii="Times New Roman" w:cs="Times New Roman" w:eastAsia="Times New Roman" w:hAnsi="Times New Roman"/>
+                <w:sz w:val="16"/>
+                <w:szCs w:val="16"/>
+              </w:rPr>
+            </w:pPr>
+            <w:r>
+              <w:rPr>
+                <w:rFonts w:ascii="Times New Roman" w:cs="Times New Roman" w:eastAsia="Times New Roman" w:hAnsi="Times New Roman"/>
+                <w:sz w:val="16"/>
+                <w:szCs w:val="16"/>
+                <w:rtl w:val="0"/>
+              </w:rPr>
+              <w:t xml:space="preserve">$0.00990</w:t>
+            </w:r>
+          </w:p>
+        </w:tc>
+        <w:tc>
+          <w:tcPr>
+            <w:shd w:fill="auto" w:val="clear"/>
+            <w:tcMar>
+              <w:top w:w="100.0" w:type="dxa"/>
+              <w:left w:w="100.0" w:type="dxa"/>
+              <w:bottom w:w="100.0" w:type="dxa"/>
+              <w:right w:w="100.0" w:type="dxa"/>
+            </w:tcMar>
+            <w:vAlign w:val="top"/>
+          </w:tcPr>
+          <w:p>
+            <w:pPr>
+              <w:jc w:val="left"/>
+              <w:rPr>
+                <w:rFonts w:ascii="Times New Roman" w:cs="Times New Roman" w:eastAsia="Times New Roman" w:hAnsi="Times New Roman"/>
+                <w:sz w:val="16"/>
+                <w:szCs w:val="16"/>
+              </w:rPr>
+            </w:pPr>
+            <w:r>
+              <w:rPr>
+                <w:rFonts w:ascii="Times New Roman" w:cs="Times New Roman" w:eastAsia="Times New Roman" w:hAnsi="Times New Roman"/>
+                <w:sz w:val="16"/>
+                <w:szCs w:val="16"/>
+                <w:rtl w:val="0"/>
+              </w:rPr>
+              <w:t xml:space="preserve">8.0s</w:t>
+            </w:r>
+          </w:p>
+        </w:tc>
+        <w:tc>
+          <w:tcPr>
+            <w:shd w:fill="auto" w:val="clear"/>
+            <w:tcMar>
+              <w:top w:w="100.0" w:type="dxa"/>
+              <w:left w:w="100.0" w:type="dxa"/>
+              <w:bottom w:w="100.0" w:type="dxa"/>
+              <w:right w:w="100.0" w:type="dxa"/>
+            </w:tcMar>
+            <w:vAlign w:val="top"/>
+          </w:tcPr>
+          <w:p>
+            <w:pPr>
+              <w:jc w:val="left"/>
+              <w:rPr>
+                <w:rFonts w:ascii="Times New Roman" w:cs="Times New Roman" w:eastAsia="Times New Roman" w:hAnsi="Times New Roman"/>
+                <w:sz w:val="16"/>
+                <w:szCs w:val="16"/>
+              </w:rPr>
+            </w:pPr>
+            <w:r>
+              <w:rPr>
+                <w:rFonts w:ascii="Times New Roman" w:cs="Times New Roman" w:eastAsia="Times New Roman" w:hAnsi="Times New Roman"/>
+                <w:sz w:val="16"/>
+                <w:szCs w:val="16"/>
+                <w:rtl w:val="0"/>
+              </w:rPr>
+              <w:t xml:space="preserve">11.8s</w:t>
+            </w:r>
+          </w:p>
+        </w:tc>
+      </w:tr>
+      <w:tr>
+        <w:tc>
+          <w:tcPr>
+            <w:shd w:fill="auto" w:val="clear"/>
+            <w:tcMar>
+              <w:top w:w="100.0" w:type="dxa"/>
+              <w:left w:w="100.0" w:type="dxa"/>
+              <w:bottom w:w="100.0" w:type="dxa"/>
+              <w:right w:w="100.0" w:type="dxa"/>
+            </w:tcMar>
+            <w:vAlign w:val="top"/>
+          </w:tcPr>
+          <w:p>
+            <w:pPr>
+              <w:jc w:val="left"/>
+              <w:rPr>
+                <w:rFonts w:ascii="Times New Roman" w:cs="Times New Roman" w:eastAsia="Times New Roman" w:hAnsi="Times New Roman"/>
+                <w:sz w:val="16"/>
+                <w:szCs w:val="16"/>
+              </w:rPr>
+            </w:pPr>
+            <w:r>
+              <w:rPr>
+                <w:rFonts w:ascii="Times New Roman" w:cs="Times New Roman" w:eastAsia="Times New Roman" w:hAnsi="Times New Roman"/>
+                <w:sz w:val="16"/>
+                <w:szCs w:val="16"/>
+                <w:rtl w:val="0"/>
+              </w:rPr>
+              <w:t xml:space="preserve"/>
+            </w:r>
+          </w:p>
+        </w:tc>
+        <w:tc>
+          <w:tcPr>
+            <w:shd w:fill="auto" w:val="clear"/>
+            <w:tcMar>
+              <w:top w:w="100.0" w:type="dxa"/>
+              <w:left w:w="100.0" w:type="dxa"/>
+              <w:bottom w:w="100.0" w:type="dxa"/>
+              <w:right w:w="100.0" w:type="dxa"/>
+            </w:tcMar>
+            <w:vAlign w:val="top"/>
+          </w:tcPr>
+          <w:p>
+            <w:pPr>
+              <w:jc w:val="left"/>
+              <w:rPr>
+                <w:rFonts w:ascii="Times New Roman" w:cs="Times New Roman" w:eastAsia="Times New Roman" w:hAnsi="Times New Roman"/>
+                <w:sz w:val="16"/>
+                <w:szCs w:val="16"/>
+              </w:rPr>
+            </w:pPr>
+            <w:r>
+              <w:rPr>
+                <w:rFonts w:ascii="Times New Roman" w:cs="Times New Roman" w:eastAsia="Times New Roman" w:hAnsi="Times New Roman"/>
+                <w:sz w:val="16"/>
+                <w:szCs w:val="16"/>
+                <w:rtl w:val="0"/>
+              </w:rPr>
+              <w:t xml:space="preserve">B</w:t>
+            </w:r>
+          </w:p>
+        </w:tc>
+        <w:tc>
+          <w:tcPr>
+            <w:shd w:fill="auto" w:val="clear"/>
+            <w:tcMar>
+              <w:top w:w="100.0" w:type="dxa"/>
+              <w:left w:w="100.0" w:type="dxa"/>
+              <w:bottom w:w="100.0" w:type="dxa"/>
+              <w:right w:w="100.0" w:type="dxa"/>
+            </w:tcMar>
+            <w:vAlign w:val="top"/>
+          </w:tcPr>
+          <w:p>
+            <w:pPr>
+              <w:jc w:val="left"/>
+              <w:rPr>
+                <w:rFonts w:ascii="Times New Roman" w:cs="Times New Roman" w:eastAsia="Times New Roman" w:hAnsi="Times New Roman"/>
+                <w:sz w:val="16"/>
+                <w:szCs w:val="16"/>
+              </w:rPr>
+            </w:pPr>
+            <w:r>
+              <w:rPr>
+                <w:rFonts w:ascii="Times New Roman" w:cs="Times New Roman" w:eastAsia="Times New Roman" w:hAnsi="Times New Roman"/>
+                <w:sz w:val="16"/>
+                <w:szCs w:val="16"/>
+                <w:rtl w:val="0"/>
+              </w:rPr>
+              <w:t xml:space="preserve">909</w:t>
+            </w:r>
+          </w:p>
+        </w:tc>
+        <w:tc>
+          <w:tcPr>
+            <w:shd w:fill="auto" w:val="clear"/>
+            <w:tcMar>
+              <w:top w:w="100.0" w:type="dxa"/>
+              <w:left w:w="100.0" w:type="dxa"/>
+              <w:bottom w:w="100.0" w:type="dxa"/>
+              <w:right w:w="100.0" w:type="dxa"/>
+            </w:tcMar>
+            <w:vAlign w:val="top"/>
+          </w:tcPr>
+          <w:p>
+            <w:pPr>
+              <w:jc w:val="left"/>
+              <w:rPr>
+                <w:rFonts w:ascii="Times New Roman" w:cs="Times New Roman" w:eastAsia="Times New Roman" w:hAnsi="Times New Roman"/>
+                <w:sz w:val="16"/>
+                <w:szCs w:val="16"/>
+              </w:rPr>
+            </w:pPr>
+            <w:r>
+              <w:rPr>
+                <w:rFonts w:ascii="Times New Roman" w:cs="Times New Roman" w:eastAsia="Times New Roman" w:hAnsi="Times New Roman"/>
+                <w:sz w:val="16"/>
+                <w:szCs w:val="16"/>
+                <w:rtl w:val="0"/>
+              </w:rPr>
+              <w:t xml:space="preserve">$9.11</w:t>
+            </w:r>
+          </w:p>
+        </w:tc>
+        <w:tc>
+          <w:tcPr>
+            <w:shd w:fill="auto" w:val="clear"/>
+            <w:tcMar>
+              <w:top w:w="100.0" w:type="dxa"/>
+              <w:left w:w="100.0" w:type="dxa"/>
+              <w:bottom w:w="100.0" w:type="dxa"/>
+              <w:right w:w="100.0" w:type="dxa"/>
+            </w:tcMar>
+            <w:vAlign w:val="top"/>
+          </w:tcPr>
+          <w:p>
+            <w:pPr>
+              <w:jc w:val="left"/>
+              <w:rPr>
+                <w:rFonts w:ascii="Times New Roman" w:cs="Times New Roman" w:eastAsia="Times New Roman" w:hAnsi="Times New Roman"/>
+                <w:sz w:val="16"/>
+                <w:szCs w:val="16"/>
+              </w:rPr>
+            </w:pPr>
+            <w:r>
+              <w:rPr>
+                <w:rFonts w:ascii="Times New Roman" w:cs="Times New Roman" w:eastAsia="Times New Roman" w:hAnsi="Times New Roman"/>
+                <w:sz w:val="16"/>
+                <w:szCs w:val="16"/>
+                <w:rtl w:val="0"/>
+              </w:rPr>
+              <w:t xml:space="preserve">$0.01002</w:t>
+            </w:r>
+          </w:p>
+        </w:tc>
+        <w:tc>
+          <w:tcPr>
+            <w:shd w:fill="auto" w:val="clear"/>
+            <w:tcMar>
+              <w:top w:w="100.0" w:type="dxa"/>
+              <w:left w:w="100.0" w:type="dxa"/>
+              <w:bottom w:w="100.0" w:type="dxa"/>
+              <w:right w:w="100.0" w:type="dxa"/>
+            </w:tcMar>
+            <w:vAlign w:val="top"/>
+          </w:tcPr>
+          <w:p>
+            <w:pPr>
+              <w:jc w:val="left"/>
+              <w:rPr>
+                <w:rFonts w:ascii="Times New Roman" w:cs="Times New Roman" w:eastAsia="Times New Roman" w:hAnsi="Times New Roman"/>
+                <w:sz w:val="16"/>
+                <w:szCs w:val="16"/>
+              </w:rPr>
+            </w:pPr>
+            <w:r>
+              <w:rPr>
+                <w:rFonts w:ascii="Times New Roman" w:cs="Times New Roman" w:eastAsia="Times New Roman" w:hAnsi="Times New Roman"/>
+                <w:sz w:val="16"/>
+                <w:szCs w:val="16"/>
+                <w:rtl w:val="0"/>
+              </w:rPr>
+              <w:t xml:space="preserve">7.3s</w:t>
+            </w:r>
+          </w:p>
+        </w:tc>
+        <w:tc>
+          <w:tcPr>
+            <w:shd w:fill="auto" w:val="clear"/>
+            <w:tcMar>
+              <w:top w:w="100.0" w:type="dxa"/>
+              <w:left w:w="100.0" w:type="dxa"/>
+              <w:bottom w:w="100.0" w:type="dxa"/>
+              <w:right w:w="100.0" w:type="dxa"/>
+            </w:tcMar>
+            <w:vAlign w:val="top"/>
+          </w:tcPr>
+          <w:p>
+            <w:pPr>
+              <w:jc w:val="left"/>
+              <w:rPr>
+                <w:rFonts w:ascii="Times New Roman" w:cs="Times New Roman" w:eastAsia="Times New Roman" w:hAnsi="Times New Roman"/>
+                <w:sz w:val="16"/>
+                <w:szCs w:val="16"/>
+              </w:rPr>
+            </w:pPr>
+            <w:r>
+              <w:rPr>
+                <w:rFonts w:ascii="Times New Roman" w:cs="Times New Roman" w:eastAsia="Times New Roman" w:hAnsi="Times New Roman"/>
+                <w:sz w:val="16"/>
+                <w:szCs w:val="16"/>
+                <w:rtl w:val="0"/>
+              </w:rPr>
+              <w:t xml:space="preserve">11.1s</w:t>
+            </w:r>
+          </w:p>
+        </w:tc>
+      </w:tr>
+      <w:tr>
+        <w:tc>
+          <w:tcPr>
+            <w:shd w:fill="auto" w:val="clear"/>
+            <w:tcMar>
+              <w:top w:w="100.0" w:type="dxa"/>
+              <w:left w:w="100.0" w:type="dxa"/>
+              <w:bottom w:w="100.0" w:type="dxa"/>
+              <w:right w:w="100.0" w:type="dxa"/>
+            </w:tcMar>
+            <w:vAlign w:val="top"/>
+          </w:tcPr>
+          <w:p>
+            <w:pPr>
+              <w:jc w:val="left"/>
+              <w:rPr>
+                <w:rFonts w:ascii="Times New Roman" w:cs="Times New Roman" w:eastAsia="Times New Roman" w:hAnsi="Times New Roman"/>
+                <w:sz w:val="16"/>
+                <w:szCs w:val="16"/>
+              </w:rPr>
+            </w:pPr>
+            <w:r>
+              <w:rPr>
+                <w:rFonts w:ascii="Times New Roman" w:cs="Times New Roman" w:eastAsia="Times New Roman" w:hAnsi="Times New Roman"/>
+                <w:sz w:val="16"/>
+                <w:szCs w:val="16"/>
+                <w:rtl w:val="0"/>
+              </w:rPr>
+              <w:t xml:space="preserve"/>
+            </w:r>
+          </w:p>
+        </w:tc>
+        <w:tc>
+          <w:tcPr>
+            <w:shd w:fill="auto" w:val="clear"/>
+            <w:tcMar>
+              <w:top w:w="100.0" w:type="dxa"/>
+              <w:left w:w="100.0" w:type="dxa"/>
+              <w:bottom w:w="100.0" w:type="dxa"/>
+              <w:right w:w="100.0" w:type="dxa"/>
+            </w:tcMar>
+            <w:vAlign w:val="top"/>
+          </w:tcPr>
+          <w:p>
+            <w:pPr>
+              <w:jc w:val="left"/>
+              <w:rPr>
+                <w:rFonts w:ascii="Times New Roman" w:cs="Times New Roman" w:eastAsia="Times New Roman" w:hAnsi="Times New Roman"/>
+                <w:sz w:val="16"/>
+                <w:szCs w:val="16"/>
+              </w:rPr>
+            </w:pPr>
+            <w:r>
+              <w:rPr>
+                <w:rFonts w:ascii="Times New Roman" w:cs="Times New Roman" w:eastAsia="Times New Roman" w:hAnsi="Times New Roman"/>
+                <w:sz w:val="16"/>
+                <w:szCs w:val="16"/>
+                <w:rtl w:val="0"/>
+              </w:rPr>
+              <w:t xml:space="preserve">C</w:t>
+            </w:r>
+          </w:p>
+        </w:tc>
+        <w:tc>
+          <w:tcPr>
+            <w:shd w:fill="auto" w:val="clear"/>
+            <w:tcMar>
+              <w:top w:w="100.0" w:type="dxa"/>
+              <w:left w:w="100.0" w:type="dxa"/>
+              <w:bottom w:w="100.0" w:type="dxa"/>
+              <w:right w:w="100.0" w:type="dxa"/>
+            </w:tcMar>
+            <w:vAlign w:val="top"/>
+          </w:tcPr>
+          <w:p>
+            <w:pPr>
+              <w:jc w:val="left"/>
+              <w:rPr>
+                <w:rFonts w:ascii="Times New Roman" w:cs="Times New Roman" w:eastAsia="Times New Roman" w:hAnsi="Times New Roman"/>
+                <w:sz w:val="16"/>
+                <w:szCs w:val="16"/>
+              </w:rPr>
+            </w:pPr>
+            <w:r>
+              <w:rPr>
+                <w:rFonts w:ascii="Times New Roman" w:cs="Times New Roman" w:eastAsia="Times New Roman" w:hAnsi="Times New Roman"/>
+                <w:sz w:val="16"/>
+                <w:szCs w:val="16"/>
+                <w:rtl w:val="0"/>
+              </w:rPr>
+              <w:t xml:space="preserve">147</w:t>
+            </w:r>
+          </w:p>
+        </w:tc>
+        <w:tc>
+          <w:tcPr>
+            <w:shd w:fill="auto" w:val="clear"/>
+            <w:tcMar>
+              <w:top w:w="100.0" w:type="dxa"/>
+              <w:left w:w="100.0" w:type="dxa"/>
+              <w:bottom w:w="100.0" w:type="dxa"/>
+              <w:right w:w="100.0" w:type="dxa"/>
+            </w:tcMar>
+            <w:vAlign w:val="top"/>
+          </w:tcPr>
+          <w:p>
+            <w:pPr>
+              <w:jc w:val="left"/>
+              <w:rPr>
+                <w:rFonts w:ascii="Times New Roman" w:cs="Times New Roman" w:eastAsia="Times New Roman" w:hAnsi="Times New Roman"/>
+                <w:sz w:val="16"/>
+                <w:szCs w:val="16"/>
+              </w:rPr>
+            </w:pPr>
+            <w:r>
+              <w:rPr>
+                <w:rFonts w:ascii="Times New Roman" w:cs="Times New Roman" w:eastAsia="Times New Roman" w:hAnsi="Times New Roman"/>
+                <w:sz w:val="16"/>
+                <w:szCs w:val="16"/>
+                <w:rtl w:val="0"/>
+              </w:rPr>
+              <w:t xml:space="preserve">$1.81</w:t>
+            </w:r>
+          </w:p>
+        </w:tc>
+        <w:tc>
+          <w:tcPr>
+            <w:shd w:fill="auto" w:val="clear"/>
+            <w:tcMar>
+              <w:top w:w="100.0" w:type="dxa"/>
+              <w:left w:w="100.0" w:type="dxa"/>
+              <w:bottom w:w="100.0" w:type="dxa"/>
+              <w:right w:w="100.0" w:type="dxa"/>
+            </w:tcMar>
+            <w:vAlign w:val="top"/>
+          </w:tcPr>
+          <w:p>
+            <w:pPr>
+              <w:jc w:val="left"/>
+              <w:rPr>
+                <w:rFonts w:ascii="Times New Roman" w:cs="Times New Roman" w:eastAsia="Times New Roman" w:hAnsi="Times New Roman"/>
+                <w:sz w:val="16"/>
+                <w:szCs w:val="16"/>
+              </w:rPr>
+            </w:pPr>
+            <w:r>
+              <w:rPr>
+                <w:rFonts w:ascii="Times New Roman" w:cs="Times New Roman" w:eastAsia="Times New Roman" w:hAnsi="Times New Roman"/>
+                <w:sz w:val="16"/>
+                <w:szCs w:val="16"/>
+                <w:rtl w:val="0"/>
+              </w:rPr>
+              <w:t xml:space="preserve">$0.01233</w:t>
+            </w:r>
+          </w:p>
+        </w:tc>
+        <w:tc>
+          <w:tcPr>
+            <w:shd w:fill="auto" w:val="clear"/>
+            <w:tcMar>
+              <w:top w:w="100.0" w:type="dxa"/>
+              <w:left w:w="100.0" w:type="dxa"/>
+              <w:bottom w:w="100.0" w:type="dxa"/>
+              <w:right w:w="100.0" w:type="dxa"/>
+            </w:tcMar>
+            <w:vAlign w:val="top"/>
+          </w:tcPr>
+          <w:p>
+            <w:pPr>
+              <w:jc w:val="left"/>
+              <w:rPr>
+                <w:rFonts w:ascii="Times New Roman" w:cs="Times New Roman" w:eastAsia="Times New Roman" w:hAnsi="Times New Roman"/>
+                <w:sz w:val="16"/>
+                <w:szCs w:val="16"/>
+              </w:rPr>
+            </w:pPr>
+            <w:r>
+              <w:rPr>
+                <w:rFonts w:ascii="Times New Roman" w:cs="Times New Roman" w:eastAsia="Times New Roman" w:hAnsi="Times New Roman"/>
+                <w:sz w:val="16"/>
+                <w:szCs w:val="16"/>
+                <w:rtl w:val="0"/>
+              </w:rPr>
+              <w:t xml:space="preserve">9.6s</w:t>
+            </w:r>
+          </w:p>
+        </w:tc>
+        <w:tc>
+          <w:tcPr>
+            <w:shd w:fill="auto" w:val="clear"/>
+            <w:tcMar>
+              <w:top w:w="100.0" w:type="dxa"/>
+              <w:left w:w="100.0" w:type="dxa"/>
+              <w:bottom w:w="100.0" w:type="dxa"/>
+              <w:right w:w="100.0" w:type="dxa"/>
+            </w:tcMar>
+            <w:vAlign w:val="top"/>
+          </w:tcPr>
+          <w:p>
+            <w:pPr>
+              <w:jc w:val="left"/>
+              <w:rPr>
+                <w:rFonts w:ascii="Times New Roman" w:cs="Times New Roman" w:eastAsia="Times New Roman" w:hAnsi="Times New Roman"/>
+                <w:sz w:val="16"/>
+                <w:szCs w:val="16"/>
+              </w:rPr>
+            </w:pPr>
+            <w:r>
+              <w:rPr>
+                <w:rFonts w:ascii="Times New Roman" w:cs="Times New Roman" w:eastAsia="Times New Roman" w:hAnsi="Times New Roman"/>
+                <w:sz w:val="16"/>
+                <w:szCs w:val="16"/>
+                <w:rtl w:val="0"/>
+              </w:rPr>
+              <w:t xml:space="preserve">13.1s</w:t>
+            </w:r>
+          </w:p>
+        </w:tc>
+      </w:tr>
+      <w:tr>
+        <w:tc>
+          <w:tcPr>
+            <w:shd w:fill="auto" w:val="clear"/>
+            <w:tcMar>
+              <w:top w:w="100.0" w:type="dxa"/>
+              <w:left w:w="100.0" w:type="dxa"/>
+              <w:bottom w:w="100.0" w:type="dxa"/>
+              <w:right w:w="100.0" w:type="dxa"/>
+            </w:tcMar>
+            <w:vAlign w:val="top"/>
+          </w:tcPr>
+          <w:p>
+            <w:pPr>
+              <w:jc w:val="left"/>
+              <w:rPr>
+                <w:rFonts w:ascii="Times New Roman" w:cs="Times New Roman" w:eastAsia="Times New Roman" w:hAnsi="Times New Roman"/>
+                <w:sz w:val="16"/>
+                <w:szCs w:val="16"/>
+              </w:rPr>
+            </w:pPr>
+            <w:r>
+              <w:rPr>
+                <w:rFonts w:ascii="Times New Roman" w:cs="Times New Roman" w:eastAsia="Times New Roman" w:hAnsi="Times New Roman"/>
+                <w:sz w:val="16"/>
+                <w:szCs w:val="16"/>
+                <w:rtl w:val="0"/>
+              </w:rPr>
+              <w:t xml:space="preserve"/>
+            </w:r>
+          </w:p>
+        </w:tc>
+        <w:tc>
+          <w:tcPr>
+            <w:shd w:fill="auto" w:val="clear"/>
+            <w:tcMar>
+              <w:top w:w="100.0" w:type="dxa"/>
+              <w:left w:w="100.0" w:type="dxa"/>
+              <w:bottom w:w="100.0" w:type="dxa"/>
+              <w:right w:w="100.0" w:type="dxa"/>
+            </w:tcMar>
+            <w:vAlign w:val="top"/>
+          </w:tcPr>
+          <w:p>
+            <w:pPr>
+              <w:jc w:val="left"/>
+              <w:rPr>
+                <w:rFonts w:ascii="Times New Roman" w:cs="Times New Roman" w:eastAsia="Times New Roman" w:hAnsi="Times New Roman"/>
+                <w:sz w:val="16"/>
+                <w:szCs w:val="16"/>
+              </w:rPr>
+            </w:pPr>
+            <w:r>
+              <w:rPr>
+                <w:rFonts w:ascii="Times New Roman" w:cs="Times New Roman" w:eastAsia="Times New Roman" w:hAnsi="Times New Roman"/>
+                <w:sz w:val="16"/>
+                <w:szCs w:val="16"/>
+                <w:rtl w:val="0"/>
+              </w:rPr>
+              <w:t xml:space="preserve">D</w:t>
+            </w:r>
+          </w:p>
+        </w:tc>
+        <w:tc>
+          <w:tcPr>
+            <w:shd w:fill="auto" w:val="clear"/>
+            <w:tcMar>
+              <w:top w:w="100.0" w:type="dxa"/>
+              <w:left w:w="100.0" w:type="dxa"/>
+              <w:bottom w:w="100.0" w:type="dxa"/>
+              <w:right w:w="100.0" w:type="dxa"/>
+            </w:tcMar>
+            <w:vAlign w:val="top"/>
+          </w:tcPr>
+          <w:p>
+            <w:pPr>
+              <w:jc w:val="left"/>
+              <w:rPr>
+                <w:rFonts w:ascii="Times New Roman" w:cs="Times New Roman" w:eastAsia="Times New Roman" w:hAnsi="Times New Roman"/>
+                <w:sz w:val="16"/>
+                <w:szCs w:val="16"/>
+              </w:rPr>
+            </w:pPr>
+            <w:r>
+              <w:rPr>
+                <w:rFonts w:ascii="Times New Roman" w:cs="Times New Roman" w:eastAsia="Times New Roman" w:hAnsi="Times New Roman"/>
+                <w:sz w:val="16"/>
+                <w:szCs w:val="16"/>
+                <w:rtl w:val="0"/>
+              </w:rPr>
+              <w:t xml:space="preserve">147</w:t>
+            </w:r>
+          </w:p>
+        </w:tc>
+        <w:tc>
+          <w:tcPr>
+            <w:shd w:fill="auto" w:val="clear"/>
+            <w:tcMar>
+              <w:top w:w="100.0" w:type="dxa"/>
+              <w:left w:w="100.0" w:type="dxa"/>
+              <w:bottom w:w="100.0" w:type="dxa"/>
+              <w:right w:w="100.0" w:type="dxa"/>
+            </w:tcMar>
+            <w:vAlign w:val="top"/>
+          </w:tcPr>
+          <w:p>
+            <w:pPr>
+              <w:jc w:val="left"/>
+              <w:rPr>
+                <w:rFonts w:ascii="Times New Roman" w:cs="Times New Roman" w:eastAsia="Times New Roman" w:hAnsi="Times New Roman"/>
+                <w:sz w:val="16"/>
+                <w:szCs w:val="16"/>
+              </w:rPr>
+            </w:pPr>
+            <w:r>
+              <w:rPr>
+                <w:rFonts w:ascii="Times New Roman" w:cs="Times New Roman" w:eastAsia="Times New Roman" w:hAnsi="Times New Roman"/>
+                <w:sz w:val="16"/>
+                <w:szCs w:val="16"/>
+                <w:rtl w:val="0"/>
+              </w:rPr>
+              <w:t xml:space="preserve">$1.83</w:t>
+            </w:r>
+          </w:p>
+        </w:tc>
+        <w:tc>
+          <w:tcPr>
+            <w:shd w:fill="auto" w:val="clear"/>
+            <w:tcMar>
+              <w:top w:w="100.0" w:type="dxa"/>
+              <w:left w:w="100.0" w:type="dxa"/>
+              <w:bottom w:w="100.0" w:type="dxa"/>
+              <w:right w:w="100.0" w:type="dxa"/>
+            </w:tcMar>
+            <w:vAlign w:val="top"/>
+          </w:tcPr>
+          <w:p>
+            <w:pPr>
+              <w:jc w:val="left"/>
+              <w:rPr>
+                <w:rFonts w:ascii="Times New Roman" w:cs="Times New Roman" w:eastAsia="Times New Roman" w:hAnsi="Times New Roman"/>
+                <w:sz w:val="16"/>
+                <w:szCs w:val="16"/>
+              </w:rPr>
+            </w:pPr>
+            <w:r>
+              <w:rPr>
+                <w:rFonts w:ascii="Times New Roman" w:cs="Times New Roman" w:eastAsia="Times New Roman" w:hAnsi="Times New Roman"/>
+                <w:sz w:val="16"/>
+                <w:szCs w:val="16"/>
+                <w:rtl w:val="0"/>
+              </w:rPr>
+              <w:t xml:space="preserve">$0.01243</w:t>
+            </w:r>
+          </w:p>
+        </w:tc>
+        <w:tc>
+          <w:tcPr>
+            <w:shd w:fill="auto" w:val="clear"/>
+            <w:tcMar>
+              <w:top w:w="100.0" w:type="dxa"/>
+              <w:left w:w="100.0" w:type="dxa"/>
+              <w:bottom w:w="100.0" w:type="dxa"/>
+              <w:right w:w="100.0" w:type="dxa"/>
+            </w:tcMar>
+            <w:vAlign w:val="top"/>
+          </w:tcPr>
+          <w:p>
+            <w:pPr>
+              <w:jc w:val="left"/>
+              <w:rPr>
+                <w:rFonts w:ascii="Times New Roman" w:cs="Times New Roman" w:eastAsia="Times New Roman" w:hAnsi="Times New Roman"/>
+                <w:sz w:val="16"/>
+                <w:szCs w:val="16"/>
+              </w:rPr>
+            </w:pPr>
+            <w:r>
+              <w:rPr>
+                <w:rFonts w:ascii="Times New Roman" w:cs="Times New Roman" w:eastAsia="Times New Roman" w:hAnsi="Times New Roman"/>
+                <w:sz w:val="16"/>
+                <w:szCs w:val="16"/>
+                <w:rtl w:val="0"/>
+              </w:rPr>
+              <w:t xml:space="preserve">9.6s</w:t>
+            </w:r>
+          </w:p>
+        </w:tc>
+        <w:tc>
+          <w:tcPr>
+            <w:shd w:fill="auto" w:val="clear"/>
+            <w:tcMar>
+              <w:top w:w="100.0" w:type="dxa"/>
+              <w:left w:w="100.0" w:type="dxa"/>
+              <w:bottom w:w="100.0" w:type="dxa"/>
+              <w:right w:w="100.0" w:type="dxa"/>
+            </w:tcMar>
+            <w:vAlign w:val="top"/>
+          </w:tcPr>
+          <w:p>
+            <w:pPr>
+              <w:jc w:val="left"/>
+              <w:rPr>
+                <w:rFonts w:ascii="Times New Roman" w:cs="Times New Roman" w:eastAsia="Times New Roman" w:hAnsi="Times New Roman"/>
+                <w:sz w:val="16"/>
+                <w:szCs w:val="16"/>
+              </w:rPr>
+            </w:pPr>
+            <w:r>
+              <w:rPr>
+                <w:rFonts w:ascii="Times New Roman" w:cs="Times New Roman" w:eastAsia="Times New Roman" w:hAnsi="Times New Roman"/>
+                <w:sz w:val="16"/>
+                <w:szCs w:val="16"/>
+                <w:rtl w:val="0"/>
+              </w:rPr>
+              <w:t xml:space="preserve">13.6s</w:t>
+            </w:r>
+          </w:p>
+        </w:tc>
+      </w:tr>
+      <w:tr>
+        <w:tc>
+          <w:tcPr>
+            <w:shd w:fill="auto" w:val="clear"/>
+            <w:tcMar>
+              <w:top w:w="100.0" w:type="dxa"/>
+              <w:left w:w="100.0" w:type="dxa"/>
+              <w:bottom w:w="100.0" w:type="dxa"/>
+              <w:right w:w="100.0" w:type="dxa"/>
+            </w:tcMar>
+            <w:vAlign w:val="top"/>
+          </w:tcPr>
+          <w:p>
+            <w:pPr>
+              <w:jc w:val="left"/>
+              <w:rPr>
+                <w:rFonts w:ascii="Times New Roman" w:cs="Times New Roman" w:eastAsia="Times New Roman" w:hAnsi="Times New Roman"/>
+                <w:sz w:val="16"/>
+                <w:szCs w:val="16"/>
+              </w:rPr>
+            </w:pPr>
+            <w:r>
+              <w:rPr>
+                <w:rFonts w:ascii="Times New Roman" w:cs="Times New Roman" w:eastAsia="Times New Roman" w:hAnsi="Times New Roman"/>
+                <w:sz w:val="16"/>
+                <w:szCs w:val="16"/>
+                <w:rtl w:val="0"/>
+              </w:rPr>
+              <w:t xml:space="preserve">Gemini 3.6 Flash</w:t>
+            </w:r>
+          </w:p>
+        </w:tc>
+        <w:tc>
+          <w:tcPr>
+            <w:shd w:fill="auto" w:val="clear"/>
+            <w:tcMar>
+              <w:top w:w="100.0" w:type="dxa"/>
+              <w:left w:w="100.0" w:type="dxa"/>
+              <w:bottom w:w="100.0" w:type="dxa"/>
+              <w:right w:w="100.0" w:type="dxa"/>
+            </w:tcMar>
+            <w:vAlign w:val="top"/>
+          </w:tcPr>
+          <w:p>
+            <w:pPr>
+              <w:jc w:val="left"/>
+              <w:rPr>
+                <w:rFonts w:ascii="Times New Roman" w:cs="Times New Roman" w:eastAsia="Times New Roman" w:hAnsi="Times New Roman"/>
+                <w:sz w:val="16"/>
+                <w:szCs w:val="16"/>
+              </w:rPr>
+            </w:pPr>
+            <w:r>
+              <w:rPr>
+                <w:rFonts w:ascii="Times New Roman" w:cs="Times New Roman" w:eastAsia="Times New Roman" w:hAnsi="Times New Roman"/>
+                <w:sz w:val="16"/>
+                <w:szCs w:val="16"/>
+                <w:rtl w:val="0"/>
+              </w:rPr>
+              <w:t xml:space="preserve">A</w:t>
+            </w:r>
+          </w:p>
+        </w:tc>
+        <w:tc>
+          <w:tcPr>
+            <w:shd w:fill="auto" w:val="clear"/>
+            <w:tcMar>
+              <w:top w:w="100.0" w:type="dxa"/>
+              <w:left w:w="100.0" w:type="dxa"/>
+              <w:bottom w:w="100.0" w:type="dxa"/>
+              <w:right w:w="100.0" w:type="dxa"/>
+            </w:tcMar>
+            <w:vAlign w:val="top"/>
+          </w:tcPr>
+          <w:p>
+            <w:pPr>
+              <w:jc w:val="left"/>
+              <w:rPr>
+                <w:rFonts w:ascii="Times New Roman" w:cs="Times New Roman" w:eastAsia="Times New Roman" w:hAnsi="Times New Roman"/>
+                <w:sz w:val="16"/>
+                <w:szCs w:val="16"/>
+              </w:rPr>
+            </w:pPr>
+            <w:r>
+              <w:rPr>
+                <w:rFonts w:ascii="Times New Roman" w:cs="Times New Roman" w:eastAsia="Times New Roman" w:hAnsi="Times New Roman"/>
+                <w:sz w:val="16"/>
+                <w:szCs w:val="16"/>
+                <w:rtl w:val="0"/>
+              </w:rPr>
+              <w:t xml:space="preserve">909</w:t>
+            </w:r>
+          </w:p>
+        </w:tc>
+        <w:tc>
+          <w:tcPr>
+            <w:shd w:fill="auto" w:val="clear"/>
+            <w:tcMar>
+              <w:top w:w="100.0" w:type="dxa"/>
+              <w:left w:w="100.0" w:type="dxa"/>
+              <w:bottom w:w="100.0" w:type="dxa"/>
+              <w:right w:w="100.0" w:type="dxa"/>
+            </w:tcMar>
+            <w:vAlign w:val="top"/>
+          </w:tcPr>
+          <w:p>
+            <w:pPr>
+              <w:jc w:val="left"/>
+              <w:rPr>
+                <w:rFonts w:ascii="Times New Roman" w:cs="Times New Roman" w:eastAsia="Times New Roman" w:hAnsi="Times New Roman"/>
+                <w:sz w:val="16"/>
+                <w:szCs w:val="16"/>
+              </w:rPr>
+            </w:pPr>
+            <w:r>
+              <w:rPr>
+                <w:rFonts w:ascii="Times New Roman" w:cs="Times New Roman" w:eastAsia="Times New Roman" w:hAnsi="Times New Roman"/>
+                <w:sz w:val="16"/>
+                <w:szCs w:val="16"/>
+                <w:rtl w:val="0"/>
+              </w:rPr>
+              <w:t xml:space="preserve">$1.11</w:t>
+            </w:r>
+          </w:p>
+        </w:tc>
+        <w:tc>
+          <w:tcPr>
+            <w:shd w:fill="auto" w:val="clear"/>
+            <w:tcMar>
+              <w:top w:w="100.0" w:type="dxa"/>
+              <w:left w:w="100.0" w:type="dxa"/>
+              <w:bottom w:w="100.0" w:type="dxa"/>
+              <w:right w:w="100.0" w:type="dxa"/>
+            </w:tcMar>
+            <w:vAlign w:val="top"/>
+          </w:tcPr>
+          <w:p>
+            <w:pPr>
+              <w:jc w:val="left"/>
+              <w:rPr>
+                <w:rFonts w:ascii="Times New Roman" w:cs="Times New Roman" w:eastAsia="Times New Roman" w:hAnsi="Times New Roman"/>
+                <w:sz w:val="16"/>
+                <w:szCs w:val="16"/>
+              </w:rPr>
+            </w:pPr>
+            <w:r>
+              <w:rPr>
+                <w:rFonts w:ascii="Times New Roman" w:cs="Times New Roman" w:eastAsia="Times New Roman" w:hAnsi="Times New Roman"/>
+                <w:sz w:val="16"/>
+                <w:szCs w:val="16"/>
+                <w:rtl w:val="0"/>
+              </w:rPr>
+              <w:t xml:space="preserve">$0.00122</w:t>
+            </w:r>
+          </w:p>
+        </w:tc>
+        <w:tc>
+          <w:tcPr>
+            <w:shd w:fill="auto" w:val="clear"/>
+            <w:tcMar>
+              <w:top w:w="100.0" w:type="dxa"/>
+              <w:left w:w="100.0" w:type="dxa"/>
+              <w:bottom w:w="100.0" w:type="dxa"/>
+              <w:right w:w="100.0" w:type="dxa"/>
+            </w:tcMar>
+            <w:vAlign w:val="top"/>
+          </w:tcPr>
+          <w:p>
+            <w:pPr>
+              <w:jc w:val="left"/>
+              <w:rPr>
+                <w:rFonts w:ascii="Times New Roman" w:cs="Times New Roman" w:eastAsia="Times New Roman" w:hAnsi="Times New Roman"/>
+                <w:sz w:val="16"/>
+                <w:szCs w:val="16"/>
+              </w:rPr>
+            </w:pPr>
+            <w:r>
+              <w:rPr>
+                <w:rFonts w:ascii="Times New Roman" w:cs="Times New Roman" w:eastAsia="Times New Roman" w:hAnsi="Times New Roman"/>
+                <w:sz w:val="16"/>
+                <w:szCs w:val="16"/>
+                <w:rtl w:val="0"/>
+              </w:rPr>
+              <w:t xml:space="preserve">8.7s</w:t>
+            </w:r>
+          </w:p>
+        </w:tc>
+        <w:tc>
+          <w:tcPr>
+            <w:shd w:fill="auto" w:val="clear"/>
+            <w:tcMar>
+              <w:top w:w="100.0" w:type="dxa"/>
+              <w:left w:w="100.0" w:type="dxa"/>
+              <w:bottom w:w="100.0" w:type="dxa"/>
+              <w:right w:w="100.0" w:type="dxa"/>
+            </w:tcMar>
+            <w:vAlign w:val="top"/>
+          </w:tcPr>
+          <w:p>
+            <w:pPr>
+              <w:jc w:val="left"/>
+              <w:rPr>
+                <w:rFonts w:ascii="Times New Roman" w:cs="Times New Roman" w:eastAsia="Times New Roman" w:hAnsi="Times New Roman"/>
+                <w:sz w:val="16"/>
+                <w:szCs w:val="16"/>
+              </w:rPr>
+            </w:pPr>
+            <w:r>
+              <w:rPr>
+                <w:rFonts w:ascii="Times New Roman" w:cs="Times New Roman" w:eastAsia="Times New Roman" w:hAnsi="Times New Roman"/>
+                <w:sz w:val="16"/>
+                <w:szCs w:val="16"/>
+                <w:rtl w:val="0"/>
+              </w:rPr>
+              <w:t xml:space="preserve">25.5s</w:t>
+            </w:r>
+          </w:p>
+        </w:tc>
+      </w:tr>
+      <w:tr>
+        <w:tc>
+          <w:tcPr>
+            <w:shd w:fill="auto" w:val="clear"/>
+            <w:tcMar>
+              <w:top w:w="100.0" w:type="dxa"/>
+              <w:left w:w="100.0" w:type="dxa"/>
+              <w:bottom w:w="100.0" w:type="dxa"/>
+              <w:right w:w="100.0" w:type="dxa"/>
+            </w:tcMar>
+            <w:vAlign w:val="top"/>
+          </w:tcPr>
+          <w:p>
+            <w:pPr>
+              <w:jc w:val="left"/>
+              <w:rPr>
+                <w:rFonts w:ascii="Times New Roman" w:cs="Times New Roman" w:eastAsia="Times New Roman" w:hAnsi="Times New Roman"/>
+                <w:sz w:val="16"/>
+                <w:szCs w:val="16"/>
+              </w:rPr>
+            </w:pPr>
+            <w:r>
+              <w:rPr>
+                <w:rFonts w:ascii="Times New Roman" w:cs="Times New Roman" w:eastAsia="Times New Roman" w:hAnsi="Times New Roman"/>
+                <w:sz w:val="16"/>
+                <w:szCs w:val="16"/>
+                <w:rtl w:val="0"/>
+              </w:rPr>
+              <w:t xml:space="preserve"/>
+            </w:r>
+          </w:p>
+        </w:tc>
+        <w:tc>
+          <w:tcPr>
+            <w:shd w:fill="auto" w:val="clear"/>
+            <w:tcMar>
+              <w:top w:w="100.0" w:type="dxa"/>
+              <w:left w:w="100.0" w:type="dxa"/>
+              <w:bottom w:w="100.0" w:type="dxa"/>
+              <w:right w:w="100.0" w:type="dxa"/>
+            </w:tcMar>
+            <w:vAlign w:val="top"/>
+          </w:tcPr>
+          <w:p>
+            <w:pPr>
+              <w:jc w:val="left"/>
+              <w:rPr>
+                <w:rFonts w:ascii="Times New Roman" w:cs="Times New Roman" w:eastAsia="Times New Roman" w:hAnsi="Times New Roman"/>
+                <w:sz w:val="16"/>
+                <w:szCs w:val="16"/>
+              </w:rPr>
+            </w:pPr>
+            <w:r>
+              <w:rPr>
+                <w:rFonts w:ascii="Times New Roman" w:cs="Times New Roman" w:eastAsia="Times New Roman" w:hAnsi="Times New Roman"/>
+                <w:sz w:val="16"/>
+                <w:szCs w:val="16"/>
+                <w:rtl w:val="0"/>
+              </w:rPr>
+              <w:t xml:space="preserve">B</w:t>
+            </w:r>
+          </w:p>
+        </w:tc>
+        <w:tc>
+          <w:tcPr>
+            <w:shd w:fill="auto" w:val="clear"/>
+            <w:tcMar>
+              <w:top w:w="100.0" w:type="dxa"/>
+              <w:left w:w="100.0" w:type="dxa"/>
+              <w:bottom w:w="100.0" w:type="dxa"/>
+              <w:right w:w="100.0" w:type="dxa"/>
+            </w:tcMar>
+            <w:vAlign w:val="top"/>
+          </w:tcPr>
+          <w:p>
+            <w:pPr>
+              <w:jc w:val="left"/>
+              <w:rPr>
+                <w:rFonts w:ascii="Times New Roman" w:cs="Times New Roman" w:eastAsia="Times New Roman" w:hAnsi="Times New Roman"/>
+                <w:sz w:val="16"/>
+                <w:szCs w:val="16"/>
+              </w:rPr>
+            </w:pPr>
+            <w:r>
+              <w:rPr>
+                <w:rFonts w:ascii="Times New Roman" w:cs="Times New Roman" w:eastAsia="Times New Roman" w:hAnsi="Times New Roman"/>
+                <w:sz w:val="16"/>
+                <w:szCs w:val="16"/>
+                <w:rtl w:val="0"/>
+              </w:rPr>
+              <w:t xml:space="preserve">909</w:t>
+            </w:r>
+          </w:p>
+        </w:tc>
+        <w:tc>
+          <w:tcPr>
+            <w:shd w:fill="auto" w:val="clear"/>
+            <w:tcMar>
+              <w:top w:w="100.0" w:type="dxa"/>
+              <w:left w:w="100.0" w:type="dxa"/>
+              <w:bottom w:w="100.0" w:type="dxa"/>
+              <w:right w:w="100.0" w:type="dxa"/>
+            </w:tcMar>
+            <w:vAlign w:val="top"/>
+          </w:tcPr>
+          <w:p>
+            <w:pPr>
+              <w:jc w:val="left"/>
+              <w:rPr>
+                <w:rFonts w:ascii="Times New Roman" w:cs="Times New Roman" w:eastAsia="Times New Roman" w:hAnsi="Times New Roman"/>
+                <w:sz w:val="16"/>
+                <w:szCs w:val="16"/>
+              </w:rPr>
+            </w:pPr>
+            <w:r>
+              <w:rPr>
+                <w:rFonts w:ascii="Times New Roman" w:cs="Times New Roman" w:eastAsia="Times New Roman" w:hAnsi="Times New Roman"/>
+                <w:sz w:val="16"/>
+                <w:szCs w:val="16"/>
+                <w:rtl w:val="0"/>
+              </w:rPr>
+              <w:t xml:space="preserve">$1.16</w:t>
+            </w:r>
+          </w:p>
+        </w:tc>
+        <w:tc>
+          <w:tcPr>
+            <w:shd w:fill="auto" w:val="clear"/>
+            <w:tcMar>
+              <w:top w:w="100.0" w:type="dxa"/>
+              <w:left w:w="100.0" w:type="dxa"/>
+              <w:bottom w:w="100.0" w:type="dxa"/>
+              <w:right w:w="100.0" w:type="dxa"/>
+            </w:tcMar>
+            <w:vAlign w:val="top"/>
+          </w:tcPr>
+          <w:p>
+            <w:pPr>
+              <w:jc w:val="left"/>
+              <w:rPr>
+                <w:rFonts w:ascii="Times New Roman" w:cs="Times New Roman" w:eastAsia="Times New Roman" w:hAnsi="Times New Roman"/>
+                <w:sz w:val="16"/>
+                <w:szCs w:val="16"/>
+              </w:rPr>
+            </w:pPr>
+            <w:r>
+              <w:rPr>
+                <w:rFonts w:ascii="Times New Roman" w:cs="Times New Roman" w:eastAsia="Times New Roman" w:hAnsi="Times New Roman"/>
+                <w:sz w:val="16"/>
+                <w:szCs w:val="16"/>
+                <w:rtl w:val="0"/>
+              </w:rPr>
+              <w:t xml:space="preserve">$0.00127</w:t>
+            </w:r>
+          </w:p>
+        </w:tc>
+        <w:tc>
+          <w:tcPr>
+            <w:shd w:fill="auto" w:val="clear"/>
+            <w:tcMar>
+              <w:top w:w="100.0" w:type="dxa"/>
+              <w:left w:w="100.0" w:type="dxa"/>
+              <w:bottom w:w="100.0" w:type="dxa"/>
+              <w:right w:w="100.0" w:type="dxa"/>
+            </w:tcMar>
+            <w:vAlign w:val="top"/>
+          </w:tcPr>
+          <w:p>
+            <w:pPr>
+              <w:jc w:val="left"/>
+              <w:rPr>
+                <w:rFonts w:ascii="Times New Roman" w:cs="Times New Roman" w:eastAsia="Times New Roman" w:hAnsi="Times New Roman"/>
+                <w:sz w:val="16"/>
+                <w:szCs w:val="16"/>
+              </w:rPr>
+            </w:pPr>
+            <w:r>
+              <w:rPr>
+                <w:rFonts w:ascii="Times New Roman" w:cs="Times New Roman" w:eastAsia="Times New Roman" w:hAnsi="Times New Roman"/>
+                <w:sz w:val="16"/>
+                <w:szCs w:val="16"/>
+                <w:rtl w:val="0"/>
+              </w:rPr>
+              <w:t xml:space="preserve">8.3s</w:t>
+            </w:r>
+          </w:p>
+        </w:tc>
+        <w:tc>
+          <w:tcPr>
+            <w:shd w:fill="auto" w:val="clear"/>
+            <w:tcMar>
+              <w:top w:w="100.0" w:type="dxa"/>
+              <w:left w:w="100.0" w:type="dxa"/>
+              <w:bottom w:w="100.0" w:type="dxa"/>
+              <w:right w:w="100.0" w:type="dxa"/>
+            </w:tcMar>
+            <w:vAlign w:val="top"/>
+          </w:tcPr>
+          <w:p>
+            <w:pPr>
+              <w:jc w:val="left"/>
+              <w:rPr>
+                <w:rFonts w:ascii="Times New Roman" w:cs="Times New Roman" w:eastAsia="Times New Roman" w:hAnsi="Times New Roman"/>
+                <w:sz w:val="16"/>
+                <w:szCs w:val="16"/>
+              </w:rPr>
+            </w:pPr>
+            <w:r>
+              <w:rPr>
+                <w:rFonts w:ascii="Times New Roman" w:cs="Times New Roman" w:eastAsia="Times New Roman" w:hAnsi="Times New Roman"/>
+                <w:sz w:val="16"/>
+                <w:szCs w:val="16"/>
+                <w:rtl w:val="0"/>
+              </w:rPr>
+              <w:t xml:space="preserve">24.4s</w:t>
+            </w:r>
+          </w:p>
+        </w:tc>
+      </w:tr>
+      <w:tr>
+        <w:tc>
+          <w:tcPr>
+            <w:shd w:fill="auto" w:val="clear"/>
+            <w:tcMar>
+              <w:top w:w="100.0" w:type="dxa"/>
+              <w:left w:w="100.0" w:type="dxa"/>
+              <w:bottom w:w="100.0" w:type="dxa"/>
+              <w:right w:w="100.0" w:type="dxa"/>
+            </w:tcMar>
+            <w:vAlign w:val="top"/>
+          </w:tcPr>
+          <w:p>
+            <w:pPr>
+              <w:jc w:val="left"/>
+              <w:rPr>
+                <w:rFonts w:ascii="Times New Roman" w:cs="Times New Roman" w:eastAsia="Times New Roman" w:hAnsi="Times New Roman"/>
+                <w:sz w:val="16"/>
+                <w:szCs w:val="16"/>
+              </w:rPr>
+            </w:pPr>
+            <w:r>
+              <w:rPr>
+                <w:rFonts w:ascii="Times New Roman" w:cs="Times New Roman" w:eastAsia="Times New Roman" w:hAnsi="Times New Roman"/>
+                <w:sz w:val="16"/>
+                <w:szCs w:val="16"/>
+                <w:rtl w:val="0"/>
+              </w:rPr>
+              <w:t xml:space="preserve"/>
+            </w:r>
+          </w:p>
+        </w:tc>
+        <w:tc>
+          <w:tcPr>
+            <w:shd w:fill="auto" w:val="clear"/>
+            <w:tcMar>
+              <w:top w:w="100.0" w:type="dxa"/>
+              <w:left w:w="100.0" w:type="dxa"/>
+              <w:bottom w:w="100.0" w:type="dxa"/>
+              <w:right w:w="100.0" w:type="dxa"/>
+            </w:tcMar>
+            <w:vAlign w:val="top"/>
+          </w:tcPr>
+          <w:p>
+            <w:pPr>
+              <w:jc w:val="left"/>
+              <w:rPr>
+                <w:rFonts w:ascii="Times New Roman" w:cs="Times New Roman" w:eastAsia="Times New Roman" w:hAnsi="Times New Roman"/>
+                <w:sz w:val="16"/>
+                <w:szCs w:val="16"/>
+              </w:rPr>
+            </w:pPr>
+            <w:r>
+              <w:rPr>
+                <w:rFonts w:ascii="Times New Roman" w:cs="Times New Roman" w:eastAsia="Times New Roman" w:hAnsi="Times New Roman"/>
+                <w:sz w:val="16"/>
+                <w:szCs w:val="16"/>
+                <w:rtl w:val="0"/>
+              </w:rPr>
+              <w:t xml:space="preserve">C</w:t>
+            </w:r>
+          </w:p>
+        </w:tc>
+        <w:tc>
+          <w:tcPr>
+            <w:shd w:fill="auto" w:val="clear"/>
+            <w:tcMar>
+              <w:top w:w="100.0" w:type="dxa"/>
+              <w:left w:w="100.0" w:type="dxa"/>
+              <w:bottom w:w="100.0" w:type="dxa"/>
+              <w:right w:w="100.0" w:type="dxa"/>
+            </w:tcMar>
+            <w:vAlign w:val="top"/>
+          </w:tcPr>
+          <w:p>
+            <w:pPr>
+              <w:jc w:val="left"/>
+              <w:rPr>
+                <w:rFonts w:ascii="Times New Roman" w:cs="Times New Roman" w:eastAsia="Times New Roman" w:hAnsi="Times New Roman"/>
+                <w:sz w:val="16"/>
+                <w:szCs w:val="16"/>
+              </w:rPr>
+            </w:pPr>
+            <w:r>
+              <w:rPr>
+                <w:rFonts w:ascii="Times New Roman" w:cs="Times New Roman" w:eastAsia="Times New Roman" w:hAnsi="Times New Roman"/>
+                <w:sz w:val="16"/>
+                <w:szCs w:val="16"/>
+                <w:rtl w:val="0"/>
+              </w:rPr>
+              <w:t xml:space="preserve">147</w:t>
+            </w:r>
+          </w:p>
+        </w:tc>
+        <w:tc>
+          <w:tcPr>
+            <w:shd w:fill="auto" w:val="clear"/>
+            <w:tcMar>
+              <w:top w:w="100.0" w:type="dxa"/>
+              <w:left w:w="100.0" w:type="dxa"/>
+              <w:bottom w:w="100.0" w:type="dxa"/>
+              <w:right w:w="100.0" w:type="dxa"/>
+            </w:tcMar>
+            <w:vAlign w:val="top"/>
+          </w:tcPr>
+          <w:p>
+            <w:pPr>
+              <w:jc w:val="left"/>
+              <w:rPr>
+                <w:rFonts w:ascii="Times New Roman" w:cs="Times New Roman" w:eastAsia="Times New Roman" w:hAnsi="Times New Roman"/>
+                <w:sz w:val="16"/>
+                <w:szCs w:val="16"/>
+              </w:rPr>
+            </w:pPr>
+            <w:r>
+              <w:rPr>
+                <w:rFonts w:ascii="Times New Roman" w:cs="Times New Roman" w:eastAsia="Times New Roman" w:hAnsi="Times New Roman"/>
+                <w:sz w:val="16"/>
+                <w:szCs w:val="16"/>
+                <w:rtl w:val="0"/>
+              </w:rPr>
+              <w:t xml:space="preserve">$0.30</w:t>
+            </w:r>
+          </w:p>
+        </w:tc>
+        <w:tc>
+          <w:tcPr>
+            <w:shd w:fill="auto" w:val="clear"/>
+            <w:tcMar>
+              <w:top w:w="100.0" w:type="dxa"/>
+              <w:left w:w="100.0" w:type="dxa"/>
+              <w:bottom w:w="100.0" w:type="dxa"/>
+              <w:right w:w="100.0" w:type="dxa"/>
+            </w:tcMar>
+            <w:vAlign w:val="top"/>
+          </w:tcPr>
+          <w:p>
+            <w:pPr>
+              <w:jc w:val="left"/>
+              <w:rPr>
+                <w:rFonts w:ascii="Times New Roman" w:cs="Times New Roman" w:eastAsia="Times New Roman" w:hAnsi="Times New Roman"/>
+                <w:sz w:val="16"/>
+                <w:szCs w:val="16"/>
+              </w:rPr>
+            </w:pPr>
+            <w:r>
+              <w:rPr>
+                <w:rFonts w:ascii="Times New Roman" w:cs="Times New Roman" w:eastAsia="Times New Roman" w:hAnsi="Times New Roman"/>
+                <w:sz w:val="16"/>
+                <w:szCs w:val="16"/>
+                <w:rtl w:val="0"/>
+              </w:rPr>
+              <w:t xml:space="preserve">$0.00205</w:t>
+            </w:r>
+          </w:p>
+        </w:tc>
+        <w:tc>
+          <w:tcPr>
+            <w:shd w:fill="auto" w:val="clear"/>
+            <w:tcMar>
+              <w:top w:w="100.0" w:type="dxa"/>
+              <w:left w:w="100.0" w:type="dxa"/>
+              <w:bottom w:w="100.0" w:type="dxa"/>
+              <w:right w:w="100.0" w:type="dxa"/>
+            </w:tcMar>
+            <w:vAlign w:val="top"/>
+          </w:tcPr>
+          <w:p>
+            <w:pPr>
+              <w:jc w:val="left"/>
+              <w:rPr>
+                <w:rFonts w:ascii="Times New Roman" w:cs="Times New Roman" w:eastAsia="Times New Roman" w:hAnsi="Times New Roman"/>
+                <w:sz w:val="16"/>
+                <w:szCs w:val="16"/>
+              </w:rPr>
+            </w:pPr>
+            <w:r>
+              <w:rPr>
+                <w:rFonts w:ascii="Times New Roman" w:cs="Times New Roman" w:eastAsia="Times New Roman" w:hAnsi="Times New Roman"/>
+                <w:sz w:val="16"/>
+                <w:szCs w:val="16"/>
+                <w:rtl w:val="0"/>
+              </w:rPr>
+              <w:t xml:space="preserve">8.2s</w:t>
+            </w:r>
+          </w:p>
+        </w:tc>
+        <w:tc>
+          <w:tcPr>
+            <w:shd w:fill="auto" w:val="clear"/>
+            <w:tcMar>
+              <w:top w:w="100.0" w:type="dxa"/>
+              <w:left w:w="100.0" w:type="dxa"/>
+              <w:bottom w:w="100.0" w:type="dxa"/>
+              <w:right w:w="100.0" w:type="dxa"/>
+            </w:tcMar>
+            <w:vAlign w:val="top"/>
+          </w:tcPr>
+          <w:p>
+            <w:pPr>
+              <w:jc w:val="left"/>
+              <w:rPr>
+                <w:rFonts w:ascii="Times New Roman" w:cs="Times New Roman" w:eastAsia="Times New Roman" w:hAnsi="Times New Roman"/>
+                <w:sz w:val="16"/>
+                <w:szCs w:val="16"/>
+              </w:rPr>
+            </w:pPr>
+            <w:r>
+              <w:rPr>
+                <w:rFonts w:ascii="Times New Roman" w:cs="Times New Roman" w:eastAsia="Times New Roman" w:hAnsi="Times New Roman"/>
+                <w:sz w:val="16"/>
+                <w:szCs w:val="16"/>
+                <w:rtl w:val="0"/>
+              </w:rPr>
+              <w:t xml:space="preserve">21.9s</w:t>
+            </w:r>
+          </w:p>
+        </w:tc>
+      </w:tr>
+      <w:tr>
+        <w:tc>
+          <w:tcPr>
+            <w:shd w:fill="auto" w:val="clear"/>
+            <w:tcMar>
+              <w:top w:w="100.0" w:type="dxa"/>
+              <w:left w:w="100.0" w:type="dxa"/>
+              <w:bottom w:w="100.0" w:type="dxa"/>
+              <w:right w:w="100.0" w:type="dxa"/>
+            </w:tcMar>
+            <w:vAlign w:val="top"/>
+          </w:tcPr>
+          <w:p>
+            <w:pPr>
+              <w:jc w:val="left"/>
+              <w:rPr>
+                <w:rFonts w:ascii="Times New Roman" w:cs="Times New Roman" w:eastAsia="Times New Roman" w:hAnsi="Times New Roman"/>
+                <w:sz w:val="16"/>
+                <w:szCs w:val="16"/>
+              </w:rPr>
+            </w:pPr>
+            <w:r>
+              <w:rPr>
+                <w:rFonts w:ascii="Times New Roman" w:cs="Times New Roman" w:eastAsia="Times New Roman" w:hAnsi="Times New Roman"/>
+                <w:sz w:val="16"/>
+                <w:szCs w:val="16"/>
+                <w:rtl w:val="0"/>
+              </w:rPr>
+              <w:t xml:space="preserve"/>
+            </w:r>
+          </w:p>
+        </w:tc>
+        <w:tc>
+          <w:tcPr>
+            <w:shd w:fill="auto" w:val="clear"/>
+            <w:tcMar>
+              <w:top w:w="100.0" w:type="dxa"/>
+              <w:left w:w="100.0" w:type="dxa"/>
+              <w:bottom w:w="100.0" w:type="dxa"/>
+              <w:right w:w="100.0" w:type="dxa"/>
+            </w:tcMar>
+            <w:vAlign w:val="top"/>
+          </w:tcPr>
+          <w:p>
+            <w:pPr>
+              <w:jc w:val="left"/>
+              <w:rPr>
+                <w:rFonts w:ascii="Times New Roman" w:cs="Times New Roman" w:eastAsia="Times New Roman" w:hAnsi="Times New Roman"/>
+                <w:sz w:val="16"/>
+                <w:szCs w:val="16"/>
+              </w:rPr>
+            </w:pPr>
+            <w:r>
+              <w:rPr>
+                <w:rFonts w:ascii="Times New Roman" w:cs="Times New Roman" w:eastAsia="Times New Roman" w:hAnsi="Times New Roman"/>
+                <w:sz w:val="16"/>
+                <w:szCs w:val="16"/>
+                <w:rtl w:val="0"/>
+              </w:rPr>
+              <w:t xml:space="preserve">D</w:t>
+            </w:r>
+          </w:p>
+        </w:tc>
+        <w:tc>
+          <w:tcPr>
+            <w:shd w:fill="auto" w:val="clear"/>
+            <w:tcMar>
+              <w:top w:w="100.0" w:type="dxa"/>
+              <w:left w:w="100.0" w:type="dxa"/>
+              <w:bottom w:w="100.0" w:type="dxa"/>
+              <w:right w:w="100.0" w:type="dxa"/>
+            </w:tcMar>
+            <w:vAlign w:val="top"/>
+          </w:tcPr>
+          <w:p>
+            <w:pPr>
+              <w:jc w:val="left"/>
+              <w:rPr>
+                <w:rFonts w:ascii="Times New Roman" w:cs="Times New Roman" w:eastAsia="Times New Roman" w:hAnsi="Times New Roman"/>
+                <w:sz w:val="16"/>
+                <w:szCs w:val="16"/>
+              </w:rPr>
+            </w:pPr>
+            <w:r>
+              <w:rPr>
+                <w:rFonts w:ascii="Times New Roman" w:cs="Times New Roman" w:eastAsia="Times New Roman" w:hAnsi="Times New Roman"/>
+                <w:sz w:val="16"/>
+                <w:szCs w:val="16"/>
+                <w:rtl w:val="0"/>
+              </w:rPr>
+              <w:t xml:space="preserve">147</w:t>
+            </w:r>
+          </w:p>
+        </w:tc>
+        <w:tc>
+          <w:tcPr>
+            <w:shd w:fill="auto" w:val="clear"/>
+            <w:tcMar>
+              <w:top w:w="100.0" w:type="dxa"/>
+              <w:left w:w="100.0" w:type="dxa"/>
+              <w:bottom w:w="100.0" w:type="dxa"/>
+              <w:right w:w="100.0" w:type="dxa"/>
+            </w:tcMar>
+            <w:vAlign w:val="top"/>
+          </w:tcPr>
+          <w:p>
+            <w:pPr>
+              <w:jc w:val="left"/>
+              <w:rPr>
+                <w:rFonts w:ascii="Times New Roman" w:cs="Times New Roman" w:eastAsia="Times New Roman" w:hAnsi="Times New Roman"/>
+                <w:sz w:val="16"/>
+                <w:szCs w:val="16"/>
+              </w:rPr>
+            </w:pPr>
+            <w:r>
+              <w:rPr>
+                <w:rFonts w:ascii="Times New Roman" w:cs="Times New Roman" w:eastAsia="Times New Roman" w:hAnsi="Times New Roman"/>
+                <w:sz w:val="16"/>
+                <w:szCs w:val="16"/>
+                <w:rtl w:val="0"/>
+              </w:rPr>
+              <w:t xml:space="preserve">$0.31</w:t>
+            </w:r>
+          </w:p>
+        </w:tc>
+        <w:tc>
+          <w:tcPr>
+            <w:shd w:fill="auto" w:val="clear"/>
+            <w:tcMar>
+              <w:top w:w="100.0" w:type="dxa"/>
+              <w:left w:w="100.0" w:type="dxa"/>
+              <w:bottom w:w="100.0" w:type="dxa"/>
+              <w:right w:w="100.0" w:type="dxa"/>
+            </w:tcMar>
+            <w:vAlign w:val="top"/>
+          </w:tcPr>
+          <w:p>
+            <w:pPr>
+              <w:jc w:val="left"/>
+              <w:rPr>
+                <w:rFonts w:ascii="Times New Roman" w:cs="Times New Roman" w:eastAsia="Times New Roman" w:hAnsi="Times New Roman"/>
+                <w:sz w:val="16"/>
+                <w:szCs w:val="16"/>
+              </w:rPr>
+            </w:pPr>
+            <w:r>
+              <w:rPr>
+                <w:rFonts w:ascii="Times New Roman" w:cs="Times New Roman" w:eastAsia="Times New Roman" w:hAnsi="Times New Roman"/>
+                <w:sz w:val="16"/>
+                <w:szCs w:val="16"/>
+                <w:rtl w:val="0"/>
+              </w:rPr>
+              <w:t xml:space="preserve">$0.00209</w:t>
+            </w:r>
+          </w:p>
+        </w:tc>
+        <w:tc>
+          <w:tcPr>
+            <w:shd w:fill="auto" w:val="clear"/>
+            <w:tcMar>
+              <w:top w:w="100.0" w:type="dxa"/>
+              <w:left w:w="100.0" w:type="dxa"/>
+              <w:bottom w:w="100.0" w:type="dxa"/>
+              <w:right w:w="100.0" w:type="dxa"/>
+            </w:tcMar>
+            <w:vAlign w:val="top"/>
+          </w:tcPr>
+          <w:p>
+            <w:pPr>
+              <w:jc w:val="left"/>
+              <w:rPr>
+                <w:rFonts w:ascii="Times New Roman" w:cs="Times New Roman" w:eastAsia="Times New Roman" w:hAnsi="Times New Roman"/>
+                <w:sz w:val="16"/>
+                <w:szCs w:val="16"/>
+              </w:rPr>
+            </w:pPr>
+            <w:r>
+              <w:rPr>
+                <w:rFonts w:ascii="Times New Roman" w:cs="Times New Roman" w:eastAsia="Times New Roman" w:hAnsi="Times New Roman"/>
+                <w:sz w:val="16"/>
+                <w:szCs w:val="16"/>
+                <w:rtl w:val="0"/>
+              </w:rPr>
+              <w:t xml:space="preserve">7.7s</w:t>
+            </w:r>
+          </w:p>
+        </w:tc>
+        <w:tc>
+          <w:tcPr>
+            <w:shd w:fill="auto" w:val="clear"/>
+            <w:tcMar>
+              <w:top w:w="100.0" w:type="dxa"/>
+              <w:left w:w="100.0" w:type="dxa"/>
+              <w:bottom w:w="100.0" w:type="dxa"/>
+              <w:right w:w="100.0" w:type="dxa"/>
+            </w:tcMar>
+            <w:vAlign w:val="top"/>
+          </w:tcPr>
+          <w:p>
+            <w:pPr>
+              <w:jc w:val="left"/>
+              <w:rPr>
+                <w:rFonts w:ascii="Times New Roman" w:cs="Times New Roman" w:eastAsia="Times New Roman" w:hAnsi="Times New Roman"/>
+                <w:sz w:val="16"/>
+                <w:szCs w:val="16"/>
+              </w:rPr>
+            </w:pPr>
+            <w:r>
+              <w:rPr>
+                <w:rFonts w:ascii="Times New Roman" w:cs="Times New Roman" w:eastAsia="Times New Roman" w:hAnsi="Times New Roman"/>
+                <w:sz w:val="16"/>
+                <w:szCs w:val="16"/>
+                <w:rtl w:val="0"/>
+              </w:rPr>
+              <w:t xml:space="preserve">20.9s</w:t>
+            </w:r>
+          </w:p>
+        </w:tc>
+      </w:tr>
+    </w:tbl>
     <w:p>
       <w:pPr>
         <w:jc w:val="both"/>
@@ -22141,7 +26798,7 @@
         <w:pStyle w:val="Normal"/>
       </w:pPr>
       <w:r>
-        <w:t xml:space="preserve">Visual references add modest cost ($0.14–$7.27 per model) but do not improve verification accuracy, confirming that text references with evaluation criteria are sufficient for most use cases.</w:t>
+        <w:t xml:space="preserve">Visual references add modest cost, between $0.23 and $3.64 per model for Conditions C and D combined on the 147-instance subset, but do not consistently improve verification accuracy, so text references with evaluation criteria remain the better default.</w:t>
       </w:r>
     </w:p>
     <w:p>

--- a/manuscripts/can_llm_web_agents_verify_their_own_work_R1.docx
+++ b/manuscripts/can_llm_web_agents_verify_their_own_work_R1.docx
@@ -22077,13 +22077,13 @@
         <w:pStyle w:val="Normal"/>
       </w:pPr>
       <w:r>
-        <w:t xml:space="preserve">Table 9: Measured cost and latency per model and condition over the runs reported in this paper. Cost uses the provider list prices in config.py at the time of the runs; latency is wall-clock per API call, so it includes provider queueing.</w:t>
+        <w:t xml:space="preserve">Table 9: Measured cost and latency. Total $ is the cost of all four conditions for that model; the per-call and latency columns are Condition B, the recommended configuration. Cost uses the provider list prices recorded in config.py at the time of the runs; latency is wall-clock per API call and so includes provider queueing. Per-condition figures for all twenty runs are in results/revision_cost_latency.csv.</w:t>
       </w:r>
     </w:p>
     <w:tbl>
       <w:tblPr>
         <w:tblStyle w:val="Table5"/>
-        <w:tblW w:w="4130.0" w:type="dxa"/>
+        <w:tblW w:w="3680.0" w:type="dxa"/>
         <w:jc w:val="left"/>
         <w:tblBorders>
           <w:top w:color="000000" w:space="0" w:sz="8" w:val="single"/>
@@ -22097,13 +22097,11 @@
         <w:tblLook w:val="0600"/>
       </w:tblPr>
       <w:tblGrid>
-        <w:gridCol w:w="1000"/>
-        <w:gridCol w:w="380"/>
-        <w:gridCol w:w="470"/>
-        <w:gridCol w:w="620"/>
-        <w:gridCol w:w="620"/>
-        <w:gridCol w:w="520"/>
-        <w:gridCol w:w="520"/>
+        <w:gridCol w:w="1180"/>
+        <w:gridCol w:w="560"/>
+        <w:gridCol w:w="700"/>
+        <w:gridCol w:w="640"/>
+        <w:gridCol w:w="600"/>
       </w:tblGrid>
       <w:tr>
         <w:trPr>
@@ -22114,10 +22112,10 @@
           <w:tcPr>
             <w:shd w:fill="auto" w:val="clear"/>
             <w:tcMar>
-              <w:top w:w="100.0" w:type="dxa"/>
-              <w:left w:w="100.0" w:type="dxa"/>
-              <w:bottom w:w="100.0" w:type="dxa"/>
-              <w:right w:w="100.0" w:type="dxa"/>
+              <w:top w:w="60.0" w:type="dxa"/>
+              <w:left w:w="60.0" w:type="dxa"/>
+              <w:bottom w:w="60.0" w:type="dxa"/>
+              <w:right w:w="60.0" w:type="dxa"/>
             </w:tcMar>
             <w:vAlign w:val="top"/>
           </w:tcPr>
@@ -22128,8 +22126,8 @@
                 <w:rFonts w:ascii="Times New Roman" w:cs="Times New Roman" w:eastAsia="Times New Roman" w:hAnsi="Times New Roman"/>
                 <w:b w:val="1"/>
                 <w:bCs w:val="1"/>
-                <w:sz w:val="16"/>
-                <w:szCs w:val="16"/>
+                <w:sz w:val="14"/>
+                <w:szCs w:val="14"/>
               </w:rPr>
             </w:pPr>
             <w:r>
@@ -22137,8 +22135,8 @@
                 <w:rFonts w:ascii="Times New Roman" w:cs="Times New Roman" w:eastAsia="Times New Roman" w:hAnsi="Times New Roman"/>
                 <w:b w:val="1"/>
                 <w:bCs w:val="1"/>
-                <w:sz w:val="16"/>
-                <w:szCs w:val="16"/>
+                <w:sz w:val="14"/>
+                <w:szCs w:val="14"/>
                 <w:rtl w:val="0"/>
               </w:rPr>
               <w:t xml:space="preserve">Model</w:t>
@@ -22149,10 +22147,10 @@
           <w:tcPr>
             <w:shd w:fill="auto" w:val="clear"/>
             <w:tcMar>
-              <w:top w:w="100.0" w:type="dxa"/>
-              <w:left w:w="100.0" w:type="dxa"/>
-              <w:bottom w:w="100.0" w:type="dxa"/>
-              <w:right w:w="100.0" w:type="dxa"/>
+              <w:top w:w="60.0" w:type="dxa"/>
+              <w:left w:w="60.0" w:type="dxa"/>
+              <w:bottom w:w="60.0" w:type="dxa"/>
+              <w:right w:w="60.0" w:type="dxa"/>
             </w:tcMar>
             <w:vAlign w:val="top"/>
           </w:tcPr>
@@ -22163,8 +22161,8 @@
                 <w:rFonts w:ascii="Times New Roman" w:cs="Times New Roman" w:eastAsia="Times New Roman" w:hAnsi="Times New Roman"/>
                 <w:b w:val="1"/>
                 <w:bCs w:val="1"/>
-                <w:sz w:val="16"/>
-                <w:szCs w:val="16"/>
+                <w:sz w:val="14"/>
+                <w:szCs w:val="14"/>
               </w:rPr>
             </w:pPr>
             <w:r>
@@ -22172,22 +22170,22 @@
                 <w:rFonts w:ascii="Times New Roman" w:cs="Times New Roman" w:eastAsia="Times New Roman" w:hAnsi="Times New Roman"/>
                 <w:b w:val="1"/>
                 <w:bCs w:val="1"/>
-                <w:sz w:val="16"/>
-                <w:szCs w:val="16"/>
-                <w:rtl w:val="0"/>
-              </w:rPr>
-              <w:t xml:space="preserve">Cond</w:t>
-            </w:r>
-          </w:p>
-        </w:tc>
-        <w:tc>
-          <w:tcPr>
-            <w:shd w:fill="auto" w:val="clear"/>
-            <w:tcMar>
-              <w:top w:w="100.0" w:type="dxa"/>
-              <w:left w:w="100.0" w:type="dxa"/>
-              <w:bottom w:w="100.0" w:type="dxa"/>
-              <w:right w:w="100.0" w:type="dxa"/>
+                <w:sz w:val="14"/>
+                <w:szCs w:val="14"/>
+                <w:rtl w:val="0"/>
+              </w:rPr>
+              <w:t xml:space="preserve">Total $</w:t>
+            </w:r>
+          </w:p>
+        </w:tc>
+        <w:tc>
+          <w:tcPr>
+            <w:shd w:fill="auto" w:val="clear"/>
+            <w:tcMar>
+              <w:top w:w="60.0" w:type="dxa"/>
+              <w:left w:w="60.0" w:type="dxa"/>
+              <w:bottom w:w="60.0" w:type="dxa"/>
+              <w:right w:w="60.0" w:type="dxa"/>
             </w:tcMar>
             <w:vAlign w:val="top"/>
           </w:tcPr>
@@ -22198,8 +22196,8 @@
                 <w:rFonts w:ascii="Times New Roman" w:cs="Times New Roman" w:eastAsia="Times New Roman" w:hAnsi="Times New Roman"/>
                 <w:b w:val="1"/>
                 <w:bCs w:val="1"/>
-                <w:sz w:val="16"/>
-                <w:szCs w:val="16"/>
+                <w:sz w:val="14"/>
+                <w:szCs w:val="14"/>
               </w:rPr>
             </w:pPr>
             <w:r>
@@ -22207,22 +22205,22 @@
                 <w:rFonts w:ascii="Times New Roman" w:cs="Times New Roman" w:eastAsia="Times New Roman" w:hAnsi="Times New Roman"/>
                 <w:b w:val="1"/>
                 <w:bCs w:val="1"/>
-                <w:sz w:val="16"/>
-                <w:szCs w:val="16"/>
-                <w:rtl w:val="0"/>
-              </w:rPr>
-              <w:t xml:space="preserve">Calls</w:t>
-            </w:r>
-          </w:p>
-        </w:tc>
-        <w:tc>
-          <w:tcPr>
-            <w:shd w:fill="auto" w:val="clear"/>
-            <w:tcMar>
-              <w:top w:w="100.0" w:type="dxa"/>
-              <w:left w:w="100.0" w:type="dxa"/>
-              <w:bottom w:w="100.0" w:type="dxa"/>
-              <w:right w:w="100.0" w:type="dxa"/>
+                <w:sz w:val="14"/>
+                <w:szCs w:val="14"/>
+                <w:rtl w:val="0"/>
+              </w:rPr>
+              <w:t xml:space="preserve">$/call (B)</w:t>
+            </w:r>
+          </w:p>
+        </w:tc>
+        <w:tc>
+          <w:tcPr>
+            <w:shd w:fill="auto" w:val="clear"/>
+            <w:tcMar>
+              <w:top w:w="60.0" w:type="dxa"/>
+              <w:left w:w="60.0" w:type="dxa"/>
+              <w:bottom w:w="60.0" w:type="dxa"/>
+              <w:right w:w="60.0" w:type="dxa"/>
             </w:tcMar>
             <w:vAlign w:val="top"/>
           </w:tcPr>
@@ -22233,8 +22231,8 @@
                 <w:rFonts w:ascii="Times New Roman" w:cs="Times New Roman" w:eastAsia="Times New Roman" w:hAnsi="Times New Roman"/>
                 <w:b w:val="1"/>
                 <w:bCs w:val="1"/>
-                <w:sz w:val="16"/>
-                <w:szCs w:val="16"/>
+                <w:sz w:val="14"/>
+                <w:szCs w:val="14"/>
               </w:rPr>
             </w:pPr>
             <w:r>
@@ -22242,22 +22240,22 @@
                 <w:rFonts w:ascii="Times New Roman" w:cs="Times New Roman" w:eastAsia="Times New Roman" w:hAnsi="Times New Roman"/>
                 <w:b w:val="1"/>
                 <w:bCs w:val="1"/>
-                <w:sz w:val="16"/>
-                <w:szCs w:val="16"/>
-                <w:rtl w:val="0"/>
-              </w:rPr>
-              <w:t xml:space="preserve">Cost (USD)</w:t>
-            </w:r>
-          </w:p>
-        </w:tc>
-        <w:tc>
-          <w:tcPr>
-            <w:shd w:fill="auto" w:val="clear"/>
-            <w:tcMar>
-              <w:top w:w="100.0" w:type="dxa"/>
-              <w:left w:w="100.0" w:type="dxa"/>
-              <w:bottom w:w="100.0" w:type="dxa"/>
-              <w:right w:w="100.0" w:type="dxa"/>
+                <w:sz w:val="14"/>
+                <w:szCs w:val="14"/>
+                <w:rtl w:val="0"/>
+              </w:rPr>
+              <w:t xml:space="preserve">Mean s (B)</w:t>
+            </w:r>
+          </w:p>
+        </w:tc>
+        <w:tc>
+          <w:tcPr>
+            <w:shd w:fill="auto" w:val="clear"/>
+            <w:tcMar>
+              <w:top w:w="60.0" w:type="dxa"/>
+              <w:left w:w="60.0" w:type="dxa"/>
+              <w:bottom w:w="60.0" w:type="dxa"/>
+              <w:right w:w="60.0" w:type="dxa"/>
             </w:tcMar>
             <w:vAlign w:val="top"/>
           </w:tcPr>
@@ -22268,8 +22266,8 @@
                 <w:rFonts w:ascii="Times New Roman" w:cs="Times New Roman" w:eastAsia="Times New Roman" w:hAnsi="Times New Roman"/>
                 <w:b w:val="1"/>
                 <w:bCs w:val="1"/>
-                <w:sz w:val="16"/>
-                <w:szCs w:val="16"/>
+                <w:sz w:val="14"/>
+                <w:szCs w:val="14"/>
               </w:rPr>
             </w:pPr>
             <w:r>
@@ -22277,81 +22275,11 @@
                 <w:rFonts w:ascii="Times New Roman" w:cs="Times New Roman" w:eastAsia="Times New Roman" w:hAnsi="Times New Roman"/>
                 <w:b w:val="1"/>
                 <w:bCs w:val="1"/>
-                <w:sz w:val="16"/>
-                <w:szCs w:val="16"/>
-                <w:rtl w:val="0"/>
-              </w:rPr>
-              <w:t xml:space="preserve">Per call</w:t>
-            </w:r>
-          </w:p>
-        </w:tc>
-        <w:tc>
-          <w:tcPr>
-            <w:shd w:fill="auto" w:val="clear"/>
-            <w:tcMar>
-              <w:top w:w="100.0" w:type="dxa"/>
-              <w:left w:w="100.0" w:type="dxa"/>
-              <w:bottom w:w="100.0" w:type="dxa"/>
-              <w:right w:w="100.0" w:type="dxa"/>
-            </w:tcMar>
-            <w:vAlign w:val="top"/>
-          </w:tcPr>
-          <w:p>
-            <w:pPr>
-              <w:jc w:val="left"/>
-              <w:rPr>
-                <w:rFonts w:ascii="Times New Roman" w:cs="Times New Roman" w:eastAsia="Times New Roman" w:hAnsi="Times New Roman"/>
-                <w:b w:val="1"/>
-                <w:bCs w:val="1"/>
-                <w:sz w:val="16"/>
-                <w:szCs w:val="16"/>
-              </w:rPr>
-            </w:pPr>
-            <w:r>
-              <w:rPr>
-                <w:rFonts w:ascii="Times New Roman" w:cs="Times New Roman" w:eastAsia="Times New Roman" w:hAnsi="Times New Roman"/>
-                <w:b w:val="1"/>
-                <w:bCs w:val="1"/>
-                <w:sz w:val="16"/>
-                <w:szCs w:val="16"/>
-                <w:rtl w:val="0"/>
-              </w:rPr>
-              <w:t xml:space="preserve">Mean lat.</w:t>
-            </w:r>
-          </w:p>
-        </w:tc>
-        <w:tc>
-          <w:tcPr>
-            <w:shd w:fill="auto" w:val="clear"/>
-            <w:tcMar>
-              <w:top w:w="100.0" w:type="dxa"/>
-              <w:left w:w="100.0" w:type="dxa"/>
-              <w:bottom w:w="100.0" w:type="dxa"/>
-              <w:right w:w="100.0" w:type="dxa"/>
-            </w:tcMar>
-            <w:vAlign w:val="top"/>
-          </w:tcPr>
-          <w:p>
-            <w:pPr>
-              <w:jc w:val="left"/>
-              <w:rPr>
-                <w:rFonts w:ascii="Times New Roman" w:cs="Times New Roman" w:eastAsia="Times New Roman" w:hAnsi="Times New Roman"/>
-                <w:b w:val="1"/>
-                <w:bCs w:val="1"/>
-                <w:sz w:val="16"/>
-                <w:szCs w:val="16"/>
-              </w:rPr>
-            </w:pPr>
-            <w:r>
-              <w:rPr>
-                <w:rFonts w:ascii="Times New Roman" w:cs="Times New Roman" w:eastAsia="Times New Roman" w:hAnsi="Times New Roman"/>
-                <w:b w:val="1"/>
-                <w:bCs w:val="1"/>
-                <w:sz w:val="16"/>
-                <w:szCs w:val="16"/>
-                <w:rtl w:val="0"/>
-              </w:rPr>
-              <w:t xml:space="preserve">p95 lat.</w:t>
+                <w:sz w:val="14"/>
+                <w:szCs w:val="14"/>
+                <w:rtl w:val="0"/>
+              </w:rPr>
+              <w:t xml:space="preserve">p95 s (B)</w:t>
             </w:r>
           </w:p>
         </w:tc>
@@ -22361,10 +22289,10 @@
           <w:tcPr>
             <w:shd w:fill="auto" w:val="clear"/>
             <w:tcMar>
-              <w:top w:w="100.0" w:type="dxa"/>
-              <w:left w:w="100.0" w:type="dxa"/>
-              <w:bottom w:w="100.0" w:type="dxa"/>
-              <w:right w:w="100.0" w:type="dxa"/>
+              <w:top w:w="60.0" w:type="dxa"/>
+              <w:left w:w="60.0" w:type="dxa"/>
+              <w:bottom w:w="60.0" w:type="dxa"/>
+              <w:right w:w="60.0" w:type="dxa"/>
             </w:tcMar>
             <w:vAlign w:val="top"/>
           </w:tcPr>
@@ -22373,15 +22301,15 @@
               <w:jc w:val="left"/>
               <w:rPr>
                 <w:rFonts w:ascii="Times New Roman" w:cs="Times New Roman" w:eastAsia="Times New Roman" w:hAnsi="Times New Roman"/>
-                <w:sz w:val="16"/>
-                <w:szCs w:val="16"/>
-              </w:rPr>
-            </w:pPr>
-            <w:r>
-              <w:rPr>
-                <w:rFonts w:ascii="Times New Roman" w:cs="Times New Roman" w:eastAsia="Times New Roman" w:hAnsi="Times New Roman"/>
-                <w:sz w:val="16"/>
-                <w:szCs w:val="16"/>
+                <w:sz w:val="14"/>
+                <w:szCs w:val="14"/>
+              </w:rPr>
+            </w:pPr>
+            <w:r>
+              <w:rPr>
+                <w:rFonts w:ascii="Times New Roman" w:cs="Times New Roman" w:eastAsia="Times New Roman" w:hAnsi="Times New Roman"/>
+                <w:sz w:val="14"/>
+                <w:szCs w:val="14"/>
                 <w:rtl w:val="0"/>
               </w:rPr>
               <w:t xml:space="preserve">GPT-4.1 Nano</w:t>
@@ -22392,10 +22320,10 @@
           <w:tcPr>
             <w:shd w:fill="auto" w:val="clear"/>
             <w:tcMar>
-              <w:top w:w="100.0" w:type="dxa"/>
-              <w:left w:w="100.0" w:type="dxa"/>
-              <w:bottom w:w="100.0" w:type="dxa"/>
-              <w:right w:w="100.0" w:type="dxa"/>
+              <w:top w:w="60.0" w:type="dxa"/>
+              <w:left w:w="60.0" w:type="dxa"/>
+              <w:bottom w:w="60.0" w:type="dxa"/>
+              <w:right w:w="60.0" w:type="dxa"/>
             </w:tcMar>
             <w:vAlign w:val="top"/>
           </w:tcPr>
@@ -22404,29 +22332,29 @@
               <w:jc w:val="left"/>
               <w:rPr>
                 <w:rFonts w:ascii="Times New Roman" w:cs="Times New Roman" w:eastAsia="Times New Roman" w:hAnsi="Times New Roman"/>
-                <w:sz w:val="16"/>
-                <w:szCs w:val="16"/>
-              </w:rPr>
-            </w:pPr>
-            <w:r>
-              <w:rPr>
-                <w:rFonts w:ascii="Times New Roman" w:cs="Times New Roman" w:eastAsia="Times New Roman" w:hAnsi="Times New Roman"/>
-                <w:sz w:val="16"/>
-                <w:szCs w:val="16"/>
-                <w:rtl w:val="0"/>
-              </w:rPr>
-              <w:t xml:space="preserve">A</w:t>
-            </w:r>
-          </w:p>
-        </w:tc>
-        <w:tc>
-          <w:tcPr>
-            <w:shd w:fill="auto" w:val="clear"/>
-            <w:tcMar>
-              <w:top w:w="100.0" w:type="dxa"/>
-              <w:left w:w="100.0" w:type="dxa"/>
-              <w:bottom w:w="100.0" w:type="dxa"/>
-              <w:right w:w="100.0" w:type="dxa"/>
+                <w:sz w:val="14"/>
+                <w:szCs w:val="14"/>
+              </w:rPr>
+            </w:pPr>
+            <w:r>
+              <w:rPr>
+                <w:rFonts w:ascii="Times New Roman" w:cs="Times New Roman" w:eastAsia="Times New Roman" w:hAnsi="Times New Roman"/>
+                <w:sz w:val="14"/>
+                <w:szCs w:val="14"/>
+                <w:rtl w:val="0"/>
+              </w:rPr>
+              <w:t xml:space="preserve">0.75</w:t>
+            </w:r>
+          </w:p>
+        </w:tc>
+        <w:tc>
+          <w:tcPr>
+            <w:shd w:fill="auto" w:val="clear"/>
+            <w:tcMar>
+              <w:top w:w="60.0" w:type="dxa"/>
+              <w:left w:w="60.0" w:type="dxa"/>
+              <w:bottom w:w="60.0" w:type="dxa"/>
+              <w:right w:w="60.0" w:type="dxa"/>
             </w:tcMar>
             <w:vAlign w:val="top"/>
           </w:tcPr>
@@ -22435,29 +22363,29 @@
               <w:jc w:val="left"/>
               <w:rPr>
                 <w:rFonts w:ascii="Times New Roman" w:cs="Times New Roman" w:eastAsia="Times New Roman" w:hAnsi="Times New Roman"/>
-                <w:sz w:val="16"/>
-                <w:szCs w:val="16"/>
-              </w:rPr>
-            </w:pPr>
-            <w:r>
-              <w:rPr>
-                <w:rFonts w:ascii="Times New Roman" w:cs="Times New Roman" w:eastAsia="Times New Roman" w:hAnsi="Times New Roman"/>
-                <w:sz w:val="16"/>
-                <w:szCs w:val="16"/>
-                <w:rtl w:val="0"/>
-              </w:rPr>
-              <w:t xml:space="preserve">909</w:t>
-            </w:r>
-          </w:p>
-        </w:tc>
-        <w:tc>
-          <w:tcPr>
-            <w:shd w:fill="auto" w:val="clear"/>
-            <w:tcMar>
-              <w:top w:w="100.0" w:type="dxa"/>
-              <w:left w:w="100.0" w:type="dxa"/>
-              <w:bottom w:w="100.0" w:type="dxa"/>
-              <w:right w:w="100.0" w:type="dxa"/>
+                <w:sz w:val="14"/>
+                <w:szCs w:val="14"/>
+              </w:rPr>
+            </w:pPr>
+            <w:r>
+              <w:rPr>
+                <w:rFonts w:ascii="Times New Roman" w:cs="Times New Roman" w:eastAsia="Times New Roman" w:hAnsi="Times New Roman"/>
+                <w:sz w:val="14"/>
+                <w:szCs w:val="14"/>
+                <w:rtl w:val="0"/>
+              </w:rPr>
+              <w:t xml:space="preserve">0.00029</w:t>
+            </w:r>
+          </w:p>
+        </w:tc>
+        <w:tc>
+          <w:tcPr>
+            <w:shd w:fill="auto" w:val="clear"/>
+            <w:tcMar>
+              <w:top w:w="60.0" w:type="dxa"/>
+              <w:left w:w="60.0" w:type="dxa"/>
+              <w:bottom w:w="60.0" w:type="dxa"/>
+              <w:right w:w="60.0" w:type="dxa"/>
             </w:tcMar>
             <w:vAlign w:val="top"/>
           </w:tcPr>
@@ -22466,29 +22394,29 @@
               <w:jc w:val="left"/>
               <w:rPr>
                 <w:rFonts w:ascii="Times New Roman" w:cs="Times New Roman" w:eastAsia="Times New Roman" w:hAnsi="Times New Roman"/>
-                <w:sz w:val="16"/>
-                <w:szCs w:val="16"/>
-              </w:rPr>
-            </w:pPr>
-            <w:r>
-              <w:rPr>
-                <w:rFonts w:ascii="Times New Roman" w:cs="Times New Roman" w:eastAsia="Times New Roman" w:hAnsi="Times New Roman"/>
-                <w:sz w:val="16"/>
-                <w:szCs w:val="16"/>
-                <w:rtl w:val="0"/>
-              </w:rPr>
-              <w:t xml:space="preserve">$0.26</w:t>
-            </w:r>
-          </w:p>
-        </w:tc>
-        <w:tc>
-          <w:tcPr>
-            <w:shd w:fill="auto" w:val="clear"/>
-            <w:tcMar>
-              <w:top w:w="100.0" w:type="dxa"/>
-              <w:left w:w="100.0" w:type="dxa"/>
-              <w:bottom w:w="100.0" w:type="dxa"/>
-              <w:right w:w="100.0" w:type="dxa"/>
+                <w:sz w:val="14"/>
+                <w:szCs w:val="14"/>
+              </w:rPr>
+            </w:pPr>
+            <w:r>
+              <w:rPr>
+                <w:rFonts w:ascii="Times New Roman" w:cs="Times New Roman" w:eastAsia="Times New Roman" w:hAnsi="Times New Roman"/>
+                <w:sz w:val="14"/>
+                <w:szCs w:val="14"/>
+                <w:rtl w:val="0"/>
+              </w:rPr>
+              <w:t xml:space="preserve">3.8</w:t>
+            </w:r>
+          </w:p>
+        </w:tc>
+        <w:tc>
+          <w:tcPr>
+            <w:shd w:fill="auto" w:val="clear"/>
+            <w:tcMar>
+              <w:top w:w="60.0" w:type="dxa"/>
+              <w:left w:w="60.0" w:type="dxa"/>
+              <w:bottom w:w="60.0" w:type="dxa"/>
+              <w:right w:w="60.0" w:type="dxa"/>
             </w:tcMar>
             <w:vAlign w:val="top"/>
           </w:tcPr>
@@ -22497,80 +22425,18 @@
               <w:jc w:val="left"/>
               <w:rPr>
                 <w:rFonts w:ascii="Times New Roman" w:cs="Times New Roman" w:eastAsia="Times New Roman" w:hAnsi="Times New Roman"/>
-                <w:sz w:val="16"/>
-                <w:szCs w:val="16"/>
-              </w:rPr>
-            </w:pPr>
-            <w:r>
-              <w:rPr>
-                <w:rFonts w:ascii="Times New Roman" w:cs="Times New Roman" w:eastAsia="Times New Roman" w:hAnsi="Times New Roman"/>
-                <w:sz w:val="16"/>
-                <w:szCs w:val="16"/>
-                <w:rtl w:val="0"/>
-              </w:rPr>
-              <w:t xml:space="preserve">$0.00028</w:t>
-            </w:r>
-          </w:p>
-        </w:tc>
-        <w:tc>
-          <w:tcPr>
-            <w:shd w:fill="auto" w:val="clear"/>
-            <w:tcMar>
-              <w:top w:w="100.0" w:type="dxa"/>
-              <w:left w:w="100.0" w:type="dxa"/>
-              <w:bottom w:w="100.0" w:type="dxa"/>
-              <w:right w:w="100.0" w:type="dxa"/>
-            </w:tcMar>
-            <w:vAlign w:val="top"/>
-          </w:tcPr>
-          <w:p>
-            <w:pPr>
-              <w:jc w:val="left"/>
-              <w:rPr>
-                <w:rFonts w:ascii="Times New Roman" w:cs="Times New Roman" w:eastAsia="Times New Roman" w:hAnsi="Times New Roman"/>
-                <w:sz w:val="16"/>
-                <w:szCs w:val="16"/>
-              </w:rPr>
-            </w:pPr>
-            <w:r>
-              <w:rPr>
-                <w:rFonts w:ascii="Times New Roman" w:cs="Times New Roman" w:eastAsia="Times New Roman" w:hAnsi="Times New Roman"/>
-                <w:sz w:val="16"/>
-                <w:szCs w:val="16"/>
-                <w:rtl w:val="0"/>
-              </w:rPr>
-              <w:t xml:space="preserve">4.4s</w:t>
-            </w:r>
-          </w:p>
-        </w:tc>
-        <w:tc>
-          <w:tcPr>
-            <w:shd w:fill="auto" w:val="clear"/>
-            <w:tcMar>
-              <w:top w:w="100.0" w:type="dxa"/>
-              <w:left w:w="100.0" w:type="dxa"/>
-              <w:bottom w:w="100.0" w:type="dxa"/>
-              <w:right w:w="100.0" w:type="dxa"/>
-            </w:tcMar>
-            <w:vAlign w:val="top"/>
-          </w:tcPr>
-          <w:p>
-            <w:pPr>
-              <w:jc w:val="left"/>
-              <w:rPr>
-                <w:rFonts w:ascii="Times New Roman" w:cs="Times New Roman" w:eastAsia="Times New Roman" w:hAnsi="Times New Roman"/>
-                <w:sz w:val="16"/>
-                <w:szCs w:val="16"/>
-              </w:rPr>
-            </w:pPr>
-            <w:r>
-              <w:rPr>
-                <w:rFonts w:ascii="Times New Roman" w:cs="Times New Roman" w:eastAsia="Times New Roman" w:hAnsi="Times New Roman"/>
-                <w:sz w:val="16"/>
-                <w:szCs w:val="16"/>
-                <w:rtl w:val="0"/>
-              </w:rPr>
-              <w:t xml:space="preserve">12.2s</w:t>
+                <w:sz w:val="14"/>
+                <w:szCs w:val="14"/>
+              </w:rPr>
+            </w:pPr>
+            <w:r>
+              <w:rPr>
+                <w:rFonts w:ascii="Times New Roman" w:cs="Times New Roman" w:eastAsia="Times New Roman" w:hAnsi="Times New Roman"/>
+                <w:sz w:val="14"/>
+                <w:szCs w:val="14"/>
+                <w:rtl w:val="0"/>
+              </w:rPr>
+              <w:t xml:space="preserve">7.8</w:t>
             </w:r>
           </w:p>
         </w:tc>
@@ -22580,10 +22446,10 @@
           <w:tcPr>
             <w:shd w:fill="auto" w:val="clear"/>
             <w:tcMar>
-              <w:top w:w="100.0" w:type="dxa"/>
-              <w:left w:w="100.0" w:type="dxa"/>
-              <w:bottom w:w="100.0" w:type="dxa"/>
-              <w:right w:w="100.0" w:type="dxa"/>
+              <w:top w:w="60.0" w:type="dxa"/>
+              <w:left w:w="60.0" w:type="dxa"/>
+              <w:bottom w:w="60.0" w:type="dxa"/>
+              <w:right w:w="60.0" w:type="dxa"/>
             </w:tcMar>
             <w:vAlign w:val="top"/>
           </w:tcPr>
@@ -22592,29 +22458,29 @@
               <w:jc w:val="left"/>
               <w:rPr>
                 <w:rFonts w:ascii="Times New Roman" w:cs="Times New Roman" w:eastAsia="Times New Roman" w:hAnsi="Times New Roman"/>
-                <w:sz w:val="16"/>
-                <w:szCs w:val="16"/>
-              </w:rPr>
-            </w:pPr>
-            <w:r>
-              <w:rPr>
-                <w:rFonts w:ascii="Times New Roman" w:cs="Times New Roman" w:eastAsia="Times New Roman" w:hAnsi="Times New Roman"/>
-                <w:sz w:val="16"/>
-                <w:szCs w:val="16"/>
-                <w:rtl w:val="0"/>
-              </w:rPr>
-              <w:t xml:space="preserve"/>
-            </w:r>
-          </w:p>
-        </w:tc>
-        <w:tc>
-          <w:tcPr>
-            <w:shd w:fill="auto" w:val="clear"/>
-            <w:tcMar>
-              <w:top w:w="100.0" w:type="dxa"/>
-              <w:left w:w="100.0" w:type="dxa"/>
-              <w:bottom w:w="100.0" w:type="dxa"/>
-              <w:right w:w="100.0" w:type="dxa"/>
+                <w:sz w:val="14"/>
+                <w:szCs w:val="14"/>
+              </w:rPr>
+            </w:pPr>
+            <w:r>
+              <w:rPr>
+                <w:rFonts w:ascii="Times New Roman" w:cs="Times New Roman" w:eastAsia="Times New Roman" w:hAnsi="Times New Roman"/>
+                <w:sz w:val="14"/>
+                <w:szCs w:val="14"/>
+                <w:rtl w:val="0"/>
+              </w:rPr>
+              <w:t xml:space="preserve">GPT-4.1 Mini</w:t>
+            </w:r>
+          </w:p>
+        </w:tc>
+        <w:tc>
+          <w:tcPr>
+            <w:shd w:fill="auto" w:val="clear"/>
+            <w:tcMar>
+              <w:top w:w="60.0" w:type="dxa"/>
+              <w:left w:w="60.0" w:type="dxa"/>
+              <w:bottom w:w="60.0" w:type="dxa"/>
+              <w:right w:w="60.0" w:type="dxa"/>
             </w:tcMar>
             <w:vAlign w:val="top"/>
           </w:tcPr>
@@ -22623,29 +22489,29 @@
               <w:jc w:val="left"/>
               <w:rPr>
                 <w:rFonts w:ascii="Times New Roman" w:cs="Times New Roman" w:eastAsia="Times New Roman" w:hAnsi="Times New Roman"/>
-                <w:sz w:val="16"/>
-                <w:szCs w:val="16"/>
-              </w:rPr>
-            </w:pPr>
-            <w:r>
-              <w:rPr>
-                <w:rFonts w:ascii="Times New Roman" w:cs="Times New Roman" w:eastAsia="Times New Roman" w:hAnsi="Times New Roman"/>
-                <w:sz w:val="16"/>
-                <w:szCs w:val="16"/>
-                <w:rtl w:val="0"/>
-              </w:rPr>
-              <w:t xml:space="preserve">B</w:t>
-            </w:r>
-          </w:p>
-        </w:tc>
-        <w:tc>
-          <w:tcPr>
-            <w:shd w:fill="auto" w:val="clear"/>
-            <w:tcMar>
-              <w:top w:w="100.0" w:type="dxa"/>
-              <w:left w:w="100.0" w:type="dxa"/>
-              <w:bottom w:w="100.0" w:type="dxa"/>
-              <w:right w:w="100.0" w:type="dxa"/>
+                <w:sz w:val="14"/>
+                <w:szCs w:val="14"/>
+              </w:rPr>
+            </w:pPr>
+            <w:r>
+              <w:rPr>
+                <w:rFonts w:ascii="Times New Roman" w:cs="Times New Roman" w:eastAsia="Times New Roman" w:hAnsi="Times New Roman"/>
+                <w:sz w:val="14"/>
+                <w:szCs w:val="14"/>
+                <w:rtl w:val="0"/>
+              </w:rPr>
+              <w:t xml:space="preserve">2.15</w:t>
+            </w:r>
+          </w:p>
+        </w:tc>
+        <w:tc>
+          <w:tcPr>
+            <w:shd w:fill="auto" w:val="clear"/>
+            <w:tcMar>
+              <w:top w:w="60.0" w:type="dxa"/>
+              <w:left w:w="60.0" w:type="dxa"/>
+              <w:bottom w:w="60.0" w:type="dxa"/>
+              <w:right w:w="60.0" w:type="dxa"/>
             </w:tcMar>
             <w:vAlign w:val="top"/>
           </w:tcPr>
@@ -22654,29 +22520,29 @@
               <w:jc w:val="left"/>
               <w:rPr>
                 <w:rFonts w:ascii="Times New Roman" w:cs="Times New Roman" w:eastAsia="Times New Roman" w:hAnsi="Times New Roman"/>
-                <w:sz w:val="16"/>
-                <w:szCs w:val="16"/>
-              </w:rPr>
-            </w:pPr>
-            <w:r>
-              <w:rPr>
-                <w:rFonts w:ascii="Times New Roman" w:cs="Times New Roman" w:eastAsia="Times New Roman" w:hAnsi="Times New Roman"/>
-                <w:sz w:val="16"/>
-                <w:szCs w:val="16"/>
-                <w:rtl w:val="0"/>
-              </w:rPr>
-              <w:t xml:space="preserve">909</w:t>
-            </w:r>
-          </w:p>
-        </w:tc>
-        <w:tc>
-          <w:tcPr>
-            <w:shd w:fill="auto" w:val="clear"/>
-            <w:tcMar>
-              <w:top w:w="100.0" w:type="dxa"/>
-              <w:left w:w="100.0" w:type="dxa"/>
-              <w:bottom w:w="100.0" w:type="dxa"/>
-              <w:right w:w="100.0" w:type="dxa"/>
+                <w:sz w:val="14"/>
+                <w:szCs w:val="14"/>
+              </w:rPr>
+            </w:pPr>
+            <w:r>
+              <w:rPr>
+                <w:rFonts w:ascii="Times New Roman" w:cs="Times New Roman" w:eastAsia="Times New Roman" w:hAnsi="Times New Roman"/>
+                <w:sz w:val="14"/>
+                <w:szCs w:val="14"/>
+                <w:rtl w:val="0"/>
+              </w:rPr>
+              <w:t xml:space="preserve">0.00086</w:t>
+            </w:r>
+          </w:p>
+        </w:tc>
+        <w:tc>
+          <w:tcPr>
+            <w:shd w:fill="auto" w:val="clear"/>
+            <w:tcMar>
+              <w:top w:w="60.0" w:type="dxa"/>
+              <w:left w:w="60.0" w:type="dxa"/>
+              <w:bottom w:w="60.0" w:type="dxa"/>
+              <w:right w:w="60.0" w:type="dxa"/>
             </w:tcMar>
             <w:vAlign w:val="top"/>
           </w:tcPr>
@@ -22685,29 +22551,29 @@
               <w:jc w:val="left"/>
               <w:rPr>
                 <w:rFonts w:ascii="Times New Roman" w:cs="Times New Roman" w:eastAsia="Times New Roman" w:hAnsi="Times New Roman"/>
-                <w:sz w:val="16"/>
-                <w:szCs w:val="16"/>
-              </w:rPr>
-            </w:pPr>
-            <w:r>
-              <w:rPr>
-                <w:rFonts w:ascii="Times New Roman" w:cs="Times New Roman" w:eastAsia="Times New Roman" w:hAnsi="Times New Roman"/>
-                <w:sz w:val="16"/>
-                <w:szCs w:val="16"/>
-                <w:rtl w:val="0"/>
-              </w:rPr>
-              <w:t xml:space="preserve">$0.26</w:t>
-            </w:r>
-          </w:p>
-        </w:tc>
-        <w:tc>
-          <w:tcPr>
-            <w:shd w:fill="auto" w:val="clear"/>
-            <w:tcMar>
-              <w:top w:w="100.0" w:type="dxa"/>
-              <w:left w:w="100.0" w:type="dxa"/>
-              <w:bottom w:w="100.0" w:type="dxa"/>
-              <w:right w:w="100.0" w:type="dxa"/>
+                <w:sz w:val="14"/>
+                <w:szCs w:val="14"/>
+              </w:rPr>
+            </w:pPr>
+            <w:r>
+              <w:rPr>
+                <w:rFonts w:ascii="Times New Roman" w:cs="Times New Roman" w:eastAsia="Times New Roman" w:hAnsi="Times New Roman"/>
+                <w:sz w:val="14"/>
+                <w:szCs w:val="14"/>
+                <w:rtl w:val="0"/>
+              </w:rPr>
+              <w:t xml:space="preserve">3.2</w:t>
+            </w:r>
+          </w:p>
+        </w:tc>
+        <w:tc>
+          <w:tcPr>
+            <w:shd w:fill="auto" w:val="clear"/>
+            <w:tcMar>
+              <w:top w:w="60.0" w:type="dxa"/>
+              <w:left w:w="60.0" w:type="dxa"/>
+              <w:bottom w:w="60.0" w:type="dxa"/>
+              <w:right w:w="60.0" w:type="dxa"/>
             </w:tcMar>
             <w:vAlign w:val="top"/>
           </w:tcPr>
@@ -22716,80 +22582,18 @@
               <w:jc w:val="left"/>
               <w:rPr>
                 <w:rFonts w:ascii="Times New Roman" w:cs="Times New Roman" w:eastAsia="Times New Roman" w:hAnsi="Times New Roman"/>
-                <w:sz w:val="16"/>
-                <w:szCs w:val="16"/>
-              </w:rPr>
-            </w:pPr>
-            <w:r>
-              <w:rPr>
-                <w:rFonts w:ascii="Times New Roman" w:cs="Times New Roman" w:eastAsia="Times New Roman" w:hAnsi="Times New Roman"/>
-                <w:sz w:val="16"/>
-                <w:szCs w:val="16"/>
-                <w:rtl w:val="0"/>
-              </w:rPr>
-              <w:t xml:space="preserve">$0.00029</w:t>
-            </w:r>
-          </w:p>
-        </w:tc>
-        <w:tc>
-          <w:tcPr>
-            <w:shd w:fill="auto" w:val="clear"/>
-            <w:tcMar>
-              <w:top w:w="100.0" w:type="dxa"/>
-              <w:left w:w="100.0" w:type="dxa"/>
-              <w:bottom w:w="100.0" w:type="dxa"/>
-              <w:right w:w="100.0" w:type="dxa"/>
-            </w:tcMar>
-            <w:vAlign w:val="top"/>
-          </w:tcPr>
-          <w:p>
-            <w:pPr>
-              <w:jc w:val="left"/>
-              <w:rPr>
-                <w:rFonts w:ascii="Times New Roman" w:cs="Times New Roman" w:eastAsia="Times New Roman" w:hAnsi="Times New Roman"/>
-                <w:sz w:val="16"/>
-                <w:szCs w:val="16"/>
-              </w:rPr>
-            </w:pPr>
-            <w:r>
-              <w:rPr>
-                <w:rFonts w:ascii="Times New Roman" w:cs="Times New Roman" w:eastAsia="Times New Roman" w:hAnsi="Times New Roman"/>
-                <w:sz w:val="16"/>
-                <w:szCs w:val="16"/>
-                <w:rtl w:val="0"/>
-              </w:rPr>
-              <w:t xml:space="preserve">3.8s</w:t>
-            </w:r>
-          </w:p>
-        </w:tc>
-        <w:tc>
-          <w:tcPr>
-            <w:shd w:fill="auto" w:val="clear"/>
-            <w:tcMar>
-              <w:top w:w="100.0" w:type="dxa"/>
-              <w:left w:w="100.0" w:type="dxa"/>
-              <w:bottom w:w="100.0" w:type="dxa"/>
-              <w:right w:w="100.0" w:type="dxa"/>
-            </w:tcMar>
-            <w:vAlign w:val="top"/>
-          </w:tcPr>
-          <w:p>
-            <w:pPr>
-              <w:jc w:val="left"/>
-              <w:rPr>
-                <w:rFonts w:ascii="Times New Roman" w:cs="Times New Roman" w:eastAsia="Times New Roman" w:hAnsi="Times New Roman"/>
-                <w:sz w:val="16"/>
-                <w:szCs w:val="16"/>
-              </w:rPr>
-            </w:pPr>
-            <w:r>
-              <w:rPr>
-                <w:rFonts w:ascii="Times New Roman" w:cs="Times New Roman" w:eastAsia="Times New Roman" w:hAnsi="Times New Roman"/>
-                <w:sz w:val="16"/>
-                <w:szCs w:val="16"/>
-                <w:rtl w:val="0"/>
-              </w:rPr>
-              <w:t xml:space="preserve">7.8s</w:t>
+                <w:sz w:val="14"/>
+                <w:szCs w:val="14"/>
+              </w:rPr>
+            </w:pPr>
+            <w:r>
+              <w:rPr>
+                <w:rFonts w:ascii="Times New Roman" w:cs="Times New Roman" w:eastAsia="Times New Roman" w:hAnsi="Times New Roman"/>
+                <w:sz w:val="14"/>
+                <w:szCs w:val="14"/>
+                <w:rtl w:val="0"/>
+              </w:rPr>
+              <w:t xml:space="preserve">4.2</w:t>
             </w:r>
           </w:p>
         </w:tc>
@@ -22799,10 +22603,10 @@
           <w:tcPr>
             <w:shd w:fill="auto" w:val="clear"/>
             <w:tcMar>
-              <w:top w:w="100.0" w:type="dxa"/>
-              <w:left w:w="100.0" w:type="dxa"/>
-              <w:bottom w:w="100.0" w:type="dxa"/>
-              <w:right w:w="100.0" w:type="dxa"/>
+              <w:top w:w="60.0" w:type="dxa"/>
+              <w:left w:w="60.0" w:type="dxa"/>
+              <w:bottom w:w="60.0" w:type="dxa"/>
+              <w:right w:w="60.0" w:type="dxa"/>
             </w:tcMar>
             <w:vAlign w:val="top"/>
           </w:tcPr>
@@ -22811,29 +22615,29 @@
               <w:jc w:val="left"/>
               <w:rPr>
                 <w:rFonts w:ascii="Times New Roman" w:cs="Times New Roman" w:eastAsia="Times New Roman" w:hAnsi="Times New Roman"/>
-                <w:sz w:val="16"/>
-                <w:szCs w:val="16"/>
-              </w:rPr>
-            </w:pPr>
-            <w:r>
-              <w:rPr>
-                <w:rFonts w:ascii="Times New Roman" w:cs="Times New Roman" w:eastAsia="Times New Roman" w:hAnsi="Times New Roman"/>
-                <w:sz w:val="16"/>
-                <w:szCs w:val="16"/>
-                <w:rtl w:val="0"/>
-              </w:rPr>
-              <w:t xml:space="preserve"/>
-            </w:r>
-          </w:p>
-        </w:tc>
-        <w:tc>
-          <w:tcPr>
-            <w:shd w:fill="auto" w:val="clear"/>
-            <w:tcMar>
-              <w:top w:w="100.0" w:type="dxa"/>
-              <w:left w:w="100.0" w:type="dxa"/>
-              <w:bottom w:w="100.0" w:type="dxa"/>
-              <w:right w:w="100.0" w:type="dxa"/>
+                <w:sz w:val="14"/>
+                <w:szCs w:val="14"/>
+              </w:rPr>
+            </w:pPr>
+            <w:r>
+              <w:rPr>
+                <w:rFonts w:ascii="Times New Roman" w:cs="Times New Roman" w:eastAsia="Times New Roman" w:hAnsi="Times New Roman"/>
+                <w:sz w:val="14"/>
+                <w:szCs w:val="14"/>
+                <w:rtl w:val="0"/>
+              </w:rPr>
+              <w:t xml:space="preserve">GPT-4.1</w:t>
+            </w:r>
+          </w:p>
+        </w:tc>
+        <w:tc>
+          <w:tcPr>
+            <w:shd w:fill="auto" w:val="clear"/>
+            <w:tcMar>
+              <w:top w:w="60.0" w:type="dxa"/>
+              <w:left w:w="60.0" w:type="dxa"/>
+              <w:bottom w:w="60.0" w:type="dxa"/>
+              <w:right w:w="60.0" w:type="dxa"/>
             </w:tcMar>
             <w:vAlign w:val="top"/>
           </w:tcPr>
@@ -22842,29 +22646,29 @@
               <w:jc w:val="left"/>
               <w:rPr>
                 <w:rFonts w:ascii="Times New Roman" w:cs="Times New Roman" w:eastAsia="Times New Roman" w:hAnsi="Times New Roman"/>
-                <w:sz w:val="16"/>
-                <w:szCs w:val="16"/>
-              </w:rPr>
-            </w:pPr>
-            <w:r>
-              <w:rPr>
-                <w:rFonts w:ascii="Times New Roman" w:cs="Times New Roman" w:eastAsia="Times New Roman" w:hAnsi="Times New Roman"/>
-                <w:sz w:val="16"/>
-                <w:szCs w:val="16"/>
-                <w:rtl w:val="0"/>
-              </w:rPr>
-              <w:t xml:space="preserve">C</w:t>
-            </w:r>
-          </w:p>
-        </w:tc>
-        <w:tc>
-          <w:tcPr>
-            <w:shd w:fill="auto" w:val="clear"/>
-            <w:tcMar>
-              <w:top w:w="100.0" w:type="dxa"/>
-              <w:left w:w="100.0" w:type="dxa"/>
-              <w:bottom w:w="100.0" w:type="dxa"/>
-              <w:right w:w="100.0" w:type="dxa"/>
+                <w:sz w:val="14"/>
+                <w:szCs w:val="14"/>
+              </w:rPr>
+            </w:pPr>
+            <w:r>
+              <w:rPr>
+                <w:rFonts w:ascii="Times New Roman" w:cs="Times New Roman" w:eastAsia="Times New Roman" w:hAnsi="Times New Roman"/>
+                <w:sz w:val="14"/>
+                <w:szCs w:val="14"/>
+                <w:rtl w:val="0"/>
+              </w:rPr>
+              <w:t xml:space="preserve">7.51</w:t>
+            </w:r>
+          </w:p>
+        </w:tc>
+        <w:tc>
+          <w:tcPr>
+            <w:shd w:fill="auto" w:val="clear"/>
+            <w:tcMar>
+              <w:top w:w="60.0" w:type="dxa"/>
+              <w:left w:w="60.0" w:type="dxa"/>
+              <w:bottom w:w="60.0" w:type="dxa"/>
+              <w:right w:w="60.0" w:type="dxa"/>
             </w:tcMar>
             <w:vAlign w:val="top"/>
           </w:tcPr>
@@ -22873,29 +22677,29 @@
               <w:jc w:val="left"/>
               <w:rPr>
                 <w:rFonts w:ascii="Times New Roman" w:cs="Times New Roman" w:eastAsia="Times New Roman" w:hAnsi="Times New Roman"/>
-                <w:sz w:val="16"/>
-                <w:szCs w:val="16"/>
-              </w:rPr>
-            </w:pPr>
-            <w:r>
-              <w:rPr>
-                <w:rFonts w:ascii="Times New Roman" w:cs="Times New Roman" w:eastAsia="Times New Roman" w:hAnsi="Times New Roman"/>
-                <w:sz w:val="16"/>
-                <w:szCs w:val="16"/>
-                <w:rtl w:val="0"/>
-              </w:rPr>
-              <w:t xml:space="preserve">147</w:t>
-            </w:r>
-          </w:p>
-        </w:tc>
-        <w:tc>
-          <w:tcPr>
-            <w:shd w:fill="auto" w:val="clear"/>
-            <w:tcMar>
-              <w:top w:w="100.0" w:type="dxa"/>
-              <w:left w:w="100.0" w:type="dxa"/>
-              <w:bottom w:w="100.0" w:type="dxa"/>
-              <w:right w:w="100.0" w:type="dxa"/>
+                <w:sz w:val="14"/>
+                <w:szCs w:val="14"/>
+              </w:rPr>
+            </w:pPr>
+            <w:r>
+              <w:rPr>
+                <w:rFonts w:ascii="Times New Roman" w:cs="Times New Roman" w:eastAsia="Times New Roman" w:hAnsi="Times New Roman"/>
+                <w:sz w:val="14"/>
+                <w:szCs w:val="14"/>
+                <w:rtl w:val="0"/>
+              </w:rPr>
+              <w:t xml:space="preserve">0.00353</w:t>
+            </w:r>
+          </w:p>
+        </w:tc>
+        <w:tc>
+          <w:tcPr>
+            <w:shd w:fill="auto" w:val="clear"/>
+            <w:tcMar>
+              <w:top w:w="60.0" w:type="dxa"/>
+              <w:left w:w="60.0" w:type="dxa"/>
+              <w:bottom w:w="60.0" w:type="dxa"/>
+              <w:right w:w="60.0" w:type="dxa"/>
             </w:tcMar>
             <w:vAlign w:val="top"/>
           </w:tcPr>
@@ -22904,29 +22708,29 @@
               <w:jc w:val="left"/>
               <w:rPr>
                 <w:rFonts w:ascii="Times New Roman" w:cs="Times New Roman" w:eastAsia="Times New Roman" w:hAnsi="Times New Roman"/>
-                <w:sz w:val="16"/>
-                <w:szCs w:val="16"/>
-              </w:rPr>
-            </w:pPr>
-            <w:r>
-              <w:rPr>
-                <w:rFonts w:ascii="Times New Roman" w:cs="Times New Roman" w:eastAsia="Times New Roman" w:hAnsi="Times New Roman"/>
-                <w:sz w:val="16"/>
-                <w:szCs w:val="16"/>
-                <w:rtl w:val="0"/>
-              </w:rPr>
-              <w:t xml:space="preserve">$0.11</w:t>
-            </w:r>
-          </w:p>
-        </w:tc>
-        <w:tc>
-          <w:tcPr>
-            <w:shd w:fill="auto" w:val="clear"/>
-            <w:tcMar>
-              <w:top w:w="100.0" w:type="dxa"/>
-              <w:left w:w="100.0" w:type="dxa"/>
-              <w:bottom w:w="100.0" w:type="dxa"/>
-              <w:right w:w="100.0" w:type="dxa"/>
+                <w:sz w:val="14"/>
+                <w:szCs w:val="14"/>
+              </w:rPr>
+            </w:pPr>
+            <w:r>
+              <w:rPr>
+                <w:rFonts w:ascii="Times New Roman" w:cs="Times New Roman" w:eastAsia="Times New Roman" w:hAnsi="Times New Roman"/>
+                <w:sz w:val="14"/>
+                <w:szCs w:val="14"/>
+                <w:rtl w:val="0"/>
+              </w:rPr>
+              <w:t xml:space="preserve">6.8</w:t>
+            </w:r>
+          </w:p>
+        </w:tc>
+        <w:tc>
+          <w:tcPr>
+            <w:shd w:fill="auto" w:val="clear"/>
+            <w:tcMar>
+              <w:top w:w="60.0" w:type="dxa"/>
+              <w:left w:w="60.0" w:type="dxa"/>
+              <w:bottom w:w="60.0" w:type="dxa"/>
+              <w:right w:w="60.0" w:type="dxa"/>
             </w:tcMar>
             <w:vAlign w:val="top"/>
           </w:tcPr>
@@ -22935,80 +22739,18 @@
               <w:jc w:val="left"/>
               <w:rPr>
                 <w:rFonts w:ascii="Times New Roman" w:cs="Times New Roman" w:eastAsia="Times New Roman" w:hAnsi="Times New Roman"/>
-                <w:sz w:val="16"/>
-                <w:szCs w:val="16"/>
-              </w:rPr>
-            </w:pPr>
-            <w:r>
-              <w:rPr>
-                <w:rFonts w:ascii="Times New Roman" w:cs="Times New Roman" w:eastAsia="Times New Roman" w:hAnsi="Times New Roman"/>
-                <w:sz w:val="16"/>
-                <w:szCs w:val="16"/>
-                <w:rtl w:val="0"/>
-              </w:rPr>
-              <w:t xml:space="preserve">$0.00077</w:t>
-            </w:r>
-          </w:p>
-        </w:tc>
-        <w:tc>
-          <w:tcPr>
-            <w:shd w:fill="auto" w:val="clear"/>
-            <w:tcMar>
-              <w:top w:w="100.0" w:type="dxa"/>
-              <w:left w:w="100.0" w:type="dxa"/>
-              <w:bottom w:w="100.0" w:type="dxa"/>
-              <w:right w:w="100.0" w:type="dxa"/>
-            </w:tcMar>
-            <w:vAlign w:val="top"/>
-          </w:tcPr>
-          <w:p>
-            <w:pPr>
-              <w:jc w:val="left"/>
-              <w:rPr>
-                <w:rFonts w:ascii="Times New Roman" w:cs="Times New Roman" w:eastAsia="Times New Roman" w:hAnsi="Times New Roman"/>
-                <w:sz w:val="16"/>
-                <w:szCs w:val="16"/>
-              </w:rPr>
-            </w:pPr>
-            <w:r>
-              <w:rPr>
-                <w:rFonts w:ascii="Times New Roman" w:cs="Times New Roman" w:eastAsia="Times New Roman" w:hAnsi="Times New Roman"/>
-                <w:sz w:val="16"/>
-                <w:szCs w:val="16"/>
-                <w:rtl w:val="0"/>
-              </w:rPr>
-              <w:t xml:space="preserve">1.4s</w:t>
-            </w:r>
-          </w:p>
-        </w:tc>
-        <w:tc>
-          <w:tcPr>
-            <w:shd w:fill="auto" w:val="clear"/>
-            <w:tcMar>
-              <w:top w:w="100.0" w:type="dxa"/>
-              <w:left w:w="100.0" w:type="dxa"/>
-              <w:bottom w:w="100.0" w:type="dxa"/>
-              <w:right w:w="100.0" w:type="dxa"/>
-            </w:tcMar>
-            <w:vAlign w:val="top"/>
-          </w:tcPr>
-          <w:p>
-            <w:pPr>
-              <w:jc w:val="left"/>
-              <w:rPr>
-                <w:rFonts w:ascii="Times New Roman" w:cs="Times New Roman" w:eastAsia="Times New Roman" w:hAnsi="Times New Roman"/>
-                <w:sz w:val="16"/>
-                <w:szCs w:val="16"/>
-              </w:rPr>
-            </w:pPr>
-            <w:r>
-              <w:rPr>
-                <w:rFonts w:ascii="Times New Roman" w:cs="Times New Roman" w:eastAsia="Times New Roman" w:hAnsi="Times New Roman"/>
-                <w:sz w:val="16"/>
-                <w:szCs w:val="16"/>
-                <w:rtl w:val="0"/>
-              </w:rPr>
-              <w:t xml:space="preserve">2.1s</w:t>
+                <w:sz w:val="14"/>
+                <w:szCs w:val="14"/>
+              </w:rPr>
+            </w:pPr>
+            <w:r>
+              <w:rPr>
+                <w:rFonts w:ascii="Times New Roman" w:cs="Times New Roman" w:eastAsia="Times New Roman" w:hAnsi="Times New Roman"/>
+                <w:sz w:val="14"/>
+                <w:szCs w:val="14"/>
+                <w:rtl w:val="0"/>
+              </w:rPr>
+              <w:t xml:space="preserve">14.7</w:t>
             </w:r>
           </w:p>
         </w:tc>
@@ -23018,10 +22760,10 @@
           <w:tcPr>
             <w:shd w:fill="auto" w:val="clear"/>
             <w:tcMar>
-              <w:top w:w="100.0" w:type="dxa"/>
-              <w:left w:w="100.0" w:type="dxa"/>
-              <w:bottom w:w="100.0" w:type="dxa"/>
-              <w:right w:w="100.0" w:type="dxa"/>
+              <w:top w:w="60.0" w:type="dxa"/>
+              <w:left w:w="60.0" w:type="dxa"/>
+              <w:bottom w:w="60.0" w:type="dxa"/>
+              <w:right w:w="60.0" w:type="dxa"/>
             </w:tcMar>
             <w:vAlign w:val="top"/>
           </w:tcPr>
@@ -23030,29 +22772,29 @@
               <w:jc w:val="left"/>
               <w:rPr>
                 <w:rFonts w:ascii="Times New Roman" w:cs="Times New Roman" w:eastAsia="Times New Roman" w:hAnsi="Times New Roman"/>
-                <w:sz w:val="16"/>
-                <w:szCs w:val="16"/>
-              </w:rPr>
-            </w:pPr>
-            <w:r>
-              <w:rPr>
-                <w:rFonts w:ascii="Times New Roman" w:cs="Times New Roman" w:eastAsia="Times New Roman" w:hAnsi="Times New Roman"/>
-                <w:sz w:val="16"/>
-                <w:szCs w:val="16"/>
-                <w:rtl w:val="0"/>
-              </w:rPr>
-              <w:t xml:space="preserve"/>
-            </w:r>
-          </w:p>
-        </w:tc>
-        <w:tc>
-          <w:tcPr>
-            <w:shd w:fill="auto" w:val="clear"/>
-            <w:tcMar>
-              <w:top w:w="100.0" w:type="dxa"/>
-              <w:left w:w="100.0" w:type="dxa"/>
-              <w:bottom w:w="100.0" w:type="dxa"/>
-              <w:right w:w="100.0" w:type="dxa"/>
+                <w:sz w:val="14"/>
+                <w:szCs w:val="14"/>
+              </w:rPr>
+            </w:pPr>
+            <w:r>
+              <w:rPr>
+                <w:rFonts w:ascii="Times New Roman" w:cs="Times New Roman" w:eastAsia="Times New Roman" w:hAnsi="Times New Roman"/>
+                <w:sz w:val="14"/>
+                <w:szCs w:val="14"/>
+                <w:rtl w:val="0"/>
+              </w:rPr>
+              <w:t xml:space="preserve">Claude Sonnet 4</w:t>
+            </w:r>
+          </w:p>
+        </w:tc>
+        <w:tc>
+          <w:tcPr>
+            <w:shd w:fill="auto" w:val="clear"/>
+            <w:tcMar>
+              <w:top w:w="60.0" w:type="dxa"/>
+              <w:left w:w="60.0" w:type="dxa"/>
+              <w:bottom w:w="60.0" w:type="dxa"/>
+              <w:right w:w="60.0" w:type="dxa"/>
             </w:tcMar>
             <w:vAlign w:val="top"/>
           </w:tcPr>
@@ -23061,29 +22803,29 @@
               <w:jc w:val="left"/>
               <w:rPr>
                 <w:rFonts w:ascii="Times New Roman" w:cs="Times New Roman" w:eastAsia="Times New Roman" w:hAnsi="Times New Roman"/>
-                <w:sz w:val="16"/>
-                <w:szCs w:val="16"/>
-              </w:rPr>
-            </w:pPr>
-            <w:r>
-              <w:rPr>
-                <w:rFonts w:ascii="Times New Roman" w:cs="Times New Roman" w:eastAsia="Times New Roman" w:hAnsi="Times New Roman"/>
-                <w:sz w:val="16"/>
-                <w:szCs w:val="16"/>
-                <w:rtl w:val="0"/>
-              </w:rPr>
-              <w:t xml:space="preserve">D</w:t>
-            </w:r>
-          </w:p>
-        </w:tc>
-        <w:tc>
-          <w:tcPr>
-            <w:shd w:fill="auto" w:val="clear"/>
-            <w:tcMar>
-              <w:top w:w="100.0" w:type="dxa"/>
-              <w:left w:w="100.0" w:type="dxa"/>
-              <w:bottom w:w="100.0" w:type="dxa"/>
-              <w:right w:w="100.0" w:type="dxa"/>
+                <w:sz w:val="14"/>
+                <w:szCs w:val="14"/>
+              </w:rPr>
+            </w:pPr>
+            <w:r>
+              <w:rPr>
+                <w:rFonts w:ascii="Times New Roman" w:cs="Times New Roman" w:eastAsia="Times New Roman" w:hAnsi="Times New Roman"/>
+                <w:sz w:val="14"/>
+                <w:szCs w:val="14"/>
+                <w:rtl w:val="0"/>
+              </w:rPr>
+              <w:t xml:space="preserve">21.75</w:t>
+            </w:r>
+          </w:p>
+        </w:tc>
+        <w:tc>
+          <w:tcPr>
+            <w:shd w:fill="auto" w:val="clear"/>
+            <w:tcMar>
+              <w:top w:w="60.0" w:type="dxa"/>
+              <w:left w:w="60.0" w:type="dxa"/>
+              <w:bottom w:w="60.0" w:type="dxa"/>
+              <w:right w:w="60.0" w:type="dxa"/>
             </w:tcMar>
             <w:vAlign w:val="top"/>
           </w:tcPr>
@@ -23092,29 +22834,29 @@
               <w:jc w:val="left"/>
               <w:rPr>
                 <w:rFonts w:ascii="Times New Roman" w:cs="Times New Roman" w:eastAsia="Times New Roman" w:hAnsi="Times New Roman"/>
-                <w:sz w:val="16"/>
-                <w:szCs w:val="16"/>
-              </w:rPr>
-            </w:pPr>
-            <w:r>
-              <w:rPr>
-                <w:rFonts w:ascii="Times New Roman" w:cs="Times New Roman" w:eastAsia="Times New Roman" w:hAnsi="Times New Roman"/>
-                <w:sz w:val="16"/>
-                <w:szCs w:val="16"/>
-                <w:rtl w:val="0"/>
-              </w:rPr>
-              <w:t xml:space="preserve">147</w:t>
-            </w:r>
-          </w:p>
-        </w:tc>
-        <w:tc>
-          <w:tcPr>
-            <w:shd w:fill="auto" w:val="clear"/>
-            <w:tcMar>
-              <w:top w:w="100.0" w:type="dxa"/>
-              <w:left w:w="100.0" w:type="dxa"/>
-              <w:bottom w:w="100.0" w:type="dxa"/>
-              <w:right w:w="100.0" w:type="dxa"/>
+                <w:sz w:val="14"/>
+                <w:szCs w:val="14"/>
+              </w:rPr>
+            </w:pPr>
+            <w:r>
+              <w:rPr>
+                <w:rFonts w:ascii="Times New Roman" w:cs="Times New Roman" w:eastAsia="Times New Roman" w:hAnsi="Times New Roman"/>
+                <w:sz w:val="14"/>
+                <w:szCs w:val="14"/>
+                <w:rtl w:val="0"/>
+              </w:rPr>
+              <w:t xml:space="preserve">0.01002</w:t>
+            </w:r>
+          </w:p>
+        </w:tc>
+        <w:tc>
+          <w:tcPr>
+            <w:shd w:fill="auto" w:val="clear"/>
+            <w:tcMar>
+              <w:top w:w="60.0" w:type="dxa"/>
+              <w:left w:w="60.0" w:type="dxa"/>
+              <w:bottom w:w="60.0" w:type="dxa"/>
+              <w:right w:w="60.0" w:type="dxa"/>
             </w:tcMar>
             <w:vAlign w:val="top"/>
           </w:tcPr>
@@ -23123,29 +22865,29 @@
               <w:jc w:val="left"/>
               <w:rPr>
                 <w:rFonts w:ascii="Times New Roman" w:cs="Times New Roman" w:eastAsia="Times New Roman" w:hAnsi="Times New Roman"/>
-                <w:sz w:val="16"/>
-                <w:szCs w:val="16"/>
-              </w:rPr>
-            </w:pPr>
-            <w:r>
-              <w:rPr>
-                <w:rFonts w:ascii="Times New Roman" w:cs="Times New Roman" w:eastAsia="Times New Roman" w:hAnsi="Times New Roman"/>
-                <w:sz w:val="16"/>
-                <w:szCs w:val="16"/>
-                <w:rtl w:val="0"/>
-              </w:rPr>
-              <w:t xml:space="preserve">$0.11</w:t>
-            </w:r>
-          </w:p>
-        </w:tc>
-        <w:tc>
-          <w:tcPr>
-            <w:shd w:fill="auto" w:val="clear"/>
-            <w:tcMar>
-              <w:top w:w="100.0" w:type="dxa"/>
-              <w:left w:w="100.0" w:type="dxa"/>
-              <w:bottom w:w="100.0" w:type="dxa"/>
-              <w:right w:w="100.0" w:type="dxa"/>
+                <w:sz w:val="14"/>
+                <w:szCs w:val="14"/>
+              </w:rPr>
+            </w:pPr>
+            <w:r>
+              <w:rPr>
+                <w:rFonts w:ascii="Times New Roman" w:cs="Times New Roman" w:eastAsia="Times New Roman" w:hAnsi="Times New Roman"/>
+                <w:sz w:val="14"/>
+                <w:szCs w:val="14"/>
+                <w:rtl w:val="0"/>
+              </w:rPr>
+              <w:t xml:space="preserve">7.3</w:t>
+            </w:r>
+          </w:p>
+        </w:tc>
+        <w:tc>
+          <w:tcPr>
+            <w:shd w:fill="auto" w:val="clear"/>
+            <w:tcMar>
+              <w:top w:w="60.0" w:type="dxa"/>
+              <w:left w:w="60.0" w:type="dxa"/>
+              <w:bottom w:w="60.0" w:type="dxa"/>
+              <w:right w:w="60.0" w:type="dxa"/>
             </w:tcMar>
             <w:vAlign w:val="top"/>
           </w:tcPr>
@@ -23154,80 +22896,18 @@
               <w:jc w:val="left"/>
               <w:rPr>
                 <w:rFonts w:ascii="Times New Roman" w:cs="Times New Roman" w:eastAsia="Times New Roman" w:hAnsi="Times New Roman"/>
-                <w:sz w:val="16"/>
-                <w:szCs w:val="16"/>
-              </w:rPr>
-            </w:pPr>
-            <w:r>
-              <w:rPr>
-                <w:rFonts w:ascii="Times New Roman" w:cs="Times New Roman" w:eastAsia="Times New Roman" w:hAnsi="Times New Roman"/>
-                <w:sz w:val="16"/>
-                <w:szCs w:val="16"/>
-                <w:rtl w:val="0"/>
-              </w:rPr>
-              <w:t xml:space="preserve">$0.00077</w:t>
-            </w:r>
-          </w:p>
-        </w:tc>
-        <w:tc>
-          <w:tcPr>
-            <w:shd w:fill="auto" w:val="clear"/>
-            <w:tcMar>
-              <w:top w:w="100.0" w:type="dxa"/>
-              <w:left w:w="100.0" w:type="dxa"/>
-              <w:bottom w:w="100.0" w:type="dxa"/>
-              <w:right w:w="100.0" w:type="dxa"/>
-            </w:tcMar>
-            <w:vAlign w:val="top"/>
-          </w:tcPr>
-          <w:p>
-            <w:pPr>
-              <w:jc w:val="left"/>
-              <w:rPr>
-                <w:rFonts w:ascii="Times New Roman" w:cs="Times New Roman" w:eastAsia="Times New Roman" w:hAnsi="Times New Roman"/>
-                <w:sz w:val="16"/>
-                <w:szCs w:val="16"/>
-              </w:rPr>
-            </w:pPr>
-            <w:r>
-              <w:rPr>
-                <w:rFonts w:ascii="Times New Roman" w:cs="Times New Roman" w:eastAsia="Times New Roman" w:hAnsi="Times New Roman"/>
-                <w:sz w:val="16"/>
-                <w:szCs w:val="16"/>
-                <w:rtl w:val="0"/>
-              </w:rPr>
-              <w:t xml:space="preserve">1.4s</w:t>
-            </w:r>
-          </w:p>
-        </w:tc>
-        <w:tc>
-          <w:tcPr>
-            <w:shd w:fill="auto" w:val="clear"/>
-            <w:tcMar>
-              <w:top w:w="100.0" w:type="dxa"/>
-              <w:left w:w="100.0" w:type="dxa"/>
-              <w:bottom w:w="100.0" w:type="dxa"/>
-              <w:right w:w="100.0" w:type="dxa"/>
-            </w:tcMar>
-            <w:vAlign w:val="top"/>
-          </w:tcPr>
-          <w:p>
-            <w:pPr>
-              <w:jc w:val="left"/>
-              <w:rPr>
-                <w:rFonts w:ascii="Times New Roman" w:cs="Times New Roman" w:eastAsia="Times New Roman" w:hAnsi="Times New Roman"/>
-                <w:sz w:val="16"/>
-                <w:szCs w:val="16"/>
-              </w:rPr>
-            </w:pPr>
-            <w:r>
-              <w:rPr>
-                <w:rFonts w:ascii="Times New Roman" w:cs="Times New Roman" w:eastAsia="Times New Roman" w:hAnsi="Times New Roman"/>
-                <w:sz w:val="16"/>
-                <w:szCs w:val="16"/>
-                <w:rtl w:val="0"/>
-              </w:rPr>
-              <w:t xml:space="preserve">2.5s</w:t>
+                <w:sz w:val="14"/>
+                <w:szCs w:val="14"/>
+              </w:rPr>
+            </w:pPr>
+            <w:r>
+              <w:rPr>
+                <w:rFonts w:ascii="Times New Roman" w:cs="Times New Roman" w:eastAsia="Times New Roman" w:hAnsi="Times New Roman"/>
+                <w:sz w:val="14"/>
+                <w:szCs w:val="14"/>
+                <w:rtl w:val="0"/>
+              </w:rPr>
+              <w:t xml:space="preserve">11.1</w:t>
             </w:r>
           </w:p>
         </w:tc>
@@ -23237,10 +22917,10 @@
           <w:tcPr>
             <w:shd w:fill="auto" w:val="clear"/>
             <w:tcMar>
-              <w:top w:w="100.0" w:type="dxa"/>
-              <w:left w:w="100.0" w:type="dxa"/>
-              <w:bottom w:w="100.0" w:type="dxa"/>
-              <w:right w:w="100.0" w:type="dxa"/>
+              <w:top w:w="60.0" w:type="dxa"/>
+              <w:left w:w="60.0" w:type="dxa"/>
+              <w:bottom w:w="60.0" w:type="dxa"/>
+              <w:right w:w="60.0" w:type="dxa"/>
             </w:tcMar>
             <w:vAlign w:val="top"/>
           </w:tcPr>
@@ -23249,29 +22929,29 @@
               <w:jc w:val="left"/>
               <w:rPr>
                 <w:rFonts w:ascii="Times New Roman" w:cs="Times New Roman" w:eastAsia="Times New Roman" w:hAnsi="Times New Roman"/>
-                <w:sz w:val="16"/>
-                <w:szCs w:val="16"/>
-              </w:rPr>
-            </w:pPr>
-            <w:r>
-              <w:rPr>
-                <w:rFonts w:ascii="Times New Roman" w:cs="Times New Roman" w:eastAsia="Times New Roman" w:hAnsi="Times New Roman"/>
-                <w:sz w:val="16"/>
-                <w:szCs w:val="16"/>
-                <w:rtl w:val="0"/>
-              </w:rPr>
-              <w:t xml:space="preserve">GPT-4.1 Mini</w:t>
-            </w:r>
-          </w:p>
-        </w:tc>
-        <w:tc>
-          <w:tcPr>
-            <w:shd w:fill="auto" w:val="clear"/>
-            <w:tcMar>
-              <w:top w:w="100.0" w:type="dxa"/>
-              <w:left w:w="100.0" w:type="dxa"/>
-              <w:bottom w:w="100.0" w:type="dxa"/>
-              <w:right w:w="100.0" w:type="dxa"/>
+                <w:sz w:val="14"/>
+                <w:szCs w:val="14"/>
+              </w:rPr>
+            </w:pPr>
+            <w:r>
+              <w:rPr>
+                <w:rFonts w:ascii="Times New Roman" w:cs="Times New Roman" w:eastAsia="Times New Roman" w:hAnsi="Times New Roman"/>
+                <w:sz w:val="14"/>
+                <w:szCs w:val="14"/>
+                <w:rtl w:val="0"/>
+              </w:rPr>
+              <w:t xml:space="preserve">Gemini 3.6 Flash</w:t>
+            </w:r>
+          </w:p>
+        </w:tc>
+        <w:tc>
+          <w:tcPr>
+            <w:shd w:fill="auto" w:val="clear"/>
+            <w:tcMar>
+              <w:top w:w="60.0" w:type="dxa"/>
+              <w:left w:w="60.0" w:type="dxa"/>
+              <w:bottom w:w="60.0" w:type="dxa"/>
+              <w:right w:w="60.0" w:type="dxa"/>
             </w:tcMar>
             <w:vAlign w:val="top"/>
           </w:tcPr>
@@ -23280,29 +22960,29 @@
               <w:jc w:val="left"/>
               <w:rPr>
                 <w:rFonts w:ascii="Times New Roman" w:cs="Times New Roman" w:eastAsia="Times New Roman" w:hAnsi="Times New Roman"/>
-                <w:sz w:val="16"/>
-                <w:szCs w:val="16"/>
-              </w:rPr>
-            </w:pPr>
-            <w:r>
-              <w:rPr>
-                <w:rFonts w:ascii="Times New Roman" w:cs="Times New Roman" w:eastAsia="Times New Roman" w:hAnsi="Times New Roman"/>
-                <w:sz w:val="16"/>
-                <w:szCs w:val="16"/>
-                <w:rtl w:val="0"/>
-              </w:rPr>
-              <w:t xml:space="preserve">A</w:t>
-            </w:r>
-          </w:p>
-        </w:tc>
-        <w:tc>
-          <w:tcPr>
-            <w:shd w:fill="auto" w:val="clear"/>
-            <w:tcMar>
-              <w:top w:w="100.0" w:type="dxa"/>
-              <w:left w:w="100.0" w:type="dxa"/>
-              <w:bottom w:w="100.0" w:type="dxa"/>
-              <w:right w:w="100.0" w:type="dxa"/>
+                <w:sz w:val="14"/>
+                <w:szCs w:val="14"/>
+              </w:rPr>
+            </w:pPr>
+            <w:r>
+              <w:rPr>
+                <w:rFonts w:ascii="Times New Roman" w:cs="Times New Roman" w:eastAsia="Times New Roman" w:hAnsi="Times New Roman"/>
+                <w:sz w:val="14"/>
+                <w:szCs w:val="14"/>
+                <w:rtl w:val="0"/>
+              </w:rPr>
+              <w:t xml:space="preserve">2.88</w:t>
+            </w:r>
+          </w:p>
+        </w:tc>
+        <w:tc>
+          <w:tcPr>
+            <w:shd w:fill="auto" w:val="clear"/>
+            <w:tcMar>
+              <w:top w:w="60.0" w:type="dxa"/>
+              <w:left w:w="60.0" w:type="dxa"/>
+              <w:bottom w:w="60.0" w:type="dxa"/>
+              <w:right w:w="60.0" w:type="dxa"/>
             </w:tcMar>
             <w:vAlign w:val="top"/>
           </w:tcPr>
@@ -23311,29 +22991,29 @@
               <w:jc w:val="left"/>
               <w:rPr>
                 <w:rFonts w:ascii="Times New Roman" w:cs="Times New Roman" w:eastAsia="Times New Roman" w:hAnsi="Times New Roman"/>
-                <w:sz w:val="16"/>
-                <w:szCs w:val="16"/>
-              </w:rPr>
-            </w:pPr>
-            <w:r>
-              <w:rPr>
-                <w:rFonts w:ascii="Times New Roman" w:cs="Times New Roman" w:eastAsia="Times New Roman" w:hAnsi="Times New Roman"/>
-                <w:sz w:val="16"/>
-                <w:szCs w:val="16"/>
-                <w:rtl w:val="0"/>
-              </w:rPr>
-              <w:t xml:space="preserve">909</w:t>
-            </w:r>
-          </w:p>
-        </w:tc>
-        <w:tc>
-          <w:tcPr>
-            <w:shd w:fill="auto" w:val="clear"/>
-            <w:tcMar>
-              <w:top w:w="100.0" w:type="dxa"/>
-              <w:left w:w="100.0" w:type="dxa"/>
-              <w:bottom w:w="100.0" w:type="dxa"/>
-              <w:right w:w="100.0" w:type="dxa"/>
+                <w:sz w:val="14"/>
+                <w:szCs w:val="14"/>
+              </w:rPr>
+            </w:pPr>
+            <w:r>
+              <w:rPr>
+                <w:rFonts w:ascii="Times New Roman" w:cs="Times New Roman" w:eastAsia="Times New Roman" w:hAnsi="Times New Roman"/>
+                <w:sz w:val="14"/>
+                <w:szCs w:val="14"/>
+                <w:rtl w:val="0"/>
+              </w:rPr>
+              <w:t xml:space="preserve">0.00127</w:t>
+            </w:r>
+          </w:p>
+        </w:tc>
+        <w:tc>
+          <w:tcPr>
+            <w:shd w:fill="auto" w:val="clear"/>
+            <w:tcMar>
+              <w:top w:w="60.0" w:type="dxa"/>
+              <w:left w:w="60.0" w:type="dxa"/>
+              <w:bottom w:w="60.0" w:type="dxa"/>
+              <w:right w:w="60.0" w:type="dxa"/>
             </w:tcMar>
             <w:vAlign w:val="top"/>
           </w:tcPr>
@@ -23342,29 +23022,29 @@
               <w:jc w:val="left"/>
               <w:rPr>
                 <w:rFonts w:ascii="Times New Roman" w:cs="Times New Roman" w:eastAsia="Times New Roman" w:hAnsi="Times New Roman"/>
-                <w:sz w:val="16"/>
-                <w:szCs w:val="16"/>
-              </w:rPr>
-            </w:pPr>
-            <w:r>
-              <w:rPr>
-                <w:rFonts w:ascii="Times New Roman" w:cs="Times New Roman" w:eastAsia="Times New Roman" w:hAnsi="Times New Roman"/>
-                <w:sz w:val="16"/>
-                <w:szCs w:val="16"/>
-                <w:rtl w:val="0"/>
-              </w:rPr>
-              <w:t xml:space="preserve">$0.74</w:t>
-            </w:r>
-          </w:p>
-        </w:tc>
-        <w:tc>
-          <w:tcPr>
-            <w:shd w:fill="auto" w:val="clear"/>
-            <w:tcMar>
-              <w:top w:w="100.0" w:type="dxa"/>
-              <w:left w:w="100.0" w:type="dxa"/>
-              <w:bottom w:w="100.0" w:type="dxa"/>
-              <w:right w:w="100.0" w:type="dxa"/>
+                <w:sz w:val="14"/>
+                <w:szCs w:val="14"/>
+              </w:rPr>
+            </w:pPr>
+            <w:r>
+              <w:rPr>
+                <w:rFonts w:ascii="Times New Roman" w:cs="Times New Roman" w:eastAsia="Times New Roman" w:hAnsi="Times New Roman"/>
+                <w:sz w:val="14"/>
+                <w:szCs w:val="14"/>
+                <w:rtl w:val="0"/>
+              </w:rPr>
+              <w:t xml:space="preserve">8.3</w:t>
+            </w:r>
+          </w:p>
+        </w:tc>
+        <w:tc>
+          <w:tcPr>
+            <w:shd w:fill="auto" w:val="clear"/>
+            <w:tcMar>
+              <w:top w:w="60.0" w:type="dxa"/>
+              <w:left w:w="60.0" w:type="dxa"/>
+              <w:bottom w:w="60.0" w:type="dxa"/>
+              <w:right w:w="60.0" w:type="dxa"/>
             </w:tcMar>
             <w:vAlign w:val="top"/>
           </w:tcPr>
@@ -23373,3365 +23053,18 @@
               <w:jc w:val="left"/>
               <w:rPr>
                 <w:rFonts w:ascii="Times New Roman" w:cs="Times New Roman" w:eastAsia="Times New Roman" w:hAnsi="Times New Roman"/>
-                <w:sz w:val="16"/>
-                <w:szCs w:val="16"/>
-              </w:rPr>
-            </w:pPr>
-            <w:r>
-              <w:rPr>
-                <w:rFonts w:ascii="Times New Roman" w:cs="Times New Roman" w:eastAsia="Times New Roman" w:hAnsi="Times New Roman"/>
-                <w:sz w:val="16"/>
-                <w:szCs w:val="16"/>
-                <w:rtl w:val="0"/>
-              </w:rPr>
-              <w:t xml:space="preserve">$0.00082</w:t>
-            </w:r>
-          </w:p>
-        </w:tc>
-        <w:tc>
-          <w:tcPr>
-            <w:shd w:fill="auto" w:val="clear"/>
-            <w:tcMar>
-              <w:top w:w="100.0" w:type="dxa"/>
-              <w:left w:w="100.0" w:type="dxa"/>
-              <w:bottom w:w="100.0" w:type="dxa"/>
-              <w:right w:w="100.0" w:type="dxa"/>
-            </w:tcMar>
-            <w:vAlign w:val="top"/>
-          </w:tcPr>
-          <w:p>
-            <w:pPr>
-              <w:jc w:val="left"/>
-              <w:rPr>
-                <w:rFonts w:ascii="Times New Roman" w:cs="Times New Roman" w:eastAsia="Times New Roman" w:hAnsi="Times New Roman"/>
-                <w:sz w:val="16"/>
-                <w:szCs w:val="16"/>
-              </w:rPr>
-            </w:pPr>
-            <w:r>
-              <w:rPr>
-                <w:rFonts w:ascii="Times New Roman" w:cs="Times New Roman" w:eastAsia="Times New Roman" w:hAnsi="Times New Roman"/>
-                <w:sz w:val="16"/>
-                <w:szCs w:val="16"/>
-                <w:rtl w:val="0"/>
-              </w:rPr>
-              <w:t xml:space="preserve">3.0s</w:t>
-            </w:r>
-          </w:p>
-        </w:tc>
-        <w:tc>
-          <w:tcPr>
-            <w:shd w:fill="auto" w:val="clear"/>
-            <w:tcMar>
-              <w:top w:w="100.0" w:type="dxa"/>
-              <w:left w:w="100.0" w:type="dxa"/>
-              <w:bottom w:w="100.0" w:type="dxa"/>
-              <w:right w:w="100.0" w:type="dxa"/>
-            </w:tcMar>
-            <w:vAlign w:val="top"/>
-          </w:tcPr>
-          <w:p>
-            <w:pPr>
-              <w:jc w:val="left"/>
-              <w:rPr>
-                <w:rFonts w:ascii="Times New Roman" w:cs="Times New Roman" w:eastAsia="Times New Roman" w:hAnsi="Times New Roman"/>
-                <w:sz w:val="16"/>
-                <w:szCs w:val="16"/>
-              </w:rPr>
-            </w:pPr>
-            <w:r>
-              <w:rPr>
-                <w:rFonts w:ascii="Times New Roman" w:cs="Times New Roman" w:eastAsia="Times New Roman" w:hAnsi="Times New Roman"/>
-                <w:sz w:val="16"/>
-                <w:szCs w:val="16"/>
-                <w:rtl w:val="0"/>
-              </w:rPr>
-              <w:t xml:space="preserve">4.0s</w:t>
-            </w:r>
-          </w:p>
-        </w:tc>
-      </w:tr>
-      <w:tr>
-        <w:tc>
-          <w:tcPr>
-            <w:shd w:fill="auto" w:val="clear"/>
-            <w:tcMar>
-              <w:top w:w="100.0" w:type="dxa"/>
-              <w:left w:w="100.0" w:type="dxa"/>
-              <w:bottom w:w="100.0" w:type="dxa"/>
-              <w:right w:w="100.0" w:type="dxa"/>
-            </w:tcMar>
-            <w:vAlign w:val="top"/>
-          </w:tcPr>
-          <w:p>
-            <w:pPr>
-              <w:jc w:val="left"/>
-              <w:rPr>
-                <w:rFonts w:ascii="Times New Roman" w:cs="Times New Roman" w:eastAsia="Times New Roman" w:hAnsi="Times New Roman"/>
-                <w:sz w:val="16"/>
-                <w:szCs w:val="16"/>
-              </w:rPr>
-            </w:pPr>
-            <w:r>
-              <w:rPr>
-                <w:rFonts w:ascii="Times New Roman" w:cs="Times New Roman" w:eastAsia="Times New Roman" w:hAnsi="Times New Roman"/>
-                <w:sz w:val="16"/>
-                <w:szCs w:val="16"/>
-                <w:rtl w:val="0"/>
-              </w:rPr>
-              <w:t xml:space="preserve"/>
-            </w:r>
-          </w:p>
-        </w:tc>
-        <w:tc>
-          <w:tcPr>
-            <w:shd w:fill="auto" w:val="clear"/>
-            <w:tcMar>
-              <w:top w:w="100.0" w:type="dxa"/>
-              <w:left w:w="100.0" w:type="dxa"/>
-              <w:bottom w:w="100.0" w:type="dxa"/>
-              <w:right w:w="100.0" w:type="dxa"/>
-            </w:tcMar>
-            <w:vAlign w:val="top"/>
-          </w:tcPr>
-          <w:p>
-            <w:pPr>
-              <w:jc w:val="left"/>
-              <w:rPr>
-                <w:rFonts w:ascii="Times New Roman" w:cs="Times New Roman" w:eastAsia="Times New Roman" w:hAnsi="Times New Roman"/>
-                <w:sz w:val="16"/>
-                <w:szCs w:val="16"/>
-              </w:rPr>
-            </w:pPr>
-            <w:r>
-              <w:rPr>
-                <w:rFonts w:ascii="Times New Roman" w:cs="Times New Roman" w:eastAsia="Times New Roman" w:hAnsi="Times New Roman"/>
-                <w:sz w:val="16"/>
-                <w:szCs w:val="16"/>
-                <w:rtl w:val="0"/>
-              </w:rPr>
-              <w:t xml:space="preserve">B</w:t>
-            </w:r>
-          </w:p>
-        </w:tc>
-        <w:tc>
-          <w:tcPr>
-            <w:shd w:fill="auto" w:val="clear"/>
-            <w:tcMar>
-              <w:top w:w="100.0" w:type="dxa"/>
-              <w:left w:w="100.0" w:type="dxa"/>
-              <w:bottom w:w="100.0" w:type="dxa"/>
-              <w:right w:w="100.0" w:type="dxa"/>
-            </w:tcMar>
-            <w:vAlign w:val="top"/>
-          </w:tcPr>
-          <w:p>
-            <w:pPr>
-              <w:jc w:val="left"/>
-              <w:rPr>
-                <w:rFonts w:ascii="Times New Roman" w:cs="Times New Roman" w:eastAsia="Times New Roman" w:hAnsi="Times New Roman"/>
-                <w:sz w:val="16"/>
-                <w:szCs w:val="16"/>
-              </w:rPr>
-            </w:pPr>
-            <w:r>
-              <w:rPr>
-                <w:rFonts w:ascii="Times New Roman" w:cs="Times New Roman" w:eastAsia="Times New Roman" w:hAnsi="Times New Roman"/>
-                <w:sz w:val="16"/>
-                <w:szCs w:val="16"/>
-                <w:rtl w:val="0"/>
-              </w:rPr>
-              <w:t xml:space="preserve">909</w:t>
-            </w:r>
-          </w:p>
-        </w:tc>
-        <w:tc>
-          <w:tcPr>
-            <w:shd w:fill="auto" w:val="clear"/>
-            <w:tcMar>
-              <w:top w:w="100.0" w:type="dxa"/>
-              <w:left w:w="100.0" w:type="dxa"/>
-              <w:bottom w:w="100.0" w:type="dxa"/>
-              <w:right w:w="100.0" w:type="dxa"/>
-            </w:tcMar>
-            <w:vAlign w:val="top"/>
-          </w:tcPr>
-          <w:p>
-            <w:pPr>
-              <w:jc w:val="left"/>
-              <w:rPr>
-                <w:rFonts w:ascii="Times New Roman" w:cs="Times New Roman" w:eastAsia="Times New Roman" w:hAnsi="Times New Roman"/>
-                <w:sz w:val="16"/>
-                <w:szCs w:val="16"/>
-              </w:rPr>
-            </w:pPr>
-            <w:r>
-              <w:rPr>
-                <w:rFonts w:ascii="Times New Roman" w:cs="Times New Roman" w:eastAsia="Times New Roman" w:hAnsi="Times New Roman"/>
-                <w:sz w:val="16"/>
-                <w:szCs w:val="16"/>
-                <w:rtl w:val="0"/>
-              </w:rPr>
-              <w:t xml:space="preserve">$0.78</w:t>
-            </w:r>
-          </w:p>
-        </w:tc>
-        <w:tc>
-          <w:tcPr>
-            <w:shd w:fill="auto" w:val="clear"/>
-            <w:tcMar>
-              <w:top w:w="100.0" w:type="dxa"/>
-              <w:left w:w="100.0" w:type="dxa"/>
-              <w:bottom w:w="100.0" w:type="dxa"/>
-              <w:right w:w="100.0" w:type="dxa"/>
-            </w:tcMar>
-            <w:vAlign w:val="top"/>
-          </w:tcPr>
-          <w:p>
-            <w:pPr>
-              <w:jc w:val="left"/>
-              <w:rPr>
-                <w:rFonts w:ascii="Times New Roman" w:cs="Times New Roman" w:eastAsia="Times New Roman" w:hAnsi="Times New Roman"/>
-                <w:sz w:val="16"/>
-                <w:szCs w:val="16"/>
-              </w:rPr>
-            </w:pPr>
-            <w:r>
-              <w:rPr>
-                <w:rFonts w:ascii="Times New Roman" w:cs="Times New Roman" w:eastAsia="Times New Roman" w:hAnsi="Times New Roman"/>
-                <w:sz w:val="16"/>
-                <w:szCs w:val="16"/>
-                <w:rtl w:val="0"/>
-              </w:rPr>
-              <w:t xml:space="preserve">$0.00086</w:t>
-            </w:r>
-          </w:p>
-        </w:tc>
-        <w:tc>
-          <w:tcPr>
-            <w:shd w:fill="auto" w:val="clear"/>
-            <w:tcMar>
-              <w:top w:w="100.0" w:type="dxa"/>
-              <w:left w:w="100.0" w:type="dxa"/>
-              <w:bottom w:w="100.0" w:type="dxa"/>
-              <w:right w:w="100.0" w:type="dxa"/>
-            </w:tcMar>
-            <w:vAlign w:val="top"/>
-          </w:tcPr>
-          <w:p>
-            <w:pPr>
-              <w:jc w:val="left"/>
-              <w:rPr>
-                <w:rFonts w:ascii="Times New Roman" w:cs="Times New Roman" w:eastAsia="Times New Roman" w:hAnsi="Times New Roman"/>
-                <w:sz w:val="16"/>
-                <w:szCs w:val="16"/>
-              </w:rPr>
-            </w:pPr>
-            <w:r>
-              <w:rPr>
-                <w:rFonts w:ascii="Times New Roman" w:cs="Times New Roman" w:eastAsia="Times New Roman" w:hAnsi="Times New Roman"/>
-                <w:sz w:val="16"/>
-                <w:szCs w:val="16"/>
-                <w:rtl w:val="0"/>
-              </w:rPr>
-              <w:t xml:space="preserve">3.2s</w:t>
-            </w:r>
-          </w:p>
-        </w:tc>
-        <w:tc>
-          <w:tcPr>
-            <w:shd w:fill="auto" w:val="clear"/>
-            <w:tcMar>
-              <w:top w:w="100.0" w:type="dxa"/>
-              <w:left w:w="100.0" w:type="dxa"/>
-              <w:bottom w:w="100.0" w:type="dxa"/>
-              <w:right w:w="100.0" w:type="dxa"/>
-            </w:tcMar>
-            <w:vAlign w:val="top"/>
-          </w:tcPr>
-          <w:p>
-            <w:pPr>
-              <w:jc w:val="left"/>
-              <w:rPr>
-                <w:rFonts w:ascii="Times New Roman" w:cs="Times New Roman" w:eastAsia="Times New Roman" w:hAnsi="Times New Roman"/>
-                <w:sz w:val="16"/>
-                <w:szCs w:val="16"/>
-              </w:rPr>
-            </w:pPr>
-            <w:r>
-              <w:rPr>
-                <w:rFonts w:ascii="Times New Roman" w:cs="Times New Roman" w:eastAsia="Times New Roman" w:hAnsi="Times New Roman"/>
-                <w:sz w:val="16"/>
-                <w:szCs w:val="16"/>
-                <w:rtl w:val="0"/>
-              </w:rPr>
-              <w:t xml:space="preserve">4.2s</w:t>
-            </w:r>
-          </w:p>
-        </w:tc>
-      </w:tr>
-      <w:tr>
-        <w:tc>
-          <w:tcPr>
-            <w:shd w:fill="auto" w:val="clear"/>
-            <w:tcMar>
-              <w:top w:w="100.0" w:type="dxa"/>
-              <w:left w:w="100.0" w:type="dxa"/>
-              <w:bottom w:w="100.0" w:type="dxa"/>
-              <w:right w:w="100.0" w:type="dxa"/>
-            </w:tcMar>
-            <w:vAlign w:val="top"/>
-          </w:tcPr>
-          <w:p>
-            <w:pPr>
-              <w:jc w:val="left"/>
-              <w:rPr>
-                <w:rFonts w:ascii="Times New Roman" w:cs="Times New Roman" w:eastAsia="Times New Roman" w:hAnsi="Times New Roman"/>
-                <w:sz w:val="16"/>
-                <w:szCs w:val="16"/>
-              </w:rPr>
-            </w:pPr>
-            <w:r>
-              <w:rPr>
-                <w:rFonts w:ascii="Times New Roman" w:cs="Times New Roman" w:eastAsia="Times New Roman" w:hAnsi="Times New Roman"/>
-                <w:sz w:val="16"/>
-                <w:szCs w:val="16"/>
-                <w:rtl w:val="0"/>
-              </w:rPr>
-              <w:t xml:space="preserve"/>
-            </w:r>
-          </w:p>
-        </w:tc>
-        <w:tc>
-          <w:tcPr>
-            <w:shd w:fill="auto" w:val="clear"/>
-            <w:tcMar>
-              <w:top w:w="100.0" w:type="dxa"/>
-              <w:left w:w="100.0" w:type="dxa"/>
-              <w:bottom w:w="100.0" w:type="dxa"/>
-              <w:right w:w="100.0" w:type="dxa"/>
-            </w:tcMar>
-            <w:vAlign w:val="top"/>
-          </w:tcPr>
-          <w:p>
-            <w:pPr>
-              <w:jc w:val="left"/>
-              <w:rPr>
-                <w:rFonts w:ascii="Times New Roman" w:cs="Times New Roman" w:eastAsia="Times New Roman" w:hAnsi="Times New Roman"/>
-                <w:sz w:val="16"/>
-                <w:szCs w:val="16"/>
-              </w:rPr>
-            </w:pPr>
-            <w:r>
-              <w:rPr>
-                <w:rFonts w:ascii="Times New Roman" w:cs="Times New Roman" w:eastAsia="Times New Roman" w:hAnsi="Times New Roman"/>
-                <w:sz w:val="16"/>
-                <w:szCs w:val="16"/>
-                <w:rtl w:val="0"/>
-              </w:rPr>
-              <w:t xml:space="preserve">C</w:t>
-            </w:r>
-          </w:p>
-        </w:tc>
-        <w:tc>
-          <w:tcPr>
-            <w:shd w:fill="auto" w:val="clear"/>
-            <w:tcMar>
-              <w:top w:w="100.0" w:type="dxa"/>
-              <w:left w:w="100.0" w:type="dxa"/>
-              <w:bottom w:w="100.0" w:type="dxa"/>
-              <w:right w:w="100.0" w:type="dxa"/>
-            </w:tcMar>
-            <w:vAlign w:val="top"/>
-          </w:tcPr>
-          <w:p>
-            <w:pPr>
-              <w:jc w:val="left"/>
-              <w:rPr>
-                <w:rFonts w:ascii="Times New Roman" w:cs="Times New Roman" w:eastAsia="Times New Roman" w:hAnsi="Times New Roman"/>
-                <w:sz w:val="16"/>
-                <w:szCs w:val="16"/>
-              </w:rPr>
-            </w:pPr>
-            <w:r>
-              <w:rPr>
-                <w:rFonts w:ascii="Times New Roman" w:cs="Times New Roman" w:eastAsia="Times New Roman" w:hAnsi="Times New Roman"/>
-                <w:sz w:val="16"/>
-                <w:szCs w:val="16"/>
-                <w:rtl w:val="0"/>
-              </w:rPr>
-              <w:t xml:space="preserve">147</w:t>
-            </w:r>
-          </w:p>
-        </w:tc>
-        <w:tc>
-          <w:tcPr>
-            <w:shd w:fill="auto" w:val="clear"/>
-            <w:tcMar>
-              <w:top w:w="100.0" w:type="dxa"/>
-              <w:left w:w="100.0" w:type="dxa"/>
-              <w:bottom w:w="100.0" w:type="dxa"/>
-              <w:right w:w="100.0" w:type="dxa"/>
-            </w:tcMar>
-            <w:vAlign w:val="top"/>
-          </w:tcPr>
-          <w:p>
-            <w:pPr>
-              <w:jc w:val="left"/>
-              <w:rPr>
-                <w:rFonts w:ascii="Times New Roman" w:cs="Times New Roman" w:eastAsia="Times New Roman" w:hAnsi="Times New Roman"/>
-                <w:sz w:val="16"/>
-                <w:szCs w:val="16"/>
-              </w:rPr>
-            </w:pPr>
-            <w:r>
-              <w:rPr>
-                <w:rFonts w:ascii="Times New Roman" w:cs="Times New Roman" w:eastAsia="Times New Roman" w:hAnsi="Times New Roman"/>
-                <w:sz w:val="16"/>
-                <w:szCs w:val="16"/>
-                <w:rtl w:val="0"/>
-              </w:rPr>
-              <w:t xml:space="preserve">$0.31</w:t>
-            </w:r>
-          </w:p>
-        </w:tc>
-        <w:tc>
-          <w:tcPr>
-            <w:shd w:fill="auto" w:val="clear"/>
-            <w:tcMar>
-              <w:top w:w="100.0" w:type="dxa"/>
-              <w:left w:w="100.0" w:type="dxa"/>
-              <w:bottom w:w="100.0" w:type="dxa"/>
-              <w:right w:w="100.0" w:type="dxa"/>
-            </w:tcMar>
-            <w:vAlign w:val="top"/>
-          </w:tcPr>
-          <w:p>
-            <w:pPr>
-              <w:jc w:val="left"/>
-              <w:rPr>
-                <w:rFonts w:ascii="Times New Roman" w:cs="Times New Roman" w:eastAsia="Times New Roman" w:hAnsi="Times New Roman"/>
-                <w:sz w:val="16"/>
-                <w:szCs w:val="16"/>
-              </w:rPr>
-            </w:pPr>
-            <w:r>
-              <w:rPr>
-                <w:rFonts w:ascii="Times New Roman" w:cs="Times New Roman" w:eastAsia="Times New Roman" w:hAnsi="Times New Roman"/>
-                <w:sz w:val="16"/>
-                <w:szCs w:val="16"/>
-                <w:rtl w:val="0"/>
-              </w:rPr>
-              <w:t xml:space="preserve">$0.00212</w:t>
-            </w:r>
-          </w:p>
-        </w:tc>
-        <w:tc>
-          <w:tcPr>
-            <w:shd w:fill="auto" w:val="clear"/>
-            <w:tcMar>
-              <w:top w:w="100.0" w:type="dxa"/>
-              <w:left w:w="100.0" w:type="dxa"/>
-              <w:bottom w:w="100.0" w:type="dxa"/>
-              <w:right w:w="100.0" w:type="dxa"/>
-            </w:tcMar>
-            <w:vAlign w:val="top"/>
-          </w:tcPr>
-          <w:p>
-            <w:pPr>
-              <w:jc w:val="left"/>
-              <w:rPr>
-                <w:rFonts w:ascii="Times New Roman" w:cs="Times New Roman" w:eastAsia="Times New Roman" w:hAnsi="Times New Roman"/>
-                <w:sz w:val="16"/>
-                <w:szCs w:val="16"/>
-              </w:rPr>
-            </w:pPr>
-            <w:r>
-              <w:rPr>
-                <w:rFonts w:ascii="Times New Roman" w:cs="Times New Roman" w:eastAsia="Times New Roman" w:hAnsi="Times New Roman"/>
-                <w:sz w:val="16"/>
-                <w:szCs w:val="16"/>
-                <w:rtl w:val="0"/>
-              </w:rPr>
-              <w:t xml:space="preserve">2.0s</w:t>
-            </w:r>
-          </w:p>
-        </w:tc>
-        <w:tc>
-          <w:tcPr>
-            <w:shd w:fill="auto" w:val="clear"/>
-            <w:tcMar>
-              <w:top w:w="100.0" w:type="dxa"/>
-              <w:left w:w="100.0" w:type="dxa"/>
-              <w:bottom w:w="100.0" w:type="dxa"/>
-              <w:right w:w="100.0" w:type="dxa"/>
-            </w:tcMar>
-            <w:vAlign w:val="top"/>
-          </w:tcPr>
-          <w:p>
-            <w:pPr>
-              <w:jc w:val="left"/>
-              <w:rPr>
-                <w:rFonts w:ascii="Times New Roman" w:cs="Times New Roman" w:eastAsia="Times New Roman" w:hAnsi="Times New Roman"/>
-                <w:sz w:val="16"/>
-                <w:szCs w:val="16"/>
-              </w:rPr>
-            </w:pPr>
-            <w:r>
-              <w:rPr>
-                <w:rFonts w:ascii="Times New Roman" w:cs="Times New Roman" w:eastAsia="Times New Roman" w:hAnsi="Times New Roman"/>
-                <w:sz w:val="16"/>
-                <w:szCs w:val="16"/>
-                <w:rtl w:val="0"/>
-              </w:rPr>
-              <w:t xml:space="preserve">2.6s</w:t>
-            </w:r>
-          </w:p>
-        </w:tc>
-      </w:tr>
-      <w:tr>
-        <w:tc>
-          <w:tcPr>
-            <w:shd w:fill="auto" w:val="clear"/>
-            <w:tcMar>
-              <w:top w:w="100.0" w:type="dxa"/>
-              <w:left w:w="100.0" w:type="dxa"/>
-              <w:bottom w:w="100.0" w:type="dxa"/>
-              <w:right w:w="100.0" w:type="dxa"/>
-            </w:tcMar>
-            <w:vAlign w:val="top"/>
-          </w:tcPr>
-          <w:p>
-            <w:pPr>
-              <w:jc w:val="left"/>
-              <w:rPr>
-                <w:rFonts w:ascii="Times New Roman" w:cs="Times New Roman" w:eastAsia="Times New Roman" w:hAnsi="Times New Roman"/>
-                <w:sz w:val="16"/>
-                <w:szCs w:val="16"/>
-              </w:rPr>
-            </w:pPr>
-            <w:r>
-              <w:rPr>
-                <w:rFonts w:ascii="Times New Roman" w:cs="Times New Roman" w:eastAsia="Times New Roman" w:hAnsi="Times New Roman"/>
-                <w:sz w:val="16"/>
-                <w:szCs w:val="16"/>
-                <w:rtl w:val="0"/>
-              </w:rPr>
-              <w:t xml:space="preserve"/>
-            </w:r>
-          </w:p>
-        </w:tc>
-        <w:tc>
-          <w:tcPr>
-            <w:shd w:fill="auto" w:val="clear"/>
-            <w:tcMar>
-              <w:top w:w="100.0" w:type="dxa"/>
-              <w:left w:w="100.0" w:type="dxa"/>
-              <w:bottom w:w="100.0" w:type="dxa"/>
-              <w:right w:w="100.0" w:type="dxa"/>
-            </w:tcMar>
-            <w:vAlign w:val="top"/>
-          </w:tcPr>
-          <w:p>
-            <w:pPr>
-              <w:jc w:val="left"/>
-              <w:rPr>
-                <w:rFonts w:ascii="Times New Roman" w:cs="Times New Roman" w:eastAsia="Times New Roman" w:hAnsi="Times New Roman"/>
-                <w:sz w:val="16"/>
-                <w:szCs w:val="16"/>
-              </w:rPr>
-            </w:pPr>
-            <w:r>
-              <w:rPr>
-                <w:rFonts w:ascii="Times New Roman" w:cs="Times New Roman" w:eastAsia="Times New Roman" w:hAnsi="Times New Roman"/>
-                <w:sz w:val="16"/>
-                <w:szCs w:val="16"/>
-                <w:rtl w:val="0"/>
-              </w:rPr>
-              <w:t xml:space="preserve">D</w:t>
-            </w:r>
-          </w:p>
-        </w:tc>
-        <w:tc>
-          <w:tcPr>
-            <w:shd w:fill="auto" w:val="clear"/>
-            <w:tcMar>
-              <w:top w:w="100.0" w:type="dxa"/>
-              <w:left w:w="100.0" w:type="dxa"/>
-              <w:bottom w:w="100.0" w:type="dxa"/>
-              <w:right w:w="100.0" w:type="dxa"/>
-            </w:tcMar>
-            <w:vAlign w:val="top"/>
-          </w:tcPr>
-          <w:p>
-            <w:pPr>
-              <w:jc w:val="left"/>
-              <w:rPr>
-                <w:rFonts w:ascii="Times New Roman" w:cs="Times New Roman" w:eastAsia="Times New Roman" w:hAnsi="Times New Roman"/>
-                <w:sz w:val="16"/>
-                <w:szCs w:val="16"/>
-              </w:rPr>
-            </w:pPr>
-            <w:r>
-              <w:rPr>
-                <w:rFonts w:ascii="Times New Roman" w:cs="Times New Roman" w:eastAsia="Times New Roman" w:hAnsi="Times New Roman"/>
-                <w:sz w:val="16"/>
-                <w:szCs w:val="16"/>
-                <w:rtl w:val="0"/>
-              </w:rPr>
-              <w:t xml:space="preserve">147</w:t>
-            </w:r>
-          </w:p>
-        </w:tc>
-        <w:tc>
-          <w:tcPr>
-            <w:shd w:fill="auto" w:val="clear"/>
-            <w:tcMar>
-              <w:top w:w="100.0" w:type="dxa"/>
-              <w:left w:w="100.0" w:type="dxa"/>
-              <w:bottom w:w="100.0" w:type="dxa"/>
-              <w:right w:w="100.0" w:type="dxa"/>
-            </w:tcMar>
-            <w:vAlign w:val="top"/>
-          </w:tcPr>
-          <w:p>
-            <w:pPr>
-              <w:jc w:val="left"/>
-              <w:rPr>
-                <w:rFonts w:ascii="Times New Roman" w:cs="Times New Roman" w:eastAsia="Times New Roman" w:hAnsi="Times New Roman"/>
-                <w:sz w:val="16"/>
-                <w:szCs w:val="16"/>
-              </w:rPr>
-            </w:pPr>
-            <w:r>
-              <w:rPr>
-                <w:rFonts w:ascii="Times New Roman" w:cs="Times New Roman" w:eastAsia="Times New Roman" w:hAnsi="Times New Roman"/>
-                <w:sz w:val="16"/>
-                <w:szCs w:val="16"/>
-                <w:rtl w:val="0"/>
-              </w:rPr>
-              <w:t xml:space="preserve">$0.31</w:t>
-            </w:r>
-          </w:p>
-        </w:tc>
-        <w:tc>
-          <w:tcPr>
-            <w:shd w:fill="auto" w:val="clear"/>
-            <w:tcMar>
-              <w:top w:w="100.0" w:type="dxa"/>
-              <w:left w:w="100.0" w:type="dxa"/>
-              <w:bottom w:w="100.0" w:type="dxa"/>
-              <w:right w:w="100.0" w:type="dxa"/>
-            </w:tcMar>
-            <w:vAlign w:val="top"/>
-          </w:tcPr>
-          <w:p>
-            <w:pPr>
-              <w:jc w:val="left"/>
-              <w:rPr>
-                <w:rFonts w:ascii="Times New Roman" w:cs="Times New Roman" w:eastAsia="Times New Roman" w:hAnsi="Times New Roman"/>
-                <w:sz w:val="16"/>
-                <w:szCs w:val="16"/>
-              </w:rPr>
-            </w:pPr>
-            <w:r>
-              <w:rPr>
-                <w:rFonts w:ascii="Times New Roman" w:cs="Times New Roman" w:eastAsia="Times New Roman" w:hAnsi="Times New Roman"/>
-                <w:sz w:val="16"/>
-                <w:szCs w:val="16"/>
-                <w:rtl w:val="0"/>
-              </w:rPr>
-              <w:t xml:space="preserve">$0.00214</w:t>
-            </w:r>
-          </w:p>
-        </w:tc>
-        <w:tc>
-          <w:tcPr>
-            <w:shd w:fill="auto" w:val="clear"/>
-            <w:tcMar>
-              <w:top w:w="100.0" w:type="dxa"/>
-              <w:left w:w="100.0" w:type="dxa"/>
-              <w:bottom w:w="100.0" w:type="dxa"/>
-              <w:right w:w="100.0" w:type="dxa"/>
-            </w:tcMar>
-            <w:vAlign w:val="top"/>
-          </w:tcPr>
-          <w:p>
-            <w:pPr>
-              <w:jc w:val="left"/>
-              <w:rPr>
-                <w:rFonts w:ascii="Times New Roman" w:cs="Times New Roman" w:eastAsia="Times New Roman" w:hAnsi="Times New Roman"/>
-                <w:sz w:val="16"/>
-                <w:szCs w:val="16"/>
-              </w:rPr>
-            </w:pPr>
-            <w:r>
-              <w:rPr>
-                <w:rFonts w:ascii="Times New Roman" w:cs="Times New Roman" w:eastAsia="Times New Roman" w:hAnsi="Times New Roman"/>
-                <w:sz w:val="16"/>
-                <w:szCs w:val="16"/>
-                <w:rtl w:val="0"/>
-              </w:rPr>
-              <w:t xml:space="preserve">1.9s</w:t>
-            </w:r>
-          </w:p>
-        </w:tc>
-        <w:tc>
-          <w:tcPr>
-            <w:shd w:fill="auto" w:val="clear"/>
-            <w:tcMar>
-              <w:top w:w="100.0" w:type="dxa"/>
-              <w:left w:w="100.0" w:type="dxa"/>
-              <w:bottom w:w="100.0" w:type="dxa"/>
-              <w:right w:w="100.0" w:type="dxa"/>
-            </w:tcMar>
-            <w:vAlign w:val="top"/>
-          </w:tcPr>
-          <w:p>
-            <w:pPr>
-              <w:jc w:val="left"/>
-              <w:rPr>
-                <w:rFonts w:ascii="Times New Roman" w:cs="Times New Roman" w:eastAsia="Times New Roman" w:hAnsi="Times New Roman"/>
-                <w:sz w:val="16"/>
-                <w:szCs w:val="16"/>
-              </w:rPr>
-            </w:pPr>
-            <w:r>
-              <w:rPr>
-                <w:rFonts w:ascii="Times New Roman" w:cs="Times New Roman" w:eastAsia="Times New Roman" w:hAnsi="Times New Roman"/>
-                <w:sz w:val="16"/>
-                <w:szCs w:val="16"/>
-                <w:rtl w:val="0"/>
-              </w:rPr>
-              <w:t xml:space="preserve">2.6s</w:t>
-            </w:r>
-          </w:p>
-        </w:tc>
-      </w:tr>
-      <w:tr>
-        <w:tc>
-          <w:tcPr>
-            <w:shd w:fill="auto" w:val="clear"/>
-            <w:tcMar>
-              <w:top w:w="100.0" w:type="dxa"/>
-              <w:left w:w="100.0" w:type="dxa"/>
-              <w:bottom w:w="100.0" w:type="dxa"/>
-              <w:right w:w="100.0" w:type="dxa"/>
-            </w:tcMar>
-            <w:vAlign w:val="top"/>
-          </w:tcPr>
-          <w:p>
-            <w:pPr>
-              <w:jc w:val="left"/>
-              <w:rPr>
-                <w:rFonts w:ascii="Times New Roman" w:cs="Times New Roman" w:eastAsia="Times New Roman" w:hAnsi="Times New Roman"/>
-                <w:sz w:val="16"/>
-                <w:szCs w:val="16"/>
-              </w:rPr>
-            </w:pPr>
-            <w:r>
-              <w:rPr>
-                <w:rFonts w:ascii="Times New Roman" w:cs="Times New Roman" w:eastAsia="Times New Roman" w:hAnsi="Times New Roman"/>
-                <w:sz w:val="16"/>
-                <w:szCs w:val="16"/>
-                <w:rtl w:val="0"/>
-              </w:rPr>
-              <w:t xml:space="preserve">GPT-4.1</w:t>
-            </w:r>
-          </w:p>
-        </w:tc>
-        <w:tc>
-          <w:tcPr>
-            <w:shd w:fill="auto" w:val="clear"/>
-            <w:tcMar>
-              <w:top w:w="100.0" w:type="dxa"/>
-              <w:left w:w="100.0" w:type="dxa"/>
-              <w:bottom w:w="100.0" w:type="dxa"/>
-              <w:right w:w="100.0" w:type="dxa"/>
-            </w:tcMar>
-            <w:vAlign w:val="top"/>
-          </w:tcPr>
-          <w:p>
-            <w:pPr>
-              <w:jc w:val="left"/>
-              <w:rPr>
-                <w:rFonts w:ascii="Times New Roman" w:cs="Times New Roman" w:eastAsia="Times New Roman" w:hAnsi="Times New Roman"/>
-                <w:sz w:val="16"/>
-                <w:szCs w:val="16"/>
-              </w:rPr>
-            </w:pPr>
-            <w:r>
-              <w:rPr>
-                <w:rFonts w:ascii="Times New Roman" w:cs="Times New Roman" w:eastAsia="Times New Roman" w:hAnsi="Times New Roman"/>
-                <w:sz w:val="16"/>
-                <w:szCs w:val="16"/>
-                <w:rtl w:val="0"/>
-              </w:rPr>
-              <w:t xml:space="preserve">A</w:t>
-            </w:r>
-          </w:p>
-        </w:tc>
-        <w:tc>
-          <w:tcPr>
-            <w:shd w:fill="auto" w:val="clear"/>
-            <w:tcMar>
-              <w:top w:w="100.0" w:type="dxa"/>
-              <w:left w:w="100.0" w:type="dxa"/>
-              <w:bottom w:w="100.0" w:type="dxa"/>
-              <w:right w:w="100.0" w:type="dxa"/>
-            </w:tcMar>
-            <w:vAlign w:val="top"/>
-          </w:tcPr>
-          <w:p>
-            <w:pPr>
-              <w:jc w:val="left"/>
-              <w:rPr>
-                <w:rFonts w:ascii="Times New Roman" w:cs="Times New Roman" w:eastAsia="Times New Roman" w:hAnsi="Times New Roman"/>
-                <w:sz w:val="16"/>
-                <w:szCs w:val="16"/>
-              </w:rPr>
-            </w:pPr>
-            <w:r>
-              <w:rPr>
-                <w:rFonts w:ascii="Times New Roman" w:cs="Times New Roman" w:eastAsia="Times New Roman" w:hAnsi="Times New Roman"/>
-                <w:sz w:val="16"/>
-                <w:szCs w:val="16"/>
-                <w:rtl w:val="0"/>
-              </w:rPr>
-              <w:t xml:space="preserve">909</w:t>
-            </w:r>
-          </w:p>
-        </w:tc>
-        <w:tc>
-          <w:tcPr>
-            <w:shd w:fill="auto" w:val="clear"/>
-            <w:tcMar>
-              <w:top w:w="100.0" w:type="dxa"/>
-              <w:left w:w="100.0" w:type="dxa"/>
-              <w:bottom w:w="100.0" w:type="dxa"/>
-              <w:right w:w="100.0" w:type="dxa"/>
-            </w:tcMar>
-            <w:vAlign w:val="top"/>
-          </w:tcPr>
-          <w:p>
-            <w:pPr>
-              <w:jc w:val="left"/>
-              <w:rPr>
-                <w:rFonts w:ascii="Times New Roman" w:cs="Times New Roman" w:eastAsia="Times New Roman" w:hAnsi="Times New Roman"/>
-                <w:sz w:val="16"/>
-                <w:szCs w:val="16"/>
-              </w:rPr>
-            </w:pPr>
-            <w:r>
-              <w:rPr>
-                <w:rFonts w:ascii="Times New Roman" w:cs="Times New Roman" w:eastAsia="Times New Roman" w:hAnsi="Times New Roman"/>
-                <w:sz w:val="16"/>
-                <w:szCs w:val="16"/>
-                <w:rtl w:val="0"/>
-              </w:rPr>
-              <w:t xml:space="preserve">$3.02</w:t>
-            </w:r>
-          </w:p>
-        </w:tc>
-        <w:tc>
-          <w:tcPr>
-            <w:shd w:fill="auto" w:val="clear"/>
-            <w:tcMar>
-              <w:top w:w="100.0" w:type="dxa"/>
-              <w:left w:w="100.0" w:type="dxa"/>
-              <w:bottom w:w="100.0" w:type="dxa"/>
-              <w:right w:w="100.0" w:type="dxa"/>
-            </w:tcMar>
-            <w:vAlign w:val="top"/>
-          </w:tcPr>
-          <w:p>
-            <w:pPr>
-              <w:jc w:val="left"/>
-              <w:rPr>
-                <w:rFonts w:ascii="Times New Roman" w:cs="Times New Roman" w:eastAsia="Times New Roman" w:hAnsi="Times New Roman"/>
-                <w:sz w:val="16"/>
-                <w:szCs w:val="16"/>
-              </w:rPr>
-            </w:pPr>
-            <w:r>
-              <w:rPr>
-                <w:rFonts w:ascii="Times New Roman" w:cs="Times New Roman" w:eastAsia="Times New Roman" w:hAnsi="Times New Roman"/>
-                <w:sz w:val="16"/>
-                <w:szCs w:val="16"/>
-                <w:rtl w:val="0"/>
-              </w:rPr>
-              <w:t xml:space="preserve">$0.00333</w:t>
-            </w:r>
-          </w:p>
-        </w:tc>
-        <w:tc>
-          <w:tcPr>
-            <w:shd w:fill="auto" w:val="clear"/>
-            <w:tcMar>
-              <w:top w:w="100.0" w:type="dxa"/>
-              <w:left w:w="100.0" w:type="dxa"/>
-              <w:bottom w:w="100.0" w:type="dxa"/>
-              <w:right w:w="100.0" w:type="dxa"/>
-            </w:tcMar>
-            <w:vAlign w:val="top"/>
-          </w:tcPr>
-          <w:p>
-            <w:pPr>
-              <w:jc w:val="left"/>
-              <w:rPr>
-                <w:rFonts w:ascii="Times New Roman" w:cs="Times New Roman" w:eastAsia="Times New Roman" w:hAnsi="Times New Roman"/>
-                <w:sz w:val="16"/>
-                <w:szCs w:val="16"/>
-              </w:rPr>
-            </w:pPr>
-            <w:r>
-              <w:rPr>
-                <w:rFonts w:ascii="Times New Roman" w:cs="Times New Roman" w:eastAsia="Times New Roman" w:hAnsi="Times New Roman"/>
-                <w:sz w:val="16"/>
-                <w:szCs w:val="16"/>
-                <w:rtl w:val="0"/>
-              </w:rPr>
-              <w:t xml:space="preserve">4.6s</w:t>
-            </w:r>
-          </w:p>
-        </w:tc>
-        <w:tc>
-          <w:tcPr>
-            <w:shd w:fill="auto" w:val="clear"/>
-            <w:tcMar>
-              <w:top w:w="100.0" w:type="dxa"/>
-              <w:left w:w="100.0" w:type="dxa"/>
-              <w:bottom w:w="100.0" w:type="dxa"/>
-              <w:right w:w="100.0" w:type="dxa"/>
-            </w:tcMar>
-            <w:vAlign w:val="top"/>
-          </w:tcPr>
-          <w:p>
-            <w:pPr>
-              <w:jc w:val="left"/>
-              <w:rPr>
-                <w:rFonts w:ascii="Times New Roman" w:cs="Times New Roman" w:eastAsia="Times New Roman" w:hAnsi="Times New Roman"/>
-                <w:sz w:val="16"/>
-                <w:szCs w:val="16"/>
-              </w:rPr>
-            </w:pPr>
-            <w:r>
-              <w:rPr>
-                <w:rFonts w:ascii="Times New Roman" w:cs="Times New Roman" w:eastAsia="Times New Roman" w:hAnsi="Times New Roman"/>
-                <w:sz w:val="16"/>
-                <w:szCs w:val="16"/>
-                <w:rtl w:val="0"/>
-              </w:rPr>
-              <w:t xml:space="preserve">7.2s</w:t>
-            </w:r>
-          </w:p>
-        </w:tc>
-      </w:tr>
-      <w:tr>
-        <w:tc>
-          <w:tcPr>
-            <w:shd w:fill="auto" w:val="clear"/>
-            <w:tcMar>
-              <w:top w:w="100.0" w:type="dxa"/>
-              <w:left w:w="100.0" w:type="dxa"/>
-              <w:bottom w:w="100.0" w:type="dxa"/>
-              <w:right w:w="100.0" w:type="dxa"/>
-            </w:tcMar>
-            <w:vAlign w:val="top"/>
-          </w:tcPr>
-          <w:p>
-            <w:pPr>
-              <w:jc w:val="left"/>
-              <w:rPr>
-                <w:rFonts w:ascii="Times New Roman" w:cs="Times New Roman" w:eastAsia="Times New Roman" w:hAnsi="Times New Roman"/>
-                <w:sz w:val="16"/>
-                <w:szCs w:val="16"/>
-              </w:rPr>
-            </w:pPr>
-            <w:r>
-              <w:rPr>
-                <w:rFonts w:ascii="Times New Roman" w:cs="Times New Roman" w:eastAsia="Times New Roman" w:hAnsi="Times New Roman"/>
-                <w:sz w:val="16"/>
-                <w:szCs w:val="16"/>
-                <w:rtl w:val="0"/>
-              </w:rPr>
-              <w:t xml:space="preserve"/>
-            </w:r>
-          </w:p>
-        </w:tc>
-        <w:tc>
-          <w:tcPr>
-            <w:shd w:fill="auto" w:val="clear"/>
-            <w:tcMar>
-              <w:top w:w="100.0" w:type="dxa"/>
-              <w:left w:w="100.0" w:type="dxa"/>
-              <w:bottom w:w="100.0" w:type="dxa"/>
-              <w:right w:w="100.0" w:type="dxa"/>
-            </w:tcMar>
-            <w:vAlign w:val="top"/>
-          </w:tcPr>
-          <w:p>
-            <w:pPr>
-              <w:jc w:val="left"/>
-              <w:rPr>
-                <w:rFonts w:ascii="Times New Roman" w:cs="Times New Roman" w:eastAsia="Times New Roman" w:hAnsi="Times New Roman"/>
-                <w:sz w:val="16"/>
-                <w:szCs w:val="16"/>
-              </w:rPr>
-            </w:pPr>
-            <w:r>
-              <w:rPr>
-                <w:rFonts w:ascii="Times New Roman" w:cs="Times New Roman" w:eastAsia="Times New Roman" w:hAnsi="Times New Roman"/>
-                <w:sz w:val="16"/>
-                <w:szCs w:val="16"/>
-                <w:rtl w:val="0"/>
-              </w:rPr>
-              <w:t xml:space="preserve">B</w:t>
-            </w:r>
-          </w:p>
-        </w:tc>
-        <w:tc>
-          <w:tcPr>
-            <w:shd w:fill="auto" w:val="clear"/>
-            <w:tcMar>
-              <w:top w:w="100.0" w:type="dxa"/>
-              <w:left w:w="100.0" w:type="dxa"/>
-              <w:bottom w:w="100.0" w:type="dxa"/>
-              <w:right w:w="100.0" w:type="dxa"/>
-            </w:tcMar>
-            <w:vAlign w:val="top"/>
-          </w:tcPr>
-          <w:p>
-            <w:pPr>
-              <w:jc w:val="left"/>
-              <w:rPr>
-                <w:rFonts w:ascii="Times New Roman" w:cs="Times New Roman" w:eastAsia="Times New Roman" w:hAnsi="Times New Roman"/>
-                <w:sz w:val="16"/>
-                <w:szCs w:val="16"/>
-              </w:rPr>
-            </w:pPr>
-            <w:r>
-              <w:rPr>
-                <w:rFonts w:ascii="Times New Roman" w:cs="Times New Roman" w:eastAsia="Times New Roman" w:hAnsi="Times New Roman"/>
-                <w:sz w:val="16"/>
-                <w:szCs w:val="16"/>
-                <w:rtl w:val="0"/>
-              </w:rPr>
-              <w:t xml:space="preserve">909</w:t>
-            </w:r>
-          </w:p>
-        </w:tc>
-        <w:tc>
-          <w:tcPr>
-            <w:shd w:fill="auto" w:val="clear"/>
-            <w:tcMar>
-              <w:top w:w="100.0" w:type="dxa"/>
-              <w:left w:w="100.0" w:type="dxa"/>
-              <w:bottom w:w="100.0" w:type="dxa"/>
-              <w:right w:w="100.0" w:type="dxa"/>
-            </w:tcMar>
-            <w:vAlign w:val="top"/>
-          </w:tcPr>
-          <w:p>
-            <w:pPr>
-              <w:jc w:val="left"/>
-              <w:rPr>
-                <w:rFonts w:ascii="Times New Roman" w:cs="Times New Roman" w:eastAsia="Times New Roman" w:hAnsi="Times New Roman"/>
-                <w:sz w:val="16"/>
-                <w:szCs w:val="16"/>
-              </w:rPr>
-            </w:pPr>
-            <w:r>
-              <w:rPr>
-                <w:rFonts w:ascii="Times New Roman" w:cs="Times New Roman" w:eastAsia="Times New Roman" w:hAnsi="Times New Roman"/>
-                <w:sz w:val="16"/>
-                <w:szCs w:val="16"/>
-                <w:rtl w:val="0"/>
-              </w:rPr>
-              <w:t xml:space="preserve">$3.21</w:t>
-            </w:r>
-          </w:p>
-        </w:tc>
-        <w:tc>
-          <w:tcPr>
-            <w:shd w:fill="auto" w:val="clear"/>
-            <w:tcMar>
-              <w:top w:w="100.0" w:type="dxa"/>
-              <w:left w:w="100.0" w:type="dxa"/>
-              <w:bottom w:w="100.0" w:type="dxa"/>
-              <w:right w:w="100.0" w:type="dxa"/>
-            </w:tcMar>
-            <w:vAlign w:val="top"/>
-          </w:tcPr>
-          <w:p>
-            <w:pPr>
-              <w:jc w:val="left"/>
-              <w:rPr>
-                <w:rFonts w:ascii="Times New Roman" w:cs="Times New Roman" w:eastAsia="Times New Roman" w:hAnsi="Times New Roman"/>
-                <w:sz w:val="16"/>
-                <w:szCs w:val="16"/>
-              </w:rPr>
-            </w:pPr>
-            <w:r>
-              <w:rPr>
-                <w:rFonts w:ascii="Times New Roman" w:cs="Times New Roman" w:eastAsia="Times New Roman" w:hAnsi="Times New Roman"/>
-                <w:sz w:val="16"/>
-                <w:szCs w:val="16"/>
-                <w:rtl w:val="0"/>
-              </w:rPr>
-              <w:t xml:space="preserve">$0.00353</w:t>
-            </w:r>
-          </w:p>
-        </w:tc>
-        <w:tc>
-          <w:tcPr>
-            <w:shd w:fill="auto" w:val="clear"/>
-            <w:tcMar>
-              <w:top w:w="100.0" w:type="dxa"/>
-              <w:left w:w="100.0" w:type="dxa"/>
-              <w:bottom w:w="100.0" w:type="dxa"/>
-              <w:right w:w="100.0" w:type="dxa"/>
-            </w:tcMar>
-            <w:vAlign w:val="top"/>
-          </w:tcPr>
-          <w:p>
-            <w:pPr>
-              <w:jc w:val="left"/>
-              <w:rPr>
-                <w:rFonts w:ascii="Times New Roman" w:cs="Times New Roman" w:eastAsia="Times New Roman" w:hAnsi="Times New Roman"/>
-                <w:sz w:val="16"/>
-                <w:szCs w:val="16"/>
-              </w:rPr>
-            </w:pPr>
-            <w:r>
-              <w:rPr>
-                <w:rFonts w:ascii="Times New Roman" w:cs="Times New Roman" w:eastAsia="Times New Roman" w:hAnsi="Times New Roman"/>
-                <w:sz w:val="16"/>
-                <w:szCs w:val="16"/>
-                <w:rtl w:val="0"/>
-              </w:rPr>
-              <w:t xml:space="preserve">6.8s</w:t>
-            </w:r>
-          </w:p>
-        </w:tc>
-        <w:tc>
-          <w:tcPr>
-            <w:shd w:fill="auto" w:val="clear"/>
-            <w:tcMar>
-              <w:top w:w="100.0" w:type="dxa"/>
-              <w:left w:w="100.0" w:type="dxa"/>
-              <w:bottom w:w="100.0" w:type="dxa"/>
-              <w:right w:w="100.0" w:type="dxa"/>
-            </w:tcMar>
-            <w:vAlign w:val="top"/>
-          </w:tcPr>
-          <w:p>
-            <w:pPr>
-              <w:jc w:val="left"/>
-              <w:rPr>
-                <w:rFonts w:ascii="Times New Roman" w:cs="Times New Roman" w:eastAsia="Times New Roman" w:hAnsi="Times New Roman"/>
-                <w:sz w:val="16"/>
-                <w:szCs w:val="16"/>
-              </w:rPr>
-            </w:pPr>
-            <w:r>
-              <w:rPr>
-                <w:rFonts w:ascii="Times New Roman" w:cs="Times New Roman" w:eastAsia="Times New Roman" w:hAnsi="Times New Roman"/>
-                <w:sz w:val="16"/>
-                <w:szCs w:val="16"/>
-                <w:rtl w:val="0"/>
-              </w:rPr>
-              <w:t xml:space="preserve">14.7s</w:t>
-            </w:r>
-          </w:p>
-        </w:tc>
-      </w:tr>
-      <w:tr>
-        <w:tc>
-          <w:tcPr>
-            <w:shd w:fill="auto" w:val="clear"/>
-            <w:tcMar>
-              <w:top w:w="100.0" w:type="dxa"/>
-              <w:left w:w="100.0" w:type="dxa"/>
-              <w:bottom w:w="100.0" w:type="dxa"/>
-              <w:right w:w="100.0" w:type="dxa"/>
-            </w:tcMar>
-            <w:vAlign w:val="top"/>
-          </w:tcPr>
-          <w:p>
-            <w:pPr>
-              <w:jc w:val="left"/>
-              <w:rPr>
-                <w:rFonts w:ascii="Times New Roman" w:cs="Times New Roman" w:eastAsia="Times New Roman" w:hAnsi="Times New Roman"/>
-                <w:sz w:val="16"/>
-                <w:szCs w:val="16"/>
-              </w:rPr>
-            </w:pPr>
-            <w:r>
-              <w:rPr>
-                <w:rFonts w:ascii="Times New Roman" w:cs="Times New Roman" w:eastAsia="Times New Roman" w:hAnsi="Times New Roman"/>
-                <w:sz w:val="16"/>
-                <w:szCs w:val="16"/>
-                <w:rtl w:val="0"/>
-              </w:rPr>
-              <w:t xml:space="preserve"/>
-            </w:r>
-          </w:p>
-        </w:tc>
-        <w:tc>
-          <w:tcPr>
-            <w:shd w:fill="auto" w:val="clear"/>
-            <w:tcMar>
-              <w:top w:w="100.0" w:type="dxa"/>
-              <w:left w:w="100.0" w:type="dxa"/>
-              <w:bottom w:w="100.0" w:type="dxa"/>
-              <w:right w:w="100.0" w:type="dxa"/>
-            </w:tcMar>
-            <w:vAlign w:val="top"/>
-          </w:tcPr>
-          <w:p>
-            <w:pPr>
-              <w:jc w:val="left"/>
-              <w:rPr>
-                <w:rFonts w:ascii="Times New Roman" w:cs="Times New Roman" w:eastAsia="Times New Roman" w:hAnsi="Times New Roman"/>
-                <w:sz w:val="16"/>
-                <w:szCs w:val="16"/>
-              </w:rPr>
-            </w:pPr>
-            <w:r>
-              <w:rPr>
-                <w:rFonts w:ascii="Times New Roman" w:cs="Times New Roman" w:eastAsia="Times New Roman" w:hAnsi="Times New Roman"/>
-                <w:sz w:val="16"/>
-                <w:szCs w:val="16"/>
-                <w:rtl w:val="0"/>
-              </w:rPr>
-              <w:t xml:space="preserve">C</w:t>
-            </w:r>
-          </w:p>
-        </w:tc>
-        <w:tc>
-          <w:tcPr>
-            <w:shd w:fill="auto" w:val="clear"/>
-            <w:tcMar>
-              <w:top w:w="100.0" w:type="dxa"/>
-              <w:left w:w="100.0" w:type="dxa"/>
-              <w:bottom w:w="100.0" w:type="dxa"/>
-              <w:right w:w="100.0" w:type="dxa"/>
-            </w:tcMar>
-            <w:vAlign w:val="top"/>
-          </w:tcPr>
-          <w:p>
-            <w:pPr>
-              <w:jc w:val="left"/>
-              <w:rPr>
-                <w:rFonts w:ascii="Times New Roman" w:cs="Times New Roman" w:eastAsia="Times New Roman" w:hAnsi="Times New Roman"/>
-                <w:sz w:val="16"/>
-                <w:szCs w:val="16"/>
-              </w:rPr>
-            </w:pPr>
-            <w:r>
-              <w:rPr>
-                <w:rFonts w:ascii="Times New Roman" w:cs="Times New Roman" w:eastAsia="Times New Roman" w:hAnsi="Times New Roman"/>
-                <w:sz w:val="16"/>
-                <w:szCs w:val="16"/>
-                <w:rtl w:val="0"/>
-              </w:rPr>
-              <w:t xml:space="preserve">147</w:t>
-            </w:r>
-          </w:p>
-        </w:tc>
-        <w:tc>
-          <w:tcPr>
-            <w:shd w:fill="auto" w:val="clear"/>
-            <w:tcMar>
-              <w:top w:w="100.0" w:type="dxa"/>
-              <w:left w:w="100.0" w:type="dxa"/>
-              <w:bottom w:w="100.0" w:type="dxa"/>
-              <w:right w:w="100.0" w:type="dxa"/>
-            </w:tcMar>
-            <w:vAlign w:val="top"/>
-          </w:tcPr>
-          <w:p>
-            <w:pPr>
-              <w:jc w:val="left"/>
-              <w:rPr>
-                <w:rFonts w:ascii="Times New Roman" w:cs="Times New Roman" w:eastAsia="Times New Roman" w:hAnsi="Times New Roman"/>
-                <w:sz w:val="16"/>
-                <w:szCs w:val="16"/>
-              </w:rPr>
-            </w:pPr>
-            <w:r>
-              <w:rPr>
-                <w:rFonts w:ascii="Times New Roman" w:cs="Times New Roman" w:eastAsia="Times New Roman" w:hAnsi="Times New Roman"/>
-                <w:sz w:val="16"/>
-                <w:szCs w:val="16"/>
-                <w:rtl w:val="0"/>
-              </w:rPr>
-              <w:t xml:space="preserve">$0.64</w:t>
-            </w:r>
-          </w:p>
-        </w:tc>
-        <w:tc>
-          <w:tcPr>
-            <w:shd w:fill="auto" w:val="clear"/>
-            <w:tcMar>
-              <w:top w:w="100.0" w:type="dxa"/>
-              <w:left w:w="100.0" w:type="dxa"/>
-              <w:bottom w:w="100.0" w:type="dxa"/>
-              <w:right w:w="100.0" w:type="dxa"/>
-            </w:tcMar>
-            <w:vAlign w:val="top"/>
-          </w:tcPr>
-          <w:p>
-            <w:pPr>
-              <w:jc w:val="left"/>
-              <w:rPr>
-                <w:rFonts w:ascii="Times New Roman" w:cs="Times New Roman" w:eastAsia="Times New Roman" w:hAnsi="Times New Roman"/>
-                <w:sz w:val="16"/>
-                <w:szCs w:val="16"/>
-              </w:rPr>
-            </w:pPr>
-            <w:r>
-              <w:rPr>
-                <w:rFonts w:ascii="Times New Roman" w:cs="Times New Roman" w:eastAsia="Times New Roman" w:hAnsi="Times New Roman"/>
-                <w:sz w:val="16"/>
-                <w:szCs w:val="16"/>
-                <w:rtl w:val="0"/>
-              </w:rPr>
-              <w:t xml:space="preserve">$0.00432</w:t>
-            </w:r>
-          </w:p>
-        </w:tc>
-        <w:tc>
-          <w:tcPr>
-            <w:shd w:fill="auto" w:val="clear"/>
-            <w:tcMar>
-              <w:top w:w="100.0" w:type="dxa"/>
-              <w:left w:w="100.0" w:type="dxa"/>
-              <w:bottom w:w="100.0" w:type="dxa"/>
-              <w:right w:w="100.0" w:type="dxa"/>
-            </w:tcMar>
-            <w:vAlign w:val="top"/>
-          </w:tcPr>
-          <w:p>
-            <w:pPr>
-              <w:jc w:val="left"/>
-              <w:rPr>
-                <w:rFonts w:ascii="Times New Roman" w:cs="Times New Roman" w:eastAsia="Times New Roman" w:hAnsi="Times New Roman"/>
-                <w:sz w:val="16"/>
-                <w:szCs w:val="16"/>
-              </w:rPr>
-            </w:pPr>
-            <w:r>
-              <w:rPr>
-                <w:rFonts w:ascii="Times New Roman" w:cs="Times New Roman" w:eastAsia="Times New Roman" w:hAnsi="Times New Roman"/>
-                <w:sz w:val="16"/>
-                <w:szCs w:val="16"/>
-                <w:rtl w:val="0"/>
-              </w:rPr>
-              <w:t xml:space="preserve">3.2s</w:t>
-            </w:r>
-          </w:p>
-        </w:tc>
-        <w:tc>
-          <w:tcPr>
-            <w:shd w:fill="auto" w:val="clear"/>
-            <w:tcMar>
-              <w:top w:w="100.0" w:type="dxa"/>
-              <w:left w:w="100.0" w:type="dxa"/>
-              <w:bottom w:w="100.0" w:type="dxa"/>
-              <w:right w:w="100.0" w:type="dxa"/>
-            </w:tcMar>
-            <w:vAlign w:val="top"/>
-          </w:tcPr>
-          <w:p>
-            <w:pPr>
-              <w:jc w:val="left"/>
-              <w:rPr>
-                <w:rFonts w:ascii="Times New Roman" w:cs="Times New Roman" w:eastAsia="Times New Roman" w:hAnsi="Times New Roman"/>
-                <w:sz w:val="16"/>
-                <w:szCs w:val="16"/>
-              </w:rPr>
-            </w:pPr>
-            <w:r>
-              <w:rPr>
-                <w:rFonts w:ascii="Times New Roman" w:cs="Times New Roman" w:eastAsia="Times New Roman" w:hAnsi="Times New Roman"/>
-                <w:sz w:val="16"/>
-                <w:szCs w:val="16"/>
-                <w:rtl w:val="0"/>
-              </w:rPr>
-              <w:t xml:space="preserve">4.5s</w:t>
-            </w:r>
-          </w:p>
-        </w:tc>
-      </w:tr>
-      <w:tr>
-        <w:tc>
-          <w:tcPr>
-            <w:shd w:fill="auto" w:val="clear"/>
-            <w:tcMar>
-              <w:top w:w="100.0" w:type="dxa"/>
-              <w:left w:w="100.0" w:type="dxa"/>
-              <w:bottom w:w="100.0" w:type="dxa"/>
-              <w:right w:w="100.0" w:type="dxa"/>
-            </w:tcMar>
-            <w:vAlign w:val="top"/>
-          </w:tcPr>
-          <w:p>
-            <w:pPr>
-              <w:jc w:val="left"/>
-              <w:rPr>
-                <w:rFonts w:ascii="Times New Roman" w:cs="Times New Roman" w:eastAsia="Times New Roman" w:hAnsi="Times New Roman"/>
-                <w:sz w:val="16"/>
-                <w:szCs w:val="16"/>
-              </w:rPr>
-            </w:pPr>
-            <w:r>
-              <w:rPr>
-                <w:rFonts w:ascii="Times New Roman" w:cs="Times New Roman" w:eastAsia="Times New Roman" w:hAnsi="Times New Roman"/>
-                <w:sz w:val="16"/>
-                <w:szCs w:val="16"/>
-                <w:rtl w:val="0"/>
-              </w:rPr>
-              <w:t xml:space="preserve"/>
-            </w:r>
-          </w:p>
-        </w:tc>
-        <w:tc>
-          <w:tcPr>
-            <w:shd w:fill="auto" w:val="clear"/>
-            <w:tcMar>
-              <w:top w:w="100.0" w:type="dxa"/>
-              <w:left w:w="100.0" w:type="dxa"/>
-              <w:bottom w:w="100.0" w:type="dxa"/>
-              <w:right w:w="100.0" w:type="dxa"/>
-            </w:tcMar>
-            <w:vAlign w:val="top"/>
-          </w:tcPr>
-          <w:p>
-            <w:pPr>
-              <w:jc w:val="left"/>
-              <w:rPr>
-                <w:rFonts w:ascii="Times New Roman" w:cs="Times New Roman" w:eastAsia="Times New Roman" w:hAnsi="Times New Roman"/>
-                <w:sz w:val="16"/>
-                <w:szCs w:val="16"/>
-              </w:rPr>
-            </w:pPr>
-            <w:r>
-              <w:rPr>
-                <w:rFonts w:ascii="Times New Roman" w:cs="Times New Roman" w:eastAsia="Times New Roman" w:hAnsi="Times New Roman"/>
-                <w:sz w:val="16"/>
-                <w:szCs w:val="16"/>
-                <w:rtl w:val="0"/>
-              </w:rPr>
-              <w:t xml:space="preserve">D</w:t>
-            </w:r>
-          </w:p>
-        </w:tc>
-        <w:tc>
-          <w:tcPr>
-            <w:shd w:fill="auto" w:val="clear"/>
-            <w:tcMar>
-              <w:top w:w="100.0" w:type="dxa"/>
-              <w:left w:w="100.0" w:type="dxa"/>
-              <w:bottom w:w="100.0" w:type="dxa"/>
-              <w:right w:w="100.0" w:type="dxa"/>
-            </w:tcMar>
-            <w:vAlign w:val="top"/>
-          </w:tcPr>
-          <w:p>
-            <w:pPr>
-              <w:jc w:val="left"/>
-              <w:rPr>
-                <w:rFonts w:ascii="Times New Roman" w:cs="Times New Roman" w:eastAsia="Times New Roman" w:hAnsi="Times New Roman"/>
-                <w:sz w:val="16"/>
-                <w:szCs w:val="16"/>
-              </w:rPr>
-            </w:pPr>
-            <w:r>
-              <w:rPr>
-                <w:rFonts w:ascii="Times New Roman" w:cs="Times New Roman" w:eastAsia="Times New Roman" w:hAnsi="Times New Roman"/>
-                <w:sz w:val="16"/>
-                <w:szCs w:val="16"/>
-                <w:rtl w:val="0"/>
-              </w:rPr>
-              <w:t xml:space="preserve">147</w:t>
-            </w:r>
-          </w:p>
-        </w:tc>
-        <w:tc>
-          <w:tcPr>
-            <w:shd w:fill="auto" w:val="clear"/>
-            <w:tcMar>
-              <w:top w:w="100.0" w:type="dxa"/>
-              <w:left w:w="100.0" w:type="dxa"/>
-              <w:bottom w:w="100.0" w:type="dxa"/>
-              <w:right w:w="100.0" w:type="dxa"/>
-            </w:tcMar>
-            <w:vAlign w:val="top"/>
-          </w:tcPr>
-          <w:p>
-            <w:pPr>
-              <w:jc w:val="left"/>
-              <w:rPr>
-                <w:rFonts w:ascii="Times New Roman" w:cs="Times New Roman" w:eastAsia="Times New Roman" w:hAnsi="Times New Roman"/>
-                <w:sz w:val="16"/>
-                <w:szCs w:val="16"/>
-              </w:rPr>
-            </w:pPr>
-            <w:r>
-              <w:rPr>
-                <w:rFonts w:ascii="Times New Roman" w:cs="Times New Roman" w:eastAsia="Times New Roman" w:hAnsi="Times New Roman"/>
-                <w:sz w:val="16"/>
-                <w:szCs w:val="16"/>
-                <w:rtl w:val="0"/>
-              </w:rPr>
-              <w:t xml:space="preserve">$0.65</w:t>
-            </w:r>
-          </w:p>
-        </w:tc>
-        <w:tc>
-          <w:tcPr>
-            <w:shd w:fill="auto" w:val="clear"/>
-            <w:tcMar>
-              <w:top w:w="100.0" w:type="dxa"/>
-              <w:left w:w="100.0" w:type="dxa"/>
-              <w:bottom w:w="100.0" w:type="dxa"/>
-              <w:right w:w="100.0" w:type="dxa"/>
-            </w:tcMar>
-            <w:vAlign w:val="top"/>
-          </w:tcPr>
-          <w:p>
-            <w:pPr>
-              <w:jc w:val="left"/>
-              <w:rPr>
-                <w:rFonts w:ascii="Times New Roman" w:cs="Times New Roman" w:eastAsia="Times New Roman" w:hAnsi="Times New Roman"/>
-                <w:sz w:val="16"/>
-                <w:szCs w:val="16"/>
-              </w:rPr>
-            </w:pPr>
-            <w:r>
-              <w:rPr>
-                <w:rFonts w:ascii="Times New Roman" w:cs="Times New Roman" w:eastAsia="Times New Roman" w:hAnsi="Times New Roman"/>
-                <w:sz w:val="16"/>
-                <w:szCs w:val="16"/>
-                <w:rtl w:val="0"/>
-              </w:rPr>
-              <w:t xml:space="preserve">$0.00440</w:t>
-            </w:r>
-          </w:p>
-        </w:tc>
-        <w:tc>
-          <w:tcPr>
-            <w:shd w:fill="auto" w:val="clear"/>
-            <w:tcMar>
-              <w:top w:w="100.0" w:type="dxa"/>
-              <w:left w:w="100.0" w:type="dxa"/>
-              <w:bottom w:w="100.0" w:type="dxa"/>
-              <w:right w:w="100.0" w:type="dxa"/>
-            </w:tcMar>
-            <w:vAlign w:val="top"/>
-          </w:tcPr>
-          <w:p>
-            <w:pPr>
-              <w:jc w:val="left"/>
-              <w:rPr>
-                <w:rFonts w:ascii="Times New Roman" w:cs="Times New Roman" w:eastAsia="Times New Roman" w:hAnsi="Times New Roman"/>
-                <w:sz w:val="16"/>
-                <w:szCs w:val="16"/>
-              </w:rPr>
-            </w:pPr>
-            <w:r>
-              <w:rPr>
-                <w:rFonts w:ascii="Times New Roman" w:cs="Times New Roman" w:eastAsia="Times New Roman" w:hAnsi="Times New Roman"/>
-                <w:sz w:val="16"/>
-                <w:szCs w:val="16"/>
-                <w:rtl w:val="0"/>
-              </w:rPr>
-              <w:t xml:space="preserve">3.7s</w:t>
-            </w:r>
-          </w:p>
-        </w:tc>
-        <w:tc>
-          <w:tcPr>
-            <w:shd w:fill="auto" w:val="clear"/>
-            <w:tcMar>
-              <w:top w:w="100.0" w:type="dxa"/>
-              <w:left w:w="100.0" w:type="dxa"/>
-              <w:bottom w:w="100.0" w:type="dxa"/>
-              <w:right w:w="100.0" w:type="dxa"/>
-            </w:tcMar>
-            <w:vAlign w:val="top"/>
-          </w:tcPr>
-          <w:p>
-            <w:pPr>
-              <w:jc w:val="left"/>
-              <w:rPr>
-                <w:rFonts w:ascii="Times New Roman" w:cs="Times New Roman" w:eastAsia="Times New Roman" w:hAnsi="Times New Roman"/>
-                <w:sz w:val="16"/>
-                <w:szCs w:val="16"/>
-              </w:rPr>
-            </w:pPr>
-            <w:r>
-              <w:rPr>
-                <w:rFonts w:ascii="Times New Roman" w:cs="Times New Roman" w:eastAsia="Times New Roman" w:hAnsi="Times New Roman"/>
-                <w:sz w:val="16"/>
-                <w:szCs w:val="16"/>
-                <w:rtl w:val="0"/>
-              </w:rPr>
-              <w:t xml:space="preserve">4.5s</w:t>
-            </w:r>
-          </w:p>
-        </w:tc>
-      </w:tr>
-      <w:tr>
-        <w:tc>
-          <w:tcPr>
-            <w:shd w:fill="auto" w:val="clear"/>
-            <w:tcMar>
-              <w:top w:w="100.0" w:type="dxa"/>
-              <w:left w:w="100.0" w:type="dxa"/>
-              <w:bottom w:w="100.0" w:type="dxa"/>
-              <w:right w:w="100.0" w:type="dxa"/>
-            </w:tcMar>
-            <w:vAlign w:val="top"/>
-          </w:tcPr>
-          <w:p>
-            <w:pPr>
-              <w:jc w:val="left"/>
-              <w:rPr>
-                <w:rFonts w:ascii="Times New Roman" w:cs="Times New Roman" w:eastAsia="Times New Roman" w:hAnsi="Times New Roman"/>
-                <w:sz w:val="16"/>
-                <w:szCs w:val="16"/>
-              </w:rPr>
-            </w:pPr>
-            <w:r>
-              <w:rPr>
-                <w:rFonts w:ascii="Times New Roman" w:cs="Times New Roman" w:eastAsia="Times New Roman" w:hAnsi="Times New Roman"/>
-                <w:sz w:val="16"/>
-                <w:szCs w:val="16"/>
-                <w:rtl w:val="0"/>
-              </w:rPr>
-              <w:t xml:space="preserve">Claude Sonnet 4</w:t>
-            </w:r>
-          </w:p>
-        </w:tc>
-        <w:tc>
-          <w:tcPr>
-            <w:shd w:fill="auto" w:val="clear"/>
-            <w:tcMar>
-              <w:top w:w="100.0" w:type="dxa"/>
-              <w:left w:w="100.0" w:type="dxa"/>
-              <w:bottom w:w="100.0" w:type="dxa"/>
-              <w:right w:w="100.0" w:type="dxa"/>
-            </w:tcMar>
-            <w:vAlign w:val="top"/>
-          </w:tcPr>
-          <w:p>
-            <w:pPr>
-              <w:jc w:val="left"/>
-              <w:rPr>
-                <w:rFonts w:ascii="Times New Roman" w:cs="Times New Roman" w:eastAsia="Times New Roman" w:hAnsi="Times New Roman"/>
-                <w:sz w:val="16"/>
-                <w:szCs w:val="16"/>
-              </w:rPr>
-            </w:pPr>
-            <w:r>
-              <w:rPr>
-                <w:rFonts w:ascii="Times New Roman" w:cs="Times New Roman" w:eastAsia="Times New Roman" w:hAnsi="Times New Roman"/>
-                <w:sz w:val="16"/>
-                <w:szCs w:val="16"/>
-                <w:rtl w:val="0"/>
-              </w:rPr>
-              <w:t xml:space="preserve">A</w:t>
-            </w:r>
-          </w:p>
-        </w:tc>
-        <w:tc>
-          <w:tcPr>
-            <w:shd w:fill="auto" w:val="clear"/>
-            <w:tcMar>
-              <w:top w:w="100.0" w:type="dxa"/>
-              <w:left w:w="100.0" w:type="dxa"/>
-              <w:bottom w:w="100.0" w:type="dxa"/>
-              <w:right w:w="100.0" w:type="dxa"/>
-            </w:tcMar>
-            <w:vAlign w:val="top"/>
-          </w:tcPr>
-          <w:p>
-            <w:pPr>
-              <w:jc w:val="left"/>
-              <w:rPr>
-                <w:rFonts w:ascii="Times New Roman" w:cs="Times New Roman" w:eastAsia="Times New Roman" w:hAnsi="Times New Roman"/>
-                <w:sz w:val="16"/>
-                <w:szCs w:val="16"/>
-              </w:rPr>
-            </w:pPr>
-            <w:r>
-              <w:rPr>
-                <w:rFonts w:ascii="Times New Roman" w:cs="Times New Roman" w:eastAsia="Times New Roman" w:hAnsi="Times New Roman"/>
-                <w:sz w:val="16"/>
-                <w:szCs w:val="16"/>
-                <w:rtl w:val="0"/>
-              </w:rPr>
-              <w:t xml:space="preserve">909</w:t>
-            </w:r>
-          </w:p>
-        </w:tc>
-        <w:tc>
-          <w:tcPr>
-            <w:shd w:fill="auto" w:val="clear"/>
-            <w:tcMar>
-              <w:top w:w="100.0" w:type="dxa"/>
-              <w:left w:w="100.0" w:type="dxa"/>
-              <w:bottom w:w="100.0" w:type="dxa"/>
-              <w:right w:w="100.0" w:type="dxa"/>
-            </w:tcMar>
-            <w:vAlign w:val="top"/>
-          </w:tcPr>
-          <w:p>
-            <w:pPr>
-              <w:jc w:val="left"/>
-              <w:rPr>
-                <w:rFonts w:ascii="Times New Roman" w:cs="Times New Roman" w:eastAsia="Times New Roman" w:hAnsi="Times New Roman"/>
-                <w:sz w:val="16"/>
-                <w:szCs w:val="16"/>
-              </w:rPr>
-            </w:pPr>
-            <w:r>
-              <w:rPr>
-                <w:rFonts w:ascii="Times New Roman" w:cs="Times New Roman" w:eastAsia="Times New Roman" w:hAnsi="Times New Roman"/>
-                <w:sz w:val="16"/>
-                <w:szCs w:val="16"/>
-                <w:rtl w:val="0"/>
-              </w:rPr>
-              <w:t xml:space="preserve">$9.00</w:t>
-            </w:r>
-          </w:p>
-        </w:tc>
-        <w:tc>
-          <w:tcPr>
-            <w:shd w:fill="auto" w:val="clear"/>
-            <w:tcMar>
-              <w:top w:w="100.0" w:type="dxa"/>
-              <w:left w:w="100.0" w:type="dxa"/>
-              <w:bottom w:w="100.0" w:type="dxa"/>
-              <w:right w:w="100.0" w:type="dxa"/>
-            </w:tcMar>
-            <w:vAlign w:val="top"/>
-          </w:tcPr>
-          <w:p>
-            <w:pPr>
-              <w:jc w:val="left"/>
-              <w:rPr>
-                <w:rFonts w:ascii="Times New Roman" w:cs="Times New Roman" w:eastAsia="Times New Roman" w:hAnsi="Times New Roman"/>
-                <w:sz w:val="16"/>
-                <w:szCs w:val="16"/>
-              </w:rPr>
-            </w:pPr>
-            <w:r>
-              <w:rPr>
-                <w:rFonts w:ascii="Times New Roman" w:cs="Times New Roman" w:eastAsia="Times New Roman" w:hAnsi="Times New Roman"/>
-                <w:sz w:val="16"/>
-                <w:szCs w:val="16"/>
-                <w:rtl w:val="0"/>
-              </w:rPr>
-              <w:t xml:space="preserve">$0.00990</w:t>
-            </w:r>
-          </w:p>
-        </w:tc>
-        <w:tc>
-          <w:tcPr>
-            <w:shd w:fill="auto" w:val="clear"/>
-            <w:tcMar>
-              <w:top w:w="100.0" w:type="dxa"/>
-              <w:left w:w="100.0" w:type="dxa"/>
-              <w:bottom w:w="100.0" w:type="dxa"/>
-              <w:right w:w="100.0" w:type="dxa"/>
-            </w:tcMar>
-            <w:vAlign w:val="top"/>
-          </w:tcPr>
-          <w:p>
-            <w:pPr>
-              <w:jc w:val="left"/>
-              <w:rPr>
-                <w:rFonts w:ascii="Times New Roman" w:cs="Times New Roman" w:eastAsia="Times New Roman" w:hAnsi="Times New Roman"/>
-                <w:sz w:val="16"/>
-                <w:szCs w:val="16"/>
-              </w:rPr>
-            </w:pPr>
-            <w:r>
-              <w:rPr>
-                <w:rFonts w:ascii="Times New Roman" w:cs="Times New Roman" w:eastAsia="Times New Roman" w:hAnsi="Times New Roman"/>
-                <w:sz w:val="16"/>
-                <w:szCs w:val="16"/>
-                <w:rtl w:val="0"/>
-              </w:rPr>
-              <w:t xml:space="preserve">8.0s</w:t>
-            </w:r>
-          </w:p>
-        </w:tc>
-        <w:tc>
-          <w:tcPr>
-            <w:shd w:fill="auto" w:val="clear"/>
-            <w:tcMar>
-              <w:top w:w="100.0" w:type="dxa"/>
-              <w:left w:w="100.0" w:type="dxa"/>
-              <w:bottom w:w="100.0" w:type="dxa"/>
-              <w:right w:w="100.0" w:type="dxa"/>
-            </w:tcMar>
-            <w:vAlign w:val="top"/>
-          </w:tcPr>
-          <w:p>
-            <w:pPr>
-              <w:jc w:val="left"/>
-              <w:rPr>
-                <w:rFonts w:ascii="Times New Roman" w:cs="Times New Roman" w:eastAsia="Times New Roman" w:hAnsi="Times New Roman"/>
-                <w:sz w:val="16"/>
-                <w:szCs w:val="16"/>
-              </w:rPr>
-            </w:pPr>
-            <w:r>
-              <w:rPr>
-                <w:rFonts w:ascii="Times New Roman" w:cs="Times New Roman" w:eastAsia="Times New Roman" w:hAnsi="Times New Roman"/>
-                <w:sz w:val="16"/>
-                <w:szCs w:val="16"/>
-                <w:rtl w:val="0"/>
-              </w:rPr>
-              <w:t xml:space="preserve">11.8s</w:t>
-            </w:r>
-          </w:p>
-        </w:tc>
-      </w:tr>
-      <w:tr>
-        <w:tc>
-          <w:tcPr>
-            <w:shd w:fill="auto" w:val="clear"/>
-            <w:tcMar>
-              <w:top w:w="100.0" w:type="dxa"/>
-              <w:left w:w="100.0" w:type="dxa"/>
-              <w:bottom w:w="100.0" w:type="dxa"/>
-              <w:right w:w="100.0" w:type="dxa"/>
-            </w:tcMar>
-            <w:vAlign w:val="top"/>
-          </w:tcPr>
-          <w:p>
-            <w:pPr>
-              <w:jc w:val="left"/>
-              <w:rPr>
-                <w:rFonts w:ascii="Times New Roman" w:cs="Times New Roman" w:eastAsia="Times New Roman" w:hAnsi="Times New Roman"/>
-                <w:sz w:val="16"/>
-                <w:szCs w:val="16"/>
-              </w:rPr>
-            </w:pPr>
-            <w:r>
-              <w:rPr>
-                <w:rFonts w:ascii="Times New Roman" w:cs="Times New Roman" w:eastAsia="Times New Roman" w:hAnsi="Times New Roman"/>
-                <w:sz w:val="16"/>
-                <w:szCs w:val="16"/>
-                <w:rtl w:val="0"/>
-              </w:rPr>
-              <w:t xml:space="preserve"/>
-            </w:r>
-          </w:p>
-        </w:tc>
-        <w:tc>
-          <w:tcPr>
-            <w:shd w:fill="auto" w:val="clear"/>
-            <w:tcMar>
-              <w:top w:w="100.0" w:type="dxa"/>
-              <w:left w:w="100.0" w:type="dxa"/>
-              <w:bottom w:w="100.0" w:type="dxa"/>
-              <w:right w:w="100.0" w:type="dxa"/>
-            </w:tcMar>
-            <w:vAlign w:val="top"/>
-          </w:tcPr>
-          <w:p>
-            <w:pPr>
-              <w:jc w:val="left"/>
-              <w:rPr>
-                <w:rFonts w:ascii="Times New Roman" w:cs="Times New Roman" w:eastAsia="Times New Roman" w:hAnsi="Times New Roman"/>
-                <w:sz w:val="16"/>
-                <w:szCs w:val="16"/>
-              </w:rPr>
-            </w:pPr>
-            <w:r>
-              <w:rPr>
-                <w:rFonts w:ascii="Times New Roman" w:cs="Times New Roman" w:eastAsia="Times New Roman" w:hAnsi="Times New Roman"/>
-                <w:sz w:val="16"/>
-                <w:szCs w:val="16"/>
-                <w:rtl w:val="0"/>
-              </w:rPr>
-              <w:t xml:space="preserve">B</w:t>
-            </w:r>
-          </w:p>
-        </w:tc>
-        <w:tc>
-          <w:tcPr>
-            <w:shd w:fill="auto" w:val="clear"/>
-            <w:tcMar>
-              <w:top w:w="100.0" w:type="dxa"/>
-              <w:left w:w="100.0" w:type="dxa"/>
-              <w:bottom w:w="100.0" w:type="dxa"/>
-              <w:right w:w="100.0" w:type="dxa"/>
-            </w:tcMar>
-            <w:vAlign w:val="top"/>
-          </w:tcPr>
-          <w:p>
-            <w:pPr>
-              <w:jc w:val="left"/>
-              <w:rPr>
-                <w:rFonts w:ascii="Times New Roman" w:cs="Times New Roman" w:eastAsia="Times New Roman" w:hAnsi="Times New Roman"/>
-                <w:sz w:val="16"/>
-                <w:szCs w:val="16"/>
-              </w:rPr>
-            </w:pPr>
-            <w:r>
-              <w:rPr>
-                <w:rFonts w:ascii="Times New Roman" w:cs="Times New Roman" w:eastAsia="Times New Roman" w:hAnsi="Times New Roman"/>
-                <w:sz w:val="16"/>
-                <w:szCs w:val="16"/>
-                <w:rtl w:val="0"/>
-              </w:rPr>
-              <w:t xml:space="preserve">909</w:t>
-            </w:r>
-          </w:p>
-        </w:tc>
-        <w:tc>
-          <w:tcPr>
-            <w:shd w:fill="auto" w:val="clear"/>
-            <w:tcMar>
-              <w:top w:w="100.0" w:type="dxa"/>
-              <w:left w:w="100.0" w:type="dxa"/>
-              <w:bottom w:w="100.0" w:type="dxa"/>
-              <w:right w:w="100.0" w:type="dxa"/>
-            </w:tcMar>
-            <w:vAlign w:val="top"/>
-          </w:tcPr>
-          <w:p>
-            <w:pPr>
-              <w:jc w:val="left"/>
-              <w:rPr>
-                <w:rFonts w:ascii="Times New Roman" w:cs="Times New Roman" w:eastAsia="Times New Roman" w:hAnsi="Times New Roman"/>
-                <w:sz w:val="16"/>
-                <w:szCs w:val="16"/>
-              </w:rPr>
-            </w:pPr>
-            <w:r>
-              <w:rPr>
-                <w:rFonts w:ascii="Times New Roman" w:cs="Times New Roman" w:eastAsia="Times New Roman" w:hAnsi="Times New Roman"/>
-                <w:sz w:val="16"/>
-                <w:szCs w:val="16"/>
-                <w:rtl w:val="0"/>
-              </w:rPr>
-              <w:t xml:space="preserve">$9.11</w:t>
-            </w:r>
-          </w:p>
-        </w:tc>
-        <w:tc>
-          <w:tcPr>
-            <w:shd w:fill="auto" w:val="clear"/>
-            <w:tcMar>
-              <w:top w:w="100.0" w:type="dxa"/>
-              <w:left w:w="100.0" w:type="dxa"/>
-              <w:bottom w:w="100.0" w:type="dxa"/>
-              <w:right w:w="100.0" w:type="dxa"/>
-            </w:tcMar>
-            <w:vAlign w:val="top"/>
-          </w:tcPr>
-          <w:p>
-            <w:pPr>
-              <w:jc w:val="left"/>
-              <w:rPr>
-                <w:rFonts w:ascii="Times New Roman" w:cs="Times New Roman" w:eastAsia="Times New Roman" w:hAnsi="Times New Roman"/>
-                <w:sz w:val="16"/>
-                <w:szCs w:val="16"/>
-              </w:rPr>
-            </w:pPr>
-            <w:r>
-              <w:rPr>
-                <w:rFonts w:ascii="Times New Roman" w:cs="Times New Roman" w:eastAsia="Times New Roman" w:hAnsi="Times New Roman"/>
-                <w:sz w:val="16"/>
-                <w:szCs w:val="16"/>
-                <w:rtl w:val="0"/>
-              </w:rPr>
-              <w:t xml:space="preserve">$0.01002</w:t>
-            </w:r>
-          </w:p>
-        </w:tc>
-        <w:tc>
-          <w:tcPr>
-            <w:shd w:fill="auto" w:val="clear"/>
-            <w:tcMar>
-              <w:top w:w="100.0" w:type="dxa"/>
-              <w:left w:w="100.0" w:type="dxa"/>
-              <w:bottom w:w="100.0" w:type="dxa"/>
-              <w:right w:w="100.0" w:type="dxa"/>
-            </w:tcMar>
-            <w:vAlign w:val="top"/>
-          </w:tcPr>
-          <w:p>
-            <w:pPr>
-              <w:jc w:val="left"/>
-              <w:rPr>
-                <w:rFonts w:ascii="Times New Roman" w:cs="Times New Roman" w:eastAsia="Times New Roman" w:hAnsi="Times New Roman"/>
-                <w:sz w:val="16"/>
-                <w:szCs w:val="16"/>
-              </w:rPr>
-            </w:pPr>
-            <w:r>
-              <w:rPr>
-                <w:rFonts w:ascii="Times New Roman" w:cs="Times New Roman" w:eastAsia="Times New Roman" w:hAnsi="Times New Roman"/>
-                <w:sz w:val="16"/>
-                <w:szCs w:val="16"/>
-                <w:rtl w:val="0"/>
-              </w:rPr>
-              <w:t xml:space="preserve">7.3s</w:t>
-            </w:r>
-          </w:p>
-        </w:tc>
-        <w:tc>
-          <w:tcPr>
-            <w:shd w:fill="auto" w:val="clear"/>
-            <w:tcMar>
-              <w:top w:w="100.0" w:type="dxa"/>
-              <w:left w:w="100.0" w:type="dxa"/>
-              <w:bottom w:w="100.0" w:type="dxa"/>
-              <w:right w:w="100.0" w:type="dxa"/>
-            </w:tcMar>
-            <w:vAlign w:val="top"/>
-          </w:tcPr>
-          <w:p>
-            <w:pPr>
-              <w:jc w:val="left"/>
-              <w:rPr>
-                <w:rFonts w:ascii="Times New Roman" w:cs="Times New Roman" w:eastAsia="Times New Roman" w:hAnsi="Times New Roman"/>
-                <w:sz w:val="16"/>
-                <w:szCs w:val="16"/>
-              </w:rPr>
-            </w:pPr>
-            <w:r>
-              <w:rPr>
-                <w:rFonts w:ascii="Times New Roman" w:cs="Times New Roman" w:eastAsia="Times New Roman" w:hAnsi="Times New Roman"/>
-                <w:sz w:val="16"/>
-                <w:szCs w:val="16"/>
-                <w:rtl w:val="0"/>
-              </w:rPr>
-              <w:t xml:space="preserve">11.1s</w:t>
-            </w:r>
-          </w:p>
-        </w:tc>
-      </w:tr>
-      <w:tr>
-        <w:tc>
-          <w:tcPr>
-            <w:shd w:fill="auto" w:val="clear"/>
-            <w:tcMar>
-              <w:top w:w="100.0" w:type="dxa"/>
-              <w:left w:w="100.0" w:type="dxa"/>
-              <w:bottom w:w="100.0" w:type="dxa"/>
-              <w:right w:w="100.0" w:type="dxa"/>
-            </w:tcMar>
-            <w:vAlign w:val="top"/>
-          </w:tcPr>
-          <w:p>
-            <w:pPr>
-              <w:jc w:val="left"/>
-              <w:rPr>
-                <w:rFonts w:ascii="Times New Roman" w:cs="Times New Roman" w:eastAsia="Times New Roman" w:hAnsi="Times New Roman"/>
-                <w:sz w:val="16"/>
-                <w:szCs w:val="16"/>
-              </w:rPr>
-            </w:pPr>
-            <w:r>
-              <w:rPr>
-                <w:rFonts w:ascii="Times New Roman" w:cs="Times New Roman" w:eastAsia="Times New Roman" w:hAnsi="Times New Roman"/>
-                <w:sz w:val="16"/>
-                <w:szCs w:val="16"/>
-                <w:rtl w:val="0"/>
-              </w:rPr>
-              <w:t xml:space="preserve"/>
-            </w:r>
-          </w:p>
-        </w:tc>
-        <w:tc>
-          <w:tcPr>
-            <w:shd w:fill="auto" w:val="clear"/>
-            <w:tcMar>
-              <w:top w:w="100.0" w:type="dxa"/>
-              <w:left w:w="100.0" w:type="dxa"/>
-              <w:bottom w:w="100.0" w:type="dxa"/>
-              <w:right w:w="100.0" w:type="dxa"/>
-            </w:tcMar>
-            <w:vAlign w:val="top"/>
-          </w:tcPr>
-          <w:p>
-            <w:pPr>
-              <w:jc w:val="left"/>
-              <w:rPr>
-                <w:rFonts w:ascii="Times New Roman" w:cs="Times New Roman" w:eastAsia="Times New Roman" w:hAnsi="Times New Roman"/>
-                <w:sz w:val="16"/>
-                <w:szCs w:val="16"/>
-              </w:rPr>
-            </w:pPr>
-            <w:r>
-              <w:rPr>
-                <w:rFonts w:ascii="Times New Roman" w:cs="Times New Roman" w:eastAsia="Times New Roman" w:hAnsi="Times New Roman"/>
-                <w:sz w:val="16"/>
-                <w:szCs w:val="16"/>
-                <w:rtl w:val="0"/>
-              </w:rPr>
-              <w:t xml:space="preserve">C</w:t>
-            </w:r>
-          </w:p>
-        </w:tc>
-        <w:tc>
-          <w:tcPr>
-            <w:shd w:fill="auto" w:val="clear"/>
-            <w:tcMar>
-              <w:top w:w="100.0" w:type="dxa"/>
-              <w:left w:w="100.0" w:type="dxa"/>
-              <w:bottom w:w="100.0" w:type="dxa"/>
-              <w:right w:w="100.0" w:type="dxa"/>
-            </w:tcMar>
-            <w:vAlign w:val="top"/>
-          </w:tcPr>
-          <w:p>
-            <w:pPr>
-              <w:jc w:val="left"/>
-              <w:rPr>
-                <w:rFonts w:ascii="Times New Roman" w:cs="Times New Roman" w:eastAsia="Times New Roman" w:hAnsi="Times New Roman"/>
-                <w:sz w:val="16"/>
-                <w:szCs w:val="16"/>
-              </w:rPr>
-            </w:pPr>
-            <w:r>
-              <w:rPr>
-                <w:rFonts w:ascii="Times New Roman" w:cs="Times New Roman" w:eastAsia="Times New Roman" w:hAnsi="Times New Roman"/>
-                <w:sz w:val="16"/>
-                <w:szCs w:val="16"/>
-                <w:rtl w:val="0"/>
-              </w:rPr>
-              <w:t xml:space="preserve">147</w:t>
-            </w:r>
-          </w:p>
-        </w:tc>
-        <w:tc>
-          <w:tcPr>
-            <w:shd w:fill="auto" w:val="clear"/>
-            <w:tcMar>
-              <w:top w:w="100.0" w:type="dxa"/>
-              <w:left w:w="100.0" w:type="dxa"/>
-              <w:bottom w:w="100.0" w:type="dxa"/>
-              <w:right w:w="100.0" w:type="dxa"/>
-            </w:tcMar>
-            <w:vAlign w:val="top"/>
-          </w:tcPr>
-          <w:p>
-            <w:pPr>
-              <w:jc w:val="left"/>
-              <w:rPr>
-                <w:rFonts w:ascii="Times New Roman" w:cs="Times New Roman" w:eastAsia="Times New Roman" w:hAnsi="Times New Roman"/>
-                <w:sz w:val="16"/>
-                <w:szCs w:val="16"/>
-              </w:rPr>
-            </w:pPr>
-            <w:r>
-              <w:rPr>
-                <w:rFonts w:ascii="Times New Roman" w:cs="Times New Roman" w:eastAsia="Times New Roman" w:hAnsi="Times New Roman"/>
-                <w:sz w:val="16"/>
-                <w:szCs w:val="16"/>
-                <w:rtl w:val="0"/>
-              </w:rPr>
-              <w:t xml:space="preserve">$1.81</w:t>
-            </w:r>
-          </w:p>
-        </w:tc>
-        <w:tc>
-          <w:tcPr>
-            <w:shd w:fill="auto" w:val="clear"/>
-            <w:tcMar>
-              <w:top w:w="100.0" w:type="dxa"/>
-              <w:left w:w="100.0" w:type="dxa"/>
-              <w:bottom w:w="100.0" w:type="dxa"/>
-              <w:right w:w="100.0" w:type="dxa"/>
-            </w:tcMar>
-            <w:vAlign w:val="top"/>
-          </w:tcPr>
-          <w:p>
-            <w:pPr>
-              <w:jc w:val="left"/>
-              <w:rPr>
-                <w:rFonts w:ascii="Times New Roman" w:cs="Times New Roman" w:eastAsia="Times New Roman" w:hAnsi="Times New Roman"/>
-                <w:sz w:val="16"/>
-                <w:szCs w:val="16"/>
-              </w:rPr>
-            </w:pPr>
-            <w:r>
-              <w:rPr>
-                <w:rFonts w:ascii="Times New Roman" w:cs="Times New Roman" w:eastAsia="Times New Roman" w:hAnsi="Times New Roman"/>
-                <w:sz w:val="16"/>
-                <w:szCs w:val="16"/>
-                <w:rtl w:val="0"/>
-              </w:rPr>
-              <w:t xml:space="preserve">$0.01233</w:t>
-            </w:r>
-          </w:p>
-        </w:tc>
-        <w:tc>
-          <w:tcPr>
-            <w:shd w:fill="auto" w:val="clear"/>
-            <w:tcMar>
-              <w:top w:w="100.0" w:type="dxa"/>
-              <w:left w:w="100.0" w:type="dxa"/>
-              <w:bottom w:w="100.0" w:type="dxa"/>
-              <w:right w:w="100.0" w:type="dxa"/>
-            </w:tcMar>
-            <w:vAlign w:val="top"/>
-          </w:tcPr>
-          <w:p>
-            <w:pPr>
-              <w:jc w:val="left"/>
-              <w:rPr>
-                <w:rFonts w:ascii="Times New Roman" w:cs="Times New Roman" w:eastAsia="Times New Roman" w:hAnsi="Times New Roman"/>
-                <w:sz w:val="16"/>
-                <w:szCs w:val="16"/>
-              </w:rPr>
-            </w:pPr>
-            <w:r>
-              <w:rPr>
-                <w:rFonts w:ascii="Times New Roman" w:cs="Times New Roman" w:eastAsia="Times New Roman" w:hAnsi="Times New Roman"/>
-                <w:sz w:val="16"/>
-                <w:szCs w:val="16"/>
-                <w:rtl w:val="0"/>
-              </w:rPr>
-              <w:t xml:space="preserve">9.6s</w:t>
-            </w:r>
-          </w:p>
-        </w:tc>
-        <w:tc>
-          <w:tcPr>
-            <w:shd w:fill="auto" w:val="clear"/>
-            <w:tcMar>
-              <w:top w:w="100.0" w:type="dxa"/>
-              <w:left w:w="100.0" w:type="dxa"/>
-              <w:bottom w:w="100.0" w:type="dxa"/>
-              <w:right w:w="100.0" w:type="dxa"/>
-            </w:tcMar>
-            <w:vAlign w:val="top"/>
-          </w:tcPr>
-          <w:p>
-            <w:pPr>
-              <w:jc w:val="left"/>
-              <w:rPr>
-                <w:rFonts w:ascii="Times New Roman" w:cs="Times New Roman" w:eastAsia="Times New Roman" w:hAnsi="Times New Roman"/>
-                <w:sz w:val="16"/>
-                <w:szCs w:val="16"/>
-              </w:rPr>
-            </w:pPr>
-            <w:r>
-              <w:rPr>
-                <w:rFonts w:ascii="Times New Roman" w:cs="Times New Roman" w:eastAsia="Times New Roman" w:hAnsi="Times New Roman"/>
-                <w:sz w:val="16"/>
-                <w:szCs w:val="16"/>
-                <w:rtl w:val="0"/>
-              </w:rPr>
-              <w:t xml:space="preserve">13.1s</w:t>
-            </w:r>
-          </w:p>
-        </w:tc>
-      </w:tr>
-      <w:tr>
-        <w:tc>
-          <w:tcPr>
-            <w:shd w:fill="auto" w:val="clear"/>
-            <w:tcMar>
-              <w:top w:w="100.0" w:type="dxa"/>
-              <w:left w:w="100.0" w:type="dxa"/>
-              <w:bottom w:w="100.0" w:type="dxa"/>
-              <w:right w:w="100.0" w:type="dxa"/>
-            </w:tcMar>
-            <w:vAlign w:val="top"/>
-          </w:tcPr>
-          <w:p>
-            <w:pPr>
-              <w:jc w:val="left"/>
-              <w:rPr>
-                <w:rFonts w:ascii="Times New Roman" w:cs="Times New Roman" w:eastAsia="Times New Roman" w:hAnsi="Times New Roman"/>
-                <w:sz w:val="16"/>
-                <w:szCs w:val="16"/>
-              </w:rPr>
-            </w:pPr>
-            <w:r>
-              <w:rPr>
-                <w:rFonts w:ascii="Times New Roman" w:cs="Times New Roman" w:eastAsia="Times New Roman" w:hAnsi="Times New Roman"/>
-                <w:sz w:val="16"/>
-                <w:szCs w:val="16"/>
-                <w:rtl w:val="0"/>
-              </w:rPr>
-              <w:t xml:space="preserve"/>
-            </w:r>
-          </w:p>
-        </w:tc>
-        <w:tc>
-          <w:tcPr>
-            <w:shd w:fill="auto" w:val="clear"/>
-            <w:tcMar>
-              <w:top w:w="100.0" w:type="dxa"/>
-              <w:left w:w="100.0" w:type="dxa"/>
-              <w:bottom w:w="100.0" w:type="dxa"/>
-              <w:right w:w="100.0" w:type="dxa"/>
-            </w:tcMar>
-            <w:vAlign w:val="top"/>
-          </w:tcPr>
-          <w:p>
-            <w:pPr>
-              <w:jc w:val="left"/>
-              <w:rPr>
-                <w:rFonts w:ascii="Times New Roman" w:cs="Times New Roman" w:eastAsia="Times New Roman" w:hAnsi="Times New Roman"/>
-                <w:sz w:val="16"/>
-                <w:szCs w:val="16"/>
-              </w:rPr>
-            </w:pPr>
-            <w:r>
-              <w:rPr>
-                <w:rFonts w:ascii="Times New Roman" w:cs="Times New Roman" w:eastAsia="Times New Roman" w:hAnsi="Times New Roman"/>
-                <w:sz w:val="16"/>
-                <w:szCs w:val="16"/>
-                <w:rtl w:val="0"/>
-              </w:rPr>
-              <w:t xml:space="preserve">D</w:t>
-            </w:r>
-          </w:p>
-        </w:tc>
-        <w:tc>
-          <w:tcPr>
-            <w:shd w:fill="auto" w:val="clear"/>
-            <w:tcMar>
-              <w:top w:w="100.0" w:type="dxa"/>
-              <w:left w:w="100.0" w:type="dxa"/>
-              <w:bottom w:w="100.0" w:type="dxa"/>
-              <w:right w:w="100.0" w:type="dxa"/>
-            </w:tcMar>
-            <w:vAlign w:val="top"/>
-          </w:tcPr>
-          <w:p>
-            <w:pPr>
-              <w:jc w:val="left"/>
-              <w:rPr>
-                <w:rFonts w:ascii="Times New Roman" w:cs="Times New Roman" w:eastAsia="Times New Roman" w:hAnsi="Times New Roman"/>
-                <w:sz w:val="16"/>
-                <w:szCs w:val="16"/>
-              </w:rPr>
-            </w:pPr>
-            <w:r>
-              <w:rPr>
-                <w:rFonts w:ascii="Times New Roman" w:cs="Times New Roman" w:eastAsia="Times New Roman" w:hAnsi="Times New Roman"/>
-                <w:sz w:val="16"/>
-                <w:szCs w:val="16"/>
-                <w:rtl w:val="0"/>
-              </w:rPr>
-              <w:t xml:space="preserve">147</w:t>
-            </w:r>
-          </w:p>
-        </w:tc>
-        <w:tc>
-          <w:tcPr>
-            <w:shd w:fill="auto" w:val="clear"/>
-            <w:tcMar>
-              <w:top w:w="100.0" w:type="dxa"/>
-              <w:left w:w="100.0" w:type="dxa"/>
-              <w:bottom w:w="100.0" w:type="dxa"/>
-              <w:right w:w="100.0" w:type="dxa"/>
-            </w:tcMar>
-            <w:vAlign w:val="top"/>
-          </w:tcPr>
-          <w:p>
-            <w:pPr>
-              <w:jc w:val="left"/>
-              <w:rPr>
-                <w:rFonts w:ascii="Times New Roman" w:cs="Times New Roman" w:eastAsia="Times New Roman" w:hAnsi="Times New Roman"/>
-                <w:sz w:val="16"/>
-                <w:szCs w:val="16"/>
-              </w:rPr>
-            </w:pPr>
-            <w:r>
-              <w:rPr>
-                <w:rFonts w:ascii="Times New Roman" w:cs="Times New Roman" w:eastAsia="Times New Roman" w:hAnsi="Times New Roman"/>
-                <w:sz w:val="16"/>
-                <w:szCs w:val="16"/>
-                <w:rtl w:val="0"/>
-              </w:rPr>
-              <w:t xml:space="preserve">$1.83</w:t>
-            </w:r>
-          </w:p>
-        </w:tc>
-        <w:tc>
-          <w:tcPr>
-            <w:shd w:fill="auto" w:val="clear"/>
-            <w:tcMar>
-              <w:top w:w="100.0" w:type="dxa"/>
-              <w:left w:w="100.0" w:type="dxa"/>
-              <w:bottom w:w="100.0" w:type="dxa"/>
-              <w:right w:w="100.0" w:type="dxa"/>
-            </w:tcMar>
-            <w:vAlign w:val="top"/>
-          </w:tcPr>
-          <w:p>
-            <w:pPr>
-              <w:jc w:val="left"/>
-              <w:rPr>
-                <w:rFonts w:ascii="Times New Roman" w:cs="Times New Roman" w:eastAsia="Times New Roman" w:hAnsi="Times New Roman"/>
-                <w:sz w:val="16"/>
-                <w:szCs w:val="16"/>
-              </w:rPr>
-            </w:pPr>
-            <w:r>
-              <w:rPr>
-                <w:rFonts w:ascii="Times New Roman" w:cs="Times New Roman" w:eastAsia="Times New Roman" w:hAnsi="Times New Roman"/>
-                <w:sz w:val="16"/>
-                <w:szCs w:val="16"/>
-                <w:rtl w:val="0"/>
-              </w:rPr>
-              <w:t xml:space="preserve">$0.01243</w:t>
-            </w:r>
-          </w:p>
-        </w:tc>
-        <w:tc>
-          <w:tcPr>
-            <w:shd w:fill="auto" w:val="clear"/>
-            <w:tcMar>
-              <w:top w:w="100.0" w:type="dxa"/>
-              <w:left w:w="100.0" w:type="dxa"/>
-              <w:bottom w:w="100.0" w:type="dxa"/>
-              <w:right w:w="100.0" w:type="dxa"/>
-            </w:tcMar>
-            <w:vAlign w:val="top"/>
-          </w:tcPr>
-          <w:p>
-            <w:pPr>
-              <w:jc w:val="left"/>
-              <w:rPr>
-                <w:rFonts w:ascii="Times New Roman" w:cs="Times New Roman" w:eastAsia="Times New Roman" w:hAnsi="Times New Roman"/>
-                <w:sz w:val="16"/>
-                <w:szCs w:val="16"/>
-              </w:rPr>
-            </w:pPr>
-            <w:r>
-              <w:rPr>
-                <w:rFonts w:ascii="Times New Roman" w:cs="Times New Roman" w:eastAsia="Times New Roman" w:hAnsi="Times New Roman"/>
-                <w:sz w:val="16"/>
-                <w:szCs w:val="16"/>
-                <w:rtl w:val="0"/>
-              </w:rPr>
-              <w:t xml:space="preserve">9.6s</w:t>
-            </w:r>
-          </w:p>
-        </w:tc>
-        <w:tc>
-          <w:tcPr>
-            <w:shd w:fill="auto" w:val="clear"/>
-            <w:tcMar>
-              <w:top w:w="100.0" w:type="dxa"/>
-              <w:left w:w="100.0" w:type="dxa"/>
-              <w:bottom w:w="100.0" w:type="dxa"/>
-              <w:right w:w="100.0" w:type="dxa"/>
-            </w:tcMar>
-            <w:vAlign w:val="top"/>
-          </w:tcPr>
-          <w:p>
-            <w:pPr>
-              <w:jc w:val="left"/>
-              <w:rPr>
-                <w:rFonts w:ascii="Times New Roman" w:cs="Times New Roman" w:eastAsia="Times New Roman" w:hAnsi="Times New Roman"/>
-                <w:sz w:val="16"/>
-                <w:szCs w:val="16"/>
-              </w:rPr>
-            </w:pPr>
-            <w:r>
-              <w:rPr>
-                <w:rFonts w:ascii="Times New Roman" w:cs="Times New Roman" w:eastAsia="Times New Roman" w:hAnsi="Times New Roman"/>
-                <w:sz w:val="16"/>
-                <w:szCs w:val="16"/>
-                <w:rtl w:val="0"/>
-              </w:rPr>
-              <w:t xml:space="preserve">13.6s</w:t>
-            </w:r>
-          </w:p>
-        </w:tc>
-      </w:tr>
-      <w:tr>
-        <w:tc>
-          <w:tcPr>
-            <w:shd w:fill="auto" w:val="clear"/>
-            <w:tcMar>
-              <w:top w:w="100.0" w:type="dxa"/>
-              <w:left w:w="100.0" w:type="dxa"/>
-              <w:bottom w:w="100.0" w:type="dxa"/>
-              <w:right w:w="100.0" w:type="dxa"/>
-            </w:tcMar>
-            <w:vAlign w:val="top"/>
-          </w:tcPr>
-          <w:p>
-            <w:pPr>
-              <w:jc w:val="left"/>
-              <w:rPr>
-                <w:rFonts w:ascii="Times New Roman" w:cs="Times New Roman" w:eastAsia="Times New Roman" w:hAnsi="Times New Roman"/>
-                <w:sz w:val="16"/>
-                <w:szCs w:val="16"/>
-              </w:rPr>
-            </w:pPr>
-            <w:r>
-              <w:rPr>
-                <w:rFonts w:ascii="Times New Roman" w:cs="Times New Roman" w:eastAsia="Times New Roman" w:hAnsi="Times New Roman"/>
-                <w:sz w:val="16"/>
-                <w:szCs w:val="16"/>
-                <w:rtl w:val="0"/>
-              </w:rPr>
-              <w:t xml:space="preserve">Gemini 3.6 Flash</w:t>
-            </w:r>
-          </w:p>
-        </w:tc>
-        <w:tc>
-          <w:tcPr>
-            <w:shd w:fill="auto" w:val="clear"/>
-            <w:tcMar>
-              <w:top w:w="100.0" w:type="dxa"/>
-              <w:left w:w="100.0" w:type="dxa"/>
-              <w:bottom w:w="100.0" w:type="dxa"/>
-              <w:right w:w="100.0" w:type="dxa"/>
-            </w:tcMar>
-            <w:vAlign w:val="top"/>
-          </w:tcPr>
-          <w:p>
-            <w:pPr>
-              <w:jc w:val="left"/>
-              <w:rPr>
-                <w:rFonts w:ascii="Times New Roman" w:cs="Times New Roman" w:eastAsia="Times New Roman" w:hAnsi="Times New Roman"/>
-                <w:sz w:val="16"/>
-                <w:szCs w:val="16"/>
-              </w:rPr>
-            </w:pPr>
-            <w:r>
-              <w:rPr>
-                <w:rFonts w:ascii="Times New Roman" w:cs="Times New Roman" w:eastAsia="Times New Roman" w:hAnsi="Times New Roman"/>
-                <w:sz w:val="16"/>
-                <w:szCs w:val="16"/>
-                <w:rtl w:val="0"/>
-              </w:rPr>
-              <w:t xml:space="preserve">A</w:t>
-            </w:r>
-          </w:p>
-        </w:tc>
-        <w:tc>
-          <w:tcPr>
-            <w:shd w:fill="auto" w:val="clear"/>
-            <w:tcMar>
-              <w:top w:w="100.0" w:type="dxa"/>
-              <w:left w:w="100.0" w:type="dxa"/>
-              <w:bottom w:w="100.0" w:type="dxa"/>
-              <w:right w:w="100.0" w:type="dxa"/>
-            </w:tcMar>
-            <w:vAlign w:val="top"/>
-          </w:tcPr>
-          <w:p>
-            <w:pPr>
-              <w:jc w:val="left"/>
-              <w:rPr>
-                <w:rFonts w:ascii="Times New Roman" w:cs="Times New Roman" w:eastAsia="Times New Roman" w:hAnsi="Times New Roman"/>
-                <w:sz w:val="16"/>
-                <w:szCs w:val="16"/>
-              </w:rPr>
-            </w:pPr>
-            <w:r>
-              <w:rPr>
-                <w:rFonts w:ascii="Times New Roman" w:cs="Times New Roman" w:eastAsia="Times New Roman" w:hAnsi="Times New Roman"/>
-                <w:sz w:val="16"/>
-                <w:szCs w:val="16"/>
-                <w:rtl w:val="0"/>
-              </w:rPr>
-              <w:t xml:space="preserve">909</w:t>
-            </w:r>
-          </w:p>
-        </w:tc>
-        <w:tc>
-          <w:tcPr>
-            <w:shd w:fill="auto" w:val="clear"/>
-            <w:tcMar>
-              <w:top w:w="100.0" w:type="dxa"/>
-              <w:left w:w="100.0" w:type="dxa"/>
-              <w:bottom w:w="100.0" w:type="dxa"/>
-              <w:right w:w="100.0" w:type="dxa"/>
-            </w:tcMar>
-            <w:vAlign w:val="top"/>
-          </w:tcPr>
-          <w:p>
-            <w:pPr>
-              <w:jc w:val="left"/>
-              <w:rPr>
-                <w:rFonts w:ascii="Times New Roman" w:cs="Times New Roman" w:eastAsia="Times New Roman" w:hAnsi="Times New Roman"/>
-                <w:sz w:val="16"/>
-                <w:szCs w:val="16"/>
-              </w:rPr>
-            </w:pPr>
-            <w:r>
-              <w:rPr>
-                <w:rFonts w:ascii="Times New Roman" w:cs="Times New Roman" w:eastAsia="Times New Roman" w:hAnsi="Times New Roman"/>
-                <w:sz w:val="16"/>
-                <w:szCs w:val="16"/>
-                <w:rtl w:val="0"/>
-              </w:rPr>
-              <w:t xml:space="preserve">$1.11</w:t>
-            </w:r>
-          </w:p>
-        </w:tc>
-        <w:tc>
-          <w:tcPr>
-            <w:shd w:fill="auto" w:val="clear"/>
-            <w:tcMar>
-              <w:top w:w="100.0" w:type="dxa"/>
-              <w:left w:w="100.0" w:type="dxa"/>
-              <w:bottom w:w="100.0" w:type="dxa"/>
-              <w:right w:w="100.0" w:type="dxa"/>
-            </w:tcMar>
-            <w:vAlign w:val="top"/>
-          </w:tcPr>
-          <w:p>
-            <w:pPr>
-              <w:jc w:val="left"/>
-              <w:rPr>
-                <w:rFonts w:ascii="Times New Roman" w:cs="Times New Roman" w:eastAsia="Times New Roman" w:hAnsi="Times New Roman"/>
-                <w:sz w:val="16"/>
-                <w:szCs w:val="16"/>
-              </w:rPr>
-            </w:pPr>
-            <w:r>
-              <w:rPr>
-                <w:rFonts w:ascii="Times New Roman" w:cs="Times New Roman" w:eastAsia="Times New Roman" w:hAnsi="Times New Roman"/>
-                <w:sz w:val="16"/>
-                <w:szCs w:val="16"/>
-                <w:rtl w:val="0"/>
-              </w:rPr>
-              <w:t xml:space="preserve">$0.00122</w:t>
-            </w:r>
-          </w:p>
-        </w:tc>
-        <w:tc>
-          <w:tcPr>
-            <w:shd w:fill="auto" w:val="clear"/>
-            <w:tcMar>
-              <w:top w:w="100.0" w:type="dxa"/>
-              <w:left w:w="100.0" w:type="dxa"/>
-              <w:bottom w:w="100.0" w:type="dxa"/>
-              <w:right w:w="100.0" w:type="dxa"/>
-            </w:tcMar>
-            <w:vAlign w:val="top"/>
-          </w:tcPr>
-          <w:p>
-            <w:pPr>
-              <w:jc w:val="left"/>
-              <w:rPr>
-                <w:rFonts w:ascii="Times New Roman" w:cs="Times New Roman" w:eastAsia="Times New Roman" w:hAnsi="Times New Roman"/>
-                <w:sz w:val="16"/>
-                <w:szCs w:val="16"/>
-              </w:rPr>
-            </w:pPr>
-            <w:r>
-              <w:rPr>
-                <w:rFonts w:ascii="Times New Roman" w:cs="Times New Roman" w:eastAsia="Times New Roman" w:hAnsi="Times New Roman"/>
-                <w:sz w:val="16"/>
-                <w:szCs w:val="16"/>
-                <w:rtl w:val="0"/>
-              </w:rPr>
-              <w:t xml:space="preserve">8.7s</w:t>
-            </w:r>
-          </w:p>
-        </w:tc>
-        <w:tc>
-          <w:tcPr>
-            <w:shd w:fill="auto" w:val="clear"/>
-            <w:tcMar>
-              <w:top w:w="100.0" w:type="dxa"/>
-              <w:left w:w="100.0" w:type="dxa"/>
-              <w:bottom w:w="100.0" w:type="dxa"/>
-              <w:right w:w="100.0" w:type="dxa"/>
-            </w:tcMar>
-            <w:vAlign w:val="top"/>
-          </w:tcPr>
-          <w:p>
-            <w:pPr>
-              <w:jc w:val="left"/>
-              <w:rPr>
-                <w:rFonts w:ascii="Times New Roman" w:cs="Times New Roman" w:eastAsia="Times New Roman" w:hAnsi="Times New Roman"/>
-                <w:sz w:val="16"/>
-                <w:szCs w:val="16"/>
-              </w:rPr>
-            </w:pPr>
-            <w:r>
-              <w:rPr>
-                <w:rFonts w:ascii="Times New Roman" w:cs="Times New Roman" w:eastAsia="Times New Roman" w:hAnsi="Times New Roman"/>
-                <w:sz w:val="16"/>
-                <w:szCs w:val="16"/>
-                <w:rtl w:val="0"/>
-              </w:rPr>
-              <w:t xml:space="preserve">25.5s</w:t>
-            </w:r>
-          </w:p>
-        </w:tc>
-      </w:tr>
-      <w:tr>
-        <w:tc>
-          <w:tcPr>
-            <w:shd w:fill="auto" w:val="clear"/>
-            <w:tcMar>
-              <w:top w:w="100.0" w:type="dxa"/>
-              <w:left w:w="100.0" w:type="dxa"/>
-              <w:bottom w:w="100.0" w:type="dxa"/>
-              <w:right w:w="100.0" w:type="dxa"/>
-            </w:tcMar>
-            <w:vAlign w:val="top"/>
-          </w:tcPr>
-          <w:p>
-            <w:pPr>
-              <w:jc w:val="left"/>
-              <w:rPr>
-                <w:rFonts w:ascii="Times New Roman" w:cs="Times New Roman" w:eastAsia="Times New Roman" w:hAnsi="Times New Roman"/>
-                <w:sz w:val="16"/>
-                <w:szCs w:val="16"/>
-              </w:rPr>
-            </w:pPr>
-            <w:r>
-              <w:rPr>
-                <w:rFonts w:ascii="Times New Roman" w:cs="Times New Roman" w:eastAsia="Times New Roman" w:hAnsi="Times New Roman"/>
-                <w:sz w:val="16"/>
-                <w:szCs w:val="16"/>
-                <w:rtl w:val="0"/>
-              </w:rPr>
-              <w:t xml:space="preserve"/>
-            </w:r>
-          </w:p>
-        </w:tc>
-        <w:tc>
-          <w:tcPr>
-            <w:shd w:fill="auto" w:val="clear"/>
-            <w:tcMar>
-              <w:top w:w="100.0" w:type="dxa"/>
-              <w:left w:w="100.0" w:type="dxa"/>
-              <w:bottom w:w="100.0" w:type="dxa"/>
-              <w:right w:w="100.0" w:type="dxa"/>
-            </w:tcMar>
-            <w:vAlign w:val="top"/>
-          </w:tcPr>
-          <w:p>
-            <w:pPr>
-              <w:jc w:val="left"/>
-              <w:rPr>
-                <w:rFonts w:ascii="Times New Roman" w:cs="Times New Roman" w:eastAsia="Times New Roman" w:hAnsi="Times New Roman"/>
-                <w:sz w:val="16"/>
-                <w:szCs w:val="16"/>
-              </w:rPr>
-            </w:pPr>
-            <w:r>
-              <w:rPr>
-                <w:rFonts w:ascii="Times New Roman" w:cs="Times New Roman" w:eastAsia="Times New Roman" w:hAnsi="Times New Roman"/>
-                <w:sz w:val="16"/>
-                <w:szCs w:val="16"/>
-                <w:rtl w:val="0"/>
-              </w:rPr>
-              <w:t xml:space="preserve">B</w:t>
-            </w:r>
-          </w:p>
-        </w:tc>
-        <w:tc>
-          <w:tcPr>
-            <w:shd w:fill="auto" w:val="clear"/>
-            <w:tcMar>
-              <w:top w:w="100.0" w:type="dxa"/>
-              <w:left w:w="100.0" w:type="dxa"/>
-              <w:bottom w:w="100.0" w:type="dxa"/>
-              <w:right w:w="100.0" w:type="dxa"/>
-            </w:tcMar>
-            <w:vAlign w:val="top"/>
-          </w:tcPr>
-          <w:p>
-            <w:pPr>
-              <w:jc w:val="left"/>
-              <w:rPr>
-                <w:rFonts w:ascii="Times New Roman" w:cs="Times New Roman" w:eastAsia="Times New Roman" w:hAnsi="Times New Roman"/>
-                <w:sz w:val="16"/>
-                <w:szCs w:val="16"/>
-              </w:rPr>
-            </w:pPr>
-            <w:r>
-              <w:rPr>
-                <w:rFonts w:ascii="Times New Roman" w:cs="Times New Roman" w:eastAsia="Times New Roman" w:hAnsi="Times New Roman"/>
-                <w:sz w:val="16"/>
-                <w:szCs w:val="16"/>
-                <w:rtl w:val="0"/>
-              </w:rPr>
-              <w:t xml:space="preserve">909</w:t>
-            </w:r>
-          </w:p>
-        </w:tc>
-        <w:tc>
-          <w:tcPr>
-            <w:shd w:fill="auto" w:val="clear"/>
-            <w:tcMar>
-              <w:top w:w="100.0" w:type="dxa"/>
-              <w:left w:w="100.0" w:type="dxa"/>
-              <w:bottom w:w="100.0" w:type="dxa"/>
-              <w:right w:w="100.0" w:type="dxa"/>
-            </w:tcMar>
-            <w:vAlign w:val="top"/>
-          </w:tcPr>
-          <w:p>
-            <w:pPr>
-              <w:jc w:val="left"/>
-              <w:rPr>
-                <w:rFonts w:ascii="Times New Roman" w:cs="Times New Roman" w:eastAsia="Times New Roman" w:hAnsi="Times New Roman"/>
-                <w:sz w:val="16"/>
-                <w:szCs w:val="16"/>
-              </w:rPr>
-            </w:pPr>
-            <w:r>
-              <w:rPr>
-                <w:rFonts w:ascii="Times New Roman" w:cs="Times New Roman" w:eastAsia="Times New Roman" w:hAnsi="Times New Roman"/>
-                <w:sz w:val="16"/>
-                <w:szCs w:val="16"/>
-                <w:rtl w:val="0"/>
-              </w:rPr>
-              <w:t xml:space="preserve">$1.16</w:t>
-            </w:r>
-          </w:p>
-        </w:tc>
-        <w:tc>
-          <w:tcPr>
-            <w:shd w:fill="auto" w:val="clear"/>
-            <w:tcMar>
-              <w:top w:w="100.0" w:type="dxa"/>
-              <w:left w:w="100.0" w:type="dxa"/>
-              <w:bottom w:w="100.0" w:type="dxa"/>
-              <w:right w:w="100.0" w:type="dxa"/>
-            </w:tcMar>
-            <w:vAlign w:val="top"/>
-          </w:tcPr>
-          <w:p>
-            <w:pPr>
-              <w:jc w:val="left"/>
-              <w:rPr>
-                <w:rFonts w:ascii="Times New Roman" w:cs="Times New Roman" w:eastAsia="Times New Roman" w:hAnsi="Times New Roman"/>
-                <w:sz w:val="16"/>
-                <w:szCs w:val="16"/>
-              </w:rPr>
-            </w:pPr>
-            <w:r>
-              <w:rPr>
-                <w:rFonts w:ascii="Times New Roman" w:cs="Times New Roman" w:eastAsia="Times New Roman" w:hAnsi="Times New Roman"/>
-                <w:sz w:val="16"/>
-                <w:szCs w:val="16"/>
-                <w:rtl w:val="0"/>
-              </w:rPr>
-              <w:t xml:space="preserve">$0.00127</w:t>
-            </w:r>
-          </w:p>
-        </w:tc>
-        <w:tc>
-          <w:tcPr>
-            <w:shd w:fill="auto" w:val="clear"/>
-            <w:tcMar>
-              <w:top w:w="100.0" w:type="dxa"/>
-              <w:left w:w="100.0" w:type="dxa"/>
-              <w:bottom w:w="100.0" w:type="dxa"/>
-              <w:right w:w="100.0" w:type="dxa"/>
-            </w:tcMar>
-            <w:vAlign w:val="top"/>
-          </w:tcPr>
-          <w:p>
-            <w:pPr>
-              <w:jc w:val="left"/>
-              <w:rPr>
-                <w:rFonts w:ascii="Times New Roman" w:cs="Times New Roman" w:eastAsia="Times New Roman" w:hAnsi="Times New Roman"/>
-                <w:sz w:val="16"/>
-                <w:szCs w:val="16"/>
-              </w:rPr>
-            </w:pPr>
-            <w:r>
-              <w:rPr>
-                <w:rFonts w:ascii="Times New Roman" w:cs="Times New Roman" w:eastAsia="Times New Roman" w:hAnsi="Times New Roman"/>
-                <w:sz w:val="16"/>
-                <w:szCs w:val="16"/>
-                <w:rtl w:val="0"/>
-              </w:rPr>
-              <w:t xml:space="preserve">8.3s</w:t>
-            </w:r>
-          </w:p>
-        </w:tc>
-        <w:tc>
-          <w:tcPr>
-            <w:shd w:fill="auto" w:val="clear"/>
-            <w:tcMar>
-              <w:top w:w="100.0" w:type="dxa"/>
-              <w:left w:w="100.0" w:type="dxa"/>
-              <w:bottom w:w="100.0" w:type="dxa"/>
-              <w:right w:w="100.0" w:type="dxa"/>
-            </w:tcMar>
-            <w:vAlign w:val="top"/>
-          </w:tcPr>
-          <w:p>
-            <w:pPr>
-              <w:jc w:val="left"/>
-              <w:rPr>
-                <w:rFonts w:ascii="Times New Roman" w:cs="Times New Roman" w:eastAsia="Times New Roman" w:hAnsi="Times New Roman"/>
-                <w:sz w:val="16"/>
-                <w:szCs w:val="16"/>
-              </w:rPr>
-            </w:pPr>
-            <w:r>
-              <w:rPr>
-                <w:rFonts w:ascii="Times New Roman" w:cs="Times New Roman" w:eastAsia="Times New Roman" w:hAnsi="Times New Roman"/>
-                <w:sz w:val="16"/>
-                <w:szCs w:val="16"/>
-                <w:rtl w:val="0"/>
-              </w:rPr>
-              <w:t xml:space="preserve">24.4s</w:t>
-            </w:r>
-          </w:p>
-        </w:tc>
-      </w:tr>
-      <w:tr>
-        <w:tc>
-          <w:tcPr>
-            <w:shd w:fill="auto" w:val="clear"/>
-            <w:tcMar>
-              <w:top w:w="100.0" w:type="dxa"/>
-              <w:left w:w="100.0" w:type="dxa"/>
-              <w:bottom w:w="100.0" w:type="dxa"/>
-              <w:right w:w="100.0" w:type="dxa"/>
-            </w:tcMar>
-            <w:vAlign w:val="top"/>
-          </w:tcPr>
-          <w:p>
-            <w:pPr>
-              <w:jc w:val="left"/>
-              <w:rPr>
-                <w:rFonts w:ascii="Times New Roman" w:cs="Times New Roman" w:eastAsia="Times New Roman" w:hAnsi="Times New Roman"/>
-                <w:sz w:val="16"/>
-                <w:szCs w:val="16"/>
-              </w:rPr>
-            </w:pPr>
-            <w:r>
-              <w:rPr>
-                <w:rFonts w:ascii="Times New Roman" w:cs="Times New Roman" w:eastAsia="Times New Roman" w:hAnsi="Times New Roman"/>
-                <w:sz w:val="16"/>
-                <w:szCs w:val="16"/>
-                <w:rtl w:val="0"/>
-              </w:rPr>
-              <w:t xml:space="preserve"/>
-            </w:r>
-          </w:p>
-        </w:tc>
-        <w:tc>
-          <w:tcPr>
-            <w:shd w:fill="auto" w:val="clear"/>
-            <w:tcMar>
-              <w:top w:w="100.0" w:type="dxa"/>
-              <w:left w:w="100.0" w:type="dxa"/>
-              <w:bottom w:w="100.0" w:type="dxa"/>
-              <w:right w:w="100.0" w:type="dxa"/>
-            </w:tcMar>
-            <w:vAlign w:val="top"/>
-          </w:tcPr>
-          <w:p>
-            <w:pPr>
-              <w:jc w:val="left"/>
-              <w:rPr>
-                <w:rFonts w:ascii="Times New Roman" w:cs="Times New Roman" w:eastAsia="Times New Roman" w:hAnsi="Times New Roman"/>
-                <w:sz w:val="16"/>
-                <w:szCs w:val="16"/>
-              </w:rPr>
-            </w:pPr>
-            <w:r>
-              <w:rPr>
-                <w:rFonts w:ascii="Times New Roman" w:cs="Times New Roman" w:eastAsia="Times New Roman" w:hAnsi="Times New Roman"/>
-                <w:sz w:val="16"/>
-                <w:szCs w:val="16"/>
-                <w:rtl w:val="0"/>
-              </w:rPr>
-              <w:t xml:space="preserve">C</w:t>
-            </w:r>
-          </w:p>
-        </w:tc>
-        <w:tc>
-          <w:tcPr>
-            <w:shd w:fill="auto" w:val="clear"/>
-            <w:tcMar>
-              <w:top w:w="100.0" w:type="dxa"/>
-              <w:left w:w="100.0" w:type="dxa"/>
-              <w:bottom w:w="100.0" w:type="dxa"/>
-              <w:right w:w="100.0" w:type="dxa"/>
-            </w:tcMar>
-            <w:vAlign w:val="top"/>
-          </w:tcPr>
-          <w:p>
-            <w:pPr>
-              <w:jc w:val="left"/>
-              <w:rPr>
-                <w:rFonts w:ascii="Times New Roman" w:cs="Times New Roman" w:eastAsia="Times New Roman" w:hAnsi="Times New Roman"/>
-                <w:sz w:val="16"/>
-                <w:szCs w:val="16"/>
-              </w:rPr>
-            </w:pPr>
-            <w:r>
-              <w:rPr>
-                <w:rFonts w:ascii="Times New Roman" w:cs="Times New Roman" w:eastAsia="Times New Roman" w:hAnsi="Times New Roman"/>
-                <w:sz w:val="16"/>
-                <w:szCs w:val="16"/>
-                <w:rtl w:val="0"/>
-              </w:rPr>
-              <w:t xml:space="preserve">147</w:t>
-            </w:r>
-          </w:p>
-        </w:tc>
-        <w:tc>
-          <w:tcPr>
-            <w:shd w:fill="auto" w:val="clear"/>
-            <w:tcMar>
-              <w:top w:w="100.0" w:type="dxa"/>
-              <w:left w:w="100.0" w:type="dxa"/>
-              <w:bottom w:w="100.0" w:type="dxa"/>
-              <w:right w:w="100.0" w:type="dxa"/>
-            </w:tcMar>
-            <w:vAlign w:val="top"/>
-          </w:tcPr>
-          <w:p>
-            <w:pPr>
-              <w:jc w:val="left"/>
-              <w:rPr>
-                <w:rFonts w:ascii="Times New Roman" w:cs="Times New Roman" w:eastAsia="Times New Roman" w:hAnsi="Times New Roman"/>
-                <w:sz w:val="16"/>
-                <w:szCs w:val="16"/>
-              </w:rPr>
-            </w:pPr>
-            <w:r>
-              <w:rPr>
-                <w:rFonts w:ascii="Times New Roman" w:cs="Times New Roman" w:eastAsia="Times New Roman" w:hAnsi="Times New Roman"/>
-                <w:sz w:val="16"/>
-                <w:szCs w:val="16"/>
-                <w:rtl w:val="0"/>
-              </w:rPr>
-              <w:t xml:space="preserve">$0.30</w:t>
-            </w:r>
-          </w:p>
-        </w:tc>
-        <w:tc>
-          <w:tcPr>
-            <w:shd w:fill="auto" w:val="clear"/>
-            <w:tcMar>
-              <w:top w:w="100.0" w:type="dxa"/>
-              <w:left w:w="100.0" w:type="dxa"/>
-              <w:bottom w:w="100.0" w:type="dxa"/>
-              <w:right w:w="100.0" w:type="dxa"/>
-            </w:tcMar>
-            <w:vAlign w:val="top"/>
-          </w:tcPr>
-          <w:p>
-            <w:pPr>
-              <w:jc w:val="left"/>
-              <w:rPr>
-                <w:rFonts w:ascii="Times New Roman" w:cs="Times New Roman" w:eastAsia="Times New Roman" w:hAnsi="Times New Roman"/>
-                <w:sz w:val="16"/>
-                <w:szCs w:val="16"/>
-              </w:rPr>
-            </w:pPr>
-            <w:r>
-              <w:rPr>
-                <w:rFonts w:ascii="Times New Roman" w:cs="Times New Roman" w:eastAsia="Times New Roman" w:hAnsi="Times New Roman"/>
-                <w:sz w:val="16"/>
-                <w:szCs w:val="16"/>
-                <w:rtl w:val="0"/>
-              </w:rPr>
-              <w:t xml:space="preserve">$0.00205</w:t>
-            </w:r>
-          </w:p>
-        </w:tc>
-        <w:tc>
-          <w:tcPr>
-            <w:shd w:fill="auto" w:val="clear"/>
-            <w:tcMar>
-              <w:top w:w="100.0" w:type="dxa"/>
-              <w:left w:w="100.0" w:type="dxa"/>
-              <w:bottom w:w="100.0" w:type="dxa"/>
-              <w:right w:w="100.0" w:type="dxa"/>
-            </w:tcMar>
-            <w:vAlign w:val="top"/>
-          </w:tcPr>
-          <w:p>
-            <w:pPr>
-              <w:jc w:val="left"/>
-              <w:rPr>
-                <w:rFonts w:ascii="Times New Roman" w:cs="Times New Roman" w:eastAsia="Times New Roman" w:hAnsi="Times New Roman"/>
-                <w:sz w:val="16"/>
-                <w:szCs w:val="16"/>
-              </w:rPr>
-            </w:pPr>
-            <w:r>
-              <w:rPr>
-                <w:rFonts w:ascii="Times New Roman" w:cs="Times New Roman" w:eastAsia="Times New Roman" w:hAnsi="Times New Roman"/>
-                <w:sz w:val="16"/>
-                <w:szCs w:val="16"/>
-                <w:rtl w:val="0"/>
-              </w:rPr>
-              <w:t xml:space="preserve">8.2s</w:t>
-            </w:r>
-          </w:p>
-        </w:tc>
-        <w:tc>
-          <w:tcPr>
-            <w:shd w:fill="auto" w:val="clear"/>
-            <w:tcMar>
-              <w:top w:w="100.0" w:type="dxa"/>
-              <w:left w:w="100.0" w:type="dxa"/>
-              <w:bottom w:w="100.0" w:type="dxa"/>
-              <w:right w:w="100.0" w:type="dxa"/>
-            </w:tcMar>
-            <w:vAlign w:val="top"/>
-          </w:tcPr>
-          <w:p>
-            <w:pPr>
-              <w:jc w:val="left"/>
-              <w:rPr>
-                <w:rFonts w:ascii="Times New Roman" w:cs="Times New Roman" w:eastAsia="Times New Roman" w:hAnsi="Times New Roman"/>
-                <w:sz w:val="16"/>
-                <w:szCs w:val="16"/>
-              </w:rPr>
-            </w:pPr>
-            <w:r>
-              <w:rPr>
-                <w:rFonts w:ascii="Times New Roman" w:cs="Times New Roman" w:eastAsia="Times New Roman" w:hAnsi="Times New Roman"/>
-                <w:sz w:val="16"/>
-                <w:szCs w:val="16"/>
-                <w:rtl w:val="0"/>
-              </w:rPr>
-              <w:t xml:space="preserve">21.9s</w:t>
-            </w:r>
-          </w:p>
-        </w:tc>
-      </w:tr>
-      <w:tr>
-        <w:tc>
-          <w:tcPr>
-            <w:shd w:fill="auto" w:val="clear"/>
-            <w:tcMar>
-              <w:top w:w="100.0" w:type="dxa"/>
-              <w:left w:w="100.0" w:type="dxa"/>
-              <w:bottom w:w="100.0" w:type="dxa"/>
-              <w:right w:w="100.0" w:type="dxa"/>
-            </w:tcMar>
-            <w:vAlign w:val="top"/>
-          </w:tcPr>
-          <w:p>
-            <w:pPr>
-              <w:jc w:val="left"/>
-              <w:rPr>
-                <w:rFonts w:ascii="Times New Roman" w:cs="Times New Roman" w:eastAsia="Times New Roman" w:hAnsi="Times New Roman"/>
-                <w:sz w:val="16"/>
-                <w:szCs w:val="16"/>
-              </w:rPr>
-            </w:pPr>
-            <w:r>
-              <w:rPr>
-                <w:rFonts w:ascii="Times New Roman" w:cs="Times New Roman" w:eastAsia="Times New Roman" w:hAnsi="Times New Roman"/>
-                <w:sz w:val="16"/>
-                <w:szCs w:val="16"/>
-                <w:rtl w:val="0"/>
-              </w:rPr>
-              <w:t xml:space="preserve"/>
-            </w:r>
-          </w:p>
-        </w:tc>
-        <w:tc>
-          <w:tcPr>
-            <w:shd w:fill="auto" w:val="clear"/>
-            <w:tcMar>
-              <w:top w:w="100.0" w:type="dxa"/>
-              <w:left w:w="100.0" w:type="dxa"/>
-              <w:bottom w:w="100.0" w:type="dxa"/>
-              <w:right w:w="100.0" w:type="dxa"/>
-            </w:tcMar>
-            <w:vAlign w:val="top"/>
-          </w:tcPr>
-          <w:p>
-            <w:pPr>
-              <w:jc w:val="left"/>
-              <w:rPr>
-                <w:rFonts w:ascii="Times New Roman" w:cs="Times New Roman" w:eastAsia="Times New Roman" w:hAnsi="Times New Roman"/>
-                <w:sz w:val="16"/>
-                <w:szCs w:val="16"/>
-              </w:rPr>
-            </w:pPr>
-            <w:r>
-              <w:rPr>
-                <w:rFonts w:ascii="Times New Roman" w:cs="Times New Roman" w:eastAsia="Times New Roman" w:hAnsi="Times New Roman"/>
-                <w:sz w:val="16"/>
-                <w:szCs w:val="16"/>
-                <w:rtl w:val="0"/>
-              </w:rPr>
-              <w:t xml:space="preserve">D</w:t>
-            </w:r>
-          </w:p>
-        </w:tc>
-        <w:tc>
-          <w:tcPr>
-            <w:shd w:fill="auto" w:val="clear"/>
-            <w:tcMar>
-              <w:top w:w="100.0" w:type="dxa"/>
-              <w:left w:w="100.0" w:type="dxa"/>
-              <w:bottom w:w="100.0" w:type="dxa"/>
-              <w:right w:w="100.0" w:type="dxa"/>
-            </w:tcMar>
-            <w:vAlign w:val="top"/>
-          </w:tcPr>
-          <w:p>
-            <w:pPr>
-              <w:jc w:val="left"/>
-              <w:rPr>
-                <w:rFonts w:ascii="Times New Roman" w:cs="Times New Roman" w:eastAsia="Times New Roman" w:hAnsi="Times New Roman"/>
-                <w:sz w:val="16"/>
-                <w:szCs w:val="16"/>
-              </w:rPr>
-            </w:pPr>
-            <w:r>
-              <w:rPr>
-                <w:rFonts w:ascii="Times New Roman" w:cs="Times New Roman" w:eastAsia="Times New Roman" w:hAnsi="Times New Roman"/>
-                <w:sz w:val="16"/>
-                <w:szCs w:val="16"/>
-                <w:rtl w:val="0"/>
-              </w:rPr>
-              <w:t xml:space="preserve">147</w:t>
-            </w:r>
-          </w:p>
-        </w:tc>
-        <w:tc>
-          <w:tcPr>
-            <w:shd w:fill="auto" w:val="clear"/>
-            <w:tcMar>
-              <w:top w:w="100.0" w:type="dxa"/>
-              <w:left w:w="100.0" w:type="dxa"/>
-              <w:bottom w:w="100.0" w:type="dxa"/>
-              <w:right w:w="100.0" w:type="dxa"/>
-            </w:tcMar>
-            <w:vAlign w:val="top"/>
-          </w:tcPr>
-          <w:p>
-            <w:pPr>
-              <w:jc w:val="left"/>
-              <w:rPr>
-                <w:rFonts w:ascii="Times New Roman" w:cs="Times New Roman" w:eastAsia="Times New Roman" w:hAnsi="Times New Roman"/>
-                <w:sz w:val="16"/>
-                <w:szCs w:val="16"/>
-              </w:rPr>
-            </w:pPr>
-            <w:r>
-              <w:rPr>
-                <w:rFonts w:ascii="Times New Roman" w:cs="Times New Roman" w:eastAsia="Times New Roman" w:hAnsi="Times New Roman"/>
-                <w:sz w:val="16"/>
-                <w:szCs w:val="16"/>
-                <w:rtl w:val="0"/>
-              </w:rPr>
-              <w:t xml:space="preserve">$0.31</w:t>
-            </w:r>
-          </w:p>
-        </w:tc>
-        <w:tc>
-          <w:tcPr>
-            <w:shd w:fill="auto" w:val="clear"/>
-            <w:tcMar>
-              <w:top w:w="100.0" w:type="dxa"/>
-              <w:left w:w="100.0" w:type="dxa"/>
-              <w:bottom w:w="100.0" w:type="dxa"/>
-              <w:right w:w="100.0" w:type="dxa"/>
-            </w:tcMar>
-            <w:vAlign w:val="top"/>
-          </w:tcPr>
-          <w:p>
-            <w:pPr>
-              <w:jc w:val="left"/>
-              <w:rPr>
-                <w:rFonts w:ascii="Times New Roman" w:cs="Times New Roman" w:eastAsia="Times New Roman" w:hAnsi="Times New Roman"/>
-                <w:sz w:val="16"/>
-                <w:szCs w:val="16"/>
-              </w:rPr>
-            </w:pPr>
-            <w:r>
-              <w:rPr>
-                <w:rFonts w:ascii="Times New Roman" w:cs="Times New Roman" w:eastAsia="Times New Roman" w:hAnsi="Times New Roman"/>
-                <w:sz w:val="16"/>
-                <w:szCs w:val="16"/>
-                <w:rtl w:val="0"/>
-              </w:rPr>
-              <w:t xml:space="preserve">$0.00209</w:t>
-            </w:r>
-          </w:p>
-        </w:tc>
-        <w:tc>
-          <w:tcPr>
-            <w:shd w:fill="auto" w:val="clear"/>
-            <w:tcMar>
-              <w:top w:w="100.0" w:type="dxa"/>
-              <w:left w:w="100.0" w:type="dxa"/>
-              <w:bottom w:w="100.0" w:type="dxa"/>
-              <w:right w:w="100.0" w:type="dxa"/>
-            </w:tcMar>
-            <w:vAlign w:val="top"/>
-          </w:tcPr>
-          <w:p>
-            <w:pPr>
-              <w:jc w:val="left"/>
-              <w:rPr>
-                <w:rFonts w:ascii="Times New Roman" w:cs="Times New Roman" w:eastAsia="Times New Roman" w:hAnsi="Times New Roman"/>
-                <w:sz w:val="16"/>
-                <w:szCs w:val="16"/>
-              </w:rPr>
-            </w:pPr>
-            <w:r>
-              <w:rPr>
-                <w:rFonts w:ascii="Times New Roman" w:cs="Times New Roman" w:eastAsia="Times New Roman" w:hAnsi="Times New Roman"/>
-                <w:sz w:val="16"/>
-                <w:szCs w:val="16"/>
-                <w:rtl w:val="0"/>
-              </w:rPr>
-              <w:t xml:space="preserve">7.7s</w:t>
-            </w:r>
-          </w:p>
-        </w:tc>
-        <w:tc>
-          <w:tcPr>
-            <w:shd w:fill="auto" w:val="clear"/>
-            <w:tcMar>
-              <w:top w:w="100.0" w:type="dxa"/>
-              <w:left w:w="100.0" w:type="dxa"/>
-              <w:bottom w:w="100.0" w:type="dxa"/>
-              <w:right w:w="100.0" w:type="dxa"/>
-            </w:tcMar>
-            <w:vAlign w:val="top"/>
-          </w:tcPr>
-          <w:p>
-            <w:pPr>
-              <w:jc w:val="left"/>
-              <w:rPr>
-                <w:rFonts w:ascii="Times New Roman" w:cs="Times New Roman" w:eastAsia="Times New Roman" w:hAnsi="Times New Roman"/>
-                <w:sz w:val="16"/>
-                <w:szCs w:val="16"/>
-              </w:rPr>
-            </w:pPr>
-            <w:r>
-              <w:rPr>
-                <w:rFonts w:ascii="Times New Roman" w:cs="Times New Roman" w:eastAsia="Times New Roman" w:hAnsi="Times New Roman"/>
-                <w:sz w:val="16"/>
-                <w:szCs w:val="16"/>
-                <w:rtl w:val="0"/>
-              </w:rPr>
-              <w:t xml:space="preserve">20.9s</w:t>
+                <w:sz w:val="14"/>
+                <w:szCs w:val="14"/>
+              </w:rPr>
+            </w:pPr>
+            <w:r>
+              <w:rPr>
+                <w:rFonts w:ascii="Times New Roman" w:cs="Times New Roman" w:eastAsia="Times New Roman" w:hAnsi="Times New Roman"/>
+                <w:sz w:val="14"/>
+                <w:szCs w:val="14"/>
+                <w:rtl w:val="0"/>
+              </w:rPr>
+              <w:t xml:space="preserve">24.4</w:t>
             </w:r>
           </w:p>
         </w:tc>

--- a/manuscripts/can_llm_web_agents_verify_their_own_work_R1.docx
+++ b/manuscripts/can_llm_web_agents_verify_their_own_work_R1.docx
@@ -14216,7 +14216,7 @@
     <w:tbl>
       <w:tblPr>
         <w:tblStyle w:val="Table5"/>
-        <w:tblW w:w="4320.0" w:type="dxa"/>
+        <w:tblW w:w="4300.0" w:type="dxa"/>
         <w:jc w:val="left"/>
         <w:tblBorders>
           <w:top w:color="000000" w:space="0" w:sz="8" w:val="single"/>
@@ -14230,12 +14230,12 @@
         <w:tblLook w:val="0600"/>
       </w:tblPr>
       <w:tblGrid>
-        <w:gridCol w:w="1100"/>
-        <w:gridCol w:w="500"/>
-        <w:gridCol w:w="640"/>
-        <w:gridCol w:w="640"/>
-        <w:gridCol w:w="640"/>
-        <w:gridCol w:w="800"/>
+        <w:gridCol w:w="1020"/>
+        <w:gridCol w:w="480"/>
+        <w:gridCol w:w="620"/>
+        <w:gridCol w:w="620"/>
+        <w:gridCol w:w="660"/>
+        <w:gridCol w:w="900"/>
       </w:tblGrid>
       <w:tr>
         <w:trPr>
@@ -14413,7 +14413,7 @@
                 <w:szCs w:val="16"/>
                 <w:rtl w:val="0"/>
               </w:rPr>
-              <w:t xml:space="preserve">Lift</w:t>
+              <w:t xml:space="preserve">Lift pp</w:t>
             </w:r>
           </w:p>
         </w:tc>
@@ -14448,7 +14448,7 @@
                 <w:szCs w:val="16"/>
                 <w:rtl w:val="0"/>
               </w:rPr>
-              <w:t xml:space="preserve">McNemar p</w:t>
+              <w:t xml:space="preserve">p</w:t>
             </w:r>
           </w:p>
         </w:tc>
@@ -14605,7 +14605,7 @@
                 <w:szCs w:val="16"/>
                 <w:rtl w:val="0"/>
               </w:rPr>
-              <w:t xml:space="preserve">+1.4pp</w:t>
+              <w:t xml:space="preserve">+1.4</w:t>
             </w:r>
           </w:p>
         </w:tc>
@@ -14793,7 +14793,7 @@
                 <w:szCs w:val="16"/>
                 <w:rtl w:val="0"/>
               </w:rPr>
-              <w:t xml:space="preserve">+12.9pp</w:t>
+              <w:t xml:space="preserve">+12.9</w:t>
             </w:r>
           </w:p>
         </w:tc>
@@ -14981,7 +14981,7 @@
                 <w:szCs w:val="16"/>
                 <w:rtl w:val="0"/>
               </w:rPr>
-              <w:t xml:space="preserve">+9.6pp</w:t>
+              <w:t xml:space="preserve">+9.6</w:t>
             </w:r>
           </w:p>
         </w:tc>
@@ -15169,7 +15169,7 @@
                 <w:szCs w:val="16"/>
                 <w:rtl w:val="0"/>
               </w:rPr>
-              <w:t xml:space="preserve">+5.0pp</w:t>
+              <w:t xml:space="preserve">+5.0</w:t>
             </w:r>
           </w:p>
         </w:tc>
@@ -15357,7 +15357,7 @@
                 <w:szCs w:val="16"/>
                 <w:rtl w:val="0"/>
               </w:rPr>
-              <w:t xml:space="preserve">+2.0pp</w:t>
+              <w:t xml:space="preserve">+2.0</w:t>
             </w:r>
           </w:p>
         </w:tc>
@@ -15537,7 +15537,7 @@
     <w:tbl>
       <w:tblPr>
         <w:tblStyle w:val="Table5"/>
-        <w:tblW w:w="4320.0" w:type="dxa"/>
+        <w:tblW w:w="4300.0" w:type="dxa"/>
         <w:jc w:val="left"/>
         <w:tblBorders>
           <w:top w:color="000000" w:space="0" w:sz="8" w:val="single"/>
@@ -15551,12 +15551,12 @@
         <w:tblLook w:val="0600"/>
       </w:tblPr>
       <w:tblGrid>
-        <w:gridCol w:w="1100"/>
-        <w:gridCol w:w="500"/>
-        <w:gridCol w:w="640"/>
-        <w:gridCol w:w="640"/>
-        <w:gridCol w:w="640"/>
-        <w:gridCol w:w="800"/>
+        <w:gridCol w:w="1020"/>
+        <w:gridCol w:w="480"/>
+        <w:gridCol w:w="620"/>
+        <w:gridCol w:w="620"/>
+        <w:gridCol w:w="660"/>
+        <w:gridCol w:w="900"/>
       </w:tblGrid>
       <w:tr>
         <w:trPr>
@@ -15734,7 +15734,7 @@
                 <w:szCs w:val="16"/>
                 <w:rtl w:val="0"/>
               </w:rPr>
-              <w:t xml:space="preserve">Lift</w:t>
+              <w:t xml:space="preserve">Lift pp</w:t>
             </w:r>
           </w:p>
         </w:tc>
@@ -15769,7 +15769,7 @@
                 <w:szCs w:val="16"/>
                 <w:rtl w:val="0"/>
               </w:rPr>
-              <w:t xml:space="preserve">McNemar p</w:t>
+              <w:t xml:space="preserve">p</w:t>
             </w:r>
           </w:p>
         </w:tc>
@@ -15926,7 +15926,7 @@
                 <w:szCs w:val="16"/>
                 <w:rtl w:val="0"/>
               </w:rPr>
-              <w:t xml:space="preserve">+0.0pp</w:t>
+              <w:t xml:space="preserve">+0.0</w:t>
             </w:r>
           </w:p>
         </w:tc>
@@ -16114,7 +16114,7 @@
                 <w:szCs w:val="16"/>
                 <w:rtl w:val="0"/>
               </w:rPr>
-              <w:t xml:space="preserve">+6.8pp</w:t>
+              <w:t xml:space="preserve">+6.8</w:t>
             </w:r>
           </w:p>
         </w:tc>
@@ -16302,7 +16302,7 @@
                 <w:szCs w:val="16"/>
                 <w:rtl w:val="0"/>
               </w:rPr>
-              <w:t xml:space="preserve">+1.4pp</w:t>
+              <w:t xml:space="preserve">+1.4</w:t>
             </w:r>
           </w:p>
         </w:tc>
@@ -16490,7 +16490,7 @@
                 <w:szCs w:val="16"/>
                 <w:rtl w:val="0"/>
               </w:rPr>
-              <w:t xml:space="preserve">−1.4pp</w:t>
+              <w:t xml:space="preserve">−1.4</w:t>
             </w:r>
           </w:p>
         </w:tc>
@@ -16678,7 +16678,7 @@
                 <w:szCs w:val="16"/>
                 <w:rtl w:val="0"/>
               </w:rPr>
-              <w:t xml:space="preserve">−2.0pp</w:t>
+              <w:t xml:space="preserve">−2.0</w:t>
             </w:r>
           </w:p>
         </w:tc>

--- a/manuscripts/can_llm_web_agents_verify_their_own_work_R1.docx
+++ b/manuscripts/can_llm_web_agents_verify_their_own_work_R1.docx
@@ -878,7 +878,7 @@
           <w:szCs w:val="20"/>
           <w:rtl w:val="0"/>
         </w:rPr>
-        <w:t>A controlled comparison of reference modalities for LMM post-hoc verification on a fixed set of VWA trajectories across three closed-API model families, demonstrating that text references provide consistent, significant improvements (+5-21pp accuracy) while visual references are model-dependent, tolerated by Claude but harmful for GPT and Gemini models on the 147-instance visual-reference subset.</w:t>
+        <w:t xml:space="preserve">A controlled comparison of reference modalities for LMM post-hoc verification on a fixed set of VWA trajectories, spanning three closed-API model families. Text references improve accuracy by 6.2 to 20.6 percentage points for four of the five verifiers, each significant after Bonferroni correction, while the fifth gains little and already has the strongest no-reference baseline. Visual references are model-dependent on the 147-instance subset: they degrade GPT-4.1 and GPT-4.1 Nano, improve GPT-4.1 Mini and Claude Sonnet 4, and leave Gemini 3.6 Flash unchanged.</w:t>
       </w:r>
       <w:r>
         <w:rPr>
@@ -18738,7 +18738,7 @@
           <w:szCs w:val="20"/>
           <w:rtl w:val="0"/>
         </w:rPr>
-        <w:t xml:space="preserve">This indicates that, under matched-resolution SSIM comparison, pixel-level visual similarity is uninformative for web task verification in this setting. Web pages contain substantial visual variation unrelated to task success (timestamps, dynamic content, advertisements), making raw screenshot comparison futile. This also helps explain why visual references hurt GPT models: if models implicitly perform something like visual matching rather than semantic comparison, they will be misled.</w:t>
+        <w:t xml:space="preserve">This also bears on Condition C: a verifier that leans on surface similarity rather than semantic comparison will be misled by a reference screenshot, which is consistent with GPT-4.1 showing the largest Condition C drop. It does not explain the whole pattern, since GPT-4.1 Mini improves under the same condition, so surface anchoring is at best a partial account.</w:t>
       </w:r>
     </w:p>
     <w:p>
@@ -20511,7 +20511,7 @@
           <w:szCs w:val="20"/>
           <w:rtl w:val="0"/>
         </w:rPr>
-        <w:t xml:space="preserve">Text references improve GPT's calibration (A→B: ECE_15bin drops for GPT-4.1 Mini from 0.301 to 0.093; for GPT-4.1 from 0.262 to 0.161), while visual references worsen it (A→C: GPT-4.1 ECE_15bin rises to 0.441). This parallels the accuracy results and further supports the interpretation that visual references introduce confusion for non-Claude models. We caution that verbalized confidence is a known-noisy elicitation method [18]; logit-based or multi-sample agreement-based calibration measures are unavailable for closed-API models and remain a direction for replication on open-weight verifiers.</w:t>
+        <w:t xml:space="preserve">Text references improve GPT calibration (A→B: ECE_15bin drops for GPT-4.1 Mini from 0.301 to 0.093 and for GPT-4.1 from 0.262 to 0.161), while visual references worsen it for GPT-4.1 (A→C: ECE_15bin rises to 0.413). GPT-4.1 Mini is the counterexample here too, improving to 0.199 under Condition C, so the calibration picture mirrors the accuracy picture rather than splitting cleanly along model families. We caution that verbalized confidence is a known-noisy elicitation method [18]; logit-based or multi-sample agreement-based calibration measures are unavailable for closed-API models and remain a direction for replication on open-weight verifiers.</w:t>
       </w:r>
     </w:p>
     <w:p>
@@ -24382,7 +24382,7 @@
           <w:szCs w:val="20"/>
           <w:rtl w:val="0"/>
         </w:rPr>
-        <w:t>We have presented a controlled study of reference-augmented LMM post-hoc verification for web agents. Across 909 VisualWebArena trajectories, four reference conditions, and five frontier closed-API models from three families, three findings hold consistently in this setting: text references significantly and uniformly improve verification, visual references degrade most models on the visual-reference subset, and adding a reference screenshot on top of a text reference does not help.</w:t>
+        <w:t xml:space="preserve">verification for web agents. Across 909 VisualWebArena trajectories, four reference conditions, and five frontier closed-API models from three families, three findings hold in this setting: text references improve verification substantially for four of the five verifiers and negligibly for the fifth; visual references are model-dependent on the 147-instance subset, degrading two verifiers, improving two, and leaving one unchanged; and adding a reference screenshot on top of a text reference helps only one model.</w:t>
       </w:r>
       <w:r>
         <w:rPr>

--- a/manuscripts/can_llm_web_agents_verify_their_own_work_R1.docx
+++ b/manuscripts/can_llm_web_agents_verify_their_own_work_R1.docx
@@ -170,7 +170,7 @@
           <w:szCs w:val="20"/>
           <w:rtl w:val="0"/>
         </w:rPr>
-        <w:t xml:space="preserve">Abstract: Autonomous web agents powered by large multimodal models (LMMs) can now complete complex browser tasks, but determining whether a task succeeded remains an open problem. Current evaluation relies on brittle scripted oracles that cannot generalize across websites. We investigate whether LMMs can post-hoc verify task completion by examining a final screenshot, optionally augmented with a reference, either a textual description of the expected outcome or a screenshot from a successful human trajectory. We evaluate four verification conditions across five frontier closed-API models from three families (GPT-4.1, GPT-4.1 Mini, GPT-4.1 Nano, Claude Sonnet 4, Gemini 3.6 Flash) on 909 VisualWebArena trajectories produced by a single GPT-4V + Set-of-Mark agent across three web domains. In this setting, we find: (1) where a text reference helps, it helps substantially, improving accuracy by 6.2 to 20.6 percentage points, with every such gain significant at p &amp;lt; 1e-04 after Bonferroni correction; the size of the gain is bounded by the verifier's unaided ability, and the model with the strongest no-reference baseline (Gemini 3.6 Flash, 77.9%) gains the least (+0.9pp, not significant); (2) the benefit survives cross-generator evaluation for GPT-4.1 (+9.6pp, p=0.018) and GPT-4.1 Mini (+12.9pp, p=0.007), and the best configuration (Claude Sonnet 4 with a text reference) reaches 86.7% accuracy and 0.627 F1; (3) on the 147-instance visual-reference subset, visual references are model-dependent rather than uniformly harmful: GPT-4.1 falls from 69.2% to 58.5% and GPT-4.1 Nano from 75.3% to 67.3%, while GPT-4.1 Mini (61.2% to 73.5%) and Claude Sonnet 4 (76.6% to 80.3%) improve, with Gemini 3.6 Flash essentially unchanged (77.6% to 78.2%); (4) Claude Sonnet 4 is well-calibrated by both ECE and Brier score across all conditions, while the GPT-4.1 family and Gemini are more overconfident. Cross-generator and ablation experiments show that the text-reference benefit was partly inflated by self-agreement bias (the original references were generated by GPT-4.1 Nano, one of the evaluated models) and by evaluation-criteria leakage: references generated from the task description alone, without the benchmark's evaluation criteria, provide no benefit, and a reference that is short, noisy or wrong degrades verification further. A two-annotator study of the obvious / deceptive / partial failure taxonomy used in earlier analysis returned Cohen's kappa of 0.000, so we report the failure-type breakdown descriptively and withdraw claims that depended on it. These results indicate that LMM-based post-hoc verification is viable but reference-dependent, and that reference quality, generator independence, and the way the reference is described to the verifier all matter. The findings are conditional on the VWA + GPT-4V/SoM setting; we release the full evaluation harness, prompts, results, and analysis tooling to support cross-benchmark, cross-agent, and cross-verifier replication.</w:t>
+        <w:t xml:space="preserve">Abstract: Autonomous web agents powered by large multimodal models (LMMs) can now complete complex browser tasks, but determining whether a task succeeded remains an open problem. Current evaluation relies on brittle scripted oracles that cannot generalize across websites. We investigate whether LMMs can post-hoc verify task completion by examining a final screenshot, optionally augmented with a reference, either a textual description of the expected outcome or a screenshot from a successful human trajectory. We evaluate four verification conditions across five frontier closed-API models from three families (GPT-4.1, GPT-4.1 Mini, GPT-4.1 Nano, Claude Sonnet 4, Gemini 3.6 Flash) on 909 VisualWebArena trajectories produced by a single GPT-4V + Set-of-Mark agent across three web domains. In this setting, we find: (1) where a text reference helps, it helps substantially, improving accuracy by 6.2 to 20.6 percentage points, with every such gain significant at p &lt; 1e-04 after Bonferroni correction; the size of the gain is bounded by the verifier's unaided ability, and the model with the strongest no-reference baseline (Gemini 3.6 Flash, 77.9%) gains the least (+0.9pp, not significant); (2) the benefit survives cross-generator evaluation for GPT-4.1 (+9.6pp, p=0.018) and GPT-4.1 Mini (+12.9pp, p=0.007), and the best configuration (Claude Sonnet 4 with a text reference) reaches 86.7% accuracy and 0.627 F1; (3) on the 147-instance visual-reference subset, visual references are model-dependent rather than uniformly harmful: GPT-4.1 falls from 69.2% to 58.5% and GPT-4.1 Nano from 75.3% to 67.3%, while GPT-4.1 Mini (61.2% to 73.5%) and Claude Sonnet 4 (76.6% to 80.3%) improve, with Gemini 3.6 Flash essentially unchanged (77.6% to 78.2%); (4) Claude Sonnet 4 is well-calibrated by both ECE and Brier score across all conditions, while the GPT-4.1 family and Gemini are more overconfident. Cross-generator and ablation experiments show that the text-reference benefit was partly inflated by self-agreement bias (the original references were generated by GPT-4.1 Nano, one of the evaluated models) and by evaluation-criteria leakage: references generated from the task description alone, without the benchmark's evaluation criteria, provide no benefit, and a reference that is short, noisy or wrong degrades verification further. A two-annotator study of the obvious / deceptive / partial failure taxonomy used in earlier analysis returned Cohen's kappa of 0.000, so we report the failure-type breakdown descriptively and withdraw claims that depended on it. These results indicate that LMM-based post-hoc verification is viable but reference-dependent, and that reference quality, generator independence, and the way the reference is described to the verifier all matter. The findings are conditional on the VWA + GPT-4V/SoM setting; we release the full evaluation harness, prompts, results, and analysis tooling to support cross-benchmark, cross-agent, and cross-verifier replication.</w:t>
         <w:br/>
         <w:br/>
         <w:t/>
@@ -878,15 +878,16 @@
           <w:szCs w:val="20"/>
           <w:rtl w:val="0"/>
         </w:rPr>
-        <w:t xml:space="preserve">A controlled comparison of reference modalities for LMM post-hoc verification on a fixed set of VWA trajectories, spanning three closed-API model families. Text references improve accuracy by 6.2 to 20.6 percentage points for four of the five verifiers, each significant after Bonferroni correction, while the fifth gains little and already has the strongest no-reference baseline. Visual references are model-dependent on the 147-instance subset: they degrade GPT-4.1 and GPT-4.1 Nano, improve GPT-4.1 Mini and Claude Sonnet 4, and leave Gemini 3.6 Flash unchanged.</w:t>
-      </w:r>
-      <w:r>
-        <w:rPr>
-          <w:rFonts w:ascii="Times New Roman" w:cs="Times New Roman" w:eastAsia="Times New Roman" w:hAnsi="Times New Roman"/>
-          <w:sz w:val="20"/>
-          <w:szCs w:val="20"/>
-          <w:rtl w:val="0"/>
-        </w:rPr>
+        <w:t xml:space="preserve">A controlled comparison</w:t>
+      </w:r>
+      <w:r>
+        <w:rPr>
+          <w:rFonts w:ascii="Times New Roman" w:cs="Times New Roman" w:eastAsia="Times New Roman" w:hAnsi="Times New Roman"/>
+          <w:sz w:val="20"/>
+          <w:szCs w:val="20"/>
+          <w:rtl w:val="0"/>
+        </w:rPr>
+        <w:t xml:space="preserve"> of reference modalities for LMM post-hoc verification on a fixed set of VWA trajectories, spanning three closed-API model families. Text references improve accuracy by 6.2 to 20.6 percentage points for four of the five verifiers, each significant after Bonferroni correction, while the fifth gains little and already has the strongest no-reference baseline. Visual references are model-dependent on the 147-instance subset: they degrade GPT-4.1 and GPT-4.1 Nano, improve GPT-4.1 Mini and Claude Sonnet 4, and leave Gemini 3.6 Flash unchanged.</w:t>
       </w:r>
     </w:p>
     <w:p>
@@ -927,16 +928,16 @@
           <w:szCs w:val="20"/>
           <w:rtl w:val="0"/>
         </w:rPr>
-        <w:t xml:space="preserve">A failure-type breakdown together with an inter-annotator agreement study of the taxonomy it relies on. The agreement study returned Cohen's kappa of 0.000, so we report the breakdown descriptively and withdraw the claim that references act selectively on deceptive failures.</w:t>
-      </w:r>
-      <w:r>
-        <w:rPr>
-          <w:rFonts w:ascii="Times New Roman" w:cs="Times New Roman" w:eastAsia="Times New Roman" w:hAnsi="Times New Roman"/>
-          <w:sz w:val="20"/>
-          <w:szCs w:val="20"/>
-          <w:rtl w:val="0"/>
-        </w:rPr>
-        <w:t xml:space="preserve"/>
+        <w:t xml:space="preserve">A failure-type breakdown</w:t>
+      </w:r>
+      <w:r>
+        <w:rPr>
+          <w:rFonts w:ascii="Times New Roman" w:cs="Times New Roman" w:eastAsia="Times New Roman" w:hAnsi="Times New Roman"/>
+          <w:sz w:val="20"/>
+          <w:szCs w:val="20"/>
+          <w:rtl w:val="0"/>
+        </w:rPr>
+        <w:t xml:space="preserve"> together with an inter-annotator agreement study of the taxonomy it relies on. The agreement study returned Cohen's kappa of 0.000, so we report the breakdown descriptively and withdraw the claim that references act selectively on deceptive failures.</w:t>
       </w:r>
     </w:p>
     <w:p>
@@ -3347,7 +3348,7 @@
     </w:p>
     <w:tbl>
       <w:tblPr>
-        <w:tblStyle w:val="Table2"/>
+        <w:tblStyle w:val="Table5"/>
         <w:tblW w:w="4320.0" w:type="dxa"/>
         <w:jc w:val="left"/>
         <w:tblBorders>
@@ -3362,18 +3363,10 @@
         <w:tblLook w:val="0600"/>
       </w:tblPr>
       <w:tblGrid>
-        <w:gridCol w:w="1080"/>
-        <w:gridCol w:w="1080"/>
-        <w:gridCol w:w="1080"/>
-        <w:gridCol w:w="1080"/>
-        <w:tblGridChange w:id="0">
-          <w:tblGrid>
-            <w:gridCol w:w="1080"/>
-            <w:gridCol w:w="1080"/>
-            <w:gridCol w:w="1080"/>
-            <w:gridCol w:w="1080"/>
-          </w:tblGrid>
-        </w:tblGridChange>
+        <w:gridCol w:w="1150"/>
+        <w:gridCol w:w="880"/>
+        <w:gridCol w:w="1070"/>
+        <w:gridCol w:w="1220"/>
       </w:tblGrid>
       <w:tr>
         <w:trPr>
@@ -3384,22 +3377,22 @@
           <w:tcPr>
             <w:shd w:fill="auto" w:val="clear"/>
             <w:tcMar>
-              <w:top w:w="100.0" w:type="dxa"/>
-              <w:left w:w="100.0" w:type="dxa"/>
-              <w:bottom w:w="100.0" w:type="dxa"/>
-              <w:right w:w="100.0" w:type="dxa"/>
-            </w:tcMar>
-            <w:vAlign w:val="top"/>
-          </w:tcPr>
-          <w:p>
-            <w:pPr>
-              <w:jc w:val="center"/>
+              <w:top w:w="80.0" w:type="dxa"/>
+              <w:left w:w="80.0" w:type="dxa"/>
+              <w:bottom w:w="80.0" w:type="dxa"/>
+              <w:right w:w="80.0" w:type="dxa"/>
+            </w:tcMar>
+            <w:vAlign w:val="top"/>
+          </w:tcPr>
+          <w:p>
+            <w:pPr>
+              <w:jc w:val="left"/>
               <w:rPr>
                 <w:rFonts w:ascii="Times New Roman" w:cs="Times New Roman" w:eastAsia="Times New Roman" w:hAnsi="Times New Roman"/>
                 <w:b w:val="1"/>
                 <w:bCs w:val="1"/>
-                <w:sz w:val="20"/>
-                <w:szCs w:val="20"/>
+                <w:sz w:val="16"/>
+                <w:szCs w:val="16"/>
               </w:rPr>
             </w:pPr>
             <w:r>
@@ -3407,8 +3400,8 @@
                 <w:rFonts w:ascii="Times New Roman" w:cs="Times New Roman" w:eastAsia="Times New Roman" w:hAnsi="Times New Roman"/>
                 <w:b w:val="1"/>
                 <w:bCs w:val="1"/>
-                <w:sz w:val="20"/>
-                <w:szCs w:val="20"/>
+                <w:sz w:val="16"/>
+                <w:szCs w:val="16"/>
                 <w:rtl w:val="0"/>
               </w:rPr>
               <w:t xml:space="preserve">Model</w:t>
@@ -3419,22 +3412,22 @@
           <w:tcPr>
             <w:shd w:fill="auto" w:val="clear"/>
             <w:tcMar>
-              <w:top w:w="100.0" w:type="dxa"/>
-              <w:left w:w="100.0" w:type="dxa"/>
-              <w:bottom w:w="100.0" w:type="dxa"/>
-              <w:right w:w="100.0" w:type="dxa"/>
-            </w:tcMar>
-            <w:vAlign w:val="top"/>
-          </w:tcPr>
-          <w:p>
-            <w:pPr>
-              <w:jc w:val="center"/>
+              <w:top w:w="80.0" w:type="dxa"/>
+              <w:left w:w="80.0" w:type="dxa"/>
+              <w:bottom w:w="80.0" w:type="dxa"/>
+              <w:right w:w="80.0" w:type="dxa"/>
+            </w:tcMar>
+            <w:vAlign w:val="top"/>
+          </w:tcPr>
+          <w:p>
+            <w:pPr>
+              <w:jc w:val="left"/>
               <w:rPr>
                 <w:rFonts w:ascii="Times New Roman" w:cs="Times New Roman" w:eastAsia="Times New Roman" w:hAnsi="Times New Roman"/>
                 <w:b w:val="1"/>
                 <w:bCs w:val="1"/>
-                <w:sz w:val="20"/>
-                <w:szCs w:val="20"/>
+                <w:sz w:val="16"/>
+                <w:szCs w:val="16"/>
               </w:rPr>
             </w:pPr>
             <w:r>
@@ -3442,8 +3435,8 @@
                 <w:rFonts w:ascii="Times New Roman" w:cs="Times New Roman" w:eastAsia="Times New Roman" w:hAnsi="Times New Roman"/>
                 <w:b w:val="1"/>
                 <w:bCs w:val="1"/>
-                <w:sz w:val="20"/>
-                <w:szCs w:val="20"/>
+                <w:sz w:val="16"/>
+                <w:szCs w:val="16"/>
                 <w:rtl w:val="0"/>
               </w:rPr>
               <w:t xml:space="preserve">Family</w:t>
@@ -3454,22 +3447,22 @@
           <w:tcPr>
             <w:shd w:fill="auto" w:val="clear"/>
             <w:tcMar>
-              <w:top w:w="100.0" w:type="dxa"/>
-              <w:left w:w="100.0" w:type="dxa"/>
-              <w:bottom w:w="100.0" w:type="dxa"/>
-              <w:right w:w="100.0" w:type="dxa"/>
-            </w:tcMar>
-            <w:vAlign w:val="top"/>
-          </w:tcPr>
-          <w:p>
-            <w:pPr>
-              <w:jc w:val="center"/>
+              <w:top w:w="80.0" w:type="dxa"/>
+              <w:left w:w="80.0" w:type="dxa"/>
+              <w:bottom w:w="80.0" w:type="dxa"/>
+              <w:right w:w="80.0" w:type="dxa"/>
+            </w:tcMar>
+            <w:vAlign w:val="top"/>
+          </w:tcPr>
+          <w:p>
+            <w:pPr>
+              <w:jc w:val="left"/>
               <w:rPr>
                 <w:rFonts w:ascii="Times New Roman" w:cs="Times New Roman" w:eastAsia="Times New Roman" w:hAnsi="Times New Roman"/>
                 <w:b w:val="1"/>
                 <w:bCs w:val="1"/>
-                <w:sz w:val="20"/>
-                <w:szCs w:val="20"/>
+                <w:sz w:val="16"/>
+                <w:szCs w:val="16"/>
               </w:rPr>
             </w:pPr>
             <w:r>
@@ -3477,34 +3470,34 @@
                 <w:rFonts w:ascii="Times New Roman" w:cs="Times New Roman" w:eastAsia="Times New Roman" w:hAnsi="Times New Roman"/>
                 <w:b w:val="1"/>
                 <w:bCs w:val="1"/>
-                <w:sz w:val="20"/>
-                <w:szCs w:val="20"/>
-                <w:rtl w:val="0"/>
-              </w:rPr>
-              <w:t xml:space="preserve">Parameters</w:t>
-            </w:r>
-          </w:p>
-        </w:tc>
-        <w:tc>
-          <w:tcPr>
-            <w:shd w:fill="auto" w:val="clear"/>
-            <w:tcMar>
-              <w:top w:w="100.0" w:type="dxa"/>
-              <w:left w:w="100.0" w:type="dxa"/>
-              <w:bottom w:w="100.0" w:type="dxa"/>
-              <w:right w:w="100.0" w:type="dxa"/>
-            </w:tcMar>
-            <w:vAlign w:val="top"/>
-          </w:tcPr>
-          <w:p>
-            <w:pPr>
-              <w:jc w:val="center"/>
+                <w:sz w:val="16"/>
+                <w:szCs w:val="16"/>
+                <w:rtl w:val="0"/>
+              </w:rPr>
+              <w:t xml:space="preserve">Params</w:t>
+            </w:r>
+          </w:p>
+        </w:tc>
+        <w:tc>
+          <w:tcPr>
+            <w:shd w:fill="auto" w:val="clear"/>
+            <w:tcMar>
+              <w:top w:w="80.0" w:type="dxa"/>
+              <w:left w:w="80.0" w:type="dxa"/>
+              <w:bottom w:w="80.0" w:type="dxa"/>
+              <w:right w:w="80.0" w:type="dxa"/>
+            </w:tcMar>
+            <w:vAlign w:val="top"/>
+          </w:tcPr>
+          <w:p>
+            <w:pPr>
+              <w:jc w:val="left"/>
               <w:rPr>
                 <w:rFonts w:ascii="Times New Roman" w:cs="Times New Roman" w:eastAsia="Times New Roman" w:hAnsi="Times New Roman"/>
                 <w:b w:val="1"/>
                 <w:bCs w:val="1"/>
-                <w:sz w:val="20"/>
-                <w:szCs w:val="20"/>
+                <w:sz w:val="16"/>
+                <w:szCs w:val="16"/>
               </w:rPr>
             </w:pPr>
             <w:r>
@@ -3512,8 +3505,8 @@
                 <w:rFonts w:ascii="Times New Roman" w:cs="Times New Roman" w:eastAsia="Times New Roman" w:hAnsi="Times New Roman"/>
                 <w:b w:val="1"/>
                 <w:bCs w:val="1"/>
-                <w:sz w:val="20"/>
-                <w:szCs w:val="20"/>
+                <w:sz w:val="16"/>
+                <w:szCs w:val="16"/>
                 <w:rtl w:val="0"/>
               </w:rPr>
               <w:t xml:space="preserve">Vision</w:t>
@@ -3522,34 +3515,31 @@
         </w:tc>
       </w:tr>
       <w:tr>
-        <w:trPr>
-          <w:cantSplit w:val="0"/>
-          <w:tblHeader w:val="0"/>
-        </w:trPr>
-        <w:tc>
-          <w:tcPr>
-            <w:shd w:fill="auto" w:val="clear"/>
-            <w:tcMar>
-              <w:top w:w="100.0" w:type="dxa"/>
-              <w:left w:w="100.0" w:type="dxa"/>
-              <w:bottom w:w="100.0" w:type="dxa"/>
-              <w:right w:w="100.0" w:type="dxa"/>
-            </w:tcMar>
-            <w:vAlign w:val="top"/>
-          </w:tcPr>
-          <w:p>
-            <w:pPr>
-              <w:rPr>
-                <w:rFonts w:ascii="Times New Roman" w:cs="Times New Roman" w:eastAsia="Times New Roman" w:hAnsi="Times New Roman"/>
-                <w:sz w:val="20"/>
-                <w:szCs w:val="20"/>
-              </w:rPr>
-            </w:pPr>
-            <w:r>
-              <w:rPr>
-                <w:rFonts w:ascii="Times New Roman" w:cs="Times New Roman" w:eastAsia="Times New Roman" w:hAnsi="Times New Roman"/>
-                <w:sz w:val="20"/>
-                <w:szCs w:val="20"/>
+        <w:tc>
+          <w:tcPr>
+            <w:shd w:fill="auto" w:val="clear"/>
+            <w:tcMar>
+              <w:top w:w="80.0" w:type="dxa"/>
+              <w:left w:w="80.0" w:type="dxa"/>
+              <w:bottom w:w="80.0" w:type="dxa"/>
+              <w:right w:w="80.0" w:type="dxa"/>
+            </w:tcMar>
+            <w:vAlign w:val="top"/>
+          </w:tcPr>
+          <w:p>
+            <w:pPr>
+              <w:jc w:val="left"/>
+              <w:rPr>
+                <w:rFonts w:ascii="Times New Roman" w:cs="Times New Roman" w:eastAsia="Times New Roman" w:hAnsi="Times New Roman"/>
+                <w:sz w:val="16"/>
+                <w:szCs w:val="16"/>
+              </w:rPr>
+            </w:pPr>
+            <w:r>
+              <w:rPr>
+                <w:rFonts w:ascii="Times New Roman" w:cs="Times New Roman" w:eastAsia="Times New Roman" w:hAnsi="Times New Roman"/>
+                <w:sz w:val="16"/>
+                <w:szCs w:val="16"/>
                 <w:rtl w:val="0"/>
               </w:rPr>
               <w:t xml:space="preserve">GPT-4.1</w:t>
@@ -3560,26 +3550,27 @@
           <w:tcPr>
             <w:shd w:fill="auto" w:val="clear"/>
             <w:tcMar>
-              <w:top w:w="100.0" w:type="dxa"/>
-              <w:left w:w="100.0" w:type="dxa"/>
-              <w:bottom w:w="100.0" w:type="dxa"/>
-              <w:right w:w="100.0" w:type="dxa"/>
-            </w:tcMar>
-            <w:vAlign w:val="top"/>
-          </w:tcPr>
-          <w:p>
-            <w:pPr>
-              <w:rPr>
-                <w:rFonts w:ascii="Times New Roman" w:cs="Times New Roman" w:eastAsia="Times New Roman" w:hAnsi="Times New Roman"/>
-                <w:sz w:val="20"/>
-                <w:szCs w:val="20"/>
-              </w:rPr>
-            </w:pPr>
-            <w:r>
-              <w:rPr>
-                <w:rFonts w:ascii="Times New Roman" w:cs="Times New Roman" w:eastAsia="Times New Roman" w:hAnsi="Times New Roman"/>
-                <w:sz w:val="20"/>
-                <w:szCs w:val="20"/>
+              <w:top w:w="80.0" w:type="dxa"/>
+              <w:left w:w="80.0" w:type="dxa"/>
+              <w:bottom w:w="80.0" w:type="dxa"/>
+              <w:right w:w="80.0" w:type="dxa"/>
+            </w:tcMar>
+            <w:vAlign w:val="top"/>
+          </w:tcPr>
+          <w:p>
+            <w:pPr>
+              <w:jc w:val="left"/>
+              <w:rPr>
+                <w:rFonts w:ascii="Times New Roman" w:cs="Times New Roman" w:eastAsia="Times New Roman" w:hAnsi="Times New Roman"/>
+                <w:sz w:val="16"/>
+                <w:szCs w:val="16"/>
+              </w:rPr>
+            </w:pPr>
+            <w:r>
+              <w:rPr>
+                <w:rFonts w:ascii="Times New Roman" w:cs="Times New Roman" w:eastAsia="Times New Roman" w:hAnsi="Times New Roman"/>
+                <w:sz w:val="16"/>
+                <w:szCs w:val="16"/>
                 <w:rtl w:val="0"/>
               </w:rPr>
               <w:t xml:space="preserve">OpenAI</w:t>
@@ -3590,26 +3581,27 @@
           <w:tcPr>
             <w:shd w:fill="auto" w:val="clear"/>
             <w:tcMar>
-              <w:top w:w="100.0" w:type="dxa"/>
-              <w:left w:w="100.0" w:type="dxa"/>
-              <w:bottom w:w="100.0" w:type="dxa"/>
-              <w:right w:w="100.0" w:type="dxa"/>
-            </w:tcMar>
-            <w:vAlign w:val="top"/>
-          </w:tcPr>
-          <w:p>
-            <w:pPr>
-              <w:rPr>
-                <w:rFonts w:ascii="Times New Roman" w:cs="Times New Roman" w:eastAsia="Times New Roman" w:hAnsi="Times New Roman"/>
-                <w:sz w:val="20"/>
-                <w:szCs w:val="20"/>
-              </w:rPr>
-            </w:pPr>
-            <w:r>
-              <w:rPr>
-                <w:rFonts w:ascii="Times New Roman" w:cs="Times New Roman" w:eastAsia="Times New Roman" w:hAnsi="Times New Roman"/>
-                <w:sz w:val="20"/>
-                <w:szCs w:val="20"/>
+              <w:top w:w="80.0" w:type="dxa"/>
+              <w:left w:w="80.0" w:type="dxa"/>
+              <w:bottom w:w="80.0" w:type="dxa"/>
+              <w:right w:w="80.0" w:type="dxa"/>
+            </w:tcMar>
+            <w:vAlign w:val="top"/>
+          </w:tcPr>
+          <w:p>
+            <w:pPr>
+              <w:jc w:val="left"/>
+              <w:rPr>
+                <w:rFonts w:ascii="Times New Roman" w:cs="Times New Roman" w:eastAsia="Times New Roman" w:hAnsi="Times New Roman"/>
+                <w:sz w:val="16"/>
+                <w:szCs w:val="16"/>
+              </w:rPr>
+            </w:pPr>
+            <w:r>
+              <w:rPr>
+                <w:rFonts w:ascii="Times New Roman" w:cs="Times New Roman" w:eastAsia="Times New Roman" w:hAnsi="Times New Roman"/>
+                <w:sz w:val="16"/>
+                <w:szCs w:val="16"/>
                 <w:rtl w:val="0"/>
               </w:rPr>
               <w:t xml:space="preserve">Undisclosed</w:t>
@@ -3620,26 +3612,27 @@
           <w:tcPr>
             <w:shd w:fill="auto" w:val="clear"/>
             <w:tcMar>
-              <w:top w:w="100.0" w:type="dxa"/>
-              <w:left w:w="100.0" w:type="dxa"/>
-              <w:bottom w:w="100.0" w:type="dxa"/>
-              <w:right w:w="100.0" w:type="dxa"/>
-            </w:tcMar>
-            <w:vAlign w:val="top"/>
-          </w:tcPr>
-          <w:p>
-            <w:pPr>
-              <w:rPr>
-                <w:rFonts w:ascii="Times New Roman" w:cs="Times New Roman" w:eastAsia="Times New Roman" w:hAnsi="Times New Roman"/>
-                <w:sz w:val="20"/>
-                <w:szCs w:val="20"/>
-              </w:rPr>
-            </w:pPr>
-            <w:r>
-              <w:rPr>
-                <w:rFonts w:ascii="Times New Roman" w:cs="Times New Roman" w:eastAsia="Times New Roman" w:hAnsi="Times New Roman"/>
-                <w:sz w:val="20"/>
-                <w:szCs w:val="20"/>
+              <w:top w:w="80.0" w:type="dxa"/>
+              <w:left w:w="80.0" w:type="dxa"/>
+              <w:bottom w:w="80.0" w:type="dxa"/>
+              <w:right w:w="80.0" w:type="dxa"/>
+            </w:tcMar>
+            <w:vAlign w:val="top"/>
+          </w:tcPr>
+          <w:p>
+            <w:pPr>
+              <w:jc w:val="left"/>
+              <w:rPr>
+                <w:rFonts w:ascii="Times New Roman" w:cs="Times New Roman" w:eastAsia="Times New Roman" w:hAnsi="Times New Roman"/>
+                <w:sz w:val="16"/>
+                <w:szCs w:val="16"/>
+              </w:rPr>
+            </w:pPr>
+            <w:r>
+              <w:rPr>
+                <w:rFonts w:ascii="Times New Roman" w:cs="Times New Roman" w:eastAsia="Times New Roman" w:hAnsi="Times New Roman"/>
+                <w:sz w:val="16"/>
+                <w:szCs w:val="16"/>
                 <w:rtl w:val="0"/>
               </w:rPr>
               <w:t xml:space="preserve">Native multimodal</w:t>
@@ -3648,34 +3641,31 @@
         </w:tc>
       </w:tr>
       <w:tr>
-        <w:trPr>
-          <w:cantSplit w:val="0"/>
-          <w:tblHeader w:val="0"/>
-        </w:trPr>
-        <w:tc>
-          <w:tcPr>
-            <w:shd w:fill="auto" w:val="clear"/>
-            <w:tcMar>
-              <w:top w:w="100.0" w:type="dxa"/>
-              <w:left w:w="100.0" w:type="dxa"/>
-              <w:bottom w:w="100.0" w:type="dxa"/>
-              <w:right w:w="100.0" w:type="dxa"/>
-            </w:tcMar>
-            <w:vAlign w:val="top"/>
-          </w:tcPr>
-          <w:p>
-            <w:pPr>
-              <w:rPr>
-                <w:rFonts w:ascii="Times New Roman" w:cs="Times New Roman" w:eastAsia="Times New Roman" w:hAnsi="Times New Roman"/>
-                <w:sz w:val="20"/>
-                <w:szCs w:val="20"/>
-              </w:rPr>
-            </w:pPr>
-            <w:r>
-              <w:rPr>
-                <w:rFonts w:ascii="Times New Roman" w:cs="Times New Roman" w:eastAsia="Times New Roman" w:hAnsi="Times New Roman"/>
-                <w:sz w:val="20"/>
-                <w:szCs w:val="20"/>
+        <w:tc>
+          <w:tcPr>
+            <w:shd w:fill="auto" w:val="clear"/>
+            <w:tcMar>
+              <w:top w:w="80.0" w:type="dxa"/>
+              <w:left w:w="80.0" w:type="dxa"/>
+              <w:bottom w:w="80.0" w:type="dxa"/>
+              <w:right w:w="80.0" w:type="dxa"/>
+            </w:tcMar>
+            <w:vAlign w:val="top"/>
+          </w:tcPr>
+          <w:p>
+            <w:pPr>
+              <w:jc w:val="left"/>
+              <w:rPr>
+                <w:rFonts w:ascii="Times New Roman" w:cs="Times New Roman" w:eastAsia="Times New Roman" w:hAnsi="Times New Roman"/>
+                <w:sz w:val="16"/>
+                <w:szCs w:val="16"/>
+              </w:rPr>
+            </w:pPr>
+            <w:r>
+              <w:rPr>
+                <w:rFonts w:ascii="Times New Roman" w:cs="Times New Roman" w:eastAsia="Times New Roman" w:hAnsi="Times New Roman"/>
+                <w:sz w:val="16"/>
+                <w:szCs w:val="16"/>
                 <w:rtl w:val="0"/>
               </w:rPr>
               <w:t xml:space="preserve">GPT-4.1 Mini</w:t>
@@ -3686,26 +3676,27 @@
           <w:tcPr>
             <w:shd w:fill="auto" w:val="clear"/>
             <w:tcMar>
-              <w:top w:w="100.0" w:type="dxa"/>
-              <w:left w:w="100.0" w:type="dxa"/>
-              <w:bottom w:w="100.0" w:type="dxa"/>
-              <w:right w:w="100.0" w:type="dxa"/>
-            </w:tcMar>
-            <w:vAlign w:val="top"/>
-          </w:tcPr>
-          <w:p>
-            <w:pPr>
-              <w:rPr>
-                <w:rFonts w:ascii="Times New Roman" w:cs="Times New Roman" w:eastAsia="Times New Roman" w:hAnsi="Times New Roman"/>
-                <w:sz w:val="20"/>
-                <w:szCs w:val="20"/>
-              </w:rPr>
-            </w:pPr>
-            <w:r>
-              <w:rPr>
-                <w:rFonts w:ascii="Times New Roman" w:cs="Times New Roman" w:eastAsia="Times New Roman" w:hAnsi="Times New Roman"/>
-                <w:sz w:val="20"/>
-                <w:szCs w:val="20"/>
+              <w:top w:w="80.0" w:type="dxa"/>
+              <w:left w:w="80.0" w:type="dxa"/>
+              <w:bottom w:w="80.0" w:type="dxa"/>
+              <w:right w:w="80.0" w:type="dxa"/>
+            </w:tcMar>
+            <w:vAlign w:val="top"/>
+          </w:tcPr>
+          <w:p>
+            <w:pPr>
+              <w:jc w:val="left"/>
+              <w:rPr>
+                <w:rFonts w:ascii="Times New Roman" w:cs="Times New Roman" w:eastAsia="Times New Roman" w:hAnsi="Times New Roman"/>
+                <w:sz w:val="16"/>
+                <w:szCs w:val="16"/>
+              </w:rPr>
+            </w:pPr>
+            <w:r>
+              <w:rPr>
+                <w:rFonts w:ascii="Times New Roman" w:cs="Times New Roman" w:eastAsia="Times New Roman" w:hAnsi="Times New Roman"/>
+                <w:sz w:val="16"/>
+                <w:szCs w:val="16"/>
                 <w:rtl w:val="0"/>
               </w:rPr>
               <w:t xml:space="preserve">OpenAI</w:t>
@@ -3716,26 +3707,27 @@
           <w:tcPr>
             <w:shd w:fill="auto" w:val="clear"/>
             <w:tcMar>
-              <w:top w:w="100.0" w:type="dxa"/>
-              <w:left w:w="100.0" w:type="dxa"/>
-              <w:bottom w:w="100.0" w:type="dxa"/>
-              <w:right w:w="100.0" w:type="dxa"/>
-            </w:tcMar>
-            <w:vAlign w:val="top"/>
-          </w:tcPr>
-          <w:p>
-            <w:pPr>
-              <w:rPr>
-                <w:rFonts w:ascii="Times New Roman" w:cs="Times New Roman" w:eastAsia="Times New Roman" w:hAnsi="Times New Roman"/>
-                <w:sz w:val="20"/>
-                <w:szCs w:val="20"/>
-              </w:rPr>
-            </w:pPr>
-            <w:r>
-              <w:rPr>
-                <w:rFonts w:ascii="Times New Roman" w:cs="Times New Roman" w:eastAsia="Times New Roman" w:hAnsi="Times New Roman"/>
-                <w:sz w:val="20"/>
-                <w:szCs w:val="20"/>
+              <w:top w:w="80.0" w:type="dxa"/>
+              <w:left w:w="80.0" w:type="dxa"/>
+              <w:bottom w:w="80.0" w:type="dxa"/>
+              <w:right w:w="80.0" w:type="dxa"/>
+            </w:tcMar>
+            <w:vAlign w:val="top"/>
+          </w:tcPr>
+          <w:p>
+            <w:pPr>
+              <w:jc w:val="left"/>
+              <w:rPr>
+                <w:rFonts w:ascii="Times New Roman" w:cs="Times New Roman" w:eastAsia="Times New Roman" w:hAnsi="Times New Roman"/>
+                <w:sz w:val="16"/>
+                <w:szCs w:val="16"/>
+              </w:rPr>
+            </w:pPr>
+            <w:r>
+              <w:rPr>
+                <w:rFonts w:ascii="Times New Roman" w:cs="Times New Roman" w:eastAsia="Times New Roman" w:hAnsi="Times New Roman"/>
+                <w:sz w:val="16"/>
+                <w:szCs w:val="16"/>
                 <w:rtl w:val="0"/>
               </w:rPr>
               <w:t xml:space="preserve">Undisclosed</w:t>
@@ -3746,26 +3738,27 @@
           <w:tcPr>
             <w:shd w:fill="auto" w:val="clear"/>
             <w:tcMar>
-              <w:top w:w="100.0" w:type="dxa"/>
-              <w:left w:w="100.0" w:type="dxa"/>
-              <w:bottom w:w="100.0" w:type="dxa"/>
-              <w:right w:w="100.0" w:type="dxa"/>
-            </w:tcMar>
-            <w:vAlign w:val="top"/>
-          </w:tcPr>
-          <w:p>
-            <w:pPr>
-              <w:rPr>
-                <w:rFonts w:ascii="Times New Roman" w:cs="Times New Roman" w:eastAsia="Times New Roman" w:hAnsi="Times New Roman"/>
-                <w:sz w:val="20"/>
-                <w:szCs w:val="20"/>
-              </w:rPr>
-            </w:pPr>
-            <w:r>
-              <w:rPr>
-                <w:rFonts w:ascii="Times New Roman" w:cs="Times New Roman" w:eastAsia="Times New Roman" w:hAnsi="Times New Roman"/>
-                <w:sz w:val="20"/>
-                <w:szCs w:val="20"/>
+              <w:top w:w="80.0" w:type="dxa"/>
+              <w:left w:w="80.0" w:type="dxa"/>
+              <w:bottom w:w="80.0" w:type="dxa"/>
+              <w:right w:w="80.0" w:type="dxa"/>
+            </w:tcMar>
+            <w:vAlign w:val="top"/>
+          </w:tcPr>
+          <w:p>
+            <w:pPr>
+              <w:jc w:val="left"/>
+              <w:rPr>
+                <w:rFonts w:ascii="Times New Roman" w:cs="Times New Roman" w:eastAsia="Times New Roman" w:hAnsi="Times New Roman"/>
+                <w:sz w:val="16"/>
+                <w:szCs w:val="16"/>
+              </w:rPr>
+            </w:pPr>
+            <w:r>
+              <w:rPr>
+                <w:rFonts w:ascii="Times New Roman" w:cs="Times New Roman" w:eastAsia="Times New Roman" w:hAnsi="Times New Roman"/>
+                <w:sz w:val="16"/>
+                <w:szCs w:val="16"/>
                 <w:rtl w:val="0"/>
               </w:rPr>
               <w:t xml:space="preserve">Native multimodal</w:t>
@@ -3774,34 +3767,31 @@
         </w:tc>
       </w:tr>
       <w:tr>
-        <w:trPr>
-          <w:cantSplit w:val="0"/>
-          <w:tblHeader w:val="0"/>
-        </w:trPr>
-        <w:tc>
-          <w:tcPr>
-            <w:shd w:fill="auto" w:val="clear"/>
-            <w:tcMar>
-              <w:top w:w="100.0" w:type="dxa"/>
-              <w:left w:w="100.0" w:type="dxa"/>
-              <w:bottom w:w="100.0" w:type="dxa"/>
-              <w:right w:w="100.0" w:type="dxa"/>
-            </w:tcMar>
-            <w:vAlign w:val="top"/>
-          </w:tcPr>
-          <w:p>
-            <w:pPr>
-              <w:rPr>
-                <w:rFonts w:ascii="Times New Roman" w:cs="Times New Roman" w:eastAsia="Times New Roman" w:hAnsi="Times New Roman"/>
-                <w:sz w:val="20"/>
-                <w:szCs w:val="20"/>
-              </w:rPr>
-            </w:pPr>
-            <w:r>
-              <w:rPr>
-                <w:rFonts w:ascii="Times New Roman" w:cs="Times New Roman" w:eastAsia="Times New Roman" w:hAnsi="Times New Roman"/>
-                <w:sz w:val="20"/>
-                <w:szCs w:val="20"/>
+        <w:tc>
+          <w:tcPr>
+            <w:shd w:fill="auto" w:val="clear"/>
+            <w:tcMar>
+              <w:top w:w="80.0" w:type="dxa"/>
+              <w:left w:w="80.0" w:type="dxa"/>
+              <w:bottom w:w="80.0" w:type="dxa"/>
+              <w:right w:w="80.0" w:type="dxa"/>
+            </w:tcMar>
+            <w:vAlign w:val="top"/>
+          </w:tcPr>
+          <w:p>
+            <w:pPr>
+              <w:jc w:val="left"/>
+              <w:rPr>
+                <w:rFonts w:ascii="Times New Roman" w:cs="Times New Roman" w:eastAsia="Times New Roman" w:hAnsi="Times New Roman"/>
+                <w:sz w:val="16"/>
+                <w:szCs w:val="16"/>
+              </w:rPr>
+            </w:pPr>
+            <w:r>
+              <w:rPr>
+                <w:rFonts w:ascii="Times New Roman" w:cs="Times New Roman" w:eastAsia="Times New Roman" w:hAnsi="Times New Roman"/>
+                <w:sz w:val="16"/>
+                <w:szCs w:val="16"/>
                 <w:rtl w:val="0"/>
               </w:rPr>
               <w:t xml:space="preserve">GPT-4.1 Nano</w:t>
@@ -3812,26 +3802,27 @@
           <w:tcPr>
             <w:shd w:fill="auto" w:val="clear"/>
             <w:tcMar>
-              <w:top w:w="100.0" w:type="dxa"/>
-              <w:left w:w="100.0" w:type="dxa"/>
-              <w:bottom w:w="100.0" w:type="dxa"/>
-              <w:right w:w="100.0" w:type="dxa"/>
-            </w:tcMar>
-            <w:vAlign w:val="top"/>
-          </w:tcPr>
-          <w:p>
-            <w:pPr>
-              <w:rPr>
-                <w:rFonts w:ascii="Times New Roman" w:cs="Times New Roman" w:eastAsia="Times New Roman" w:hAnsi="Times New Roman"/>
-                <w:sz w:val="20"/>
-                <w:szCs w:val="20"/>
-              </w:rPr>
-            </w:pPr>
-            <w:r>
-              <w:rPr>
-                <w:rFonts w:ascii="Times New Roman" w:cs="Times New Roman" w:eastAsia="Times New Roman" w:hAnsi="Times New Roman"/>
-                <w:sz w:val="20"/>
-                <w:szCs w:val="20"/>
+              <w:top w:w="80.0" w:type="dxa"/>
+              <w:left w:w="80.0" w:type="dxa"/>
+              <w:bottom w:w="80.0" w:type="dxa"/>
+              <w:right w:w="80.0" w:type="dxa"/>
+            </w:tcMar>
+            <w:vAlign w:val="top"/>
+          </w:tcPr>
+          <w:p>
+            <w:pPr>
+              <w:jc w:val="left"/>
+              <w:rPr>
+                <w:rFonts w:ascii="Times New Roman" w:cs="Times New Roman" w:eastAsia="Times New Roman" w:hAnsi="Times New Roman"/>
+                <w:sz w:val="16"/>
+                <w:szCs w:val="16"/>
+              </w:rPr>
+            </w:pPr>
+            <w:r>
+              <w:rPr>
+                <w:rFonts w:ascii="Times New Roman" w:cs="Times New Roman" w:eastAsia="Times New Roman" w:hAnsi="Times New Roman"/>
+                <w:sz w:val="16"/>
+                <w:szCs w:val="16"/>
                 <w:rtl w:val="0"/>
               </w:rPr>
               <w:t xml:space="preserve">OpenAI</w:t>
@@ -3842,26 +3833,27 @@
           <w:tcPr>
             <w:shd w:fill="auto" w:val="clear"/>
             <w:tcMar>
-              <w:top w:w="100.0" w:type="dxa"/>
-              <w:left w:w="100.0" w:type="dxa"/>
-              <w:bottom w:w="100.0" w:type="dxa"/>
-              <w:right w:w="100.0" w:type="dxa"/>
-            </w:tcMar>
-            <w:vAlign w:val="top"/>
-          </w:tcPr>
-          <w:p>
-            <w:pPr>
-              <w:rPr>
-                <w:rFonts w:ascii="Times New Roman" w:cs="Times New Roman" w:eastAsia="Times New Roman" w:hAnsi="Times New Roman"/>
-                <w:sz w:val="20"/>
-                <w:szCs w:val="20"/>
-              </w:rPr>
-            </w:pPr>
-            <w:r>
-              <w:rPr>
-                <w:rFonts w:ascii="Times New Roman" w:cs="Times New Roman" w:eastAsia="Times New Roman" w:hAnsi="Times New Roman"/>
-                <w:sz w:val="20"/>
-                <w:szCs w:val="20"/>
+              <w:top w:w="80.0" w:type="dxa"/>
+              <w:left w:w="80.0" w:type="dxa"/>
+              <w:bottom w:w="80.0" w:type="dxa"/>
+              <w:right w:w="80.0" w:type="dxa"/>
+            </w:tcMar>
+            <w:vAlign w:val="top"/>
+          </w:tcPr>
+          <w:p>
+            <w:pPr>
+              <w:jc w:val="left"/>
+              <w:rPr>
+                <w:rFonts w:ascii="Times New Roman" w:cs="Times New Roman" w:eastAsia="Times New Roman" w:hAnsi="Times New Roman"/>
+                <w:sz w:val="16"/>
+                <w:szCs w:val="16"/>
+              </w:rPr>
+            </w:pPr>
+            <w:r>
+              <w:rPr>
+                <w:rFonts w:ascii="Times New Roman" w:cs="Times New Roman" w:eastAsia="Times New Roman" w:hAnsi="Times New Roman"/>
+                <w:sz w:val="16"/>
+                <w:szCs w:val="16"/>
                 <w:rtl w:val="0"/>
               </w:rPr>
               <w:t xml:space="preserve">Undisclosed</w:t>
@@ -3872,26 +3864,27 @@
           <w:tcPr>
             <w:shd w:fill="auto" w:val="clear"/>
             <w:tcMar>
-              <w:top w:w="100.0" w:type="dxa"/>
-              <w:left w:w="100.0" w:type="dxa"/>
-              <w:bottom w:w="100.0" w:type="dxa"/>
-              <w:right w:w="100.0" w:type="dxa"/>
-            </w:tcMar>
-            <w:vAlign w:val="top"/>
-          </w:tcPr>
-          <w:p>
-            <w:pPr>
-              <w:rPr>
-                <w:rFonts w:ascii="Times New Roman" w:cs="Times New Roman" w:eastAsia="Times New Roman" w:hAnsi="Times New Roman"/>
-                <w:sz w:val="20"/>
-                <w:szCs w:val="20"/>
-              </w:rPr>
-            </w:pPr>
-            <w:r>
-              <w:rPr>
-                <w:rFonts w:ascii="Times New Roman" w:cs="Times New Roman" w:eastAsia="Times New Roman" w:hAnsi="Times New Roman"/>
-                <w:sz w:val="20"/>
-                <w:szCs w:val="20"/>
+              <w:top w:w="80.0" w:type="dxa"/>
+              <w:left w:w="80.0" w:type="dxa"/>
+              <w:bottom w:w="80.0" w:type="dxa"/>
+              <w:right w:w="80.0" w:type="dxa"/>
+            </w:tcMar>
+            <w:vAlign w:val="top"/>
+          </w:tcPr>
+          <w:p>
+            <w:pPr>
+              <w:jc w:val="left"/>
+              <w:rPr>
+                <w:rFonts w:ascii="Times New Roman" w:cs="Times New Roman" w:eastAsia="Times New Roman" w:hAnsi="Times New Roman"/>
+                <w:sz w:val="16"/>
+                <w:szCs w:val="16"/>
+              </w:rPr>
+            </w:pPr>
+            <w:r>
+              <w:rPr>
+                <w:rFonts w:ascii="Times New Roman" w:cs="Times New Roman" w:eastAsia="Times New Roman" w:hAnsi="Times New Roman"/>
+                <w:sz w:val="16"/>
+                <w:szCs w:val="16"/>
                 <w:rtl w:val="0"/>
               </w:rPr>
               <w:t xml:space="preserve">Native multimodal</w:t>
@@ -3900,34 +3893,31 @@
         </w:tc>
       </w:tr>
       <w:tr>
-        <w:trPr>
-          <w:cantSplit w:val="0"/>
-          <w:tblHeader w:val="0"/>
-        </w:trPr>
-        <w:tc>
-          <w:tcPr>
-            <w:shd w:fill="auto" w:val="clear"/>
-            <w:tcMar>
-              <w:top w:w="100.0" w:type="dxa"/>
-              <w:left w:w="100.0" w:type="dxa"/>
-              <w:bottom w:w="100.0" w:type="dxa"/>
-              <w:right w:w="100.0" w:type="dxa"/>
-            </w:tcMar>
-            <w:vAlign w:val="top"/>
-          </w:tcPr>
-          <w:p>
-            <w:pPr>
-              <w:rPr>
-                <w:rFonts w:ascii="Times New Roman" w:cs="Times New Roman" w:eastAsia="Times New Roman" w:hAnsi="Times New Roman"/>
-                <w:sz w:val="20"/>
-                <w:szCs w:val="20"/>
-              </w:rPr>
-            </w:pPr>
-            <w:r>
-              <w:rPr>
-                <w:rFonts w:ascii="Times New Roman" w:cs="Times New Roman" w:eastAsia="Times New Roman" w:hAnsi="Times New Roman"/>
-                <w:sz w:val="20"/>
-                <w:szCs w:val="20"/>
+        <w:tc>
+          <w:tcPr>
+            <w:shd w:fill="auto" w:val="clear"/>
+            <w:tcMar>
+              <w:top w:w="80.0" w:type="dxa"/>
+              <w:left w:w="80.0" w:type="dxa"/>
+              <w:bottom w:w="80.0" w:type="dxa"/>
+              <w:right w:w="80.0" w:type="dxa"/>
+            </w:tcMar>
+            <w:vAlign w:val="top"/>
+          </w:tcPr>
+          <w:p>
+            <w:pPr>
+              <w:jc w:val="left"/>
+              <w:rPr>
+                <w:rFonts w:ascii="Times New Roman" w:cs="Times New Roman" w:eastAsia="Times New Roman" w:hAnsi="Times New Roman"/>
+                <w:sz w:val="16"/>
+                <w:szCs w:val="16"/>
+              </w:rPr>
+            </w:pPr>
+            <w:r>
+              <w:rPr>
+                <w:rFonts w:ascii="Times New Roman" w:cs="Times New Roman" w:eastAsia="Times New Roman" w:hAnsi="Times New Roman"/>
+                <w:sz w:val="16"/>
+                <w:szCs w:val="16"/>
                 <w:rtl w:val="0"/>
               </w:rPr>
               <w:t xml:space="preserve">Claude Sonnet 4</w:t>
@@ -3938,26 +3928,27 @@
           <w:tcPr>
             <w:shd w:fill="auto" w:val="clear"/>
             <w:tcMar>
-              <w:top w:w="100.0" w:type="dxa"/>
-              <w:left w:w="100.0" w:type="dxa"/>
-              <w:bottom w:w="100.0" w:type="dxa"/>
-              <w:right w:w="100.0" w:type="dxa"/>
-            </w:tcMar>
-            <w:vAlign w:val="top"/>
-          </w:tcPr>
-          <w:p>
-            <w:pPr>
-              <w:rPr>
-                <w:rFonts w:ascii="Times New Roman" w:cs="Times New Roman" w:eastAsia="Times New Roman" w:hAnsi="Times New Roman"/>
-                <w:sz w:val="20"/>
-                <w:szCs w:val="20"/>
-              </w:rPr>
-            </w:pPr>
-            <w:r>
-              <w:rPr>
-                <w:rFonts w:ascii="Times New Roman" w:cs="Times New Roman" w:eastAsia="Times New Roman" w:hAnsi="Times New Roman"/>
-                <w:sz w:val="20"/>
-                <w:szCs w:val="20"/>
+              <w:top w:w="80.0" w:type="dxa"/>
+              <w:left w:w="80.0" w:type="dxa"/>
+              <w:bottom w:w="80.0" w:type="dxa"/>
+              <w:right w:w="80.0" w:type="dxa"/>
+            </w:tcMar>
+            <w:vAlign w:val="top"/>
+          </w:tcPr>
+          <w:p>
+            <w:pPr>
+              <w:jc w:val="left"/>
+              <w:rPr>
+                <w:rFonts w:ascii="Times New Roman" w:cs="Times New Roman" w:eastAsia="Times New Roman" w:hAnsi="Times New Roman"/>
+                <w:sz w:val="16"/>
+                <w:szCs w:val="16"/>
+              </w:rPr>
+            </w:pPr>
+            <w:r>
+              <w:rPr>
+                <w:rFonts w:ascii="Times New Roman" w:cs="Times New Roman" w:eastAsia="Times New Roman" w:hAnsi="Times New Roman"/>
+                <w:sz w:val="16"/>
+                <w:szCs w:val="16"/>
                 <w:rtl w:val="0"/>
               </w:rPr>
               <w:t xml:space="preserve">Anthropic</w:t>
@@ -3968,26 +3959,27 @@
           <w:tcPr>
             <w:shd w:fill="auto" w:val="clear"/>
             <w:tcMar>
-              <w:top w:w="100.0" w:type="dxa"/>
-              <w:left w:w="100.0" w:type="dxa"/>
-              <w:bottom w:w="100.0" w:type="dxa"/>
-              <w:right w:w="100.0" w:type="dxa"/>
-            </w:tcMar>
-            <w:vAlign w:val="top"/>
-          </w:tcPr>
-          <w:p>
-            <w:pPr>
-              <w:rPr>
-                <w:rFonts w:ascii="Times New Roman" w:cs="Times New Roman" w:eastAsia="Times New Roman" w:hAnsi="Times New Roman"/>
-                <w:sz w:val="20"/>
-                <w:szCs w:val="20"/>
-              </w:rPr>
-            </w:pPr>
-            <w:r>
-              <w:rPr>
-                <w:rFonts w:ascii="Times New Roman" w:cs="Times New Roman" w:eastAsia="Times New Roman" w:hAnsi="Times New Roman"/>
-                <w:sz w:val="20"/>
-                <w:szCs w:val="20"/>
+              <w:top w:w="80.0" w:type="dxa"/>
+              <w:left w:w="80.0" w:type="dxa"/>
+              <w:bottom w:w="80.0" w:type="dxa"/>
+              <w:right w:w="80.0" w:type="dxa"/>
+            </w:tcMar>
+            <w:vAlign w:val="top"/>
+          </w:tcPr>
+          <w:p>
+            <w:pPr>
+              <w:jc w:val="left"/>
+              <w:rPr>
+                <w:rFonts w:ascii="Times New Roman" w:cs="Times New Roman" w:eastAsia="Times New Roman" w:hAnsi="Times New Roman"/>
+                <w:sz w:val="16"/>
+                <w:szCs w:val="16"/>
+              </w:rPr>
+            </w:pPr>
+            <w:r>
+              <w:rPr>
+                <w:rFonts w:ascii="Times New Roman" w:cs="Times New Roman" w:eastAsia="Times New Roman" w:hAnsi="Times New Roman"/>
+                <w:sz w:val="16"/>
+                <w:szCs w:val="16"/>
                 <w:rtl w:val="0"/>
               </w:rPr>
               <w:t xml:space="preserve">Undisclosed</w:t>
@@ -3998,26 +3990,27 @@
           <w:tcPr>
             <w:shd w:fill="auto" w:val="clear"/>
             <w:tcMar>
-              <w:top w:w="100.0" w:type="dxa"/>
-              <w:left w:w="100.0" w:type="dxa"/>
-              <w:bottom w:w="100.0" w:type="dxa"/>
-              <w:right w:w="100.0" w:type="dxa"/>
-            </w:tcMar>
-            <w:vAlign w:val="top"/>
-          </w:tcPr>
-          <w:p>
-            <w:pPr>
-              <w:rPr>
-                <w:rFonts w:ascii="Times New Roman" w:cs="Times New Roman" w:eastAsia="Times New Roman" w:hAnsi="Times New Roman"/>
-                <w:sz w:val="20"/>
-                <w:szCs w:val="20"/>
-              </w:rPr>
-            </w:pPr>
-            <w:r>
-              <w:rPr>
-                <w:rFonts w:ascii="Times New Roman" w:cs="Times New Roman" w:eastAsia="Times New Roman" w:hAnsi="Times New Roman"/>
-                <w:sz w:val="20"/>
-                <w:szCs w:val="20"/>
+              <w:top w:w="80.0" w:type="dxa"/>
+              <w:left w:w="80.0" w:type="dxa"/>
+              <w:bottom w:w="80.0" w:type="dxa"/>
+              <w:right w:w="80.0" w:type="dxa"/>
+            </w:tcMar>
+            <w:vAlign w:val="top"/>
+          </w:tcPr>
+          <w:p>
+            <w:pPr>
+              <w:jc w:val="left"/>
+              <w:rPr>
+                <w:rFonts w:ascii="Times New Roman" w:cs="Times New Roman" w:eastAsia="Times New Roman" w:hAnsi="Times New Roman"/>
+                <w:sz w:val="16"/>
+                <w:szCs w:val="16"/>
+              </w:rPr>
+            </w:pPr>
+            <w:r>
+              <w:rPr>
+                <w:rFonts w:ascii="Times New Roman" w:cs="Times New Roman" w:eastAsia="Times New Roman" w:hAnsi="Times New Roman"/>
+                <w:sz w:val="16"/>
+                <w:szCs w:val="16"/>
                 <w:rtl w:val="0"/>
               </w:rPr>
               <w:t xml:space="preserve">Native multimodal</w:t>
@@ -4026,34 +4019,31 @@
         </w:tc>
       </w:tr>
       <w:tr>
-        <w:trPr>
-          <w:cantSplit w:val="0"/>
-          <w:tblHeader w:val="0"/>
-        </w:trPr>
-        <w:tc>
-          <w:tcPr>
-            <w:shd w:fill="auto" w:val="clear"/>
-            <w:tcMar>
-              <w:top w:w="100.0" w:type="dxa"/>
-              <w:left w:w="100.0" w:type="dxa"/>
-              <w:bottom w:w="100.0" w:type="dxa"/>
-              <w:right w:w="100.0" w:type="dxa"/>
-            </w:tcMar>
-            <w:vAlign w:val="top"/>
-          </w:tcPr>
-          <w:p>
-            <w:pPr>
-              <w:rPr>
-                <w:rFonts w:ascii="Times New Roman" w:cs="Times New Roman" w:eastAsia="Times New Roman" w:hAnsi="Times New Roman"/>
-                <w:sz w:val="20"/>
-                <w:szCs w:val="20"/>
-              </w:rPr>
-            </w:pPr>
-            <w:r>
-              <w:rPr>
-                <w:rFonts w:ascii="Times New Roman" w:cs="Times New Roman" w:eastAsia="Times New Roman" w:hAnsi="Times New Roman"/>
-                <w:sz w:val="20"/>
-                <w:szCs w:val="20"/>
+        <w:tc>
+          <w:tcPr>
+            <w:shd w:fill="auto" w:val="clear"/>
+            <w:tcMar>
+              <w:top w:w="80.0" w:type="dxa"/>
+              <w:left w:w="80.0" w:type="dxa"/>
+              <w:bottom w:w="80.0" w:type="dxa"/>
+              <w:right w:w="80.0" w:type="dxa"/>
+            </w:tcMar>
+            <w:vAlign w:val="top"/>
+          </w:tcPr>
+          <w:p>
+            <w:pPr>
+              <w:jc w:val="left"/>
+              <w:rPr>
+                <w:rFonts w:ascii="Times New Roman" w:cs="Times New Roman" w:eastAsia="Times New Roman" w:hAnsi="Times New Roman"/>
+                <w:sz w:val="16"/>
+                <w:szCs w:val="16"/>
+              </w:rPr>
+            </w:pPr>
+            <w:r>
+              <w:rPr>
+                <w:rFonts w:ascii="Times New Roman" w:cs="Times New Roman" w:eastAsia="Times New Roman" w:hAnsi="Times New Roman"/>
+                <w:sz w:val="16"/>
+                <w:szCs w:val="16"/>
                 <w:rtl w:val="0"/>
               </w:rPr>
               <w:t xml:space="preserve">Gemini 3.6 Flash</w:t>
@@ -4064,26 +4054,27 @@
           <w:tcPr>
             <w:shd w:fill="auto" w:val="clear"/>
             <w:tcMar>
-              <w:top w:w="100.0" w:type="dxa"/>
-              <w:left w:w="100.0" w:type="dxa"/>
-              <w:bottom w:w="100.0" w:type="dxa"/>
-              <w:right w:w="100.0" w:type="dxa"/>
-            </w:tcMar>
-            <w:vAlign w:val="top"/>
-          </w:tcPr>
-          <w:p>
-            <w:pPr>
-              <w:rPr>
-                <w:rFonts w:ascii="Times New Roman" w:cs="Times New Roman" w:eastAsia="Times New Roman" w:hAnsi="Times New Roman"/>
-                <w:sz w:val="20"/>
-                <w:szCs w:val="20"/>
-              </w:rPr>
-            </w:pPr>
-            <w:r>
-              <w:rPr>
-                <w:rFonts w:ascii="Times New Roman" w:cs="Times New Roman" w:eastAsia="Times New Roman" w:hAnsi="Times New Roman"/>
-                <w:sz w:val="20"/>
-                <w:szCs w:val="20"/>
+              <w:top w:w="80.0" w:type="dxa"/>
+              <w:left w:w="80.0" w:type="dxa"/>
+              <w:bottom w:w="80.0" w:type="dxa"/>
+              <w:right w:w="80.0" w:type="dxa"/>
+            </w:tcMar>
+            <w:vAlign w:val="top"/>
+          </w:tcPr>
+          <w:p>
+            <w:pPr>
+              <w:jc w:val="left"/>
+              <w:rPr>
+                <w:rFonts w:ascii="Times New Roman" w:cs="Times New Roman" w:eastAsia="Times New Roman" w:hAnsi="Times New Roman"/>
+                <w:sz w:val="16"/>
+                <w:szCs w:val="16"/>
+              </w:rPr>
+            </w:pPr>
+            <w:r>
+              <w:rPr>
+                <w:rFonts w:ascii="Times New Roman" w:cs="Times New Roman" w:eastAsia="Times New Roman" w:hAnsi="Times New Roman"/>
+                <w:sz w:val="16"/>
+                <w:szCs w:val="16"/>
                 <w:rtl w:val="0"/>
               </w:rPr>
               <w:t xml:space="preserve">Google</w:t>
@@ -4094,26 +4085,27 @@
           <w:tcPr>
             <w:shd w:fill="auto" w:val="clear"/>
             <w:tcMar>
-              <w:top w:w="100.0" w:type="dxa"/>
-              <w:left w:w="100.0" w:type="dxa"/>
-              <w:bottom w:w="100.0" w:type="dxa"/>
-              <w:right w:w="100.0" w:type="dxa"/>
-            </w:tcMar>
-            <w:vAlign w:val="top"/>
-          </w:tcPr>
-          <w:p>
-            <w:pPr>
-              <w:rPr>
-                <w:rFonts w:ascii="Times New Roman" w:cs="Times New Roman" w:eastAsia="Times New Roman" w:hAnsi="Times New Roman"/>
-                <w:sz w:val="20"/>
-                <w:szCs w:val="20"/>
-              </w:rPr>
-            </w:pPr>
-            <w:r>
-              <w:rPr>
-                <w:rFonts w:ascii="Times New Roman" w:cs="Times New Roman" w:eastAsia="Times New Roman" w:hAnsi="Times New Roman"/>
-                <w:sz w:val="20"/>
-                <w:szCs w:val="20"/>
+              <w:top w:w="80.0" w:type="dxa"/>
+              <w:left w:w="80.0" w:type="dxa"/>
+              <w:bottom w:w="80.0" w:type="dxa"/>
+              <w:right w:w="80.0" w:type="dxa"/>
+            </w:tcMar>
+            <w:vAlign w:val="top"/>
+          </w:tcPr>
+          <w:p>
+            <w:pPr>
+              <w:jc w:val="left"/>
+              <w:rPr>
+                <w:rFonts w:ascii="Times New Roman" w:cs="Times New Roman" w:eastAsia="Times New Roman" w:hAnsi="Times New Roman"/>
+                <w:sz w:val="16"/>
+                <w:szCs w:val="16"/>
+              </w:rPr>
+            </w:pPr>
+            <w:r>
+              <w:rPr>
+                <w:rFonts w:ascii="Times New Roman" w:cs="Times New Roman" w:eastAsia="Times New Roman" w:hAnsi="Times New Roman"/>
+                <w:sz w:val="16"/>
+                <w:szCs w:val="16"/>
                 <w:rtl w:val="0"/>
               </w:rPr>
               <w:t xml:space="preserve">Undisclosed</w:t>
@@ -4124,26 +4116,27 @@
           <w:tcPr>
             <w:shd w:fill="auto" w:val="clear"/>
             <w:tcMar>
-              <w:top w:w="100.0" w:type="dxa"/>
-              <w:left w:w="100.0" w:type="dxa"/>
-              <w:bottom w:w="100.0" w:type="dxa"/>
-              <w:right w:w="100.0" w:type="dxa"/>
-            </w:tcMar>
-            <w:vAlign w:val="top"/>
-          </w:tcPr>
-          <w:p>
-            <w:pPr>
-              <w:rPr>
-                <w:rFonts w:ascii="Times New Roman" w:cs="Times New Roman" w:eastAsia="Times New Roman" w:hAnsi="Times New Roman"/>
-                <w:sz w:val="20"/>
-                <w:szCs w:val="20"/>
-              </w:rPr>
-            </w:pPr>
-            <w:r>
-              <w:rPr>
-                <w:rFonts w:ascii="Times New Roman" w:cs="Times New Roman" w:eastAsia="Times New Roman" w:hAnsi="Times New Roman"/>
-                <w:sz w:val="20"/>
-                <w:szCs w:val="20"/>
+              <w:top w:w="80.0" w:type="dxa"/>
+              <w:left w:w="80.0" w:type="dxa"/>
+              <w:bottom w:w="80.0" w:type="dxa"/>
+              <w:right w:w="80.0" w:type="dxa"/>
+            </w:tcMar>
+            <w:vAlign w:val="top"/>
+          </w:tcPr>
+          <w:p>
+            <w:pPr>
+              <w:jc w:val="left"/>
+              <w:rPr>
+                <w:rFonts w:ascii="Times New Roman" w:cs="Times New Roman" w:eastAsia="Times New Roman" w:hAnsi="Times New Roman"/>
+                <w:sz w:val="16"/>
+                <w:szCs w:val="16"/>
+              </w:rPr>
+            </w:pPr>
+            <w:r>
+              <w:rPr>
+                <w:rFonts w:ascii="Times New Roman" w:cs="Times New Roman" w:eastAsia="Times New Roman" w:hAnsi="Times New Roman"/>
+                <w:sz w:val="16"/>
+                <w:szCs w:val="16"/>
                 <w:rtl w:val="0"/>
               </w:rPr>
               <w:t xml:space="preserve">Native multimodal</w:t>
@@ -4230,18 +4223,10 @@
         <w:tblLook w:val="0600"/>
       </w:tblPr>
       <w:tblGrid>
-        <w:gridCol w:w="1080"/>
-        <w:gridCol w:w="1080"/>
-        <w:gridCol w:w="1080"/>
-        <w:gridCol w:w="1080"/>
-        <w:tblGridChange w:id="0">
-          <w:tblGrid>
-            <w:gridCol w:w="1080"/>
-            <w:gridCol w:w="1080"/>
-            <w:gridCol w:w="1080"/>
-            <w:gridCol w:w="1080"/>
-          </w:tblGrid>
-        </w:tblGridChange>
+        <w:gridCol w:w="880"/>
+        <w:gridCol w:w="1300"/>
+        <w:gridCol w:w="1120"/>
+        <w:gridCol w:w="1020"/>
       </w:tblGrid>
       <w:tr>
         <w:trPr>
@@ -5133,16 +5118,16 @@
           <w:szCs w:val="20"/>
           <w:rtl w:val="0"/>
         </w:rPr>
-        <w:t xml:space="preserve">Precision and Recall: for the SUCCESS class specifically. Success-prediction precision is TP/(TP+FP), the fraction of predicted successes that are genuine, and is the quantity a deployment would act on when a verifier reports SUCCESS. The false-positive rate is FP/(FP+TN) throughout, and the false-negative rate FN/(FN+TP); both are reported per model and condition in Appendix B.</w:t>
-      </w:r>
-      <w:r>
-        <w:rPr>
-          <w:rFonts w:ascii="Times New Roman" w:cs="Times New Roman" w:eastAsia="Times New Roman" w:hAnsi="Times New Roman"/>
-          <w:sz w:val="20"/>
-          <w:szCs w:val="20"/>
-          <w:rtl w:val="0"/>
-        </w:rPr>
-        <w:t xml:space="preserve"/>
+        <w:t xml:space="preserve">Precision and Recall</w:t>
+      </w:r>
+      <w:r>
+        <w:rPr>
+          <w:rFonts w:ascii="Times New Roman" w:cs="Times New Roman" w:eastAsia="Times New Roman" w:hAnsi="Times New Roman"/>
+          <w:sz w:val="20"/>
+          <w:szCs w:val="20"/>
+          <w:rtl w:val="0"/>
+        </w:rPr>
+        <w:t xml:space="preserve">: for the SUCCESS class specifically. Success-prediction precision is TP/(TP+FP), the fraction of predicted successes that are genuine, and is the quantity a deployment would act on when a verifier reports SUCCESS. The false-positive rate is FP/(FP+TN) throughout, and the false-negative rate FN/(FN+TP); both are reported per model and condition in Appendix B.</w:t>
       </w:r>
     </w:p>
     <w:p>
@@ -5357,15 +5342,16 @@
           <w:szCs w:val="20"/>
           <w:rtl w:val="0"/>
         </w:rPr>
-        <w:t xml:space="preserve">SSIM baseline [21]: For the 147 visual-reference instances we compute the Structural Similarity Index between each agent screenshot and its human reference screenshot. The two are resampled to a common 800x446 grayscale resolution, the native size of the human trace frames, so that neither image is cropped. Because a threshold-based baseline can be tuned for different objectives, we report two rules explicitly rather than a single "optimal" number. The accuracy-maximizing threshold (SSIM &gt; 0.794) attains 81.0% accuracy with 0.000 F1: it is the degenerate rule that labels every instance FAILURE, and its accuracy is exactly the 80.95% majority-class rate on this subset. The F1-maximizing threshold (SSIM &gt; 0.406) attains 0.325 F1 at 46.3% accuracy with a 58.8% false-positive rate. Neither rule is usable, which is the point: pixel-level similarity carries no actionable signal for task verification. A perceptual-hash baseline behaves the same way (accuracy-maximizing pHash distance &lt; 0.234 gives 81.6% accuracy at 0.069 F1). We note that pretrained vision-language similarity (e.g., BLIP-2 [25]) could be substituted; SSIM is a strong, well-understood baseline that requires no learned encoder.</w:t>
-      </w:r>
-      <w:r>
-        <w:rPr>
-          <w:rFonts w:ascii="Times New Roman" w:cs="Times New Roman" w:eastAsia="Times New Roman" w:hAnsi="Times New Roman"/>
-          <w:sz w:val="20"/>
-          <w:szCs w:val="20"/>
-          <w:rtl w:val="0"/>
-        </w:rPr>
+        <w:t xml:space="preserve">SSIM baseline [21]</w:t>
+      </w:r>
+      <w:r>
+        <w:rPr>
+          <w:rFonts w:ascii="Times New Roman" w:cs="Times New Roman" w:eastAsia="Times New Roman" w:hAnsi="Times New Roman"/>
+          <w:sz w:val="20"/>
+          <w:szCs w:val="20"/>
+          <w:rtl w:val="0"/>
+        </w:rPr>
+        <w:t xml:space="preserve">: For the 147 visual-reference instances we compute the Structural Similarity Index between each agent screenshot and its human reference screenshot. The two are resampled to a common 800x446 grayscale resolution, the native size of the human trace frames, so that neither image is cropped. Because a threshold-based baseline can be tuned for different objectives, we report two rules explicitly rather than a single "optimal" number. The accuracy-maximizing threshold (SSIM &gt; 0.794) attains 81.0% accuracy with 0.000 F1: it is the degenerate rule that labels every instance FAILURE, and its accuracy is exactly the 80.95% majority-class rate on this subset. The F1-maximizing threshold (SSIM &gt; 0.406) attains 0.325 F1 at 46.3% accuracy with a 58.8% false-positive rate. Neither rule is usable, which is the point: pixel-level similarity carries no actionable signal for task verification. A perceptual-hash baseline behaves the same way (accuracy-maximizing pHash distance &lt; 0.234 gives 81.6% accuracy at 0.069 F1). We note that pretrained vision-language similarity (e.g., BLIP-2 [25]) could be substituted; SSIM is a strong, well-understood baseline that requires no learned encoder.</w:t>
       </w:r>
     </w:p>
     <w:p>
@@ -5506,26 +5492,14 @@
         <w:tblLook w:val="0600"/>
       </w:tblPr>
       <w:tblGrid>
-        <w:gridCol w:w="540"/>
-        <w:gridCol w:w="540"/>
-        <w:gridCol w:w="540"/>
-        <w:gridCol w:w="540"/>
-        <w:gridCol w:w="540"/>
-        <w:gridCol w:w="540"/>
-        <w:gridCol w:w="540"/>
-        <w:gridCol w:w="540"/>
-        <w:tblGridChange w:id="0">
-          <w:tblGrid>
-            <w:gridCol w:w="540"/>
-            <w:gridCol w:w="540"/>
-            <w:gridCol w:w="540"/>
-            <w:gridCol w:w="540"/>
-            <w:gridCol w:w="540"/>
-            <w:gridCol w:w="540"/>
-            <w:gridCol w:w="540"/>
-            <w:gridCol w:w="540"/>
-          </w:tblGrid>
-        </w:tblGridChange>
+        <w:gridCol w:w="620"/>
+        <w:gridCol w:w="350"/>
+        <w:gridCol w:w="310"/>
+        <w:gridCol w:w="950"/>
+        <w:gridCol w:w="950"/>
+        <w:gridCol w:w="390"/>
+        <w:gridCol w:w="380"/>
+        <w:gridCol w:w="370"/>
       </w:tblGrid>
       <w:tr>
         <w:trPr>
@@ -5537,9 +5511,9 @@
             <w:shd w:fill="auto" w:val="clear"/>
             <w:tcMar>
               <w:top w:w="100.0" w:type="dxa"/>
-              <w:left w:w="100.0" w:type="dxa"/>
-              <w:bottom w:w="100.0" w:type="dxa"/>
-              <w:right w:w="100.0" w:type="dxa"/>
+              <w:left w:w="40.0" w:type="dxa"/>
+              <w:bottom w:w="100.0" w:type="dxa"/>
+              <w:right w:w="40.0" w:type="dxa"/>
             </w:tcMar>
             <w:vAlign w:val="center"/>
           </w:tcPr>
@@ -5549,8 +5523,8 @@
                 <w:rFonts w:ascii="Times New Roman" w:cs="Times New Roman" w:eastAsia="Times New Roman" w:hAnsi="Times New Roman"/>
                 <w:b w:val="1"/>
                 <w:bCs w:val="1"/>
-                <w:sz w:val="20"/>
-                <w:szCs w:val="20"/>
+                <w:sz w:val="15"/>
+                <w:szCs w:val="15"/>
               </w:rPr>
             </w:pPr>
             <w:r>
@@ -5558,8 +5532,8 @@
                 <w:rFonts w:ascii="Times New Roman" w:cs="Times New Roman" w:eastAsia="Times New Roman" w:hAnsi="Times New Roman"/>
                 <w:b w:val="1"/>
                 <w:bCs w:val="1"/>
-                <w:sz w:val="20"/>
-                <w:szCs w:val="20"/>
+                <w:sz w:val="15"/>
+                <w:szCs w:val="15"/>
                 <w:rtl w:val="0"/>
               </w:rPr>
               <w:t xml:space="preserve">Model</w:t>
@@ -5571,9 +5545,9 @@
             <w:shd w:fill="auto" w:val="clear"/>
             <w:tcMar>
               <w:top w:w="100.0" w:type="dxa"/>
-              <w:left w:w="100.0" w:type="dxa"/>
-              <w:bottom w:w="100.0" w:type="dxa"/>
-              <w:right w:w="100.0" w:type="dxa"/>
+              <w:left w:w="40.0" w:type="dxa"/>
+              <w:bottom w:w="100.0" w:type="dxa"/>
+              <w:right w:w="40.0" w:type="dxa"/>
             </w:tcMar>
             <w:vAlign w:val="center"/>
           </w:tcPr>
@@ -5583,8 +5557,8 @@
                 <w:rFonts w:ascii="Times New Roman" w:cs="Times New Roman" w:eastAsia="Times New Roman" w:hAnsi="Times New Roman"/>
                 <w:b w:val="1"/>
                 <w:bCs w:val="1"/>
-                <w:sz w:val="20"/>
-                <w:szCs w:val="20"/>
+                <w:sz w:val="15"/>
+                <w:szCs w:val="15"/>
               </w:rPr>
             </w:pPr>
             <w:r>
@@ -5592,22 +5566,22 @@
                 <w:rFonts w:ascii="Times New Roman" w:cs="Times New Roman" w:eastAsia="Times New Roman" w:hAnsi="Times New Roman"/>
                 <w:b w:val="1"/>
                 <w:bCs w:val="1"/>
-                <w:sz w:val="20"/>
-                <w:szCs w:val="20"/>
-                <w:rtl w:val="0"/>
-              </w:rPr>
-              <w:t xml:space="preserve">Condition</w:t>
-            </w:r>
-          </w:p>
-        </w:tc>
-        <w:tc>
-          <w:tcPr>
-            <w:shd w:fill="auto" w:val="clear"/>
-            <w:tcMar>
-              <w:top w:w="100.0" w:type="dxa"/>
-              <w:left w:w="100.0" w:type="dxa"/>
-              <w:bottom w:w="100.0" w:type="dxa"/>
-              <w:right w:w="100.0" w:type="dxa"/>
+                <w:sz w:val="15"/>
+                <w:szCs w:val="15"/>
+                <w:rtl w:val="0"/>
+              </w:rPr>
+              <w:t xml:space="preserve">Cond.</w:t>
+            </w:r>
+          </w:p>
+        </w:tc>
+        <w:tc>
+          <w:tcPr>
+            <w:shd w:fill="auto" w:val="clear"/>
+            <w:tcMar>
+              <w:top w:w="100.0" w:type="dxa"/>
+              <w:left w:w="40.0" w:type="dxa"/>
+              <w:bottom w:w="100.0" w:type="dxa"/>
+              <w:right w:w="40.0" w:type="dxa"/>
             </w:tcMar>
             <w:vAlign w:val="center"/>
           </w:tcPr>
@@ -5617,8 +5591,8 @@
                 <w:rFonts w:ascii="Times New Roman" w:cs="Times New Roman" w:eastAsia="Times New Roman" w:hAnsi="Times New Roman"/>
                 <w:b w:val="1"/>
                 <w:bCs w:val="1"/>
-                <w:sz w:val="20"/>
-                <w:szCs w:val="20"/>
+                <w:sz w:val="15"/>
+                <w:szCs w:val="15"/>
               </w:rPr>
             </w:pPr>
             <w:r>
@@ -5626,8 +5600,8 @@
                 <w:rFonts w:ascii="Times New Roman" w:cs="Times New Roman" w:eastAsia="Times New Roman" w:hAnsi="Times New Roman"/>
                 <w:b w:val="1"/>
                 <w:bCs w:val="1"/>
-                <w:sz w:val="20"/>
-                <w:szCs w:val="20"/>
+                <w:sz w:val="15"/>
+                <w:szCs w:val="15"/>
                 <w:rtl w:val="0"/>
               </w:rPr>
               <w:t xml:space="preserve">N</w:t>
@@ -5639,9 +5613,9 @@
             <w:shd w:fill="auto" w:val="clear"/>
             <w:tcMar>
               <w:top w:w="100.0" w:type="dxa"/>
-              <w:left w:w="100.0" w:type="dxa"/>
-              <w:bottom w:w="100.0" w:type="dxa"/>
-              <w:right w:w="100.0" w:type="dxa"/>
+              <w:left w:w="40.0" w:type="dxa"/>
+              <w:bottom w:w="100.0" w:type="dxa"/>
+              <w:right w:w="40.0" w:type="dxa"/>
             </w:tcMar>
             <w:vAlign w:val="center"/>
           </w:tcPr>
@@ -5651,8 +5625,8 @@
                 <w:rFonts w:ascii="Times New Roman" w:cs="Times New Roman" w:eastAsia="Times New Roman" w:hAnsi="Times New Roman"/>
                 <w:b w:val="1"/>
                 <w:bCs w:val="1"/>
-                <w:sz w:val="20"/>
-                <w:szCs w:val="20"/>
+                <w:sz w:val="15"/>
+                <w:szCs w:val="15"/>
               </w:rPr>
             </w:pPr>
             <w:r>
@@ -5660,8 +5634,8 @@
                 <w:rFonts w:ascii="Times New Roman" w:cs="Times New Roman" w:eastAsia="Times New Roman" w:hAnsi="Times New Roman"/>
                 <w:b w:val="1"/>
                 <w:bCs w:val="1"/>
-                <w:sz w:val="20"/>
-                <w:szCs w:val="20"/>
+                <w:sz w:val="15"/>
+                <w:szCs w:val="15"/>
                 <w:rtl w:val="0"/>
               </w:rPr>
               <w:t xml:space="preserve">Accuracy</w:t>
@@ -5673,9 +5647,9 @@
             <w:shd w:fill="auto" w:val="clear"/>
             <w:tcMar>
               <w:top w:w="100.0" w:type="dxa"/>
-              <w:left w:w="100.0" w:type="dxa"/>
-              <w:bottom w:w="100.0" w:type="dxa"/>
-              <w:right w:w="100.0" w:type="dxa"/>
+              <w:left w:w="40.0" w:type="dxa"/>
+              <w:bottom w:w="100.0" w:type="dxa"/>
+              <w:right w:w="40.0" w:type="dxa"/>
             </w:tcMar>
             <w:vAlign w:val="center"/>
           </w:tcPr>
@@ -5685,8 +5659,8 @@
                 <w:rFonts w:ascii="Times New Roman" w:cs="Times New Roman" w:eastAsia="Times New Roman" w:hAnsi="Times New Roman"/>
                 <w:b w:val="1"/>
                 <w:bCs w:val="1"/>
-                <w:sz w:val="20"/>
-                <w:szCs w:val="20"/>
+                <w:sz w:val="15"/>
+                <w:szCs w:val="15"/>
               </w:rPr>
             </w:pPr>
             <w:r>
@@ -5694,8 +5668,8 @@
                 <w:rFonts w:ascii="Times New Roman" w:cs="Times New Roman" w:eastAsia="Times New Roman" w:hAnsi="Times New Roman"/>
                 <w:b w:val="1"/>
                 <w:bCs w:val="1"/>
-                <w:sz w:val="20"/>
-                <w:szCs w:val="20"/>
+                <w:sz w:val="15"/>
+                <w:szCs w:val="15"/>
                 <w:rtl w:val="0"/>
               </w:rPr>
               <w:t xml:space="preserve">F1</w:t>
@@ -5707,9 +5681,9 @@
             <w:shd w:fill="auto" w:val="clear"/>
             <w:tcMar>
               <w:top w:w="100.0" w:type="dxa"/>
-              <w:left w:w="100.0" w:type="dxa"/>
-              <w:bottom w:w="100.0" w:type="dxa"/>
-              <w:right w:w="100.0" w:type="dxa"/>
+              <w:left w:w="40.0" w:type="dxa"/>
+              <w:bottom w:w="100.0" w:type="dxa"/>
+              <w:right w:w="40.0" w:type="dxa"/>
             </w:tcMar>
             <w:vAlign w:val="center"/>
           </w:tcPr>
@@ -5719,8 +5693,8 @@
                 <w:rFonts w:ascii="Times New Roman" w:cs="Times New Roman" w:eastAsia="Times New Roman" w:hAnsi="Times New Roman"/>
                 <w:b w:val="1"/>
                 <w:bCs w:val="1"/>
-                <w:sz w:val="20"/>
-                <w:szCs w:val="20"/>
+                <w:sz w:val="15"/>
+                <w:szCs w:val="15"/>
               </w:rPr>
             </w:pPr>
             <w:r>
@@ -5728,8 +5702,8 @@
                 <w:rFonts w:ascii="Times New Roman" w:cs="Times New Roman" w:eastAsia="Times New Roman" w:hAnsi="Times New Roman"/>
                 <w:b w:val="1"/>
                 <w:bCs w:val="1"/>
-                <w:sz w:val="20"/>
-                <w:szCs w:val="20"/>
+                <w:sz w:val="15"/>
+                <w:szCs w:val="15"/>
                 <w:rtl w:val="0"/>
               </w:rPr>
               <w:t xml:space="preserve">Bal.Acc</w:t>
@@ -5741,9 +5715,9 @@
             <w:shd w:fill="auto" w:val="clear"/>
             <w:tcMar>
               <w:top w:w="100.0" w:type="dxa"/>
-              <w:left w:w="100.0" w:type="dxa"/>
-              <w:bottom w:w="100.0" w:type="dxa"/>
-              <w:right w:w="100.0" w:type="dxa"/>
+              <w:left w:w="40.0" w:type="dxa"/>
+              <w:bottom w:w="100.0" w:type="dxa"/>
+              <w:right w:w="40.0" w:type="dxa"/>
             </w:tcMar>
             <w:vAlign w:val="center"/>
           </w:tcPr>
@@ -5753,8 +5727,8 @@
                 <w:rFonts w:ascii="Times New Roman" w:cs="Times New Roman" w:eastAsia="Times New Roman" w:hAnsi="Times New Roman"/>
                 <w:b w:val="1"/>
                 <w:bCs w:val="1"/>
-                <w:sz w:val="20"/>
-                <w:szCs w:val="20"/>
+                <w:sz w:val="15"/>
+                <w:szCs w:val="15"/>
               </w:rPr>
             </w:pPr>
             <w:r>
@@ -5762,8 +5736,8 @@
                 <w:rFonts w:ascii="Times New Roman" w:cs="Times New Roman" w:eastAsia="Times New Roman" w:hAnsi="Times New Roman"/>
                 <w:b w:val="1"/>
                 <w:bCs w:val="1"/>
-                <w:sz w:val="20"/>
-                <w:szCs w:val="20"/>
+                <w:sz w:val="15"/>
+                <w:szCs w:val="15"/>
                 <w:rtl w:val="0"/>
               </w:rPr>
               <w:t xml:space="preserve">Prec</w:t>
@@ -5775,9 +5749,9 @@
             <w:shd w:fill="auto" w:val="clear"/>
             <w:tcMar>
               <w:top w:w="100.0" w:type="dxa"/>
-              <w:left w:w="100.0" w:type="dxa"/>
-              <w:bottom w:w="100.0" w:type="dxa"/>
-              <w:right w:w="100.0" w:type="dxa"/>
+              <w:left w:w="40.0" w:type="dxa"/>
+              <w:bottom w:w="100.0" w:type="dxa"/>
+              <w:right w:w="40.0" w:type="dxa"/>
             </w:tcMar>
             <w:vAlign w:val="center"/>
           </w:tcPr>
@@ -5787,8 +5761,8 @@
                 <w:rFonts w:ascii="Times New Roman" w:cs="Times New Roman" w:eastAsia="Times New Roman" w:hAnsi="Times New Roman"/>
                 <w:b w:val="1"/>
                 <w:bCs w:val="1"/>
-                <w:sz w:val="20"/>
-                <w:szCs w:val="20"/>
+                <w:sz w:val="15"/>
+                <w:szCs w:val="15"/>
               </w:rPr>
             </w:pPr>
             <w:r>
@@ -5796,8 +5770,8 @@
                 <w:rFonts w:ascii="Times New Roman" w:cs="Times New Roman" w:eastAsia="Times New Roman" w:hAnsi="Times New Roman"/>
                 <w:b w:val="1"/>
                 <w:bCs w:val="1"/>
-                <w:sz w:val="20"/>
-                <w:szCs w:val="20"/>
+                <w:sz w:val="15"/>
+                <w:szCs w:val="15"/>
                 <w:rtl w:val="0"/>
               </w:rPr>
               <w:t xml:space="preserve">Rec</w:t>
@@ -5817,9 +5791,9 @@
             <w:shd w:fill="auto" w:val="clear"/>
             <w:tcMar>
               <w:top w:w="100.0" w:type="dxa"/>
-              <w:left w:w="100.0" w:type="dxa"/>
-              <w:bottom w:w="100.0" w:type="dxa"/>
-              <w:right w:w="100.0" w:type="dxa"/>
+              <w:left w:w="40.0" w:type="dxa"/>
+              <w:bottom w:w="100.0" w:type="dxa"/>
+              <w:right w:w="40.0" w:type="dxa"/>
             </w:tcMar>
             <w:vAlign w:val="center"/>
           </w:tcPr>
@@ -5827,15 +5801,15 @@
             <w:pPr>
               <w:rPr>
                 <w:rFonts w:ascii="Times New Roman" w:cs="Times New Roman" w:eastAsia="Times New Roman" w:hAnsi="Times New Roman"/>
-                <w:sz w:val="20"/>
-                <w:szCs w:val="20"/>
-              </w:rPr>
-            </w:pPr>
-            <w:r>
-              <w:rPr>
-                <w:rFonts w:ascii="Times New Roman" w:cs="Times New Roman" w:eastAsia="Times New Roman" w:hAnsi="Times New Roman"/>
-                <w:sz w:val="20"/>
-                <w:szCs w:val="20"/>
+                <w:sz w:val="15"/>
+                <w:szCs w:val="15"/>
+              </w:rPr>
+            </w:pPr>
+            <w:r>
+              <w:rPr>
+                <w:rFonts w:ascii="Times New Roman" w:cs="Times New Roman" w:eastAsia="Times New Roman" w:hAnsi="Times New Roman"/>
+                <w:sz w:val="15"/>
+                <w:szCs w:val="15"/>
                 <w:rtl w:val="0"/>
               </w:rPr>
               <w:t xml:space="preserve">GPT-4.1 Nano</w:t>
@@ -5847,9 +5821,9 @@
             <w:shd w:fill="auto" w:val="clear"/>
             <w:tcMar>
               <w:top w:w="100.0" w:type="dxa"/>
-              <w:left w:w="100.0" w:type="dxa"/>
-              <w:bottom w:w="100.0" w:type="dxa"/>
-              <w:right w:w="100.0" w:type="dxa"/>
+              <w:left w:w="40.0" w:type="dxa"/>
+              <w:bottom w:w="100.0" w:type="dxa"/>
+              <w:right w:w="40.0" w:type="dxa"/>
             </w:tcMar>
             <w:vAlign w:val="center"/>
           </w:tcPr>
@@ -5857,15 +5831,15 @@
             <w:pPr>
               <w:rPr>
                 <w:rFonts w:ascii="Times New Roman" w:cs="Times New Roman" w:eastAsia="Times New Roman" w:hAnsi="Times New Roman"/>
-                <w:sz w:val="20"/>
-                <w:szCs w:val="20"/>
-              </w:rPr>
-            </w:pPr>
-            <w:r>
-              <w:rPr>
-                <w:rFonts w:ascii="Times New Roman" w:cs="Times New Roman" w:eastAsia="Times New Roman" w:hAnsi="Times New Roman"/>
-                <w:sz w:val="20"/>
-                <w:szCs w:val="20"/>
+                <w:sz w:val="15"/>
+                <w:szCs w:val="15"/>
+              </w:rPr>
+            </w:pPr>
+            <w:r>
+              <w:rPr>
+                <w:rFonts w:ascii="Times New Roman" w:cs="Times New Roman" w:eastAsia="Times New Roman" w:hAnsi="Times New Roman"/>
+                <w:sz w:val="15"/>
+                <w:szCs w:val="15"/>
                 <w:rtl w:val="0"/>
               </w:rPr>
               <w:t xml:space="preserve">A (No Ref)</w:t>
@@ -5877,9 +5851,9 @@
             <w:shd w:fill="auto" w:val="clear"/>
             <w:tcMar>
               <w:top w:w="100.0" w:type="dxa"/>
-              <w:left w:w="100.0" w:type="dxa"/>
-              <w:bottom w:w="100.0" w:type="dxa"/>
-              <w:right w:w="100.0" w:type="dxa"/>
+              <w:left w:w="40.0" w:type="dxa"/>
+              <w:bottom w:w="100.0" w:type="dxa"/>
+              <w:right w:w="40.0" w:type="dxa"/>
             </w:tcMar>
             <w:vAlign w:val="center"/>
           </w:tcPr>
@@ -5887,15 +5861,15 @@
             <w:pPr>
               <w:rPr>
                 <w:rFonts w:ascii="Times New Roman" w:cs="Times New Roman" w:eastAsia="Times New Roman" w:hAnsi="Times New Roman"/>
-                <w:sz w:val="20"/>
-                <w:szCs w:val="20"/>
-              </w:rPr>
-            </w:pPr>
-            <w:r>
-              <w:rPr>
-                <w:rFonts w:ascii="Times New Roman" w:cs="Times New Roman" w:eastAsia="Times New Roman" w:hAnsi="Times New Roman"/>
-                <w:sz w:val="20"/>
-                <w:szCs w:val="20"/>
+                <w:sz w:val="15"/>
+                <w:szCs w:val="15"/>
+              </w:rPr>
+            </w:pPr>
+            <w:r>
+              <w:rPr>
+                <w:rFonts w:ascii="Times New Roman" w:cs="Times New Roman" w:eastAsia="Times New Roman" w:hAnsi="Times New Roman"/>
+                <w:sz w:val="15"/>
+                <w:szCs w:val="15"/>
                 <w:rtl w:val="0"/>
               </w:rPr>
               <w:t xml:space="preserve">899</w:t>
@@ -5907,9 +5881,9 @@
             <w:shd w:fill="auto" w:val="clear"/>
             <w:tcMar>
               <w:top w:w="100.0" w:type="dxa"/>
-              <w:left w:w="100.0" w:type="dxa"/>
-              <w:bottom w:w="100.0" w:type="dxa"/>
-              <w:right w:w="100.0" w:type="dxa"/>
+              <w:left w:w="40.0" w:type="dxa"/>
+              <w:bottom w:w="100.0" w:type="dxa"/>
+              <w:right w:w="40.0" w:type="dxa"/>
             </w:tcMar>
             <w:vAlign w:val="center"/>
           </w:tcPr>
@@ -5917,15 +5891,15 @@
             <w:pPr>
               <w:rPr>
                 <w:rFonts w:ascii="Times New Roman" w:cs="Times New Roman" w:eastAsia="Times New Roman" w:hAnsi="Times New Roman"/>
-                <w:sz w:val="20"/>
-                <w:szCs w:val="20"/>
-              </w:rPr>
-            </w:pPr>
-            <w:r>
-              <w:rPr>
-                <w:rFonts w:ascii="Times New Roman" w:cs="Times New Roman" w:eastAsia="Times New Roman" w:hAnsi="Times New Roman"/>
-                <w:sz w:val="20"/>
-                <w:szCs w:val="20"/>
+                <w:sz w:val="15"/>
+                <w:szCs w:val="15"/>
+              </w:rPr>
+            </w:pPr>
+            <w:r>
+              <w:rPr>
+                <w:rFonts w:ascii="Times New Roman" w:cs="Times New Roman" w:eastAsia="Times New Roman" w:hAnsi="Times New Roman"/>
+                <w:sz w:val="15"/>
+                <w:szCs w:val="15"/>
                 <w:rtl w:val="0"/>
               </w:rPr>
               <w:t xml:space="preserve">.774 [.746,.800]</w:t>
@@ -5937,9 +5911,9 @@
             <w:shd w:fill="auto" w:val="clear"/>
             <w:tcMar>
               <w:top w:w="100.0" w:type="dxa"/>
-              <w:left w:w="100.0" w:type="dxa"/>
-              <w:bottom w:w="100.0" w:type="dxa"/>
-              <w:right w:w="100.0" w:type="dxa"/>
+              <w:left w:w="40.0" w:type="dxa"/>
+              <w:bottom w:w="100.0" w:type="dxa"/>
+              <w:right w:w="40.0" w:type="dxa"/>
             </w:tcMar>
             <w:vAlign w:val="center"/>
           </w:tcPr>
@@ -5947,15 +5921,15 @@
             <w:pPr>
               <w:rPr>
                 <w:rFonts w:ascii="Times New Roman" w:cs="Times New Roman" w:eastAsia="Times New Roman" w:hAnsi="Times New Roman"/>
-                <w:sz w:val="20"/>
-                <w:szCs w:val="20"/>
-              </w:rPr>
-            </w:pPr>
-            <w:r>
-              <w:rPr>
-                <w:rFonts w:ascii="Times New Roman" w:cs="Times New Roman" w:eastAsia="Times New Roman" w:hAnsi="Times New Roman"/>
-                <w:sz w:val="20"/>
-                <w:szCs w:val="20"/>
+                <w:sz w:val="15"/>
+                <w:szCs w:val="15"/>
+              </w:rPr>
+            </w:pPr>
+            <w:r>
+              <w:rPr>
+                <w:rFonts w:ascii="Times New Roman" w:cs="Times New Roman" w:eastAsia="Times New Roman" w:hAnsi="Times New Roman"/>
+                <w:sz w:val="15"/>
+                <w:szCs w:val="15"/>
                 <w:rtl w:val="0"/>
               </w:rPr>
               <w:t xml:space="preserve">.326 [.255,.389]</w:t>
@@ -5967,9 +5941,9 @@
             <w:shd w:fill="auto" w:val="clear"/>
             <w:tcMar>
               <w:top w:w="100.0" w:type="dxa"/>
-              <w:left w:w="100.0" w:type="dxa"/>
-              <w:bottom w:w="100.0" w:type="dxa"/>
-              <w:right w:w="100.0" w:type="dxa"/>
+              <w:left w:w="40.0" w:type="dxa"/>
+              <w:bottom w:w="100.0" w:type="dxa"/>
+              <w:right w:w="40.0" w:type="dxa"/>
             </w:tcMar>
             <w:vAlign w:val="center"/>
           </w:tcPr>
@@ -5977,15 +5951,15 @@
             <w:pPr>
               <w:rPr>
                 <w:rFonts w:ascii="Times New Roman" w:cs="Times New Roman" w:eastAsia="Times New Roman" w:hAnsi="Times New Roman"/>
-                <w:sz w:val="20"/>
-                <w:szCs w:val="20"/>
-              </w:rPr>
-            </w:pPr>
-            <w:r>
-              <w:rPr>
-                <w:rFonts w:ascii="Times New Roman" w:cs="Times New Roman" w:eastAsia="Times New Roman" w:hAnsi="Times New Roman"/>
-                <w:sz w:val="20"/>
-                <w:szCs w:val="20"/>
+                <w:sz w:val="15"/>
+                <w:szCs w:val="15"/>
+              </w:rPr>
+            </w:pPr>
+            <w:r>
+              <w:rPr>
+                <w:rFonts w:ascii="Times New Roman" w:cs="Times New Roman" w:eastAsia="Times New Roman" w:hAnsi="Times New Roman"/>
+                <w:sz w:val="15"/>
+                <w:szCs w:val="15"/>
                 <w:rtl w:val="0"/>
               </w:rPr>
               <w:t xml:space="preserve">.595</w:t>
@@ -5997,9 +5971,9 @@
             <w:shd w:fill="auto" w:val="clear"/>
             <w:tcMar>
               <w:top w:w="100.0" w:type="dxa"/>
-              <w:left w:w="100.0" w:type="dxa"/>
-              <w:bottom w:w="100.0" w:type="dxa"/>
-              <w:right w:w="100.0" w:type="dxa"/>
+              <w:left w:w="40.0" w:type="dxa"/>
+              <w:bottom w:w="100.0" w:type="dxa"/>
+              <w:right w:w="40.0" w:type="dxa"/>
             </w:tcMar>
             <w:vAlign w:val="center"/>
           </w:tcPr>
@@ -6007,15 +5981,15 @@
             <w:pPr>
               <w:rPr>
                 <w:rFonts w:ascii="Times New Roman" w:cs="Times New Roman" w:eastAsia="Times New Roman" w:hAnsi="Times New Roman"/>
-                <w:sz w:val="20"/>
-                <w:szCs w:val="20"/>
-              </w:rPr>
-            </w:pPr>
-            <w:r>
-              <w:rPr>
-                <w:rFonts w:ascii="Times New Roman" w:cs="Times New Roman" w:eastAsia="Times New Roman" w:hAnsi="Times New Roman"/>
-                <w:sz w:val="20"/>
-                <w:szCs w:val="20"/>
+                <w:sz w:val="15"/>
+                <w:szCs w:val="15"/>
+              </w:rPr>
+            </w:pPr>
+            <w:r>
+              <w:rPr>
+                <w:rFonts w:ascii="Times New Roman" w:cs="Times New Roman" w:eastAsia="Times New Roman" w:hAnsi="Times New Roman"/>
+                <w:sz w:val="15"/>
+                <w:szCs w:val="15"/>
                 <w:rtl w:val="0"/>
               </w:rPr>
               <w:t xml:space="preserve">.325</w:t>
@@ -6027,9 +6001,9 @@
             <w:shd w:fill="auto" w:val="clear"/>
             <w:tcMar>
               <w:top w:w="100.0" w:type="dxa"/>
-              <w:left w:w="100.0" w:type="dxa"/>
-              <w:bottom w:w="100.0" w:type="dxa"/>
-              <w:right w:w="100.0" w:type="dxa"/>
+              <w:left w:w="40.0" w:type="dxa"/>
+              <w:bottom w:w="100.0" w:type="dxa"/>
+              <w:right w:w="40.0" w:type="dxa"/>
             </w:tcMar>
             <w:vAlign w:val="center"/>
           </w:tcPr>
@@ -6037,15 +6011,15 @@
             <w:pPr>
               <w:rPr>
                 <w:rFonts w:ascii="Times New Roman" w:cs="Times New Roman" w:eastAsia="Times New Roman" w:hAnsi="Times New Roman"/>
-                <w:sz w:val="20"/>
-                <w:szCs w:val="20"/>
-              </w:rPr>
-            </w:pPr>
-            <w:r>
-              <w:rPr>
-                <w:rFonts w:ascii="Times New Roman" w:cs="Times New Roman" w:eastAsia="Times New Roman" w:hAnsi="Times New Roman"/>
-                <w:sz w:val="20"/>
-                <w:szCs w:val="20"/>
+                <w:sz w:val="15"/>
+                <w:szCs w:val="15"/>
+              </w:rPr>
+            </w:pPr>
+            <w:r>
+              <w:rPr>
+                <w:rFonts w:ascii="Times New Roman" w:cs="Times New Roman" w:eastAsia="Times New Roman" w:hAnsi="Times New Roman"/>
+                <w:sz w:val="15"/>
+                <w:szCs w:val="15"/>
                 <w:rtl w:val="0"/>
               </w:rPr>
               <w:t xml:space="preserve">.327</w:t>
@@ -6065,9 +6039,9 @@
             <w:shd w:fill="auto" w:val="clear"/>
             <w:tcMar>
               <w:top w:w="100.0" w:type="dxa"/>
-              <w:left w:w="100.0" w:type="dxa"/>
-              <w:bottom w:w="100.0" w:type="dxa"/>
-              <w:right w:w="100.0" w:type="dxa"/>
+              <w:left w:w="40.0" w:type="dxa"/>
+              <w:bottom w:w="100.0" w:type="dxa"/>
+              <w:right w:w="40.0" w:type="dxa"/>
             </w:tcMar>
             <w:vAlign w:val="center"/>
           </w:tcPr>
@@ -6078,25 +6052,25 @@
               <w:jc w:val="both"/>
               <w:rPr>
                 <w:rFonts w:ascii="Times New Roman" w:cs="Times New Roman" w:eastAsia="Times New Roman" w:hAnsi="Times New Roman"/>
-                <w:sz w:val="20"/>
-                <w:szCs w:val="20"/>
-              </w:rPr>
-            </w:pPr>
-            <w:r>
-              <w:rPr>
-                <w:rtl w:val="0"/>
-              </w:rPr>
-            </w:r>
-          </w:p>
-        </w:tc>
-        <w:tc>
-          <w:tcPr>
-            <w:shd w:fill="auto" w:val="clear"/>
-            <w:tcMar>
-              <w:top w:w="100.0" w:type="dxa"/>
-              <w:left w:w="100.0" w:type="dxa"/>
-              <w:bottom w:w="100.0" w:type="dxa"/>
-              <w:right w:w="100.0" w:type="dxa"/>
+                <w:sz w:val="15"/>
+                <w:szCs w:val="15"/>
+              </w:rPr>
+            </w:pPr>
+            <w:r>
+              <w:rPr>
+                <w:rtl w:val="0"/>
+              </w:rPr>
+            </w:r>
+          </w:p>
+        </w:tc>
+        <w:tc>
+          <w:tcPr>
+            <w:shd w:fill="auto" w:val="clear"/>
+            <w:tcMar>
+              <w:top w:w="100.0" w:type="dxa"/>
+              <w:left w:w="40.0" w:type="dxa"/>
+              <w:bottom w:w="100.0" w:type="dxa"/>
+              <w:right w:w="40.0" w:type="dxa"/>
             </w:tcMar>
             <w:vAlign w:val="center"/>
           </w:tcPr>
@@ -6104,8 +6078,8 @@
             <w:pPr>
               <w:rPr>
                 <w:rFonts w:ascii="Times New Roman" w:cs="Times New Roman" w:eastAsia="Times New Roman" w:hAnsi="Times New Roman"/>
-                <w:sz w:val="20"/>
-                <w:szCs w:val="20"/>
+                <w:sz w:val="15"/>
+                <w:szCs w:val="15"/>
               </w:rPr>
             </w:pPr>
             <w:r>
@@ -6113,8 +6087,8 @@
                 <w:rFonts w:ascii="Times New Roman" w:cs="Times New Roman" w:eastAsia="Times New Roman" w:hAnsi="Times New Roman"/>
                 <w:b w:val="1"/>
                 <w:bCs w:val="1"/>
-                <w:sz w:val="20"/>
-                <w:szCs w:val="20"/>
+                <w:sz w:val="15"/>
+                <w:szCs w:val="15"/>
                 <w:rtl w:val="0"/>
               </w:rPr>
               <w:t xml:space="preserve">B (Text)</w:t>
@@ -6131,9 +6105,9 @@
             <w:shd w:fill="auto" w:val="clear"/>
             <w:tcMar>
               <w:top w:w="100.0" w:type="dxa"/>
-              <w:left w:w="100.0" w:type="dxa"/>
-              <w:bottom w:w="100.0" w:type="dxa"/>
-              <w:right w:w="100.0" w:type="dxa"/>
+              <w:left w:w="40.0" w:type="dxa"/>
+              <w:bottom w:w="100.0" w:type="dxa"/>
+              <w:right w:w="40.0" w:type="dxa"/>
             </w:tcMar>
             <w:vAlign w:val="center"/>
           </w:tcPr>
@@ -6141,15 +6115,15 @@
             <w:pPr>
               <w:rPr>
                 <w:rFonts w:ascii="Times New Roman" w:cs="Times New Roman" w:eastAsia="Times New Roman" w:hAnsi="Times New Roman"/>
-                <w:sz w:val="20"/>
-                <w:szCs w:val="20"/>
-              </w:rPr>
-            </w:pPr>
-            <w:r>
-              <w:rPr>
-                <w:rFonts w:ascii="Times New Roman" w:cs="Times New Roman" w:eastAsia="Times New Roman" w:hAnsi="Times New Roman"/>
-                <w:sz w:val="20"/>
-                <w:szCs w:val="20"/>
+                <w:sz w:val="15"/>
+                <w:szCs w:val="15"/>
+              </w:rPr>
+            </w:pPr>
+            <w:r>
+              <w:rPr>
+                <w:rFonts w:ascii="Times New Roman" w:cs="Times New Roman" w:eastAsia="Times New Roman" w:hAnsi="Times New Roman"/>
+                <w:sz w:val="15"/>
+                <w:szCs w:val="15"/>
                 <w:rtl w:val="0"/>
               </w:rPr>
               <w:t xml:space="preserve">899</w:t>
@@ -6161,9 +6135,9 @@
             <w:shd w:fill="auto" w:val="clear"/>
             <w:tcMar>
               <w:top w:w="100.0" w:type="dxa"/>
-              <w:left w:w="100.0" w:type="dxa"/>
-              <w:bottom w:w="100.0" w:type="dxa"/>
-              <w:right w:w="100.0" w:type="dxa"/>
+              <w:left w:w="40.0" w:type="dxa"/>
+              <w:bottom w:w="100.0" w:type="dxa"/>
+              <w:right w:w="40.0" w:type="dxa"/>
             </w:tcMar>
             <w:vAlign w:val="center"/>
           </w:tcPr>
@@ -6171,8 +6145,8 @@
             <w:pPr>
               <w:rPr>
                 <w:rFonts w:ascii="Times New Roman" w:cs="Times New Roman" w:eastAsia="Times New Roman" w:hAnsi="Times New Roman"/>
-                <w:sz w:val="20"/>
-                <w:szCs w:val="20"/>
+                <w:sz w:val="15"/>
+                <w:szCs w:val="15"/>
               </w:rPr>
             </w:pPr>
             <w:r>
@@ -6180,8 +6154,8 @@
                 <w:rFonts w:ascii="Times New Roman" w:cs="Times New Roman" w:eastAsia="Times New Roman" w:hAnsi="Times New Roman"/>
                 <w:b w:val="1"/>
                 <w:bCs w:val="1"/>
-                <w:sz w:val="20"/>
-                <w:szCs w:val="20"/>
+                <w:sz w:val="15"/>
+                <w:szCs w:val="15"/>
                 <w:rtl w:val="0"/>
               </w:rPr>
               <w:t xml:space="preserve">.836 [.812,.861]</w:t>
@@ -6189,8 +6163,8 @@
             <w:r>
               <w:rPr>
                 <w:rFonts w:ascii="Times New Roman" w:cs="Times New Roman" w:eastAsia="Times New Roman" w:hAnsi="Times New Roman"/>
-                <w:sz w:val="20"/>
-                <w:szCs w:val="20"/>
+                <w:sz w:val="15"/>
+                <w:szCs w:val="15"/>
                 <w:rtl w:val="0"/>
               </w:rPr>
               <w:t xml:space="preserve"/>
@@ -6202,9 +6176,9 @@
             <w:shd w:fill="auto" w:val="clear"/>
             <w:tcMar>
               <w:top w:w="100.0" w:type="dxa"/>
-              <w:left w:w="100.0" w:type="dxa"/>
-              <w:bottom w:w="100.0" w:type="dxa"/>
-              <w:right w:w="100.0" w:type="dxa"/>
+              <w:left w:w="40.0" w:type="dxa"/>
+              <w:bottom w:w="100.0" w:type="dxa"/>
+              <w:right w:w="40.0" w:type="dxa"/>
             </w:tcMar>
             <w:vAlign w:val="center"/>
           </w:tcPr>
@@ -6212,8 +6186,8 @@
             <w:pPr>
               <w:rPr>
                 <w:rFonts w:ascii="Times New Roman" w:cs="Times New Roman" w:eastAsia="Times New Roman" w:hAnsi="Times New Roman"/>
-                <w:sz w:val="20"/>
-                <w:szCs w:val="20"/>
+                <w:sz w:val="15"/>
+                <w:szCs w:val="15"/>
               </w:rPr>
             </w:pPr>
             <w:r>
@@ -6221,8 +6195,8 @@
                 <w:rFonts w:ascii="Times New Roman" w:cs="Times New Roman" w:eastAsia="Times New Roman" w:hAnsi="Times New Roman"/>
                 <w:b w:val="1"/>
                 <w:bCs w:val="1"/>
-                <w:sz w:val="20"/>
-                <w:szCs w:val="20"/>
+                <w:sz w:val="15"/>
+                <w:szCs w:val="15"/>
                 <w:rtl w:val="0"/>
               </w:rPr>
               <w:t xml:space="preserve">.488 [.417,.557]</w:t>
@@ -6230,8 +6204,8 @@
             <w:r>
               <w:rPr>
                 <w:rFonts w:ascii="Times New Roman" w:cs="Times New Roman" w:eastAsia="Times New Roman" w:hAnsi="Times New Roman"/>
-                <w:sz w:val="20"/>
-                <w:szCs w:val="20"/>
+                <w:sz w:val="15"/>
+                <w:szCs w:val="15"/>
                 <w:rtl w:val="0"/>
               </w:rPr>
               <w:t xml:space="preserve"/>
@@ -6243,9 +6217,9 @@
             <w:shd w:fill="auto" w:val="clear"/>
             <w:tcMar>
               <w:top w:w="100.0" w:type="dxa"/>
-              <w:left w:w="100.0" w:type="dxa"/>
-              <w:bottom w:w="100.0" w:type="dxa"/>
-              <w:right w:w="100.0" w:type="dxa"/>
+              <w:left w:w="40.0" w:type="dxa"/>
+              <w:bottom w:w="100.0" w:type="dxa"/>
+              <w:right w:w="40.0" w:type="dxa"/>
             </w:tcMar>
             <w:vAlign w:val="center"/>
           </w:tcPr>
@@ -6253,8 +6227,8 @@
             <w:pPr>
               <w:rPr>
                 <w:rFonts w:ascii="Times New Roman" w:cs="Times New Roman" w:eastAsia="Times New Roman" w:hAnsi="Times New Roman"/>
-                <w:sz w:val="20"/>
-                <w:szCs w:val="20"/>
+                <w:sz w:val="15"/>
+                <w:szCs w:val="15"/>
               </w:rPr>
             </w:pPr>
             <w:r>
@@ -6262,8 +6236,8 @@
                 <w:rFonts w:ascii="Times New Roman" w:cs="Times New Roman" w:eastAsia="Times New Roman" w:hAnsi="Times New Roman"/>
                 <w:b w:val="1"/>
                 <w:bCs w:val="1"/>
-                <w:sz w:val="20"/>
-                <w:szCs w:val="20"/>
+                <w:sz w:val="15"/>
+                <w:szCs w:val="15"/>
                 <w:rtl w:val="0"/>
               </w:rPr>
               <w:t xml:space="preserve">.690</w:t>
@@ -6280,9 +6254,9 @@
             <w:shd w:fill="auto" w:val="clear"/>
             <w:tcMar>
               <w:top w:w="100.0" w:type="dxa"/>
-              <w:left w:w="100.0" w:type="dxa"/>
-              <w:bottom w:w="100.0" w:type="dxa"/>
-              <w:right w:w="100.0" w:type="dxa"/>
+              <w:left w:w="40.0" w:type="dxa"/>
+              <w:bottom w:w="100.0" w:type="dxa"/>
+              <w:right w:w="40.0" w:type="dxa"/>
             </w:tcMar>
             <w:vAlign w:val="center"/>
           </w:tcPr>
@@ -6290,15 +6264,15 @@
             <w:pPr>
               <w:rPr>
                 <w:rFonts w:ascii="Times New Roman" w:cs="Times New Roman" w:eastAsia="Times New Roman" w:hAnsi="Times New Roman"/>
-                <w:sz w:val="20"/>
-                <w:szCs w:val="20"/>
-              </w:rPr>
-            </w:pPr>
-            <w:r>
-              <w:rPr>
-                <w:rFonts w:ascii="Times New Roman" w:cs="Times New Roman" w:eastAsia="Times New Roman" w:hAnsi="Times New Roman"/>
-                <w:sz w:val="20"/>
-                <w:szCs w:val="20"/>
+                <w:sz w:val="15"/>
+                <w:szCs w:val="15"/>
+              </w:rPr>
+            </w:pPr>
+            <w:r>
+              <w:rPr>
+                <w:rFonts w:ascii="Times New Roman" w:cs="Times New Roman" w:eastAsia="Times New Roman" w:hAnsi="Times New Roman"/>
+                <w:sz w:val="15"/>
+                <w:szCs w:val="15"/>
                 <w:rtl w:val="0"/>
               </w:rPr>
               <w:t xml:space="preserve">.507</w:t>
@@ -6310,9 +6284,9 @@
             <w:shd w:fill="auto" w:val="clear"/>
             <w:tcMar>
               <w:top w:w="100.0" w:type="dxa"/>
-              <w:left w:w="100.0" w:type="dxa"/>
-              <w:bottom w:w="100.0" w:type="dxa"/>
-              <w:right w:w="100.0" w:type="dxa"/>
+              <w:left w:w="40.0" w:type="dxa"/>
+              <w:bottom w:w="100.0" w:type="dxa"/>
+              <w:right w:w="40.0" w:type="dxa"/>
             </w:tcMar>
             <w:vAlign w:val="center"/>
           </w:tcPr>
@@ -6320,15 +6294,15 @@
             <w:pPr>
               <w:rPr>
                 <w:rFonts w:ascii="Times New Roman" w:cs="Times New Roman" w:eastAsia="Times New Roman" w:hAnsi="Times New Roman"/>
-                <w:sz w:val="20"/>
-                <w:szCs w:val="20"/>
-              </w:rPr>
-            </w:pPr>
-            <w:r>
-              <w:rPr>
-                <w:rFonts w:ascii="Times New Roman" w:cs="Times New Roman" w:eastAsia="Times New Roman" w:hAnsi="Times New Roman"/>
-                <w:sz w:val="20"/>
-                <w:szCs w:val="20"/>
+                <w:sz w:val="15"/>
+                <w:szCs w:val="15"/>
+              </w:rPr>
+            </w:pPr>
+            <w:r>
+              <w:rPr>
+                <w:rFonts w:ascii="Times New Roman" w:cs="Times New Roman" w:eastAsia="Times New Roman" w:hAnsi="Times New Roman"/>
+                <w:sz w:val="15"/>
+                <w:szCs w:val="15"/>
                 <w:rtl w:val="0"/>
               </w:rPr>
               <w:t xml:space="preserve">.470</w:t>
@@ -6348,9 +6322,9 @@
             <w:shd w:fill="auto" w:val="clear"/>
             <w:tcMar>
               <w:top w:w="100.0" w:type="dxa"/>
-              <w:left w:w="100.0" w:type="dxa"/>
-              <w:bottom w:w="100.0" w:type="dxa"/>
-              <w:right w:w="100.0" w:type="dxa"/>
+              <w:left w:w="40.0" w:type="dxa"/>
+              <w:bottom w:w="100.0" w:type="dxa"/>
+              <w:right w:w="40.0" w:type="dxa"/>
             </w:tcMar>
             <w:vAlign w:val="center"/>
           </w:tcPr>
@@ -6361,25 +6335,25 @@
               <w:jc w:val="both"/>
               <w:rPr>
                 <w:rFonts w:ascii="Times New Roman" w:cs="Times New Roman" w:eastAsia="Times New Roman" w:hAnsi="Times New Roman"/>
-                <w:sz w:val="20"/>
-                <w:szCs w:val="20"/>
-              </w:rPr>
-            </w:pPr>
-            <w:r>
-              <w:rPr>
-                <w:rtl w:val="0"/>
-              </w:rPr>
-            </w:r>
-          </w:p>
-        </w:tc>
-        <w:tc>
-          <w:tcPr>
-            <w:shd w:fill="auto" w:val="clear"/>
-            <w:tcMar>
-              <w:top w:w="100.0" w:type="dxa"/>
-              <w:left w:w="100.0" w:type="dxa"/>
-              <w:bottom w:w="100.0" w:type="dxa"/>
-              <w:right w:w="100.0" w:type="dxa"/>
+                <w:sz w:val="15"/>
+                <w:szCs w:val="15"/>
+              </w:rPr>
+            </w:pPr>
+            <w:r>
+              <w:rPr>
+                <w:rtl w:val="0"/>
+              </w:rPr>
+            </w:r>
+          </w:p>
+        </w:tc>
+        <w:tc>
+          <w:tcPr>
+            <w:shd w:fill="auto" w:val="clear"/>
+            <w:tcMar>
+              <w:top w:w="100.0" w:type="dxa"/>
+              <w:left w:w="40.0" w:type="dxa"/>
+              <w:bottom w:w="100.0" w:type="dxa"/>
+              <w:right w:w="40.0" w:type="dxa"/>
             </w:tcMar>
             <w:vAlign w:val="center"/>
           </w:tcPr>
@@ -6387,15 +6361,15 @@
             <w:pPr>
               <w:rPr>
                 <w:rFonts w:ascii="Times New Roman" w:cs="Times New Roman" w:eastAsia="Times New Roman" w:hAnsi="Times New Roman"/>
-                <w:sz w:val="20"/>
-                <w:szCs w:val="20"/>
-              </w:rPr>
-            </w:pPr>
-            <w:r>
-              <w:rPr>
-                <w:rFonts w:ascii="Times New Roman" w:cs="Times New Roman" w:eastAsia="Times New Roman" w:hAnsi="Times New Roman"/>
-                <w:sz w:val="20"/>
-                <w:szCs w:val="20"/>
+                <w:sz w:val="15"/>
+                <w:szCs w:val="15"/>
+              </w:rPr>
+            </w:pPr>
+            <w:r>
+              <w:rPr>
+                <w:rFonts w:ascii="Times New Roman" w:cs="Times New Roman" w:eastAsia="Times New Roman" w:hAnsi="Times New Roman"/>
+                <w:sz w:val="15"/>
+                <w:szCs w:val="15"/>
                 <w:rtl w:val="0"/>
               </w:rPr>
               <w:t xml:space="preserve">C (Visual)</w:t>
@@ -6407,9 +6381,9 @@
             <w:shd w:fill="auto" w:val="clear"/>
             <w:tcMar>
               <w:top w:w="100.0" w:type="dxa"/>
-              <w:left w:w="100.0" w:type="dxa"/>
-              <w:bottom w:w="100.0" w:type="dxa"/>
-              <w:right w:w="100.0" w:type="dxa"/>
+              <w:left w:w="40.0" w:type="dxa"/>
+              <w:bottom w:w="100.0" w:type="dxa"/>
+              <w:right w:w="40.0" w:type="dxa"/>
             </w:tcMar>
             <w:vAlign w:val="center"/>
           </w:tcPr>
@@ -6417,15 +6391,15 @@
             <w:pPr>
               <w:rPr>
                 <w:rFonts w:ascii="Times New Roman" w:cs="Times New Roman" w:eastAsia="Times New Roman" w:hAnsi="Times New Roman"/>
-                <w:sz w:val="20"/>
-                <w:szCs w:val="20"/>
-              </w:rPr>
-            </w:pPr>
-            <w:r>
-              <w:rPr>
-                <w:rFonts w:ascii="Times New Roman" w:cs="Times New Roman" w:eastAsia="Times New Roman" w:hAnsi="Times New Roman"/>
-                <w:sz w:val="20"/>
-                <w:szCs w:val="20"/>
+                <w:sz w:val="15"/>
+                <w:szCs w:val="15"/>
+              </w:rPr>
+            </w:pPr>
+            <w:r>
+              <w:rPr>
+                <w:rFonts w:ascii="Times New Roman" w:cs="Times New Roman" w:eastAsia="Times New Roman" w:hAnsi="Times New Roman"/>
+                <w:sz w:val="15"/>
+                <w:szCs w:val="15"/>
                 <w:rtl w:val="0"/>
               </w:rPr>
               <w:t xml:space="preserve">147</w:t>
@@ -6437,9 +6411,9 @@
             <w:shd w:fill="auto" w:val="clear"/>
             <w:tcMar>
               <w:top w:w="100.0" w:type="dxa"/>
-              <w:left w:w="100.0" w:type="dxa"/>
-              <w:bottom w:w="100.0" w:type="dxa"/>
-              <w:right w:w="100.0" w:type="dxa"/>
+              <w:left w:w="40.0" w:type="dxa"/>
+              <w:bottom w:w="100.0" w:type="dxa"/>
+              <w:right w:w="40.0" w:type="dxa"/>
             </w:tcMar>
             <w:vAlign w:val="center"/>
           </w:tcPr>
@@ -6447,15 +6421,15 @@
             <w:pPr>
               <w:rPr>
                 <w:rFonts w:ascii="Times New Roman" w:cs="Times New Roman" w:eastAsia="Times New Roman" w:hAnsi="Times New Roman"/>
-                <w:sz w:val="20"/>
-                <w:szCs w:val="20"/>
-              </w:rPr>
-            </w:pPr>
-            <w:r>
-              <w:rPr>
-                <w:rFonts w:ascii="Times New Roman" w:cs="Times New Roman" w:eastAsia="Times New Roman" w:hAnsi="Times New Roman"/>
-                <w:sz w:val="20"/>
-                <w:szCs w:val="20"/>
+                <w:sz w:val="15"/>
+                <w:szCs w:val="15"/>
+              </w:rPr>
+            </w:pPr>
+            <w:r>
+              <w:rPr>
+                <w:rFonts w:ascii="Times New Roman" w:cs="Times New Roman" w:eastAsia="Times New Roman" w:hAnsi="Times New Roman"/>
+                <w:sz w:val="15"/>
+                <w:szCs w:val="15"/>
                 <w:rtl w:val="0"/>
               </w:rPr>
               <w:t xml:space="preserve">.673 [.599,.748]</w:t>
@@ -6467,9 +6441,9 @@
             <w:shd w:fill="auto" w:val="clear"/>
             <w:tcMar>
               <w:top w:w="100.0" w:type="dxa"/>
-              <w:left w:w="100.0" w:type="dxa"/>
-              <w:bottom w:w="100.0" w:type="dxa"/>
-              <w:right w:w="100.0" w:type="dxa"/>
+              <w:left w:w="40.0" w:type="dxa"/>
+              <w:bottom w:w="100.0" w:type="dxa"/>
+              <w:right w:w="40.0" w:type="dxa"/>
             </w:tcMar>
             <w:vAlign w:val="center"/>
           </w:tcPr>
@@ -6477,15 +6451,15 @@
             <w:pPr>
               <w:rPr>
                 <w:rFonts w:ascii="Times New Roman" w:cs="Times New Roman" w:eastAsia="Times New Roman" w:hAnsi="Times New Roman"/>
-                <w:sz w:val="20"/>
-                <w:szCs w:val="20"/>
-              </w:rPr>
-            </w:pPr>
-            <w:r>
-              <w:rPr>
-                <w:rFonts w:ascii="Times New Roman" w:cs="Times New Roman" w:eastAsia="Times New Roman" w:hAnsi="Times New Roman"/>
-                <w:sz w:val="20"/>
-                <w:szCs w:val="20"/>
+                <w:sz w:val="15"/>
+                <w:szCs w:val="15"/>
+              </w:rPr>
+            </w:pPr>
+            <w:r>
+              <w:rPr>
+                <w:rFonts w:ascii="Times New Roman" w:cs="Times New Roman" w:eastAsia="Times New Roman" w:hAnsi="Times New Roman"/>
+                <w:sz w:val="15"/>
+                <w:szCs w:val="15"/>
                 <w:rtl w:val="0"/>
               </w:rPr>
               <w:t xml:space="preserve">.368 [.222,.500]</w:t>
@@ -6497,9 +6471,9 @@
             <w:shd w:fill="auto" w:val="clear"/>
             <w:tcMar>
               <w:top w:w="100.0" w:type="dxa"/>
-              <w:left w:w="100.0" w:type="dxa"/>
-              <w:bottom w:w="100.0" w:type="dxa"/>
-              <w:right w:w="100.0" w:type="dxa"/>
+              <w:left w:w="40.0" w:type="dxa"/>
+              <w:bottom w:w="100.0" w:type="dxa"/>
+              <w:right w:w="40.0" w:type="dxa"/>
             </w:tcMar>
             <w:vAlign w:val="center"/>
           </w:tcPr>
@@ -6507,15 +6481,15 @@
             <w:pPr>
               <w:rPr>
                 <w:rFonts w:ascii="Times New Roman" w:cs="Times New Roman" w:eastAsia="Times New Roman" w:hAnsi="Times New Roman"/>
-                <w:sz w:val="20"/>
-                <w:szCs w:val="20"/>
-              </w:rPr>
-            </w:pPr>
-            <w:r>
-              <w:rPr>
-                <w:rFonts w:ascii="Times New Roman" w:cs="Times New Roman" w:eastAsia="Times New Roman" w:hAnsi="Times New Roman"/>
-                <w:sz w:val="20"/>
-                <w:szCs w:val="20"/>
+                <w:sz w:val="15"/>
+                <w:szCs w:val="15"/>
+              </w:rPr>
+            </w:pPr>
+            <w:r>
+              <w:rPr>
+                <w:rFonts w:ascii="Times New Roman" w:cs="Times New Roman" w:eastAsia="Times New Roman" w:hAnsi="Times New Roman"/>
+                <w:sz w:val="15"/>
+                <w:szCs w:val="15"/>
                 <w:rtl w:val="0"/>
               </w:rPr>
               <w:t xml:space="preserve">.607</w:t>
@@ -6527,9 +6501,9 @@
             <w:shd w:fill="auto" w:val="clear"/>
             <w:tcMar>
               <w:top w:w="100.0" w:type="dxa"/>
-              <w:left w:w="100.0" w:type="dxa"/>
-              <w:bottom w:w="100.0" w:type="dxa"/>
-              <w:right w:w="100.0" w:type="dxa"/>
+              <w:left w:w="40.0" w:type="dxa"/>
+              <w:bottom w:w="100.0" w:type="dxa"/>
+              <w:right w:w="40.0" w:type="dxa"/>
             </w:tcMar>
             <w:vAlign w:val="center"/>
           </w:tcPr>
@@ -6537,15 +6511,15 @@
             <w:pPr>
               <w:rPr>
                 <w:rFonts w:ascii="Times New Roman" w:cs="Times New Roman" w:eastAsia="Times New Roman" w:hAnsi="Times New Roman"/>
-                <w:sz w:val="20"/>
-                <w:szCs w:val="20"/>
-              </w:rPr>
-            </w:pPr>
-            <w:r>
-              <w:rPr>
-                <w:rFonts w:ascii="Times New Roman" w:cs="Times New Roman" w:eastAsia="Times New Roman" w:hAnsi="Times New Roman"/>
-                <w:sz w:val="20"/>
-                <w:szCs w:val="20"/>
+                <w:sz w:val="15"/>
+                <w:szCs w:val="15"/>
+              </w:rPr>
+            </w:pPr>
+            <w:r>
+              <w:rPr>
+                <w:rFonts w:ascii="Times New Roman" w:cs="Times New Roman" w:eastAsia="Times New Roman" w:hAnsi="Times New Roman"/>
+                <w:sz w:val="15"/>
+                <w:szCs w:val="15"/>
                 <w:rtl w:val="0"/>
               </w:rPr>
               <w:t xml:space="preserve">.292</w:t>
@@ -6557,9 +6531,9 @@
             <w:shd w:fill="auto" w:val="clear"/>
             <w:tcMar>
               <w:top w:w="100.0" w:type="dxa"/>
-              <w:left w:w="100.0" w:type="dxa"/>
-              <w:bottom w:w="100.0" w:type="dxa"/>
-              <w:right w:w="100.0" w:type="dxa"/>
+              <w:left w:w="40.0" w:type="dxa"/>
+              <w:bottom w:w="100.0" w:type="dxa"/>
+              <w:right w:w="40.0" w:type="dxa"/>
             </w:tcMar>
             <w:vAlign w:val="center"/>
           </w:tcPr>
@@ -6567,15 +6541,15 @@
             <w:pPr>
               <w:rPr>
                 <w:rFonts w:ascii="Times New Roman" w:cs="Times New Roman" w:eastAsia="Times New Roman" w:hAnsi="Times New Roman"/>
-                <w:sz w:val="20"/>
-                <w:szCs w:val="20"/>
-              </w:rPr>
-            </w:pPr>
-            <w:r>
-              <w:rPr>
-                <w:rFonts w:ascii="Times New Roman" w:cs="Times New Roman" w:eastAsia="Times New Roman" w:hAnsi="Times New Roman"/>
-                <w:sz w:val="20"/>
-                <w:szCs w:val="20"/>
+                <w:sz w:val="15"/>
+                <w:szCs w:val="15"/>
+              </w:rPr>
+            </w:pPr>
+            <w:r>
+              <w:rPr>
+                <w:rFonts w:ascii="Times New Roman" w:cs="Times New Roman" w:eastAsia="Times New Roman" w:hAnsi="Times New Roman"/>
+                <w:sz w:val="15"/>
+                <w:szCs w:val="15"/>
                 <w:rtl w:val="0"/>
               </w:rPr>
               <w:t xml:space="preserve">.500</w:t>
@@ -6595,9 +6569,9 @@
             <w:shd w:fill="auto" w:val="clear"/>
             <w:tcMar>
               <w:top w:w="100.0" w:type="dxa"/>
-              <w:left w:w="100.0" w:type="dxa"/>
-              <w:bottom w:w="100.0" w:type="dxa"/>
-              <w:right w:w="100.0" w:type="dxa"/>
+              <w:left w:w="40.0" w:type="dxa"/>
+              <w:bottom w:w="100.0" w:type="dxa"/>
+              <w:right w:w="40.0" w:type="dxa"/>
             </w:tcMar>
             <w:vAlign w:val="center"/>
           </w:tcPr>
@@ -6608,25 +6582,25 @@
               <w:jc w:val="both"/>
               <w:rPr>
                 <w:rFonts w:ascii="Times New Roman" w:cs="Times New Roman" w:eastAsia="Times New Roman" w:hAnsi="Times New Roman"/>
-                <w:sz w:val="20"/>
-                <w:szCs w:val="20"/>
-              </w:rPr>
-            </w:pPr>
-            <w:r>
-              <w:rPr>
-                <w:rtl w:val="0"/>
-              </w:rPr>
-            </w:r>
-          </w:p>
-        </w:tc>
-        <w:tc>
-          <w:tcPr>
-            <w:shd w:fill="auto" w:val="clear"/>
-            <w:tcMar>
-              <w:top w:w="100.0" w:type="dxa"/>
-              <w:left w:w="100.0" w:type="dxa"/>
-              <w:bottom w:w="100.0" w:type="dxa"/>
-              <w:right w:w="100.0" w:type="dxa"/>
+                <w:sz w:val="15"/>
+                <w:szCs w:val="15"/>
+              </w:rPr>
+            </w:pPr>
+            <w:r>
+              <w:rPr>
+                <w:rtl w:val="0"/>
+              </w:rPr>
+            </w:r>
+          </w:p>
+        </w:tc>
+        <w:tc>
+          <w:tcPr>
+            <w:shd w:fill="auto" w:val="clear"/>
+            <w:tcMar>
+              <w:top w:w="100.0" w:type="dxa"/>
+              <w:left w:w="40.0" w:type="dxa"/>
+              <w:bottom w:w="100.0" w:type="dxa"/>
+              <w:right w:w="40.0" w:type="dxa"/>
             </w:tcMar>
             <w:vAlign w:val="center"/>
           </w:tcPr>
@@ -6634,15 +6608,15 @@
             <w:pPr>
               <w:rPr>
                 <w:rFonts w:ascii="Times New Roman" w:cs="Times New Roman" w:eastAsia="Times New Roman" w:hAnsi="Times New Roman"/>
-                <w:sz w:val="20"/>
-                <w:szCs w:val="20"/>
-              </w:rPr>
-            </w:pPr>
-            <w:r>
-              <w:rPr>
-                <w:rFonts w:ascii="Times New Roman" w:cs="Times New Roman" w:eastAsia="Times New Roman" w:hAnsi="Times New Roman"/>
-                <w:sz w:val="20"/>
-                <w:szCs w:val="20"/>
+                <w:sz w:val="15"/>
+                <w:szCs w:val="15"/>
+              </w:rPr>
+            </w:pPr>
+            <w:r>
+              <w:rPr>
+                <w:rFonts w:ascii="Times New Roman" w:cs="Times New Roman" w:eastAsia="Times New Roman" w:hAnsi="Times New Roman"/>
+                <w:sz w:val="15"/>
+                <w:szCs w:val="15"/>
                 <w:rtl w:val="0"/>
               </w:rPr>
               <w:t xml:space="preserve">D (Dual)</w:t>
@@ -6654,9 +6628,9 @@
             <w:shd w:fill="auto" w:val="clear"/>
             <w:tcMar>
               <w:top w:w="100.0" w:type="dxa"/>
-              <w:left w:w="100.0" w:type="dxa"/>
-              <w:bottom w:w="100.0" w:type="dxa"/>
-              <w:right w:w="100.0" w:type="dxa"/>
+              <w:left w:w="40.0" w:type="dxa"/>
+              <w:bottom w:w="100.0" w:type="dxa"/>
+              <w:right w:w="40.0" w:type="dxa"/>
             </w:tcMar>
             <w:vAlign w:val="center"/>
           </w:tcPr>
@@ -6664,15 +6638,15 @@
             <w:pPr>
               <w:rPr>
                 <w:rFonts w:ascii="Times New Roman" w:cs="Times New Roman" w:eastAsia="Times New Roman" w:hAnsi="Times New Roman"/>
-                <w:sz w:val="20"/>
-                <w:szCs w:val="20"/>
-              </w:rPr>
-            </w:pPr>
-            <w:r>
-              <w:rPr>
-                <w:rFonts w:ascii="Times New Roman" w:cs="Times New Roman" w:eastAsia="Times New Roman" w:hAnsi="Times New Roman"/>
-                <w:sz w:val="20"/>
-                <w:szCs w:val="20"/>
+                <w:sz w:val="15"/>
+                <w:szCs w:val="15"/>
+              </w:rPr>
+            </w:pPr>
+            <w:r>
+              <w:rPr>
+                <w:rFonts w:ascii="Times New Roman" w:cs="Times New Roman" w:eastAsia="Times New Roman" w:hAnsi="Times New Roman"/>
+                <w:sz w:val="15"/>
+                <w:szCs w:val="15"/>
                 <w:rtl w:val="0"/>
               </w:rPr>
               <w:t xml:space="preserve">142</w:t>
@@ -6684,9 +6658,9 @@
             <w:shd w:fill="auto" w:val="clear"/>
             <w:tcMar>
               <w:top w:w="100.0" w:type="dxa"/>
-              <w:left w:w="100.0" w:type="dxa"/>
-              <w:bottom w:w="100.0" w:type="dxa"/>
-              <w:right w:w="100.0" w:type="dxa"/>
+              <w:left w:w="40.0" w:type="dxa"/>
+              <w:bottom w:w="100.0" w:type="dxa"/>
+              <w:right w:w="40.0" w:type="dxa"/>
             </w:tcMar>
             <w:vAlign w:val="center"/>
           </w:tcPr>
@@ -6694,15 +6668,15 @@
             <w:pPr>
               <w:rPr>
                 <w:rFonts w:ascii="Times New Roman" w:cs="Times New Roman" w:eastAsia="Times New Roman" w:hAnsi="Times New Roman"/>
-                <w:sz w:val="20"/>
-                <w:szCs w:val="20"/>
-              </w:rPr>
-            </w:pPr>
-            <w:r>
-              <w:rPr>
-                <w:rFonts w:ascii="Times New Roman" w:cs="Times New Roman" w:eastAsia="Times New Roman" w:hAnsi="Times New Roman"/>
-                <w:sz w:val="20"/>
-                <w:szCs w:val="20"/>
+                <w:sz w:val="15"/>
+                <w:szCs w:val="15"/>
+              </w:rPr>
+            </w:pPr>
+            <w:r>
+              <w:rPr>
+                <w:rFonts w:ascii="Times New Roman" w:cs="Times New Roman" w:eastAsia="Times New Roman" w:hAnsi="Times New Roman"/>
+                <w:sz w:val="15"/>
+                <w:szCs w:val="15"/>
                 <w:rtl w:val="0"/>
               </w:rPr>
               <w:t xml:space="preserve">.739 [.662,.810]</w:t>
@@ -6714,9 +6688,9 @@
             <w:shd w:fill="auto" w:val="clear"/>
             <w:tcMar>
               <w:top w:w="100.0" w:type="dxa"/>
-              <w:left w:w="100.0" w:type="dxa"/>
-              <w:bottom w:w="100.0" w:type="dxa"/>
-              <w:right w:w="100.0" w:type="dxa"/>
+              <w:left w:w="40.0" w:type="dxa"/>
+              <w:bottom w:w="100.0" w:type="dxa"/>
+              <w:right w:w="40.0" w:type="dxa"/>
             </w:tcMar>
             <w:vAlign w:val="center"/>
           </w:tcPr>
@@ -6724,15 +6698,15 @@
             <w:pPr>
               <w:rPr>
                 <w:rFonts w:ascii="Times New Roman" w:cs="Times New Roman" w:eastAsia="Times New Roman" w:hAnsi="Times New Roman"/>
-                <w:sz w:val="20"/>
-                <w:szCs w:val="20"/>
-              </w:rPr>
-            </w:pPr>
-            <w:r>
-              <w:rPr>
-                <w:rFonts w:ascii="Times New Roman" w:cs="Times New Roman" w:eastAsia="Times New Roman" w:hAnsi="Times New Roman"/>
-                <w:sz w:val="20"/>
-                <w:szCs w:val="20"/>
+                <w:sz w:val="15"/>
+                <w:szCs w:val="15"/>
+              </w:rPr>
+            </w:pPr>
+            <w:r>
+              <w:rPr>
+                <w:rFonts w:ascii="Times New Roman" w:cs="Times New Roman" w:eastAsia="Times New Roman" w:hAnsi="Times New Roman"/>
+                <w:sz w:val="15"/>
+                <w:szCs w:val="15"/>
                 <w:rtl w:val="0"/>
               </w:rPr>
               <w:t xml:space="preserve">.373 [.200,.525]</w:t>
@@ -6744,9 +6718,9 @@
             <w:shd w:fill="auto" w:val="clear"/>
             <w:tcMar>
               <w:top w:w="100.0" w:type="dxa"/>
-              <w:left w:w="100.0" w:type="dxa"/>
-              <w:bottom w:w="100.0" w:type="dxa"/>
-              <w:right w:w="100.0" w:type="dxa"/>
+              <w:left w:w="40.0" w:type="dxa"/>
+              <w:bottom w:w="100.0" w:type="dxa"/>
+              <w:right w:w="40.0" w:type="dxa"/>
             </w:tcMar>
             <w:vAlign w:val="center"/>
           </w:tcPr>
@@ -6754,15 +6728,15 @@
             <w:pPr>
               <w:rPr>
                 <w:rFonts w:ascii="Times New Roman" w:cs="Times New Roman" w:eastAsia="Times New Roman" w:hAnsi="Times New Roman"/>
-                <w:sz w:val="20"/>
-                <w:szCs w:val="20"/>
-              </w:rPr>
-            </w:pPr>
-            <w:r>
-              <w:rPr>
-                <w:rFonts w:ascii="Times New Roman" w:cs="Times New Roman" w:eastAsia="Times New Roman" w:hAnsi="Times New Roman"/>
-                <w:sz w:val="20"/>
-                <w:szCs w:val="20"/>
+                <w:sz w:val="15"/>
+                <w:szCs w:val="15"/>
+              </w:rPr>
+            </w:pPr>
+            <w:r>
+              <w:rPr>
+                <w:rFonts w:ascii="Times New Roman" w:cs="Times New Roman" w:eastAsia="Times New Roman" w:hAnsi="Times New Roman"/>
+                <w:sz w:val="15"/>
+                <w:szCs w:val="15"/>
                 <w:rtl w:val="0"/>
               </w:rPr>
               <w:t xml:space="preserve">.612</w:t>
@@ -6774,9 +6748,9 @@
             <w:shd w:fill="auto" w:val="clear"/>
             <w:tcMar>
               <w:top w:w="100.0" w:type="dxa"/>
-              <w:left w:w="100.0" w:type="dxa"/>
-              <w:bottom w:w="100.0" w:type="dxa"/>
-              <w:right w:w="100.0" w:type="dxa"/>
+              <w:left w:w="40.0" w:type="dxa"/>
+              <w:bottom w:w="100.0" w:type="dxa"/>
+              <w:right w:w="40.0" w:type="dxa"/>
             </w:tcMar>
             <w:vAlign w:val="center"/>
           </w:tcPr>
@@ -6784,15 +6758,15 @@
             <w:pPr>
               <w:rPr>
                 <w:rFonts w:ascii="Times New Roman" w:cs="Times New Roman" w:eastAsia="Times New Roman" w:hAnsi="Times New Roman"/>
-                <w:sz w:val="20"/>
-                <w:szCs w:val="20"/>
-              </w:rPr>
-            </w:pPr>
-            <w:r>
-              <w:rPr>
-                <w:rFonts w:ascii="Times New Roman" w:cs="Times New Roman" w:eastAsia="Times New Roman" w:hAnsi="Times New Roman"/>
-                <w:sz w:val="20"/>
-                <w:szCs w:val="20"/>
+                <w:sz w:val="15"/>
+                <w:szCs w:val="15"/>
+              </w:rPr>
+            </w:pPr>
+            <w:r>
+              <w:rPr>
+                <w:rFonts w:ascii="Times New Roman" w:cs="Times New Roman" w:eastAsia="Times New Roman" w:hAnsi="Times New Roman"/>
+                <w:sz w:val="15"/>
+                <w:szCs w:val="15"/>
                 <w:rtl w:val="0"/>
               </w:rPr>
               <w:t xml:space="preserve">.344</w:t>
@@ -6804,9 +6778,9 @@
             <w:shd w:fill="auto" w:val="clear"/>
             <w:tcMar>
               <w:top w:w="100.0" w:type="dxa"/>
-              <w:left w:w="100.0" w:type="dxa"/>
-              <w:bottom w:w="100.0" w:type="dxa"/>
-              <w:right w:w="100.0" w:type="dxa"/>
+              <w:left w:w="40.0" w:type="dxa"/>
+              <w:bottom w:w="100.0" w:type="dxa"/>
+              <w:right w:w="40.0" w:type="dxa"/>
             </w:tcMar>
             <w:vAlign w:val="center"/>
           </w:tcPr>
@@ -6814,15 +6788,15 @@
             <w:pPr>
               <w:rPr>
                 <w:rFonts w:ascii="Times New Roman" w:cs="Times New Roman" w:eastAsia="Times New Roman" w:hAnsi="Times New Roman"/>
-                <w:sz w:val="20"/>
-                <w:szCs w:val="20"/>
-              </w:rPr>
-            </w:pPr>
-            <w:r>
-              <w:rPr>
-                <w:rFonts w:ascii="Times New Roman" w:cs="Times New Roman" w:eastAsia="Times New Roman" w:hAnsi="Times New Roman"/>
-                <w:sz w:val="20"/>
-                <w:szCs w:val="20"/>
+                <w:sz w:val="15"/>
+                <w:szCs w:val="15"/>
+              </w:rPr>
+            </w:pPr>
+            <w:r>
+              <w:rPr>
+                <w:rFonts w:ascii="Times New Roman" w:cs="Times New Roman" w:eastAsia="Times New Roman" w:hAnsi="Times New Roman"/>
+                <w:sz w:val="15"/>
+                <w:szCs w:val="15"/>
                 <w:rtl w:val="0"/>
               </w:rPr>
               <w:t xml:space="preserve">.407</w:t>
@@ -6842,9 +6816,9 @@
             <w:shd w:fill="auto" w:val="clear"/>
             <w:tcMar>
               <w:top w:w="100.0" w:type="dxa"/>
-              <w:left w:w="100.0" w:type="dxa"/>
-              <w:bottom w:w="100.0" w:type="dxa"/>
-              <w:right w:w="100.0" w:type="dxa"/>
+              <w:left w:w="40.0" w:type="dxa"/>
+              <w:bottom w:w="100.0" w:type="dxa"/>
+              <w:right w:w="40.0" w:type="dxa"/>
             </w:tcMar>
             <w:vAlign w:val="center"/>
           </w:tcPr>
@@ -6852,15 +6826,15 @@
             <w:pPr>
               <w:rPr>
                 <w:rFonts w:ascii="Times New Roman" w:cs="Times New Roman" w:eastAsia="Times New Roman" w:hAnsi="Times New Roman"/>
-                <w:sz w:val="20"/>
-                <w:szCs w:val="20"/>
-              </w:rPr>
-            </w:pPr>
-            <w:r>
-              <w:rPr>
-                <w:rFonts w:ascii="Times New Roman" w:cs="Times New Roman" w:eastAsia="Times New Roman" w:hAnsi="Times New Roman"/>
-                <w:sz w:val="20"/>
-                <w:szCs w:val="20"/>
+                <w:sz w:val="15"/>
+                <w:szCs w:val="15"/>
+              </w:rPr>
+            </w:pPr>
+            <w:r>
+              <w:rPr>
+                <w:rFonts w:ascii="Times New Roman" w:cs="Times New Roman" w:eastAsia="Times New Roman" w:hAnsi="Times New Roman"/>
+                <w:sz w:val="15"/>
+                <w:szCs w:val="15"/>
                 <w:rtl w:val="0"/>
               </w:rPr>
               <w:t xml:space="preserve">GPT-4.1 Mini</w:t>
@@ -6872,9 +6846,9 @@
             <w:shd w:fill="auto" w:val="clear"/>
             <w:tcMar>
               <w:top w:w="100.0" w:type="dxa"/>
-              <w:left w:w="100.0" w:type="dxa"/>
-              <w:bottom w:w="100.0" w:type="dxa"/>
-              <w:right w:w="100.0" w:type="dxa"/>
+              <w:left w:w="40.0" w:type="dxa"/>
+              <w:bottom w:w="100.0" w:type="dxa"/>
+              <w:right w:w="40.0" w:type="dxa"/>
             </w:tcMar>
             <w:vAlign w:val="center"/>
           </w:tcPr>
@@ -6882,15 +6856,15 @@
             <w:pPr>
               <w:rPr>
                 <w:rFonts w:ascii="Times New Roman" w:cs="Times New Roman" w:eastAsia="Times New Roman" w:hAnsi="Times New Roman"/>
-                <w:sz w:val="20"/>
-                <w:szCs w:val="20"/>
-              </w:rPr>
-            </w:pPr>
-            <w:r>
-              <w:rPr>
-                <w:rFonts w:ascii="Times New Roman" w:cs="Times New Roman" w:eastAsia="Times New Roman" w:hAnsi="Times New Roman"/>
-                <w:sz w:val="20"/>
-                <w:szCs w:val="20"/>
+                <w:sz w:val="15"/>
+                <w:szCs w:val="15"/>
+              </w:rPr>
+            </w:pPr>
+            <w:r>
+              <w:rPr>
+                <w:rFonts w:ascii="Times New Roman" w:cs="Times New Roman" w:eastAsia="Times New Roman" w:hAnsi="Times New Roman"/>
+                <w:sz w:val="15"/>
+                <w:szCs w:val="15"/>
                 <w:rtl w:val="0"/>
               </w:rPr>
               <w:t xml:space="preserve">A (No Ref)</w:t>
@@ -6902,9 +6876,9 @@
             <w:shd w:fill="auto" w:val="clear"/>
             <w:tcMar>
               <w:top w:w="100.0" w:type="dxa"/>
-              <w:left w:w="100.0" w:type="dxa"/>
-              <w:bottom w:w="100.0" w:type="dxa"/>
-              <w:right w:w="100.0" w:type="dxa"/>
+              <w:left w:w="40.0" w:type="dxa"/>
+              <w:bottom w:w="100.0" w:type="dxa"/>
+              <w:right w:w="40.0" w:type="dxa"/>
             </w:tcMar>
             <w:vAlign w:val="center"/>
           </w:tcPr>
@@ -6912,15 +6886,15 @@
             <w:pPr>
               <w:rPr>
                 <w:rFonts w:ascii="Times New Roman" w:cs="Times New Roman" w:eastAsia="Times New Roman" w:hAnsi="Times New Roman"/>
-                <w:sz w:val="20"/>
-                <w:szCs w:val="20"/>
-              </w:rPr>
-            </w:pPr>
-            <w:r>
-              <w:rPr>
-                <w:rFonts w:ascii="Times New Roman" w:cs="Times New Roman" w:eastAsia="Times New Roman" w:hAnsi="Times New Roman"/>
-                <w:sz w:val="20"/>
-                <w:szCs w:val="20"/>
+                <w:sz w:val="15"/>
+                <w:szCs w:val="15"/>
+              </w:rPr>
+            </w:pPr>
+            <w:r>
+              <w:rPr>
+                <w:rFonts w:ascii="Times New Roman" w:cs="Times New Roman" w:eastAsia="Times New Roman" w:hAnsi="Times New Roman"/>
+                <w:sz w:val="15"/>
+                <w:szCs w:val="15"/>
                 <w:rtl w:val="0"/>
               </w:rPr>
               <w:t xml:space="preserve">908</w:t>
@@ -6932,9 +6906,9 @@
             <w:shd w:fill="auto" w:val="clear"/>
             <w:tcMar>
               <w:top w:w="100.0" w:type="dxa"/>
-              <w:left w:w="100.0" w:type="dxa"/>
-              <w:bottom w:w="100.0" w:type="dxa"/>
-              <w:right w:w="100.0" w:type="dxa"/>
+              <w:left w:w="40.0" w:type="dxa"/>
+              <w:bottom w:w="100.0" w:type="dxa"/>
+              <w:right w:w="40.0" w:type="dxa"/>
             </w:tcMar>
             <w:vAlign w:val="center"/>
           </w:tcPr>
@@ -6942,15 +6916,15 @@
             <w:pPr>
               <w:rPr>
                 <w:rFonts w:ascii="Times New Roman" w:cs="Times New Roman" w:eastAsia="Times New Roman" w:hAnsi="Times New Roman"/>
-                <w:sz w:val="20"/>
-                <w:szCs w:val="20"/>
-              </w:rPr>
-            </w:pPr>
-            <w:r>
-              <w:rPr>
-                <w:rFonts w:ascii="Times New Roman" w:cs="Times New Roman" w:eastAsia="Times New Roman" w:hAnsi="Times New Roman"/>
-                <w:sz w:val="20"/>
-                <w:szCs w:val="20"/>
+                <w:sz w:val="15"/>
+                <w:szCs w:val="15"/>
+              </w:rPr>
+            </w:pPr>
+            <w:r>
+              <w:rPr>
+                <w:rFonts w:ascii="Times New Roman" w:cs="Times New Roman" w:eastAsia="Times New Roman" w:hAnsi="Times New Roman"/>
+                <w:sz w:val="15"/>
+                <w:szCs w:val="15"/>
                 <w:rtl w:val="0"/>
               </w:rPr>
               <w:t xml:space="preserve">.638 [.607,.669]</w:t>
@@ -6962,9 +6936,9 @@
             <w:shd w:fill="auto" w:val="clear"/>
             <w:tcMar>
               <w:top w:w="100.0" w:type="dxa"/>
-              <w:left w:w="100.0" w:type="dxa"/>
-              <w:bottom w:w="100.0" w:type="dxa"/>
-              <w:right w:w="100.0" w:type="dxa"/>
+              <w:left w:w="40.0" w:type="dxa"/>
+              <w:bottom w:w="100.0" w:type="dxa"/>
+              <w:right w:w="40.0" w:type="dxa"/>
             </w:tcMar>
             <w:vAlign w:val="center"/>
           </w:tcPr>
@@ -6972,15 +6946,15 @@
             <w:pPr>
               <w:rPr>
                 <w:rFonts w:ascii="Times New Roman" w:cs="Times New Roman" w:eastAsia="Times New Roman" w:hAnsi="Times New Roman"/>
-                <w:sz w:val="20"/>
-                <w:szCs w:val="20"/>
-              </w:rPr>
-            </w:pPr>
-            <w:r>
-              <w:rPr>
-                <w:rFonts w:ascii="Times New Roman" w:cs="Times New Roman" w:eastAsia="Times New Roman" w:hAnsi="Times New Roman"/>
-                <w:sz w:val="20"/>
-                <w:szCs w:val="20"/>
+                <w:sz w:val="15"/>
+                <w:szCs w:val="15"/>
+              </w:rPr>
+            </w:pPr>
+            <w:r>
+              <w:rPr>
+                <w:rFonts w:ascii="Times New Roman" w:cs="Times New Roman" w:eastAsia="Times New Roman" w:hAnsi="Times New Roman"/>
+                <w:sz w:val="15"/>
+                <w:szCs w:val="15"/>
                 <w:rtl w:val="0"/>
               </w:rPr>
               <w:t xml:space="preserve">.396 [.344,.446]</w:t>
@@ -6992,9 +6966,9 @@
             <w:shd w:fill="auto" w:val="clear"/>
             <w:tcMar>
               <w:top w:w="100.0" w:type="dxa"/>
-              <w:left w:w="100.0" w:type="dxa"/>
-              <w:bottom w:w="100.0" w:type="dxa"/>
-              <w:right w:w="100.0" w:type="dxa"/>
+              <w:left w:w="40.0" w:type="dxa"/>
+              <w:bottom w:w="100.0" w:type="dxa"/>
+              <w:right w:w="40.0" w:type="dxa"/>
             </w:tcMar>
             <w:vAlign w:val="center"/>
           </w:tcPr>
@@ -7002,15 +6976,15 @@
             <w:pPr>
               <w:rPr>
                 <w:rFonts w:ascii="Times New Roman" w:cs="Times New Roman" w:eastAsia="Times New Roman" w:hAnsi="Times New Roman"/>
-                <w:sz w:val="20"/>
-                <w:szCs w:val="20"/>
-              </w:rPr>
-            </w:pPr>
-            <w:r>
-              <w:rPr>
-                <w:rFonts w:ascii="Times New Roman" w:cs="Times New Roman" w:eastAsia="Times New Roman" w:hAnsi="Times New Roman"/>
-                <w:sz w:val="20"/>
-                <w:szCs w:val="20"/>
+                <w:sz w:val="15"/>
+                <w:szCs w:val="15"/>
+              </w:rPr>
+            </w:pPr>
+            <w:r>
+              <w:rPr>
+                <w:rFonts w:ascii="Times New Roman" w:cs="Times New Roman" w:eastAsia="Times New Roman" w:hAnsi="Times New Roman"/>
+                <w:sz w:val="15"/>
+                <w:szCs w:val="15"/>
                 <w:rtl w:val="0"/>
               </w:rPr>
               <w:t xml:space="preserve">.671</w:t>
@@ -7022,9 +6996,9 @@
             <w:shd w:fill="auto" w:val="clear"/>
             <w:tcMar>
               <w:top w:w="100.0" w:type="dxa"/>
-              <w:left w:w="100.0" w:type="dxa"/>
-              <w:bottom w:w="100.0" w:type="dxa"/>
-              <w:right w:w="100.0" w:type="dxa"/>
+              <w:left w:w="40.0" w:type="dxa"/>
+              <w:bottom w:w="100.0" w:type="dxa"/>
+              <w:right w:w="40.0" w:type="dxa"/>
             </w:tcMar>
             <w:vAlign w:val="center"/>
           </w:tcPr>
@@ -7032,15 +7006,15 @@
             <w:pPr>
               <w:rPr>
                 <w:rFonts w:ascii="Times New Roman" w:cs="Times New Roman" w:eastAsia="Times New Roman" w:hAnsi="Times New Roman"/>
-                <w:sz w:val="20"/>
-                <w:szCs w:val="20"/>
-              </w:rPr>
-            </w:pPr>
-            <w:r>
-              <w:rPr>
-                <w:rFonts w:ascii="Times New Roman" w:cs="Times New Roman" w:eastAsia="Times New Roman" w:hAnsi="Times New Roman"/>
-                <w:sz w:val="20"/>
-                <w:szCs w:val="20"/>
+                <w:sz w:val="15"/>
+                <w:szCs w:val="15"/>
+              </w:rPr>
+            </w:pPr>
+            <w:r>
+              <w:rPr>
+                <w:rFonts w:ascii="Times New Roman" w:cs="Times New Roman" w:eastAsia="Times New Roman" w:hAnsi="Times New Roman"/>
+                <w:sz w:val="15"/>
+                <w:szCs w:val="15"/>
                 <w:rtl w:val="0"/>
               </w:rPr>
               <w:t xml:space="preserve">.273</w:t>
@@ -7052,9 +7026,9 @@
             <w:shd w:fill="auto" w:val="clear"/>
             <w:tcMar>
               <w:top w:w="100.0" w:type="dxa"/>
-              <w:left w:w="100.0" w:type="dxa"/>
-              <w:bottom w:w="100.0" w:type="dxa"/>
-              <w:right w:w="100.0" w:type="dxa"/>
+              <w:left w:w="40.0" w:type="dxa"/>
+              <w:bottom w:w="100.0" w:type="dxa"/>
+              <w:right w:w="40.0" w:type="dxa"/>
             </w:tcMar>
             <w:vAlign w:val="center"/>
           </w:tcPr>
@@ -7062,15 +7036,15 @@
             <w:pPr>
               <w:rPr>
                 <w:rFonts w:ascii="Times New Roman" w:cs="Times New Roman" w:eastAsia="Times New Roman" w:hAnsi="Times New Roman"/>
-                <w:sz w:val="20"/>
-                <w:szCs w:val="20"/>
-              </w:rPr>
-            </w:pPr>
-            <w:r>
-              <w:rPr>
-                <w:rFonts w:ascii="Times New Roman" w:cs="Times New Roman" w:eastAsia="Times New Roman" w:hAnsi="Times New Roman"/>
-                <w:sz w:val="20"/>
-                <w:szCs w:val="20"/>
+                <w:sz w:val="15"/>
+                <w:szCs w:val="15"/>
+              </w:rPr>
+            </w:pPr>
+            <w:r>
+              <w:rPr>
+                <w:rFonts w:ascii="Times New Roman" w:cs="Times New Roman" w:eastAsia="Times New Roman" w:hAnsi="Times New Roman"/>
+                <w:sz w:val="15"/>
+                <w:szCs w:val="15"/>
                 <w:rtl w:val="0"/>
               </w:rPr>
               <w:t xml:space="preserve">.720</w:t>
@@ -7090,9 +7064,9 @@
             <w:shd w:fill="auto" w:val="clear"/>
             <w:tcMar>
               <w:top w:w="100.0" w:type="dxa"/>
-              <w:left w:w="100.0" w:type="dxa"/>
-              <w:bottom w:w="100.0" w:type="dxa"/>
-              <w:right w:w="100.0" w:type="dxa"/>
+              <w:left w:w="40.0" w:type="dxa"/>
+              <w:bottom w:w="100.0" w:type="dxa"/>
+              <w:right w:w="40.0" w:type="dxa"/>
             </w:tcMar>
             <w:vAlign w:val="center"/>
           </w:tcPr>
@@ -7103,25 +7077,25 @@
               <w:jc w:val="both"/>
               <w:rPr>
                 <w:rFonts w:ascii="Times New Roman" w:cs="Times New Roman" w:eastAsia="Times New Roman" w:hAnsi="Times New Roman"/>
-                <w:sz w:val="20"/>
-                <w:szCs w:val="20"/>
-              </w:rPr>
-            </w:pPr>
-            <w:r>
-              <w:rPr>
-                <w:rtl w:val="0"/>
-              </w:rPr>
-            </w:r>
-          </w:p>
-        </w:tc>
-        <w:tc>
-          <w:tcPr>
-            <w:shd w:fill="auto" w:val="clear"/>
-            <w:tcMar>
-              <w:top w:w="100.0" w:type="dxa"/>
-              <w:left w:w="100.0" w:type="dxa"/>
-              <w:bottom w:w="100.0" w:type="dxa"/>
-              <w:right w:w="100.0" w:type="dxa"/>
+                <w:sz w:val="15"/>
+                <w:szCs w:val="15"/>
+              </w:rPr>
+            </w:pPr>
+            <w:r>
+              <w:rPr>
+                <w:rtl w:val="0"/>
+              </w:rPr>
+            </w:r>
+          </w:p>
+        </w:tc>
+        <w:tc>
+          <w:tcPr>
+            <w:shd w:fill="auto" w:val="clear"/>
+            <w:tcMar>
+              <w:top w:w="100.0" w:type="dxa"/>
+              <w:left w:w="40.0" w:type="dxa"/>
+              <w:bottom w:w="100.0" w:type="dxa"/>
+              <w:right w:w="40.0" w:type="dxa"/>
             </w:tcMar>
             <w:vAlign w:val="center"/>
           </w:tcPr>
@@ -7129,8 +7103,8 @@
             <w:pPr>
               <w:rPr>
                 <w:rFonts w:ascii="Times New Roman" w:cs="Times New Roman" w:eastAsia="Times New Roman" w:hAnsi="Times New Roman"/>
-                <w:sz w:val="20"/>
-                <w:szCs w:val="20"/>
+                <w:sz w:val="15"/>
+                <w:szCs w:val="15"/>
               </w:rPr>
             </w:pPr>
             <w:r>
@@ -7138,8 +7112,8 @@
                 <w:rFonts w:ascii="Times New Roman" w:cs="Times New Roman" w:eastAsia="Times New Roman" w:hAnsi="Times New Roman"/>
                 <w:b w:val="1"/>
                 <w:bCs w:val="1"/>
-                <w:sz w:val="20"/>
-                <w:szCs w:val="20"/>
+                <w:sz w:val="15"/>
+                <w:szCs w:val="15"/>
                 <w:rtl w:val="0"/>
               </w:rPr>
               <w:t xml:space="preserve">B (Text)</w:t>
@@ -7156,9 +7130,9 @@
             <w:shd w:fill="auto" w:val="clear"/>
             <w:tcMar>
               <w:top w:w="100.0" w:type="dxa"/>
-              <w:left w:w="100.0" w:type="dxa"/>
-              <w:bottom w:w="100.0" w:type="dxa"/>
-              <w:right w:w="100.0" w:type="dxa"/>
+              <w:left w:w="40.0" w:type="dxa"/>
+              <w:bottom w:w="100.0" w:type="dxa"/>
+              <w:right w:w="40.0" w:type="dxa"/>
             </w:tcMar>
             <w:vAlign w:val="center"/>
           </w:tcPr>
@@ -7166,15 +7140,15 @@
             <w:pPr>
               <w:rPr>
                 <w:rFonts w:ascii="Times New Roman" w:cs="Times New Roman" w:eastAsia="Times New Roman" w:hAnsi="Times New Roman"/>
-                <w:sz w:val="20"/>
-                <w:szCs w:val="20"/>
-              </w:rPr>
-            </w:pPr>
-            <w:r>
-              <w:rPr>
-                <w:rFonts w:ascii="Times New Roman" w:cs="Times New Roman" w:eastAsia="Times New Roman" w:hAnsi="Times New Roman"/>
-                <w:sz w:val="20"/>
-                <w:szCs w:val="20"/>
+                <w:sz w:val="15"/>
+                <w:szCs w:val="15"/>
+              </w:rPr>
+            </w:pPr>
+            <w:r>
+              <w:rPr>
+                <w:rFonts w:ascii="Times New Roman" w:cs="Times New Roman" w:eastAsia="Times New Roman" w:hAnsi="Times New Roman"/>
+                <w:sz w:val="15"/>
+                <w:szCs w:val="15"/>
                 <w:rtl w:val="0"/>
               </w:rPr>
               <w:t xml:space="preserve">908</w:t>
@@ -7186,9 +7160,9 @@
             <w:shd w:fill="auto" w:val="clear"/>
             <w:tcMar>
               <w:top w:w="100.0" w:type="dxa"/>
-              <w:left w:w="100.0" w:type="dxa"/>
-              <w:bottom w:w="100.0" w:type="dxa"/>
-              <w:right w:w="100.0" w:type="dxa"/>
+              <w:left w:w="40.0" w:type="dxa"/>
+              <w:bottom w:w="100.0" w:type="dxa"/>
+              <w:right w:w="40.0" w:type="dxa"/>
             </w:tcMar>
             <w:vAlign w:val="center"/>
           </w:tcPr>
@@ -7196,8 +7170,8 @@
             <w:pPr>
               <w:rPr>
                 <w:rFonts w:ascii="Times New Roman" w:cs="Times New Roman" w:eastAsia="Times New Roman" w:hAnsi="Times New Roman"/>
-                <w:sz w:val="20"/>
-                <w:szCs w:val="20"/>
+                <w:sz w:val="15"/>
+                <w:szCs w:val="15"/>
               </w:rPr>
             </w:pPr>
             <w:r>
@@ -7205,8 +7179,8 @@
                 <w:rFonts w:ascii="Times New Roman" w:cs="Times New Roman" w:eastAsia="Times New Roman" w:hAnsi="Times New Roman"/>
                 <w:b w:val="1"/>
                 <w:bCs w:val="1"/>
-                <w:sz w:val="20"/>
-                <w:szCs w:val="20"/>
+                <w:sz w:val="15"/>
+                <w:szCs w:val="15"/>
                 <w:rtl w:val="0"/>
               </w:rPr>
               <w:t xml:space="preserve">.844 [.820,.867]</w:t>
@@ -7214,8 +7188,8 @@
             <w:r>
               <w:rPr>
                 <w:rFonts w:ascii="Times New Roman" w:cs="Times New Roman" w:eastAsia="Times New Roman" w:hAnsi="Times New Roman"/>
-                <w:sz w:val="20"/>
-                <w:szCs w:val="20"/>
+                <w:sz w:val="15"/>
+                <w:szCs w:val="15"/>
                 <w:rtl w:val="0"/>
               </w:rPr>
               <w:t xml:space="preserve"/>
@@ -7227,9 +7201,9 @@
             <w:shd w:fill="auto" w:val="clear"/>
             <w:tcMar>
               <w:top w:w="100.0" w:type="dxa"/>
-              <w:left w:w="100.0" w:type="dxa"/>
-              <w:bottom w:w="100.0" w:type="dxa"/>
-              <w:right w:w="100.0" w:type="dxa"/>
+              <w:left w:w="40.0" w:type="dxa"/>
+              <w:bottom w:w="100.0" w:type="dxa"/>
+              <w:right w:w="40.0" w:type="dxa"/>
             </w:tcMar>
             <w:vAlign w:val="center"/>
           </w:tcPr>
@@ -7237,8 +7211,8 @@
             <w:pPr>
               <w:rPr>
                 <w:rFonts w:ascii="Times New Roman" w:cs="Times New Roman" w:eastAsia="Times New Roman" w:hAnsi="Times New Roman"/>
-                <w:sz w:val="20"/>
-                <w:szCs w:val="20"/>
+                <w:sz w:val="15"/>
+                <w:szCs w:val="15"/>
               </w:rPr>
             </w:pPr>
             <w:r>
@@ -7246,8 +7220,8 @@
                 <w:rFonts w:ascii="Times New Roman" w:cs="Times New Roman" w:eastAsia="Times New Roman" w:hAnsi="Times New Roman"/>
                 <w:b w:val="1"/>
                 <w:bCs w:val="1"/>
-                <w:sz w:val="20"/>
-                <w:szCs w:val="20"/>
+                <w:sz w:val="15"/>
+                <w:szCs w:val="15"/>
                 <w:rtl w:val="0"/>
               </w:rPr>
               <w:t xml:space="preserve">.606 [.546,.663]</w:t>
@@ -7255,8 +7229,8 @@
             <w:r>
               <w:rPr>
                 <w:rFonts w:ascii="Times New Roman" w:cs="Times New Roman" w:eastAsia="Times New Roman" w:hAnsi="Times New Roman"/>
-                <w:sz w:val="20"/>
-                <w:szCs w:val="20"/>
+                <w:sz w:val="15"/>
+                <w:szCs w:val="15"/>
                 <w:rtl w:val="0"/>
               </w:rPr>
               <w:t xml:space="preserve"/>
@@ -7268,9 +7242,9 @@
             <w:shd w:fill="auto" w:val="clear"/>
             <w:tcMar>
               <w:top w:w="100.0" w:type="dxa"/>
-              <w:left w:w="100.0" w:type="dxa"/>
-              <w:bottom w:w="100.0" w:type="dxa"/>
-              <w:right w:w="100.0" w:type="dxa"/>
+              <w:left w:w="40.0" w:type="dxa"/>
+              <w:bottom w:w="100.0" w:type="dxa"/>
+              <w:right w:w="40.0" w:type="dxa"/>
             </w:tcMar>
             <w:vAlign w:val="center"/>
           </w:tcPr>
@@ -7278,8 +7252,8 @@
             <w:pPr>
               <w:rPr>
                 <w:rFonts w:ascii="Times New Roman" w:cs="Times New Roman" w:eastAsia="Times New Roman" w:hAnsi="Times New Roman"/>
-                <w:sz w:val="20"/>
-                <w:szCs w:val="20"/>
+                <w:sz w:val="15"/>
+                <w:szCs w:val="15"/>
               </w:rPr>
             </w:pPr>
             <w:r>
@@ -7287,8 +7261,8 @@
                 <w:rFonts w:ascii="Times New Roman" w:cs="Times New Roman" w:eastAsia="Times New Roman" w:hAnsi="Times New Roman"/>
                 <w:b w:val="1"/>
                 <w:bCs w:val="1"/>
-                <w:sz w:val="20"/>
-                <w:szCs w:val="20"/>
+                <w:sz w:val="15"/>
+                <w:szCs w:val="15"/>
                 <w:rtl w:val="0"/>
               </w:rPr>
               <w:t xml:space="preserve">.797</w:t>
@@ -7305,9 +7279,9 @@
             <w:shd w:fill="auto" w:val="clear"/>
             <w:tcMar>
               <w:top w:w="100.0" w:type="dxa"/>
-              <w:left w:w="100.0" w:type="dxa"/>
-              <w:bottom w:w="100.0" w:type="dxa"/>
-              <w:right w:w="100.0" w:type="dxa"/>
+              <w:left w:w="40.0" w:type="dxa"/>
+              <w:bottom w:w="100.0" w:type="dxa"/>
+              <w:right w:w="40.0" w:type="dxa"/>
             </w:tcMar>
             <w:vAlign w:val="center"/>
           </w:tcPr>
@@ -7315,15 +7289,15 @@
             <w:pPr>
               <w:rPr>
                 <w:rFonts w:ascii="Times New Roman" w:cs="Times New Roman" w:eastAsia="Times New Roman" w:hAnsi="Times New Roman"/>
-                <w:sz w:val="20"/>
-                <w:szCs w:val="20"/>
-              </w:rPr>
-            </w:pPr>
-            <w:r>
-              <w:rPr>
-                <w:rFonts w:ascii="Times New Roman" w:cs="Times New Roman" w:eastAsia="Times New Roman" w:hAnsi="Times New Roman"/>
-                <w:sz w:val="20"/>
-                <w:szCs w:val="20"/>
+                <w:sz w:val="15"/>
+                <w:szCs w:val="15"/>
+              </w:rPr>
+            </w:pPr>
+            <w:r>
+              <w:rPr>
+                <w:rFonts w:ascii="Times New Roman" w:cs="Times New Roman" w:eastAsia="Times New Roman" w:hAnsi="Times New Roman"/>
+                <w:sz w:val="15"/>
+                <w:szCs w:val="15"/>
                 <w:rtl w:val="0"/>
               </w:rPr>
               <w:t xml:space="preserve">.519</w:t>
@@ -7335,9 +7309,9 @@
             <w:shd w:fill="auto" w:val="clear"/>
             <w:tcMar>
               <w:top w:w="100.0" w:type="dxa"/>
-              <w:left w:w="100.0" w:type="dxa"/>
-              <w:bottom w:w="100.0" w:type="dxa"/>
-              <w:right w:w="100.0" w:type="dxa"/>
+              <w:left w:w="40.0" w:type="dxa"/>
+              <w:bottom w:w="100.0" w:type="dxa"/>
+              <w:right w:w="40.0" w:type="dxa"/>
             </w:tcMar>
             <w:vAlign w:val="center"/>
           </w:tcPr>
@@ -7345,15 +7319,15 @@
             <w:pPr>
               <w:rPr>
                 <w:rFonts w:ascii="Times New Roman" w:cs="Times New Roman" w:eastAsia="Times New Roman" w:hAnsi="Times New Roman"/>
-                <w:sz w:val="20"/>
-                <w:szCs w:val="20"/>
-              </w:rPr>
-            </w:pPr>
-            <w:r>
-              <w:rPr>
-                <w:rFonts w:ascii="Times New Roman" w:cs="Times New Roman" w:eastAsia="Times New Roman" w:hAnsi="Times New Roman"/>
-                <w:sz w:val="20"/>
-                <w:szCs w:val="20"/>
+                <w:sz w:val="15"/>
+                <w:szCs w:val="15"/>
+              </w:rPr>
+            </w:pPr>
+            <w:r>
+              <w:rPr>
+                <w:rFonts w:ascii="Times New Roman" w:cs="Times New Roman" w:eastAsia="Times New Roman" w:hAnsi="Times New Roman"/>
+                <w:sz w:val="15"/>
+                <w:szCs w:val="15"/>
                 <w:rtl w:val="0"/>
               </w:rPr>
               <w:t xml:space="preserve">.727</w:t>
@@ -7373,9 +7347,9 @@
             <w:shd w:fill="auto" w:val="clear"/>
             <w:tcMar>
               <w:top w:w="100.0" w:type="dxa"/>
-              <w:left w:w="100.0" w:type="dxa"/>
-              <w:bottom w:w="100.0" w:type="dxa"/>
-              <w:right w:w="100.0" w:type="dxa"/>
+              <w:left w:w="40.0" w:type="dxa"/>
+              <w:bottom w:w="100.0" w:type="dxa"/>
+              <w:right w:w="40.0" w:type="dxa"/>
             </w:tcMar>
             <w:vAlign w:val="center"/>
           </w:tcPr>
@@ -7386,25 +7360,25 @@
               <w:jc w:val="both"/>
               <w:rPr>
                 <w:rFonts w:ascii="Times New Roman" w:cs="Times New Roman" w:eastAsia="Times New Roman" w:hAnsi="Times New Roman"/>
-                <w:sz w:val="20"/>
-                <w:szCs w:val="20"/>
-              </w:rPr>
-            </w:pPr>
-            <w:r>
-              <w:rPr>
-                <w:rtl w:val="0"/>
-              </w:rPr>
-            </w:r>
-          </w:p>
-        </w:tc>
-        <w:tc>
-          <w:tcPr>
-            <w:shd w:fill="auto" w:val="clear"/>
-            <w:tcMar>
-              <w:top w:w="100.0" w:type="dxa"/>
-              <w:left w:w="100.0" w:type="dxa"/>
-              <w:bottom w:w="100.0" w:type="dxa"/>
-              <w:right w:w="100.0" w:type="dxa"/>
+                <w:sz w:val="15"/>
+                <w:szCs w:val="15"/>
+              </w:rPr>
+            </w:pPr>
+            <w:r>
+              <w:rPr>
+                <w:rtl w:val="0"/>
+              </w:rPr>
+            </w:r>
+          </w:p>
+        </w:tc>
+        <w:tc>
+          <w:tcPr>
+            <w:shd w:fill="auto" w:val="clear"/>
+            <w:tcMar>
+              <w:top w:w="100.0" w:type="dxa"/>
+              <w:left w:w="40.0" w:type="dxa"/>
+              <w:bottom w:w="100.0" w:type="dxa"/>
+              <w:right w:w="40.0" w:type="dxa"/>
             </w:tcMar>
             <w:vAlign w:val="center"/>
           </w:tcPr>
@@ -7412,15 +7386,15 @@
             <w:pPr>
               <w:rPr>
                 <w:rFonts w:ascii="Times New Roman" w:cs="Times New Roman" w:eastAsia="Times New Roman" w:hAnsi="Times New Roman"/>
-                <w:sz w:val="20"/>
-                <w:szCs w:val="20"/>
-              </w:rPr>
-            </w:pPr>
-            <w:r>
-              <w:rPr>
-                <w:rFonts w:ascii="Times New Roman" w:cs="Times New Roman" w:eastAsia="Times New Roman" w:hAnsi="Times New Roman"/>
-                <w:sz w:val="20"/>
-                <w:szCs w:val="20"/>
+                <w:sz w:val="15"/>
+                <w:szCs w:val="15"/>
+              </w:rPr>
+            </w:pPr>
+            <w:r>
+              <w:rPr>
+                <w:rFonts w:ascii="Times New Roman" w:cs="Times New Roman" w:eastAsia="Times New Roman" w:hAnsi="Times New Roman"/>
+                <w:sz w:val="15"/>
+                <w:szCs w:val="15"/>
                 <w:rtl w:val="0"/>
               </w:rPr>
               <w:t xml:space="preserve">C (Visual)</w:t>
@@ -7432,9 +7406,9 @@
             <w:shd w:fill="auto" w:val="clear"/>
             <w:tcMar>
               <w:top w:w="100.0" w:type="dxa"/>
-              <w:left w:w="100.0" w:type="dxa"/>
-              <w:bottom w:w="100.0" w:type="dxa"/>
-              <w:right w:w="100.0" w:type="dxa"/>
+              <w:left w:w="40.0" w:type="dxa"/>
+              <w:bottom w:w="100.0" w:type="dxa"/>
+              <w:right w:w="40.0" w:type="dxa"/>
             </w:tcMar>
             <w:vAlign w:val="center"/>
           </w:tcPr>
@@ -7442,15 +7416,15 @@
             <w:pPr>
               <w:rPr>
                 <w:rFonts w:ascii="Times New Roman" w:cs="Times New Roman" w:eastAsia="Times New Roman" w:hAnsi="Times New Roman"/>
-                <w:sz w:val="20"/>
-                <w:szCs w:val="20"/>
-              </w:rPr>
-            </w:pPr>
-            <w:r>
-              <w:rPr>
-                <w:rFonts w:ascii="Times New Roman" w:cs="Times New Roman" w:eastAsia="Times New Roman" w:hAnsi="Times New Roman"/>
-                <w:sz w:val="20"/>
-                <w:szCs w:val="20"/>
+                <w:sz w:val="15"/>
+                <w:szCs w:val="15"/>
+              </w:rPr>
+            </w:pPr>
+            <w:r>
+              <w:rPr>
+                <w:rFonts w:ascii="Times New Roman" w:cs="Times New Roman" w:eastAsia="Times New Roman" w:hAnsi="Times New Roman"/>
+                <w:sz w:val="15"/>
+                <w:szCs w:val="15"/>
                 <w:rtl w:val="0"/>
               </w:rPr>
               <w:t xml:space="preserve">147</w:t>
@@ -7462,9 +7436,9 @@
             <w:shd w:fill="auto" w:val="clear"/>
             <w:tcMar>
               <w:top w:w="100.0" w:type="dxa"/>
-              <w:left w:w="100.0" w:type="dxa"/>
-              <w:bottom w:w="100.0" w:type="dxa"/>
-              <w:right w:w="100.0" w:type="dxa"/>
+              <w:left w:w="40.0" w:type="dxa"/>
+              <w:bottom w:w="100.0" w:type="dxa"/>
+              <w:right w:w="40.0" w:type="dxa"/>
             </w:tcMar>
             <w:vAlign w:val="center"/>
           </w:tcPr>
@@ -7472,15 +7446,15 @@
             <w:pPr>
               <w:rPr>
                 <w:rFonts w:ascii="Times New Roman" w:cs="Times New Roman" w:eastAsia="Times New Roman" w:hAnsi="Times New Roman"/>
-                <w:sz w:val="20"/>
-                <w:szCs w:val="20"/>
-              </w:rPr>
-            </w:pPr>
-            <w:r>
-              <w:rPr>
-                <w:rFonts w:ascii="Times New Roman" w:cs="Times New Roman" w:eastAsia="Times New Roman" w:hAnsi="Times New Roman"/>
-                <w:sz w:val="20"/>
-                <w:szCs w:val="20"/>
+                <w:sz w:val="15"/>
+                <w:szCs w:val="15"/>
+              </w:rPr>
+            </w:pPr>
+            <w:r>
+              <w:rPr>
+                <w:rFonts w:ascii="Times New Roman" w:cs="Times New Roman" w:eastAsia="Times New Roman" w:hAnsi="Times New Roman"/>
+                <w:sz w:val="15"/>
+                <w:szCs w:val="15"/>
                 <w:rtl w:val="0"/>
               </w:rPr>
               <w:t xml:space="preserve">.735 [.660,.803]</w:t>
@@ -7492,9 +7466,9 @@
             <w:shd w:fill="auto" w:val="clear"/>
             <w:tcMar>
               <w:top w:w="100.0" w:type="dxa"/>
-              <w:left w:w="100.0" w:type="dxa"/>
-              <w:bottom w:w="100.0" w:type="dxa"/>
-              <w:right w:w="100.0" w:type="dxa"/>
+              <w:left w:w="40.0" w:type="dxa"/>
+              <w:bottom w:w="100.0" w:type="dxa"/>
+              <w:right w:w="40.0" w:type="dxa"/>
             </w:tcMar>
             <w:vAlign w:val="center"/>
           </w:tcPr>
@@ -7502,15 +7476,15 @@
             <w:pPr>
               <w:rPr>
                 <w:rFonts w:ascii="Times New Roman" w:cs="Times New Roman" w:eastAsia="Times New Roman" w:hAnsi="Times New Roman"/>
-                <w:sz w:val="20"/>
-                <w:szCs w:val="20"/>
-              </w:rPr>
-            </w:pPr>
-            <w:r>
-              <w:rPr>
-                <w:rFonts w:ascii="Times New Roman" w:cs="Times New Roman" w:eastAsia="Times New Roman" w:hAnsi="Times New Roman"/>
-                <w:sz w:val="20"/>
-                <w:szCs w:val="20"/>
+                <w:sz w:val="15"/>
+                <w:szCs w:val="15"/>
+              </w:rPr>
+            </w:pPr>
+            <w:r>
+              <w:rPr>
+                <w:rFonts w:ascii="Times New Roman" w:cs="Times New Roman" w:eastAsia="Times New Roman" w:hAnsi="Times New Roman"/>
+                <w:sz w:val="15"/>
+                <w:szCs w:val="15"/>
                 <w:rtl w:val="0"/>
               </w:rPr>
               <w:t xml:space="preserve">.339 [.179,.486]</w:t>
@@ -7522,9 +7496,9 @@
             <w:shd w:fill="auto" w:val="clear"/>
             <w:tcMar>
               <w:top w:w="100.0" w:type="dxa"/>
-              <w:left w:w="100.0" w:type="dxa"/>
-              <w:bottom w:w="100.0" w:type="dxa"/>
-              <w:right w:w="100.0" w:type="dxa"/>
+              <w:left w:w="40.0" w:type="dxa"/>
+              <w:bottom w:w="100.0" w:type="dxa"/>
+              <w:right w:w="40.0" w:type="dxa"/>
             </w:tcMar>
             <w:vAlign w:val="center"/>
           </w:tcPr>
@@ -7532,15 +7506,15 @@
             <w:pPr>
               <w:rPr>
                 <w:rFonts w:ascii="Times New Roman" w:cs="Times New Roman" w:eastAsia="Times New Roman" w:hAnsi="Times New Roman"/>
-                <w:sz w:val="20"/>
-                <w:szCs w:val="20"/>
-              </w:rPr>
-            </w:pPr>
-            <w:r>
-              <w:rPr>
-                <w:rFonts w:ascii="Times New Roman" w:cs="Times New Roman" w:eastAsia="Times New Roman" w:hAnsi="Times New Roman"/>
-                <w:sz w:val="20"/>
-                <w:szCs w:val="20"/>
+                <w:sz w:val="15"/>
+                <w:szCs w:val="15"/>
+              </w:rPr>
+            </w:pPr>
+            <w:r>
+              <w:rPr>
+                <w:rFonts w:ascii="Times New Roman" w:cs="Times New Roman" w:eastAsia="Times New Roman" w:hAnsi="Times New Roman"/>
+                <w:sz w:val="15"/>
+                <w:szCs w:val="15"/>
                 <w:rtl w:val="0"/>
               </w:rPr>
               <w:t xml:space="preserve">.590</w:t>
@@ -7552,9 +7526,9 @@
             <w:shd w:fill="auto" w:val="clear"/>
             <w:tcMar>
               <w:top w:w="100.0" w:type="dxa"/>
-              <w:left w:w="100.0" w:type="dxa"/>
-              <w:bottom w:w="100.0" w:type="dxa"/>
-              <w:right w:w="100.0" w:type="dxa"/>
+              <w:left w:w="40.0" w:type="dxa"/>
+              <w:bottom w:w="100.0" w:type="dxa"/>
+              <w:right w:w="40.0" w:type="dxa"/>
             </w:tcMar>
             <w:vAlign w:val="center"/>
           </w:tcPr>
@@ -7562,15 +7536,15 @@
             <w:pPr>
               <w:rPr>
                 <w:rFonts w:ascii="Times New Roman" w:cs="Times New Roman" w:eastAsia="Times New Roman" w:hAnsi="Times New Roman"/>
-                <w:sz w:val="20"/>
-                <w:szCs w:val="20"/>
-              </w:rPr>
-            </w:pPr>
-            <w:r>
-              <w:rPr>
-                <w:rFonts w:ascii="Times New Roman" w:cs="Times New Roman" w:eastAsia="Times New Roman" w:hAnsi="Times New Roman"/>
-                <w:sz w:val="20"/>
-                <w:szCs w:val="20"/>
+                <w:sz w:val="15"/>
+                <w:szCs w:val="15"/>
+              </w:rPr>
+            </w:pPr>
+            <w:r>
+              <w:rPr>
+                <w:rFonts w:ascii="Times New Roman" w:cs="Times New Roman" w:eastAsia="Times New Roman" w:hAnsi="Times New Roman"/>
+                <w:sz w:val="15"/>
+                <w:szCs w:val="15"/>
                 <w:rtl w:val="0"/>
               </w:rPr>
               <w:t xml:space="preserve">.323</w:t>
@@ -7582,9 +7556,9 @@
             <w:shd w:fill="auto" w:val="clear"/>
             <w:tcMar>
               <w:top w:w="100.0" w:type="dxa"/>
-              <w:left w:w="100.0" w:type="dxa"/>
-              <w:bottom w:w="100.0" w:type="dxa"/>
-              <w:right w:w="100.0" w:type="dxa"/>
+              <w:left w:w="40.0" w:type="dxa"/>
+              <w:bottom w:w="100.0" w:type="dxa"/>
+              <w:right w:w="40.0" w:type="dxa"/>
             </w:tcMar>
             <w:vAlign w:val="center"/>
           </w:tcPr>
@@ -7592,15 +7566,15 @@
             <w:pPr>
               <w:rPr>
                 <w:rFonts w:ascii="Times New Roman" w:cs="Times New Roman" w:eastAsia="Times New Roman" w:hAnsi="Times New Roman"/>
-                <w:sz w:val="20"/>
-                <w:szCs w:val="20"/>
-              </w:rPr>
-            </w:pPr>
-            <w:r>
-              <w:rPr>
-                <w:rFonts w:ascii="Times New Roman" w:cs="Times New Roman" w:eastAsia="Times New Roman" w:hAnsi="Times New Roman"/>
-                <w:sz w:val="20"/>
-                <w:szCs w:val="20"/>
+                <w:sz w:val="15"/>
+                <w:szCs w:val="15"/>
+              </w:rPr>
+            </w:pPr>
+            <w:r>
+              <w:rPr>
+                <w:rFonts w:ascii="Times New Roman" w:cs="Times New Roman" w:eastAsia="Times New Roman" w:hAnsi="Times New Roman"/>
+                <w:sz w:val="15"/>
+                <w:szCs w:val="15"/>
                 <w:rtl w:val="0"/>
               </w:rPr>
               <w:t xml:space="preserve">.357</w:t>
@@ -7620,9 +7594,9 @@
             <w:shd w:fill="auto" w:val="clear"/>
             <w:tcMar>
               <w:top w:w="100.0" w:type="dxa"/>
-              <w:left w:w="100.0" w:type="dxa"/>
-              <w:bottom w:w="100.0" w:type="dxa"/>
-              <w:right w:w="100.0" w:type="dxa"/>
+              <w:left w:w="40.0" w:type="dxa"/>
+              <w:bottom w:w="100.0" w:type="dxa"/>
+              <w:right w:w="40.0" w:type="dxa"/>
             </w:tcMar>
             <w:vAlign w:val="center"/>
           </w:tcPr>
@@ -7633,25 +7607,25 @@
               <w:jc w:val="both"/>
               <w:rPr>
                 <w:rFonts w:ascii="Times New Roman" w:cs="Times New Roman" w:eastAsia="Times New Roman" w:hAnsi="Times New Roman"/>
-                <w:sz w:val="20"/>
-                <w:szCs w:val="20"/>
-              </w:rPr>
-            </w:pPr>
-            <w:r>
-              <w:rPr>
-                <w:rtl w:val="0"/>
-              </w:rPr>
-            </w:r>
-          </w:p>
-        </w:tc>
-        <w:tc>
-          <w:tcPr>
-            <w:shd w:fill="auto" w:val="clear"/>
-            <w:tcMar>
-              <w:top w:w="100.0" w:type="dxa"/>
-              <w:left w:w="100.0" w:type="dxa"/>
-              <w:bottom w:w="100.0" w:type="dxa"/>
-              <w:right w:w="100.0" w:type="dxa"/>
+                <w:sz w:val="15"/>
+                <w:szCs w:val="15"/>
+              </w:rPr>
+            </w:pPr>
+            <w:r>
+              <w:rPr>
+                <w:rtl w:val="0"/>
+              </w:rPr>
+            </w:r>
+          </w:p>
+        </w:tc>
+        <w:tc>
+          <w:tcPr>
+            <w:shd w:fill="auto" w:val="clear"/>
+            <w:tcMar>
+              <w:top w:w="100.0" w:type="dxa"/>
+              <w:left w:w="40.0" w:type="dxa"/>
+              <w:bottom w:w="100.0" w:type="dxa"/>
+              <w:right w:w="40.0" w:type="dxa"/>
             </w:tcMar>
             <w:vAlign w:val="center"/>
           </w:tcPr>
@@ -7659,15 +7633,15 @@
             <w:pPr>
               <w:rPr>
                 <w:rFonts w:ascii="Times New Roman" w:cs="Times New Roman" w:eastAsia="Times New Roman" w:hAnsi="Times New Roman"/>
-                <w:sz w:val="20"/>
-                <w:szCs w:val="20"/>
-              </w:rPr>
-            </w:pPr>
-            <w:r>
-              <w:rPr>
-                <w:rFonts w:ascii="Times New Roman" w:cs="Times New Roman" w:eastAsia="Times New Roman" w:hAnsi="Times New Roman"/>
-                <w:sz w:val="20"/>
-                <w:szCs w:val="20"/>
+                <w:sz w:val="15"/>
+                <w:szCs w:val="15"/>
+              </w:rPr>
+            </w:pPr>
+            <w:r>
+              <w:rPr>
+                <w:rFonts w:ascii="Times New Roman" w:cs="Times New Roman" w:eastAsia="Times New Roman" w:hAnsi="Times New Roman"/>
+                <w:sz w:val="15"/>
+                <w:szCs w:val="15"/>
                 <w:rtl w:val="0"/>
               </w:rPr>
               <w:t xml:space="preserve">D (Dual)</w:t>
@@ -7679,9 +7653,9 @@
             <w:shd w:fill="auto" w:val="clear"/>
             <w:tcMar>
               <w:top w:w="100.0" w:type="dxa"/>
-              <w:left w:w="100.0" w:type="dxa"/>
-              <w:bottom w:w="100.0" w:type="dxa"/>
-              <w:right w:w="100.0" w:type="dxa"/>
+              <w:left w:w="40.0" w:type="dxa"/>
+              <w:bottom w:w="100.0" w:type="dxa"/>
+              <w:right w:w="40.0" w:type="dxa"/>
             </w:tcMar>
             <w:vAlign w:val="center"/>
           </w:tcPr>
@@ -7689,15 +7663,15 @@
             <w:pPr>
               <w:rPr>
                 <w:rFonts w:ascii="Times New Roman" w:cs="Times New Roman" w:eastAsia="Times New Roman" w:hAnsi="Times New Roman"/>
-                <w:sz w:val="20"/>
-                <w:szCs w:val="20"/>
-              </w:rPr>
-            </w:pPr>
-            <w:r>
-              <w:rPr>
-                <w:rFonts w:ascii="Times New Roman" w:cs="Times New Roman" w:eastAsia="Times New Roman" w:hAnsi="Times New Roman"/>
-                <w:sz w:val="20"/>
-                <w:szCs w:val="20"/>
+                <w:sz w:val="15"/>
+                <w:szCs w:val="15"/>
+              </w:rPr>
+            </w:pPr>
+            <w:r>
+              <w:rPr>
+                <w:rFonts w:ascii="Times New Roman" w:cs="Times New Roman" w:eastAsia="Times New Roman" w:hAnsi="Times New Roman"/>
+                <w:sz w:val="15"/>
+                <w:szCs w:val="15"/>
                 <w:rtl w:val="0"/>
               </w:rPr>
               <w:t xml:space="preserve">147</w:t>
@@ -7709,9 +7683,9 @@
             <w:shd w:fill="auto" w:val="clear"/>
             <w:tcMar>
               <w:top w:w="100.0" w:type="dxa"/>
-              <w:left w:w="100.0" w:type="dxa"/>
-              <w:bottom w:w="100.0" w:type="dxa"/>
-              <w:right w:w="100.0" w:type="dxa"/>
+              <w:left w:w="40.0" w:type="dxa"/>
+              <w:bottom w:w="100.0" w:type="dxa"/>
+              <w:right w:w="40.0" w:type="dxa"/>
             </w:tcMar>
             <w:vAlign w:val="center"/>
           </w:tcPr>
@@ -7719,15 +7693,15 @@
             <w:pPr>
               <w:rPr>
                 <w:rFonts w:ascii="Times New Roman" w:cs="Times New Roman" w:eastAsia="Times New Roman" w:hAnsi="Times New Roman"/>
-                <w:sz w:val="20"/>
-                <w:szCs w:val="20"/>
-              </w:rPr>
-            </w:pPr>
-            <w:r>
-              <w:rPr>
-                <w:rFonts w:ascii="Times New Roman" w:cs="Times New Roman" w:eastAsia="Times New Roman" w:hAnsi="Times New Roman"/>
-                <w:sz w:val="20"/>
-                <w:szCs w:val="20"/>
+                <w:sz w:val="15"/>
+                <w:szCs w:val="15"/>
+              </w:rPr>
+            </w:pPr>
+            <w:r>
+              <w:rPr>
+                <w:rFonts w:ascii="Times New Roman" w:cs="Times New Roman" w:eastAsia="Times New Roman" w:hAnsi="Times New Roman"/>
+                <w:sz w:val="15"/>
+                <w:szCs w:val="15"/>
                 <w:rtl w:val="0"/>
               </w:rPr>
               <w:t xml:space="preserve">.762 [.694,.830]</w:t>
@@ -7739,9 +7713,9 @@
             <w:shd w:fill="auto" w:val="clear"/>
             <w:tcMar>
               <w:top w:w="100.0" w:type="dxa"/>
-              <w:left w:w="100.0" w:type="dxa"/>
-              <w:bottom w:w="100.0" w:type="dxa"/>
-              <w:right w:w="100.0" w:type="dxa"/>
+              <w:left w:w="40.0" w:type="dxa"/>
+              <w:bottom w:w="100.0" w:type="dxa"/>
+              <w:right w:w="40.0" w:type="dxa"/>
             </w:tcMar>
             <w:vAlign w:val="center"/>
           </w:tcPr>
@@ -7749,15 +7723,15 @@
             <w:pPr>
               <w:rPr>
                 <w:rFonts w:ascii="Times New Roman" w:cs="Times New Roman" w:eastAsia="Times New Roman" w:hAnsi="Times New Roman"/>
-                <w:sz w:val="20"/>
-                <w:szCs w:val="20"/>
-              </w:rPr>
-            </w:pPr>
-            <w:r>
-              <w:rPr>
-                <w:rFonts w:ascii="Times New Roman" w:cs="Times New Roman" w:eastAsia="Times New Roman" w:hAnsi="Times New Roman"/>
-                <w:sz w:val="20"/>
-                <w:szCs w:val="20"/>
+                <w:sz w:val="15"/>
+                <w:szCs w:val="15"/>
+              </w:rPr>
+            </w:pPr>
+            <w:r>
+              <w:rPr>
+                <w:rFonts w:ascii="Times New Roman" w:cs="Times New Roman" w:eastAsia="Times New Roman" w:hAnsi="Times New Roman"/>
+                <w:sz w:val="15"/>
+                <w:szCs w:val="15"/>
                 <w:rtl w:val="0"/>
               </w:rPr>
               <w:t xml:space="preserve">.462 [.308,.613]</w:t>
@@ -7769,9 +7743,9 @@
             <w:shd w:fill="auto" w:val="clear"/>
             <w:tcMar>
               <w:top w:w="100.0" w:type="dxa"/>
-              <w:left w:w="100.0" w:type="dxa"/>
-              <w:bottom w:w="100.0" w:type="dxa"/>
-              <w:right w:w="100.0" w:type="dxa"/>
+              <w:left w:w="40.0" w:type="dxa"/>
+              <w:bottom w:w="100.0" w:type="dxa"/>
+              <w:right w:w="40.0" w:type="dxa"/>
             </w:tcMar>
             <w:vAlign w:val="center"/>
           </w:tcPr>
@@ -7779,15 +7753,15 @@
             <w:pPr>
               <w:rPr>
                 <w:rFonts w:ascii="Times New Roman" w:cs="Times New Roman" w:eastAsia="Times New Roman" w:hAnsi="Times New Roman"/>
-                <w:sz w:val="20"/>
-                <w:szCs w:val="20"/>
-              </w:rPr>
-            </w:pPr>
-            <w:r>
-              <w:rPr>
-                <w:rFonts w:ascii="Times New Roman" w:cs="Times New Roman" w:eastAsia="Times New Roman" w:hAnsi="Times New Roman"/>
-                <w:sz w:val="20"/>
-                <w:szCs w:val="20"/>
+                <w:sz w:val="15"/>
+                <w:szCs w:val="15"/>
+              </w:rPr>
+            </w:pPr>
+            <w:r>
+              <w:rPr>
+                <w:rFonts w:ascii="Times New Roman" w:cs="Times New Roman" w:eastAsia="Times New Roman" w:hAnsi="Times New Roman"/>
+                <w:sz w:val="15"/>
+                <w:szCs w:val="15"/>
                 <w:rtl w:val="0"/>
               </w:rPr>
               <w:t xml:space="preserve">.675</w:t>
@@ -7799,9 +7773,9 @@
             <w:shd w:fill="auto" w:val="clear"/>
             <w:tcMar>
               <w:top w:w="100.0" w:type="dxa"/>
-              <w:left w:w="100.0" w:type="dxa"/>
-              <w:bottom w:w="100.0" w:type="dxa"/>
-              <w:right w:w="100.0" w:type="dxa"/>
+              <w:left w:w="40.0" w:type="dxa"/>
+              <w:bottom w:w="100.0" w:type="dxa"/>
+              <w:right w:w="40.0" w:type="dxa"/>
             </w:tcMar>
             <w:vAlign w:val="center"/>
           </w:tcPr>
@@ -7809,15 +7783,15 @@
             <w:pPr>
               <w:rPr>
                 <w:rFonts w:ascii="Times New Roman" w:cs="Times New Roman" w:eastAsia="Times New Roman" w:hAnsi="Times New Roman"/>
-                <w:sz w:val="20"/>
-                <w:szCs w:val="20"/>
-              </w:rPr>
-            </w:pPr>
-            <w:r>
-              <w:rPr>
-                <w:rFonts w:ascii="Times New Roman" w:cs="Times New Roman" w:eastAsia="Times New Roman" w:hAnsi="Times New Roman"/>
-                <w:sz w:val="20"/>
-                <w:szCs w:val="20"/>
+                <w:sz w:val="15"/>
+                <w:szCs w:val="15"/>
+              </w:rPr>
+            </w:pPr>
+            <w:r>
+              <w:rPr>
+                <w:rFonts w:ascii="Times New Roman" w:cs="Times New Roman" w:eastAsia="Times New Roman" w:hAnsi="Times New Roman"/>
+                <w:sz w:val="15"/>
+                <w:szCs w:val="15"/>
                 <w:rtl w:val="0"/>
               </w:rPr>
               <w:t xml:space="preserve">.405</w:t>
@@ -7829,9 +7803,9 @@
             <w:shd w:fill="auto" w:val="clear"/>
             <w:tcMar>
               <w:top w:w="100.0" w:type="dxa"/>
-              <w:left w:w="100.0" w:type="dxa"/>
-              <w:bottom w:w="100.0" w:type="dxa"/>
-              <w:right w:w="100.0" w:type="dxa"/>
+              <w:left w:w="40.0" w:type="dxa"/>
+              <w:bottom w:w="100.0" w:type="dxa"/>
+              <w:right w:w="40.0" w:type="dxa"/>
             </w:tcMar>
             <w:vAlign w:val="center"/>
           </w:tcPr>
@@ -7839,15 +7813,15 @@
             <w:pPr>
               <w:rPr>
                 <w:rFonts w:ascii="Times New Roman" w:cs="Times New Roman" w:eastAsia="Times New Roman" w:hAnsi="Times New Roman"/>
-                <w:sz w:val="20"/>
-                <w:szCs w:val="20"/>
-              </w:rPr>
-            </w:pPr>
-            <w:r>
-              <w:rPr>
-                <w:rFonts w:ascii="Times New Roman" w:cs="Times New Roman" w:eastAsia="Times New Roman" w:hAnsi="Times New Roman"/>
-                <w:sz w:val="20"/>
-                <w:szCs w:val="20"/>
+                <w:sz w:val="15"/>
+                <w:szCs w:val="15"/>
+              </w:rPr>
+            </w:pPr>
+            <w:r>
+              <w:rPr>
+                <w:rFonts w:ascii="Times New Roman" w:cs="Times New Roman" w:eastAsia="Times New Roman" w:hAnsi="Times New Roman"/>
+                <w:sz w:val="15"/>
+                <w:szCs w:val="15"/>
                 <w:rtl w:val="0"/>
               </w:rPr>
               <w:t xml:space="preserve">.536</w:t>
@@ -7867,9 +7841,9 @@
             <w:shd w:fill="auto" w:val="clear"/>
             <w:tcMar>
               <w:top w:w="100.0" w:type="dxa"/>
-              <w:left w:w="100.0" w:type="dxa"/>
-              <w:bottom w:w="100.0" w:type="dxa"/>
-              <w:right w:w="100.0" w:type="dxa"/>
+              <w:left w:w="40.0" w:type="dxa"/>
+              <w:bottom w:w="100.0" w:type="dxa"/>
+              <w:right w:w="40.0" w:type="dxa"/>
             </w:tcMar>
             <w:vAlign w:val="center"/>
           </w:tcPr>
@@ -7877,15 +7851,15 @@
             <w:pPr>
               <w:rPr>
                 <w:rFonts w:ascii="Times New Roman" w:cs="Times New Roman" w:eastAsia="Times New Roman" w:hAnsi="Times New Roman"/>
-                <w:sz w:val="20"/>
-                <w:szCs w:val="20"/>
-              </w:rPr>
-            </w:pPr>
-            <w:r>
-              <w:rPr>
-                <w:rFonts w:ascii="Times New Roman" w:cs="Times New Roman" w:eastAsia="Times New Roman" w:hAnsi="Times New Roman"/>
-                <w:sz w:val="20"/>
-                <w:szCs w:val="20"/>
+                <w:sz w:val="15"/>
+                <w:szCs w:val="15"/>
+              </w:rPr>
+            </w:pPr>
+            <w:r>
+              <w:rPr>
+                <w:rFonts w:ascii="Times New Roman" w:cs="Times New Roman" w:eastAsia="Times New Roman" w:hAnsi="Times New Roman"/>
+                <w:sz w:val="15"/>
+                <w:szCs w:val="15"/>
                 <w:rtl w:val="0"/>
               </w:rPr>
               <w:t xml:space="preserve">GPT-4.1</w:t>
@@ -7897,9 +7871,9 @@
             <w:shd w:fill="auto" w:val="clear"/>
             <w:tcMar>
               <w:top w:w="100.0" w:type="dxa"/>
-              <w:left w:w="100.0" w:type="dxa"/>
-              <w:bottom w:w="100.0" w:type="dxa"/>
-              <w:right w:w="100.0" w:type="dxa"/>
+              <w:left w:w="40.0" w:type="dxa"/>
+              <w:bottom w:w="100.0" w:type="dxa"/>
+              <w:right w:w="40.0" w:type="dxa"/>
             </w:tcMar>
             <w:vAlign w:val="center"/>
           </w:tcPr>
@@ -7907,15 +7881,15 @@
             <w:pPr>
               <w:rPr>
                 <w:rFonts w:ascii="Times New Roman" w:cs="Times New Roman" w:eastAsia="Times New Roman" w:hAnsi="Times New Roman"/>
-                <w:sz w:val="20"/>
-                <w:szCs w:val="20"/>
-              </w:rPr>
-            </w:pPr>
-            <w:r>
-              <w:rPr>
-                <w:rFonts w:ascii="Times New Roman" w:cs="Times New Roman" w:eastAsia="Times New Roman" w:hAnsi="Times New Roman"/>
-                <w:sz w:val="20"/>
-                <w:szCs w:val="20"/>
+                <w:sz w:val="15"/>
+                <w:szCs w:val="15"/>
+              </w:rPr>
+            </w:pPr>
+            <w:r>
+              <w:rPr>
+                <w:rFonts w:ascii="Times New Roman" w:cs="Times New Roman" w:eastAsia="Times New Roman" w:hAnsi="Times New Roman"/>
+                <w:sz w:val="15"/>
+                <w:szCs w:val="15"/>
                 <w:rtl w:val="0"/>
               </w:rPr>
               <w:t xml:space="preserve">A (No Ref)</w:t>
@@ -7927,9 +7901,9 @@
             <w:shd w:fill="auto" w:val="clear"/>
             <w:tcMar>
               <w:top w:w="100.0" w:type="dxa"/>
-              <w:left w:w="100.0" w:type="dxa"/>
-              <w:bottom w:w="100.0" w:type="dxa"/>
-              <w:right w:w="100.0" w:type="dxa"/>
+              <w:left w:w="40.0" w:type="dxa"/>
+              <w:bottom w:w="100.0" w:type="dxa"/>
+              <w:right w:w="40.0" w:type="dxa"/>
             </w:tcMar>
             <w:vAlign w:val="center"/>
           </w:tcPr>
@@ -7937,15 +7911,15 @@
             <w:pPr>
               <w:rPr>
                 <w:rFonts w:ascii="Times New Roman" w:cs="Times New Roman" w:eastAsia="Times New Roman" w:hAnsi="Times New Roman"/>
-                <w:sz w:val="20"/>
-                <w:szCs w:val="20"/>
-              </w:rPr>
-            </w:pPr>
-            <w:r>
-              <w:rPr>
-                <w:rFonts w:ascii="Times New Roman" w:cs="Times New Roman" w:eastAsia="Times New Roman" w:hAnsi="Times New Roman"/>
-                <w:sz w:val="20"/>
-                <w:szCs w:val="20"/>
+                <w:sz w:val="15"/>
+                <w:szCs w:val="15"/>
+              </w:rPr>
+            </w:pPr>
+            <w:r>
+              <w:rPr>
+                <w:rFonts w:ascii="Times New Roman" w:cs="Times New Roman" w:eastAsia="Times New Roman" w:hAnsi="Times New Roman"/>
+                <w:sz w:val="15"/>
+                <w:szCs w:val="15"/>
                 <w:rtl w:val="0"/>
               </w:rPr>
               <w:t xml:space="preserve">908</w:t>
@@ -7957,9 +7931,9 @@
             <w:shd w:fill="auto" w:val="clear"/>
             <w:tcMar>
               <w:top w:w="100.0" w:type="dxa"/>
-              <w:left w:w="100.0" w:type="dxa"/>
-              <w:bottom w:w="100.0" w:type="dxa"/>
-              <w:right w:w="100.0" w:type="dxa"/>
+              <w:left w:w="40.0" w:type="dxa"/>
+              <w:bottom w:w="100.0" w:type="dxa"/>
+              <w:right w:w="40.0" w:type="dxa"/>
             </w:tcMar>
             <w:vAlign w:val="center"/>
           </w:tcPr>
@@ -7967,15 +7941,15 @@
             <w:pPr>
               <w:rPr>
                 <w:rFonts w:ascii="Times New Roman" w:cs="Times New Roman" w:eastAsia="Times New Roman" w:hAnsi="Times New Roman"/>
-                <w:sz w:val="20"/>
-                <w:szCs w:val="20"/>
-              </w:rPr>
-            </w:pPr>
-            <w:r>
-              <w:rPr>
-                <w:rFonts w:ascii="Times New Roman" w:cs="Times New Roman" w:eastAsia="Times New Roman" w:hAnsi="Times New Roman"/>
-                <w:sz w:val="20"/>
-                <w:szCs w:val="20"/>
+                <w:sz w:val="15"/>
+                <w:szCs w:val="15"/>
+              </w:rPr>
+            </w:pPr>
+            <w:r>
+              <w:rPr>
+                <w:rFonts w:ascii="Times New Roman" w:cs="Times New Roman" w:eastAsia="Times New Roman" w:hAnsi="Times New Roman"/>
+                <w:sz w:val="15"/>
+                <w:szCs w:val="15"/>
                 <w:rtl w:val="0"/>
               </w:rPr>
               <w:t xml:space="preserve">.700 [.671,.731]</w:t>
@@ -7987,9 +7961,9 @@
             <w:shd w:fill="auto" w:val="clear"/>
             <w:tcMar>
               <w:top w:w="100.0" w:type="dxa"/>
-              <w:left w:w="100.0" w:type="dxa"/>
-              <w:bottom w:w="100.0" w:type="dxa"/>
-              <w:right w:w="100.0" w:type="dxa"/>
+              <w:left w:w="40.0" w:type="dxa"/>
+              <w:bottom w:w="100.0" w:type="dxa"/>
+              <w:right w:w="40.0" w:type="dxa"/>
             </w:tcMar>
             <w:vAlign w:val="center"/>
           </w:tcPr>
@@ -7997,15 +7971,15 @@
             <w:pPr>
               <w:rPr>
                 <w:rFonts w:ascii="Times New Roman" w:cs="Times New Roman" w:eastAsia="Times New Roman" w:hAnsi="Times New Roman"/>
-                <w:sz w:val="20"/>
-                <w:szCs w:val="20"/>
-              </w:rPr>
-            </w:pPr>
-            <w:r>
-              <w:rPr>
-                <w:rFonts w:ascii="Times New Roman" w:cs="Times New Roman" w:eastAsia="Times New Roman" w:hAnsi="Times New Roman"/>
-                <w:sz w:val="20"/>
-                <w:szCs w:val="20"/>
+                <w:sz w:val="15"/>
+                <w:szCs w:val="15"/>
+              </w:rPr>
+            </w:pPr>
+            <w:r>
+              <w:rPr>
+                <w:rFonts w:ascii="Times New Roman" w:cs="Times New Roman" w:eastAsia="Times New Roman" w:hAnsi="Times New Roman"/>
+                <w:sz w:val="15"/>
+                <w:szCs w:val="15"/>
                 <w:rtl w:val="0"/>
               </w:rPr>
               <w:t xml:space="preserve">.436 [.380,.490]</w:t>
@@ -8017,9 +7991,9 @@
             <w:shd w:fill="auto" w:val="clear"/>
             <w:tcMar>
               <w:top w:w="100.0" w:type="dxa"/>
-              <w:left w:w="100.0" w:type="dxa"/>
-              <w:bottom w:w="100.0" w:type="dxa"/>
-              <w:right w:w="100.0" w:type="dxa"/>
+              <w:left w:w="40.0" w:type="dxa"/>
+              <w:bottom w:w="100.0" w:type="dxa"/>
+              <w:right w:w="40.0" w:type="dxa"/>
             </w:tcMar>
             <w:vAlign w:val="center"/>
           </w:tcPr>
@@ -8027,15 +8001,15 @@
             <w:pPr>
               <w:rPr>
                 <w:rFonts w:ascii="Times New Roman" w:cs="Times New Roman" w:eastAsia="Times New Roman" w:hAnsi="Times New Roman"/>
-                <w:sz w:val="20"/>
-                <w:szCs w:val="20"/>
-              </w:rPr>
-            </w:pPr>
-            <w:r>
-              <w:rPr>
-                <w:rFonts w:ascii="Times New Roman" w:cs="Times New Roman" w:eastAsia="Times New Roman" w:hAnsi="Times New Roman"/>
-                <w:sz w:val="20"/>
-                <w:szCs w:val="20"/>
+                <w:sz w:val="15"/>
+                <w:szCs w:val="15"/>
+              </w:rPr>
+            </w:pPr>
+            <w:r>
+              <w:rPr>
+                <w:rFonts w:ascii="Times New Roman" w:cs="Times New Roman" w:eastAsia="Times New Roman" w:hAnsi="Times New Roman"/>
+                <w:sz w:val="15"/>
+                <w:szCs w:val="15"/>
                 <w:rtl w:val="0"/>
               </w:rPr>
               <w:t xml:space="preserve">.702</w:t>
@@ -8047,9 +8021,9 @@
             <w:shd w:fill="auto" w:val="clear"/>
             <w:tcMar>
               <w:top w:w="100.0" w:type="dxa"/>
-              <w:left w:w="100.0" w:type="dxa"/>
-              <w:bottom w:w="100.0" w:type="dxa"/>
-              <w:right w:w="100.0" w:type="dxa"/>
+              <w:left w:w="40.0" w:type="dxa"/>
+              <w:bottom w:w="100.0" w:type="dxa"/>
+              <w:right w:w="40.0" w:type="dxa"/>
             </w:tcMar>
             <w:vAlign w:val="center"/>
           </w:tcPr>
@@ -8057,15 +8031,15 @@
             <w:pPr>
               <w:rPr>
                 <w:rFonts w:ascii="Times New Roman" w:cs="Times New Roman" w:eastAsia="Times New Roman" w:hAnsi="Times New Roman"/>
-                <w:sz w:val="20"/>
-                <w:szCs w:val="20"/>
-              </w:rPr>
-            </w:pPr>
-            <w:r>
-              <w:rPr>
-                <w:rFonts w:ascii="Times New Roman" w:cs="Times New Roman" w:eastAsia="Times New Roman" w:hAnsi="Times New Roman"/>
-                <w:sz w:val="20"/>
-                <w:szCs w:val="20"/>
+                <w:sz w:val="15"/>
+                <w:szCs w:val="15"/>
+              </w:rPr>
+            </w:pPr>
+            <w:r>
+              <w:rPr>
+                <w:rFonts w:ascii="Times New Roman" w:cs="Times New Roman" w:eastAsia="Times New Roman" w:hAnsi="Times New Roman"/>
+                <w:sz w:val="15"/>
+                <w:szCs w:val="15"/>
                 <w:rtl w:val="0"/>
               </w:rPr>
               <w:t xml:space="preserve">.315</w:t>
@@ -8077,9 +8051,9 @@
             <w:shd w:fill="auto" w:val="clear"/>
             <w:tcMar>
               <w:top w:w="100.0" w:type="dxa"/>
-              <w:left w:w="100.0" w:type="dxa"/>
-              <w:bottom w:w="100.0" w:type="dxa"/>
-              <w:right w:w="100.0" w:type="dxa"/>
+              <w:left w:w="40.0" w:type="dxa"/>
+              <w:bottom w:w="100.0" w:type="dxa"/>
+              <w:right w:w="40.0" w:type="dxa"/>
             </w:tcMar>
             <w:vAlign w:val="center"/>
           </w:tcPr>
@@ -8087,15 +8061,15 @@
             <w:pPr>
               <w:rPr>
                 <w:rFonts w:ascii="Times New Roman" w:cs="Times New Roman" w:eastAsia="Times New Roman" w:hAnsi="Times New Roman"/>
-                <w:sz w:val="20"/>
-                <w:szCs w:val="20"/>
-              </w:rPr>
-            </w:pPr>
-            <w:r>
-              <w:rPr>
-                <w:rFonts w:ascii="Times New Roman" w:cs="Times New Roman" w:eastAsia="Times New Roman" w:hAnsi="Times New Roman"/>
-                <w:sz w:val="20"/>
-                <w:szCs w:val="20"/>
+                <w:sz w:val="15"/>
+                <w:szCs w:val="15"/>
+              </w:rPr>
+            </w:pPr>
+            <w:r>
+              <w:rPr>
+                <w:rFonts w:ascii="Times New Roman" w:cs="Times New Roman" w:eastAsia="Times New Roman" w:hAnsi="Times New Roman"/>
+                <w:sz w:val="15"/>
+                <w:szCs w:val="15"/>
                 <w:rtl w:val="0"/>
               </w:rPr>
               <w:t xml:space="preserve">.705</w:t>
@@ -8115,9 +8089,9 @@
             <w:shd w:fill="auto" w:val="clear"/>
             <w:tcMar>
               <w:top w:w="100.0" w:type="dxa"/>
-              <w:left w:w="100.0" w:type="dxa"/>
-              <w:bottom w:w="100.0" w:type="dxa"/>
-              <w:right w:w="100.0" w:type="dxa"/>
+              <w:left w:w="40.0" w:type="dxa"/>
+              <w:bottom w:w="100.0" w:type="dxa"/>
+              <w:right w:w="40.0" w:type="dxa"/>
             </w:tcMar>
             <w:vAlign w:val="center"/>
           </w:tcPr>
@@ -8128,25 +8102,25 @@
               <w:jc w:val="both"/>
               <w:rPr>
                 <w:rFonts w:ascii="Times New Roman" w:cs="Times New Roman" w:eastAsia="Times New Roman" w:hAnsi="Times New Roman"/>
-                <w:sz w:val="20"/>
-                <w:szCs w:val="20"/>
-              </w:rPr>
-            </w:pPr>
-            <w:r>
-              <w:rPr>
-                <w:rtl w:val="0"/>
-              </w:rPr>
-            </w:r>
-          </w:p>
-        </w:tc>
-        <w:tc>
-          <w:tcPr>
-            <w:shd w:fill="auto" w:val="clear"/>
-            <w:tcMar>
-              <w:top w:w="100.0" w:type="dxa"/>
-              <w:left w:w="100.0" w:type="dxa"/>
-              <w:bottom w:w="100.0" w:type="dxa"/>
-              <w:right w:w="100.0" w:type="dxa"/>
+                <w:sz w:val="15"/>
+                <w:szCs w:val="15"/>
+              </w:rPr>
+            </w:pPr>
+            <w:r>
+              <w:rPr>
+                <w:rtl w:val="0"/>
+              </w:rPr>
+            </w:r>
+          </w:p>
+        </w:tc>
+        <w:tc>
+          <w:tcPr>
+            <w:shd w:fill="auto" w:val="clear"/>
+            <w:tcMar>
+              <w:top w:w="100.0" w:type="dxa"/>
+              <w:left w:w="40.0" w:type="dxa"/>
+              <w:bottom w:w="100.0" w:type="dxa"/>
+              <w:right w:w="40.0" w:type="dxa"/>
             </w:tcMar>
             <w:vAlign w:val="center"/>
           </w:tcPr>
@@ -8154,8 +8128,8 @@
             <w:pPr>
               <w:rPr>
                 <w:rFonts w:ascii="Times New Roman" w:cs="Times New Roman" w:eastAsia="Times New Roman" w:hAnsi="Times New Roman"/>
-                <w:sz w:val="20"/>
-                <w:szCs w:val="20"/>
+                <w:sz w:val="15"/>
+                <w:szCs w:val="15"/>
               </w:rPr>
             </w:pPr>
             <w:r>
@@ -8163,8 +8137,8 @@
                 <w:rFonts w:ascii="Times New Roman" w:cs="Times New Roman" w:eastAsia="Times New Roman" w:hAnsi="Times New Roman"/>
                 <w:b w:val="1"/>
                 <w:bCs w:val="1"/>
-                <w:sz w:val="20"/>
-                <w:szCs w:val="20"/>
+                <w:sz w:val="15"/>
+                <w:szCs w:val="15"/>
                 <w:rtl w:val="0"/>
               </w:rPr>
               <w:t xml:space="preserve">B (Text)</w:t>
@@ -8181,9 +8155,9 @@
             <w:shd w:fill="auto" w:val="clear"/>
             <w:tcMar>
               <w:top w:w="100.0" w:type="dxa"/>
-              <w:left w:w="100.0" w:type="dxa"/>
-              <w:bottom w:w="100.0" w:type="dxa"/>
-              <w:right w:w="100.0" w:type="dxa"/>
+              <w:left w:w="40.0" w:type="dxa"/>
+              <w:bottom w:w="100.0" w:type="dxa"/>
+              <w:right w:w="40.0" w:type="dxa"/>
             </w:tcMar>
             <w:vAlign w:val="center"/>
           </w:tcPr>
@@ -8191,15 +8165,15 @@
             <w:pPr>
               <w:rPr>
                 <w:rFonts w:ascii="Times New Roman" w:cs="Times New Roman" w:eastAsia="Times New Roman" w:hAnsi="Times New Roman"/>
-                <w:sz w:val="20"/>
-                <w:szCs w:val="20"/>
-              </w:rPr>
-            </w:pPr>
-            <w:r>
-              <w:rPr>
-                <w:rFonts w:ascii="Times New Roman" w:cs="Times New Roman" w:eastAsia="Times New Roman" w:hAnsi="Times New Roman"/>
-                <w:sz w:val="20"/>
-                <w:szCs w:val="20"/>
+                <w:sz w:val="15"/>
+                <w:szCs w:val="15"/>
+              </w:rPr>
+            </w:pPr>
+            <w:r>
+              <w:rPr>
+                <w:rFonts w:ascii="Times New Roman" w:cs="Times New Roman" w:eastAsia="Times New Roman" w:hAnsi="Times New Roman"/>
+                <w:sz w:val="15"/>
+                <w:szCs w:val="15"/>
                 <w:rtl w:val="0"/>
               </w:rPr>
               <w:t xml:space="preserve">909</w:t>
@@ -8211,9 +8185,9 @@
             <w:shd w:fill="auto" w:val="clear"/>
             <w:tcMar>
               <w:top w:w="100.0" w:type="dxa"/>
-              <w:left w:w="100.0" w:type="dxa"/>
-              <w:bottom w:w="100.0" w:type="dxa"/>
-              <w:right w:w="100.0" w:type="dxa"/>
+              <w:left w:w="40.0" w:type="dxa"/>
+              <w:bottom w:w="100.0" w:type="dxa"/>
+              <w:right w:w="40.0" w:type="dxa"/>
             </w:tcMar>
             <w:vAlign w:val="center"/>
           </w:tcPr>
@@ -8221,8 +8195,8 @@
             <w:pPr>
               <w:rPr>
                 <w:rFonts w:ascii="Times New Roman" w:cs="Times New Roman" w:eastAsia="Times New Roman" w:hAnsi="Times New Roman"/>
-                <w:sz w:val="20"/>
-                <w:szCs w:val="20"/>
+                <w:sz w:val="15"/>
+                <w:szCs w:val="15"/>
               </w:rPr>
             </w:pPr>
             <w:r>
@@ -8230,8 +8204,8 @@
                 <w:rFonts w:ascii="Times New Roman" w:cs="Times New Roman" w:eastAsia="Times New Roman" w:hAnsi="Times New Roman"/>
                 <w:b w:val="1"/>
                 <w:bCs w:val="1"/>
-                <w:sz w:val="20"/>
-                <w:szCs w:val="20"/>
+                <w:sz w:val="15"/>
+                <w:szCs w:val="15"/>
                 <w:rtl w:val="0"/>
               </w:rPr>
               <w:t xml:space="preserve">.821 [.796,.846]</w:t>
@@ -8239,8 +8213,8 @@
             <w:r>
               <w:rPr>
                 <w:rFonts w:ascii="Times New Roman" w:cs="Times New Roman" w:eastAsia="Times New Roman" w:hAnsi="Times New Roman"/>
-                <w:sz w:val="20"/>
-                <w:szCs w:val="20"/>
+                <w:sz w:val="15"/>
+                <w:szCs w:val="15"/>
                 <w:rtl w:val="0"/>
               </w:rPr>
               <w:t xml:space="preserve"/>
@@ -8252,9 +8226,9 @@
             <w:shd w:fill="auto" w:val="clear"/>
             <w:tcMar>
               <w:top w:w="100.0" w:type="dxa"/>
-              <w:left w:w="100.0" w:type="dxa"/>
-              <w:bottom w:w="100.0" w:type="dxa"/>
-              <w:right w:w="100.0" w:type="dxa"/>
+              <w:left w:w="40.0" w:type="dxa"/>
+              <w:bottom w:w="100.0" w:type="dxa"/>
+              <w:right w:w="40.0" w:type="dxa"/>
             </w:tcMar>
             <w:vAlign w:val="center"/>
           </w:tcPr>
@@ -8262,8 +8236,8 @@
             <w:pPr>
               <w:rPr>
                 <w:rFonts w:ascii="Times New Roman" w:cs="Times New Roman" w:eastAsia="Times New Roman" w:hAnsi="Times New Roman"/>
-                <w:sz w:val="20"/>
-                <w:szCs w:val="20"/>
+                <w:sz w:val="15"/>
+                <w:szCs w:val="15"/>
               </w:rPr>
             </w:pPr>
             <w:r>
@@ -8271,8 +8245,8 @@
                 <w:rFonts w:ascii="Times New Roman" w:cs="Times New Roman" w:eastAsia="Times New Roman" w:hAnsi="Times New Roman"/>
                 <w:b w:val="1"/>
                 <w:bCs w:val="1"/>
-                <w:sz w:val="20"/>
-                <w:szCs w:val="20"/>
+                <w:sz w:val="15"/>
+                <w:szCs w:val="15"/>
                 <w:rtl w:val="0"/>
               </w:rPr>
               <w:t xml:space="preserve">.541 [.477,.603]</w:t>
@@ -8280,8 +8254,8 @@
             <w:r>
               <w:rPr>
                 <w:rFonts w:ascii="Times New Roman" w:cs="Times New Roman" w:eastAsia="Times New Roman" w:hAnsi="Times New Roman"/>
-                <w:sz w:val="20"/>
-                <w:szCs w:val="20"/>
+                <w:sz w:val="15"/>
+                <w:szCs w:val="15"/>
                 <w:rtl w:val="0"/>
               </w:rPr>
               <w:t xml:space="preserve"/>
@@ -8293,9 +8267,9 @@
             <w:shd w:fill="auto" w:val="clear"/>
             <w:tcMar>
               <w:top w:w="100.0" w:type="dxa"/>
-              <w:left w:w="100.0" w:type="dxa"/>
-              <w:bottom w:w="100.0" w:type="dxa"/>
-              <w:right w:w="100.0" w:type="dxa"/>
+              <w:left w:w="40.0" w:type="dxa"/>
+              <w:bottom w:w="100.0" w:type="dxa"/>
+              <w:right w:w="40.0" w:type="dxa"/>
             </w:tcMar>
             <w:vAlign w:val="center"/>
           </w:tcPr>
@@ -8303,8 +8277,8 @@
             <w:pPr>
               <w:rPr>
                 <w:rFonts w:ascii="Times New Roman" w:cs="Times New Roman" w:eastAsia="Times New Roman" w:hAnsi="Times New Roman"/>
-                <w:sz w:val="20"/>
-                <w:szCs w:val="20"/>
+                <w:sz w:val="15"/>
+                <w:szCs w:val="15"/>
               </w:rPr>
             </w:pPr>
             <w:r>
@@ -8312,8 +8286,8 @@
                 <w:rFonts w:ascii="Times New Roman" w:cs="Times New Roman" w:eastAsia="Times New Roman" w:hAnsi="Times New Roman"/>
                 <w:b w:val="1"/>
                 <w:bCs w:val="1"/>
-                <w:sz w:val="20"/>
-                <w:szCs w:val="20"/>
+                <w:sz w:val="15"/>
+                <w:szCs w:val="15"/>
                 <w:rtl w:val="0"/>
               </w:rPr>
               <w:t xml:space="preserve">.748</w:t>
@@ -8330,9 +8304,9 @@
             <w:shd w:fill="auto" w:val="clear"/>
             <w:tcMar>
               <w:top w:w="100.0" w:type="dxa"/>
-              <w:left w:w="100.0" w:type="dxa"/>
-              <w:bottom w:w="100.0" w:type="dxa"/>
-              <w:right w:w="100.0" w:type="dxa"/>
+              <w:left w:w="40.0" w:type="dxa"/>
+              <w:bottom w:w="100.0" w:type="dxa"/>
+              <w:right w:w="40.0" w:type="dxa"/>
             </w:tcMar>
             <w:vAlign w:val="center"/>
           </w:tcPr>
@@ -8340,15 +8314,15 @@
             <w:pPr>
               <w:rPr>
                 <w:rFonts w:ascii="Times New Roman" w:cs="Times New Roman" w:eastAsia="Times New Roman" w:hAnsi="Times New Roman"/>
-                <w:sz w:val="20"/>
-                <w:szCs w:val="20"/>
-              </w:rPr>
-            </w:pPr>
-            <w:r>
-              <w:rPr>
-                <w:rFonts w:ascii="Times New Roman" w:cs="Times New Roman" w:eastAsia="Times New Roman" w:hAnsi="Times New Roman"/>
-                <w:sz w:val="20"/>
-                <w:szCs w:val="20"/>
+                <w:sz w:val="15"/>
+                <w:szCs w:val="15"/>
+              </w:rPr>
+            </w:pPr>
+            <w:r>
+              <w:rPr>
+                <w:rFonts w:ascii="Times New Roman" w:cs="Times New Roman" w:eastAsia="Times New Roman" w:hAnsi="Times New Roman"/>
+                <w:sz w:val="15"/>
+                <w:szCs w:val="15"/>
                 <w:rtl w:val="0"/>
               </w:rPr>
               <w:t xml:space="preserve">.468</w:t>
@@ -8360,9 +8334,9 @@
             <w:shd w:fill="auto" w:val="clear"/>
             <w:tcMar>
               <w:top w:w="100.0" w:type="dxa"/>
-              <w:left w:w="100.0" w:type="dxa"/>
-              <w:bottom w:w="100.0" w:type="dxa"/>
-              <w:right w:w="100.0" w:type="dxa"/>
+              <w:left w:w="40.0" w:type="dxa"/>
+              <w:bottom w:w="100.0" w:type="dxa"/>
+              <w:right w:w="40.0" w:type="dxa"/>
             </w:tcMar>
             <w:vAlign w:val="center"/>
           </w:tcPr>
@@ -8370,15 +8344,15 @@
             <w:pPr>
               <w:rPr>
                 <w:rFonts w:ascii="Times New Roman" w:cs="Times New Roman" w:eastAsia="Times New Roman" w:hAnsi="Times New Roman"/>
-                <w:sz w:val="20"/>
-                <w:szCs w:val="20"/>
-              </w:rPr>
-            </w:pPr>
-            <w:r>
-              <w:rPr>
-                <w:rFonts w:ascii="Times New Roman" w:cs="Times New Roman" w:eastAsia="Times New Roman" w:hAnsi="Times New Roman"/>
-                <w:sz w:val="20"/>
-                <w:szCs w:val="20"/>
+                <w:sz w:val="15"/>
+                <w:szCs w:val="15"/>
+              </w:rPr>
+            </w:pPr>
+            <w:r>
+              <w:rPr>
+                <w:rFonts w:ascii="Times New Roman" w:cs="Times New Roman" w:eastAsia="Times New Roman" w:hAnsi="Times New Roman"/>
+                <w:sz w:val="15"/>
+                <w:szCs w:val="15"/>
                 <w:rtl w:val="0"/>
               </w:rPr>
               <w:t xml:space="preserve">.640</w:t>
@@ -8398,9 +8372,9 @@
             <w:shd w:fill="auto" w:val="clear"/>
             <w:tcMar>
               <w:top w:w="100.0" w:type="dxa"/>
-              <w:left w:w="100.0" w:type="dxa"/>
-              <w:bottom w:w="100.0" w:type="dxa"/>
-              <w:right w:w="100.0" w:type="dxa"/>
+              <w:left w:w="40.0" w:type="dxa"/>
+              <w:bottom w:w="100.0" w:type="dxa"/>
+              <w:right w:w="40.0" w:type="dxa"/>
             </w:tcMar>
             <w:vAlign w:val="center"/>
           </w:tcPr>
@@ -8411,25 +8385,25 @@
               <w:jc w:val="both"/>
               <w:rPr>
                 <w:rFonts w:ascii="Times New Roman" w:cs="Times New Roman" w:eastAsia="Times New Roman" w:hAnsi="Times New Roman"/>
-                <w:sz w:val="20"/>
-                <w:szCs w:val="20"/>
-              </w:rPr>
-            </w:pPr>
-            <w:r>
-              <w:rPr>
-                <w:rtl w:val="0"/>
-              </w:rPr>
-            </w:r>
-          </w:p>
-        </w:tc>
-        <w:tc>
-          <w:tcPr>
-            <w:shd w:fill="auto" w:val="clear"/>
-            <w:tcMar>
-              <w:top w:w="100.0" w:type="dxa"/>
-              <w:left w:w="100.0" w:type="dxa"/>
-              <w:bottom w:w="100.0" w:type="dxa"/>
-              <w:right w:w="100.0" w:type="dxa"/>
+                <w:sz w:val="15"/>
+                <w:szCs w:val="15"/>
+              </w:rPr>
+            </w:pPr>
+            <w:r>
+              <w:rPr>
+                <w:rtl w:val="0"/>
+              </w:rPr>
+            </w:r>
+          </w:p>
+        </w:tc>
+        <w:tc>
+          <w:tcPr>
+            <w:shd w:fill="auto" w:val="clear"/>
+            <w:tcMar>
+              <w:top w:w="100.0" w:type="dxa"/>
+              <w:left w:w="40.0" w:type="dxa"/>
+              <w:bottom w:w="100.0" w:type="dxa"/>
+              <w:right w:w="40.0" w:type="dxa"/>
             </w:tcMar>
             <w:vAlign w:val="center"/>
           </w:tcPr>
@@ -8437,15 +8411,15 @@
             <w:pPr>
               <w:rPr>
                 <w:rFonts w:ascii="Times New Roman" w:cs="Times New Roman" w:eastAsia="Times New Roman" w:hAnsi="Times New Roman"/>
-                <w:sz w:val="20"/>
-                <w:szCs w:val="20"/>
-              </w:rPr>
-            </w:pPr>
-            <w:r>
-              <w:rPr>
-                <w:rFonts w:ascii="Times New Roman" w:cs="Times New Roman" w:eastAsia="Times New Roman" w:hAnsi="Times New Roman"/>
-                <w:sz w:val="20"/>
-                <w:szCs w:val="20"/>
+                <w:sz w:val="15"/>
+                <w:szCs w:val="15"/>
+              </w:rPr>
+            </w:pPr>
+            <w:r>
+              <w:rPr>
+                <w:rFonts w:ascii="Times New Roman" w:cs="Times New Roman" w:eastAsia="Times New Roman" w:hAnsi="Times New Roman"/>
+                <w:sz w:val="15"/>
+                <w:szCs w:val="15"/>
                 <w:rtl w:val="0"/>
               </w:rPr>
               <w:t xml:space="preserve">C (Visual)</w:t>
@@ -8457,9 +8431,9 @@
             <w:shd w:fill="auto" w:val="clear"/>
             <w:tcMar>
               <w:top w:w="100.0" w:type="dxa"/>
-              <w:left w:w="100.0" w:type="dxa"/>
-              <w:bottom w:w="100.0" w:type="dxa"/>
-              <w:right w:w="100.0" w:type="dxa"/>
+              <w:left w:w="40.0" w:type="dxa"/>
+              <w:bottom w:w="100.0" w:type="dxa"/>
+              <w:right w:w="40.0" w:type="dxa"/>
             </w:tcMar>
             <w:vAlign w:val="center"/>
           </w:tcPr>
@@ -8467,15 +8441,15 @@
             <w:pPr>
               <w:rPr>
                 <w:rFonts w:ascii="Times New Roman" w:cs="Times New Roman" w:eastAsia="Times New Roman" w:hAnsi="Times New Roman"/>
-                <w:sz w:val="20"/>
-                <w:szCs w:val="20"/>
-              </w:rPr>
-            </w:pPr>
-            <w:r>
-              <w:rPr>
-                <w:rFonts w:ascii="Times New Roman" w:cs="Times New Roman" w:eastAsia="Times New Roman" w:hAnsi="Times New Roman"/>
-                <w:sz w:val="20"/>
-                <w:szCs w:val="20"/>
+                <w:sz w:val="15"/>
+                <w:szCs w:val="15"/>
+              </w:rPr>
+            </w:pPr>
+            <w:r>
+              <w:rPr>
+                <w:rFonts w:ascii="Times New Roman" w:cs="Times New Roman" w:eastAsia="Times New Roman" w:hAnsi="Times New Roman"/>
+                <w:sz w:val="15"/>
+                <w:szCs w:val="15"/>
                 <w:rtl w:val="0"/>
               </w:rPr>
               <w:t xml:space="preserve">147</w:t>
@@ -8487,9 +8461,9 @@
             <w:shd w:fill="auto" w:val="clear"/>
             <w:tcMar>
               <w:top w:w="100.0" w:type="dxa"/>
-              <w:left w:w="100.0" w:type="dxa"/>
-              <w:bottom w:w="100.0" w:type="dxa"/>
-              <w:right w:w="100.0" w:type="dxa"/>
+              <w:left w:w="40.0" w:type="dxa"/>
+              <w:bottom w:w="100.0" w:type="dxa"/>
+              <w:right w:w="40.0" w:type="dxa"/>
             </w:tcMar>
             <w:vAlign w:val="center"/>
           </w:tcPr>
@@ -8497,15 +8471,15 @@
             <w:pPr>
               <w:rPr>
                 <w:rFonts w:ascii="Times New Roman" w:cs="Times New Roman" w:eastAsia="Times New Roman" w:hAnsi="Times New Roman"/>
-                <w:sz w:val="20"/>
-                <w:szCs w:val="20"/>
-              </w:rPr>
-            </w:pPr>
-            <w:r>
-              <w:rPr>
-                <w:rFonts w:ascii="Times New Roman" w:cs="Times New Roman" w:eastAsia="Times New Roman" w:hAnsi="Times New Roman"/>
-                <w:sz w:val="20"/>
-                <w:szCs w:val="20"/>
+                <w:sz w:val="15"/>
+                <w:szCs w:val="15"/>
+              </w:rPr>
+            </w:pPr>
+            <w:r>
+              <w:rPr>
+                <w:rFonts w:ascii="Times New Roman" w:cs="Times New Roman" w:eastAsia="Times New Roman" w:hAnsi="Times New Roman"/>
+                <w:sz w:val="15"/>
+                <w:szCs w:val="15"/>
                 <w:rtl w:val="0"/>
               </w:rPr>
               <w:t xml:space="preserve">.585 [.503,.667]</w:t>
@@ -8517,9 +8491,9 @@
             <w:shd w:fill="auto" w:val="clear"/>
             <w:tcMar>
               <w:top w:w="100.0" w:type="dxa"/>
-              <w:left w:w="100.0" w:type="dxa"/>
-              <w:bottom w:w="100.0" w:type="dxa"/>
-              <w:right w:w="100.0" w:type="dxa"/>
+              <w:left w:w="40.0" w:type="dxa"/>
+              <w:bottom w:w="100.0" w:type="dxa"/>
+              <w:right w:w="40.0" w:type="dxa"/>
             </w:tcMar>
             <w:vAlign w:val="center"/>
           </w:tcPr>
@@ -8527,15 +8501,15 @@
             <w:pPr>
               <w:rPr>
                 <w:rFonts w:ascii="Times New Roman" w:cs="Times New Roman" w:eastAsia="Times New Roman" w:hAnsi="Times New Roman"/>
-                <w:sz w:val="20"/>
-                <w:szCs w:val="20"/>
-              </w:rPr>
-            </w:pPr>
-            <w:r>
-              <w:rPr>
-                <w:rFonts w:ascii="Times New Roman" w:cs="Times New Roman" w:eastAsia="Times New Roman" w:hAnsi="Times New Roman"/>
-                <w:sz w:val="20"/>
-                <w:szCs w:val="20"/>
+                <w:sz w:val="15"/>
+                <w:szCs w:val="15"/>
+              </w:rPr>
+            </w:pPr>
+            <w:r>
+              <w:rPr>
+                <w:rFonts w:ascii="Times New Roman" w:cs="Times New Roman" w:eastAsia="Times New Roman" w:hAnsi="Times New Roman"/>
+                <w:sz w:val="15"/>
+                <w:szCs w:val="15"/>
                 <w:rtl w:val="0"/>
               </w:rPr>
               <w:t xml:space="preserve">.371 [.244,.494]</w:t>
@@ -8547,9 +8521,9 @@
             <w:shd w:fill="auto" w:val="clear"/>
             <w:tcMar>
               <w:top w:w="100.0" w:type="dxa"/>
-              <w:left w:w="100.0" w:type="dxa"/>
-              <w:bottom w:w="100.0" w:type="dxa"/>
-              <w:right w:w="100.0" w:type="dxa"/>
+              <w:left w:w="40.0" w:type="dxa"/>
+              <w:bottom w:w="100.0" w:type="dxa"/>
+              <w:right w:w="40.0" w:type="dxa"/>
             </w:tcMar>
             <w:vAlign w:val="center"/>
           </w:tcPr>
@@ -8557,15 +8531,15 @@
             <w:pPr>
               <w:rPr>
                 <w:rFonts w:ascii="Times New Roman" w:cs="Times New Roman" w:eastAsia="Times New Roman" w:hAnsi="Times New Roman"/>
-                <w:sz w:val="20"/>
-                <w:szCs w:val="20"/>
-              </w:rPr>
-            </w:pPr>
-            <w:r>
-              <w:rPr>
-                <w:rFonts w:ascii="Times New Roman" w:cs="Times New Roman" w:eastAsia="Times New Roman" w:hAnsi="Times New Roman"/>
-                <w:sz w:val="20"/>
-                <w:szCs w:val="20"/>
+                <w:sz w:val="15"/>
+                <w:szCs w:val="15"/>
+              </w:rPr>
+            </w:pPr>
+            <w:r>
+              <w:rPr>
+                <w:rFonts w:ascii="Times New Roman" w:cs="Times New Roman" w:eastAsia="Times New Roman" w:hAnsi="Times New Roman"/>
+                <w:sz w:val="15"/>
+                <w:szCs w:val="15"/>
                 <w:rtl w:val="0"/>
               </w:rPr>
               <w:t xml:space="preserve">.607</w:t>
@@ -8577,9 +8551,9 @@
             <w:shd w:fill="auto" w:val="clear"/>
             <w:tcMar>
               <w:top w:w="100.0" w:type="dxa"/>
-              <w:left w:w="100.0" w:type="dxa"/>
-              <w:bottom w:w="100.0" w:type="dxa"/>
-              <w:right w:w="100.0" w:type="dxa"/>
+              <w:left w:w="40.0" w:type="dxa"/>
+              <w:bottom w:w="100.0" w:type="dxa"/>
+              <w:right w:w="40.0" w:type="dxa"/>
             </w:tcMar>
             <w:vAlign w:val="center"/>
           </w:tcPr>
@@ -8587,15 +8561,15 @@
             <w:pPr>
               <w:rPr>
                 <w:rFonts w:ascii="Times New Roman" w:cs="Times New Roman" w:eastAsia="Times New Roman" w:hAnsi="Times New Roman"/>
-                <w:sz w:val="20"/>
-                <w:szCs w:val="20"/>
-              </w:rPr>
-            </w:pPr>
-            <w:r>
-              <w:rPr>
-                <w:rFonts w:ascii="Times New Roman" w:cs="Times New Roman" w:eastAsia="Times New Roman" w:hAnsi="Times New Roman"/>
-                <w:sz w:val="20"/>
-                <w:szCs w:val="20"/>
+                <w:sz w:val="15"/>
+                <w:szCs w:val="15"/>
+              </w:rPr>
+            </w:pPr>
+            <w:r>
+              <w:rPr>
+                <w:rFonts w:ascii="Times New Roman" w:cs="Times New Roman" w:eastAsia="Times New Roman" w:hAnsi="Times New Roman"/>
+                <w:sz w:val="15"/>
+                <w:szCs w:val="15"/>
                 <w:rtl w:val="0"/>
               </w:rPr>
               <w:t xml:space="preserve">.261</w:t>
@@ -8607,9 +8581,9 @@
             <w:shd w:fill="auto" w:val="clear"/>
             <w:tcMar>
               <w:top w:w="100.0" w:type="dxa"/>
-              <w:left w:w="100.0" w:type="dxa"/>
-              <w:bottom w:w="100.0" w:type="dxa"/>
-              <w:right w:w="100.0" w:type="dxa"/>
+              <w:left w:w="40.0" w:type="dxa"/>
+              <w:bottom w:w="100.0" w:type="dxa"/>
+              <w:right w:w="40.0" w:type="dxa"/>
             </w:tcMar>
             <w:vAlign w:val="center"/>
           </w:tcPr>
@@ -8617,15 +8591,15 @@
             <w:pPr>
               <w:rPr>
                 <w:rFonts w:ascii="Times New Roman" w:cs="Times New Roman" w:eastAsia="Times New Roman" w:hAnsi="Times New Roman"/>
-                <w:sz w:val="20"/>
-                <w:szCs w:val="20"/>
-              </w:rPr>
-            </w:pPr>
-            <w:r>
-              <w:rPr>
-                <w:rFonts w:ascii="Times New Roman" w:cs="Times New Roman" w:eastAsia="Times New Roman" w:hAnsi="Times New Roman"/>
-                <w:sz w:val="20"/>
-                <w:szCs w:val="20"/>
+                <w:sz w:val="15"/>
+                <w:szCs w:val="15"/>
+              </w:rPr>
+            </w:pPr>
+            <w:r>
+              <w:rPr>
+                <w:rFonts w:ascii="Times New Roman" w:cs="Times New Roman" w:eastAsia="Times New Roman" w:hAnsi="Times New Roman"/>
+                <w:sz w:val="15"/>
+                <w:szCs w:val="15"/>
                 <w:rtl w:val="0"/>
               </w:rPr>
               <w:t xml:space="preserve">.643</w:t>
@@ -8645,9 +8619,9 @@
             <w:shd w:fill="auto" w:val="clear"/>
             <w:tcMar>
               <w:top w:w="100.0" w:type="dxa"/>
-              <w:left w:w="100.0" w:type="dxa"/>
-              <w:bottom w:w="100.0" w:type="dxa"/>
-              <w:right w:w="100.0" w:type="dxa"/>
+              <w:left w:w="40.0" w:type="dxa"/>
+              <w:bottom w:w="100.0" w:type="dxa"/>
+              <w:right w:w="40.0" w:type="dxa"/>
             </w:tcMar>
             <w:vAlign w:val="center"/>
           </w:tcPr>
@@ -8658,25 +8632,25 @@
               <w:jc w:val="both"/>
               <w:rPr>
                 <w:rFonts w:ascii="Times New Roman" w:cs="Times New Roman" w:eastAsia="Times New Roman" w:hAnsi="Times New Roman"/>
-                <w:sz w:val="20"/>
-                <w:szCs w:val="20"/>
-              </w:rPr>
-            </w:pPr>
-            <w:r>
-              <w:rPr>
-                <w:rtl w:val="0"/>
-              </w:rPr>
-            </w:r>
-          </w:p>
-        </w:tc>
-        <w:tc>
-          <w:tcPr>
-            <w:shd w:fill="auto" w:val="clear"/>
-            <w:tcMar>
-              <w:top w:w="100.0" w:type="dxa"/>
-              <w:left w:w="100.0" w:type="dxa"/>
-              <w:bottom w:w="100.0" w:type="dxa"/>
-              <w:right w:w="100.0" w:type="dxa"/>
+                <w:sz w:val="15"/>
+                <w:szCs w:val="15"/>
+              </w:rPr>
+            </w:pPr>
+            <w:r>
+              <w:rPr>
+                <w:rtl w:val="0"/>
+              </w:rPr>
+            </w:r>
+          </w:p>
+        </w:tc>
+        <w:tc>
+          <w:tcPr>
+            <w:shd w:fill="auto" w:val="clear"/>
+            <w:tcMar>
+              <w:top w:w="100.0" w:type="dxa"/>
+              <w:left w:w="40.0" w:type="dxa"/>
+              <w:bottom w:w="100.0" w:type="dxa"/>
+              <w:right w:w="40.0" w:type="dxa"/>
             </w:tcMar>
             <w:vAlign w:val="center"/>
           </w:tcPr>
@@ -8684,15 +8658,15 @@
             <w:pPr>
               <w:rPr>
                 <w:rFonts w:ascii="Times New Roman" w:cs="Times New Roman" w:eastAsia="Times New Roman" w:hAnsi="Times New Roman"/>
-                <w:sz w:val="20"/>
-                <w:szCs w:val="20"/>
-              </w:rPr>
-            </w:pPr>
-            <w:r>
-              <w:rPr>
-                <w:rFonts w:ascii="Times New Roman" w:cs="Times New Roman" w:eastAsia="Times New Roman" w:hAnsi="Times New Roman"/>
-                <w:sz w:val="20"/>
-                <w:szCs w:val="20"/>
+                <w:sz w:val="15"/>
+                <w:szCs w:val="15"/>
+              </w:rPr>
+            </w:pPr>
+            <w:r>
+              <w:rPr>
+                <w:rFonts w:ascii="Times New Roman" w:cs="Times New Roman" w:eastAsia="Times New Roman" w:hAnsi="Times New Roman"/>
+                <w:sz w:val="15"/>
+                <w:szCs w:val="15"/>
                 <w:rtl w:val="0"/>
               </w:rPr>
               <w:t xml:space="preserve">D (Dual)</w:t>
@@ -8704,9 +8678,9 @@
             <w:shd w:fill="auto" w:val="clear"/>
             <w:tcMar>
               <w:top w:w="100.0" w:type="dxa"/>
-              <w:left w:w="100.0" w:type="dxa"/>
-              <w:bottom w:w="100.0" w:type="dxa"/>
-              <w:right w:w="100.0" w:type="dxa"/>
+              <w:left w:w="40.0" w:type="dxa"/>
+              <w:bottom w:w="100.0" w:type="dxa"/>
+              <w:right w:w="40.0" w:type="dxa"/>
             </w:tcMar>
             <w:vAlign w:val="center"/>
           </w:tcPr>
@@ -8714,15 +8688,15 @@
             <w:pPr>
               <w:rPr>
                 <w:rFonts w:ascii="Times New Roman" w:cs="Times New Roman" w:eastAsia="Times New Roman" w:hAnsi="Times New Roman"/>
-                <w:sz w:val="20"/>
-                <w:szCs w:val="20"/>
-              </w:rPr>
-            </w:pPr>
-            <w:r>
-              <w:rPr>
-                <w:rFonts w:ascii="Times New Roman" w:cs="Times New Roman" w:eastAsia="Times New Roman" w:hAnsi="Times New Roman"/>
-                <w:sz w:val="20"/>
-                <w:szCs w:val="20"/>
+                <w:sz w:val="15"/>
+                <w:szCs w:val="15"/>
+              </w:rPr>
+            </w:pPr>
+            <w:r>
+              <w:rPr>
+                <w:rFonts w:ascii="Times New Roman" w:cs="Times New Roman" w:eastAsia="Times New Roman" w:hAnsi="Times New Roman"/>
+                <w:sz w:val="15"/>
+                <w:szCs w:val="15"/>
                 <w:rtl w:val="0"/>
               </w:rPr>
               <w:t xml:space="preserve">147</w:t>
@@ -8734,9 +8708,9 @@
             <w:shd w:fill="auto" w:val="clear"/>
             <w:tcMar>
               <w:top w:w="100.0" w:type="dxa"/>
-              <w:left w:w="100.0" w:type="dxa"/>
-              <w:bottom w:w="100.0" w:type="dxa"/>
-              <w:right w:w="100.0" w:type="dxa"/>
+              <w:left w:w="40.0" w:type="dxa"/>
+              <w:bottom w:w="100.0" w:type="dxa"/>
+              <w:right w:w="40.0" w:type="dxa"/>
             </w:tcMar>
             <w:vAlign w:val="center"/>
           </w:tcPr>
@@ -8744,15 +8718,15 @@
             <w:pPr>
               <w:rPr>
                 <w:rFonts w:ascii="Times New Roman" w:cs="Times New Roman" w:eastAsia="Times New Roman" w:hAnsi="Times New Roman"/>
-                <w:sz w:val="20"/>
-                <w:szCs w:val="20"/>
-              </w:rPr>
-            </w:pPr>
-            <w:r>
-              <w:rPr>
-                <w:rFonts w:ascii="Times New Roman" w:cs="Times New Roman" w:eastAsia="Times New Roman" w:hAnsi="Times New Roman"/>
-                <w:sz w:val="20"/>
-                <w:szCs w:val="20"/>
+                <w:sz w:val="15"/>
+                <w:szCs w:val="15"/>
+              </w:rPr>
+            </w:pPr>
+            <w:r>
+              <w:rPr>
+                <w:rFonts w:ascii="Times New Roman" w:cs="Times New Roman" w:eastAsia="Times New Roman" w:hAnsi="Times New Roman"/>
+                <w:sz w:val="15"/>
+                <w:szCs w:val="15"/>
                 <w:rtl w:val="0"/>
               </w:rPr>
               <w:t xml:space="preserve">.646 [.565,.721]</w:t>
@@ -8764,9 +8738,9 @@
             <w:shd w:fill="auto" w:val="clear"/>
             <w:tcMar>
               <w:top w:w="100.0" w:type="dxa"/>
-              <w:left w:w="100.0" w:type="dxa"/>
-              <w:bottom w:w="100.0" w:type="dxa"/>
-              <w:right w:w="100.0" w:type="dxa"/>
+              <w:left w:w="40.0" w:type="dxa"/>
+              <w:bottom w:w="100.0" w:type="dxa"/>
+              <w:right w:w="40.0" w:type="dxa"/>
             </w:tcMar>
             <w:vAlign w:val="center"/>
           </w:tcPr>
@@ -8774,15 +8748,15 @@
             <w:pPr>
               <w:rPr>
                 <w:rFonts w:ascii="Times New Roman" w:cs="Times New Roman" w:eastAsia="Times New Roman" w:hAnsi="Times New Roman"/>
-                <w:sz w:val="20"/>
-                <w:szCs w:val="20"/>
-              </w:rPr>
-            </w:pPr>
-            <w:r>
-              <w:rPr>
-                <w:rFonts w:ascii="Times New Roman" w:cs="Times New Roman" w:eastAsia="Times New Roman" w:hAnsi="Times New Roman"/>
-                <w:sz w:val="20"/>
-                <w:szCs w:val="20"/>
+                <w:sz w:val="15"/>
+                <w:szCs w:val="15"/>
+              </w:rPr>
+            </w:pPr>
+            <w:r>
+              <w:rPr>
+                <w:rFonts w:ascii="Times New Roman" w:cs="Times New Roman" w:eastAsia="Times New Roman" w:hAnsi="Times New Roman"/>
+                <w:sz w:val="15"/>
+                <w:szCs w:val="15"/>
                 <w:rtl w:val="0"/>
               </w:rPr>
               <w:t xml:space="preserve">.409 [.270,.527]</w:t>
@@ -8794,9 +8768,9 @@
             <w:shd w:fill="auto" w:val="clear"/>
             <w:tcMar>
               <w:top w:w="100.0" w:type="dxa"/>
-              <w:left w:w="100.0" w:type="dxa"/>
-              <w:bottom w:w="100.0" w:type="dxa"/>
-              <w:right w:w="100.0" w:type="dxa"/>
+              <w:left w:w="40.0" w:type="dxa"/>
+              <w:bottom w:w="100.0" w:type="dxa"/>
+              <w:right w:w="40.0" w:type="dxa"/>
             </w:tcMar>
             <w:vAlign w:val="center"/>
           </w:tcPr>
@@ -8804,15 +8778,15 @@
             <w:pPr>
               <w:rPr>
                 <w:rFonts w:ascii="Times New Roman" w:cs="Times New Roman" w:eastAsia="Times New Roman" w:hAnsi="Times New Roman"/>
-                <w:sz w:val="20"/>
-                <w:szCs w:val="20"/>
-              </w:rPr>
-            </w:pPr>
-            <w:r>
-              <w:rPr>
-                <w:rFonts w:ascii="Times New Roman" w:cs="Times New Roman" w:eastAsia="Times New Roman" w:hAnsi="Times New Roman"/>
-                <w:sz w:val="20"/>
-                <w:szCs w:val="20"/>
+                <w:sz w:val="15"/>
+                <w:szCs w:val="15"/>
+              </w:rPr>
+            </w:pPr>
+            <w:r>
+              <w:rPr>
+                <w:rFonts w:ascii="Times New Roman" w:cs="Times New Roman" w:eastAsia="Times New Roman" w:hAnsi="Times New Roman"/>
+                <w:sz w:val="15"/>
+                <w:szCs w:val="15"/>
                 <w:rtl w:val="0"/>
               </w:rPr>
               <w:t xml:space="preserve">.645</w:t>
@@ -8824,9 +8798,9 @@
             <w:shd w:fill="auto" w:val="clear"/>
             <w:tcMar>
               <w:top w:w="100.0" w:type="dxa"/>
-              <w:left w:w="100.0" w:type="dxa"/>
-              <w:bottom w:w="100.0" w:type="dxa"/>
-              <w:right w:w="100.0" w:type="dxa"/>
+              <w:left w:w="40.0" w:type="dxa"/>
+              <w:bottom w:w="100.0" w:type="dxa"/>
+              <w:right w:w="40.0" w:type="dxa"/>
             </w:tcMar>
             <w:vAlign w:val="center"/>
           </w:tcPr>
@@ -8834,15 +8808,15 @@
             <w:pPr>
               <w:rPr>
                 <w:rFonts w:ascii="Times New Roman" w:cs="Times New Roman" w:eastAsia="Times New Roman" w:hAnsi="Times New Roman"/>
-                <w:sz w:val="20"/>
-                <w:szCs w:val="20"/>
-              </w:rPr>
-            </w:pPr>
-            <w:r>
-              <w:rPr>
-                <w:rFonts w:ascii="Times New Roman" w:cs="Times New Roman" w:eastAsia="Times New Roman" w:hAnsi="Times New Roman"/>
-                <w:sz w:val="20"/>
-                <w:szCs w:val="20"/>
+                <w:sz w:val="15"/>
+                <w:szCs w:val="15"/>
+              </w:rPr>
+            </w:pPr>
+            <w:r>
+              <w:rPr>
+                <w:rFonts w:ascii="Times New Roman" w:cs="Times New Roman" w:eastAsia="Times New Roman" w:hAnsi="Times New Roman"/>
+                <w:sz w:val="15"/>
+                <w:szCs w:val="15"/>
                 <w:rtl w:val="0"/>
               </w:rPr>
               <w:t xml:space="preserve">.300</w:t>
@@ -8854,9 +8828,9 @@
             <w:shd w:fill="auto" w:val="clear"/>
             <w:tcMar>
               <w:top w:w="100.0" w:type="dxa"/>
-              <w:left w:w="100.0" w:type="dxa"/>
-              <w:bottom w:w="100.0" w:type="dxa"/>
-              <w:right w:w="100.0" w:type="dxa"/>
+              <w:left w:w="40.0" w:type="dxa"/>
+              <w:bottom w:w="100.0" w:type="dxa"/>
+              <w:right w:w="40.0" w:type="dxa"/>
             </w:tcMar>
             <w:vAlign w:val="center"/>
           </w:tcPr>
@@ -8864,15 +8838,15 @@
             <w:pPr>
               <w:rPr>
                 <w:rFonts w:ascii="Times New Roman" w:cs="Times New Roman" w:eastAsia="Times New Roman" w:hAnsi="Times New Roman"/>
-                <w:sz w:val="20"/>
-                <w:szCs w:val="20"/>
-              </w:rPr>
-            </w:pPr>
-            <w:r>
-              <w:rPr>
-                <w:rFonts w:ascii="Times New Roman" w:cs="Times New Roman" w:eastAsia="Times New Roman" w:hAnsi="Times New Roman"/>
-                <w:sz w:val="20"/>
-                <w:szCs w:val="20"/>
+                <w:sz w:val="15"/>
+                <w:szCs w:val="15"/>
+              </w:rPr>
+            </w:pPr>
+            <w:r>
+              <w:rPr>
+                <w:rFonts w:ascii="Times New Roman" w:cs="Times New Roman" w:eastAsia="Times New Roman" w:hAnsi="Times New Roman"/>
+                <w:sz w:val="15"/>
+                <w:szCs w:val="15"/>
                 <w:rtl w:val="0"/>
               </w:rPr>
               <w:t xml:space="preserve">.643</w:t>
@@ -8892,9 +8866,9 @@
             <w:shd w:fill="auto" w:val="clear"/>
             <w:tcMar>
               <w:top w:w="100.0" w:type="dxa"/>
-              <w:left w:w="100.0" w:type="dxa"/>
-              <w:bottom w:w="100.0" w:type="dxa"/>
-              <w:right w:w="100.0" w:type="dxa"/>
+              <w:left w:w="40.0" w:type="dxa"/>
+              <w:bottom w:w="100.0" w:type="dxa"/>
+              <w:right w:w="40.0" w:type="dxa"/>
             </w:tcMar>
             <w:vAlign w:val="center"/>
           </w:tcPr>
@@ -8902,15 +8876,15 @@
             <w:pPr>
               <w:rPr>
                 <w:rFonts w:ascii="Times New Roman" w:cs="Times New Roman" w:eastAsia="Times New Roman" w:hAnsi="Times New Roman"/>
-                <w:sz w:val="20"/>
-                <w:szCs w:val="20"/>
-              </w:rPr>
-            </w:pPr>
-            <w:r>
-              <w:rPr>
-                <w:rFonts w:ascii="Times New Roman" w:cs="Times New Roman" w:eastAsia="Times New Roman" w:hAnsi="Times New Roman"/>
-                <w:sz w:val="20"/>
-                <w:szCs w:val="20"/>
+                <w:sz w:val="15"/>
+                <w:szCs w:val="15"/>
+              </w:rPr>
+            </w:pPr>
+            <w:r>
+              <w:rPr>
+                <w:rFonts w:ascii="Times New Roman" w:cs="Times New Roman" w:eastAsia="Times New Roman" w:hAnsi="Times New Roman"/>
+                <w:sz w:val="15"/>
+                <w:szCs w:val="15"/>
                 <w:rtl w:val="0"/>
               </w:rPr>
               <w:t xml:space="preserve">Claude Sonnet 4</w:t>
@@ -8922,9 +8896,9 @@
             <w:shd w:fill="auto" w:val="clear"/>
             <w:tcMar>
               <w:top w:w="100.0" w:type="dxa"/>
-              <w:left w:w="100.0" w:type="dxa"/>
-              <w:bottom w:w="100.0" w:type="dxa"/>
-              <w:right w:w="100.0" w:type="dxa"/>
+              <w:left w:w="40.0" w:type="dxa"/>
+              <w:bottom w:w="100.0" w:type="dxa"/>
+              <w:right w:w="40.0" w:type="dxa"/>
             </w:tcMar>
             <w:vAlign w:val="center"/>
           </w:tcPr>
@@ -8932,15 +8906,15 @@
             <w:pPr>
               <w:rPr>
                 <w:rFonts w:ascii="Times New Roman" w:cs="Times New Roman" w:eastAsia="Times New Roman" w:hAnsi="Times New Roman"/>
-                <w:sz w:val="20"/>
-                <w:szCs w:val="20"/>
-              </w:rPr>
-            </w:pPr>
-            <w:r>
-              <w:rPr>
-                <w:rFonts w:ascii="Times New Roman" w:cs="Times New Roman" w:eastAsia="Times New Roman" w:hAnsi="Times New Roman"/>
-                <w:sz w:val="20"/>
-                <w:szCs w:val="20"/>
+                <w:sz w:val="15"/>
+                <w:szCs w:val="15"/>
+              </w:rPr>
+            </w:pPr>
+            <w:r>
+              <w:rPr>
+                <w:rFonts w:ascii="Times New Roman" w:cs="Times New Roman" w:eastAsia="Times New Roman" w:hAnsi="Times New Roman"/>
+                <w:sz w:val="15"/>
+                <w:szCs w:val="15"/>
                 <w:rtl w:val="0"/>
               </w:rPr>
               <w:t xml:space="preserve">A (No Ref)</w:t>
@@ -8952,9 +8926,9 @@
             <w:shd w:fill="auto" w:val="clear"/>
             <w:tcMar>
               <w:top w:w="100.0" w:type="dxa"/>
-              <w:left w:w="100.0" w:type="dxa"/>
-              <w:bottom w:w="100.0" w:type="dxa"/>
-              <w:right w:w="100.0" w:type="dxa"/>
+              <w:left w:w="40.0" w:type="dxa"/>
+              <w:bottom w:w="100.0" w:type="dxa"/>
+              <w:right w:w="40.0" w:type="dxa"/>
             </w:tcMar>
             <w:vAlign w:val="center"/>
           </w:tcPr>
@@ -8962,15 +8936,15 @@
             <w:pPr>
               <w:rPr>
                 <w:rFonts w:ascii="Times New Roman" w:cs="Times New Roman" w:eastAsia="Times New Roman" w:hAnsi="Times New Roman"/>
-                <w:sz w:val="20"/>
-                <w:szCs w:val="20"/>
-              </w:rPr>
-            </w:pPr>
-            <w:r>
-              <w:rPr>
-                <w:rFonts w:ascii="Times New Roman" w:cs="Times New Roman" w:eastAsia="Times New Roman" w:hAnsi="Times New Roman"/>
-                <w:sz w:val="20"/>
-                <w:szCs w:val="20"/>
+                <w:sz w:val="15"/>
+                <w:szCs w:val="15"/>
+              </w:rPr>
+            </w:pPr>
+            <w:r>
+              <w:rPr>
+                <w:rFonts w:ascii="Times New Roman" w:cs="Times New Roman" w:eastAsia="Times New Roman" w:hAnsi="Times New Roman"/>
+                <w:sz w:val="15"/>
+                <w:szCs w:val="15"/>
                 <w:rtl w:val="0"/>
               </w:rPr>
               <w:t xml:space="preserve">875</w:t>
@@ -8982,9 +8956,9 @@
             <w:shd w:fill="auto" w:val="clear"/>
             <w:tcMar>
               <w:top w:w="100.0" w:type="dxa"/>
-              <w:left w:w="100.0" w:type="dxa"/>
-              <w:bottom w:w="100.0" w:type="dxa"/>
-              <w:right w:w="100.0" w:type="dxa"/>
+              <w:left w:w="40.0" w:type="dxa"/>
+              <w:bottom w:w="100.0" w:type="dxa"/>
+              <w:right w:w="40.0" w:type="dxa"/>
             </w:tcMar>
             <w:vAlign w:val="center"/>
           </w:tcPr>
@@ -8992,15 +8966,15 @@
             <w:pPr>
               <w:rPr>
                 <w:rFonts w:ascii="Times New Roman" w:cs="Times New Roman" w:eastAsia="Times New Roman" w:hAnsi="Times New Roman"/>
-                <w:sz w:val="20"/>
-                <w:szCs w:val="20"/>
-              </w:rPr>
-            </w:pPr>
-            <w:r>
-              <w:rPr>
-                <w:rFonts w:ascii="Times New Roman" w:cs="Times New Roman" w:eastAsia="Times New Roman" w:hAnsi="Times New Roman"/>
-                <w:sz w:val="20"/>
-                <w:szCs w:val="20"/>
+                <w:sz w:val="15"/>
+                <w:szCs w:val="15"/>
+              </w:rPr>
+            </w:pPr>
+            <w:r>
+              <w:rPr>
+                <w:rFonts w:ascii="Times New Roman" w:cs="Times New Roman" w:eastAsia="Times New Roman" w:hAnsi="Times New Roman"/>
+                <w:sz w:val="15"/>
+                <w:szCs w:val="15"/>
                 <w:rtl w:val="0"/>
               </w:rPr>
               <w:t xml:space="preserve">.774 [.746,.802]</w:t>
@@ -9012,9 +8986,9 @@
             <w:shd w:fill="auto" w:val="clear"/>
             <w:tcMar>
               <w:top w:w="100.0" w:type="dxa"/>
-              <w:left w:w="100.0" w:type="dxa"/>
-              <w:bottom w:w="100.0" w:type="dxa"/>
-              <w:right w:w="100.0" w:type="dxa"/>
+              <w:left w:w="40.0" w:type="dxa"/>
+              <w:bottom w:w="100.0" w:type="dxa"/>
+              <w:right w:w="40.0" w:type="dxa"/>
             </w:tcMar>
             <w:vAlign w:val="center"/>
           </w:tcPr>
@@ -9022,15 +8996,15 @@
             <w:pPr>
               <w:rPr>
                 <w:rFonts w:ascii="Times New Roman" w:cs="Times New Roman" w:eastAsia="Times New Roman" w:hAnsi="Times New Roman"/>
-                <w:sz w:val="20"/>
-                <w:szCs w:val="20"/>
-              </w:rPr>
-            </w:pPr>
-            <w:r>
-              <w:rPr>
-                <w:rFonts w:ascii="Times New Roman" w:cs="Times New Roman" w:eastAsia="Times New Roman" w:hAnsi="Times New Roman"/>
-                <w:sz w:val="20"/>
-                <w:szCs w:val="20"/>
+                <w:sz w:val="15"/>
+                <w:szCs w:val="15"/>
+              </w:rPr>
+            </w:pPr>
+            <w:r>
+              <w:rPr>
+                <w:rFonts w:ascii="Times New Roman" w:cs="Times New Roman" w:eastAsia="Times New Roman" w:hAnsi="Times New Roman"/>
+                <w:sz w:val="15"/>
+                <w:szCs w:val="15"/>
                 <w:rtl w:val="0"/>
               </w:rPr>
               <w:t xml:space="preserve">.468 [.404,.527]</w:t>
@@ -9042,9 +9016,9 @@
             <w:shd w:fill="auto" w:val="clear"/>
             <w:tcMar>
               <w:top w:w="100.0" w:type="dxa"/>
-              <w:left w:w="100.0" w:type="dxa"/>
-              <w:bottom w:w="100.0" w:type="dxa"/>
-              <w:right w:w="100.0" w:type="dxa"/>
+              <w:left w:w="40.0" w:type="dxa"/>
+              <w:bottom w:w="100.0" w:type="dxa"/>
+              <w:right w:w="40.0" w:type="dxa"/>
             </w:tcMar>
             <w:vAlign w:val="center"/>
           </w:tcPr>
@@ -9052,15 +9026,15 @@
             <w:pPr>
               <w:rPr>
                 <w:rFonts w:ascii="Times New Roman" w:cs="Times New Roman" w:eastAsia="Times New Roman" w:hAnsi="Times New Roman"/>
-                <w:sz w:val="20"/>
-                <w:szCs w:val="20"/>
-              </w:rPr>
-            </w:pPr>
-            <w:r>
-              <w:rPr>
-                <w:rFonts w:ascii="Times New Roman" w:cs="Times New Roman" w:eastAsia="Times New Roman" w:hAnsi="Times New Roman"/>
-                <w:sz w:val="20"/>
-                <w:szCs w:val="20"/>
+                <w:sz w:val="15"/>
+                <w:szCs w:val="15"/>
+              </w:rPr>
+            </w:pPr>
+            <w:r>
+              <w:rPr>
+                <w:rFonts w:ascii="Times New Roman" w:cs="Times New Roman" w:eastAsia="Times New Roman" w:hAnsi="Times New Roman"/>
+                <w:sz w:val="15"/>
+                <w:szCs w:val="15"/>
                 <w:rtl w:val="0"/>
               </w:rPr>
               <w:t xml:space="preserve">.701</w:t>
@@ -9072,9 +9046,9 @@
             <w:shd w:fill="auto" w:val="clear"/>
             <w:tcMar>
               <w:top w:w="100.0" w:type="dxa"/>
-              <w:left w:w="100.0" w:type="dxa"/>
-              <w:bottom w:w="100.0" w:type="dxa"/>
-              <w:right w:w="100.0" w:type="dxa"/>
+              <w:left w:w="40.0" w:type="dxa"/>
+              <w:bottom w:w="100.0" w:type="dxa"/>
+              <w:right w:w="40.0" w:type="dxa"/>
             </w:tcMar>
             <w:vAlign w:val="center"/>
           </w:tcPr>
@@ -9082,15 +9056,15 @@
             <w:pPr>
               <w:rPr>
                 <w:rFonts w:ascii="Times New Roman" w:cs="Times New Roman" w:eastAsia="Times New Roman" w:hAnsi="Times New Roman"/>
-                <w:sz w:val="20"/>
-                <w:szCs w:val="20"/>
-              </w:rPr>
-            </w:pPr>
-            <w:r>
-              <w:rPr>
-                <w:rFonts w:ascii="Times New Roman" w:cs="Times New Roman" w:eastAsia="Times New Roman" w:hAnsi="Times New Roman"/>
-                <w:sz w:val="20"/>
-                <w:szCs w:val="20"/>
+                <w:sz w:val="15"/>
+                <w:szCs w:val="15"/>
+              </w:rPr>
+            </w:pPr>
+            <w:r>
+              <w:rPr>
+                <w:rFonts w:ascii="Times New Roman" w:cs="Times New Roman" w:eastAsia="Times New Roman" w:hAnsi="Times New Roman"/>
+                <w:sz w:val="15"/>
+                <w:szCs w:val="15"/>
                 <w:rtl w:val="0"/>
               </w:rPr>
               <w:t xml:space="preserve">.387</w:t>
@@ -9102,9 +9076,9 @@
             <w:shd w:fill="auto" w:val="clear"/>
             <w:tcMar>
               <w:top w:w="100.0" w:type="dxa"/>
-              <w:left w:w="100.0" w:type="dxa"/>
-              <w:bottom w:w="100.0" w:type="dxa"/>
-              <w:right w:w="100.0" w:type="dxa"/>
+              <w:left w:w="40.0" w:type="dxa"/>
+              <w:bottom w:w="100.0" w:type="dxa"/>
+              <w:right w:w="40.0" w:type="dxa"/>
             </w:tcMar>
             <w:vAlign w:val="center"/>
           </w:tcPr>
@@ -9112,15 +9086,15 @@
             <w:pPr>
               <w:rPr>
                 <w:rFonts w:ascii="Times New Roman" w:cs="Times New Roman" w:eastAsia="Times New Roman" w:hAnsi="Times New Roman"/>
-                <w:sz w:val="20"/>
-                <w:szCs w:val="20"/>
-              </w:rPr>
-            </w:pPr>
-            <w:r>
-              <w:rPr>
-                <w:rFonts w:ascii="Times New Roman" w:cs="Times New Roman" w:eastAsia="Times New Roman" w:hAnsi="Times New Roman"/>
-                <w:sz w:val="20"/>
-                <w:szCs w:val="20"/>
+                <w:sz w:val="15"/>
+                <w:szCs w:val="15"/>
+              </w:rPr>
+            </w:pPr>
+            <w:r>
+              <w:rPr>
+                <w:rFonts w:ascii="Times New Roman" w:cs="Times New Roman" w:eastAsia="Times New Roman" w:hAnsi="Times New Roman"/>
+                <w:sz w:val="15"/>
+                <w:szCs w:val="15"/>
                 <w:rtl w:val="0"/>
               </w:rPr>
               <w:t xml:space="preserve">.592</w:t>
@@ -9140,9 +9114,9 @@
             <w:shd w:fill="auto" w:val="clear"/>
             <w:tcMar>
               <w:top w:w="100.0" w:type="dxa"/>
-              <w:left w:w="100.0" w:type="dxa"/>
-              <w:bottom w:w="100.0" w:type="dxa"/>
-              <w:right w:w="100.0" w:type="dxa"/>
+              <w:left w:w="40.0" w:type="dxa"/>
+              <w:bottom w:w="100.0" w:type="dxa"/>
+              <w:right w:w="40.0" w:type="dxa"/>
             </w:tcMar>
             <w:vAlign w:val="center"/>
           </w:tcPr>
@@ -9153,25 +9127,25 @@
               <w:jc w:val="both"/>
               <w:rPr>
                 <w:rFonts w:ascii="Times New Roman" w:cs="Times New Roman" w:eastAsia="Times New Roman" w:hAnsi="Times New Roman"/>
-                <w:sz w:val="20"/>
-                <w:szCs w:val="20"/>
-              </w:rPr>
-            </w:pPr>
-            <w:r>
-              <w:rPr>
-                <w:rtl w:val="0"/>
-              </w:rPr>
-            </w:r>
-          </w:p>
-        </w:tc>
-        <w:tc>
-          <w:tcPr>
-            <w:shd w:fill="auto" w:val="clear"/>
-            <w:tcMar>
-              <w:top w:w="100.0" w:type="dxa"/>
-              <w:left w:w="100.0" w:type="dxa"/>
-              <w:bottom w:w="100.0" w:type="dxa"/>
-              <w:right w:w="100.0" w:type="dxa"/>
+                <w:sz w:val="15"/>
+                <w:szCs w:val="15"/>
+              </w:rPr>
+            </w:pPr>
+            <w:r>
+              <w:rPr>
+                <w:rtl w:val="0"/>
+              </w:rPr>
+            </w:r>
+          </w:p>
+        </w:tc>
+        <w:tc>
+          <w:tcPr>
+            <w:shd w:fill="auto" w:val="clear"/>
+            <w:tcMar>
+              <w:top w:w="100.0" w:type="dxa"/>
+              <w:left w:w="40.0" w:type="dxa"/>
+              <w:bottom w:w="100.0" w:type="dxa"/>
+              <w:right w:w="40.0" w:type="dxa"/>
             </w:tcMar>
             <w:vAlign w:val="center"/>
           </w:tcPr>
@@ -9179,8 +9153,8 @@
             <w:pPr>
               <w:rPr>
                 <w:rFonts w:ascii="Times New Roman" w:cs="Times New Roman" w:eastAsia="Times New Roman" w:hAnsi="Times New Roman"/>
-                <w:sz w:val="20"/>
-                <w:szCs w:val="20"/>
+                <w:sz w:val="15"/>
+                <w:szCs w:val="15"/>
               </w:rPr>
             </w:pPr>
             <w:r>
@@ -9188,8 +9162,8 @@
                 <w:rFonts w:ascii="Times New Roman" w:cs="Times New Roman" w:eastAsia="Times New Roman" w:hAnsi="Times New Roman"/>
                 <w:b w:val="1"/>
                 <w:bCs w:val="1"/>
-                <w:sz w:val="20"/>
-                <w:szCs w:val="20"/>
+                <w:sz w:val="15"/>
+                <w:szCs w:val="15"/>
                 <w:rtl w:val="0"/>
               </w:rPr>
               <w:t xml:space="preserve">B (Text)</w:t>
@@ -9206,9 +9180,9 @@
             <w:shd w:fill="auto" w:val="clear"/>
             <w:tcMar>
               <w:top w:w="100.0" w:type="dxa"/>
-              <w:left w:w="100.0" w:type="dxa"/>
-              <w:bottom w:w="100.0" w:type="dxa"/>
-              <w:right w:w="100.0" w:type="dxa"/>
+              <w:left w:w="40.0" w:type="dxa"/>
+              <w:bottom w:w="100.0" w:type="dxa"/>
+              <w:right w:w="40.0" w:type="dxa"/>
             </w:tcMar>
             <w:vAlign w:val="center"/>
           </w:tcPr>
@@ -9216,15 +9190,15 @@
             <w:pPr>
               <w:rPr>
                 <w:rFonts w:ascii="Times New Roman" w:cs="Times New Roman" w:eastAsia="Times New Roman" w:hAnsi="Times New Roman"/>
-                <w:sz w:val="20"/>
-                <w:szCs w:val="20"/>
-              </w:rPr>
-            </w:pPr>
-            <w:r>
-              <w:rPr>
-                <w:rFonts w:ascii="Times New Roman" w:cs="Times New Roman" w:eastAsia="Times New Roman" w:hAnsi="Times New Roman"/>
-                <w:sz w:val="20"/>
-                <w:szCs w:val="20"/>
+                <w:sz w:val="15"/>
+                <w:szCs w:val="15"/>
+              </w:rPr>
+            </w:pPr>
+            <w:r>
+              <w:rPr>
+                <w:rFonts w:ascii="Times New Roman" w:cs="Times New Roman" w:eastAsia="Times New Roman" w:hAnsi="Times New Roman"/>
+                <w:sz w:val="15"/>
+                <w:szCs w:val="15"/>
                 <w:rtl w:val="0"/>
               </w:rPr>
               <w:t xml:space="preserve">895</w:t>
@@ -9236,9 +9210,9 @@
             <w:shd w:fill="auto" w:val="clear"/>
             <w:tcMar>
               <w:top w:w="100.0" w:type="dxa"/>
-              <w:left w:w="100.0" w:type="dxa"/>
-              <w:bottom w:w="100.0" w:type="dxa"/>
-              <w:right w:w="100.0" w:type="dxa"/>
+              <w:left w:w="40.0" w:type="dxa"/>
+              <w:bottom w:w="100.0" w:type="dxa"/>
+              <w:right w:w="40.0" w:type="dxa"/>
             </w:tcMar>
             <w:vAlign w:val="center"/>
           </w:tcPr>
@@ -9246,8 +9220,8 @@
             <w:pPr>
               <w:rPr>
                 <w:rFonts w:ascii="Times New Roman" w:cs="Times New Roman" w:eastAsia="Times New Roman" w:hAnsi="Times New Roman"/>
-                <w:sz w:val="20"/>
-                <w:szCs w:val="20"/>
+                <w:sz w:val="15"/>
+                <w:szCs w:val="15"/>
               </w:rPr>
             </w:pPr>
             <w:r>
@@ -9255,8 +9229,8 @@
                 <w:rFonts w:ascii="Times New Roman" w:cs="Times New Roman" w:eastAsia="Times New Roman" w:hAnsi="Times New Roman"/>
                 <w:b w:val="1"/>
                 <w:bCs w:val="1"/>
-                <w:sz w:val="20"/>
-                <w:szCs w:val="20"/>
+                <w:sz w:val="15"/>
+                <w:szCs w:val="15"/>
                 <w:rtl w:val="0"/>
               </w:rPr>
               <w:t xml:space="preserve">.867 [.845,.889]</w:t>
@@ -9264,8 +9238,8 @@
             <w:r>
               <w:rPr>
                 <w:rFonts w:ascii="Times New Roman" w:cs="Times New Roman" w:eastAsia="Times New Roman" w:hAnsi="Times New Roman"/>
-                <w:sz w:val="20"/>
-                <w:szCs w:val="20"/>
+                <w:sz w:val="15"/>
+                <w:szCs w:val="15"/>
                 <w:rtl w:val="0"/>
               </w:rPr>
               <w:t xml:space="preserve"/>
@@ -9277,9 +9251,9 @@
             <w:shd w:fill="auto" w:val="clear"/>
             <w:tcMar>
               <w:top w:w="100.0" w:type="dxa"/>
-              <w:left w:w="100.0" w:type="dxa"/>
-              <w:bottom w:w="100.0" w:type="dxa"/>
-              <w:right w:w="100.0" w:type="dxa"/>
+              <w:left w:w="40.0" w:type="dxa"/>
+              <w:bottom w:w="100.0" w:type="dxa"/>
+              <w:right w:w="40.0" w:type="dxa"/>
             </w:tcMar>
             <w:vAlign w:val="center"/>
           </w:tcPr>
@@ -9287,8 +9261,8 @@
             <w:pPr>
               <w:rPr>
                 <w:rFonts w:ascii="Times New Roman" w:cs="Times New Roman" w:eastAsia="Times New Roman" w:hAnsi="Times New Roman"/>
-                <w:sz w:val="20"/>
-                <w:szCs w:val="20"/>
+                <w:sz w:val="15"/>
+                <w:szCs w:val="15"/>
               </w:rPr>
             </w:pPr>
             <w:r>
@@ -9296,8 +9270,8 @@
                 <w:rFonts w:ascii="Times New Roman" w:cs="Times New Roman" w:eastAsia="Times New Roman" w:hAnsi="Times New Roman"/>
                 <w:b w:val="1"/>
                 <w:bCs w:val="1"/>
-                <w:sz w:val="20"/>
-                <w:szCs w:val="20"/>
+                <w:sz w:val="15"/>
+                <w:szCs w:val="15"/>
                 <w:rtl w:val="0"/>
               </w:rPr>
               <w:t xml:space="preserve">.627 [.562,.688]</w:t>
@@ -9305,8 +9279,8 @@
             <w:r>
               <w:rPr>
                 <w:rFonts w:ascii="Times New Roman" w:cs="Times New Roman" w:eastAsia="Times New Roman" w:hAnsi="Times New Roman"/>
-                <w:sz w:val="20"/>
-                <w:szCs w:val="20"/>
+                <w:sz w:val="15"/>
+                <w:szCs w:val="15"/>
                 <w:rtl w:val="0"/>
               </w:rPr>
               <w:t xml:space="preserve"/>
@@ -9318,9 +9292,9 @@
             <w:shd w:fill="auto" w:val="clear"/>
             <w:tcMar>
               <w:top w:w="100.0" w:type="dxa"/>
-              <w:left w:w="100.0" w:type="dxa"/>
-              <w:bottom w:w="100.0" w:type="dxa"/>
-              <w:right w:w="100.0" w:type="dxa"/>
+              <w:left w:w="40.0" w:type="dxa"/>
+              <w:bottom w:w="100.0" w:type="dxa"/>
+              <w:right w:w="40.0" w:type="dxa"/>
             </w:tcMar>
             <w:vAlign w:val="center"/>
           </w:tcPr>
@@ -9328,8 +9302,8 @@
             <w:pPr>
               <w:rPr>
                 <w:rFonts w:ascii="Times New Roman" w:cs="Times New Roman" w:eastAsia="Times New Roman" w:hAnsi="Times New Roman"/>
-                <w:sz w:val="20"/>
-                <w:szCs w:val="20"/>
+                <w:sz w:val="15"/>
+                <w:szCs w:val="15"/>
               </w:rPr>
             </w:pPr>
             <w:r>
@@ -9337,8 +9311,8 @@
                 <w:rFonts w:ascii="Times New Roman" w:cs="Times New Roman" w:eastAsia="Times New Roman" w:hAnsi="Times New Roman"/>
                 <w:b w:val="1"/>
                 <w:bCs w:val="1"/>
-                <w:sz w:val="20"/>
-                <w:szCs w:val="20"/>
+                <w:sz w:val="15"/>
+                <w:szCs w:val="15"/>
                 <w:rtl w:val="0"/>
               </w:rPr>
               <w:t xml:space="preserve">.792</w:t>
@@ -9355,9 +9329,9 @@
             <w:shd w:fill="auto" w:val="clear"/>
             <w:tcMar>
               <w:top w:w="100.0" w:type="dxa"/>
-              <w:left w:w="100.0" w:type="dxa"/>
-              <w:bottom w:w="100.0" w:type="dxa"/>
-              <w:right w:w="100.0" w:type="dxa"/>
+              <w:left w:w="40.0" w:type="dxa"/>
+              <w:bottom w:w="100.0" w:type="dxa"/>
+              <w:right w:w="40.0" w:type="dxa"/>
             </w:tcMar>
             <w:vAlign w:val="center"/>
           </w:tcPr>
@@ -9365,15 +9339,15 @@
             <w:pPr>
               <w:rPr>
                 <w:rFonts w:ascii="Times New Roman" w:cs="Times New Roman" w:eastAsia="Times New Roman" w:hAnsi="Times New Roman"/>
-                <w:sz w:val="20"/>
-                <w:szCs w:val="20"/>
-              </w:rPr>
-            </w:pPr>
-            <w:r>
-              <w:rPr>
-                <w:rFonts w:ascii="Times New Roman" w:cs="Times New Roman" w:eastAsia="Times New Roman" w:hAnsi="Times New Roman"/>
-                <w:sz w:val="20"/>
-                <w:szCs w:val="20"/>
+                <w:sz w:val="15"/>
+                <w:szCs w:val="15"/>
+              </w:rPr>
+            </w:pPr>
+            <w:r>
+              <w:rPr>
+                <w:rFonts w:ascii="Times New Roman" w:cs="Times New Roman" w:eastAsia="Times New Roman" w:hAnsi="Times New Roman"/>
+                <w:sz w:val="15"/>
+                <w:szCs w:val="15"/>
                 <w:rtl w:val="0"/>
               </w:rPr>
               <w:t xml:space="preserve">.581</w:t>
@@ -9385,9 +9359,9 @@
             <w:shd w:fill="auto" w:val="clear"/>
             <w:tcMar>
               <w:top w:w="100.0" w:type="dxa"/>
-              <w:left w:w="100.0" w:type="dxa"/>
-              <w:bottom w:w="100.0" w:type="dxa"/>
-              <w:right w:w="100.0" w:type="dxa"/>
+              <w:left w:w="40.0" w:type="dxa"/>
+              <w:bottom w:w="100.0" w:type="dxa"/>
+              <w:right w:w="40.0" w:type="dxa"/>
             </w:tcMar>
             <w:vAlign w:val="center"/>
           </w:tcPr>
@@ -9395,15 +9369,15 @@
             <w:pPr>
               <w:rPr>
                 <w:rFonts w:ascii="Times New Roman" w:cs="Times New Roman" w:eastAsia="Times New Roman" w:hAnsi="Times New Roman"/>
-                <w:sz w:val="20"/>
-                <w:szCs w:val="20"/>
-              </w:rPr>
-            </w:pPr>
-            <w:r>
-              <w:rPr>
-                <w:rFonts w:ascii="Times New Roman" w:cs="Times New Roman" w:eastAsia="Times New Roman" w:hAnsi="Times New Roman"/>
-                <w:sz w:val="20"/>
-                <w:szCs w:val="20"/>
+                <w:sz w:val="15"/>
+                <w:szCs w:val="15"/>
+              </w:rPr>
+            </w:pPr>
+            <w:r>
+              <w:rPr>
+                <w:rFonts w:ascii="Times New Roman" w:cs="Times New Roman" w:eastAsia="Times New Roman" w:hAnsi="Times New Roman"/>
+                <w:sz w:val="15"/>
+                <w:szCs w:val="15"/>
                 <w:rtl w:val="0"/>
               </w:rPr>
               <w:t xml:space="preserve">.680</w:t>
@@ -9423,9 +9397,9 @@
             <w:shd w:fill="auto" w:val="clear"/>
             <w:tcMar>
               <w:top w:w="100.0" w:type="dxa"/>
-              <w:left w:w="100.0" w:type="dxa"/>
-              <w:bottom w:w="100.0" w:type="dxa"/>
-              <w:right w:w="100.0" w:type="dxa"/>
+              <w:left w:w="40.0" w:type="dxa"/>
+              <w:bottom w:w="100.0" w:type="dxa"/>
+              <w:right w:w="40.0" w:type="dxa"/>
             </w:tcMar>
             <w:vAlign w:val="center"/>
           </w:tcPr>
@@ -9436,25 +9410,25 @@
               <w:jc w:val="both"/>
               <w:rPr>
                 <w:rFonts w:ascii="Times New Roman" w:cs="Times New Roman" w:eastAsia="Times New Roman" w:hAnsi="Times New Roman"/>
-                <w:sz w:val="20"/>
-                <w:szCs w:val="20"/>
-              </w:rPr>
-            </w:pPr>
-            <w:r>
-              <w:rPr>
-                <w:rtl w:val="0"/>
-              </w:rPr>
-            </w:r>
-          </w:p>
-        </w:tc>
-        <w:tc>
-          <w:tcPr>
-            <w:shd w:fill="auto" w:val="clear"/>
-            <w:tcMar>
-              <w:top w:w="100.0" w:type="dxa"/>
-              <w:left w:w="100.0" w:type="dxa"/>
-              <w:bottom w:w="100.0" w:type="dxa"/>
-              <w:right w:w="100.0" w:type="dxa"/>
+                <w:sz w:val="15"/>
+                <w:szCs w:val="15"/>
+              </w:rPr>
+            </w:pPr>
+            <w:r>
+              <w:rPr>
+                <w:rtl w:val="0"/>
+              </w:rPr>
+            </w:r>
+          </w:p>
+        </w:tc>
+        <w:tc>
+          <w:tcPr>
+            <w:shd w:fill="auto" w:val="clear"/>
+            <w:tcMar>
+              <w:top w:w="100.0" w:type="dxa"/>
+              <w:left w:w="40.0" w:type="dxa"/>
+              <w:bottom w:w="100.0" w:type="dxa"/>
+              <w:right w:w="40.0" w:type="dxa"/>
             </w:tcMar>
             <w:vAlign w:val="center"/>
           </w:tcPr>
@@ -9462,15 +9436,15 @@
             <w:pPr>
               <w:rPr>
                 <w:rFonts w:ascii="Times New Roman" w:cs="Times New Roman" w:eastAsia="Times New Roman" w:hAnsi="Times New Roman"/>
-                <w:sz w:val="20"/>
-                <w:szCs w:val="20"/>
-              </w:rPr>
-            </w:pPr>
-            <w:r>
-              <w:rPr>
-                <w:rFonts w:ascii="Times New Roman" w:cs="Times New Roman" w:eastAsia="Times New Roman" w:hAnsi="Times New Roman"/>
-                <w:sz w:val="20"/>
-                <w:szCs w:val="20"/>
+                <w:sz w:val="15"/>
+                <w:szCs w:val="15"/>
+              </w:rPr>
+            </w:pPr>
+            <w:r>
+              <w:rPr>
+                <w:rFonts w:ascii="Times New Roman" w:cs="Times New Roman" w:eastAsia="Times New Roman" w:hAnsi="Times New Roman"/>
+                <w:sz w:val="15"/>
+                <w:szCs w:val="15"/>
                 <w:rtl w:val="0"/>
               </w:rPr>
               <w:t xml:space="preserve">C (Visual)</w:t>
@@ -9482,9 +9456,9 @@
             <w:shd w:fill="auto" w:val="clear"/>
             <w:tcMar>
               <w:top w:w="100.0" w:type="dxa"/>
-              <w:left w:w="100.0" w:type="dxa"/>
-              <w:bottom w:w="100.0" w:type="dxa"/>
-              <w:right w:w="100.0" w:type="dxa"/>
+              <w:left w:w="40.0" w:type="dxa"/>
+              <w:bottom w:w="100.0" w:type="dxa"/>
+              <w:right w:w="40.0" w:type="dxa"/>
             </w:tcMar>
             <w:vAlign w:val="center"/>
           </w:tcPr>
@@ -9492,15 +9466,15 @@
             <w:pPr>
               <w:rPr>
                 <w:rFonts w:ascii="Times New Roman" w:cs="Times New Roman" w:eastAsia="Times New Roman" w:hAnsi="Times New Roman"/>
-                <w:sz w:val="20"/>
-                <w:szCs w:val="20"/>
-              </w:rPr>
-            </w:pPr>
-            <w:r>
-              <w:rPr>
-                <w:rFonts w:ascii="Times New Roman" w:cs="Times New Roman" w:eastAsia="Times New Roman" w:hAnsi="Times New Roman"/>
-                <w:sz w:val="20"/>
-                <w:szCs w:val="20"/>
+                <w:sz w:val="15"/>
+                <w:szCs w:val="15"/>
+              </w:rPr>
+            </w:pPr>
+            <w:r>
+              <w:rPr>
+                <w:rFonts w:ascii="Times New Roman" w:cs="Times New Roman" w:eastAsia="Times New Roman" w:hAnsi="Times New Roman"/>
+                <w:sz w:val="15"/>
+                <w:szCs w:val="15"/>
                 <w:rtl w:val="0"/>
               </w:rPr>
               <w:t xml:space="preserve">132</w:t>
@@ -9512,9 +9486,9 @@
             <w:shd w:fill="auto" w:val="clear"/>
             <w:tcMar>
               <w:top w:w="100.0" w:type="dxa"/>
-              <w:left w:w="100.0" w:type="dxa"/>
-              <w:bottom w:w="100.0" w:type="dxa"/>
-              <w:right w:w="100.0" w:type="dxa"/>
+              <w:left w:w="40.0" w:type="dxa"/>
+              <w:bottom w:w="100.0" w:type="dxa"/>
+              <w:right w:w="40.0" w:type="dxa"/>
             </w:tcMar>
             <w:vAlign w:val="center"/>
           </w:tcPr>
@@ -9522,15 +9496,15 @@
             <w:pPr>
               <w:rPr>
                 <w:rFonts w:ascii="Times New Roman" w:cs="Times New Roman" w:eastAsia="Times New Roman" w:hAnsi="Times New Roman"/>
-                <w:sz w:val="20"/>
-                <w:szCs w:val="20"/>
-              </w:rPr>
-            </w:pPr>
-            <w:r>
-              <w:rPr>
-                <w:rFonts w:ascii="Times New Roman" w:cs="Times New Roman" w:eastAsia="Times New Roman" w:hAnsi="Times New Roman"/>
-                <w:sz w:val="20"/>
-                <w:szCs w:val="20"/>
+                <w:sz w:val="15"/>
+                <w:szCs w:val="15"/>
+              </w:rPr>
+            </w:pPr>
+            <w:r>
+              <w:rPr>
+                <w:rFonts w:ascii="Times New Roman" w:cs="Times New Roman" w:eastAsia="Times New Roman" w:hAnsi="Times New Roman"/>
+                <w:sz w:val="15"/>
+                <w:szCs w:val="15"/>
                 <w:rtl w:val="0"/>
               </w:rPr>
               <w:t xml:space="preserve">.803 [.735,.871]</w:t>
@@ -9542,9 +9516,9 @@
             <w:shd w:fill="auto" w:val="clear"/>
             <w:tcMar>
               <w:top w:w="100.0" w:type="dxa"/>
-              <w:left w:w="100.0" w:type="dxa"/>
-              <w:bottom w:w="100.0" w:type="dxa"/>
-              <w:right w:w="100.0" w:type="dxa"/>
+              <w:left w:w="40.0" w:type="dxa"/>
+              <w:bottom w:w="100.0" w:type="dxa"/>
+              <w:right w:w="40.0" w:type="dxa"/>
             </w:tcMar>
             <w:vAlign w:val="center"/>
           </w:tcPr>
@@ -9552,15 +9526,15 @@
             <w:pPr>
               <w:rPr>
                 <w:rFonts w:ascii="Times New Roman" w:cs="Times New Roman" w:eastAsia="Times New Roman" w:hAnsi="Times New Roman"/>
-                <w:sz w:val="20"/>
-                <w:szCs w:val="20"/>
-              </w:rPr>
-            </w:pPr>
-            <w:r>
-              <w:rPr>
-                <w:rFonts w:ascii="Times New Roman" w:cs="Times New Roman" w:eastAsia="Times New Roman" w:hAnsi="Times New Roman"/>
-                <w:sz w:val="20"/>
-                <w:szCs w:val="20"/>
+                <w:sz w:val="15"/>
+                <w:szCs w:val="15"/>
+              </w:rPr>
+            </w:pPr>
+            <w:r>
+              <w:rPr>
+                <w:rFonts w:ascii="Times New Roman" w:cs="Times New Roman" w:eastAsia="Times New Roman" w:hAnsi="Times New Roman"/>
+                <w:sz w:val="15"/>
+                <w:szCs w:val="15"/>
                 <w:rtl w:val="0"/>
               </w:rPr>
               <w:t xml:space="preserve">.594 [.441,.719]</w:t>
@@ -9572,9 +9546,9 @@
             <w:shd w:fill="auto" w:val="clear"/>
             <w:tcMar>
               <w:top w:w="100.0" w:type="dxa"/>
-              <w:left w:w="100.0" w:type="dxa"/>
-              <w:bottom w:w="100.0" w:type="dxa"/>
-              <w:right w:w="100.0" w:type="dxa"/>
+              <w:left w:w="40.0" w:type="dxa"/>
+              <w:bottom w:w="100.0" w:type="dxa"/>
+              <w:right w:w="40.0" w:type="dxa"/>
             </w:tcMar>
             <w:vAlign w:val="center"/>
           </w:tcPr>
@@ -9582,15 +9556,15 @@
             <w:pPr>
               <w:rPr>
                 <w:rFonts w:ascii="Times New Roman" w:cs="Times New Roman" w:eastAsia="Times New Roman" w:hAnsi="Times New Roman"/>
-                <w:sz w:val="20"/>
-                <w:szCs w:val="20"/>
-              </w:rPr>
-            </w:pPr>
-            <w:r>
-              <w:rPr>
-                <w:rFonts w:ascii="Times New Roman" w:cs="Times New Roman" w:eastAsia="Times New Roman" w:hAnsi="Times New Roman"/>
-                <w:sz w:val="20"/>
-                <w:szCs w:val="20"/>
+                <w:sz w:val="15"/>
+                <w:szCs w:val="15"/>
+              </w:rPr>
+            </w:pPr>
+            <w:r>
+              <w:rPr>
+                <w:rFonts w:ascii="Times New Roman" w:cs="Times New Roman" w:eastAsia="Times New Roman" w:hAnsi="Times New Roman"/>
+                <w:sz w:val="15"/>
+                <w:szCs w:val="15"/>
                 <w:rtl w:val="0"/>
               </w:rPr>
               <w:t xml:space="preserve">.787</w:t>
@@ -9602,9 +9576,9 @@
             <w:shd w:fill="auto" w:val="clear"/>
             <w:tcMar>
               <w:top w:w="100.0" w:type="dxa"/>
-              <w:left w:w="100.0" w:type="dxa"/>
-              <w:bottom w:w="100.0" w:type="dxa"/>
-              <w:right w:w="100.0" w:type="dxa"/>
+              <w:left w:w="40.0" w:type="dxa"/>
+              <w:bottom w:w="100.0" w:type="dxa"/>
+              <w:right w:w="40.0" w:type="dxa"/>
             </w:tcMar>
             <w:vAlign w:val="center"/>
           </w:tcPr>
@@ -9612,15 +9586,15 @@
             <w:pPr>
               <w:rPr>
                 <w:rFonts w:ascii="Times New Roman" w:cs="Times New Roman" w:eastAsia="Times New Roman" w:hAnsi="Times New Roman"/>
-                <w:sz w:val="20"/>
-                <w:szCs w:val="20"/>
-              </w:rPr>
-            </w:pPr>
-            <w:r>
-              <w:rPr>
-                <w:rFonts w:ascii="Times New Roman" w:cs="Times New Roman" w:eastAsia="Times New Roman" w:hAnsi="Times New Roman"/>
-                <w:sz w:val="20"/>
-                <w:szCs w:val="20"/>
+                <w:sz w:val="15"/>
+                <w:szCs w:val="15"/>
+              </w:rPr>
+            </w:pPr>
+            <w:r>
+              <w:rPr>
+                <w:rFonts w:ascii="Times New Roman" w:cs="Times New Roman" w:eastAsia="Times New Roman" w:hAnsi="Times New Roman"/>
+                <w:sz w:val="15"/>
+                <w:szCs w:val="15"/>
                 <w:rtl w:val="0"/>
               </w:rPr>
               <w:t xml:space="preserve">.487</w:t>
@@ -9632,9 +9606,9 @@
             <w:shd w:fill="auto" w:val="clear"/>
             <w:tcMar>
               <w:top w:w="100.0" w:type="dxa"/>
-              <w:left w:w="100.0" w:type="dxa"/>
-              <w:bottom w:w="100.0" w:type="dxa"/>
-              <w:right w:w="100.0" w:type="dxa"/>
+              <w:left w:w="40.0" w:type="dxa"/>
+              <w:bottom w:w="100.0" w:type="dxa"/>
+              <w:right w:w="40.0" w:type="dxa"/>
             </w:tcMar>
             <w:vAlign w:val="center"/>
           </w:tcPr>
@@ -9642,15 +9616,15 @@
             <w:pPr>
               <w:rPr>
                 <w:rFonts w:ascii="Times New Roman" w:cs="Times New Roman" w:eastAsia="Times New Roman" w:hAnsi="Times New Roman"/>
-                <w:sz w:val="20"/>
-                <w:szCs w:val="20"/>
-              </w:rPr>
-            </w:pPr>
-            <w:r>
-              <w:rPr>
-                <w:rFonts w:ascii="Times New Roman" w:cs="Times New Roman" w:eastAsia="Times New Roman" w:hAnsi="Times New Roman"/>
-                <w:sz w:val="20"/>
-                <w:szCs w:val="20"/>
+                <w:sz w:val="15"/>
+                <w:szCs w:val="15"/>
+              </w:rPr>
+            </w:pPr>
+            <w:r>
+              <w:rPr>
+                <w:rFonts w:ascii="Times New Roman" w:cs="Times New Roman" w:eastAsia="Times New Roman" w:hAnsi="Times New Roman"/>
+                <w:sz w:val="15"/>
+                <w:szCs w:val="15"/>
                 <w:rtl w:val="0"/>
               </w:rPr>
               <w:t xml:space="preserve">.760</w:t>
@@ -9670,9 +9644,9 @@
             <w:shd w:fill="auto" w:val="clear"/>
             <w:tcMar>
               <w:top w:w="100.0" w:type="dxa"/>
-              <w:left w:w="100.0" w:type="dxa"/>
-              <w:bottom w:w="100.0" w:type="dxa"/>
-              <w:right w:w="100.0" w:type="dxa"/>
+              <w:left w:w="40.0" w:type="dxa"/>
+              <w:bottom w:w="100.0" w:type="dxa"/>
+              <w:right w:w="40.0" w:type="dxa"/>
             </w:tcMar>
             <w:vAlign w:val="center"/>
           </w:tcPr>
@@ -9683,25 +9657,25 @@
               <w:jc w:val="both"/>
               <w:rPr>
                 <w:rFonts w:ascii="Times New Roman" w:cs="Times New Roman" w:eastAsia="Times New Roman" w:hAnsi="Times New Roman"/>
-                <w:sz w:val="20"/>
-                <w:szCs w:val="20"/>
-              </w:rPr>
-            </w:pPr>
-            <w:r>
-              <w:rPr>
-                <w:rtl w:val="0"/>
-              </w:rPr>
-            </w:r>
-          </w:p>
-        </w:tc>
-        <w:tc>
-          <w:tcPr>
-            <w:shd w:fill="auto" w:val="clear"/>
-            <w:tcMar>
-              <w:top w:w="100.0" w:type="dxa"/>
-              <w:left w:w="100.0" w:type="dxa"/>
-              <w:bottom w:w="100.0" w:type="dxa"/>
-              <w:right w:w="100.0" w:type="dxa"/>
+                <w:sz w:val="15"/>
+                <w:szCs w:val="15"/>
+              </w:rPr>
+            </w:pPr>
+            <w:r>
+              <w:rPr>
+                <w:rtl w:val="0"/>
+              </w:rPr>
+            </w:r>
+          </w:p>
+        </w:tc>
+        <w:tc>
+          <w:tcPr>
+            <w:shd w:fill="auto" w:val="clear"/>
+            <w:tcMar>
+              <w:top w:w="100.0" w:type="dxa"/>
+              <w:left w:w="40.0" w:type="dxa"/>
+              <w:bottom w:w="100.0" w:type="dxa"/>
+              <w:right w:w="40.0" w:type="dxa"/>
             </w:tcMar>
             <w:vAlign w:val="center"/>
           </w:tcPr>
@@ -9709,15 +9683,15 @@
             <w:pPr>
               <w:rPr>
                 <w:rFonts w:ascii="Times New Roman" w:cs="Times New Roman" w:eastAsia="Times New Roman" w:hAnsi="Times New Roman"/>
-                <w:sz w:val="20"/>
-                <w:szCs w:val="20"/>
-              </w:rPr>
-            </w:pPr>
-            <w:r>
-              <w:rPr>
-                <w:rFonts w:ascii="Times New Roman" w:cs="Times New Roman" w:eastAsia="Times New Roman" w:hAnsi="Times New Roman"/>
-                <w:sz w:val="20"/>
-                <w:szCs w:val="20"/>
+                <w:sz w:val="15"/>
+                <w:szCs w:val="15"/>
+              </w:rPr>
+            </w:pPr>
+            <w:r>
+              <w:rPr>
+                <w:rFonts w:ascii="Times New Roman" w:cs="Times New Roman" w:eastAsia="Times New Roman" w:hAnsi="Times New Roman"/>
+                <w:sz w:val="15"/>
+                <w:szCs w:val="15"/>
                 <w:rtl w:val="0"/>
               </w:rPr>
               <w:t xml:space="preserve">D (Dual)</w:t>
@@ -9729,9 +9703,9 @@
             <w:shd w:fill="auto" w:val="clear"/>
             <w:tcMar>
               <w:top w:w="100.0" w:type="dxa"/>
-              <w:left w:w="100.0" w:type="dxa"/>
-              <w:bottom w:w="100.0" w:type="dxa"/>
-              <w:right w:w="100.0" w:type="dxa"/>
+              <w:left w:w="40.0" w:type="dxa"/>
+              <w:bottom w:w="100.0" w:type="dxa"/>
+              <w:right w:w="40.0" w:type="dxa"/>
             </w:tcMar>
             <w:vAlign w:val="center"/>
           </w:tcPr>
@@ -9739,15 +9713,15 @@
             <w:pPr>
               <w:rPr>
                 <w:rFonts w:ascii="Times New Roman" w:cs="Times New Roman" w:eastAsia="Times New Roman" w:hAnsi="Times New Roman"/>
-                <w:sz w:val="20"/>
-                <w:szCs w:val="20"/>
-              </w:rPr>
-            </w:pPr>
-            <w:r>
-              <w:rPr>
-                <w:rFonts w:ascii="Times New Roman" w:cs="Times New Roman" w:eastAsia="Times New Roman" w:hAnsi="Times New Roman"/>
-                <w:sz w:val="20"/>
-                <w:szCs w:val="20"/>
+                <w:sz w:val="15"/>
+                <w:szCs w:val="15"/>
+              </w:rPr>
+            </w:pPr>
+            <w:r>
+              <w:rPr>
+                <w:rFonts w:ascii="Times New Roman" w:cs="Times New Roman" w:eastAsia="Times New Roman" w:hAnsi="Times New Roman"/>
+                <w:sz w:val="15"/>
+                <w:szCs w:val="15"/>
                 <w:rtl w:val="0"/>
               </w:rPr>
               <w:t xml:space="preserve">133</w:t>
@@ -9759,9 +9733,9 @@
             <w:shd w:fill="auto" w:val="clear"/>
             <w:tcMar>
               <w:top w:w="100.0" w:type="dxa"/>
-              <w:left w:w="100.0" w:type="dxa"/>
-              <w:bottom w:w="100.0" w:type="dxa"/>
-              <w:right w:w="100.0" w:type="dxa"/>
+              <w:left w:w="40.0" w:type="dxa"/>
+              <w:bottom w:w="100.0" w:type="dxa"/>
+              <w:right w:w="40.0" w:type="dxa"/>
             </w:tcMar>
             <w:vAlign w:val="center"/>
           </w:tcPr>
@@ -9769,15 +9743,15 @@
             <w:pPr>
               <w:rPr>
                 <w:rFonts w:ascii="Times New Roman" w:cs="Times New Roman" w:eastAsia="Times New Roman" w:hAnsi="Times New Roman"/>
-                <w:sz w:val="20"/>
-                <w:szCs w:val="20"/>
-              </w:rPr>
-            </w:pPr>
-            <w:r>
-              <w:rPr>
-                <w:rFonts w:ascii="Times New Roman" w:cs="Times New Roman" w:eastAsia="Times New Roman" w:hAnsi="Times New Roman"/>
-                <w:sz w:val="20"/>
-                <w:szCs w:val="20"/>
+                <w:sz w:val="15"/>
+                <w:szCs w:val="15"/>
+              </w:rPr>
+            </w:pPr>
+            <w:r>
+              <w:rPr>
+                <w:rFonts w:ascii="Times New Roman" w:cs="Times New Roman" w:eastAsia="Times New Roman" w:hAnsi="Times New Roman"/>
+                <w:sz w:val="15"/>
+                <w:szCs w:val="15"/>
                 <w:rtl w:val="0"/>
               </w:rPr>
               <w:t xml:space="preserve">.752 [.677,.827]</w:t>
@@ -9789,9 +9763,9 @@
             <w:shd w:fill="auto" w:val="clear"/>
             <w:tcMar>
               <w:top w:w="100.0" w:type="dxa"/>
-              <w:left w:w="100.0" w:type="dxa"/>
-              <w:bottom w:w="100.0" w:type="dxa"/>
-              <w:right w:w="100.0" w:type="dxa"/>
+              <w:left w:w="40.0" w:type="dxa"/>
+              <w:bottom w:w="100.0" w:type="dxa"/>
+              <w:right w:w="40.0" w:type="dxa"/>
             </w:tcMar>
             <w:vAlign w:val="center"/>
           </w:tcPr>
@@ -9799,15 +9773,15 @@
             <w:pPr>
               <w:rPr>
                 <w:rFonts w:ascii="Times New Roman" w:cs="Times New Roman" w:eastAsia="Times New Roman" w:hAnsi="Times New Roman"/>
-                <w:sz w:val="20"/>
-                <w:szCs w:val="20"/>
-              </w:rPr>
-            </w:pPr>
-            <w:r>
-              <w:rPr>
-                <w:rFonts w:ascii="Times New Roman" w:cs="Times New Roman" w:eastAsia="Times New Roman" w:hAnsi="Times New Roman"/>
-                <w:sz w:val="20"/>
-                <w:szCs w:val="20"/>
+                <w:sz w:val="15"/>
+                <w:szCs w:val="15"/>
+              </w:rPr>
+            </w:pPr>
+            <w:r>
+              <w:rPr>
+                <w:rFonts w:ascii="Times New Roman" w:cs="Times New Roman" w:eastAsia="Times New Roman" w:hAnsi="Times New Roman"/>
+                <w:sz w:val="15"/>
+                <w:szCs w:val="15"/>
                 <w:rtl w:val="0"/>
               </w:rPr>
               <w:t xml:space="preserve">.492 [.338,.630]</w:t>
@@ -9819,9 +9793,9 @@
             <w:shd w:fill="auto" w:val="clear"/>
             <w:tcMar>
               <w:top w:w="100.0" w:type="dxa"/>
-              <w:left w:w="100.0" w:type="dxa"/>
-              <w:bottom w:w="100.0" w:type="dxa"/>
-              <w:right w:w="100.0" w:type="dxa"/>
+              <w:left w:w="40.0" w:type="dxa"/>
+              <w:bottom w:w="100.0" w:type="dxa"/>
+              <w:right w:w="40.0" w:type="dxa"/>
             </w:tcMar>
             <w:vAlign w:val="center"/>
           </w:tcPr>
@@ -9829,15 +9803,15 @@
             <w:pPr>
               <w:rPr>
                 <w:rFonts w:ascii="Times New Roman" w:cs="Times New Roman" w:eastAsia="Times New Roman" w:hAnsi="Times New Roman"/>
-                <w:sz w:val="20"/>
-                <w:szCs w:val="20"/>
-              </w:rPr>
-            </w:pPr>
-            <w:r>
-              <w:rPr>
-                <w:rFonts w:ascii="Times New Roman" w:cs="Times New Roman" w:eastAsia="Times New Roman" w:hAnsi="Times New Roman"/>
-                <w:sz w:val="20"/>
-                <w:szCs w:val="20"/>
+                <w:sz w:val="15"/>
+                <w:szCs w:val="15"/>
+              </w:rPr>
+            </w:pPr>
+            <w:r>
+              <w:rPr>
+                <w:rFonts w:ascii="Times New Roman" w:cs="Times New Roman" w:eastAsia="Times New Roman" w:hAnsi="Times New Roman"/>
+                <w:sz w:val="15"/>
+                <w:szCs w:val="15"/>
                 <w:rtl w:val="0"/>
               </w:rPr>
               <w:t xml:space="preserve">.709</w:t>
@@ -9849,9 +9823,9 @@
             <w:shd w:fill="auto" w:val="clear"/>
             <w:tcMar>
               <w:top w:w="100.0" w:type="dxa"/>
-              <w:left w:w="100.0" w:type="dxa"/>
-              <w:bottom w:w="100.0" w:type="dxa"/>
-              <w:right w:w="100.0" w:type="dxa"/>
+              <w:left w:w="40.0" w:type="dxa"/>
+              <w:bottom w:w="100.0" w:type="dxa"/>
+              <w:right w:w="40.0" w:type="dxa"/>
             </w:tcMar>
             <w:vAlign w:val="center"/>
           </w:tcPr>
@@ -9859,15 +9833,15 @@
             <w:pPr>
               <w:rPr>
                 <w:rFonts w:ascii="Times New Roman" w:cs="Times New Roman" w:eastAsia="Times New Roman" w:hAnsi="Times New Roman"/>
-                <w:sz w:val="20"/>
-                <w:szCs w:val="20"/>
-              </w:rPr>
-            </w:pPr>
-            <w:r>
-              <w:rPr>
-                <w:rFonts w:ascii="Times New Roman" w:cs="Times New Roman" w:eastAsia="Times New Roman" w:hAnsi="Times New Roman"/>
-                <w:sz w:val="20"/>
-                <w:szCs w:val="20"/>
+                <w:sz w:val="15"/>
+                <w:szCs w:val="15"/>
+              </w:rPr>
+            </w:pPr>
+            <w:r>
+              <w:rPr>
+                <w:rFonts w:ascii="Times New Roman" w:cs="Times New Roman" w:eastAsia="Times New Roman" w:hAnsi="Times New Roman"/>
+                <w:sz w:val="15"/>
+                <w:szCs w:val="15"/>
                 <w:rtl w:val="0"/>
               </w:rPr>
               <w:t xml:space="preserve">.400</w:t>
@@ -9879,9 +9853,9 @@
             <w:shd w:fill="auto" w:val="clear"/>
             <w:tcMar>
               <w:top w:w="100.0" w:type="dxa"/>
-              <w:left w:w="100.0" w:type="dxa"/>
-              <w:bottom w:w="100.0" w:type="dxa"/>
-              <w:right w:w="100.0" w:type="dxa"/>
+              <w:left w:w="40.0" w:type="dxa"/>
+              <w:bottom w:w="100.0" w:type="dxa"/>
+              <w:right w:w="40.0" w:type="dxa"/>
             </w:tcMar>
             <w:vAlign w:val="center"/>
           </w:tcPr>
@@ -9889,15 +9863,15 @@
             <w:pPr>
               <w:rPr>
                 <w:rFonts w:ascii="Times New Roman" w:cs="Times New Roman" w:eastAsia="Times New Roman" w:hAnsi="Times New Roman"/>
-                <w:sz w:val="20"/>
-                <w:szCs w:val="20"/>
-              </w:rPr>
-            </w:pPr>
-            <w:r>
-              <w:rPr>
-                <w:rFonts w:ascii="Times New Roman" w:cs="Times New Roman" w:eastAsia="Times New Roman" w:hAnsi="Times New Roman"/>
-                <w:sz w:val="20"/>
-                <w:szCs w:val="20"/>
+                <w:sz w:val="15"/>
+                <w:szCs w:val="15"/>
+              </w:rPr>
+            </w:pPr>
+            <w:r>
+              <w:rPr>
+                <w:rFonts w:ascii="Times New Roman" w:cs="Times New Roman" w:eastAsia="Times New Roman" w:hAnsi="Times New Roman"/>
+                <w:sz w:val="15"/>
+                <w:szCs w:val="15"/>
                 <w:rtl w:val="0"/>
               </w:rPr>
               <w:t xml:space="preserve">.640</w:t>
@@ -9917,9 +9891,9 @@
             <w:shd w:fill="auto" w:val="clear"/>
             <w:tcMar>
               <w:top w:w="100.0" w:type="dxa"/>
-              <w:left w:w="100.0" w:type="dxa"/>
-              <w:bottom w:w="100.0" w:type="dxa"/>
-              <w:right w:w="100.0" w:type="dxa"/>
+              <w:left w:w="40.0" w:type="dxa"/>
+              <w:bottom w:w="100.0" w:type="dxa"/>
+              <w:right w:w="40.0" w:type="dxa"/>
             </w:tcMar>
             <w:vAlign w:val="center"/>
           </w:tcPr>
@@ -9927,15 +9901,15 @@
             <w:pPr>
               <w:rPr>
                 <w:rFonts w:ascii="Times New Roman" w:cs="Times New Roman" w:eastAsia="Times New Roman" w:hAnsi="Times New Roman"/>
-                <w:sz w:val="20"/>
-                <w:szCs w:val="20"/>
-              </w:rPr>
-            </w:pPr>
-            <w:r>
-              <w:rPr>
-                <w:rFonts w:ascii="Times New Roman" w:cs="Times New Roman" w:eastAsia="Times New Roman" w:hAnsi="Times New Roman"/>
-                <w:sz w:val="20"/>
-                <w:szCs w:val="20"/>
+                <w:sz w:val="15"/>
+                <w:szCs w:val="15"/>
+              </w:rPr>
+            </w:pPr>
+            <w:r>
+              <w:rPr>
+                <w:rFonts w:ascii="Times New Roman" w:cs="Times New Roman" w:eastAsia="Times New Roman" w:hAnsi="Times New Roman"/>
+                <w:sz w:val="15"/>
+                <w:szCs w:val="15"/>
                 <w:rtl w:val="0"/>
               </w:rPr>
               <w:t xml:space="preserve">Gemini 3.6 Flash</w:t>
@@ -9947,9 +9921,9 @@
             <w:shd w:fill="auto" w:val="clear"/>
             <w:tcMar>
               <w:top w:w="100.0" w:type="dxa"/>
-              <w:left w:w="100.0" w:type="dxa"/>
-              <w:bottom w:w="100.0" w:type="dxa"/>
-              <w:right w:w="100.0" w:type="dxa"/>
+              <w:left w:w="40.0" w:type="dxa"/>
+              <w:bottom w:w="100.0" w:type="dxa"/>
+              <w:right w:w="40.0" w:type="dxa"/>
             </w:tcMar>
             <w:vAlign w:val="center"/>
           </w:tcPr>
@@ -9957,15 +9931,15 @@
             <w:pPr>
               <w:rPr>
                 <w:rFonts w:ascii="Times New Roman" w:cs="Times New Roman" w:eastAsia="Times New Roman" w:hAnsi="Times New Roman"/>
-                <w:sz w:val="20"/>
-                <w:szCs w:val="20"/>
-              </w:rPr>
-            </w:pPr>
-            <w:r>
-              <w:rPr>
-                <w:rFonts w:ascii="Times New Roman" w:cs="Times New Roman" w:eastAsia="Times New Roman" w:hAnsi="Times New Roman"/>
-                <w:sz w:val="20"/>
-                <w:szCs w:val="20"/>
+                <w:sz w:val="15"/>
+                <w:szCs w:val="15"/>
+              </w:rPr>
+            </w:pPr>
+            <w:r>
+              <w:rPr>
+                <w:rFonts w:ascii="Times New Roman" w:cs="Times New Roman" w:eastAsia="Times New Roman" w:hAnsi="Times New Roman"/>
+                <w:sz w:val="15"/>
+                <w:szCs w:val="15"/>
                 <w:rtl w:val="0"/>
               </w:rPr>
               <w:t xml:space="preserve">A (No Ref)</w:t>
@@ -9977,9 +9951,9 @@
             <w:shd w:fill="auto" w:val="clear"/>
             <w:tcMar>
               <w:top w:w="100.0" w:type="dxa"/>
-              <w:left w:w="100.0" w:type="dxa"/>
-              <w:bottom w:w="100.0" w:type="dxa"/>
-              <w:right w:w="100.0" w:type="dxa"/>
+              <w:left w:w="40.0" w:type="dxa"/>
+              <w:bottom w:w="100.0" w:type="dxa"/>
+              <w:right w:w="40.0" w:type="dxa"/>
             </w:tcMar>
             <w:vAlign w:val="center"/>
           </w:tcPr>
@@ -9987,15 +9961,15 @@
             <w:pPr>
               <w:rPr>
                 <w:rFonts w:ascii="Times New Roman" w:cs="Times New Roman" w:eastAsia="Times New Roman" w:hAnsi="Times New Roman"/>
-                <w:sz w:val="20"/>
-                <w:szCs w:val="20"/>
-              </w:rPr>
-            </w:pPr>
-            <w:r>
-              <w:rPr>
-                <w:rFonts w:ascii="Times New Roman" w:cs="Times New Roman" w:eastAsia="Times New Roman" w:hAnsi="Times New Roman"/>
-                <w:sz w:val="20"/>
-                <w:szCs w:val="20"/>
+                <w:sz w:val="15"/>
+                <w:szCs w:val="15"/>
+              </w:rPr>
+            </w:pPr>
+            <w:r>
+              <w:rPr>
+                <w:rFonts w:ascii="Times New Roman" w:cs="Times New Roman" w:eastAsia="Times New Roman" w:hAnsi="Times New Roman"/>
+                <w:sz w:val="15"/>
+                <w:szCs w:val="15"/>
                 <w:rtl w:val="0"/>
               </w:rPr>
               <w:t xml:space="preserve">909</w:t>
@@ -10007,9 +9981,9 @@
             <w:shd w:fill="auto" w:val="clear"/>
             <w:tcMar>
               <w:top w:w="100.0" w:type="dxa"/>
-              <w:left w:w="100.0" w:type="dxa"/>
-              <w:bottom w:w="100.0" w:type="dxa"/>
-              <w:right w:w="100.0" w:type="dxa"/>
+              <w:left w:w="40.0" w:type="dxa"/>
+              <w:bottom w:w="100.0" w:type="dxa"/>
+              <w:right w:w="40.0" w:type="dxa"/>
             </w:tcMar>
             <w:vAlign w:val="center"/>
           </w:tcPr>
@@ -10017,15 +9991,15 @@
             <w:pPr>
               <w:rPr>
                 <w:rFonts w:ascii="Times New Roman" w:cs="Times New Roman" w:eastAsia="Times New Roman" w:hAnsi="Times New Roman"/>
-                <w:sz w:val="20"/>
-                <w:szCs w:val="20"/>
-              </w:rPr>
-            </w:pPr>
-            <w:r>
-              <w:rPr>
-                <w:rFonts w:ascii="Times New Roman" w:cs="Times New Roman" w:eastAsia="Times New Roman" w:hAnsi="Times New Roman"/>
-                <w:sz w:val="20"/>
-                <w:szCs w:val="20"/>
+                <w:sz w:val="15"/>
+                <w:szCs w:val="15"/>
+              </w:rPr>
+            </w:pPr>
+            <w:r>
+              <w:rPr>
+                <w:rFonts w:ascii="Times New Roman" w:cs="Times New Roman" w:eastAsia="Times New Roman" w:hAnsi="Times New Roman"/>
+                <w:sz w:val="15"/>
+                <w:szCs w:val="15"/>
                 <w:rtl w:val="0"/>
               </w:rPr>
               <w:t xml:space="preserve">.779 [.754,.807]</w:t>
@@ -10037,9 +10011,9 @@
             <w:shd w:fill="auto" w:val="clear"/>
             <w:tcMar>
               <w:top w:w="100.0" w:type="dxa"/>
-              <w:left w:w="100.0" w:type="dxa"/>
-              <w:bottom w:w="100.0" w:type="dxa"/>
-              <w:right w:w="100.0" w:type="dxa"/>
+              <w:left w:w="40.0" w:type="dxa"/>
+              <w:bottom w:w="100.0" w:type="dxa"/>
+              <w:right w:w="40.0" w:type="dxa"/>
             </w:tcMar>
             <w:vAlign w:val="center"/>
           </w:tcPr>
@@ -10047,15 +10021,15 @@
             <w:pPr>
               <w:rPr>
                 <w:rFonts w:ascii="Times New Roman" w:cs="Times New Roman" w:eastAsia="Times New Roman" w:hAnsi="Times New Roman"/>
-                <w:sz w:val="20"/>
-                <w:szCs w:val="20"/>
-              </w:rPr>
-            </w:pPr>
-            <w:r>
-              <w:rPr>
-                <w:rFonts w:ascii="Times New Roman" w:cs="Times New Roman" w:eastAsia="Times New Roman" w:hAnsi="Times New Roman"/>
-                <w:sz w:val="20"/>
-                <w:szCs w:val="20"/>
+                <w:sz w:val="15"/>
+                <w:szCs w:val="15"/>
+              </w:rPr>
+            </w:pPr>
+            <w:r>
+              <w:rPr>
+                <w:rFonts w:ascii="Times New Roman" w:cs="Times New Roman" w:eastAsia="Times New Roman" w:hAnsi="Times New Roman"/>
+                <w:sz w:val="15"/>
+                <w:szCs w:val="15"/>
                 <w:rtl w:val="0"/>
               </w:rPr>
               <w:t xml:space="preserve">.501 [.440,.559]</w:t>
@@ -10067,9 +10041,9 @@
             <w:shd w:fill="auto" w:val="clear"/>
             <w:tcMar>
               <w:top w:w="100.0" w:type="dxa"/>
-              <w:left w:w="100.0" w:type="dxa"/>
-              <w:bottom w:w="100.0" w:type="dxa"/>
-              <w:right w:w="100.0" w:type="dxa"/>
+              <w:left w:w="40.0" w:type="dxa"/>
+              <w:bottom w:w="100.0" w:type="dxa"/>
+              <w:right w:w="40.0" w:type="dxa"/>
             </w:tcMar>
             <w:vAlign w:val="center"/>
           </w:tcPr>
@@ -10077,15 +10051,15 @@
             <w:pPr>
               <w:rPr>
                 <w:rFonts w:ascii="Times New Roman" w:cs="Times New Roman" w:eastAsia="Times New Roman" w:hAnsi="Times New Roman"/>
-                <w:sz w:val="20"/>
-                <w:szCs w:val="20"/>
-              </w:rPr>
-            </w:pPr>
-            <w:r>
-              <w:rPr>
-                <w:rFonts w:ascii="Times New Roman" w:cs="Times New Roman" w:eastAsia="Times New Roman" w:hAnsi="Times New Roman"/>
-                <w:sz w:val="20"/>
-                <w:szCs w:val="20"/>
+                <w:sz w:val="15"/>
+                <w:szCs w:val="15"/>
+              </w:rPr>
+            </w:pPr>
+            <w:r>
+              <w:rPr>
+                <w:rFonts w:ascii="Times New Roman" w:cs="Times New Roman" w:eastAsia="Times New Roman" w:hAnsi="Times New Roman"/>
+                <w:sz w:val="15"/>
+                <w:szCs w:val="15"/>
                 <w:rtl w:val="0"/>
               </w:rPr>
               <w:t xml:space="preserve">.737</w:t>
@@ -10097,9 +10071,9 @@
             <w:shd w:fill="auto" w:val="clear"/>
             <w:tcMar>
               <w:top w:w="100.0" w:type="dxa"/>
-              <w:left w:w="100.0" w:type="dxa"/>
-              <w:bottom w:w="100.0" w:type="dxa"/>
-              <w:right w:w="100.0" w:type="dxa"/>
+              <w:left w:w="40.0" w:type="dxa"/>
+              <w:bottom w:w="100.0" w:type="dxa"/>
+              <w:right w:w="40.0" w:type="dxa"/>
             </w:tcMar>
             <w:vAlign w:val="center"/>
           </w:tcPr>
@@ -10107,15 +10081,15 @@
             <w:pPr>
               <w:rPr>
                 <w:rFonts w:ascii="Times New Roman" w:cs="Times New Roman" w:eastAsia="Times New Roman" w:hAnsi="Times New Roman"/>
-                <w:sz w:val="20"/>
-                <w:szCs w:val="20"/>
-              </w:rPr>
-            </w:pPr>
-            <w:r>
-              <w:rPr>
-                <w:rFonts w:ascii="Times New Roman" w:cs="Times New Roman" w:eastAsia="Times New Roman" w:hAnsi="Times New Roman"/>
-                <w:sz w:val="20"/>
-                <w:szCs w:val="20"/>
+                <w:sz w:val="15"/>
+                <w:szCs w:val="15"/>
+              </w:rPr>
+            </w:pPr>
+            <w:r>
+              <w:rPr>
+                <w:rFonts w:ascii="Times New Roman" w:cs="Times New Roman" w:eastAsia="Times New Roman" w:hAnsi="Times New Roman"/>
+                <w:sz w:val="15"/>
+                <w:szCs w:val="15"/>
                 <w:rtl w:val="0"/>
               </w:rPr>
               <w:t xml:space="preserve">.399</w:t>
@@ -10127,9 +10101,9 @@
             <w:shd w:fill="auto" w:val="clear"/>
             <w:tcMar>
               <w:top w:w="100.0" w:type="dxa"/>
-              <w:left w:w="100.0" w:type="dxa"/>
-              <w:bottom w:w="100.0" w:type="dxa"/>
-              <w:right w:w="100.0" w:type="dxa"/>
+              <w:left w:w="40.0" w:type="dxa"/>
+              <w:bottom w:w="100.0" w:type="dxa"/>
+              <w:right w:w="40.0" w:type="dxa"/>
             </w:tcMar>
             <w:vAlign w:val="center"/>
           </w:tcPr>
@@ -10137,15 +10111,15 @@
             <w:pPr>
               <w:rPr>
                 <w:rFonts w:ascii="Times New Roman" w:cs="Times New Roman" w:eastAsia="Times New Roman" w:hAnsi="Times New Roman"/>
-                <w:sz w:val="20"/>
-                <w:szCs w:val="20"/>
-              </w:rPr>
-            </w:pPr>
-            <w:r>
-              <w:rPr>
-                <w:rFonts w:ascii="Times New Roman" w:cs="Times New Roman" w:eastAsia="Times New Roman" w:hAnsi="Times New Roman"/>
-                <w:sz w:val="20"/>
-                <w:szCs w:val="20"/>
+                <w:sz w:val="15"/>
+                <w:szCs w:val="15"/>
+              </w:rPr>
+            </w:pPr>
+            <w:r>
+              <w:rPr>
+                <w:rFonts w:ascii="Times New Roman" w:cs="Times New Roman" w:eastAsia="Times New Roman" w:hAnsi="Times New Roman"/>
+                <w:sz w:val="15"/>
+                <w:szCs w:val="15"/>
                 <w:rtl w:val="0"/>
               </w:rPr>
               <w:t xml:space="preserve">.673</w:t>
@@ -10165,9 +10139,9 @@
             <w:shd w:fill="auto" w:val="clear"/>
             <w:tcMar>
               <w:top w:w="100.0" w:type="dxa"/>
-              <w:left w:w="100.0" w:type="dxa"/>
-              <w:bottom w:w="100.0" w:type="dxa"/>
-              <w:right w:w="100.0" w:type="dxa"/>
+              <w:left w:w="40.0" w:type="dxa"/>
+              <w:bottom w:w="100.0" w:type="dxa"/>
+              <w:right w:w="40.0" w:type="dxa"/>
             </w:tcMar>
             <w:vAlign w:val="center"/>
           </w:tcPr>
@@ -10178,25 +10152,25 @@
               <w:jc w:val="both"/>
               <w:rPr>
                 <w:rFonts w:ascii="Times New Roman" w:cs="Times New Roman" w:eastAsia="Times New Roman" w:hAnsi="Times New Roman"/>
-                <w:sz w:val="20"/>
-                <w:szCs w:val="20"/>
-              </w:rPr>
-            </w:pPr>
-            <w:r>
-              <w:rPr>
-                <w:rtl w:val="0"/>
-              </w:rPr>
-            </w:r>
-          </w:p>
-        </w:tc>
-        <w:tc>
-          <w:tcPr>
-            <w:shd w:fill="auto" w:val="clear"/>
-            <w:tcMar>
-              <w:top w:w="100.0" w:type="dxa"/>
-              <w:left w:w="100.0" w:type="dxa"/>
-              <w:bottom w:w="100.0" w:type="dxa"/>
-              <w:right w:w="100.0" w:type="dxa"/>
+                <w:sz w:val="15"/>
+                <w:szCs w:val="15"/>
+              </w:rPr>
+            </w:pPr>
+            <w:r>
+              <w:rPr>
+                <w:rtl w:val="0"/>
+              </w:rPr>
+            </w:r>
+          </w:p>
+        </w:tc>
+        <w:tc>
+          <w:tcPr>
+            <w:shd w:fill="auto" w:val="clear"/>
+            <w:tcMar>
+              <w:top w:w="100.0" w:type="dxa"/>
+              <w:left w:w="40.0" w:type="dxa"/>
+              <w:bottom w:w="100.0" w:type="dxa"/>
+              <w:right w:w="40.0" w:type="dxa"/>
             </w:tcMar>
             <w:vAlign w:val="center"/>
           </w:tcPr>
@@ -10204,8 +10178,8 @@
             <w:pPr>
               <w:rPr>
                 <w:rFonts w:ascii="Times New Roman" w:cs="Times New Roman" w:eastAsia="Times New Roman" w:hAnsi="Times New Roman"/>
-                <w:sz w:val="20"/>
-                <w:szCs w:val="20"/>
+                <w:sz w:val="15"/>
+                <w:szCs w:val="15"/>
               </w:rPr>
             </w:pPr>
             <w:r>
@@ -10213,8 +10187,8 @@
                 <w:rFonts w:ascii="Times New Roman" w:cs="Times New Roman" w:eastAsia="Times New Roman" w:hAnsi="Times New Roman"/>
                 <w:b w:val="1"/>
                 <w:bCs w:val="1"/>
-                <w:sz w:val="20"/>
-                <w:szCs w:val="20"/>
+                <w:sz w:val="15"/>
+                <w:szCs w:val="15"/>
                 <w:rtl w:val="0"/>
               </w:rPr>
               <w:t xml:space="preserve">B (Text)</w:t>
@@ -10231,9 +10205,9 @@
             <w:shd w:fill="auto" w:val="clear"/>
             <w:tcMar>
               <w:top w:w="100.0" w:type="dxa"/>
-              <w:left w:w="100.0" w:type="dxa"/>
-              <w:bottom w:w="100.0" w:type="dxa"/>
-              <w:right w:w="100.0" w:type="dxa"/>
+              <w:left w:w="40.0" w:type="dxa"/>
+              <w:bottom w:w="100.0" w:type="dxa"/>
+              <w:right w:w="40.0" w:type="dxa"/>
             </w:tcMar>
             <w:vAlign w:val="center"/>
           </w:tcPr>
@@ -10241,15 +10215,15 @@
             <w:pPr>
               <w:rPr>
                 <w:rFonts w:ascii="Times New Roman" w:cs="Times New Roman" w:eastAsia="Times New Roman" w:hAnsi="Times New Roman"/>
-                <w:sz w:val="20"/>
-                <w:szCs w:val="20"/>
-              </w:rPr>
-            </w:pPr>
-            <w:r>
-              <w:rPr>
-                <w:rFonts w:ascii="Times New Roman" w:cs="Times New Roman" w:eastAsia="Times New Roman" w:hAnsi="Times New Roman"/>
-                <w:sz w:val="20"/>
-                <w:szCs w:val="20"/>
+                <w:sz w:val="15"/>
+                <w:szCs w:val="15"/>
+              </w:rPr>
+            </w:pPr>
+            <w:r>
+              <w:rPr>
+                <w:rFonts w:ascii="Times New Roman" w:cs="Times New Roman" w:eastAsia="Times New Roman" w:hAnsi="Times New Roman"/>
+                <w:sz w:val="15"/>
+                <w:szCs w:val="15"/>
                 <w:rtl w:val="0"/>
               </w:rPr>
               <w:t xml:space="preserve">909</w:t>
@@ -10261,9 +10235,9 @@
             <w:shd w:fill="auto" w:val="clear"/>
             <w:tcMar>
               <w:top w:w="100.0" w:type="dxa"/>
-              <w:left w:w="100.0" w:type="dxa"/>
-              <w:bottom w:w="100.0" w:type="dxa"/>
-              <w:right w:w="100.0" w:type="dxa"/>
+              <w:left w:w="40.0" w:type="dxa"/>
+              <w:bottom w:w="100.0" w:type="dxa"/>
+              <w:right w:w="40.0" w:type="dxa"/>
             </w:tcMar>
             <w:vAlign w:val="center"/>
           </w:tcPr>
@@ -10271,8 +10245,8 @@
             <w:pPr>
               <w:rPr>
                 <w:rFonts w:ascii="Times New Roman" w:cs="Times New Roman" w:eastAsia="Times New Roman" w:hAnsi="Times New Roman"/>
-                <w:sz w:val="20"/>
-                <w:szCs w:val="20"/>
+                <w:sz w:val="15"/>
+                <w:szCs w:val="15"/>
               </w:rPr>
             </w:pPr>
             <w:r>
@@ -10280,8 +10254,8 @@
                 <w:rFonts w:ascii="Times New Roman" w:cs="Times New Roman" w:eastAsia="Times New Roman" w:hAnsi="Times New Roman"/>
                 <w:b w:val="1"/>
                 <w:bCs w:val="1"/>
-                <w:sz w:val="20"/>
-                <w:szCs w:val="20"/>
+                <w:sz w:val="15"/>
+                <w:szCs w:val="15"/>
                 <w:rtl w:val="0"/>
               </w:rPr>
               <w:t xml:space="preserve">.788 [.760,.814]</w:t>
@@ -10289,8 +10263,8 @@
             <w:r>
               <w:rPr>
                 <w:rFonts w:ascii="Times New Roman" w:cs="Times New Roman" w:eastAsia="Times New Roman" w:hAnsi="Times New Roman"/>
-                <w:sz w:val="20"/>
-                <w:szCs w:val="20"/>
+                <w:sz w:val="15"/>
+                <w:szCs w:val="15"/>
                 <w:rtl w:val="0"/>
               </w:rPr>
               <w:t xml:space="preserve"/>
@@ -10302,9 +10276,9 @@
             <w:shd w:fill="auto" w:val="clear"/>
             <w:tcMar>
               <w:top w:w="100.0" w:type="dxa"/>
-              <w:left w:w="100.0" w:type="dxa"/>
-              <w:bottom w:w="100.0" w:type="dxa"/>
-              <w:right w:w="100.0" w:type="dxa"/>
+              <w:left w:w="40.0" w:type="dxa"/>
+              <w:bottom w:w="100.0" w:type="dxa"/>
+              <w:right w:w="40.0" w:type="dxa"/>
             </w:tcMar>
             <w:vAlign w:val="center"/>
           </w:tcPr>
@@ -10312,8 +10286,8 @@
             <w:pPr>
               <w:rPr>
                 <w:rFonts w:ascii="Times New Roman" w:cs="Times New Roman" w:eastAsia="Times New Roman" w:hAnsi="Times New Roman"/>
-                <w:sz w:val="20"/>
-                <w:szCs w:val="20"/>
+                <w:sz w:val="15"/>
+                <w:szCs w:val="15"/>
               </w:rPr>
             </w:pPr>
             <w:r>
@@ -10321,8 +10295,8 @@
                 <w:rFonts w:ascii="Times New Roman" w:cs="Times New Roman" w:eastAsia="Times New Roman" w:hAnsi="Times New Roman"/>
                 <w:b w:val="1"/>
                 <w:bCs w:val="1"/>
-                <w:sz w:val="20"/>
-                <w:szCs w:val="20"/>
+                <w:sz w:val="15"/>
+                <w:szCs w:val="15"/>
                 <w:rtl w:val="0"/>
               </w:rPr>
               <w:t xml:space="preserve">.514 [.453,.571]</w:t>
@@ -10330,8 +10304,8 @@
             <w:r>
               <w:rPr>
                 <w:rFonts w:ascii="Times New Roman" w:cs="Times New Roman" w:eastAsia="Times New Roman" w:hAnsi="Times New Roman"/>
-                <w:sz w:val="20"/>
-                <w:szCs w:val="20"/>
+                <w:sz w:val="15"/>
+                <w:szCs w:val="15"/>
                 <w:rtl w:val="0"/>
               </w:rPr>
               <w:t xml:space="preserve"/>
@@ -10343,9 +10317,9 @@
             <w:shd w:fill="auto" w:val="clear"/>
             <w:tcMar>
               <w:top w:w="100.0" w:type="dxa"/>
-              <w:left w:w="100.0" w:type="dxa"/>
-              <w:bottom w:w="100.0" w:type="dxa"/>
-              <w:right w:w="100.0" w:type="dxa"/>
+              <w:left w:w="40.0" w:type="dxa"/>
+              <w:bottom w:w="100.0" w:type="dxa"/>
+              <w:right w:w="40.0" w:type="dxa"/>
             </w:tcMar>
             <w:vAlign w:val="center"/>
           </w:tcPr>
@@ -10353,8 +10327,8 @@
             <w:pPr>
               <w:rPr>
                 <w:rFonts w:ascii="Times New Roman" w:cs="Times New Roman" w:eastAsia="Times New Roman" w:hAnsi="Times New Roman"/>
-                <w:sz w:val="20"/>
-                <w:szCs w:val="20"/>
+                <w:sz w:val="15"/>
+                <w:szCs w:val="15"/>
               </w:rPr>
             </w:pPr>
             <w:r>
@@ -10362,8 +10336,8 @@
                 <w:rFonts w:ascii="Times New Roman" w:cs="Times New Roman" w:eastAsia="Times New Roman" w:hAnsi="Times New Roman"/>
                 <w:b w:val="1"/>
                 <w:bCs w:val="1"/>
-                <w:sz w:val="20"/>
-                <w:szCs w:val="20"/>
+                <w:sz w:val="15"/>
+                <w:szCs w:val="15"/>
                 <w:rtl w:val="0"/>
               </w:rPr>
               <w:t xml:space="preserve">.744</w:t>
@@ -10380,9 +10354,9 @@
             <w:shd w:fill="auto" w:val="clear"/>
             <w:tcMar>
               <w:top w:w="100.0" w:type="dxa"/>
-              <w:left w:w="100.0" w:type="dxa"/>
-              <w:bottom w:w="100.0" w:type="dxa"/>
-              <w:right w:w="100.0" w:type="dxa"/>
+              <w:left w:w="40.0" w:type="dxa"/>
+              <w:bottom w:w="100.0" w:type="dxa"/>
+              <w:right w:w="40.0" w:type="dxa"/>
             </w:tcMar>
             <w:vAlign w:val="center"/>
           </w:tcPr>
@@ -10390,15 +10364,15 @@
             <w:pPr>
               <w:rPr>
                 <w:rFonts w:ascii="Times New Roman" w:cs="Times New Roman" w:eastAsia="Times New Roman" w:hAnsi="Times New Roman"/>
-                <w:sz w:val="20"/>
-                <w:szCs w:val="20"/>
-              </w:rPr>
-            </w:pPr>
-            <w:r>
-              <w:rPr>
-                <w:rFonts w:ascii="Times New Roman" w:cs="Times New Roman" w:eastAsia="Times New Roman" w:hAnsi="Times New Roman"/>
-                <w:sz w:val="20"/>
-                <w:szCs w:val="20"/>
+                <w:sz w:val="15"/>
+                <w:szCs w:val="15"/>
+              </w:rPr>
+            </w:pPr>
+            <w:r>
+              <w:rPr>
+                <w:rFonts w:ascii="Times New Roman" w:cs="Times New Roman" w:eastAsia="Times New Roman" w:hAnsi="Times New Roman"/>
+                <w:sz w:val="15"/>
+                <w:szCs w:val="15"/>
                 <w:rtl w:val="0"/>
               </w:rPr>
               <w:t xml:space="preserve">.413</w:t>
@@ -10410,9 +10384,9 @@
             <w:shd w:fill="auto" w:val="clear"/>
             <w:tcMar>
               <w:top w:w="100.0" w:type="dxa"/>
-              <w:left w:w="100.0" w:type="dxa"/>
-              <w:bottom w:w="100.0" w:type="dxa"/>
-              <w:right w:w="100.0" w:type="dxa"/>
+              <w:left w:w="40.0" w:type="dxa"/>
+              <w:bottom w:w="100.0" w:type="dxa"/>
+              <w:right w:w="40.0" w:type="dxa"/>
             </w:tcMar>
             <w:vAlign w:val="center"/>
           </w:tcPr>
@@ -10420,15 +10394,15 @@
             <w:pPr>
               <w:rPr>
                 <w:rFonts w:ascii="Times New Roman" w:cs="Times New Roman" w:eastAsia="Times New Roman" w:hAnsi="Times New Roman"/>
-                <w:sz w:val="20"/>
-                <w:szCs w:val="20"/>
-              </w:rPr>
-            </w:pPr>
-            <w:r>
-              <w:rPr>
-                <w:rFonts w:ascii="Times New Roman" w:cs="Times New Roman" w:eastAsia="Times New Roman" w:hAnsi="Times New Roman"/>
-                <w:sz w:val="20"/>
-                <w:szCs w:val="20"/>
+                <w:sz w:val="15"/>
+                <w:szCs w:val="15"/>
+              </w:rPr>
+            </w:pPr>
+            <w:r>
+              <w:rPr>
+                <w:rFonts w:ascii="Times New Roman" w:cs="Times New Roman" w:eastAsia="Times New Roman" w:hAnsi="Times New Roman"/>
+                <w:sz w:val="15"/>
+                <w:szCs w:val="15"/>
                 <w:rtl w:val="0"/>
               </w:rPr>
               <w:t xml:space="preserve">.680</w:t>
@@ -10448,9 +10422,9 @@
             <w:shd w:fill="auto" w:val="clear"/>
             <w:tcMar>
               <w:top w:w="100.0" w:type="dxa"/>
-              <w:left w:w="100.0" w:type="dxa"/>
-              <w:bottom w:w="100.0" w:type="dxa"/>
-              <w:right w:w="100.0" w:type="dxa"/>
+              <w:left w:w="40.0" w:type="dxa"/>
+              <w:bottom w:w="100.0" w:type="dxa"/>
+              <w:right w:w="40.0" w:type="dxa"/>
             </w:tcMar>
             <w:vAlign w:val="center"/>
           </w:tcPr>
@@ -10461,25 +10435,25 @@
               <w:jc w:val="both"/>
               <w:rPr>
                 <w:rFonts w:ascii="Times New Roman" w:cs="Times New Roman" w:eastAsia="Times New Roman" w:hAnsi="Times New Roman"/>
-                <w:sz w:val="20"/>
-                <w:szCs w:val="20"/>
-              </w:rPr>
-            </w:pPr>
-            <w:r>
-              <w:rPr>
-                <w:rtl w:val="0"/>
-              </w:rPr>
-            </w:r>
-          </w:p>
-        </w:tc>
-        <w:tc>
-          <w:tcPr>
-            <w:shd w:fill="auto" w:val="clear"/>
-            <w:tcMar>
-              <w:top w:w="100.0" w:type="dxa"/>
-              <w:left w:w="100.0" w:type="dxa"/>
-              <w:bottom w:w="100.0" w:type="dxa"/>
-              <w:right w:w="100.0" w:type="dxa"/>
+                <w:sz w:val="15"/>
+                <w:szCs w:val="15"/>
+              </w:rPr>
+            </w:pPr>
+            <w:r>
+              <w:rPr>
+                <w:rtl w:val="0"/>
+              </w:rPr>
+            </w:r>
+          </w:p>
+        </w:tc>
+        <w:tc>
+          <w:tcPr>
+            <w:shd w:fill="auto" w:val="clear"/>
+            <w:tcMar>
+              <w:top w:w="100.0" w:type="dxa"/>
+              <w:left w:w="40.0" w:type="dxa"/>
+              <w:bottom w:w="100.0" w:type="dxa"/>
+              <w:right w:w="40.0" w:type="dxa"/>
             </w:tcMar>
             <w:vAlign w:val="center"/>
           </w:tcPr>
@@ -10487,15 +10461,15 @@
             <w:pPr>
               <w:rPr>
                 <w:rFonts w:ascii="Times New Roman" w:cs="Times New Roman" w:eastAsia="Times New Roman" w:hAnsi="Times New Roman"/>
-                <w:sz w:val="20"/>
-                <w:szCs w:val="20"/>
-              </w:rPr>
-            </w:pPr>
-            <w:r>
-              <w:rPr>
-                <w:rFonts w:ascii="Times New Roman" w:cs="Times New Roman" w:eastAsia="Times New Roman" w:hAnsi="Times New Roman"/>
-                <w:sz w:val="20"/>
-                <w:szCs w:val="20"/>
+                <w:sz w:val="15"/>
+                <w:szCs w:val="15"/>
+              </w:rPr>
+            </w:pPr>
+            <w:r>
+              <w:rPr>
+                <w:rFonts w:ascii="Times New Roman" w:cs="Times New Roman" w:eastAsia="Times New Roman" w:hAnsi="Times New Roman"/>
+                <w:sz w:val="15"/>
+                <w:szCs w:val="15"/>
                 <w:rtl w:val="0"/>
               </w:rPr>
               <w:t xml:space="preserve">C (Visual)</w:t>
@@ -10507,9 +10481,9 @@
             <w:shd w:fill="auto" w:val="clear"/>
             <w:tcMar>
               <w:top w:w="100.0" w:type="dxa"/>
-              <w:left w:w="100.0" w:type="dxa"/>
-              <w:bottom w:w="100.0" w:type="dxa"/>
-              <w:right w:w="100.0" w:type="dxa"/>
+              <w:left w:w="40.0" w:type="dxa"/>
+              <w:bottom w:w="100.0" w:type="dxa"/>
+              <w:right w:w="40.0" w:type="dxa"/>
             </w:tcMar>
             <w:vAlign w:val="center"/>
           </w:tcPr>
@@ -10517,15 +10491,15 @@
             <w:pPr>
               <w:rPr>
                 <w:rFonts w:ascii="Times New Roman" w:cs="Times New Roman" w:eastAsia="Times New Roman" w:hAnsi="Times New Roman"/>
-                <w:sz w:val="20"/>
-                <w:szCs w:val="20"/>
-              </w:rPr>
-            </w:pPr>
-            <w:r>
-              <w:rPr>
-                <w:rFonts w:ascii="Times New Roman" w:cs="Times New Roman" w:eastAsia="Times New Roman" w:hAnsi="Times New Roman"/>
-                <w:sz w:val="20"/>
-                <w:szCs w:val="20"/>
+                <w:sz w:val="15"/>
+                <w:szCs w:val="15"/>
+              </w:rPr>
+            </w:pPr>
+            <w:r>
+              <w:rPr>
+                <w:rFonts w:ascii="Times New Roman" w:cs="Times New Roman" w:eastAsia="Times New Roman" w:hAnsi="Times New Roman"/>
+                <w:sz w:val="15"/>
+                <w:szCs w:val="15"/>
                 <w:rtl w:val="0"/>
               </w:rPr>
               <w:t xml:space="preserve">147</w:t>
@@ -10537,9 +10511,9 @@
             <w:shd w:fill="auto" w:val="clear"/>
             <w:tcMar>
               <w:top w:w="100.0" w:type="dxa"/>
-              <w:left w:w="100.0" w:type="dxa"/>
-              <w:bottom w:w="100.0" w:type="dxa"/>
-              <w:right w:w="100.0" w:type="dxa"/>
+              <w:left w:w="40.0" w:type="dxa"/>
+              <w:bottom w:w="100.0" w:type="dxa"/>
+              <w:right w:w="40.0" w:type="dxa"/>
             </w:tcMar>
             <w:vAlign w:val="center"/>
           </w:tcPr>
@@ -10547,15 +10521,15 @@
             <w:pPr>
               <w:rPr>
                 <w:rFonts w:ascii="Times New Roman" w:cs="Times New Roman" w:eastAsia="Times New Roman" w:hAnsi="Times New Roman"/>
-                <w:sz w:val="20"/>
-                <w:szCs w:val="20"/>
-              </w:rPr>
-            </w:pPr>
-            <w:r>
-              <w:rPr>
-                <w:rFonts w:ascii="Times New Roman" w:cs="Times New Roman" w:eastAsia="Times New Roman" w:hAnsi="Times New Roman"/>
-                <w:sz w:val="20"/>
-                <w:szCs w:val="20"/>
+                <w:sz w:val="15"/>
+                <w:szCs w:val="15"/>
+              </w:rPr>
+            </w:pPr>
+            <w:r>
+              <w:rPr>
+                <w:rFonts w:ascii="Times New Roman" w:cs="Times New Roman" w:eastAsia="Times New Roman" w:hAnsi="Times New Roman"/>
+                <w:sz w:val="15"/>
+                <w:szCs w:val="15"/>
                 <w:rtl w:val="0"/>
               </w:rPr>
               <w:t xml:space="preserve">.782 [.714,.850]</w:t>
@@ -10567,9 +10541,9 @@
             <w:shd w:fill="auto" w:val="clear"/>
             <w:tcMar>
               <w:top w:w="100.0" w:type="dxa"/>
-              <w:left w:w="100.0" w:type="dxa"/>
-              <w:bottom w:w="100.0" w:type="dxa"/>
-              <w:right w:w="100.0" w:type="dxa"/>
+              <w:left w:w="40.0" w:type="dxa"/>
+              <w:bottom w:w="100.0" w:type="dxa"/>
+              <w:right w:w="40.0" w:type="dxa"/>
             </w:tcMar>
             <w:vAlign w:val="center"/>
           </w:tcPr>
@@ -10577,15 +10551,15 @@
             <w:pPr>
               <w:rPr>
                 <w:rFonts w:ascii="Times New Roman" w:cs="Times New Roman" w:eastAsia="Times New Roman" w:hAnsi="Times New Roman"/>
-                <w:sz w:val="20"/>
-                <w:szCs w:val="20"/>
-              </w:rPr>
-            </w:pPr>
-            <w:r>
-              <w:rPr>
-                <w:rFonts w:ascii="Times New Roman" w:cs="Times New Roman" w:eastAsia="Times New Roman" w:hAnsi="Times New Roman"/>
-                <w:sz w:val="20"/>
-                <w:szCs w:val="20"/>
+                <w:sz w:val="15"/>
+                <w:szCs w:val="15"/>
+              </w:rPr>
+            </w:pPr>
+            <w:r>
+              <w:rPr>
+                <w:rFonts w:ascii="Times New Roman" w:cs="Times New Roman" w:eastAsia="Times New Roman" w:hAnsi="Times New Roman"/>
+                <w:sz w:val="15"/>
+                <w:szCs w:val="15"/>
                 <w:rtl w:val="0"/>
               </w:rPr>
               <w:t xml:space="preserve">.543 [.373,.676]</w:t>
@@ -10597,9 +10571,9 @@
             <w:shd w:fill="auto" w:val="clear"/>
             <w:tcMar>
               <w:top w:w="100.0" w:type="dxa"/>
-              <w:left w:w="100.0" w:type="dxa"/>
-              <w:bottom w:w="100.0" w:type="dxa"/>
-              <w:right w:w="100.0" w:type="dxa"/>
+              <w:left w:w="40.0" w:type="dxa"/>
+              <w:bottom w:w="100.0" w:type="dxa"/>
+              <w:right w:w="40.0" w:type="dxa"/>
             </w:tcMar>
             <w:vAlign w:val="center"/>
           </w:tcPr>
@@ -10607,15 +10581,15 @@
             <w:pPr>
               <w:rPr>
                 <w:rFonts w:ascii="Times New Roman" w:cs="Times New Roman" w:eastAsia="Times New Roman" w:hAnsi="Times New Roman"/>
-                <w:sz w:val="20"/>
-                <w:szCs w:val="20"/>
-              </w:rPr>
-            </w:pPr>
-            <w:r>
-              <w:rPr>
-                <w:rFonts w:ascii="Times New Roman" w:cs="Times New Roman" w:eastAsia="Times New Roman" w:hAnsi="Times New Roman"/>
-                <w:sz w:val="20"/>
-                <w:szCs w:val="20"/>
+                <w:sz w:val="15"/>
+                <w:szCs w:val="15"/>
+              </w:rPr>
+            </w:pPr>
+            <w:r>
+              <w:rPr>
+                <w:rFonts w:ascii="Times New Roman" w:cs="Times New Roman" w:eastAsia="Times New Roman" w:hAnsi="Times New Roman"/>
+                <w:sz w:val="15"/>
+                <w:szCs w:val="15"/>
                 <w:rtl w:val="0"/>
               </w:rPr>
               <w:t xml:space="preserve">.743</w:t>
@@ -10627,9 +10601,9 @@
             <w:shd w:fill="auto" w:val="clear"/>
             <w:tcMar>
               <w:top w:w="100.0" w:type="dxa"/>
-              <w:left w:w="100.0" w:type="dxa"/>
-              <w:bottom w:w="100.0" w:type="dxa"/>
-              <w:right w:w="100.0" w:type="dxa"/>
+              <w:left w:w="40.0" w:type="dxa"/>
+              <w:bottom w:w="100.0" w:type="dxa"/>
+              <w:right w:w="40.0" w:type="dxa"/>
             </w:tcMar>
             <w:vAlign w:val="center"/>
           </w:tcPr>
@@ -10637,15 +10611,15 @@
             <w:pPr>
               <w:rPr>
                 <w:rFonts w:ascii="Times New Roman" w:cs="Times New Roman" w:eastAsia="Times New Roman" w:hAnsi="Times New Roman"/>
-                <w:sz w:val="20"/>
-                <w:szCs w:val="20"/>
-              </w:rPr>
-            </w:pPr>
-            <w:r>
-              <w:rPr>
-                <w:rFonts w:ascii="Times New Roman" w:cs="Times New Roman" w:eastAsia="Times New Roman" w:hAnsi="Times New Roman"/>
-                <w:sz w:val="20"/>
-                <w:szCs w:val="20"/>
+                <w:sz w:val="15"/>
+                <w:szCs w:val="15"/>
+              </w:rPr>
+            </w:pPr>
+            <w:r>
+              <w:rPr>
+                <w:rFonts w:ascii="Times New Roman" w:cs="Times New Roman" w:eastAsia="Times New Roman" w:hAnsi="Times New Roman"/>
+                <w:sz w:val="15"/>
+                <w:szCs w:val="15"/>
                 <w:rtl w:val="0"/>
               </w:rPr>
               <w:t xml:space="preserve">.452</w:t>
@@ -10657,9 +10631,9 @@
             <w:shd w:fill="auto" w:val="clear"/>
             <w:tcMar>
               <w:top w:w="100.0" w:type="dxa"/>
-              <w:left w:w="100.0" w:type="dxa"/>
-              <w:bottom w:w="100.0" w:type="dxa"/>
-              <w:right w:w="100.0" w:type="dxa"/>
+              <w:left w:w="40.0" w:type="dxa"/>
+              <w:bottom w:w="100.0" w:type="dxa"/>
+              <w:right w:w="40.0" w:type="dxa"/>
             </w:tcMar>
             <w:vAlign w:val="center"/>
           </w:tcPr>
@@ -10667,15 +10641,15 @@
             <w:pPr>
               <w:rPr>
                 <w:rFonts w:ascii="Times New Roman" w:cs="Times New Roman" w:eastAsia="Times New Roman" w:hAnsi="Times New Roman"/>
-                <w:sz w:val="20"/>
-                <w:szCs w:val="20"/>
-              </w:rPr>
-            </w:pPr>
-            <w:r>
-              <w:rPr>
-                <w:rFonts w:ascii="Times New Roman" w:cs="Times New Roman" w:eastAsia="Times New Roman" w:hAnsi="Times New Roman"/>
-                <w:sz w:val="20"/>
-                <w:szCs w:val="20"/>
+                <w:sz w:val="15"/>
+                <w:szCs w:val="15"/>
+              </w:rPr>
+            </w:pPr>
+            <w:r>
+              <w:rPr>
+                <w:rFonts w:ascii="Times New Roman" w:cs="Times New Roman" w:eastAsia="Times New Roman" w:hAnsi="Times New Roman"/>
+                <w:sz w:val="15"/>
+                <w:szCs w:val="15"/>
                 <w:rtl w:val="0"/>
               </w:rPr>
               <w:t xml:space="preserve">.679</w:t>
@@ -10695,9 +10669,9 @@
             <w:shd w:fill="auto" w:val="clear"/>
             <w:tcMar>
               <w:top w:w="100.0" w:type="dxa"/>
-              <w:left w:w="100.0" w:type="dxa"/>
-              <w:bottom w:w="100.0" w:type="dxa"/>
-              <w:right w:w="100.0" w:type="dxa"/>
+              <w:left w:w="40.0" w:type="dxa"/>
+              <w:bottom w:w="100.0" w:type="dxa"/>
+              <w:right w:w="40.0" w:type="dxa"/>
             </w:tcMar>
             <w:vAlign w:val="center"/>
           </w:tcPr>
@@ -10708,25 +10682,25 @@
               <w:jc w:val="both"/>
               <w:rPr>
                 <w:rFonts w:ascii="Times New Roman" w:cs="Times New Roman" w:eastAsia="Times New Roman" w:hAnsi="Times New Roman"/>
-                <w:sz w:val="20"/>
-                <w:szCs w:val="20"/>
-              </w:rPr>
-            </w:pPr>
-            <w:r>
-              <w:rPr>
-                <w:rtl w:val="0"/>
-              </w:rPr>
-            </w:r>
-          </w:p>
-        </w:tc>
-        <w:tc>
-          <w:tcPr>
-            <w:shd w:fill="auto" w:val="clear"/>
-            <w:tcMar>
-              <w:top w:w="100.0" w:type="dxa"/>
-              <w:left w:w="100.0" w:type="dxa"/>
-              <w:bottom w:w="100.0" w:type="dxa"/>
-              <w:right w:w="100.0" w:type="dxa"/>
+                <w:sz w:val="15"/>
+                <w:szCs w:val="15"/>
+              </w:rPr>
+            </w:pPr>
+            <w:r>
+              <w:rPr>
+                <w:rtl w:val="0"/>
+              </w:rPr>
+            </w:r>
+          </w:p>
+        </w:tc>
+        <w:tc>
+          <w:tcPr>
+            <w:shd w:fill="auto" w:val="clear"/>
+            <w:tcMar>
+              <w:top w:w="100.0" w:type="dxa"/>
+              <w:left w:w="40.0" w:type="dxa"/>
+              <w:bottom w:w="100.0" w:type="dxa"/>
+              <w:right w:w="40.0" w:type="dxa"/>
             </w:tcMar>
             <w:vAlign w:val="center"/>
           </w:tcPr>
@@ -10734,15 +10708,15 @@
             <w:pPr>
               <w:rPr>
                 <w:rFonts w:ascii="Times New Roman" w:cs="Times New Roman" w:eastAsia="Times New Roman" w:hAnsi="Times New Roman"/>
-                <w:sz w:val="20"/>
-                <w:szCs w:val="20"/>
-              </w:rPr>
-            </w:pPr>
-            <w:r>
-              <w:rPr>
-                <w:rFonts w:ascii="Times New Roman" w:cs="Times New Roman" w:eastAsia="Times New Roman" w:hAnsi="Times New Roman"/>
-                <w:sz w:val="20"/>
-                <w:szCs w:val="20"/>
+                <w:sz w:val="15"/>
+                <w:szCs w:val="15"/>
+              </w:rPr>
+            </w:pPr>
+            <w:r>
+              <w:rPr>
+                <w:rFonts w:ascii="Times New Roman" w:cs="Times New Roman" w:eastAsia="Times New Roman" w:hAnsi="Times New Roman"/>
+                <w:sz w:val="15"/>
+                <w:szCs w:val="15"/>
                 <w:rtl w:val="0"/>
               </w:rPr>
               <w:t xml:space="preserve">D (Dual)</w:t>
@@ -10754,9 +10728,9 @@
             <w:shd w:fill="auto" w:val="clear"/>
             <w:tcMar>
               <w:top w:w="100.0" w:type="dxa"/>
-              <w:left w:w="100.0" w:type="dxa"/>
-              <w:bottom w:w="100.0" w:type="dxa"/>
-              <w:right w:w="100.0" w:type="dxa"/>
+              <w:left w:w="40.0" w:type="dxa"/>
+              <w:bottom w:w="100.0" w:type="dxa"/>
+              <w:right w:w="40.0" w:type="dxa"/>
             </w:tcMar>
             <w:vAlign w:val="center"/>
           </w:tcPr>
@@ -10764,15 +10738,15 @@
             <w:pPr>
               <w:rPr>
                 <w:rFonts w:ascii="Times New Roman" w:cs="Times New Roman" w:eastAsia="Times New Roman" w:hAnsi="Times New Roman"/>
-                <w:sz w:val="20"/>
-                <w:szCs w:val="20"/>
-              </w:rPr>
-            </w:pPr>
-            <w:r>
-              <w:rPr>
-                <w:rFonts w:ascii="Times New Roman" w:cs="Times New Roman" w:eastAsia="Times New Roman" w:hAnsi="Times New Roman"/>
-                <w:sz w:val="20"/>
-                <w:szCs w:val="20"/>
+                <w:sz w:val="15"/>
+                <w:szCs w:val="15"/>
+              </w:rPr>
+            </w:pPr>
+            <w:r>
+              <w:rPr>
+                <w:rFonts w:ascii="Times New Roman" w:cs="Times New Roman" w:eastAsia="Times New Roman" w:hAnsi="Times New Roman"/>
+                <w:sz w:val="15"/>
+                <w:szCs w:val="15"/>
                 <w:rtl w:val="0"/>
               </w:rPr>
               <w:t xml:space="preserve">147</w:t>
@@ -10784,9 +10758,9 @@
             <w:shd w:fill="auto" w:val="clear"/>
             <w:tcMar>
               <w:top w:w="100.0" w:type="dxa"/>
-              <w:left w:w="100.0" w:type="dxa"/>
-              <w:bottom w:w="100.0" w:type="dxa"/>
-              <w:right w:w="100.0" w:type="dxa"/>
+              <w:left w:w="40.0" w:type="dxa"/>
+              <w:bottom w:w="100.0" w:type="dxa"/>
+              <w:right w:w="40.0" w:type="dxa"/>
             </w:tcMar>
             <w:vAlign w:val="center"/>
           </w:tcPr>
@@ -10794,15 +10768,15 @@
             <w:pPr>
               <w:rPr>
                 <w:rFonts w:ascii="Times New Roman" w:cs="Times New Roman" w:eastAsia="Times New Roman" w:hAnsi="Times New Roman"/>
-                <w:sz w:val="20"/>
-                <w:szCs w:val="20"/>
-              </w:rPr>
-            </w:pPr>
-            <w:r>
-              <w:rPr>
-                <w:rFonts w:ascii="Times New Roman" w:cs="Times New Roman" w:eastAsia="Times New Roman" w:hAnsi="Times New Roman"/>
-                <w:sz w:val="20"/>
-                <w:szCs w:val="20"/>
+                <w:sz w:val="15"/>
+                <w:szCs w:val="15"/>
+              </w:rPr>
+            </w:pPr>
+            <w:r>
+              <w:rPr>
+                <w:rFonts w:ascii="Times New Roman" w:cs="Times New Roman" w:eastAsia="Times New Roman" w:hAnsi="Times New Roman"/>
+                <w:sz w:val="15"/>
+                <w:szCs w:val="15"/>
                 <w:rtl w:val="0"/>
               </w:rPr>
               <w:t xml:space="preserve">.810 [.748,.871]</w:t>
@@ -10814,9 +10788,9 @@
             <w:shd w:fill="auto" w:val="clear"/>
             <w:tcMar>
               <w:top w:w="100.0" w:type="dxa"/>
-              <w:left w:w="100.0" w:type="dxa"/>
-              <w:bottom w:w="100.0" w:type="dxa"/>
-              <w:right w:w="100.0" w:type="dxa"/>
+              <w:left w:w="40.0" w:type="dxa"/>
+              <w:bottom w:w="100.0" w:type="dxa"/>
+              <w:right w:w="40.0" w:type="dxa"/>
             </w:tcMar>
             <w:vAlign w:val="center"/>
           </w:tcPr>
@@ -10824,15 +10798,15 @@
             <w:pPr>
               <w:rPr>
                 <w:rFonts w:ascii="Times New Roman" w:cs="Times New Roman" w:eastAsia="Times New Roman" w:hAnsi="Times New Roman"/>
-                <w:sz w:val="20"/>
-                <w:szCs w:val="20"/>
-              </w:rPr>
-            </w:pPr>
-            <w:r>
-              <w:rPr>
-                <w:rFonts w:ascii="Times New Roman" w:cs="Times New Roman" w:eastAsia="Times New Roman" w:hAnsi="Times New Roman"/>
-                <w:sz w:val="20"/>
-                <w:szCs w:val="20"/>
+                <w:sz w:val="15"/>
+                <w:szCs w:val="15"/>
+              </w:rPr>
+            </w:pPr>
+            <w:r>
+              <w:rPr>
+                <w:rFonts w:ascii="Times New Roman" w:cs="Times New Roman" w:eastAsia="Times New Roman" w:hAnsi="Times New Roman"/>
+                <w:sz w:val="15"/>
+                <w:szCs w:val="15"/>
                 <w:rtl w:val="0"/>
               </w:rPr>
               <w:t xml:space="preserve">.576 [.421,.714]</w:t>
@@ -10844,9 +10818,9 @@
             <w:shd w:fill="auto" w:val="clear"/>
             <w:tcMar>
               <w:top w:w="100.0" w:type="dxa"/>
-              <w:left w:w="100.0" w:type="dxa"/>
-              <w:bottom w:w="100.0" w:type="dxa"/>
-              <w:right w:w="100.0" w:type="dxa"/>
+              <w:left w:w="40.0" w:type="dxa"/>
+              <w:bottom w:w="100.0" w:type="dxa"/>
+              <w:right w:w="40.0" w:type="dxa"/>
             </w:tcMar>
             <w:vAlign w:val="center"/>
           </w:tcPr>
@@ -10854,15 +10828,15 @@
             <w:pPr>
               <w:rPr>
                 <w:rFonts w:ascii="Times New Roman" w:cs="Times New Roman" w:eastAsia="Times New Roman" w:hAnsi="Times New Roman"/>
-                <w:sz w:val="20"/>
-                <w:szCs w:val="20"/>
-              </w:rPr>
-            </w:pPr>
-            <w:r>
-              <w:rPr>
-                <w:rFonts w:ascii="Times New Roman" w:cs="Times New Roman" w:eastAsia="Times New Roman" w:hAnsi="Times New Roman"/>
-                <w:sz w:val="20"/>
-                <w:szCs w:val="20"/>
+                <w:sz w:val="15"/>
+                <w:szCs w:val="15"/>
+              </w:rPr>
+            </w:pPr>
+            <w:r>
+              <w:rPr>
+                <w:rFonts w:ascii="Times New Roman" w:cs="Times New Roman" w:eastAsia="Times New Roman" w:hAnsi="Times New Roman"/>
+                <w:sz w:val="15"/>
+                <w:szCs w:val="15"/>
                 <w:rtl w:val="0"/>
               </w:rPr>
               <w:t xml:space="preserve">.759</w:t>
@@ -10874,9 +10848,9 @@
             <w:shd w:fill="auto" w:val="clear"/>
             <w:tcMar>
               <w:top w:w="100.0" w:type="dxa"/>
-              <w:left w:w="100.0" w:type="dxa"/>
-              <w:bottom w:w="100.0" w:type="dxa"/>
-              <w:right w:w="100.0" w:type="dxa"/>
+              <w:left w:w="40.0" w:type="dxa"/>
+              <w:bottom w:w="100.0" w:type="dxa"/>
+              <w:right w:w="40.0" w:type="dxa"/>
             </w:tcMar>
             <w:vAlign w:val="center"/>
           </w:tcPr>
@@ -10884,15 +10858,15 @@
             <w:pPr>
               <w:rPr>
                 <w:rFonts w:ascii="Times New Roman" w:cs="Times New Roman" w:eastAsia="Times New Roman" w:hAnsi="Times New Roman"/>
-                <w:sz w:val="20"/>
-                <w:szCs w:val="20"/>
-              </w:rPr>
-            </w:pPr>
-            <w:r>
-              <w:rPr>
-                <w:rFonts w:ascii="Times New Roman" w:cs="Times New Roman" w:eastAsia="Times New Roman" w:hAnsi="Times New Roman"/>
-                <w:sz w:val="20"/>
-                <w:szCs w:val="20"/>
+                <w:sz w:val="15"/>
+                <w:szCs w:val="15"/>
+              </w:rPr>
+            </w:pPr>
+            <w:r>
+              <w:rPr>
+                <w:rFonts w:ascii="Times New Roman" w:cs="Times New Roman" w:eastAsia="Times New Roman" w:hAnsi="Times New Roman"/>
+                <w:sz w:val="15"/>
+                <w:szCs w:val="15"/>
                 <w:rtl w:val="0"/>
               </w:rPr>
               <w:t xml:space="preserve">.500</w:t>
@@ -10904,9 +10878,9 @@
             <w:shd w:fill="auto" w:val="clear"/>
             <w:tcMar>
               <w:top w:w="100.0" w:type="dxa"/>
-              <w:left w:w="100.0" w:type="dxa"/>
-              <w:bottom w:w="100.0" w:type="dxa"/>
-              <w:right w:w="100.0" w:type="dxa"/>
+              <w:left w:w="40.0" w:type="dxa"/>
+              <w:bottom w:w="100.0" w:type="dxa"/>
+              <w:right w:w="40.0" w:type="dxa"/>
             </w:tcMar>
             <w:vAlign w:val="center"/>
           </w:tcPr>
@@ -10914,15 +10888,15 @@
             <w:pPr>
               <w:rPr>
                 <w:rFonts w:ascii="Times New Roman" w:cs="Times New Roman" w:eastAsia="Times New Roman" w:hAnsi="Times New Roman"/>
-                <w:sz w:val="20"/>
-                <w:szCs w:val="20"/>
-              </w:rPr>
-            </w:pPr>
-            <w:r>
-              <w:rPr>
-                <w:rFonts w:ascii="Times New Roman" w:cs="Times New Roman" w:eastAsia="Times New Roman" w:hAnsi="Times New Roman"/>
-                <w:sz w:val="20"/>
-                <w:szCs w:val="20"/>
+                <w:sz w:val="15"/>
+                <w:szCs w:val="15"/>
+              </w:rPr>
+            </w:pPr>
+            <w:r>
+              <w:rPr>
+                <w:rFonts w:ascii="Times New Roman" w:cs="Times New Roman" w:eastAsia="Times New Roman" w:hAnsi="Times New Roman"/>
+                <w:sz w:val="15"/>
+                <w:szCs w:val="15"/>
                 <w:rtl w:val="0"/>
               </w:rPr>
               <w:t xml:space="preserve">.679</w:t>
@@ -10983,36 +10957,16 @@
           <w:szCs w:val="20"/>
           <w:rtl w:val="0"/>
         </w:rPr>
-        <w:t xml:space="preserve">Finding 1: Where a text reference helps, it helps substantially. Condition B improves on Condition A by +6.2pp (Nano), +20.6pp (Mini), +12.0pp (GPT-4.1) and +9.3pp (Claude Sonnet 4). Each of those four gains is significant by McNemar's test at p &lt; 1e-04 and survives Bonferroni correction across the full 30-test family (Table 2); for GPT-4.1 Mini the effect is very large (b=37, c=224, χ²=132.6). The F1 improvement is larger than accuracy alone suggests: Mini rises from 0.396 to 0.606, so text references help the model identify both successes and failures rather than merely shifting its decision boundary. The size of the gain appears bounded by what the verifier can already determine unaided. Gemini 3.6 Flash has the strongest no-reference baseline of the five models (77.9% in Condition A) and gains the least from a reference (+0.9pp to 78.8%, χ²=0.6, p=0.450, not significant). Read together, these results suggest that a text reference supplies what the verifier could not infer from the screenshot on its own: the more a model already infers, the less a description of the expected outcome adds.</w:t>
-      </w:r>
-      <w:r>
-        <w:rPr>
-          <w:rFonts w:ascii="Times New Roman" w:cs="Times New Roman" w:eastAsia="Times New Roman" w:hAnsi="Times New Roman"/>
-          <w:sz w:val="20"/>
-          <w:szCs w:val="20"/>
-          <w:rtl w:val="0"/>
-        </w:rPr>
-        <w:t xml:space="preserve"/>
-      </w:r>
-      <w:r>
-        <w:rPr>
-          <w:rFonts w:ascii="Times New Roman" w:cs="Times New Roman" w:eastAsia="Times New Roman" w:hAnsi="Times New Roman"/>
-          <w:i w:val="1"/>
-          <w:iCs w:val="1"/>
-          <w:sz w:val="20"/>
-          <w:szCs w:val="20"/>
-          <w:rtl w:val="0"/>
-        </w:rPr>
-        <w:t xml:space="preserve"/>
-      </w:r>
-      <w:r>
-        <w:rPr>
-          <w:rFonts w:ascii="Times New Roman" w:cs="Times New Roman" w:eastAsia="Times New Roman" w:hAnsi="Times New Roman"/>
-          <w:sz w:val="20"/>
-          <w:szCs w:val="20"/>
-          <w:rtl w:val="0"/>
-        </w:rPr>
-        <w:t xml:space="preserve"/>
+        <w:t xml:space="preserve">Finding 1: Where a text reference helps, it helps substantially.</w:t>
+      </w:r>
+      <w:r>
+        <w:rPr>
+          <w:rFonts w:ascii="Times New Roman" w:cs="Times New Roman" w:eastAsia="Times New Roman" w:hAnsi="Times New Roman"/>
+          <w:sz w:val="20"/>
+          <w:szCs w:val="20"/>
+          <w:rtl w:val="0"/>
+        </w:rPr>
+        <w:t xml:space="preserve"> Condition B improves on Condition A by +6.2pp (Nano), +20.6pp (Mini), +12.0pp (GPT-4.1) and +9.3pp (Claude Sonnet 4). Each of those four gains is significant by McNemar's test at p &lt; 1e-04 and survives Bonferroni correction across the full 30-test family (Table 2); for GPT-4.1 Mini the effect is very large (b=37, c=224, χ²=132.6). The F1 improvement is larger than accuracy alone suggests: Mini rises from 0.396 to 0.606, so text references help the model identify both successes and failures rather than merely shifting its decision boundary. The size of the gain appears bounded by what the verifier can already determine unaided. Gemini 3.6 Flash has the strongest no-reference baseline of the five models (77.9% in Condition A) and gains the least from a reference (+0.9pp to 78.8%, χ²=0.6, p=0.450, not significant). Read together, these results suggest that a text reference supplies what the verifier could not infer from the screenshot on its own: the more a model already infers, the less a description of the expected outcome adds.</w:t>
       </w:r>
     </w:p>
     <w:p>
@@ -11033,36 +10987,16 @@
           <w:szCs w:val="20"/>
           <w:rtl w:val="0"/>
         </w:rPr>
-        <w:t xml:space="preserve">Finding 2: Visual references are model-dependent. Comparisons here use the aligned 147-instance subset (Table 5) so that A and C are measured on identical instances. Two models degrade: GPT-4.1 falls from 69.2% to 58.5% (−10.7pp) and GPT-4.1 Nano from 75.3% to 67.3% (−8.0pp). Two improve: GPT-4.1 Mini rises from 61.2% to 73.5% (+12.2pp) and Claude Sonnet 4 from 76.6% to 80.3% (+3.7pp). Gemini is essentially unchanged (77.6% → 78.2%). No A→C comparison survives Bonferroni correction at alpha'=0.0017, so these differences should be read as suggestive rather than established. The pattern is nonetheless consistent with GPT-4.1 treating surface similarity to the reference as more informative than it is, while Claude and Mini integrate the visual signal without being misled.</w:t>
-      </w:r>
-      <w:r>
-        <w:rPr>
-          <w:rFonts w:ascii="Cardo" w:cs="Cardo" w:eastAsia="Cardo" w:hAnsi="Cardo"/>
-          <w:sz w:val="20"/>
-          <w:szCs w:val="20"/>
-          <w:rtl w:val="0"/>
-        </w:rPr>
-        <w:t xml:space="preserve"/>
-      </w:r>
-      <w:r>
-        <w:rPr>
-          <w:rFonts w:ascii="Times New Roman" w:cs="Times New Roman" w:eastAsia="Times New Roman" w:hAnsi="Times New Roman"/>
-          <w:i w:val="1"/>
-          <w:iCs w:val="1"/>
-          <w:sz w:val="20"/>
-          <w:szCs w:val="20"/>
-          <w:rtl w:val="0"/>
-        </w:rPr>
-        <w:t xml:space="preserve"/>
-      </w:r>
-      <w:r>
-        <w:rPr>
-          <w:rFonts w:ascii="Cardo" w:cs="Cardo" w:eastAsia="Cardo" w:hAnsi="Cardo"/>
-          <w:sz w:val="20"/>
-          <w:szCs w:val="20"/>
-          <w:rtl w:val="0"/>
-        </w:rPr>
-        <w:t xml:space="preserve"/>
+        <w:t xml:space="preserve">Finding 2: Visual references are model-dependent.</w:t>
+      </w:r>
+      <w:r>
+        <w:rPr>
+          <w:rFonts w:ascii="Times New Roman" w:cs="Times New Roman" w:eastAsia="Times New Roman" w:hAnsi="Times New Roman"/>
+          <w:sz w:val="20"/>
+          <w:szCs w:val="20"/>
+          <w:rtl w:val="0"/>
+        </w:rPr>
+        <w:t xml:space="preserve"> Comparisons here use the aligned 147-instance subset (Table 5) so that A and C are measured on identical instances. Two models degrade: GPT-4.1 falls from 69.2% to 58.5% (−10.7pp) and GPT-4.1 Nano from 75.3% to 67.3% (−8.0pp). Two improve: GPT-4.1 Mini rises from 61.2% to 73.5% (+12.2pp) and Claude Sonnet 4 from 76.6% to 80.3% (+3.7pp). Gemini is essentially unchanged (77.6% → 78.2%). No A→C comparison survives Bonferroni correction at alpha'=0.0017, so these differences should be read as suggestive rather than established. The pattern is nonetheless consistent with GPT-4.1 treating surface similarity to the reference as more informative than it is, while Claude and Mini integrate the visual signal without being misled.</w:t>
       </w:r>
     </w:p>
     <w:p>
@@ -16844,16 +16778,16 @@
           <w:szCs w:val="20"/>
           <w:rtl w:val="0"/>
         </w:rPr>
-        <w:t xml:space="preserve">Table 3: Accuracy on failure instances by failure type, comparing Condition A (no reference) with Condition B (text reference); Δ is the improvement from adding a text reference. Failure types are the original single-annotator labels, which a two-annotator study found not to be reproducible (Cohen's kappa 0.000, Section 5.3); the rows are descriptive and are not used to support any claim.</w:t>
-      </w:r>
-      <w:r>
-        <w:rPr>
-          <w:rFonts w:ascii="Times New Roman" w:cs="Times New Roman" w:eastAsia="Times New Roman" w:hAnsi="Times New Roman"/>
-          <w:sz w:val="20"/>
-          <w:szCs w:val="20"/>
-          <w:rtl w:val="0"/>
-        </w:rPr>
-        <w:t xml:space="preserve"/>
+        <w:t xml:space="preserve">Table 3: Accuracy on failure instances by failure type, comparing Condition A (no reference) with Condition B (text reference); Δ is the improvement from adding a text reference.</w:t>
+      </w:r>
+      <w:r>
+        <w:rPr>
+          <w:rFonts w:ascii="Times New Roman" w:cs="Times New Roman" w:eastAsia="Times New Roman" w:hAnsi="Times New Roman"/>
+          <w:sz w:val="20"/>
+          <w:szCs w:val="20"/>
+          <w:rtl w:val="0"/>
+        </w:rPr>
+        <w:t xml:space="preserve"> Failure types are the original single-annotator labels, which a two-annotator study found not to be reproducible (Cohen's kappa 0.000, Section 5.3); the rows are descriptive and are not used to support any claim.</w:t>
       </w:r>
     </w:p>
     <w:tbl>
@@ -18508,21 +18442,11 @@
       <w:r>
         <w:rPr>
           <w:rFonts w:ascii="Times New Roman" w:cs="Times New Roman" w:eastAsia="Times New Roman" w:hAnsi="Times New Roman"/>
-          <w:b w:val="1"/>
-          <w:bCs w:val="1"/>
           <w:sz w:val="20"/>
           <w:szCs w:val="20"/>
           <w:rtl w:val="0"/>
         </w:rPr>
         <w:t xml:space="preserve">Under the original labelling, text references improve accuracy on instances labelled deceptive by +1.4 to +27.9 percentage points (GPT-4.1 Mini 56.1% to 84.0%, GPT-4.1 65.5% to 81.9%, Claude Sonnet 4 74.0% to 86.8%, GPT-4.1 Nano 84.0% to 92.5%, Gemini 3.6 Flash 74.6% to 76.0%). Because the labels are not reproducible, this pattern should be read as descriptive rather than as evidence that references act selectively on deceptive failures.</w:t>
-      </w:r>
-      <w:r>
-        <w:rPr>
-          <w:rFonts w:ascii="Times New Roman" w:cs="Times New Roman" w:eastAsia="Times New Roman" w:hAnsi="Times New Roman"/>
-          <w:sz w:val="20"/>
-          <w:szCs w:val="20"/>
-          <w:rtl w:val="0"/>
-        </w:rPr>
       </w:r>
     </w:p>
     <w:p>
@@ -18710,16 +18634,16 @@
           <w:szCs w:val="20"/>
           <w:rtl w:val="0"/>
         </w:rPr>
-        <w:t xml:space="preserve">SSIM Baseline. Computing SSIM between agent and human-reference screenshots on the 147 visual-reference instances yields a stark null result: the mean SSIM for SUCCESS instances (0.440 ± 0.118) is statistically indistinguishable from FAILURE instances (0.438 ± 0.114). Sweeping every threshold that can change a prediction, the accuracy-maximizing rule (SSIM &gt; 0.794) reaches 81.0% accuracy, exactly the majority-class rate, with 0.000 F1, because it predicts FAILURE everywhere. Optimizing for F1 instead selects a much lower threshold (SSIM &gt; 0.406) and yields 0.325 F1 at 46.3% accuracy. Reporting a single "optimal threshold" therefore obscures the result: the apparent 81.0% is an artifact of class imbalance, not evidence of discriminative power.</w:t>
-      </w:r>
-      <w:r>
-        <w:rPr>
-          <w:rFonts w:ascii="Times New Roman" w:cs="Times New Roman" w:eastAsia="Times New Roman" w:hAnsi="Times New Roman"/>
-          <w:sz w:val="20"/>
-          <w:szCs w:val="20"/>
-          <w:rtl w:val="0"/>
-        </w:rPr>
-        <w:t xml:space="preserve"/>
+        <w:t xml:space="preserve">SSIM Baseline.</w:t>
+      </w:r>
+      <w:r>
+        <w:rPr>
+          <w:rFonts w:ascii="Times New Roman" w:cs="Times New Roman" w:eastAsia="Times New Roman" w:hAnsi="Times New Roman"/>
+          <w:sz w:val="20"/>
+          <w:szCs w:val="20"/>
+          <w:rtl w:val="0"/>
+        </w:rPr>
+        <w:t xml:space="preserve"> Computing SSIM between agent and human-reference screenshots on the 147 visual-reference instances yields a stark null result: the mean SSIM for SUCCESS instances (0.440 ± 0.118) is statistically indistinguishable from FAILURE instances (0.438 ± 0.114). Sweeping every threshold that can change a prediction, the accuracy-maximizing rule (SSIM &gt; 0.794) reaches 81.0% accuracy, exactly the majority-class rate, with 0.000 F1, because it predicts FAILURE everywhere. Optimizing for F1 instead selects a much lower threshold (SSIM &gt; 0.406) and yields 0.325 F1 at 46.3% accuracy. Reporting a single "optimal threshold" therefore obscures the result: the apparent 81.0% is an artifact of class imbalance, not evidence of discriminative power.</w:t>
       </w:r>
     </w:p>
     <w:p>
@@ -20272,35 +20196,16 @@
           <w:szCs w:val="20"/>
           <w:rtl w:val="0"/>
         </w:rPr>
-        <w:t>Finding 5: Claude is the best-calibrated verifier on all three measures, in every condition. This holds whether we bin coarsely (3 bins, matching elicitation) or finely (15 equal-mass bins), and is confirmed by the binning-free Brier score. Claude's near-perfect ECE_3bin (e.g., 0.015 in Condition A) loosens slightly under finer binning (ECE_15bin = 0.030) but remains lower than the next-best model in every condition.</w:t>
-        <w:br/>
-        <w:br/>
-        <w:br/>
-        <w:t>Figure 5: Calibration reliability diagrams for Conditions A and B across all five models.</w:t>
-      </w:r>
-      <w:r>
-        <w:rPr>
-          <w:rFonts w:ascii="Times New Roman" w:cs="Times New Roman" w:eastAsia="Times New Roman" w:hAnsi="Times New Roman"/>
-          <w:sz w:val="20"/>
-          <w:szCs w:val="20"/>
-          <w:rtl w:val="0"/>
-        </w:rPr>
-      </w:r>
-      <w:r>
-        <w:rPr/>
-      </w:r>
-      <w:r>
-        <w:rPr>
-          <w:rtl w:val="0"/>
-        </w:rPr>
-      </w:r>
-      <w:r>
-        <w:rPr>
-          <w:rFonts w:ascii="Times New Roman" w:cs="Times New Roman" w:eastAsia="Times New Roman" w:hAnsi="Times New Roman"/>
-          <w:sz w:val="20"/>
-          <w:szCs w:val="20"/>
-          <w:rtl w:val="0"/>
-        </w:rPr>
+        <w:t xml:space="preserve">Finding 5: Claude is the best-calibrated verifier on all three measures, in every condition.</w:t>
+      </w:r>
+      <w:r>
+        <w:rPr>
+          <w:rFonts w:ascii="Times New Roman" w:cs="Times New Roman" w:eastAsia="Times New Roman" w:hAnsi="Times New Roman"/>
+          <w:sz w:val="20"/>
+          <w:szCs w:val="20"/>
+          <w:rtl w:val="0"/>
+        </w:rPr>
+        <w:t xml:space="preserve"> This holds whether we bin coarsely (3 bins, matching elicitation) or finely (15 equal-mass bins), and is confirmed by the binning-free Brier score. Claude's near-perfect ECE_3bin (e.g., 0.015 in Condition A) loosens slightly under finer binning (ECE_15bin = 0.030) but remains lower than the next-best model in every condition.Figure 5: Calibration reliability diagrams for Conditions A and B across all five models.</w:t>
       </w:r>
     </w:p>
     <w:p>
@@ -20332,7 +20237,7 @@
           <w:szCs w:val="20"/>
           <w:rtl w:val="0"/>
         </w:rPr>
-        <w:t xml:space="preserve">GPT-4.1 Mini and GPT-4.1 assign confidence ≥ 7 to virtually all predictions (&amp;gt;99% of instances in the highest bin; full per-model histograms in results/revision_confidence_histogram.csv), so their confidence is uninformative, Brier is dominated by the mean-confidence-vs-mean-accuracy gap, which reaches 0.42 for GPT-4.1 in Condition C (mean confidence 0.96 vs mean accuracy 0.54). Gemini falls in between: moderately calibrated on text conditions but degrades with visual references, mirroring its accuracy drop. Reliability diagrams are reported as Figure 6 (figures/fig6_reliability_diagrams.{pdf,png}).</w:t>
+        <w:t xml:space="preserve">GPT-4.1 Mini and GPT-4.1 assign confidence ≥ 7 to virtually all predictions (&gt;99% of instances in the highest bin; full per-model histograms in results/revision_confidence_histogram.csv), so their confidence is uninformative, Brier is dominated by the mean-confidence-vs-mean-accuracy gap, which reaches 0.42 for GPT-4.1 in Condition C (mean confidence 0.96 vs mean accuracy 0.54). Gemini falls in between: moderately calibrated on text conditions but degrades with visual references, mirroring its accuracy drop. Reliability diagrams are reported as Figure 6 (figures/fig6_reliability_diagrams.{pdf,png}).</w:t>
       </w:r>
       <w:r>
         <w:rPr>
@@ -20617,56 +20522,16 @@
           <w:szCs w:val="20"/>
           <w:rtl w:val="0"/>
         </w:rPr>
-        <w:t xml:space="preserve">Total cost per verifier across all four conditions: GPT-4.1 Nano $0.75, GPT-4.1 Mini $2.15, GPT-4.1 $7.51, Claude Sonnet 4 $21.75, Gemini 3.6 Flash $2.88. Per-call cost ranges from $0.00029 (GPT-4.1 Nano) to $0.0100 (Claude Sonnet 4). Mean per-call latency in Condition B ranges from 3.2s (GPT-4.1 Mini) to 8.3s (Gemini 3.6 Flash). Adding a text reference (A→B) increases per-call cost by less than 10% on average and per-call latency negligibly, supporting the practical recommendation in Section 6: text references are a near-zero-cost upgrade.</w:t>
-      </w:r>
-      <w:r>
-        <w:rPr>
-          <w:rFonts w:ascii="Times New Roman" w:cs="Times New Roman" w:eastAsia="Times New Roman" w:hAnsi="Times New Roman"/>
-          <w:sz w:val="20"/>
-          <w:szCs w:val="20"/>
-          <w:rtl w:val="0"/>
-        </w:rPr>
-        <w:t xml:space="preserve"/>
-      </w:r>
-      <w:r>
-        <w:rPr>
-          <w:rFonts w:ascii="Times New Roman" w:cs="Times New Roman" w:eastAsia="Times New Roman" w:hAnsi="Times New Roman"/>
-          <w:b w:val="1"/>
-          <w:bCs w:val="1"/>
-          <w:sz w:val="20"/>
-          <w:szCs w:val="20"/>
-          <w:rtl w:val="0"/>
-        </w:rPr>
-        <w:t xml:space="preserve"/>
-      </w:r>
-      <w:r>
-        <w:rPr>
-          <w:rFonts w:ascii="Times New Roman" w:cs="Times New Roman" w:eastAsia="Times New Roman" w:hAnsi="Times New Roman"/>
-          <w:sz w:val="20"/>
-          <w:szCs w:val="20"/>
-          <w:rtl w:val="0"/>
-        </w:rPr>
-        <w:t xml:space="preserve"/>
-      </w:r>
-      <w:r>
-        <w:rPr>
-          <w:rFonts w:ascii="Times New Roman" w:cs="Times New Roman" w:eastAsia="Times New Roman" w:hAnsi="Times New Roman"/>
-          <w:b w:val="1"/>
-          <w:bCs w:val="1"/>
-          <w:sz w:val="20"/>
-          <w:szCs w:val="20"/>
-          <w:rtl w:val="0"/>
-        </w:rPr>
-        <w:t xml:space="preserve"/>
-      </w:r>
-      <w:r>
-        <w:rPr>
-          <w:rFonts w:ascii="Times New Roman" w:cs="Times New Roman" w:eastAsia="Times New Roman" w:hAnsi="Times New Roman"/>
-          <w:sz w:val="20"/>
-          <w:szCs w:val="20"/>
-          <w:rtl w:val="0"/>
-        </w:rPr>
-        <w:t xml:space="preserve"/>
+        <w:t xml:space="preserve">Total cost per verifier across all four conditions:</w:t>
+      </w:r>
+      <w:r>
+        <w:rPr>
+          <w:rFonts w:ascii="Times New Roman" w:cs="Times New Roman" w:eastAsia="Times New Roman" w:hAnsi="Times New Roman"/>
+          <w:sz w:val="20"/>
+          <w:szCs w:val="20"/>
+          <w:rtl w:val="0"/>
+        </w:rPr>
+        <w:t xml:space="preserve"> GPT-4.1 Nano $0.75, GPT-4.1 Mini $2.15, GPT-4.1 $7.51, Claude Sonnet 4 $21.75, Gemini 3.6 Flash $2.88. Per-call cost ranges from $0.00029 (GPT-4.1 Nano) to $0.0100 (Claude Sonnet 4). Mean per-call latency in Condition B ranges from 3.2s (GPT-4.1 Mini) to 8.3s (Gemini 3.6 Flash). Adding a text reference (A→B) increases per-call cost by less than 10% on average and per-call latency negligibly, supporting the practical recommendation in Section 6: text references are a near-zero-cost upgrade.</w:t>
       </w:r>
     </w:p>
     <w:p>
@@ -23709,15 +23574,16 @@
           <w:szCs w:val="20"/>
           <w:rtl w:val="0"/>
         </w:rPr>
-        <w:t>Invest in text reference generation with evaluation criteria. Text descriptions that include task-specific evaluation criteria improve verification for GPT-4.1 and GPT-4.1 Mini even when generated by an independent model. However, reference quality and generator compatibility matter; references without criteria or from incompatible generators may not help or may hurt performance.</w:t>
-      </w:r>
-      <w:r>
-        <w:rPr>
-          <w:rFonts w:ascii="Times New Roman" w:cs="Times New Roman" w:eastAsia="Times New Roman" w:hAnsi="Times New Roman"/>
-          <w:sz w:val="20"/>
-          <w:szCs w:val="20"/>
-          <w:rtl w:val="0"/>
-        </w:rPr>
+        <w:t xml:space="preserve">Invest in text reference generation with evaluation criteria.</w:t>
+      </w:r>
+      <w:r>
+        <w:rPr>
+          <w:rFonts w:ascii="Times New Roman" w:cs="Times New Roman" w:eastAsia="Times New Roman" w:hAnsi="Times New Roman"/>
+          <w:sz w:val="20"/>
+          <w:szCs w:val="20"/>
+          <w:rtl w:val="0"/>
+        </w:rPr>
+        <w:t xml:space="preserve"> Text descriptions that include task-specific evaluation criteria improve verification for GPT-4.1 and GPT-4.1 Mini even when generated by an independent model. However, reference quality and generator compatibility matter; references without criteria or from incompatible generators may not help or may hurt performance.</w:t>
       </w:r>
     </w:p>
     <w:p>
@@ -23776,16 +23642,16 @@
           <w:szCs w:val="20"/>
           <w:rtl w:val="0"/>
         </w:rPr>
-        <w:t xml:space="preserve">Avoid visual references unless the model handles them well. Visual references should be tested per-model before deployment: they harm GPT-4.1 and GPT-4.1 Nano, help GPT-4.1 Mini and Claude Sonnet 4, and leave Gemini essentially unchanged.</w:t>
-      </w:r>
-      <w:r>
-        <w:rPr>
-          <w:rFonts w:ascii="Times New Roman" w:cs="Times New Roman" w:eastAsia="Times New Roman" w:hAnsi="Times New Roman"/>
-          <w:sz w:val="20"/>
-          <w:szCs w:val="20"/>
-          <w:rtl w:val="0"/>
-        </w:rPr>
-        <w:t xml:space="preserve"/>
+        <w:t xml:space="preserve">Avoid visual references unless the model handles them well.</w:t>
+      </w:r>
+      <w:r>
+        <w:rPr>
+          <w:rFonts w:ascii="Times New Roman" w:cs="Times New Roman" w:eastAsia="Times New Roman" w:hAnsi="Times New Roman"/>
+          <w:sz w:val="20"/>
+          <w:szCs w:val="20"/>
+          <w:rtl w:val="0"/>
+        </w:rPr>
+        <w:t xml:space="preserve"> Visual references should be tested per-model before deployment: they harm GPT-4.1 and GPT-4.1 Nano, help GPT-4.1 Mini and Claude Sonnet 4, and leave Gemini essentially unchanged.</w:t>
       </w:r>
     </w:p>
     <w:p>
@@ -23810,15 +23676,16 @@
           <w:szCs w:val="20"/>
           <w:rtl w:val="0"/>
         </w:rPr>
-        <w:t xml:space="preserve">We do not recommend targeting verification at deceptive failures. Although text references showed their largest absolute gains on instances labelled deceptive under the original labelling, a two-annotator study of that taxonomy returned Cohen's kappa of 0.000 (Section 5.3), so the category cannot currently be identified reliably enough to act on. Establishing a reproducible failure taxonomy is a prerequisite for any such policy.</w:t>
-      </w:r>
-      <w:r>
-        <w:rPr>
-          <w:rFonts w:ascii="Times New Roman" w:cs="Times New Roman" w:eastAsia="Times New Roman" w:hAnsi="Times New Roman"/>
-          <w:sz w:val="20"/>
-          <w:szCs w:val="20"/>
-          <w:rtl w:val="0"/>
-        </w:rPr>
+        <w:t xml:space="preserve">We do not recommend targeting verification at deceptive failures.</w:t>
+      </w:r>
+      <w:r>
+        <w:rPr>
+          <w:rFonts w:ascii="Times New Roman" w:cs="Times New Roman" w:eastAsia="Times New Roman" w:hAnsi="Times New Roman"/>
+          <w:sz w:val="20"/>
+          <w:szCs w:val="20"/>
+          <w:rtl w:val="0"/>
+        </w:rPr>
+        <w:t xml:space="preserve"> Although text references showed their largest absolute gains on instances labelled deceptive under the original labelling, a two-annotator study of that taxonomy returned Cohen's kappa of 0.000 (Section 5.3), so the category cannot currently be identified reliably enough to act on. Establishing a reproducible failure taxonomy is a prerequisite for any such policy.</w:t>
       </w:r>
     </w:p>
     <w:p>
@@ -24182,32 +24049,16 @@
           <w:szCs w:val="20"/>
           <w:rtl w:val="0"/>
         </w:rPr>
-        <w:t xml:space="preserve">Construct validity. The three-way failure taxonomy is not validated. Two annotators independently labelled 100 failures over the obvious / deceptive / partial categories using the interface in iaa_labeling/ and scripts/recompute_iaa.py; Cohen's kappa is 0.000, with observed agreement (0.330) equal to chance, and each annotator agrees with the original single-annotator labels only at chance (+0.016 and -0.030). An earlier two-category pilot (failed / partial) reached kappa 0.116. The categories overlap by construction, since a partially completed task also tends to look plausible, and we did not find a labelling protocol that separates them; a redesigned taxonomy with an explicit precedence rule, or richer context than a single screenshot, is left to future work. We report the failure-type breakdown descriptively and draw no conclusion from it. Separately, verification is judged from a single final screenshot, which precludes detection of multi-step trajectory errors, and confidence is model-self-reported, a noisier elicitation than internal-logit methods [18], [19] that should be interpreted only after the calibration analysis (Section 5.5).</w:t>
-      </w:r>
-      <w:r>
-        <w:rPr>
-          <w:rFonts w:ascii="Times New Roman" w:cs="Times New Roman" w:eastAsia="Times New Roman" w:hAnsi="Times New Roman"/>
-          <w:sz w:val="20"/>
-          <w:szCs w:val="20"/>
-          <w:rtl w:val="0"/>
-        </w:rPr>
-      </w:r>
-      <w:r>
-        <w:rPr>
-          <w:rFonts w:ascii="Times New Roman" w:cs="Times New Roman" w:eastAsia="Times New Roman" w:hAnsi="Times New Roman"/>
-          <w:color w:val="188038"/>
-          <w:sz w:val="20"/>
-          <w:szCs w:val="20"/>
-          <w:rtl w:val="0"/>
-        </w:rPr>
-      </w:r>
-      <w:r>
-        <w:rPr>
-          <w:rFonts w:ascii="Times New Roman" w:cs="Times New Roman" w:eastAsia="Times New Roman" w:hAnsi="Times New Roman"/>
-          <w:sz w:val="20"/>
-          <w:szCs w:val="20"/>
-          <w:rtl w:val="0"/>
-        </w:rPr>
+        <w:t xml:space="preserve">Construct validity.</w:t>
+      </w:r>
+      <w:r>
+        <w:rPr>
+          <w:rFonts w:ascii="Times New Roman" w:cs="Times New Roman" w:eastAsia="Times New Roman" w:hAnsi="Times New Roman"/>
+          <w:sz w:val="20"/>
+          <w:szCs w:val="20"/>
+          <w:rtl w:val="0"/>
+        </w:rPr>
+        <w:t xml:space="preserve"> The three-way failure taxonomy is not validated. Two annotators independently labelled 100 failures over the obvious / deceptive / partial categories using the interface in iaa_labeling/ and scripts/recompute_iaa.py; Cohen's kappa is 0.000, with observed agreement (0.330) equal to chance, and each annotator agrees with the original single-annotator labels only at chance (+0.016 and -0.030). An earlier two-category pilot (failed / partial) reached kappa 0.116. The categories overlap by construction, since a partially completed task also tends to look plausible, and we did not find a labelling protocol that separates them; a redesigned taxonomy with an explicit precedence rule, or richer context than a single screenshot, is left to future work. We report the failure-type breakdown descriptively and draw no conclusion from it. Separately, verification is judged from a single final screenshot, which precludes detection of multi-step trajectory errors, and confidence is model-self-reported, a noisier elicitation than internal-logit methods [18], [19] that should be interpreted only after the calibration analysis (Section 5.5).</w:t>
       </w:r>
     </w:p>
     <w:p>
@@ -24228,32 +24079,16 @@
           <w:szCs w:val="20"/>
           <w:rtl w:val="0"/>
         </w:rPr>
-        <w:t xml:space="preserve">Statistical validity. We use paired McNemar tests on jointly valid instances and percentile bootstrap confidence intervals (2,000 resamples). Where b+c &lt; 25 we use an exact binomial test rather than the asymptotic approximation. We apply both Bonferroni and Holm-Bonferroni multiple-comparison correction across the full 30-test family (5 models x 6 condition pairs) at family-wise α=0.05; 6 of 30 tests are significant under both corrections (Appendix I, results/revision_bonferroni.csv). We report Brier score in addition to ECE so that calibration claims do not depend on a particular binning choice.</w:t>
-      </w:r>
-      <w:r>
-        <w:rPr>
-          <w:rFonts w:ascii="Times New Roman" w:cs="Times New Roman" w:eastAsia="Times New Roman" w:hAnsi="Times New Roman"/>
-          <w:sz w:val="20"/>
-          <w:szCs w:val="20"/>
-          <w:rtl w:val="0"/>
-        </w:rPr>
-      </w:r>
-      <w:r>
-        <w:rPr>
-          <w:rFonts w:ascii="Times New Roman" w:cs="Times New Roman" w:eastAsia="Times New Roman" w:hAnsi="Times New Roman"/>
-          <w:color w:val="188038"/>
-          <w:sz w:val="20"/>
-          <w:szCs w:val="20"/>
-          <w:rtl w:val="0"/>
-        </w:rPr>
-      </w:r>
-      <w:r>
-        <w:rPr>
-          <w:rFonts w:ascii="Times New Roman" w:cs="Times New Roman" w:eastAsia="Times New Roman" w:hAnsi="Times New Roman"/>
-          <w:sz w:val="20"/>
-          <w:szCs w:val="20"/>
-          <w:rtl w:val="0"/>
-        </w:rPr>
+        <w:t xml:space="preserve">Statistical validity.</w:t>
+      </w:r>
+      <w:r>
+        <w:rPr>
+          <w:rFonts w:ascii="Times New Roman" w:cs="Times New Roman" w:eastAsia="Times New Roman" w:hAnsi="Times New Roman"/>
+          <w:sz w:val="20"/>
+          <w:szCs w:val="20"/>
+          <w:rtl w:val="0"/>
+        </w:rPr>
+        <w:t xml:space="preserve"> We use paired McNemar tests on jointly valid instances and percentile bootstrap confidence intervals (2,000 resamples). Where b+c &lt; 25 we use an exact binomial test rather than the asymptotic approximation. We apply both Bonferroni and Holm-Bonferroni multiple-comparison correction across the full 30-test family (5 models x 6 condition pairs) at family-wise α=0.05; 6 of 30 tests are significant under both corrections (Appendix I, results/revision_bonferroni.csv). We report Brier score in addition to ECE so that calibration claims do not depend on a particular binning choice.</w:t>
       </w:r>
     </w:p>
     <w:p>
@@ -36040,6 +35875,8 @@
         <w:jc w:val="both"/>
         <w:rPr>
           <w:rFonts w:ascii="Times New Roman" w:cs="Times New Roman" w:eastAsia="Times New Roman" w:hAnsi="Times New Roman"/>
+          <w:b w:val="1"/>
+          <w:bCs w:val="1"/>
           <w:sz w:val="20"/>
           <w:szCs w:val="20"/>
         </w:rPr>
@@ -36049,113 +35886,96 @@
       <w:r>
         <w:rPr>
           <w:rFonts w:ascii="Times New Roman" w:cs="Times New Roman" w:eastAsia="Times New Roman" w:hAnsi="Times New Roman"/>
-          <w:sz w:val="20"/>
-          <w:szCs w:val="20"/>
-          <w:rtl w:val="0"/>
-        </w:rPr>
-        <w:t xml:space="preserve">Appendix H: Image Preprocessing and API Settings</w:t>
-      </w:r>
-    </w:p>
-    <w:p>
-      <w:pPr>
-        <w:jc w:val="both"/>
-        <w:rPr>
-          <w:rFonts w:ascii="Times New Roman" w:cs="Times New Roman" w:eastAsia="Times New Roman" w:hAnsi="Times New Roman"/>
-          <w:sz w:val="20"/>
-          <w:szCs w:val="20"/>
-        </w:rPr>
-      </w:pPr>
-      <w:r>
-        <w:rPr>
-          <w:rFonts w:ascii="Times New Roman" w:cs="Times New Roman" w:eastAsia="Times New Roman" w:hAnsi="Times New Roman"/>
-          <w:sz w:val="20"/>
-          <w:szCs w:val="20"/>
-          <w:rtl w:val="0"/>
-        </w:rPr>
-        <w:t xml:space="preserve">To support reproducibility and to remove a common source of "why don't I get the same numbers?" questions, we document the exact preprocessing and API settings used for every verification call. The source of truth is </w:t>
-      </w:r>
-      <w:r>
-        <w:rPr>
-          <w:rFonts w:ascii="Times New Roman" w:cs="Times New Roman" w:eastAsia="Times New Roman" w:hAnsi="Times New Roman"/>
-          <w:color w:val="188038"/>
-          <w:sz w:val="20"/>
-          <w:szCs w:val="20"/>
-          <w:rtl w:val="0"/>
-        </w:rPr>
-        <w:t xml:space="preserve">visual-self-verify/llm_clients.py</w:t>
-      </w:r>
-      <w:r>
-        <w:rPr>
-          <w:rFonts w:ascii="Times New Roman" w:cs="Times New Roman" w:eastAsia="Times New Roman" w:hAnsi="Times New Roman"/>
-          <w:sz w:val="20"/>
-          <w:szCs w:val="20"/>
-          <w:rtl w:val="0"/>
-        </w:rPr>
-        <w:t xml:space="preserve"> and </w:t>
-      </w:r>
-      <w:r>
-        <w:rPr>
-          <w:rFonts w:ascii="Times New Roman" w:cs="Times New Roman" w:eastAsia="Times New Roman" w:hAnsi="Times New Roman"/>
-          <w:color w:val="188038"/>
-          <w:sz w:val="20"/>
-          <w:szCs w:val="20"/>
-          <w:rtl w:val="0"/>
-        </w:rPr>
-        <w:t xml:space="preserve">config.py</w:t>
-      </w:r>
-      <w:r>
-        <w:rPr>
-          <w:rFonts w:ascii="Times New Roman" w:cs="Times New Roman" w:eastAsia="Times New Roman" w:hAnsi="Times New Roman"/>
-          <w:sz w:val="20"/>
-          <w:szCs w:val="20"/>
-          <w:rtl w:val="0"/>
-        </w:rPr>
-        <w:t xml:space="preserve">.</w:t>
-      </w:r>
-    </w:p>
-    <w:p>
-      <w:pPr>
-        <w:jc w:val="both"/>
-        <w:rPr>
-          <w:rFonts w:ascii="Times New Roman" w:cs="Times New Roman" w:eastAsia="Times New Roman" w:hAnsi="Times New Roman"/>
-          <w:sz w:val="20"/>
-          <w:szCs w:val="20"/>
-        </w:rPr>
-      </w:pPr>
-      <w:r>
-        <w:rPr>
-          <w:rtl w:val="0"/>
-        </w:rPr>
-      </w:r>
-    </w:p>
-    <w:p>
-      <w:pPr>
-        <w:jc w:val="both"/>
-        <w:rPr>
-          <w:rFonts w:ascii="Times New Roman" w:cs="Times New Roman" w:eastAsia="Times New Roman" w:hAnsi="Times New Roman"/>
-          <w:sz w:val="20"/>
-          <w:szCs w:val="20"/>
-        </w:rPr>
-      </w:pPr>
-      <w:r>
-        <w:rPr>
-          <w:rFonts w:ascii="Times New Roman" w:cs="Times New Roman" w:eastAsia="Times New Roman" w:hAnsi="Times New Roman"/>
           <w:b w:val="1"/>
           <w:bCs w:val="1"/>
           <w:sz w:val="20"/>
           <w:szCs w:val="20"/>
           <w:rtl w:val="0"/>
         </w:rPr>
-        <w:t>Screenshots. Final-state screenshots from VWA agent trajectories are 1280x2048 PNG (portrait, 5:8 aspect ratio). They are sent to each provider without any resizing or compression, base64-encoded. Reference screenshots from human trajectories are 800x446 JPEG (landscape; smaller because they were captured at a different stage of the VWA pipeline). The asymmetry between actual and reference resolutions is a property of the upstream VWA artifacts; we do not normalize them, so the reference contains less pixel-level detail than the actual screenshot. This is a relevant context for the visual-reference findings in Sections 5.1-5.3.</w:t>
-      </w:r>
-      <w:r>
-        <w:rPr>
-          <w:rFonts w:ascii="Times New Roman" w:cs="Times New Roman" w:eastAsia="Times New Roman" w:hAnsi="Times New Roman"/>
-          <w:sz w:val="20"/>
-          <w:szCs w:val="20"/>
-          <w:rtl w:val="0"/>
-        </w:rPr>
-      </w:r>
+        <w:t xml:space="preserve">Appendix H: Image Preprocessing and API Settings</w:t>
+      </w:r>
+    </w:p>
+    <w:p>
+      <w:pPr>
+        <w:jc w:val="both"/>
+        <w:rPr>
+          <w:rFonts w:ascii="Times New Roman" w:cs="Times New Roman" w:eastAsia="Times New Roman" w:hAnsi="Times New Roman"/>
+          <w:sz w:val="20"/>
+          <w:szCs w:val="20"/>
+        </w:rPr>
+      </w:pPr>
+      <w:r>
+        <w:rPr>
+          <w:rFonts w:ascii="Times New Roman" w:cs="Times New Roman" w:eastAsia="Times New Roman" w:hAnsi="Times New Roman"/>
+          <w:sz w:val="20"/>
+          <w:szCs w:val="20"/>
+          <w:rtl w:val="0"/>
+        </w:rPr>
+        <w:t xml:space="preserve">To support reproducibility and to remove a common source of "why don't I get the same numbers?" questions, we document the exact preprocessing and API settings used for every verification call. The source of truth is </w:t>
+      </w:r>
+      <w:r>
+        <w:rPr>
+          <w:rFonts w:ascii="Times New Roman" w:cs="Times New Roman" w:eastAsia="Times New Roman" w:hAnsi="Times New Roman"/>
+          <w:color w:val="188038"/>
+          <w:sz w:val="20"/>
+          <w:szCs w:val="20"/>
+          <w:rtl w:val="0"/>
+        </w:rPr>
+        <w:t xml:space="preserve">visual-self-verify/llm_clients.py</w:t>
+      </w:r>
+      <w:r>
+        <w:rPr>
+          <w:rFonts w:ascii="Times New Roman" w:cs="Times New Roman" w:eastAsia="Times New Roman" w:hAnsi="Times New Roman"/>
+          <w:sz w:val="20"/>
+          <w:szCs w:val="20"/>
+          <w:rtl w:val="0"/>
+        </w:rPr>
+        <w:t xml:space="preserve"> and </w:t>
+      </w:r>
+      <w:r>
+        <w:rPr>
+          <w:rFonts w:ascii="Times New Roman" w:cs="Times New Roman" w:eastAsia="Times New Roman" w:hAnsi="Times New Roman"/>
+          <w:color w:val="188038"/>
+          <w:sz w:val="20"/>
+          <w:szCs w:val="20"/>
+          <w:rtl w:val="0"/>
+        </w:rPr>
+        <w:t xml:space="preserve">config.py</w:t>
+      </w:r>
+      <w:r>
+        <w:rPr>
+          <w:rFonts w:ascii="Times New Roman" w:cs="Times New Roman" w:eastAsia="Times New Roman" w:hAnsi="Times New Roman"/>
+          <w:sz w:val="20"/>
+          <w:szCs w:val="20"/>
+          <w:rtl w:val="0"/>
+        </w:rPr>
+        <w:t xml:space="preserve">.</w:t>
+      </w:r>
+    </w:p>
+    <w:p>
+      <w:pPr>
+        <w:jc w:val="both"/>
+        <w:rPr>
+          <w:rFonts w:ascii="Times New Roman" w:cs="Times New Roman" w:eastAsia="Times New Roman" w:hAnsi="Times New Roman"/>
+          <w:sz w:val="20"/>
+          <w:szCs w:val="20"/>
+        </w:rPr>
+      </w:pPr>
+      <w:r>
+        <w:rPr>
+          <w:rtl w:val="0"/>
+        </w:rPr>
+      </w:r>
+    </w:p>
+    <w:p>
+      <w:pPr>
+        <w:jc w:val="both"/>
+        <w:rPr>
+          <w:rFonts w:ascii="Times New Roman" w:cs="Times New Roman" w:eastAsia="Times New Roman" w:hAnsi="Times New Roman"/>
+          <w:sz w:val="20"/>
+          <w:szCs w:val="20"/>
+        </w:rPr>
+      </w:pPr>
       <w:r>
         <w:rPr>
           <w:rFonts w:ascii="Times New Roman" w:cs="Times New Roman" w:eastAsia="Times New Roman" w:hAnsi="Times New Roman"/>
@@ -36165,14 +35985,16 @@
           <w:szCs w:val="20"/>
           <w:rtl w:val="0"/>
         </w:rPr>
-      </w:r>
-      <w:r>
-        <w:rPr>
-          <w:rFonts w:ascii="Times New Roman" w:cs="Times New Roman" w:eastAsia="Times New Roman" w:hAnsi="Times New Roman"/>
-          <w:sz w:val="20"/>
-          <w:szCs w:val="20"/>
-          <w:rtl w:val="0"/>
-        </w:rPr>
+        <w:t xml:space="preserve">Screenshots.</w:t>
+      </w:r>
+      <w:r>
+        <w:rPr>
+          <w:rFonts w:ascii="Times New Roman" w:cs="Times New Roman" w:eastAsia="Times New Roman" w:hAnsi="Times New Roman"/>
+          <w:sz w:val="20"/>
+          <w:szCs w:val="20"/>
+          <w:rtl w:val="0"/>
+        </w:rPr>
+        <w:t xml:space="preserve"> Final-state screenshots from VWA agent trajectories are 1280x2048 PNG (portrait, 5:8 aspect ratio). They are sent to each provider without any resizing or compression, base64-encoded. Reference screenshots from human trajectories are 800x446 JPEG (landscape; smaller because they were captured at a different stage of the VWA pipeline). The asymmetry between actual and reference resolutions is a property of the upstream VWA artifacts; we do not normalize them, so the reference contains less pixel-level detail than the actual screenshot. This is a relevant context for the visual-reference findings in Sections 5.1-5.3.</w:t>
       </w:r>
     </w:p>
     <w:p>
@@ -36233,8 +36055,8 @@
     </w:p>
     <w:tbl>
       <w:tblPr>
-        <w:tblStyle w:val="Table18"/>
-        <w:tblW w:w="4320.0" w:type="dxa"/>
+        <w:tblStyle w:val="Table5"/>
+        <w:tblW w:w="3980.0" w:type="dxa"/>
         <w:jc w:val="left"/>
         <w:tblBorders>
           <w:top w:color="000000" w:space="0" w:sz="8" w:val="single"/>
@@ -36248,22 +36070,9 @@
         <w:tblLook w:val="0600"/>
       </w:tblPr>
       <w:tblGrid>
-        <w:gridCol w:w="720"/>
-        <w:gridCol w:w="720"/>
-        <w:gridCol w:w="720"/>
-        <w:gridCol w:w="720"/>
-        <w:gridCol w:w="720"/>
-        <w:gridCol w:w="720"/>
-        <w:tblGridChange w:id="0">
-          <w:tblGrid>
-            <w:gridCol w:w="720"/>
-            <w:gridCol w:w="720"/>
-            <w:gridCol w:w="720"/>
-            <w:gridCol w:w="720"/>
-            <w:gridCol w:w="720"/>
-            <w:gridCol w:w="720"/>
-          </w:tblGrid>
-        </w:tblGridChange>
+        <w:gridCol w:w="1800"/>
+        <w:gridCol w:w="1020"/>
+        <w:gridCol w:w="1160"/>
       </w:tblGrid>
       <w:tr>
         <w:trPr>
@@ -36274,22 +36083,22 @@
           <w:tcPr>
             <w:shd w:fill="auto" w:val="clear"/>
             <w:tcMar>
-              <w:top w:w="100.0" w:type="dxa"/>
-              <w:left w:w="100.0" w:type="dxa"/>
-              <w:bottom w:w="100.0" w:type="dxa"/>
-              <w:right w:w="100.0" w:type="dxa"/>
-            </w:tcMar>
-            <w:vAlign w:val="top"/>
-          </w:tcPr>
-          <w:p>
-            <w:pPr>
-              <w:jc w:val="both"/>
+              <w:top w:w="80.0" w:type="dxa"/>
+              <w:left w:w="80.0" w:type="dxa"/>
+              <w:bottom w:w="80.0" w:type="dxa"/>
+              <w:right w:w="80.0" w:type="dxa"/>
+            </w:tcMar>
+            <w:vAlign w:val="top"/>
+          </w:tcPr>
+          <w:p>
+            <w:pPr>
+              <w:jc w:val="left"/>
               <w:rPr>
                 <w:rFonts w:ascii="Times New Roman" w:cs="Times New Roman" w:eastAsia="Times New Roman" w:hAnsi="Times New Roman"/>
                 <w:b w:val="1"/>
                 <w:bCs w:val="1"/>
-                <w:sz w:val="20"/>
-                <w:szCs w:val="20"/>
+                <w:sz w:val="16"/>
+                <w:szCs w:val="16"/>
               </w:rPr>
             </w:pPr>
             <w:r>
@@ -36297,8 +36106,8 @@
                 <w:rFonts w:ascii="Times New Roman" w:cs="Times New Roman" w:eastAsia="Times New Roman" w:hAnsi="Times New Roman"/>
                 <w:b w:val="1"/>
                 <w:bCs w:val="1"/>
-                <w:sz w:val="20"/>
-                <w:szCs w:val="20"/>
+                <w:sz w:val="16"/>
+                <w:szCs w:val="16"/>
                 <w:rtl w:val="0"/>
               </w:rPr>
               <w:t xml:space="preserve">Provider</w:t>
@@ -36309,22 +36118,22 @@
           <w:tcPr>
             <w:shd w:fill="auto" w:val="clear"/>
             <w:tcMar>
-              <w:top w:w="100.0" w:type="dxa"/>
-              <w:left w:w="100.0" w:type="dxa"/>
-              <w:bottom w:w="100.0" w:type="dxa"/>
-              <w:right w:w="100.0" w:type="dxa"/>
-            </w:tcMar>
-            <w:vAlign w:val="top"/>
-          </w:tcPr>
-          <w:p>
-            <w:pPr>
-              <w:jc w:val="both"/>
+              <w:top w:w="80.0" w:type="dxa"/>
+              <w:left w:w="80.0" w:type="dxa"/>
+              <w:bottom w:w="80.0" w:type="dxa"/>
+              <w:right w:w="80.0" w:type="dxa"/>
+            </w:tcMar>
+            <w:vAlign w:val="top"/>
+          </w:tcPr>
+          <w:p>
+            <w:pPr>
+              <w:jc w:val="left"/>
               <w:rPr>
                 <w:rFonts w:ascii="Times New Roman" w:cs="Times New Roman" w:eastAsia="Times New Roman" w:hAnsi="Times New Roman"/>
                 <w:b w:val="1"/>
                 <w:bCs w:val="1"/>
-                <w:sz w:val="20"/>
-                <w:szCs w:val="20"/>
+                <w:sz w:val="16"/>
+                <w:szCs w:val="16"/>
               </w:rPr>
             </w:pPr>
             <w:r>
@@ -36332,34 +36141,34 @@
                 <w:rFonts w:ascii="Times New Roman" w:cs="Times New Roman" w:eastAsia="Times New Roman" w:hAnsi="Times New Roman"/>
                 <w:b w:val="1"/>
                 <w:bCs w:val="1"/>
-                <w:sz w:val="20"/>
-                <w:szCs w:val="20"/>
-                <w:rtl w:val="0"/>
-              </w:rPr>
-              <w:t xml:space="preserve">Image format</w:t>
-            </w:r>
-          </w:p>
-        </w:tc>
-        <w:tc>
-          <w:tcPr>
-            <w:shd w:fill="auto" w:val="clear"/>
-            <w:tcMar>
-              <w:top w:w="100.0" w:type="dxa"/>
-              <w:left w:w="100.0" w:type="dxa"/>
-              <w:bottom w:w="100.0" w:type="dxa"/>
-              <w:right w:w="100.0" w:type="dxa"/>
-            </w:tcMar>
-            <w:vAlign w:val="top"/>
-          </w:tcPr>
-          <w:p>
-            <w:pPr>
-              <w:jc w:val="both"/>
+                <w:sz w:val="16"/>
+                <w:szCs w:val="16"/>
+                <w:rtl w:val="0"/>
+              </w:rPr>
+              <w:t xml:space="preserve">Max output tokens</w:t>
+            </w:r>
+          </w:p>
+        </w:tc>
+        <w:tc>
+          <w:tcPr>
+            <w:shd w:fill="auto" w:val="clear"/>
+            <w:tcMar>
+              <w:top w:w="80.0" w:type="dxa"/>
+              <w:left w:w="80.0" w:type="dxa"/>
+              <w:bottom w:w="80.0" w:type="dxa"/>
+              <w:right w:w="80.0" w:type="dxa"/>
+            </w:tcMar>
+            <w:vAlign w:val="top"/>
+          </w:tcPr>
+          <w:p>
+            <w:pPr>
+              <w:jc w:val="left"/>
               <w:rPr>
                 <w:rFonts w:ascii="Times New Roman" w:cs="Times New Roman" w:eastAsia="Times New Roman" w:hAnsi="Times New Roman"/>
                 <w:b w:val="1"/>
                 <w:bCs w:val="1"/>
-                <w:sz w:val="20"/>
-                <w:szCs w:val="20"/>
+                <w:sz w:val="16"/>
+                <w:szCs w:val="16"/>
               </w:rPr>
             </w:pPr>
             <w:r>
@@ -36367,150 +36176,41 @@
                 <w:rFonts w:ascii="Times New Roman" w:cs="Times New Roman" w:eastAsia="Times New Roman" w:hAnsi="Times New Roman"/>
                 <w:b w:val="1"/>
                 <w:bCs w:val="1"/>
-                <w:sz w:val="20"/>
-                <w:szCs w:val="20"/>
-                <w:rtl w:val="0"/>
-              </w:rPr>
-              <w:t xml:space="preserve">Detail</w:t>
-            </w:r>
-          </w:p>
-        </w:tc>
-        <w:tc>
-          <w:tcPr>
-            <w:shd w:fill="auto" w:val="clear"/>
-            <w:tcMar>
-              <w:top w:w="100.0" w:type="dxa"/>
-              <w:left w:w="100.0" w:type="dxa"/>
-              <w:bottom w:w="100.0" w:type="dxa"/>
-              <w:right w:w="100.0" w:type="dxa"/>
-            </w:tcMar>
-            <w:vAlign w:val="top"/>
-          </w:tcPr>
-          <w:p>
-            <w:pPr>
-              <w:jc w:val="both"/>
-              <w:rPr>
-                <w:rFonts w:ascii="Times New Roman" w:cs="Times New Roman" w:eastAsia="Times New Roman" w:hAnsi="Times New Roman"/>
-                <w:b w:val="1"/>
-                <w:bCs w:val="1"/>
-                <w:sz w:val="20"/>
-                <w:szCs w:val="20"/>
-              </w:rPr>
-            </w:pPr>
-            <w:r>
-              <w:rPr>
-                <w:rFonts w:ascii="Times New Roman" w:cs="Times New Roman" w:eastAsia="Times New Roman" w:hAnsi="Times New Roman"/>
-                <w:b w:val="1"/>
-                <w:bCs w:val="1"/>
-                <w:sz w:val="20"/>
-                <w:szCs w:val="20"/>
-                <w:rtl w:val="0"/>
-              </w:rPr>
-              <w:t xml:space="preserve">Max output tokens</w:t>
-            </w:r>
-          </w:p>
-        </w:tc>
-        <w:tc>
-          <w:tcPr>
-            <w:shd w:fill="auto" w:val="clear"/>
-            <w:tcMar>
-              <w:top w:w="100.0" w:type="dxa"/>
-              <w:left w:w="100.0" w:type="dxa"/>
-              <w:bottom w:w="100.0" w:type="dxa"/>
-              <w:right w:w="100.0" w:type="dxa"/>
-            </w:tcMar>
-            <w:vAlign w:val="top"/>
-          </w:tcPr>
-          <w:p>
-            <w:pPr>
-              <w:jc w:val="both"/>
-              <w:rPr>
-                <w:rFonts w:ascii="Times New Roman" w:cs="Times New Roman" w:eastAsia="Times New Roman" w:hAnsi="Times New Roman"/>
-                <w:b w:val="1"/>
-                <w:bCs w:val="1"/>
-                <w:sz w:val="20"/>
-                <w:szCs w:val="20"/>
-              </w:rPr>
-            </w:pPr>
-            <w:r>
-              <w:rPr>
-                <w:rFonts w:ascii="Times New Roman" w:cs="Times New Roman" w:eastAsia="Times New Roman" w:hAnsi="Times New Roman"/>
-                <w:b w:val="1"/>
-                <w:bCs w:val="1"/>
-                <w:sz w:val="20"/>
-                <w:szCs w:val="20"/>
+                <w:sz w:val="16"/>
+                <w:szCs w:val="16"/>
                 <w:rtl w:val="0"/>
               </w:rPr>
               <w:t xml:space="preserve">Temperature</w:t>
-            </w:r>
-          </w:p>
-        </w:tc>
-        <w:tc>
-          <w:tcPr>
-            <w:shd w:fill="auto" w:val="clear"/>
-            <w:tcMar>
-              <w:top w:w="100.0" w:type="dxa"/>
-              <w:left w:w="100.0" w:type="dxa"/>
-              <w:bottom w:w="100.0" w:type="dxa"/>
-              <w:right w:w="100.0" w:type="dxa"/>
-            </w:tcMar>
-            <w:vAlign w:val="top"/>
-          </w:tcPr>
-          <w:p>
-            <w:pPr>
-              <w:jc w:val="both"/>
-              <w:rPr>
-                <w:rFonts w:ascii="Times New Roman" w:cs="Times New Roman" w:eastAsia="Times New Roman" w:hAnsi="Times New Roman"/>
-                <w:b w:val="1"/>
-                <w:bCs w:val="1"/>
-                <w:sz w:val="20"/>
-                <w:szCs w:val="20"/>
-              </w:rPr>
-            </w:pPr>
-            <w:r>
-              <w:rPr>
-                <w:rFonts w:ascii="Times New Roman" w:cs="Times New Roman" w:eastAsia="Times New Roman" w:hAnsi="Times New Roman"/>
-                <w:b w:val="1"/>
-                <w:bCs w:val="1"/>
-                <w:sz w:val="20"/>
-                <w:szCs w:val="20"/>
-                <w:rtl w:val="0"/>
-              </w:rPr>
-              <w:t xml:space="preserve">Notes</w:t>
             </w:r>
           </w:p>
         </w:tc>
       </w:tr>
       <w:tr>
-        <w:trPr>
-          <w:cantSplit w:val="0"/>
-          <w:tblHeader w:val="0"/>
-        </w:trPr>
-        <w:tc>
-          <w:tcPr>
-            <w:shd w:fill="auto" w:val="clear"/>
-            <w:tcMar>
-              <w:top w:w="100.0" w:type="dxa"/>
-              <w:left w:w="100.0" w:type="dxa"/>
-              <w:bottom w:w="100.0" w:type="dxa"/>
-              <w:right w:w="100.0" w:type="dxa"/>
-            </w:tcMar>
-            <w:vAlign w:val="top"/>
-          </w:tcPr>
-          <w:p>
-            <w:pPr>
-              <w:jc w:val="both"/>
-              <w:rPr>
-                <w:rFonts w:ascii="Times New Roman" w:cs="Times New Roman" w:eastAsia="Times New Roman" w:hAnsi="Times New Roman"/>
-                <w:sz w:val="20"/>
-                <w:szCs w:val="20"/>
-              </w:rPr>
-            </w:pPr>
-            <w:r>
-              <w:rPr>
-                <w:rFonts w:ascii="Times New Roman" w:cs="Times New Roman" w:eastAsia="Times New Roman" w:hAnsi="Times New Roman"/>
-                <w:sz w:val="20"/>
-                <w:szCs w:val="20"/>
+        <w:tc>
+          <w:tcPr>
+            <w:shd w:fill="auto" w:val="clear"/>
+            <w:tcMar>
+              <w:top w:w="80.0" w:type="dxa"/>
+              <w:left w:w="80.0" w:type="dxa"/>
+              <w:bottom w:w="80.0" w:type="dxa"/>
+              <w:right w:w="80.0" w:type="dxa"/>
+            </w:tcMar>
+            <w:vAlign w:val="top"/>
+          </w:tcPr>
+          <w:p>
+            <w:pPr>
+              <w:jc w:val="left"/>
+              <w:rPr>
+                <w:rFonts w:ascii="Times New Roman" w:cs="Times New Roman" w:eastAsia="Times New Roman" w:hAnsi="Times New Roman"/>
+                <w:sz w:val="16"/>
+                <w:szCs w:val="16"/>
+              </w:rPr>
+            </w:pPr>
+            <w:r>
+              <w:rPr>
+                <w:rFonts w:ascii="Times New Roman" w:cs="Times New Roman" w:eastAsia="Times New Roman" w:hAnsi="Times New Roman"/>
+                <w:sz w:val="16"/>
+                <w:szCs w:val="16"/>
                 <w:rtl w:val="0"/>
               </w:rPr>
               <w:t xml:space="preserve">OpenAI (gpt-4.1, mini, nano)</w:t>
@@ -36521,114 +36221,27 @@
           <w:tcPr>
             <w:shd w:fill="auto" w:val="clear"/>
             <w:tcMar>
-              <w:top w:w="100.0" w:type="dxa"/>
-              <w:left w:w="100.0" w:type="dxa"/>
-              <w:bottom w:w="100.0" w:type="dxa"/>
-              <w:right w:w="100.0" w:type="dxa"/>
-            </w:tcMar>
-            <w:vAlign w:val="top"/>
-          </w:tcPr>
-          <w:p>
-            <w:pPr>
-              <w:jc w:val="both"/>
-              <w:rPr>
-                <w:rFonts w:ascii="Times New Roman" w:cs="Times New Roman" w:eastAsia="Times New Roman" w:hAnsi="Times New Roman"/>
-                <w:sz w:val="20"/>
-                <w:szCs w:val="20"/>
-              </w:rPr>
-            </w:pPr>
-            <w:r>
-              <w:rPr>
-                <w:rFonts w:ascii="Times New Roman" w:cs="Times New Roman" w:eastAsia="Times New Roman" w:hAnsi="Times New Roman"/>
-                <w:sz w:val="20"/>
-                <w:szCs w:val="20"/>
-                <w:rtl w:val="0"/>
-              </w:rPr>
-              <w:t xml:space="preserve">data URL base64, </w:t>
-            </w:r>
-            <w:r>
-              <w:rPr>
-                <w:rFonts w:ascii="Times New Roman" w:cs="Times New Roman" w:eastAsia="Times New Roman" w:hAnsi="Times New Roman"/>
-                <w:color w:val="188038"/>
-                <w:sz w:val="20"/>
-                <w:szCs w:val="20"/>
-                <w:rtl w:val="0"/>
-              </w:rPr>
-              <w:t xml:space="preserve">image_url</w:t>
-            </w:r>
-            <w:r>
-              <w:rPr>
-                <w:rFonts w:ascii="Times New Roman" w:cs="Times New Roman" w:eastAsia="Times New Roman" w:hAnsi="Times New Roman"/>
-                <w:sz w:val="20"/>
-                <w:szCs w:val="20"/>
-                <w:rtl w:val="0"/>
-              </w:rPr>
-              <w:t xml:space="preserve"> block</w:t>
-            </w:r>
-          </w:p>
-        </w:tc>
-        <w:tc>
-          <w:tcPr>
-            <w:shd w:fill="auto" w:val="clear"/>
-            <w:tcMar>
-              <w:top w:w="100.0" w:type="dxa"/>
-              <w:left w:w="100.0" w:type="dxa"/>
-              <w:bottom w:w="100.0" w:type="dxa"/>
-              <w:right w:w="100.0" w:type="dxa"/>
-            </w:tcMar>
-            <w:vAlign w:val="top"/>
-          </w:tcPr>
-          <w:p>
-            <w:pPr>
-              <w:jc w:val="both"/>
-              <w:rPr>
-                <w:rFonts w:ascii="Times New Roman" w:cs="Times New Roman" w:eastAsia="Times New Roman" w:hAnsi="Times New Roman"/>
-                <w:sz w:val="20"/>
-                <w:szCs w:val="20"/>
-              </w:rPr>
-            </w:pPr>
-            <w:r>
-              <w:rPr>
-                <w:rFonts w:ascii="Times New Roman" w:cs="Times New Roman" w:eastAsia="Times New Roman" w:hAnsi="Times New Roman"/>
-                <w:color w:val="188038"/>
-                <w:sz w:val="20"/>
-                <w:szCs w:val="20"/>
-                <w:rtl w:val="0"/>
-              </w:rPr>
-              <w:t xml:space="preserve">detail: "high"</w:t>
-            </w:r>
-            <w:r>
-              <w:rPr>
-                <w:rtl w:val="0"/>
-              </w:rPr>
-            </w:r>
-          </w:p>
-        </w:tc>
-        <w:tc>
-          <w:tcPr>
-            <w:shd w:fill="auto" w:val="clear"/>
-            <w:tcMar>
-              <w:top w:w="100.0" w:type="dxa"/>
-              <w:left w:w="100.0" w:type="dxa"/>
-              <w:bottom w:w="100.0" w:type="dxa"/>
-              <w:right w:w="100.0" w:type="dxa"/>
-            </w:tcMar>
-            <w:vAlign w:val="top"/>
-          </w:tcPr>
-          <w:p>
-            <w:pPr>
-              <w:jc w:val="both"/>
-              <w:rPr>
-                <w:rFonts w:ascii="Times New Roman" w:cs="Times New Roman" w:eastAsia="Times New Roman" w:hAnsi="Times New Roman"/>
-                <w:sz w:val="20"/>
-                <w:szCs w:val="20"/>
-              </w:rPr>
-            </w:pPr>
-            <w:r>
-              <w:rPr>
-                <w:rFonts w:ascii="Times New Roman" w:cs="Times New Roman" w:eastAsia="Times New Roman" w:hAnsi="Times New Roman"/>
-                <w:sz w:val="20"/>
-                <w:szCs w:val="20"/>
+              <w:top w:w="80.0" w:type="dxa"/>
+              <w:left w:w="80.0" w:type="dxa"/>
+              <w:bottom w:w="80.0" w:type="dxa"/>
+              <w:right w:w="80.0" w:type="dxa"/>
+            </w:tcMar>
+            <w:vAlign w:val="top"/>
+          </w:tcPr>
+          <w:p>
+            <w:pPr>
+              <w:jc w:val="left"/>
+              <w:rPr>
+                <w:rFonts w:ascii="Times New Roman" w:cs="Times New Roman" w:eastAsia="Times New Roman" w:hAnsi="Times New Roman"/>
+                <w:sz w:val="16"/>
+                <w:szCs w:val="16"/>
+              </w:rPr>
+            </w:pPr>
+            <w:r>
+              <w:rPr>
+                <w:rFonts w:ascii="Times New Roman" w:cs="Times New Roman" w:eastAsia="Times New Roman" w:hAnsi="Times New Roman"/>
+                <w:sz w:val="16"/>
+                <w:szCs w:val="16"/>
                 <w:rtl w:val="0"/>
               </w:rPr>
               <w:t xml:space="preserve">512</w:t>
@@ -36639,95 +36252,60 @@
           <w:tcPr>
             <w:shd w:fill="auto" w:val="clear"/>
             <w:tcMar>
-              <w:top w:w="100.0" w:type="dxa"/>
-              <w:left w:w="100.0" w:type="dxa"/>
-              <w:bottom w:w="100.0" w:type="dxa"/>
-              <w:right w:w="100.0" w:type="dxa"/>
-            </w:tcMar>
-            <w:vAlign w:val="top"/>
-          </w:tcPr>
-          <w:p>
-            <w:pPr>
-              <w:jc w:val="both"/>
-              <w:rPr>
-                <w:rFonts w:ascii="Times New Roman" w:cs="Times New Roman" w:eastAsia="Times New Roman" w:hAnsi="Times New Roman"/>
-                <w:sz w:val="20"/>
-                <w:szCs w:val="20"/>
-              </w:rPr>
-            </w:pPr>
-            <w:r>
-              <w:rPr>
-                <w:rFonts w:ascii="Times New Roman" w:cs="Times New Roman" w:eastAsia="Times New Roman" w:hAnsi="Times New Roman"/>
-                <w:sz w:val="20"/>
-                <w:szCs w:val="20"/>
+              <w:top w:w="80.0" w:type="dxa"/>
+              <w:left w:w="80.0" w:type="dxa"/>
+              <w:bottom w:w="80.0" w:type="dxa"/>
+              <w:right w:w="80.0" w:type="dxa"/>
+            </w:tcMar>
+            <w:vAlign w:val="top"/>
+          </w:tcPr>
+          <w:p>
+            <w:pPr>
+              <w:jc w:val="left"/>
+              <w:rPr>
+                <w:rFonts w:ascii="Times New Roman" w:cs="Times New Roman" w:eastAsia="Times New Roman" w:hAnsi="Times New Roman"/>
+                <w:sz w:val="16"/>
+                <w:szCs w:val="16"/>
+              </w:rPr>
+            </w:pPr>
+            <w:r>
+              <w:rPr>
+                <w:rFonts w:ascii="Times New Roman" w:cs="Times New Roman" w:eastAsia="Times New Roman" w:hAnsi="Times New Roman"/>
+                <w:sz w:val="16"/>
+                <w:szCs w:val="16"/>
                 <w:rtl w:val="0"/>
               </w:rPr>
               <w:t xml:space="preserve">0</w:t>
-            </w:r>
-          </w:p>
-        </w:tc>
-        <w:tc>
-          <w:tcPr>
-            <w:shd w:fill="auto" w:val="clear"/>
-            <w:tcMar>
-              <w:top w:w="100.0" w:type="dxa"/>
-              <w:left w:w="100.0" w:type="dxa"/>
-              <w:bottom w:w="100.0" w:type="dxa"/>
-              <w:right w:w="100.0" w:type="dxa"/>
-            </w:tcMar>
-            <w:vAlign w:val="top"/>
-          </w:tcPr>
-          <w:p>
-            <w:pPr>
-              <w:jc w:val="both"/>
-              <w:rPr>
-                <w:rFonts w:ascii="Times New Roman" w:cs="Times New Roman" w:eastAsia="Times New Roman" w:hAnsi="Times New Roman"/>
-                <w:sz w:val="20"/>
-                <w:szCs w:val="20"/>
-              </w:rPr>
-            </w:pPr>
-            <w:r>
-              <w:rPr>
-                <w:rFonts w:ascii="Times New Roman" w:cs="Times New Roman" w:eastAsia="Times New Roman" w:hAnsi="Times New Roman"/>
-                <w:sz w:val="20"/>
-                <w:szCs w:val="20"/>
-                <w:rtl w:val="0"/>
-              </w:rPr>
-              <w:t xml:space="preserve">Direct API; provider may downscale internally above its native cap.</w:t>
             </w:r>
           </w:p>
         </w:tc>
       </w:tr>
       <w:tr>
-        <w:trPr>
-          <w:cantSplit w:val="0"/>
-          <w:tblHeader w:val="0"/>
-        </w:trPr>
-        <w:tc>
-          <w:tcPr>
-            <w:shd w:fill="auto" w:val="clear"/>
-            <w:tcMar>
-              <w:top w:w="100.0" w:type="dxa"/>
-              <w:left w:w="100.0" w:type="dxa"/>
-              <w:bottom w:w="100.0" w:type="dxa"/>
-              <w:right w:w="100.0" w:type="dxa"/>
-            </w:tcMar>
-            <w:vAlign w:val="top"/>
-          </w:tcPr>
-          <w:p>
-            <w:pPr>
-              <w:jc w:val="both"/>
-              <w:rPr>
-                <w:rFonts w:ascii="Times New Roman" w:cs="Times New Roman" w:eastAsia="Times New Roman" w:hAnsi="Times New Roman"/>
-                <w:sz w:val="20"/>
-                <w:szCs w:val="20"/>
-              </w:rPr>
-            </w:pPr>
-            <w:r>
-              <w:rPr>
-                <w:rFonts w:ascii="Times New Roman" w:cs="Times New Roman" w:eastAsia="Times New Roman" w:hAnsi="Times New Roman"/>
-                <w:sz w:val="20"/>
-                <w:szCs w:val="20"/>
+        <w:tc>
+          <w:tcPr>
+            <w:shd w:fill="auto" w:val="clear"/>
+            <w:tcMar>
+              <w:top w:w="80.0" w:type="dxa"/>
+              <w:left w:w="80.0" w:type="dxa"/>
+              <w:bottom w:w="80.0" w:type="dxa"/>
+              <w:right w:w="80.0" w:type="dxa"/>
+            </w:tcMar>
+            <w:vAlign w:val="top"/>
+          </w:tcPr>
+          <w:p>
+            <w:pPr>
+              <w:jc w:val="left"/>
+              <w:rPr>
+                <w:rFonts w:ascii="Times New Roman" w:cs="Times New Roman" w:eastAsia="Times New Roman" w:hAnsi="Times New Roman"/>
+                <w:sz w:val="16"/>
+                <w:szCs w:val="16"/>
+              </w:rPr>
+            </w:pPr>
+            <w:r>
+              <w:rPr>
+                <w:rFonts w:ascii="Times New Roman" w:cs="Times New Roman" w:eastAsia="Times New Roman" w:hAnsi="Times New Roman"/>
+                <w:sz w:val="16"/>
+                <w:szCs w:val="16"/>
                 <w:rtl w:val="0"/>
               </w:rPr>
               <w:t xml:space="preserve">Anthropic (claude-sonnet-4)</w:t>
@@ -36738,99 +36316,27 @@
           <w:tcPr>
             <w:shd w:fill="auto" w:val="clear"/>
             <w:tcMar>
-              <w:top w:w="100.0" w:type="dxa"/>
-              <w:left w:w="100.0" w:type="dxa"/>
-              <w:bottom w:w="100.0" w:type="dxa"/>
-              <w:right w:w="100.0" w:type="dxa"/>
-            </w:tcMar>
-            <w:vAlign w:val="top"/>
-          </w:tcPr>
-          <w:p>
-            <w:pPr>
-              <w:jc w:val="both"/>
-              <w:rPr>
-                <w:rFonts w:ascii="Times New Roman" w:cs="Times New Roman" w:eastAsia="Times New Roman" w:hAnsi="Times New Roman"/>
-                <w:sz w:val="20"/>
-                <w:szCs w:val="20"/>
-              </w:rPr>
-            </w:pPr>
-            <w:r>
-              <w:rPr>
-                <w:rFonts w:ascii="Times New Roman" w:cs="Times New Roman" w:eastAsia="Times New Roman" w:hAnsi="Times New Roman"/>
-                <w:color w:val="188038"/>
-                <w:sz w:val="20"/>
-                <w:szCs w:val="20"/>
-                <w:rtl w:val="0"/>
-              </w:rPr>
-              <w:t xml:space="preserve">source: base64</w:t>
-            </w:r>
-            <w:r>
-              <w:rPr>
-                <w:rFonts w:ascii="Times New Roman" w:cs="Times New Roman" w:eastAsia="Times New Roman" w:hAnsi="Times New Roman"/>
-                <w:sz w:val="20"/>
-                <w:szCs w:val="20"/>
-                <w:rtl w:val="0"/>
-              </w:rPr>
-              <w:t xml:space="preserve">, native PNG</w:t>
-            </w:r>
-          </w:p>
-        </w:tc>
-        <w:tc>
-          <w:tcPr>
-            <w:shd w:fill="auto" w:val="clear"/>
-            <w:tcMar>
-              <w:top w:w="100.0" w:type="dxa"/>
-              <w:left w:w="100.0" w:type="dxa"/>
-              <w:bottom w:w="100.0" w:type="dxa"/>
-              <w:right w:w="100.0" w:type="dxa"/>
-            </w:tcMar>
-            <w:vAlign w:val="top"/>
-          </w:tcPr>
-          <w:p>
-            <w:pPr>
-              <w:jc w:val="both"/>
-              <w:rPr>
-                <w:rFonts w:ascii="Times New Roman" w:cs="Times New Roman" w:eastAsia="Times New Roman" w:hAnsi="Times New Roman"/>
-                <w:sz w:val="20"/>
-                <w:szCs w:val="20"/>
-              </w:rPr>
-            </w:pPr>
-            <w:r>
-              <w:rPr>
-                <w:rFonts w:ascii="Times New Roman" w:cs="Times New Roman" w:eastAsia="Times New Roman" w:hAnsi="Times New Roman"/>
-                <w:sz w:val="20"/>
-                <w:szCs w:val="20"/>
-                <w:rtl w:val="0"/>
-              </w:rPr>
-              <w:t xml:space="preserve">n/a (native handling)</w:t>
-            </w:r>
-          </w:p>
-        </w:tc>
-        <w:tc>
-          <w:tcPr>
-            <w:shd w:fill="auto" w:val="clear"/>
-            <w:tcMar>
-              <w:top w:w="100.0" w:type="dxa"/>
-              <w:left w:w="100.0" w:type="dxa"/>
-              <w:bottom w:w="100.0" w:type="dxa"/>
-              <w:right w:w="100.0" w:type="dxa"/>
-            </w:tcMar>
-            <w:vAlign w:val="top"/>
-          </w:tcPr>
-          <w:p>
-            <w:pPr>
-              <w:jc w:val="both"/>
-              <w:rPr>
-                <w:rFonts w:ascii="Times New Roman" w:cs="Times New Roman" w:eastAsia="Times New Roman" w:hAnsi="Times New Roman"/>
-                <w:sz w:val="20"/>
-                <w:szCs w:val="20"/>
-              </w:rPr>
-            </w:pPr>
-            <w:r>
-              <w:rPr>
-                <w:rFonts w:ascii="Times New Roman" w:cs="Times New Roman" w:eastAsia="Times New Roman" w:hAnsi="Times New Roman"/>
-                <w:sz w:val="20"/>
-                <w:szCs w:val="20"/>
+              <w:top w:w="80.0" w:type="dxa"/>
+              <w:left w:w="80.0" w:type="dxa"/>
+              <w:bottom w:w="80.0" w:type="dxa"/>
+              <w:right w:w="80.0" w:type="dxa"/>
+            </w:tcMar>
+            <w:vAlign w:val="top"/>
+          </w:tcPr>
+          <w:p>
+            <w:pPr>
+              <w:jc w:val="left"/>
+              <w:rPr>
+                <w:rFonts w:ascii="Times New Roman" w:cs="Times New Roman" w:eastAsia="Times New Roman" w:hAnsi="Times New Roman"/>
+                <w:sz w:val="16"/>
+                <w:szCs w:val="16"/>
+              </w:rPr>
+            </w:pPr>
+            <w:r>
+              <w:rPr>
+                <w:rFonts w:ascii="Times New Roman" w:cs="Times New Roman" w:eastAsia="Times New Roman" w:hAnsi="Times New Roman"/>
+                <w:sz w:val="16"/>
+                <w:szCs w:val="16"/>
                 <w:rtl w:val="0"/>
               </w:rPr>
               <w:t xml:space="preserve">512</w:t>
@@ -36841,95 +36347,60 @@
           <w:tcPr>
             <w:shd w:fill="auto" w:val="clear"/>
             <w:tcMar>
-              <w:top w:w="100.0" w:type="dxa"/>
-              <w:left w:w="100.0" w:type="dxa"/>
-              <w:bottom w:w="100.0" w:type="dxa"/>
-              <w:right w:w="100.0" w:type="dxa"/>
-            </w:tcMar>
-            <w:vAlign w:val="top"/>
-          </w:tcPr>
-          <w:p>
-            <w:pPr>
-              <w:jc w:val="both"/>
-              <w:rPr>
-                <w:rFonts w:ascii="Times New Roman" w:cs="Times New Roman" w:eastAsia="Times New Roman" w:hAnsi="Times New Roman"/>
-                <w:sz w:val="20"/>
-                <w:szCs w:val="20"/>
-              </w:rPr>
-            </w:pPr>
-            <w:r>
-              <w:rPr>
-                <w:rFonts w:ascii="Times New Roman" w:cs="Times New Roman" w:eastAsia="Times New Roman" w:hAnsi="Times New Roman"/>
-                <w:sz w:val="20"/>
-                <w:szCs w:val="20"/>
+              <w:top w:w="80.0" w:type="dxa"/>
+              <w:left w:w="80.0" w:type="dxa"/>
+              <w:bottom w:w="80.0" w:type="dxa"/>
+              <w:right w:w="80.0" w:type="dxa"/>
+            </w:tcMar>
+            <w:vAlign w:val="top"/>
+          </w:tcPr>
+          <w:p>
+            <w:pPr>
+              <w:jc w:val="left"/>
+              <w:rPr>
+                <w:rFonts w:ascii="Times New Roman" w:cs="Times New Roman" w:eastAsia="Times New Roman" w:hAnsi="Times New Roman"/>
+                <w:sz w:val="16"/>
+                <w:szCs w:val="16"/>
+              </w:rPr>
+            </w:pPr>
+            <w:r>
+              <w:rPr>
+                <w:rFonts w:ascii="Times New Roman" w:cs="Times New Roman" w:eastAsia="Times New Roman" w:hAnsi="Times New Roman"/>
+                <w:sz w:val="16"/>
+                <w:szCs w:val="16"/>
                 <w:rtl w:val="0"/>
               </w:rPr>
               <w:t xml:space="preserve">0</w:t>
-            </w:r>
-          </w:p>
-        </w:tc>
-        <w:tc>
-          <w:tcPr>
-            <w:shd w:fill="auto" w:val="clear"/>
-            <w:tcMar>
-              <w:top w:w="100.0" w:type="dxa"/>
-              <w:left w:w="100.0" w:type="dxa"/>
-              <w:bottom w:w="100.0" w:type="dxa"/>
-              <w:right w:w="100.0" w:type="dxa"/>
-            </w:tcMar>
-            <w:vAlign w:val="top"/>
-          </w:tcPr>
-          <w:p>
-            <w:pPr>
-              <w:jc w:val="both"/>
-              <w:rPr>
-                <w:rFonts w:ascii="Times New Roman" w:cs="Times New Roman" w:eastAsia="Times New Roman" w:hAnsi="Times New Roman"/>
-                <w:sz w:val="20"/>
-                <w:szCs w:val="20"/>
-              </w:rPr>
-            </w:pPr>
-            <w:r>
-              <w:rPr>
-                <w:rFonts w:ascii="Times New Roman" w:cs="Times New Roman" w:eastAsia="Times New Roman" w:hAnsi="Times New Roman"/>
-                <w:sz w:val="20"/>
-                <w:szCs w:val="20"/>
-                <w:rtl w:val="0"/>
-              </w:rPr>
-              <w:t xml:space="preserve">Anthropic auto-rescales to 1568px on the long edge if larger.</w:t>
             </w:r>
           </w:p>
         </w:tc>
       </w:tr>
       <w:tr>
-        <w:trPr>
-          <w:cantSplit w:val="0"/>
-          <w:tblHeader w:val="0"/>
-        </w:trPr>
-        <w:tc>
-          <w:tcPr>
-            <w:shd w:fill="auto" w:val="clear"/>
-            <w:tcMar>
-              <w:top w:w="100.0" w:type="dxa"/>
-              <w:left w:w="100.0" w:type="dxa"/>
-              <w:bottom w:w="100.0" w:type="dxa"/>
-              <w:right w:w="100.0" w:type="dxa"/>
-            </w:tcMar>
-            <w:vAlign w:val="top"/>
-          </w:tcPr>
-          <w:p>
-            <w:pPr>
-              <w:jc w:val="both"/>
-              <w:rPr>
-                <w:rFonts w:ascii="Times New Roman" w:cs="Times New Roman" w:eastAsia="Times New Roman" w:hAnsi="Times New Roman"/>
-                <w:sz w:val="20"/>
-                <w:szCs w:val="20"/>
-              </w:rPr>
-            </w:pPr>
-            <w:r>
-              <w:rPr>
-                <w:rFonts w:ascii="Times New Roman" w:cs="Times New Roman" w:eastAsia="Times New Roman" w:hAnsi="Times New Roman"/>
-                <w:sz w:val="20"/>
-                <w:szCs w:val="20"/>
+        <w:tc>
+          <w:tcPr>
+            <w:shd w:fill="auto" w:val="clear"/>
+            <w:tcMar>
+              <w:top w:w="80.0" w:type="dxa"/>
+              <w:left w:w="80.0" w:type="dxa"/>
+              <w:bottom w:w="80.0" w:type="dxa"/>
+              <w:right w:w="80.0" w:type="dxa"/>
+            </w:tcMar>
+            <w:vAlign w:val="top"/>
+          </w:tcPr>
+          <w:p>
+            <w:pPr>
+              <w:jc w:val="left"/>
+              <w:rPr>
+                <w:rFonts w:ascii="Times New Roman" w:cs="Times New Roman" w:eastAsia="Times New Roman" w:hAnsi="Times New Roman"/>
+                <w:sz w:val="16"/>
+                <w:szCs w:val="16"/>
+              </w:rPr>
+            </w:pPr>
+            <w:r>
+              <w:rPr>
+                <w:rFonts w:ascii="Times New Roman" w:cs="Times New Roman" w:eastAsia="Times New Roman" w:hAnsi="Times New Roman"/>
+                <w:sz w:val="16"/>
+                <w:szCs w:val="16"/>
                 <w:rtl w:val="0"/>
               </w:rPr>
               <w:t xml:space="preserve">Google Gemini (3.6 flash)</w:t>
@@ -36940,99 +36411,27 @@
           <w:tcPr>
             <w:shd w:fill="auto" w:val="clear"/>
             <w:tcMar>
-              <w:top w:w="100.0" w:type="dxa"/>
-              <w:left w:w="100.0" w:type="dxa"/>
-              <w:bottom w:w="100.0" w:type="dxa"/>
-              <w:right w:w="100.0" w:type="dxa"/>
-            </w:tcMar>
-            <w:vAlign w:val="top"/>
-          </w:tcPr>
-          <w:p>
-            <w:pPr>
-              <w:jc w:val="both"/>
-              <w:rPr>
-                <w:rFonts w:ascii="Times New Roman" w:cs="Times New Roman" w:eastAsia="Times New Roman" w:hAnsi="Times New Roman"/>
-                <w:sz w:val="20"/>
-                <w:szCs w:val="20"/>
-              </w:rPr>
-            </w:pPr>
-            <w:r>
-              <w:rPr>
-                <w:rFonts w:ascii="Times New Roman" w:cs="Times New Roman" w:eastAsia="Times New Roman" w:hAnsi="Times New Roman"/>
-                <w:color w:val="188038"/>
-                <w:sz w:val="20"/>
-                <w:szCs w:val="20"/>
-                <w:rtl w:val="0"/>
-              </w:rPr>
-              <w:t xml:space="preserve">inline_data</w:t>
-            </w:r>
-            <w:r>
-              <w:rPr>
-                <w:rFonts w:ascii="Times New Roman" w:cs="Times New Roman" w:eastAsia="Times New Roman" w:hAnsi="Times New Roman"/>
-                <w:sz w:val="20"/>
-                <w:szCs w:val="20"/>
-                <w:rtl w:val="0"/>
-              </w:rPr>
-              <w:t xml:space="preserve"> parts, base64</w:t>
-            </w:r>
-          </w:p>
-        </w:tc>
-        <w:tc>
-          <w:tcPr>
-            <w:shd w:fill="auto" w:val="clear"/>
-            <w:tcMar>
-              <w:top w:w="100.0" w:type="dxa"/>
-              <w:left w:w="100.0" w:type="dxa"/>
-              <w:bottom w:w="100.0" w:type="dxa"/>
-              <w:right w:w="100.0" w:type="dxa"/>
-            </w:tcMar>
-            <w:vAlign w:val="top"/>
-          </w:tcPr>
-          <w:p>
-            <w:pPr>
-              <w:jc w:val="both"/>
-              <w:rPr>
-                <w:rFonts w:ascii="Times New Roman" w:cs="Times New Roman" w:eastAsia="Times New Roman" w:hAnsi="Times New Roman"/>
-                <w:sz w:val="20"/>
-                <w:szCs w:val="20"/>
-              </w:rPr>
-            </w:pPr>
-            <w:r>
-              <w:rPr>
-                <w:rFonts w:ascii="Times New Roman" w:cs="Times New Roman" w:eastAsia="Times New Roman" w:hAnsi="Times New Roman"/>
-                <w:sz w:val="20"/>
-                <w:szCs w:val="20"/>
-                <w:rtl w:val="0"/>
-              </w:rPr>
-              <w:t xml:space="preserve">n/a</w:t>
-            </w:r>
-          </w:p>
-        </w:tc>
-        <w:tc>
-          <w:tcPr>
-            <w:shd w:fill="auto" w:val="clear"/>
-            <w:tcMar>
-              <w:top w:w="100.0" w:type="dxa"/>
-              <w:left w:w="100.0" w:type="dxa"/>
-              <w:bottom w:w="100.0" w:type="dxa"/>
-              <w:right w:w="100.0" w:type="dxa"/>
-            </w:tcMar>
-            <w:vAlign w:val="top"/>
-          </w:tcPr>
-          <w:p>
-            <w:pPr>
-              <w:jc w:val="both"/>
-              <w:rPr>
-                <w:rFonts w:ascii="Times New Roman" w:cs="Times New Roman" w:eastAsia="Times New Roman" w:hAnsi="Times New Roman"/>
-                <w:sz w:val="20"/>
-                <w:szCs w:val="20"/>
-              </w:rPr>
-            </w:pPr>
-            <w:r>
-              <w:rPr>
-                <w:rFonts w:ascii="Times New Roman" w:cs="Times New Roman" w:eastAsia="Times New Roman" w:hAnsi="Times New Roman"/>
-                <w:sz w:val="20"/>
-                <w:szCs w:val="20"/>
+              <w:top w:w="80.0" w:type="dxa"/>
+              <w:left w:w="80.0" w:type="dxa"/>
+              <w:bottom w:w="80.0" w:type="dxa"/>
+              <w:right w:w="80.0" w:type="dxa"/>
+            </w:tcMar>
+            <w:vAlign w:val="top"/>
+          </w:tcPr>
+          <w:p>
+            <w:pPr>
+              <w:jc w:val="left"/>
+              <w:rPr>
+                <w:rFonts w:ascii="Times New Roman" w:cs="Times New Roman" w:eastAsia="Times New Roman" w:hAnsi="Times New Roman"/>
+                <w:sz w:val="16"/>
+                <w:szCs w:val="16"/>
+              </w:rPr>
+            </w:pPr>
+            <w:r>
+              <w:rPr>
+                <w:rFonts w:ascii="Times New Roman" w:cs="Times New Roman" w:eastAsia="Times New Roman" w:hAnsi="Times New Roman"/>
+                <w:sz w:val="16"/>
+                <w:szCs w:val="16"/>
                 <w:rtl w:val="0"/>
               </w:rPr>
               <w:t xml:space="preserve">4096</w:t>
@@ -37043,61 +36442,30 @@
           <w:tcPr>
             <w:shd w:fill="auto" w:val="clear"/>
             <w:tcMar>
-              <w:top w:w="100.0" w:type="dxa"/>
-              <w:left w:w="100.0" w:type="dxa"/>
-              <w:bottom w:w="100.0" w:type="dxa"/>
-              <w:right w:w="100.0" w:type="dxa"/>
-            </w:tcMar>
-            <w:vAlign w:val="top"/>
-          </w:tcPr>
-          <w:p>
-            <w:pPr>
-              <w:jc w:val="both"/>
-              <w:rPr>
-                <w:rFonts w:ascii="Times New Roman" w:cs="Times New Roman" w:eastAsia="Times New Roman" w:hAnsi="Times New Roman"/>
-                <w:sz w:val="20"/>
-                <w:szCs w:val="20"/>
-              </w:rPr>
-            </w:pPr>
-            <w:r>
-              <w:rPr>
-                <w:rFonts w:ascii="Times New Roman" w:cs="Times New Roman" w:eastAsia="Times New Roman" w:hAnsi="Times New Roman"/>
-                <w:sz w:val="20"/>
-                <w:szCs w:val="20"/>
+              <w:top w:w="80.0" w:type="dxa"/>
+              <w:left w:w="80.0" w:type="dxa"/>
+              <w:bottom w:w="80.0" w:type="dxa"/>
+              <w:right w:w="80.0" w:type="dxa"/>
+            </w:tcMar>
+            <w:vAlign w:val="top"/>
+          </w:tcPr>
+          <w:p>
+            <w:pPr>
+              <w:jc w:val="left"/>
+              <w:rPr>
+                <w:rFonts w:ascii="Times New Roman" w:cs="Times New Roman" w:eastAsia="Times New Roman" w:hAnsi="Times New Roman"/>
+                <w:sz w:val="16"/>
+                <w:szCs w:val="16"/>
+              </w:rPr>
+            </w:pPr>
+            <w:r>
+              <w:rPr>
+                <w:rFonts w:ascii="Times New Roman" w:cs="Times New Roman" w:eastAsia="Times New Roman" w:hAnsi="Times New Roman"/>
+                <w:sz w:val="16"/>
+                <w:szCs w:val="16"/>
                 <w:rtl w:val="0"/>
               </w:rPr>
               <w:t xml:space="preserve">0.01</w:t>
-            </w:r>
-          </w:p>
-        </w:tc>
-        <w:tc>
-          <w:tcPr>
-            <w:shd w:fill="auto" w:val="clear"/>
-            <w:tcMar>
-              <w:top w:w="100.0" w:type="dxa"/>
-              <w:left w:w="100.0" w:type="dxa"/>
-              <w:bottom w:w="100.0" w:type="dxa"/>
-              <w:right w:w="100.0" w:type="dxa"/>
-            </w:tcMar>
-            <w:vAlign w:val="top"/>
-          </w:tcPr>
-          <w:p>
-            <w:pPr>
-              <w:jc w:val="both"/>
-              <w:rPr>
-                <w:rFonts w:ascii="Times New Roman" w:cs="Times New Roman" w:eastAsia="Times New Roman" w:hAnsi="Times New Roman"/>
-                <w:sz w:val="20"/>
-                <w:szCs w:val="20"/>
-              </w:rPr>
-            </w:pPr>
-            <w:r>
-              <w:rPr>
-                <w:rFonts w:ascii="Times New Roman" w:cs="Times New Roman" w:eastAsia="Times New Roman" w:hAnsi="Times New Roman"/>
-                <w:sz w:val="20"/>
-                <w:szCs w:val="20"/>
-                <w:rtl w:val="0"/>
-              </w:rPr>
-              <w:t xml:space="preserve">Gemini does not accept exact 0; we use the smallest legal value. Gemini 3.x charges internal reasoning tokens against max_output_tokens, so a 512-token cap truncated most responses mid-JSON; we raise the cap to 4096 and request response_mime_type=application/json. The visible answer remains ~80 tokens, comparable to the other providers.</w:t>
             </w:r>
           </w:p>
         </w:tc>
@@ -37114,6 +36482,25 @@
       </w:pPr>
       <w:r>
         <w:rPr>
+          <w:rFonts w:ascii="Times New Roman" w:cs="Times New Roman" w:eastAsia="Times New Roman" w:hAnsi="Times New Roman"/>
+          <w:sz w:val="20"/>
+          <w:szCs w:val="20"/>
+          <w:rtl w:val="0"/>
+        </w:rPr>
+        <w:t xml:space="preserve">Images are sent as base64 in each provider's native container: an image_url block with a data URL and detail set to high for OpenAI, a source block of native PNG for Anthropic, and inline_data parts for Gemini. All three are called through the providers' direct APIs. Providers may rescale internally, OpenAI above its native cap and Anthropic for anything larger than 1568px on the long edge. Gemini does not accept a temperature of exactly 0, so we use the smallest legal value, and Gemini 3.x charges internal reasoning tokens against max_output_tokens, so a 512-token cap truncated most responses mid-JSON. We therefore raise its cap to 4096 and request response_mime_type=application/json; the visible answer remains about 80 tokens, comparable to the other providers.</w:t>
+      </w:r>
+    </w:p>
+    <w:p>
+      <w:pPr>
+        <w:jc w:val="both"/>
+        <w:rPr>
+          <w:rFonts w:ascii="Times New Roman" w:cs="Times New Roman" w:eastAsia="Times New Roman" w:hAnsi="Times New Roman"/>
+          <w:sz w:val="20"/>
+          <w:szCs w:val="20"/>
+        </w:rPr>
+      </w:pPr>
+      <w:r>
+        <w:rPr>
           <w:rtl w:val="0"/>
         </w:rPr>
       </w:r>
@@ -37145,26 +36532,7 @@
           <w:szCs w:val="20"/>
           <w:rtl w:val="0"/>
         </w:rPr>
-        <w:t xml:space="preserve"> Each call retries up to MAX_RETRIES = 3 with exponential backoff (1s, 2s, 4s). Persistent failures are logged as </w:t>
-      </w:r>
-      <w:r>
-        <w:rPr>
-          <w:rFonts w:ascii="Times New Roman" w:cs="Times New Roman" w:eastAsia="Times New Roman" w:hAnsi="Times New Roman"/>
-          <w:color w:val="188038"/>
-          <w:sz w:val="20"/>
-          <w:szCs w:val="20"/>
-          <w:rtl w:val="0"/>
-        </w:rPr>
-        <w:t xml:space="preserve">verdict: API_ERROR</w:t>
-      </w:r>
-      <w:r>
-        <w:rPr>
-          <w:rFonts w:ascii="Times New Roman" w:cs="Times New Roman" w:eastAsia="Times New Roman" w:hAnsi="Times New Roman"/>
-          <w:sz w:val="20"/>
-          <w:szCs w:val="20"/>
-          <w:rtl w:val="0"/>
-        </w:rPr>
-        <w:t xml:space="preserve">.</w:t>
+        <w:t xml:space="preserve"> Each call retries up to MAX_RETRIES = 6 with exponential backoff (1s, 2s, 4s, 8s, 16s). Persistent failures are logged as verdict: API_ERROR.</w:t>
       </w:r>
     </w:p>
     <w:p>
@@ -37379,33 +36747,24 @@
       <w:r>
         <w:rPr>
           <w:rFonts w:ascii="Times New Roman" w:cs="Times New Roman" w:eastAsia="Times New Roman" w:hAnsi="Times New Roman"/>
+          <w:sz w:val="20"/>
+          <w:szCs w:val="20"/>
+          <w:rtl w:val="0"/>
+        </w:rPr>
+        <w:t xml:space="preserve">Total cost of the full study is reported in Section 5.6 ($35.04 across 10,560 calls). Reproducing the entire study costs less than the cost of a single human evaluator-day at typical contractor rates; this is the practical sense in which the recommended intervention is "low cost."</w:t>
+      </w:r>
+    </w:p>
+    <w:p>
+      <w:pPr>
+        <w:pStyle w:val="Heading2"/>
+        <w:spacing w:after="0" w:before="0" w:lineRule="auto"/>
+        <w:jc w:val="both"/>
+        <w:rPr>
+          <w:rFonts w:ascii="Times New Roman" w:cs="Times New Roman" w:eastAsia="Times New Roman" w:hAnsi="Times New Roman"/>
           <w:b w:val="1"/>
           <w:bCs w:val="1"/>
           <w:sz w:val="20"/>
           <w:szCs w:val="20"/>
-          <w:rtl w:val="0"/>
-        </w:rPr>
-        <w:t xml:space="preserve">Total cost of the full study is reported in Section 5.6 ($35.04 across 10,560 calls). Reproducing the entire study costs less than the cost of a single human evaluator-day at typical contractor rates, this is the practical sense in which the recommended intervention is &amp;amp;quot;low cost.&amp;amp;quot;</w:t>
-      </w:r>
-      <w:r>
-        <w:rPr>
-          <w:rFonts w:ascii="Times New Roman" w:cs="Times New Roman" w:eastAsia="Times New Roman" w:hAnsi="Times New Roman"/>
-          <w:sz w:val="20"/>
-          <w:szCs w:val="20"/>
-          <w:rtl w:val="0"/>
-        </w:rPr>
-        <w:t xml:space="preserve"/>
-      </w:r>
-    </w:p>
-    <w:p>
-      <w:pPr>
-        <w:pStyle w:val="Heading2"/>
-        <w:spacing w:after="0" w:before="0" w:lineRule="auto"/>
-        <w:jc w:val="both"/>
-        <w:rPr>
-          <w:rFonts w:ascii="Times New Roman" w:cs="Times New Roman" w:eastAsia="Times New Roman" w:hAnsi="Times New Roman"/>
-          <w:sz w:val="20"/>
-          <w:szCs w:val="20"/>
         </w:rPr>
       </w:pPr>
       <w:bookmarkStart w:colFirst="0" w:colLast="0" w:name="_be79miqmv2ma" w:id="22"/>
@@ -37413,6 +36772,8 @@
       <w:r>
         <w:rPr>
           <w:rFonts w:ascii="Times New Roman" w:cs="Times New Roman" w:eastAsia="Times New Roman" w:hAnsi="Times New Roman"/>
+          <w:b w:val="1"/>
+          <w:bCs w:val="1"/>
           <w:sz w:val="20"/>
           <w:szCs w:val="20"/>
           <w:rtl w:val="0"/>

--- a/manuscripts/can_llm_web_agents_verify_their_own_work_R1.docx
+++ b/manuscripts/can_llm_web_agents_verify_their_own_work_R1.docx
@@ -5366,7 +5366,7 @@
           <w:szCs w:val="20"/>
           <w:rtl w:val="0"/>
         </w:rPr>
-        <w:t xml:space="preserve">: For the 147 visual-reference instances we compute the Structural Similarity Index between each agent screenshot and its human reference screenshot. The two are resampled to a common 800x446 grayscale resolution, the native size of the human trace frames, so that neither image is cropped. Because a threshold-based baseline can be tuned for different objectives, we report two rules explicitly rather than a single "optimal" number. The accuracy-maximizing threshold (SSIM &gt; 0.794) attains 81.0% accuracy with 0.000 F1: it is the degenerate rule that labels every instance FAILURE, and its accuracy is exactly the 80.95% majority-class rate on this subset. The F1-maximizing threshold (SSIM &gt; 0.406) attains 0.325 F1 at 46.3% accuracy with a 58.8% false-positive rate. Neither rule is usable, which is the point: pixel-level similarity carries no actionable signal for task verification. A perceptual-hash baseline behaves the same way (accuracy-maximizing pHash distance &lt; 0.234 gives 81.6% accuracy at 0.069 F1). We note that pretrained vision-language similarity (e.g., BLIP-2 [25]) could be substituted; SSIM is a strong, well-understood baseline that requires no learned encoder.</w:t>
+        <w:t xml:space="preserve">: For the 147 visual-reference instances we compute the Structural Similarity Index between each agent screenshot and its human reference screenshot. The two are resampled to a common 800 × 446 grayscale resolution, the native size of the human trace frames, so that neither image is cropped. Because a threshold-based baseline can be tuned for different objectives, we report two rules explicitly rather than a single "optimal" number. The accuracy-maximizing threshold (SSIM &gt; 0.794) attains 81.0% accuracy with 0.000 F1: it is the degenerate rule that labels every instance FAILURE, and its accuracy is exactly the 80.95% majority-class rate on this subset. The F1-maximizing threshold (SSIM &gt; 0.406) attains 0.325 F1 at 46.3% accuracy with a 58.8% false-positive rate. Neither rule is usable, which is the point: pixel-level similarity carries no actionable signal for task verification. A perceptual-hash baseline behaves the same way (accuracy-maximizing pHash distance &lt; 0.234 gives 81.6% accuracy at 0.069 F1). We note that pretrained vision-language similarity (e.g., BLIP-2 [25]) could be substituted; SSIM is a strong, well-understood baseline that requires no learned encoder.</w:t>
       </w:r>
     </w:p>
     <w:p>
@@ -16953,7 +16953,7 @@
           <w:szCs w:val="20"/>
           <w:rtl w:val="0"/>
         </w:rPr>
-        <w:t xml:space="preserve">Reliability of the taxonomy. Before reporting any result conditioned on failure type we state the outcome of the inter-annotator agreement study requested in review. Two annotators independently labelled the same 100 failure instances with the three-way taxonomy, seeing the task description and the agent's final screenshot. Cohen's kappa is 0.000: observed agreement (0.330) is exactly the agreement expected by chance (0.330). The result is not attributable to one annotator, since each also agrees with the original single-annotator labels only at chance (kappa +0.016 and -0.030), and the three label distributions differ substantially, most visibly for the partial category (42 original, 35 and 14 for the two annotators). Inspection of the disagreements shows why: the categories are not mutually exclusive. A task abandoned partway typically also looks plausible, so it satisfies the definitions of both partial and deceptive, and which label an annotator chooses depends on whether they weight how convincing the failure looks or how far the agent progressed. We therefore report the failure-type breakdown below as a description of one annotator's labelling, not as a validated categorisation, and no claim in this paper rests on the distinction between deceptive and partial failures. The full agreement analysis is in results/iaa_kappa_3cat_human.txt.</w:t>
+        <w:t xml:space="preserve">Reliability of the taxonomy. Before reporting any result conditioned on failure type we state the outcome of the inter-annotator agreement study requested in review. Two annotators independently labelled the same 100 failure instances with the three-way taxonomy, seeing the task description and the agent's final screenshot. Cohen's kappa [26] is 0.000: observed agreement (0.330) is exactly the agreement expected by chance (0.330). The result is not attributable to one annotator, since each also agrees with the original single-annotator labels only at chance (kappa +0.016 and -0.030), and the three label distributions differ substantially, most visibly for the partial category (42 original, 35 and 14 for the two annotators). Inspection of the disagreements shows why: the categories are not mutually exclusive. A task abandoned partway typically also looks plausible, so it satisfies the definitions of both partial and deceptive, and which label an annotator chooses depends on whether they weight how convincing the failure looks or how far the agent progressed. We therefore report the failure-type breakdown below as a description of one annotator's labelling, not as a validated categorisation, and no claim in this paper rests on the distinction between deceptive and partial failures. On the conventional benchmarks for interpreting kappa [27] this falls below even slight agreement. The full agreement analysis is in results/iaa_kappa_3cat_human.txt.</w:t>
       </w:r>
       <w:r>
         <w:rPr>
@@ -20687,7 +20687,7 @@
           <w:szCs w:val="20"/>
           <w:rtl w:val="0"/>
         </w:rPr>
-        <w:t xml:space="preserve">We report all-up costs to make the "low-cost intervention" claim concrete and to give practitioners realistic budgeting numbers. Across the full study (5 verifiers x 4 conditions, including retried PARSE_ERROR/API_ERROR records), we executed 10,560 verification API calls at a total cost of $35.04 (per-call costs and latency in results/revision_cost_latency.csv). Note that the Gemini figures reflect gemini-3.6-flash pricing, which is roughly five times the input and six times the output rate of the retired gemini-2.5-flash used in the original submission.</w:t>
+        <w:t xml:space="preserve">We report all-up costs to make the "low-cost intervention" claim concrete and to give practitioners realistic budgeting numbers. Across the full study (5 verifiers × 4 conditions, including retried PARSE_ERROR/API_ERROR records), we executed 10,560 verification API calls at a total cost of $35.04 (per-call costs and latency in results/revision_cost_latency.csv). Note that the Gemini figures reflect gemini-3.6-flash pricing, which is roughly five times the input and six times the output rate of the retired gemini-2.5-flash used in the original submission.</w:t>
       </w:r>
       <w:r>
         <w:rPr>
@@ -20756,7 +20756,7 @@
           <w:szCs w:val="20"/>
           <w:rtl w:val="0"/>
         </w:rPr>
-        <w:t xml:space="preserve"> GPT-4.1 Nano $0.75, GPT-4.1 Mini $2.15, GPT-4.1 $7.51, Claude Sonnet 4 $21.75, Gemini 3.6 Flash $2.88. Per-call cost ranges from $0.00029 (GPT-4.1 Nano) to $0.0100 (Claude Sonnet 4). Mean per-call latency in Condition B ranges from 3.2s (GPT-4.1 Mini) to 8.3s (Gemini 3.6 Flash). Adding a text reference (A→B) increases per-call cost by less than 10% on average and per-call latency negligibly, supporting the practical recommendation in Section 6: text references are a near-zero-cost upgrade. Table 9 summarises cost and latency per model.</w:t>
+        <w:t xml:space="preserve"> GPT-4.1 Nano $0.75, GPT-4.1 Mini $2.15, GPT-4.1 $7.51, Claude Sonnet 4 $21.75, Gemini 3.6 Flash $2.88. Per-call cost ranges from $0.00029 (GPT-4.1 Nano) to $0.0100 (Claude Sonnet 4). Mean per-call latency in Condition B ranges from 3.2 s (GPT-4.1 Mini) to 8.3 s (Gemini 3.6 Flash). Adding a text reference (A→B) increases per-call cost by less than 10% on average and per-call latency negligibly, supporting the practical recommendation in Section 6: text references are a near-zero-cost upgrade. Table 9 summarises cost and latency per model.</w:t>
       </w:r>
     </w:p>
     <w:p>
@@ -23434,7 +23434,7 @@
           <w:szCs w:val="20"/>
           <w:rtl w:val="0"/>
         </w:rPr>
-        <w:t xml:space="preserve">The benefit of text references, where it appears, suggests a mechanism: a text reference converts an open-ended visual judgment ("does this look successful?") into a structured checklist ("does the page show X, Y and Z?"). This aligns with work on prompt engineering showing that decomposing complex judgments into specific sub-criteria improves model accuracy [26]. The text reference operationalizes the task's success criteria, giving the model concrete assertions to verify rather than requiring it to infer what success looks like from the task description alone. The no-criteria ablation (Section 5.2.3) supports this reading directly: references that describe the expected outcome but omit the benchmark's evaluation criteria produce no significant benefit for any model. This mechanism also predicts where the benefit should be small. A verifier that already resolves the task from the screenshot alone has little left for a checklist to supply, which is consistent with Gemini 3.6 Flash holding the highest Condition A accuracy and showing the smallest Condition B gain. On this account the relevant quantity is not whether a reference is present but how much uncertainty it removes.</w:t>
+        <w:t xml:space="preserve">The benefit of text references, where it appears, suggests a mechanism: a text reference converts an open-ended visual judgment ("does this look successful?") into a structured checklist ("does the page show X, Y and Z?"). This aligns with work on prompt engineering showing that decomposing complex judgments into specific sub-criteria improves model accuracy [28]. The text reference operationalizes the task's success criteria, giving the model concrete assertions to verify rather than requiring it to infer what success looks like from the task description alone. The no-criteria ablation (Section 5.2.3) supports this reading directly: references that describe the expected outcome but omit the benchmark's evaluation criteria produce no significant benefit for any model. This mechanism also predicts where the benefit should be small. A verifier that already resolves the task from the screenshot alone has little left for a checklist to supply, which is consistent with Gemini 3.6 Flash holding the highest Condition A accuracy and showing the smallest Condition B gain. On this account the relevant quantity is not whether a reference is present but how much uncertainty it removes.</w:t>
       </w:r>
     </w:p>
     <w:p>
@@ -24443,7 +24443,7 @@
           <w:szCs w:val="20"/>
           <w:rtl w:val="0"/>
         </w:rPr>
-        <w:t xml:space="preserve"> We use paired McNemar tests on jointly valid instances and percentile bootstrap confidence intervals (2,000 resamples). Where b+c &lt; 25 we use an exact binomial test rather than the asymptotic approximation. We apply both Bonferroni and Holm-Bonferroni multiple-comparison correction across the full 30-test family (5 models x 6 condition pairs) at family-wise α=0.05; 6 of 30 tests are significant under both corrections (Appendix I, results/revision_bonferroni.csv). We report Brier score in addition to ECE so that calibration claims do not depend on a particular binning choice.</w:t>
+        <w:t xml:space="preserve"> We use paired McNemar tests on jointly valid instances and percentile bootstrap confidence intervals (2,000 resamples). Where b+c &lt; 25 we use an exact binomial test rather than the asymptotic approximation. We apply both Bonferroni and Holm-Bonferroni multiple-comparison correction across the full 30-test family (5 models × 6 condition pairs) at family-wise α=0.05; 6 of 30 tests are significant under both corrections (Appendix I, results/revision_bonferroni.csv). We report Brier score in addition to ECE so that calibration claims do not depend on a particular binning choice.</w:t>
       </w:r>
     </w:p>
     <w:p>
@@ -30395,7 +30395,7 @@
     </w:p>
     <w:p>
       <w:pPr>
-        <w:spacing w:line="276" w:lineRule="auto"/>
+        <w:spacing w:line="240" w:lineRule="auto"/>
         <w:jc w:val="center"/>
         <w:rPr/>
       </w:pPr>
@@ -35385,7 +35385,7 @@
           <w:szCs w:val="20"/>
           <w:rtl w:val="0"/>
         </w:rPr>
-        <w:t xml:space="preserve">To translate verifier outputs into deployment policies, we treat each model x condition as a verifier and apply a confidence-threshold rule: if the verifier's reported confidence is at least </w:t>
+        <w:t xml:space="preserve">To translate verifier outputs into deployment policies, we treat each model × condition as a verifier and apply a confidence-threshold rule: if the verifier's reported confidence is at least </w:t>
       </w:r>
       <w:r>
         <w:rPr>
@@ -36281,7 +36281,7 @@
           <w:szCs w:val="20"/>
           <w:rtl w:val="0"/>
         </w:rPr>
-        <w:t xml:space="preserve"> Final-state screenshots from VWA agent trajectories are 1280x2048 PNG (portrait, 5:8 aspect ratio). They are sent to each provider without any resizing or compression, base64-encoded. Reference screenshots from human trajectories are 800x446 JPEG (landscape; smaller because they were captured at a different stage of the VWA pipeline). The asymmetry between actual and reference resolutions is a property of the upstream VWA artifacts; we do not normalize them, so the reference contains less pixel-level detail than the actual screenshot. This is a relevant context for the visual-reference findings in Sections 5.1-5.3.</w:t>
+        <w:t xml:space="preserve"> Final-state screenshots from VWA agent trajectories are 1280 × 2048 PNG (portrait, 5:8 aspect ratio). They are sent to each provider without any resizing or compression, base64-encoded. Reference screenshots from human trajectories are 800 × 446 JPEG (landscape; smaller because they were captured at a different stage of the VWA pipeline). The asymmetry between actual and reference resolutions is a property of the upstream VWA artifacts; we do not normalize them, so the reference contains less pixel-level detail than the actual screenshot. This is a relevant context for the visual-reference findings in Sections 5.1-5.3.</w:t>
       </w:r>
     </w:p>
     <w:p>
@@ -36783,7 +36783,7 @@
           <w:szCs w:val="20"/>
           <w:rtl w:val="0"/>
         </w:rPr>
-        <w:t xml:space="preserve">Images are sent as base64 in each provider's native container: an image_url block with a data URL and detail set to high for OpenAI, a source block of native PNG for Anthropic, and inline_data parts for Gemini. All three are called through the providers' direct APIs. Providers may rescale internally, OpenAI above its native cap and Anthropic for anything larger than 1568px on the long edge. Gemini does not accept a temperature of exactly 0, so we use the smallest legal value, and Gemini 3.x charges internal reasoning tokens against max_output_tokens, so a 512-token cap truncated most responses mid-JSON. We therefore raise its cap to 4096 and request response_mime_type=application/json; the visible answer remains about 80 tokens, comparable to the other providers.</w:t>
+        <w:t xml:space="preserve">Images are sent as base64 in each provider's native container: an image_url block with a data URL and detail set to high for OpenAI, a source block of native PNG for Anthropic, and inline_data parts for Gemini. All three are called through the providers' direct APIs. Providers may rescale internally, OpenAI above its native cap and Anthropic for anything larger than 1568 px on the long edge. Gemini does not accept a temperature of exactly 0, so we use the smallest legal value, and Gemini 3.x charges internal reasoning tokens against max_output_tokens, so a 512-token cap truncated most responses mid-JSON. We therefore raise its cap to 4096 and request response_mime_type=application/json; the visible answer remains about 80 tokens, comparable to the other providers.</w:t>
       </w:r>
     </w:p>
     <w:p>
@@ -36828,7 +36828,7 @@
           <w:szCs w:val="20"/>
           <w:rtl w:val="0"/>
         </w:rPr>
-        <w:t xml:space="preserve"> Each call retries up to MAX_RETRIES = 6 with exponential backoff (1s, 2s, 4s, 8s, 16s). Persistent failures are logged as verdict: API_ERROR.</w:t>
+        <w:t xml:space="preserve"> Each call retries up to MAX_RETRIES = 6 with exponential backoff (1 s, 2 s, 4 s, 8 s, 16 s). Persistent failures are logged as verdict: API_ERROR.</w:t>
       </w:r>
     </w:p>
     <w:p>
@@ -38751,7 +38751,107 @@
           <w:szCs w:val="16"/>
           <w:rtl w:val="0"/>
         </w:rPr>
-        <w:t xml:space="preserve">[26] Wei, J., et al. "Chain-of-Thought Prompting Elicits Reasoning in Large Language Models." </w:t>
+        <w:t xml:space="preserve">[26] Cohen, J. "A Coefficient of Agreement for Nominal Scales." </w:t>
+      </w:r>
+      <w:r>
+        <w:rPr>
+          <w:rFonts w:ascii="Times New Roman" w:cs="Times New Roman" w:eastAsia="Times New Roman" w:hAnsi="Times New Roman"/>
+          <w:i w:val="1"/>
+          <w:iCs w:val="1"/>
+          <w:sz w:val="16"/>
+          <w:szCs w:val="16"/>
+          <w:rtl w:val="0"/>
+        </w:rPr>
+        <w:t xml:space="preserve">Educational and Psychological Measurement</w:t>
+      </w:r>
+      <w:r>
+        <w:rPr>
+          <w:rFonts w:ascii="Times New Roman" w:cs="Times New Roman" w:eastAsia="Times New Roman" w:hAnsi="Times New Roman"/>
+          <w:sz w:val="16"/>
+          <w:szCs w:val="16"/>
+          <w:rtl w:val="0"/>
+        </w:rPr>
+        <w:t xml:space="preserve"> 20(1):37-46 </w:t>
+      </w:r>
+      <w:r>
+        <w:rPr>
+          <w:rFonts w:ascii="Times New Roman" w:cs="Times New Roman" w:eastAsia="Times New Roman" w:hAnsi="Times New Roman"/>
+          <w:i w:val="1"/>
+          <w:iCs w:val="1"/>
+          <w:sz w:val="16"/>
+          <w:szCs w:val="16"/>
+          <w:rtl w:val="0"/>
+        </w:rPr>
+        <w:t xml:space="preserve">(1960)</w:t>
+      </w:r>
+      <w:r>
+        <w:rPr>
+          <w:rFonts w:ascii="Times New Roman" w:cs="Times New Roman" w:eastAsia="Times New Roman" w:hAnsi="Times New Roman"/>
+          <w:sz w:val="16"/>
+          <w:szCs w:val="16"/>
+          <w:rtl w:val="0"/>
+        </w:rPr>
+        <w:t xml:space="preserve">. Available: </w:t>
+      </w:r>
+      <w:hyperlink r:id="rId17">
+        <w:r>
+          <w:rPr>
+            <w:rFonts w:ascii="Times New Roman" w:cs="Times New Roman" w:eastAsia="Times New Roman" w:hAnsi="Times New Roman"/>
+            <w:color w:val="1155cc"/>
+            <w:sz w:val="16"/>
+            <w:szCs w:val="16"/>
+            <w:u w:val="single"/>
+            <w:rtl w:val="0"/>
+          </w:rPr>
+          <w:t xml:space="preserve">https://journals.sagepub.com/doi/10.1177/001316446002000104</w:t>
+        </w:r>
+      </w:hyperlink>
+      <w:r>
+        <w:rPr>
+          <w:rFonts w:ascii="Times New Roman" w:cs="Times New Roman" w:eastAsia="Times New Roman" w:hAnsi="Times New Roman"/>
+          <w:sz w:val="16"/>
+          <w:szCs w:val="16"/>
+          <w:rtl w:val="0"/>
+        </w:rPr>
+        <w:t xml:space="preserve"> </w:t>
+      </w:r>
+    </w:p>
+    <w:p>
+      <w:pPr>
+        <w:jc w:val="both"/>
+        <w:rPr>
+          <w:rFonts w:ascii="Times New Roman" w:cs="Times New Roman" w:eastAsia="Times New Roman" w:hAnsi="Times New Roman"/>
+          <w:sz w:val="16"/>
+          <w:szCs w:val="16"/>
+        </w:rPr>
+      </w:pPr>
+      <w:r>
+        <w:rPr>
+          <w:rFonts w:ascii="Times New Roman" w:cs="Times New Roman" w:eastAsia="Times New Roman" w:hAnsi="Times New Roman"/>
+          <w:sz w:val="16"/>
+          <w:szCs w:val="16"/>
+          <w:rtl w:val="0"/>
+        </w:rPr>
+        <w:t xml:space="preserve">[27] Landis, J.R., Koch, G.G. "The Measurement of Observer Agreement for Categorical Data." Biometrics 33(1):159-174, 1977. Available: https://www.jstor.org/stable/2529310</w:t>
+      </w:r>
+    </w:p>
+    <w:p>
+      <w:pPr>
+        <w:jc w:val="both"/>
+        <w:rPr>
+          <w:rFonts w:ascii="Times New Roman" w:cs="Times New Roman" w:eastAsia="Times New Roman" w:hAnsi="Times New Roman"/>
+          <w:sz w:val="16"/>
+          <w:szCs w:val="16"/>
+        </w:rPr>
+      </w:pPr>
+      <w:r>
+        <w:rPr>
+          <w:rFonts w:ascii="Times New Roman" w:cs="Times New Roman" w:eastAsia="Times New Roman" w:hAnsi="Times New Roman"/>
+          <w:sz w:val="16"/>
+          <w:szCs w:val="16"/>
+          <w:rtl w:val="0"/>
+        </w:rPr>
+        <w:t xml:space="preserve">[28] Wei, J., et al. "Chain-of-Thought Prompting Elicits Reasoning in Large Language Models." </w:t>
       </w:r>
       <w:r>
         <w:rPr>
@@ -38798,160 +38898,60 @@
     </w:p>
     <w:p>
       <w:pPr>
-        <w:jc w:val="both"/>
+        <w:spacing w:after="0" w:before="0" w:lineRule="auto"/>
+        <w:jc w:val="both"/>
+        <w:rPr>
+          <w:rFonts w:ascii="Times New Roman" w:cs="Times New Roman" w:eastAsia="Times New Roman" w:hAnsi="Times New Roman"/>
+          <w:b w:val="1"/>
+          <w:bCs w:val="1"/>
+          <w:sz w:val="20"/>
+          <w:szCs w:val="20"/>
+        </w:rPr>
+      </w:pPr>
+      <w:r>
         <w:rPr>
           <w:rFonts w:ascii="Times New Roman" w:cs="Times New Roman" w:eastAsia="Times New Roman" w:hAnsi="Times New Roman"/>
           <w:sz w:val="16"/>
           <w:szCs w:val="16"/>
-        </w:rPr>
-      </w:pPr>
-      <w:r>
+          <w:rtl w:val="0"/>
+        </w:rPr>
+        <w:br w:type="textWrapping"/>
+      </w:r>
+      <w:r>
+        <w:rPr>
+          <w:rFonts w:ascii="Times New Roman" w:cs="Times New Roman" w:eastAsia="Times New Roman" w:hAnsi="Times New Roman"/>
+          <w:b w:val="1"/>
+          <w:bCs w:val="1"/>
+          <w:sz w:val="20"/>
+          <w:szCs w:val="20"/>
+          <w:rtl w:val="0"/>
+        </w:rPr>
+        <w:t xml:space="preserve">Biography</w:t>
+      </w:r>
+    </w:p>
+    <w:p>
+      <w:pPr>
+        <w:spacing w:line="240" w:lineRule="auto"/>
+        <w:jc w:val="both"/>
         <w:rPr>
           <w:rFonts w:ascii="Times New Roman" w:cs="Times New Roman" w:eastAsia="Times New Roman" w:hAnsi="Times New Roman"/>
           <w:sz w:val="16"/>
           <w:szCs w:val="16"/>
-          <w:rtl w:val="0"/>
-        </w:rPr>
-        <w:t xml:space="preserve">[27] Cohen, J. "A Coefficient of Agreement for Nominal Scales." </w:t>
-      </w:r>
-      <w:r>
-        <w:rPr>
-          <w:rFonts w:ascii="Times New Roman" w:cs="Times New Roman" w:eastAsia="Times New Roman" w:hAnsi="Times New Roman"/>
-          <w:i w:val="1"/>
-          <w:iCs w:val="1"/>
+        </w:rPr>
+      </w:pPr>
+      <w:r>
+        <w:rPr>
+          <w:rFonts w:ascii="Times New Roman" w:cs="Times New Roman" w:eastAsia="Times New Roman" w:hAnsi="Times New Roman"/>
           <w:sz w:val="16"/>
           <w:szCs w:val="16"/>
           <w:rtl w:val="0"/>
         </w:rPr>
-        <w:t xml:space="preserve">Educational and Psychological Measurement</w:t>
-      </w:r>
-      <w:r>
-        <w:rPr>
-          <w:rFonts w:ascii="Times New Roman" w:cs="Times New Roman" w:eastAsia="Times New Roman" w:hAnsi="Times New Roman"/>
-          <w:sz w:val="16"/>
-          <w:szCs w:val="16"/>
-          <w:rtl w:val="0"/>
-        </w:rPr>
-        <w:t xml:space="preserve"> 20(1):37-46 </w:t>
-      </w:r>
-      <w:r>
-        <w:rPr>
-          <w:rFonts w:ascii="Times New Roman" w:cs="Times New Roman" w:eastAsia="Times New Roman" w:hAnsi="Times New Roman"/>
-          <w:i w:val="1"/>
-          <w:iCs w:val="1"/>
-          <w:sz w:val="16"/>
-          <w:szCs w:val="16"/>
-          <w:rtl w:val="0"/>
-        </w:rPr>
-        <w:t xml:space="preserve">(1960)</w:t>
-      </w:r>
-      <w:r>
-        <w:rPr>
-          <w:rFonts w:ascii="Times New Roman" w:cs="Times New Roman" w:eastAsia="Times New Roman" w:hAnsi="Times New Roman"/>
-          <w:sz w:val="16"/>
-          <w:szCs w:val="16"/>
-          <w:rtl w:val="0"/>
-        </w:rPr>
-        <w:t xml:space="preserve">. Available: </w:t>
-      </w:r>
-      <w:hyperlink r:id="rId17">
-        <w:r>
-          <w:rPr>
-            <w:rFonts w:ascii="Times New Roman" w:cs="Times New Roman" w:eastAsia="Times New Roman" w:hAnsi="Times New Roman"/>
-            <w:color w:val="1155cc"/>
-            <w:sz w:val="16"/>
-            <w:szCs w:val="16"/>
-            <w:u w:val="single"/>
-            <w:rtl w:val="0"/>
-          </w:rPr>
-          <w:t xml:space="preserve">https://journals.sagepub.com/doi/10.1177/001316446002000104</w:t>
-        </w:r>
-      </w:hyperlink>
-      <w:r>
-        <w:rPr>
-          <w:rFonts w:ascii="Times New Roman" w:cs="Times New Roman" w:eastAsia="Times New Roman" w:hAnsi="Times New Roman"/>
-          <w:sz w:val="16"/>
-          <w:szCs w:val="16"/>
-          <w:rtl w:val="0"/>
-        </w:rPr>
-        <w:t xml:space="preserve"> </w:t>
-      </w:r>
-    </w:p>
-    <w:p>
-      <w:pPr>
-        <w:jc w:val="both"/>
-        <w:rPr>
-          <w:rFonts w:ascii="Times New Roman" w:cs="Times New Roman" w:eastAsia="Times New Roman" w:hAnsi="Times New Roman"/>
-          <w:sz w:val="16"/>
-          <w:szCs w:val="16"/>
-        </w:rPr>
-      </w:pPr>
-      <w:r>
-        <w:rPr>
-          <w:rFonts w:ascii="Times New Roman" w:cs="Times New Roman" w:eastAsia="Times New Roman" w:hAnsi="Times New Roman"/>
-          <w:sz w:val="16"/>
-          <w:szCs w:val="16"/>
-          <w:rtl w:val="0"/>
-        </w:rPr>
-        <w:t xml:space="preserve">[28] Landis, J.R., Koch, G.G. "The Measurement of Observer Agreement for Categorical Data." Biometrics 33(1):159-174, 1977. Available: https://www.jstor.org/stable/2529310</w:t>
-      </w:r>
-    </w:p>
-    <w:p>
-      <w:pPr>
-        <w:spacing w:after="0" w:before="0" w:lineRule="auto"/>
-        <w:jc w:val="both"/>
-        <w:rPr>
-          <w:rFonts w:ascii="Times New Roman" w:cs="Times New Roman" w:eastAsia="Times New Roman" w:hAnsi="Times New Roman"/>
-          <w:b w:val="1"/>
-          <w:bCs w:val="1"/>
-          <w:sz w:val="20"/>
-          <w:szCs w:val="20"/>
-        </w:rPr>
-      </w:pPr>
-      <w:r>
-        <w:rPr>
-          <w:rFonts w:ascii="Times New Roman" w:cs="Times New Roman" w:eastAsia="Times New Roman" w:hAnsi="Times New Roman"/>
-          <w:sz w:val="16"/>
-          <w:szCs w:val="16"/>
-          <w:rtl w:val="0"/>
-        </w:rPr>
-        <w:br w:type="textWrapping"/>
-      </w:r>
-      <w:r>
-        <w:rPr>
-          <w:rFonts w:ascii="Times New Roman" w:cs="Times New Roman" w:eastAsia="Times New Roman" w:hAnsi="Times New Roman"/>
-          <w:b w:val="1"/>
-          <w:bCs w:val="1"/>
-          <w:sz w:val="20"/>
-          <w:szCs w:val="20"/>
-          <w:rtl w:val="0"/>
-        </w:rPr>
-        <w:t xml:space="preserve">Biography</w:t>
-      </w:r>
-    </w:p>
-    <w:p>
-      <w:pPr>
-        <w:spacing w:line="276" w:lineRule="auto"/>
-        <w:jc w:val="both"/>
-        <w:rPr>
-          <w:rFonts w:ascii="Times New Roman" w:cs="Times New Roman" w:eastAsia="Times New Roman" w:hAnsi="Times New Roman"/>
-          <w:sz w:val="16"/>
-          <w:szCs w:val="16"/>
-        </w:rPr>
-      </w:pPr>
-      <w:r>
-        <w:rPr>
-          <w:rFonts w:ascii="Times New Roman" w:cs="Times New Roman" w:eastAsia="Times New Roman" w:hAnsi="Times New Roman"/>
-          <w:sz w:val="16"/>
-          <w:szCs w:val="16"/>
-          <w:rtl w:val="0"/>
-        </w:rPr>
         <w:t xml:space="preserve">Vishwak Thatikonda is an independent researcher and full-stack software engineer with over a decade of experience across distributed systems, federated GraphQL infrastructure, AWS serverless architecture, and AI-driven enterprise platforms. His recent applied work includes lead engineering on a mission-critical Master Data Management platform governing product, assortment, and store-attribute data for a global food-and-beverage retailer operating tens of thousands of locations. His work on the retailer’s data foundation supports AI-driven personalization and inventory accuracy for its next-generation point-of-sale and mobile ordering systems. He holds a Master of Science in Computer Science from Arizona State University and a Bachelor of Science in Computer Science from Amrita University. Earlier in his career, he served as Lead Engineer at Kyte (USA), Senior Full-Stack Developer at Credit Sesame (USA), founding developer of the web application platform at AirWorks Solutions (USA), and contributed ground-segment software to the Mastcam-Z science payload for NASA’s Mars 2020 Perseverance rover at Arizona State University’s School of Earth and Space Exploration. He is the author of LambdaForge, an open-source serverless algorithmic trading engine built on AWS Lambda and EventBridge. He holds the AWS Certified Solutions Architect Associate certification.</w:t>
       </w:r>
     </w:p>
     <w:p>
       <w:pPr>
-        <w:spacing w:line="276" w:lineRule="auto"/>
+        <w:spacing w:line="240" w:lineRule="auto"/>
         <w:jc w:val="both"/>
         <w:rPr>
           <w:rFonts w:ascii="Times New Roman" w:cs="Times New Roman" w:eastAsia="Times New Roman" w:hAnsi="Times New Roman"/>

--- a/manuscripts/can_llm_web_agents_verify_their_own_work_R1.docx
+++ b/manuscripts/can_llm_web_agents_verify_their_own_work_R1.docx
@@ -38940,6 +38940,44 @@
         </w:rPr>
       </w:pPr>
       <w:r>
+        <w:drawing>
+          <wp:inline distB="0" distT="0" distL="0" distR="114300">
+            <wp:extent cx="914400" cy="1143000"/>
+            <wp:effectExtent b="0" l="0" r="0" t="0"/>
+            <wp:docPr id="90001" name="photo_vt"/>
+            <a:graphic xmlns:a="http://schemas.openxmlformats.org/drawingml/2006/main">
+              <a:graphicData uri="http://schemas.openxmlformats.org/drawingml/2006/picture">
+                <pic:pic xmlns:pic="http://schemas.openxmlformats.org/drawingml/2006/picture">
+                  <pic:nvPicPr>
+                    <pic:cNvPr id="0" name="photo_vt"/>
+                    <pic:cNvPicPr preferRelativeResize="0"/>
+                  </pic:nvPicPr>
+                  <pic:blipFill>
+                    <a:blip r:embed="rId44"/>
+                    <a:srcRect b="0" l="0" r="0" t="0"/>
+                    <a:stretch>
+                      <a:fillRect/>
+                    </a:stretch>
+                  </pic:blipFill>
+                  <pic:spPr>
+                    <a:xfrm>
+                      <a:off x="0" y="0"/>
+                      <a:ext cx="914400" cy="1143000"/>
+                    </a:xfrm>
+                    <a:prstGeom prst="rect">
+                      <a:avLst/>
+                    </a:prstGeom>
+                    <a:ln>
+                      <a:noFill/>
+                    </a:ln>
+                  </pic:spPr>
+                </pic:pic>
+              </a:graphicData>
+            </a:graphic>
+          </wp:inline>
+        </w:drawing>
+      </w:r>
+      <w:r>
         <w:rPr>
           <w:rFonts w:ascii="Times New Roman" w:cs="Times New Roman" w:eastAsia="Times New Roman" w:hAnsi="Times New Roman"/>
           <w:sz w:val="16"/>
@@ -38959,6 +38997,44 @@
           <w:szCs w:val="16"/>
         </w:rPr>
       </w:pPr>
+      <w:r>
+        <w:drawing>
+          <wp:inline distB="0" distT="0" distL="0" distR="114300">
+            <wp:extent cx="914400" cy="1143000"/>
+            <wp:effectExtent b="0" l="0" r="0" t="0"/>
+            <wp:docPr id="90002" name="photo_sp"/>
+            <a:graphic xmlns:a="http://schemas.openxmlformats.org/drawingml/2006/main">
+              <a:graphicData uri="http://schemas.openxmlformats.org/drawingml/2006/picture">
+                <pic:pic xmlns:pic="http://schemas.openxmlformats.org/drawingml/2006/picture">
+                  <pic:nvPicPr>
+                    <pic:cNvPr id="0" name="photo_sp"/>
+                    <pic:cNvPicPr preferRelativeResize="0"/>
+                  </pic:nvPicPr>
+                  <pic:blipFill>
+                    <a:blip r:embed="rId45"/>
+                    <a:srcRect b="0" l="0" r="0" t="0"/>
+                    <a:stretch>
+                      <a:fillRect/>
+                    </a:stretch>
+                  </pic:blipFill>
+                  <pic:spPr>
+                    <a:xfrm>
+                      <a:off x="0" y="0"/>
+                      <a:ext cx="914400" cy="1143000"/>
+                    </a:xfrm>
+                    <a:prstGeom prst="rect">
+                      <a:avLst/>
+                    </a:prstGeom>
+                    <a:ln>
+                      <a:noFill/>
+                    </a:ln>
+                  </pic:spPr>
+                </pic:pic>
+              </a:graphicData>
+            </a:graphic>
+          </wp:inline>
+        </w:drawing>
+      </w:r>
       <w:r>
         <w:rPr>
           <w:rFonts w:ascii="Times New Roman" w:cs="Times New Roman" w:eastAsia="Times New Roman" w:hAnsi="Times New Roman"/>

--- a/manuscripts/can_llm_web_agents_verify_their_own_work_R1.docx
+++ b/manuscripts/can_llm_web_agents_verify_their_own_work_R1.docx
@@ -5040,7 +5040,7 @@
           <w:szCs w:val="20"/>
           <w:rtl w:val="0"/>
         </w:rPr>
-        <w:t xml:space="preserve">: Overall fraction correct. Note: due to the 83.5% FAILURE base rate, a trivial majority-class baseline achieves 0.835 accuracy on Conditions A/B (0.810 on C/D).</w:t>
+        <w:t xml:space="preserve">: Overall fraction correct, computed per-protocol over the instances with a parseable verdict; Appendix D reports the all-task rate that counts an invalid response against the verifier. Note: due to the 83.5% FAILURE base rate, a trivial majority-class baseline achieves 0.835 accuracy on Conditions A/B (0.810 on C/D).</w:t>
       </w:r>
     </w:p>
     <w:p>
@@ -32458,11 +32458,11 @@
         <w:tblLook w:val="0600"/>
       </w:tblPr>
       <w:tblGrid>
-        <w:gridCol w:w="1149"/>
-        <w:gridCol w:w="793"/>
-        <w:gridCol w:w="793"/>
-        <w:gridCol w:w="793"/>
-        <w:gridCol w:w="792"/>
+        <w:gridCol w:w="780"/>
+        <w:gridCol w:w="620"/>
+        <w:gridCol w:w="900"/>
+        <w:gridCol w:w="900"/>
+        <w:gridCol w:w="1120"/>
       </w:tblGrid>
       <w:tr>
         <w:trPr>
@@ -32474,9 +32474,9 @@
             <w:shd w:fill="auto" w:val="clear"/>
             <w:tcMar>
               <w:top w:w="100.0" w:type="dxa"/>
-              <w:left w:w="60.0" w:type="dxa"/>
-              <w:bottom w:w="100.0" w:type="dxa"/>
-              <w:right w:w="60.0" w:type="dxa"/>
+              <w:left w:w="50.0" w:type="dxa"/>
+              <w:bottom w:w="100.0" w:type="dxa"/>
+              <w:right w:w="50.0" w:type="dxa"/>
             </w:tcMar>
             <w:vAlign w:val="top"/>
           </w:tcPr>
@@ -32487,8 +32487,8 @@
                 <w:rFonts w:ascii="Times New Roman" w:cs="Times New Roman" w:eastAsia="Times New Roman" w:hAnsi="Times New Roman"/>
                 <w:b w:val="1"/>
                 <w:bCs w:val="1"/>
-                <w:sz w:val="20"/>
-                <w:szCs w:val="20"/>
+                <w:sz w:val="15"/>
+                <w:szCs w:val="15"/>
               </w:rPr>
             </w:pPr>
             <w:r>
@@ -32496,8 +32496,8 @@
                 <w:rFonts w:ascii="Times New Roman" w:cs="Times New Roman" w:eastAsia="Times New Roman" w:hAnsi="Times New Roman"/>
                 <w:b w:val="1"/>
                 <w:bCs w:val="1"/>
-                <w:sz w:val="20"/>
-                <w:szCs w:val="20"/>
+                <w:sz w:val="15"/>
+                <w:szCs w:val="15"/>
                 <w:rtl w:val="0"/>
               </w:rPr>
               <w:t xml:space="preserve">Condition</w:t>
@@ -32509,9 +32509,9 @@
             <w:shd w:fill="auto" w:val="clear"/>
             <w:tcMar>
               <w:top w:w="100.0" w:type="dxa"/>
-              <w:left w:w="60.0" w:type="dxa"/>
-              <w:bottom w:w="100.0" w:type="dxa"/>
-              <w:right w:w="60.0" w:type="dxa"/>
+              <w:left w:w="50.0" w:type="dxa"/>
+              <w:bottom w:w="100.0" w:type="dxa"/>
+              <w:right w:w="50.0" w:type="dxa"/>
             </w:tcMar>
             <w:vAlign w:val="top"/>
           </w:tcPr>
@@ -32522,8 +32522,8 @@
                 <w:rFonts w:ascii="Times New Roman" w:cs="Times New Roman" w:eastAsia="Times New Roman" w:hAnsi="Times New Roman"/>
                 <w:b w:val="1"/>
                 <w:bCs w:val="1"/>
-                <w:sz w:val="20"/>
-                <w:szCs w:val="20"/>
+                <w:sz w:val="15"/>
+                <w:szCs w:val="15"/>
               </w:rPr>
             </w:pPr>
             <w:r>
@@ -32531,8 +32531,8 @@
                 <w:rFonts w:ascii="Times New Roman" w:cs="Times New Roman" w:eastAsia="Times New Roman" w:hAnsi="Times New Roman"/>
                 <w:b w:val="1"/>
                 <w:bCs w:val="1"/>
-                <w:sz w:val="20"/>
-                <w:szCs w:val="20"/>
+                <w:sz w:val="15"/>
+                <w:szCs w:val="15"/>
                 <w:rtl w:val="0"/>
               </w:rPr>
               <w:t xml:space="preserve">Errors</w:t>
@@ -32544,9 +32544,9 @@
             <w:shd w:fill="auto" w:val="clear"/>
             <w:tcMar>
               <w:top w:w="100.0" w:type="dxa"/>
-              <w:left w:w="60.0" w:type="dxa"/>
-              <w:bottom w:w="100.0" w:type="dxa"/>
-              <w:right w:w="60.0" w:type="dxa"/>
+              <w:left w:w="50.0" w:type="dxa"/>
+              <w:bottom w:w="100.0" w:type="dxa"/>
+              <w:right w:w="50.0" w:type="dxa"/>
             </w:tcMar>
             <w:vAlign w:val="top"/>
           </w:tcPr>
@@ -32557,8 +32557,8 @@
                 <w:rFonts w:ascii="Times New Roman" w:cs="Times New Roman" w:eastAsia="Times New Roman" w:hAnsi="Times New Roman"/>
                 <w:b w:val="1"/>
                 <w:bCs w:val="1"/>
-                <w:sz w:val="20"/>
-                <w:szCs w:val="20"/>
+                <w:sz w:val="15"/>
+                <w:szCs w:val="15"/>
               </w:rPr>
             </w:pPr>
             <w:r>
@@ -32566,8 +32566,8 @@
                 <w:rFonts w:ascii="Times New Roman" w:cs="Times New Roman" w:eastAsia="Times New Roman" w:hAnsi="Times New Roman"/>
                 <w:b w:val="1"/>
                 <w:bCs w:val="1"/>
-                <w:sz w:val="20"/>
-                <w:szCs w:val="20"/>
+                <w:sz w:val="15"/>
+                <w:szCs w:val="15"/>
                 <w:rtl w:val="0"/>
               </w:rPr>
               <w:t xml:space="preserve">GT SUCCESS in errors</w:t>
@@ -32579,9 +32579,9 @@
             <w:shd w:fill="auto" w:val="clear"/>
             <w:tcMar>
               <w:top w:w="100.0" w:type="dxa"/>
-              <w:left w:w="60.0" w:type="dxa"/>
-              <w:bottom w:w="100.0" w:type="dxa"/>
-              <w:right w:w="60.0" w:type="dxa"/>
+              <w:left w:w="50.0" w:type="dxa"/>
+              <w:bottom w:w="100.0" w:type="dxa"/>
+              <w:right w:w="50.0" w:type="dxa"/>
             </w:tcMar>
             <w:vAlign w:val="top"/>
           </w:tcPr>
@@ -32592,8 +32592,8 @@
                 <w:rFonts w:ascii="Times New Roman" w:cs="Times New Roman" w:eastAsia="Times New Roman" w:hAnsi="Times New Roman"/>
                 <w:b w:val="1"/>
                 <w:bCs w:val="1"/>
-                <w:sz w:val="20"/>
-                <w:szCs w:val="20"/>
+                <w:sz w:val="15"/>
+                <w:szCs w:val="15"/>
               </w:rPr>
             </w:pPr>
             <w:r>
@@ -32601,8 +32601,8 @@
                 <w:rFonts w:ascii="Times New Roman" w:cs="Times New Roman" w:eastAsia="Times New Roman" w:hAnsi="Times New Roman"/>
                 <w:b w:val="1"/>
                 <w:bCs w:val="1"/>
-                <w:sz w:val="20"/>
-                <w:szCs w:val="20"/>
+                <w:sz w:val="15"/>
+                <w:szCs w:val="15"/>
                 <w:rtl w:val="0"/>
               </w:rPr>
               <w:t xml:space="preserve">GT SUCCESS in valid</w:t>
@@ -32614,9 +32614,9 @@
             <w:shd w:fill="auto" w:val="clear"/>
             <w:tcMar>
               <w:top w:w="100.0" w:type="dxa"/>
-              <w:left w:w="60.0" w:type="dxa"/>
-              <w:bottom w:w="100.0" w:type="dxa"/>
-              <w:right w:w="60.0" w:type="dxa"/>
+              <w:left w:w="50.0" w:type="dxa"/>
+              <w:bottom w:w="100.0" w:type="dxa"/>
+              <w:right w:w="50.0" w:type="dxa"/>
             </w:tcMar>
             <w:vAlign w:val="top"/>
           </w:tcPr>
@@ -32627,8 +32627,8 @@
                 <w:rFonts w:ascii="Times New Roman" w:cs="Times New Roman" w:eastAsia="Times New Roman" w:hAnsi="Times New Roman"/>
                 <w:b w:val="1"/>
                 <w:bCs w:val="1"/>
-                <w:sz w:val="20"/>
-                <w:szCs w:val="20"/>
+                <w:sz w:val="15"/>
+                <w:szCs w:val="15"/>
               </w:rPr>
             </w:pPr>
             <w:r>
@@ -32636,8 +32636,8 @@
                 <w:rFonts w:ascii="Times New Roman" w:cs="Times New Roman" w:eastAsia="Times New Roman" w:hAnsi="Times New Roman"/>
                 <w:b w:val="1"/>
                 <w:bCs w:val="1"/>
-                <w:sz w:val="20"/>
-                <w:szCs w:val="20"/>
+                <w:sz w:val="15"/>
+                <w:szCs w:val="15"/>
                 <w:rtl w:val="0"/>
               </w:rPr>
               <w:t xml:space="preserve">Bias?</w:t>
@@ -32655,26 +32655,26 @@
             <w:shd w:fill="auto" w:val="clear"/>
             <w:tcMar>
               <w:top w:w="100.0" w:type="dxa"/>
-              <w:left w:w="60.0" w:type="dxa"/>
-              <w:bottom w:w="100.0" w:type="dxa"/>
-              <w:right w:w="60.0" w:type="dxa"/>
-            </w:tcMar>
-            <w:vAlign w:val="top"/>
-          </w:tcPr>
-          <w:p>
-            <w:pPr>
-              <w:jc w:val="left"/>
-              <w:rPr>
-                <w:rFonts w:ascii="Times New Roman" w:cs="Times New Roman" w:eastAsia="Times New Roman" w:hAnsi="Times New Roman"/>
-                <w:sz w:val="20"/>
-                <w:szCs w:val="20"/>
-              </w:rPr>
-            </w:pPr>
-            <w:r>
-              <w:rPr>
-                <w:rFonts w:ascii="Times New Roman" w:cs="Times New Roman" w:eastAsia="Times New Roman" w:hAnsi="Times New Roman"/>
-                <w:sz w:val="20"/>
-                <w:szCs w:val="20"/>
+              <w:left w:w="50.0" w:type="dxa"/>
+              <w:bottom w:w="100.0" w:type="dxa"/>
+              <w:right w:w="50.0" w:type="dxa"/>
+            </w:tcMar>
+            <w:vAlign w:val="top"/>
+          </w:tcPr>
+          <w:p>
+            <w:pPr>
+              <w:jc w:val="left"/>
+              <w:rPr>
+                <w:rFonts w:ascii="Times New Roman" w:cs="Times New Roman" w:eastAsia="Times New Roman" w:hAnsi="Times New Roman"/>
+                <w:sz w:val="15"/>
+                <w:szCs w:val="15"/>
+              </w:rPr>
+            </w:pPr>
+            <w:r>
+              <w:rPr>
+                <w:rFonts w:ascii="Times New Roman" w:cs="Times New Roman" w:eastAsia="Times New Roman" w:hAnsi="Times New Roman"/>
+                <w:sz w:val="15"/>
+                <w:szCs w:val="15"/>
                 <w:rtl w:val="0"/>
               </w:rPr>
               <w:t xml:space="preserve">A</w:t>
@@ -32686,26 +32686,26 @@
             <w:shd w:fill="auto" w:val="clear"/>
             <w:tcMar>
               <w:top w:w="100.0" w:type="dxa"/>
-              <w:left w:w="60.0" w:type="dxa"/>
-              <w:bottom w:w="100.0" w:type="dxa"/>
-              <w:right w:w="60.0" w:type="dxa"/>
-            </w:tcMar>
-            <w:vAlign w:val="top"/>
-          </w:tcPr>
-          <w:p>
-            <w:pPr>
-              <w:jc w:val="left"/>
-              <w:rPr>
-                <w:rFonts w:ascii="Times New Roman" w:cs="Times New Roman" w:eastAsia="Times New Roman" w:hAnsi="Times New Roman"/>
-                <w:sz w:val="20"/>
-                <w:szCs w:val="20"/>
-              </w:rPr>
-            </w:pPr>
-            <w:r>
-              <w:rPr>
-                <w:rFonts w:ascii="Times New Roman" w:cs="Times New Roman" w:eastAsia="Times New Roman" w:hAnsi="Times New Roman"/>
-                <w:sz w:val="20"/>
-                <w:szCs w:val="20"/>
+              <w:left w:w="50.0" w:type="dxa"/>
+              <w:bottom w:w="100.0" w:type="dxa"/>
+              <w:right w:w="50.0" w:type="dxa"/>
+            </w:tcMar>
+            <w:vAlign w:val="top"/>
+          </w:tcPr>
+          <w:p>
+            <w:pPr>
+              <w:jc w:val="left"/>
+              <w:rPr>
+                <w:rFonts w:ascii="Times New Roman" w:cs="Times New Roman" w:eastAsia="Times New Roman" w:hAnsi="Times New Roman"/>
+                <w:sz w:val="15"/>
+                <w:szCs w:val="15"/>
+              </w:rPr>
+            </w:pPr>
+            <w:r>
+              <w:rPr>
+                <w:rFonts w:ascii="Times New Roman" w:cs="Times New Roman" w:eastAsia="Times New Roman" w:hAnsi="Times New Roman"/>
+                <w:sz w:val="15"/>
+                <w:szCs w:val="15"/>
                 <w:rtl w:val="0"/>
               </w:rPr>
               <w:t xml:space="preserve">34</w:t>
@@ -32717,26 +32717,26 @@
             <w:shd w:fill="auto" w:val="clear"/>
             <w:tcMar>
               <w:top w:w="100.0" w:type="dxa"/>
-              <w:left w:w="60.0" w:type="dxa"/>
-              <w:bottom w:w="100.0" w:type="dxa"/>
-              <w:right w:w="60.0" w:type="dxa"/>
-            </w:tcMar>
-            <w:vAlign w:val="top"/>
-          </w:tcPr>
-          <w:p>
-            <w:pPr>
-              <w:jc w:val="left"/>
-              <w:rPr>
-                <w:rFonts w:ascii="Times New Roman" w:cs="Times New Roman" w:eastAsia="Times New Roman" w:hAnsi="Times New Roman"/>
-                <w:sz w:val="20"/>
-                <w:szCs w:val="20"/>
-              </w:rPr>
-            </w:pPr>
-            <w:r>
-              <w:rPr>
-                <w:rFonts w:ascii="Times New Roman" w:cs="Times New Roman" w:eastAsia="Times New Roman" w:hAnsi="Times New Roman"/>
-                <w:sz w:val="20"/>
-                <w:szCs w:val="20"/>
+              <w:left w:w="50.0" w:type="dxa"/>
+              <w:bottom w:w="100.0" w:type="dxa"/>
+              <w:right w:w="50.0" w:type="dxa"/>
+            </w:tcMar>
+            <w:vAlign w:val="top"/>
+          </w:tcPr>
+          <w:p>
+            <w:pPr>
+              <w:jc w:val="left"/>
+              <w:rPr>
+                <w:rFonts w:ascii="Times New Roman" w:cs="Times New Roman" w:eastAsia="Times New Roman" w:hAnsi="Times New Roman"/>
+                <w:sz w:val="15"/>
+                <w:szCs w:val="15"/>
+              </w:rPr>
+            </w:pPr>
+            <w:r>
+              <w:rPr>
+                <w:rFonts w:ascii="Times New Roman" w:cs="Times New Roman" w:eastAsia="Times New Roman" w:hAnsi="Times New Roman"/>
+                <w:sz w:val="15"/>
+                <w:szCs w:val="15"/>
                 <w:rtl w:val="0"/>
               </w:rPr>
               <w:t xml:space="preserve">8.8%</w:t>
@@ -32748,26 +32748,26 @@
             <w:shd w:fill="auto" w:val="clear"/>
             <w:tcMar>
               <w:top w:w="100.0" w:type="dxa"/>
-              <w:left w:w="60.0" w:type="dxa"/>
-              <w:bottom w:w="100.0" w:type="dxa"/>
-              <w:right w:w="60.0" w:type="dxa"/>
-            </w:tcMar>
-            <w:vAlign w:val="top"/>
-          </w:tcPr>
-          <w:p>
-            <w:pPr>
-              <w:jc w:val="left"/>
-              <w:rPr>
-                <w:rFonts w:ascii="Times New Roman" w:cs="Times New Roman" w:eastAsia="Times New Roman" w:hAnsi="Times New Roman"/>
-                <w:sz w:val="20"/>
-                <w:szCs w:val="20"/>
-              </w:rPr>
-            </w:pPr>
-            <w:r>
-              <w:rPr>
-                <w:rFonts w:ascii="Times New Roman" w:cs="Times New Roman" w:eastAsia="Times New Roman" w:hAnsi="Times New Roman"/>
-                <w:sz w:val="20"/>
-                <w:szCs w:val="20"/>
+              <w:left w:w="50.0" w:type="dxa"/>
+              <w:bottom w:w="100.0" w:type="dxa"/>
+              <w:right w:w="50.0" w:type="dxa"/>
+            </w:tcMar>
+            <w:vAlign w:val="top"/>
+          </w:tcPr>
+          <w:p>
+            <w:pPr>
+              <w:jc w:val="left"/>
+              <w:rPr>
+                <w:rFonts w:ascii="Times New Roman" w:cs="Times New Roman" w:eastAsia="Times New Roman" w:hAnsi="Times New Roman"/>
+                <w:sz w:val="15"/>
+                <w:szCs w:val="15"/>
+              </w:rPr>
+            </w:pPr>
+            <w:r>
+              <w:rPr>
+                <w:rFonts w:ascii="Times New Roman" w:cs="Times New Roman" w:eastAsia="Times New Roman" w:hAnsi="Times New Roman"/>
+                <w:sz w:val="15"/>
+                <w:szCs w:val="15"/>
                 <w:rtl w:val="0"/>
               </w:rPr>
               <w:t xml:space="preserve">16.8%</w:t>
@@ -32779,26 +32779,26 @@
             <w:shd w:fill="auto" w:val="clear"/>
             <w:tcMar>
               <w:top w:w="100.0" w:type="dxa"/>
-              <w:left w:w="60.0" w:type="dxa"/>
-              <w:bottom w:w="100.0" w:type="dxa"/>
-              <w:right w:w="60.0" w:type="dxa"/>
-            </w:tcMar>
-            <w:vAlign w:val="top"/>
-          </w:tcPr>
-          <w:p>
-            <w:pPr>
-              <w:jc w:val="left"/>
-              <w:rPr>
-                <w:rFonts w:ascii="Times New Roman" w:cs="Times New Roman" w:eastAsia="Times New Roman" w:hAnsi="Times New Roman"/>
-                <w:sz w:val="20"/>
-                <w:szCs w:val="20"/>
-              </w:rPr>
-            </w:pPr>
-            <w:r>
-              <w:rPr>
-                <w:rFonts w:ascii="Times New Roman" w:cs="Times New Roman" w:eastAsia="Times New Roman" w:hAnsi="Times New Roman"/>
-                <w:sz w:val="20"/>
-                <w:szCs w:val="20"/>
+              <w:left w:w="50.0" w:type="dxa"/>
+              <w:bottom w:w="100.0" w:type="dxa"/>
+              <w:right w:w="50.0" w:type="dxa"/>
+            </w:tcMar>
+            <w:vAlign w:val="top"/>
+          </w:tcPr>
+          <w:p>
+            <w:pPr>
+              <w:jc w:val="left"/>
+              <w:rPr>
+                <w:rFonts w:ascii="Times New Roman" w:cs="Times New Roman" w:eastAsia="Times New Roman" w:hAnsi="Times New Roman"/>
+                <w:sz w:val="15"/>
+                <w:szCs w:val="15"/>
+              </w:rPr>
+            </w:pPr>
+            <w:r>
+              <w:rPr>
+                <w:rFonts w:ascii="Times New Roman" w:cs="Times New Roman" w:eastAsia="Times New Roman" w:hAnsi="Times New Roman"/>
+                <w:sz w:val="15"/>
+                <w:szCs w:val="15"/>
                 <w:rtl w:val="0"/>
               </w:rPr>
               <w:t xml:space="preserve">No significant bias</w:t>
@@ -32816,26 +32816,26 @@
             <w:shd w:fill="auto" w:val="clear"/>
             <w:tcMar>
               <w:top w:w="100.0" w:type="dxa"/>
-              <w:left w:w="60.0" w:type="dxa"/>
-              <w:bottom w:w="100.0" w:type="dxa"/>
-              <w:right w:w="60.0" w:type="dxa"/>
-            </w:tcMar>
-            <w:vAlign w:val="top"/>
-          </w:tcPr>
-          <w:p>
-            <w:pPr>
-              <w:jc w:val="left"/>
-              <w:rPr>
-                <w:rFonts w:ascii="Times New Roman" w:cs="Times New Roman" w:eastAsia="Times New Roman" w:hAnsi="Times New Roman"/>
-                <w:sz w:val="20"/>
-                <w:szCs w:val="20"/>
-              </w:rPr>
-            </w:pPr>
-            <w:r>
-              <w:rPr>
-                <w:rFonts w:ascii="Times New Roman" w:cs="Times New Roman" w:eastAsia="Times New Roman" w:hAnsi="Times New Roman"/>
-                <w:sz w:val="20"/>
-                <w:szCs w:val="20"/>
+              <w:left w:w="50.0" w:type="dxa"/>
+              <w:bottom w:w="100.0" w:type="dxa"/>
+              <w:right w:w="50.0" w:type="dxa"/>
+            </w:tcMar>
+            <w:vAlign w:val="top"/>
+          </w:tcPr>
+          <w:p>
+            <w:pPr>
+              <w:jc w:val="left"/>
+              <w:rPr>
+                <w:rFonts w:ascii="Times New Roman" w:cs="Times New Roman" w:eastAsia="Times New Roman" w:hAnsi="Times New Roman"/>
+                <w:sz w:val="15"/>
+                <w:szCs w:val="15"/>
+              </w:rPr>
+            </w:pPr>
+            <w:r>
+              <w:rPr>
+                <w:rFonts w:ascii="Times New Roman" w:cs="Times New Roman" w:eastAsia="Times New Roman" w:hAnsi="Times New Roman"/>
+                <w:sz w:val="15"/>
+                <w:szCs w:val="15"/>
                 <w:rtl w:val="0"/>
               </w:rPr>
               <w:t xml:space="preserve">B</w:t>
@@ -32847,26 +32847,26 @@
             <w:shd w:fill="auto" w:val="clear"/>
             <w:tcMar>
               <w:top w:w="100.0" w:type="dxa"/>
-              <w:left w:w="60.0" w:type="dxa"/>
-              <w:bottom w:w="100.0" w:type="dxa"/>
-              <w:right w:w="60.0" w:type="dxa"/>
-            </w:tcMar>
-            <w:vAlign w:val="top"/>
-          </w:tcPr>
-          <w:p>
-            <w:pPr>
-              <w:jc w:val="left"/>
-              <w:rPr>
-                <w:rFonts w:ascii="Times New Roman" w:cs="Times New Roman" w:eastAsia="Times New Roman" w:hAnsi="Times New Roman"/>
-                <w:sz w:val="20"/>
-                <w:szCs w:val="20"/>
-              </w:rPr>
-            </w:pPr>
-            <w:r>
-              <w:rPr>
-                <w:rFonts w:ascii="Times New Roman" w:cs="Times New Roman" w:eastAsia="Times New Roman" w:hAnsi="Times New Roman"/>
-                <w:sz w:val="20"/>
-                <w:szCs w:val="20"/>
+              <w:left w:w="50.0" w:type="dxa"/>
+              <w:bottom w:w="100.0" w:type="dxa"/>
+              <w:right w:w="50.0" w:type="dxa"/>
+            </w:tcMar>
+            <w:vAlign w:val="top"/>
+          </w:tcPr>
+          <w:p>
+            <w:pPr>
+              <w:jc w:val="left"/>
+              <w:rPr>
+                <w:rFonts w:ascii="Times New Roman" w:cs="Times New Roman" w:eastAsia="Times New Roman" w:hAnsi="Times New Roman"/>
+                <w:sz w:val="15"/>
+                <w:szCs w:val="15"/>
+              </w:rPr>
+            </w:pPr>
+            <w:r>
+              <w:rPr>
+                <w:rFonts w:ascii="Times New Roman" w:cs="Times New Roman" w:eastAsia="Times New Roman" w:hAnsi="Times New Roman"/>
+                <w:sz w:val="15"/>
+                <w:szCs w:val="15"/>
                 <w:rtl w:val="0"/>
               </w:rPr>
               <w:t xml:space="preserve">14</w:t>
@@ -32878,26 +32878,26 @@
             <w:shd w:fill="auto" w:val="clear"/>
             <w:tcMar>
               <w:top w:w="100.0" w:type="dxa"/>
-              <w:left w:w="60.0" w:type="dxa"/>
-              <w:bottom w:w="100.0" w:type="dxa"/>
-              <w:right w:w="60.0" w:type="dxa"/>
-            </w:tcMar>
-            <w:vAlign w:val="top"/>
-          </w:tcPr>
-          <w:p>
-            <w:pPr>
-              <w:jc w:val="left"/>
-              <w:rPr>
-                <w:rFonts w:ascii="Times New Roman" w:cs="Times New Roman" w:eastAsia="Times New Roman" w:hAnsi="Times New Roman"/>
-                <w:sz w:val="20"/>
-                <w:szCs w:val="20"/>
-              </w:rPr>
-            </w:pPr>
-            <w:r>
-              <w:rPr>
-                <w:rFonts w:ascii="Times New Roman" w:cs="Times New Roman" w:eastAsia="Times New Roman" w:hAnsi="Times New Roman"/>
-                <w:sz w:val="20"/>
-                <w:szCs w:val="20"/>
+              <w:left w:w="50.0" w:type="dxa"/>
+              <w:bottom w:w="100.0" w:type="dxa"/>
+              <w:right w:w="50.0" w:type="dxa"/>
+            </w:tcMar>
+            <w:vAlign w:val="top"/>
+          </w:tcPr>
+          <w:p>
+            <w:pPr>
+              <w:jc w:val="left"/>
+              <w:rPr>
+                <w:rFonts w:ascii="Times New Roman" w:cs="Times New Roman" w:eastAsia="Times New Roman" w:hAnsi="Times New Roman"/>
+                <w:sz w:val="15"/>
+                <w:szCs w:val="15"/>
+              </w:rPr>
+            </w:pPr>
+            <w:r>
+              <w:rPr>
+                <w:rFonts w:ascii="Times New Roman" w:cs="Times New Roman" w:eastAsia="Times New Roman" w:hAnsi="Times New Roman"/>
+                <w:sz w:val="15"/>
+                <w:szCs w:val="15"/>
                 <w:rtl w:val="0"/>
               </w:rPr>
               <w:t xml:space="preserve">21.4%</w:t>
@@ -32909,26 +32909,26 @@
             <w:shd w:fill="auto" w:val="clear"/>
             <w:tcMar>
               <w:top w:w="100.0" w:type="dxa"/>
-              <w:left w:w="60.0" w:type="dxa"/>
-              <w:bottom w:w="100.0" w:type="dxa"/>
-              <w:right w:w="60.0" w:type="dxa"/>
-            </w:tcMar>
-            <w:vAlign w:val="top"/>
-          </w:tcPr>
-          <w:p>
-            <w:pPr>
-              <w:jc w:val="left"/>
-              <w:rPr>
-                <w:rFonts w:ascii="Times New Roman" w:cs="Times New Roman" w:eastAsia="Times New Roman" w:hAnsi="Times New Roman"/>
-                <w:sz w:val="20"/>
-                <w:szCs w:val="20"/>
-              </w:rPr>
-            </w:pPr>
-            <w:r>
-              <w:rPr>
-                <w:rFonts w:ascii="Times New Roman" w:cs="Times New Roman" w:eastAsia="Times New Roman" w:hAnsi="Times New Roman"/>
-                <w:sz w:val="20"/>
-                <w:szCs w:val="20"/>
+              <w:left w:w="50.0" w:type="dxa"/>
+              <w:bottom w:w="100.0" w:type="dxa"/>
+              <w:right w:w="50.0" w:type="dxa"/>
+            </w:tcMar>
+            <w:vAlign w:val="top"/>
+          </w:tcPr>
+          <w:p>
+            <w:pPr>
+              <w:jc w:val="left"/>
+              <w:rPr>
+                <w:rFonts w:ascii="Times New Roman" w:cs="Times New Roman" w:eastAsia="Times New Roman" w:hAnsi="Times New Roman"/>
+                <w:sz w:val="15"/>
+                <w:szCs w:val="15"/>
+              </w:rPr>
+            </w:pPr>
+            <w:r>
+              <w:rPr>
+                <w:rFonts w:ascii="Times New Roman" w:cs="Times New Roman" w:eastAsia="Times New Roman" w:hAnsi="Times New Roman"/>
+                <w:sz w:val="15"/>
+                <w:szCs w:val="15"/>
                 <w:rtl w:val="0"/>
               </w:rPr>
               <w:t xml:space="preserve">16.4%</w:t>
@@ -32940,26 +32940,26 @@
             <w:shd w:fill="auto" w:val="clear"/>
             <w:tcMar>
               <w:top w:w="100.0" w:type="dxa"/>
-              <w:left w:w="60.0" w:type="dxa"/>
-              <w:bottom w:w="100.0" w:type="dxa"/>
-              <w:right w:w="60.0" w:type="dxa"/>
-            </w:tcMar>
-            <w:vAlign w:val="top"/>
-          </w:tcPr>
-          <w:p>
-            <w:pPr>
-              <w:jc w:val="left"/>
-              <w:rPr>
-                <w:rFonts w:ascii="Times New Roman" w:cs="Times New Roman" w:eastAsia="Times New Roman" w:hAnsi="Times New Roman"/>
-                <w:sz w:val="20"/>
-                <w:szCs w:val="20"/>
-              </w:rPr>
-            </w:pPr>
-            <w:r>
-              <w:rPr>
-                <w:rFonts w:ascii="Times New Roman" w:cs="Times New Roman" w:eastAsia="Times New Roman" w:hAnsi="Times New Roman"/>
-                <w:sz w:val="20"/>
-                <w:szCs w:val="20"/>
+              <w:left w:w="50.0" w:type="dxa"/>
+              <w:bottom w:w="100.0" w:type="dxa"/>
+              <w:right w:w="50.0" w:type="dxa"/>
+            </w:tcMar>
+            <w:vAlign w:val="top"/>
+          </w:tcPr>
+          <w:p>
+            <w:pPr>
+              <w:jc w:val="left"/>
+              <w:rPr>
+                <w:rFonts w:ascii="Times New Roman" w:cs="Times New Roman" w:eastAsia="Times New Roman" w:hAnsi="Times New Roman"/>
+                <w:sz w:val="15"/>
+                <w:szCs w:val="15"/>
+              </w:rPr>
+            </w:pPr>
+            <w:r>
+              <w:rPr>
+                <w:rFonts w:ascii="Times New Roman" w:cs="Times New Roman" w:eastAsia="Times New Roman" w:hAnsi="Times New Roman"/>
+                <w:sz w:val="15"/>
+                <w:szCs w:val="15"/>
                 <w:rtl w:val="0"/>
               </w:rPr>
               <w:t xml:space="preserve">No significant bias</w:t>
@@ -32977,26 +32977,26 @@
             <w:shd w:fill="auto" w:val="clear"/>
             <w:tcMar>
               <w:top w:w="100.0" w:type="dxa"/>
-              <w:left w:w="60.0" w:type="dxa"/>
-              <w:bottom w:w="100.0" w:type="dxa"/>
-              <w:right w:w="60.0" w:type="dxa"/>
-            </w:tcMar>
-            <w:vAlign w:val="top"/>
-          </w:tcPr>
-          <w:p>
-            <w:pPr>
-              <w:jc w:val="left"/>
-              <w:rPr>
-                <w:rFonts w:ascii="Times New Roman" w:cs="Times New Roman" w:eastAsia="Times New Roman" w:hAnsi="Times New Roman"/>
-                <w:sz w:val="20"/>
-                <w:szCs w:val="20"/>
-              </w:rPr>
-            </w:pPr>
-            <w:r>
-              <w:rPr>
-                <w:rFonts w:ascii="Times New Roman" w:cs="Times New Roman" w:eastAsia="Times New Roman" w:hAnsi="Times New Roman"/>
-                <w:sz w:val="20"/>
-                <w:szCs w:val="20"/>
+              <w:left w:w="50.0" w:type="dxa"/>
+              <w:bottom w:w="100.0" w:type="dxa"/>
+              <w:right w:w="50.0" w:type="dxa"/>
+            </w:tcMar>
+            <w:vAlign w:val="top"/>
+          </w:tcPr>
+          <w:p>
+            <w:pPr>
+              <w:jc w:val="left"/>
+              <w:rPr>
+                <w:rFonts w:ascii="Times New Roman" w:cs="Times New Roman" w:eastAsia="Times New Roman" w:hAnsi="Times New Roman"/>
+                <w:sz w:val="15"/>
+                <w:szCs w:val="15"/>
+              </w:rPr>
+            </w:pPr>
+            <w:r>
+              <w:rPr>
+                <w:rFonts w:ascii="Times New Roman" w:cs="Times New Roman" w:eastAsia="Times New Roman" w:hAnsi="Times New Roman"/>
+                <w:sz w:val="15"/>
+                <w:szCs w:val="15"/>
                 <w:rtl w:val="0"/>
               </w:rPr>
               <w:t xml:space="preserve">C</w:t>
@@ -33008,26 +33008,26 @@
             <w:shd w:fill="auto" w:val="clear"/>
             <w:tcMar>
               <w:top w:w="100.0" w:type="dxa"/>
-              <w:left w:w="60.0" w:type="dxa"/>
-              <w:bottom w:w="100.0" w:type="dxa"/>
-              <w:right w:w="60.0" w:type="dxa"/>
-            </w:tcMar>
-            <w:vAlign w:val="top"/>
-          </w:tcPr>
-          <w:p>
-            <w:pPr>
-              <w:jc w:val="left"/>
-              <w:rPr>
-                <w:rFonts w:ascii="Times New Roman" w:cs="Times New Roman" w:eastAsia="Times New Roman" w:hAnsi="Times New Roman"/>
-                <w:sz w:val="20"/>
-                <w:szCs w:val="20"/>
-              </w:rPr>
-            </w:pPr>
-            <w:r>
-              <w:rPr>
-                <w:rFonts w:ascii="Times New Roman" w:cs="Times New Roman" w:eastAsia="Times New Roman" w:hAnsi="Times New Roman"/>
-                <w:sz w:val="20"/>
-                <w:szCs w:val="20"/>
+              <w:left w:w="50.0" w:type="dxa"/>
+              <w:bottom w:w="100.0" w:type="dxa"/>
+              <w:right w:w="50.0" w:type="dxa"/>
+            </w:tcMar>
+            <w:vAlign w:val="top"/>
+          </w:tcPr>
+          <w:p>
+            <w:pPr>
+              <w:jc w:val="left"/>
+              <w:rPr>
+                <w:rFonts w:ascii="Times New Roman" w:cs="Times New Roman" w:eastAsia="Times New Roman" w:hAnsi="Times New Roman"/>
+                <w:sz w:val="15"/>
+                <w:szCs w:val="15"/>
+              </w:rPr>
+            </w:pPr>
+            <w:r>
+              <w:rPr>
+                <w:rFonts w:ascii="Times New Roman" w:cs="Times New Roman" w:eastAsia="Times New Roman" w:hAnsi="Times New Roman"/>
+                <w:sz w:val="15"/>
+                <w:szCs w:val="15"/>
                 <w:rtl w:val="0"/>
               </w:rPr>
               <w:t xml:space="preserve">15</w:t>
@@ -33039,26 +33039,26 @@
             <w:shd w:fill="auto" w:val="clear"/>
             <w:tcMar>
               <w:top w:w="100.0" w:type="dxa"/>
-              <w:left w:w="60.0" w:type="dxa"/>
-              <w:bottom w:w="100.0" w:type="dxa"/>
-              <w:right w:w="60.0" w:type="dxa"/>
-            </w:tcMar>
-            <w:vAlign w:val="top"/>
-          </w:tcPr>
-          <w:p>
-            <w:pPr>
-              <w:jc w:val="left"/>
-              <w:rPr>
-                <w:rFonts w:ascii="Times New Roman" w:cs="Times New Roman" w:eastAsia="Times New Roman" w:hAnsi="Times New Roman"/>
-                <w:sz w:val="20"/>
-                <w:szCs w:val="20"/>
-              </w:rPr>
-            </w:pPr>
-            <w:r>
-              <w:rPr>
-                <w:rFonts w:ascii="Times New Roman" w:cs="Times New Roman" w:eastAsia="Times New Roman" w:hAnsi="Times New Roman"/>
-                <w:sz w:val="20"/>
-                <w:szCs w:val="20"/>
+              <w:left w:w="50.0" w:type="dxa"/>
+              <w:bottom w:w="100.0" w:type="dxa"/>
+              <w:right w:w="50.0" w:type="dxa"/>
+            </w:tcMar>
+            <w:vAlign w:val="top"/>
+          </w:tcPr>
+          <w:p>
+            <w:pPr>
+              <w:jc w:val="left"/>
+              <w:rPr>
+                <w:rFonts w:ascii="Times New Roman" w:cs="Times New Roman" w:eastAsia="Times New Roman" w:hAnsi="Times New Roman"/>
+                <w:sz w:val="15"/>
+                <w:szCs w:val="15"/>
+              </w:rPr>
+            </w:pPr>
+            <w:r>
+              <w:rPr>
+                <w:rFonts w:ascii="Times New Roman" w:cs="Times New Roman" w:eastAsia="Times New Roman" w:hAnsi="Times New Roman"/>
+                <w:sz w:val="15"/>
+                <w:szCs w:val="15"/>
                 <w:rtl w:val="0"/>
               </w:rPr>
               <w:t xml:space="preserve">20.0%</w:t>
@@ -33070,26 +33070,26 @@
             <w:shd w:fill="auto" w:val="clear"/>
             <w:tcMar>
               <w:top w:w="100.0" w:type="dxa"/>
-              <w:left w:w="60.0" w:type="dxa"/>
-              <w:bottom w:w="100.0" w:type="dxa"/>
-              <w:right w:w="60.0" w:type="dxa"/>
-            </w:tcMar>
-            <w:vAlign w:val="top"/>
-          </w:tcPr>
-          <w:p>
-            <w:pPr>
-              <w:jc w:val="left"/>
-              <w:rPr>
-                <w:rFonts w:ascii="Times New Roman" w:cs="Times New Roman" w:eastAsia="Times New Roman" w:hAnsi="Times New Roman"/>
-                <w:sz w:val="20"/>
-                <w:szCs w:val="20"/>
-              </w:rPr>
-            </w:pPr>
-            <w:r>
-              <w:rPr>
-                <w:rFonts w:ascii="Times New Roman" w:cs="Times New Roman" w:eastAsia="Times New Roman" w:hAnsi="Times New Roman"/>
-                <w:sz w:val="20"/>
-                <w:szCs w:val="20"/>
+              <w:left w:w="50.0" w:type="dxa"/>
+              <w:bottom w:w="100.0" w:type="dxa"/>
+              <w:right w:w="50.0" w:type="dxa"/>
+            </w:tcMar>
+            <w:vAlign w:val="top"/>
+          </w:tcPr>
+          <w:p>
+            <w:pPr>
+              <w:jc w:val="left"/>
+              <w:rPr>
+                <w:rFonts w:ascii="Times New Roman" w:cs="Times New Roman" w:eastAsia="Times New Roman" w:hAnsi="Times New Roman"/>
+                <w:sz w:val="15"/>
+                <w:szCs w:val="15"/>
+              </w:rPr>
+            </w:pPr>
+            <w:r>
+              <w:rPr>
+                <w:rFonts w:ascii="Times New Roman" w:cs="Times New Roman" w:eastAsia="Times New Roman" w:hAnsi="Times New Roman"/>
+                <w:sz w:val="15"/>
+                <w:szCs w:val="15"/>
                 <w:rtl w:val="0"/>
               </w:rPr>
               <w:t xml:space="preserve">18.9%</w:t>
@@ -33101,26 +33101,26 @@
             <w:shd w:fill="auto" w:val="clear"/>
             <w:tcMar>
               <w:top w:w="100.0" w:type="dxa"/>
-              <w:left w:w="60.0" w:type="dxa"/>
-              <w:bottom w:w="100.0" w:type="dxa"/>
-              <w:right w:w="60.0" w:type="dxa"/>
-            </w:tcMar>
-            <w:vAlign w:val="top"/>
-          </w:tcPr>
-          <w:p>
-            <w:pPr>
-              <w:jc w:val="left"/>
-              <w:rPr>
-                <w:rFonts w:ascii="Times New Roman" w:cs="Times New Roman" w:eastAsia="Times New Roman" w:hAnsi="Times New Roman"/>
-                <w:sz w:val="20"/>
-                <w:szCs w:val="20"/>
-              </w:rPr>
-            </w:pPr>
-            <w:r>
-              <w:rPr>
-                <w:rFonts w:ascii="Times New Roman" w:cs="Times New Roman" w:eastAsia="Times New Roman" w:hAnsi="Times New Roman"/>
-                <w:sz w:val="20"/>
-                <w:szCs w:val="20"/>
+              <w:left w:w="50.0" w:type="dxa"/>
+              <w:bottom w:w="100.0" w:type="dxa"/>
+              <w:right w:w="50.0" w:type="dxa"/>
+            </w:tcMar>
+            <w:vAlign w:val="top"/>
+          </w:tcPr>
+          <w:p>
+            <w:pPr>
+              <w:jc w:val="left"/>
+              <w:rPr>
+                <w:rFonts w:ascii="Times New Roman" w:cs="Times New Roman" w:eastAsia="Times New Roman" w:hAnsi="Times New Roman"/>
+                <w:sz w:val="15"/>
+                <w:szCs w:val="15"/>
+              </w:rPr>
+            </w:pPr>
+            <w:r>
+              <w:rPr>
+                <w:rFonts w:ascii="Times New Roman" w:cs="Times New Roman" w:eastAsia="Times New Roman" w:hAnsi="Times New Roman"/>
+                <w:sz w:val="15"/>
+                <w:szCs w:val="15"/>
                 <w:rtl w:val="0"/>
               </w:rPr>
               <w:t xml:space="preserve">No significant bias</w:t>
@@ -33138,26 +33138,26 @@
             <w:shd w:fill="auto" w:val="clear"/>
             <w:tcMar>
               <w:top w:w="100.0" w:type="dxa"/>
-              <w:left w:w="60.0" w:type="dxa"/>
-              <w:bottom w:w="100.0" w:type="dxa"/>
-              <w:right w:w="60.0" w:type="dxa"/>
-            </w:tcMar>
-            <w:vAlign w:val="top"/>
-          </w:tcPr>
-          <w:p>
-            <w:pPr>
-              <w:jc w:val="left"/>
-              <w:rPr>
-                <w:rFonts w:ascii="Times New Roman" w:cs="Times New Roman" w:eastAsia="Times New Roman" w:hAnsi="Times New Roman"/>
-                <w:sz w:val="20"/>
-                <w:szCs w:val="20"/>
-              </w:rPr>
-            </w:pPr>
-            <w:r>
-              <w:rPr>
-                <w:rFonts w:ascii="Times New Roman" w:cs="Times New Roman" w:eastAsia="Times New Roman" w:hAnsi="Times New Roman"/>
-                <w:sz w:val="20"/>
-                <w:szCs w:val="20"/>
+              <w:left w:w="50.0" w:type="dxa"/>
+              <w:bottom w:w="100.0" w:type="dxa"/>
+              <w:right w:w="50.0" w:type="dxa"/>
+            </w:tcMar>
+            <w:vAlign w:val="top"/>
+          </w:tcPr>
+          <w:p>
+            <w:pPr>
+              <w:jc w:val="left"/>
+              <w:rPr>
+                <w:rFonts w:ascii="Times New Roman" w:cs="Times New Roman" w:eastAsia="Times New Roman" w:hAnsi="Times New Roman"/>
+                <w:sz w:val="15"/>
+                <w:szCs w:val="15"/>
+              </w:rPr>
+            </w:pPr>
+            <w:r>
+              <w:rPr>
+                <w:rFonts w:ascii="Times New Roman" w:cs="Times New Roman" w:eastAsia="Times New Roman" w:hAnsi="Times New Roman"/>
+                <w:sz w:val="15"/>
+                <w:szCs w:val="15"/>
                 <w:rtl w:val="0"/>
               </w:rPr>
               <w:t xml:space="preserve">D</w:t>
@@ -33169,26 +33169,26 @@
             <w:shd w:fill="auto" w:val="clear"/>
             <w:tcMar>
               <w:top w:w="100.0" w:type="dxa"/>
-              <w:left w:w="60.0" w:type="dxa"/>
-              <w:bottom w:w="100.0" w:type="dxa"/>
-              <w:right w:w="60.0" w:type="dxa"/>
-            </w:tcMar>
-            <w:vAlign w:val="top"/>
-          </w:tcPr>
-          <w:p>
-            <w:pPr>
-              <w:jc w:val="left"/>
-              <w:rPr>
-                <w:rFonts w:ascii="Times New Roman" w:cs="Times New Roman" w:eastAsia="Times New Roman" w:hAnsi="Times New Roman"/>
-                <w:sz w:val="20"/>
-                <w:szCs w:val="20"/>
-              </w:rPr>
-            </w:pPr>
-            <w:r>
-              <w:rPr>
-                <w:rFonts w:ascii="Times New Roman" w:cs="Times New Roman" w:eastAsia="Times New Roman" w:hAnsi="Times New Roman"/>
-                <w:sz w:val="20"/>
-                <w:szCs w:val="20"/>
+              <w:left w:w="50.0" w:type="dxa"/>
+              <w:bottom w:w="100.0" w:type="dxa"/>
+              <w:right w:w="50.0" w:type="dxa"/>
+            </w:tcMar>
+            <w:vAlign w:val="top"/>
+          </w:tcPr>
+          <w:p>
+            <w:pPr>
+              <w:jc w:val="left"/>
+              <w:rPr>
+                <w:rFonts w:ascii="Times New Roman" w:cs="Times New Roman" w:eastAsia="Times New Roman" w:hAnsi="Times New Roman"/>
+                <w:sz w:val="15"/>
+                <w:szCs w:val="15"/>
+              </w:rPr>
+            </w:pPr>
+            <w:r>
+              <w:rPr>
+                <w:rFonts w:ascii="Times New Roman" w:cs="Times New Roman" w:eastAsia="Times New Roman" w:hAnsi="Times New Roman"/>
+                <w:sz w:val="15"/>
+                <w:szCs w:val="15"/>
                 <w:rtl w:val="0"/>
               </w:rPr>
               <w:t xml:space="preserve">14</w:t>
@@ -33200,26 +33200,26 @@
             <w:shd w:fill="auto" w:val="clear"/>
             <w:tcMar>
               <w:top w:w="100.0" w:type="dxa"/>
-              <w:left w:w="60.0" w:type="dxa"/>
-              <w:bottom w:w="100.0" w:type="dxa"/>
-              <w:right w:w="60.0" w:type="dxa"/>
-            </w:tcMar>
-            <w:vAlign w:val="top"/>
-          </w:tcPr>
-          <w:p>
-            <w:pPr>
-              <w:jc w:val="left"/>
-              <w:rPr>
-                <w:rFonts w:ascii="Times New Roman" w:cs="Times New Roman" w:eastAsia="Times New Roman" w:hAnsi="Times New Roman"/>
-                <w:sz w:val="20"/>
-                <w:szCs w:val="20"/>
-              </w:rPr>
-            </w:pPr>
-            <w:r>
-              <w:rPr>
-                <w:rFonts w:ascii="Times New Roman" w:cs="Times New Roman" w:eastAsia="Times New Roman" w:hAnsi="Times New Roman"/>
-                <w:sz w:val="20"/>
-                <w:szCs w:val="20"/>
+              <w:left w:w="50.0" w:type="dxa"/>
+              <w:bottom w:w="100.0" w:type="dxa"/>
+              <w:right w:w="50.0" w:type="dxa"/>
+            </w:tcMar>
+            <w:vAlign w:val="top"/>
+          </w:tcPr>
+          <w:p>
+            <w:pPr>
+              <w:jc w:val="left"/>
+              <w:rPr>
+                <w:rFonts w:ascii="Times New Roman" w:cs="Times New Roman" w:eastAsia="Times New Roman" w:hAnsi="Times New Roman"/>
+                <w:sz w:val="15"/>
+                <w:szCs w:val="15"/>
+              </w:rPr>
+            </w:pPr>
+            <w:r>
+              <w:rPr>
+                <w:rFonts w:ascii="Times New Roman" w:cs="Times New Roman" w:eastAsia="Times New Roman" w:hAnsi="Times New Roman"/>
+                <w:sz w:val="15"/>
+                <w:szCs w:val="15"/>
                 <w:rtl w:val="0"/>
               </w:rPr>
               <w:t xml:space="preserve">21.4%</w:t>
@@ -33231,26 +33231,26 @@
             <w:shd w:fill="auto" w:val="clear"/>
             <w:tcMar>
               <w:top w:w="100.0" w:type="dxa"/>
-              <w:left w:w="60.0" w:type="dxa"/>
-              <w:bottom w:w="100.0" w:type="dxa"/>
-              <w:right w:w="60.0" w:type="dxa"/>
-            </w:tcMar>
-            <w:vAlign w:val="top"/>
-          </w:tcPr>
-          <w:p>
-            <w:pPr>
-              <w:jc w:val="left"/>
-              <w:rPr>
-                <w:rFonts w:ascii="Times New Roman" w:cs="Times New Roman" w:eastAsia="Times New Roman" w:hAnsi="Times New Roman"/>
-                <w:sz w:val="20"/>
-                <w:szCs w:val="20"/>
-              </w:rPr>
-            </w:pPr>
-            <w:r>
-              <w:rPr>
-                <w:rFonts w:ascii="Times New Roman" w:cs="Times New Roman" w:eastAsia="Times New Roman" w:hAnsi="Times New Roman"/>
-                <w:sz w:val="20"/>
-                <w:szCs w:val="20"/>
+              <w:left w:w="50.0" w:type="dxa"/>
+              <w:bottom w:w="100.0" w:type="dxa"/>
+              <w:right w:w="50.0" w:type="dxa"/>
+            </w:tcMar>
+            <w:vAlign w:val="top"/>
+          </w:tcPr>
+          <w:p>
+            <w:pPr>
+              <w:jc w:val="left"/>
+              <w:rPr>
+                <w:rFonts w:ascii="Times New Roman" w:cs="Times New Roman" w:eastAsia="Times New Roman" w:hAnsi="Times New Roman"/>
+                <w:sz w:val="15"/>
+                <w:szCs w:val="15"/>
+              </w:rPr>
+            </w:pPr>
+            <w:r>
+              <w:rPr>
+                <w:rFonts w:ascii="Times New Roman" w:cs="Times New Roman" w:eastAsia="Times New Roman" w:hAnsi="Times New Roman"/>
+                <w:sz w:val="15"/>
+                <w:szCs w:val="15"/>
                 <w:rtl w:val="0"/>
               </w:rPr>
               <w:t xml:space="preserve">18.8%</w:t>
@@ -33262,26 +33262,26 @@
             <w:shd w:fill="auto" w:val="clear"/>
             <w:tcMar>
               <w:top w:w="100.0" w:type="dxa"/>
-              <w:left w:w="60.0" w:type="dxa"/>
-              <w:bottom w:w="100.0" w:type="dxa"/>
-              <w:right w:w="60.0" w:type="dxa"/>
-            </w:tcMar>
-            <w:vAlign w:val="top"/>
-          </w:tcPr>
-          <w:p>
-            <w:pPr>
-              <w:jc w:val="left"/>
-              <w:rPr>
-                <w:rFonts w:ascii="Times New Roman" w:cs="Times New Roman" w:eastAsia="Times New Roman" w:hAnsi="Times New Roman"/>
-                <w:sz w:val="20"/>
-                <w:szCs w:val="20"/>
-              </w:rPr>
-            </w:pPr>
-            <w:r>
-              <w:rPr>
-                <w:rFonts w:ascii="Times New Roman" w:cs="Times New Roman" w:eastAsia="Times New Roman" w:hAnsi="Times New Roman"/>
-                <w:sz w:val="20"/>
-                <w:szCs w:val="20"/>
+              <w:left w:w="50.0" w:type="dxa"/>
+              <w:bottom w:w="100.0" w:type="dxa"/>
+              <w:right w:w="50.0" w:type="dxa"/>
+            </w:tcMar>
+            <w:vAlign w:val="top"/>
+          </w:tcPr>
+          <w:p>
+            <w:pPr>
+              <w:jc w:val="left"/>
+              <w:rPr>
+                <w:rFonts w:ascii="Times New Roman" w:cs="Times New Roman" w:eastAsia="Times New Roman" w:hAnsi="Times New Roman"/>
+                <w:sz w:val="15"/>
+                <w:szCs w:val="15"/>
+              </w:rPr>
+            </w:pPr>
+            <w:r>
+              <w:rPr>
+                <w:rFonts w:ascii="Times New Roman" w:cs="Times New Roman" w:eastAsia="Times New Roman" w:hAnsi="Times New Roman"/>
+                <w:sz w:val="15"/>
+                <w:szCs w:val="15"/>
                 <w:rtl w:val="0"/>
               </w:rPr>
               <w:t xml:space="preserve">No significant bias</w:t>
@@ -33323,6 +33323,3461 @@
         </w:rPr>
         <w:t xml:space="preserve">The ground-truth distribution among PARSE_ERROR instances does not significantly deviate from the valid-response distribution for any condition, supporting the validity of computing metrics on valid responses only.</w:t>
       </w:r>
+    </w:p>
+    <w:p>
+      <w:pPr>
+        <w:jc w:val="both"/>
+        <w:rPr>
+          <w:rFonts w:ascii="Times New Roman" w:cs="Times New Roman" w:eastAsia="Times New Roman" w:hAnsi="Times New Roman"/>
+          <w:sz w:val="20"/>
+          <w:szCs w:val="20"/>
+        </w:rPr>
+      </w:pPr>
+      <w:r>
+        <w:rPr>
+          <w:rFonts w:ascii="Times New Roman" w:cs="Times New Roman" w:eastAsia="Times New Roman" w:hAnsi="Times New Roman"/>
+          <w:b w:val="1"/>
+          <w:bCs w:val="1"/>
+          <w:sz w:val="20"/>
+          <w:szCs w:val="20"/>
+          <w:rtl w:val="0"/>
+        </w:rPr>
+        <w:t xml:space="preserve">All-task (intention-to-treat) accuracy. </w:t>
+      </w:r>
+      <w:r>
+        <w:rPr>
+          <w:rFonts w:ascii="Times New Roman" w:cs="Times New Roman" w:eastAsia="Times New Roman" w:hAnsi="Times New Roman"/>
+          <w:sz w:val="20"/>
+          <w:szCs w:val="20"/>
+          <w:rtl w:val="0"/>
+        </w:rPr>
+        <w:t xml:space="preserve">Every accuracy in the body of the paper is per-protocol: it is computed over the instances for which the verifier returned a parseable SUCCESS or FAILURE verdict. A deployment cannot discard the others, so we also report the all-task rate, which counts every instance in the denominator and treats an unparseable or failed response as a verification the system did not deliver. The two agree to within 0.001 for thirteen of the twenty runs. The seven that differ by more belong to GPT-4.1 Nano, where the largest shift is Condition D at 0.025, and to Claude Sonnet 4, which has the lowest valid-response rates of any verifier: its Condition C falls from 0.803 to 0.721 and Condition D from 0.752 to 0.680. That difference changes the ranking within Condition C, where Claude leads on the per-protocol figure but sits behind Gemini 3.6 Flash (0.782) and GPT-4.1 Mini (0.735) on the all-task figure. The Condition B result that our recommendation rests on is not affected: Claude remains the most accurate verifier under both conventions (0.867 per-protocol, 0.854 all-task). Escalating an invalid response to a human is the other reasonable policy; its cost is the complement of the valid-response rate in the table below, which is at most 10.2 percent of instances for any run.</w:t>
+      </w:r>
+    </w:p>
+    <w:p>
+      <w:pPr>
+        <w:jc w:val="both"/>
+        <w:rPr>
+          <w:rFonts w:ascii="Times New Roman" w:cs="Times New Roman" w:eastAsia="Times New Roman" w:hAnsi="Times New Roman"/>
+          <w:sz w:val="20"/>
+          <w:szCs w:val="20"/>
+        </w:rPr>
+      </w:pPr>
+    </w:p>
+    <w:tbl>
+      <w:tblPr>
+        <w:tblStyle w:val="Table5"/>
+        <w:tblW w:w="4320.0" w:type="dxa"/>
+        <w:jc w:val="left"/>
+        <w:tblBorders>
+          <w:top w:color="000000" w:space="0" w:sz="8" w:val="single"/>
+          <w:left w:color="000000" w:space="0" w:sz="8" w:val="single"/>
+          <w:bottom w:color="000000" w:space="0" w:sz="8" w:val="single"/>
+          <w:right w:color="000000" w:space="0" w:sz="8" w:val="single"/>
+          <w:insideH w:color="000000" w:space="0" w:sz="8" w:val="single"/>
+          <w:insideV w:color="000000" w:space="0" w:sz="8" w:val="single"/>
+        </w:tblBorders>
+        <w:tblLayout w:type="fixed"/>
+        <w:tblLook w:val="0600"/>
+      </w:tblPr>
+      <w:tblGrid>
+        <w:gridCol w:w="1120"/>
+        <w:gridCol w:w="490"/>
+        <w:gridCol w:w="740"/>
+        <w:gridCol w:w="1010"/>
+        <w:gridCol w:w="960"/>
+      </w:tblGrid>
+      <w:tr>
+        <w:trPr>
+          <w:cantSplit w:val="1"/>
+          <w:tblHeader w:val="1"/>
+        </w:trPr>
+        <w:tc>
+          <w:tcPr>
+            <w:shd w:fill="auto" w:val="clear"/>
+            <w:tcMar>
+              <w:top w:w="60.0" w:type="dxa"/>
+              <w:left w:w="50.0" w:type="dxa"/>
+              <w:bottom w:w="60.0" w:type="dxa"/>
+              <w:right w:w="50.0" w:type="dxa"/>
+            </w:tcMar>
+            <w:vAlign w:val="top"/>
+          </w:tcPr>
+          <w:p>
+            <w:pPr>
+              <w:jc w:val="left"/>
+              <w:rPr>
+                <w:rFonts w:ascii="Times New Roman" w:cs="Times New Roman" w:eastAsia="Times New Roman" w:hAnsi="Times New Roman"/>
+                <w:b w:val="1"/>
+                <w:bCs w:val="1"/>
+                <w:sz w:val="15"/>
+                <w:szCs w:val="15"/>
+              </w:rPr>
+            </w:pPr>
+            <w:r>
+              <w:rPr>
+                <w:rFonts w:ascii="Times New Roman" w:cs="Times New Roman" w:eastAsia="Times New Roman" w:hAnsi="Times New Roman"/>
+                <w:b w:val="1"/>
+                <w:bCs w:val="1"/>
+                <w:sz w:val="15"/>
+                <w:szCs w:val="15"/>
+                <w:rtl w:val="0"/>
+              </w:rPr>
+              <w:t xml:space="preserve">Model</w:t>
+            </w:r>
+          </w:p>
+        </w:tc>
+        <w:tc>
+          <w:tcPr>
+            <w:shd w:fill="auto" w:val="clear"/>
+            <w:tcMar>
+              <w:top w:w="60.0" w:type="dxa"/>
+              <w:left w:w="50.0" w:type="dxa"/>
+              <w:bottom w:w="60.0" w:type="dxa"/>
+              <w:right w:w="50.0" w:type="dxa"/>
+            </w:tcMar>
+            <w:vAlign w:val="top"/>
+          </w:tcPr>
+          <w:p>
+            <w:pPr>
+              <w:jc w:val="left"/>
+              <w:rPr>
+                <w:rFonts w:ascii="Times New Roman" w:cs="Times New Roman" w:eastAsia="Times New Roman" w:hAnsi="Times New Roman"/>
+                <w:b w:val="1"/>
+                <w:bCs w:val="1"/>
+                <w:sz w:val="15"/>
+                <w:szCs w:val="15"/>
+              </w:rPr>
+            </w:pPr>
+            <w:r>
+              <w:rPr>
+                <w:rFonts w:ascii="Times New Roman" w:cs="Times New Roman" w:eastAsia="Times New Roman" w:hAnsi="Times New Roman"/>
+                <w:b w:val="1"/>
+                <w:bCs w:val="1"/>
+                <w:sz w:val="15"/>
+                <w:szCs w:val="15"/>
+                <w:rtl w:val="0"/>
+              </w:rPr>
+              <w:t xml:space="preserve">Cond</w:t>
+            </w:r>
+          </w:p>
+        </w:tc>
+        <w:tc>
+          <w:tcPr>
+            <w:shd w:fill="auto" w:val="clear"/>
+            <w:tcMar>
+              <w:top w:w="60.0" w:type="dxa"/>
+              <w:left w:w="50.0" w:type="dxa"/>
+              <w:bottom w:w="60.0" w:type="dxa"/>
+              <w:right w:w="50.0" w:type="dxa"/>
+            </w:tcMar>
+            <w:vAlign w:val="top"/>
+          </w:tcPr>
+          <w:p>
+            <w:pPr>
+              <w:jc w:val="left"/>
+              <w:rPr>
+                <w:rFonts w:ascii="Times New Roman" w:cs="Times New Roman" w:eastAsia="Times New Roman" w:hAnsi="Times New Roman"/>
+                <w:b w:val="1"/>
+                <w:bCs w:val="1"/>
+                <w:sz w:val="15"/>
+                <w:szCs w:val="15"/>
+              </w:rPr>
+            </w:pPr>
+            <w:r>
+              <w:rPr>
+                <w:rFonts w:ascii="Times New Roman" w:cs="Times New Roman" w:eastAsia="Times New Roman" w:hAnsi="Times New Roman"/>
+                <w:b w:val="1"/>
+                <w:bCs w:val="1"/>
+                <w:sz w:val="15"/>
+                <w:szCs w:val="15"/>
+                <w:rtl w:val="0"/>
+              </w:rPr>
+              <w:t xml:space="preserve">Valid / N</w:t>
+            </w:r>
+          </w:p>
+        </w:tc>
+        <w:tc>
+          <w:tcPr>
+            <w:shd w:fill="auto" w:val="clear"/>
+            <w:tcMar>
+              <w:top w:w="60.0" w:type="dxa"/>
+              <w:left w:w="50.0" w:type="dxa"/>
+              <w:bottom w:w="60.0" w:type="dxa"/>
+              <w:right w:w="50.0" w:type="dxa"/>
+            </w:tcMar>
+            <w:vAlign w:val="top"/>
+          </w:tcPr>
+          <w:p>
+            <w:pPr>
+              <w:jc w:val="left"/>
+              <w:rPr>
+                <w:rFonts w:ascii="Times New Roman" w:cs="Times New Roman" w:eastAsia="Times New Roman" w:hAnsi="Times New Roman"/>
+                <w:b w:val="1"/>
+                <w:bCs w:val="1"/>
+                <w:sz w:val="15"/>
+                <w:szCs w:val="15"/>
+              </w:rPr>
+            </w:pPr>
+            <w:r>
+              <w:rPr>
+                <w:rFonts w:ascii="Times New Roman" w:cs="Times New Roman" w:eastAsia="Times New Roman" w:hAnsi="Times New Roman"/>
+                <w:b w:val="1"/>
+                <w:bCs w:val="1"/>
+                <w:sz w:val="15"/>
+                <w:szCs w:val="15"/>
+                <w:rtl w:val="0"/>
+              </w:rPr>
+              <w:t xml:space="preserve">Per-protocol</w:t>
+            </w:r>
+          </w:p>
+        </w:tc>
+        <w:tc>
+          <w:tcPr>
+            <w:shd w:fill="auto" w:val="clear"/>
+            <w:tcMar>
+              <w:top w:w="60.0" w:type="dxa"/>
+              <w:left w:w="50.0" w:type="dxa"/>
+              <w:bottom w:w="60.0" w:type="dxa"/>
+              <w:right w:w="50.0" w:type="dxa"/>
+            </w:tcMar>
+            <w:vAlign w:val="top"/>
+          </w:tcPr>
+          <w:p>
+            <w:pPr>
+              <w:jc w:val="left"/>
+              <w:rPr>
+                <w:rFonts w:ascii="Times New Roman" w:cs="Times New Roman" w:eastAsia="Times New Roman" w:hAnsi="Times New Roman"/>
+                <w:b w:val="1"/>
+                <w:bCs w:val="1"/>
+                <w:sz w:val="15"/>
+                <w:szCs w:val="15"/>
+              </w:rPr>
+            </w:pPr>
+            <w:r>
+              <w:rPr>
+                <w:rFonts w:ascii="Times New Roman" w:cs="Times New Roman" w:eastAsia="Times New Roman" w:hAnsi="Times New Roman"/>
+                <w:b w:val="1"/>
+                <w:bCs w:val="1"/>
+                <w:sz w:val="15"/>
+                <w:szCs w:val="15"/>
+                <w:rtl w:val="0"/>
+              </w:rPr>
+              <w:t xml:space="preserve">All-task</w:t>
+            </w:r>
+          </w:p>
+        </w:tc>
+      </w:tr>
+      <w:tr>
+        <w:trPr>
+          <w:cantSplit w:val="1"/>
+        </w:trPr>
+        <w:tc>
+          <w:tcPr>
+            <w:shd w:fill="auto" w:val="clear"/>
+            <w:tcMar>
+              <w:top w:w="60.0" w:type="dxa"/>
+              <w:left w:w="50.0" w:type="dxa"/>
+              <w:bottom w:w="60.0" w:type="dxa"/>
+              <w:right w:w="50.0" w:type="dxa"/>
+            </w:tcMar>
+            <w:vAlign w:val="top"/>
+          </w:tcPr>
+          <w:p>
+            <w:pPr>
+              <w:jc w:val="left"/>
+              <w:rPr>
+                <w:rFonts w:ascii="Times New Roman" w:cs="Times New Roman" w:eastAsia="Times New Roman" w:hAnsi="Times New Roman"/>
+                <w:sz w:val="15"/>
+                <w:szCs w:val="15"/>
+              </w:rPr>
+            </w:pPr>
+            <w:r>
+              <w:rPr>
+                <w:rFonts w:ascii="Times New Roman" w:cs="Times New Roman" w:eastAsia="Times New Roman" w:hAnsi="Times New Roman"/>
+                <w:sz w:val="15"/>
+                <w:szCs w:val="15"/>
+                <w:rtl w:val="0"/>
+              </w:rPr>
+              <w:t xml:space="preserve">GPT-4.1 Nano</w:t>
+            </w:r>
+          </w:p>
+        </w:tc>
+        <w:tc>
+          <w:tcPr>
+            <w:shd w:fill="auto" w:val="clear"/>
+            <w:tcMar>
+              <w:top w:w="60.0" w:type="dxa"/>
+              <w:left w:w="50.0" w:type="dxa"/>
+              <w:bottom w:w="60.0" w:type="dxa"/>
+              <w:right w:w="50.0" w:type="dxa"/>
+            </w:tcMar>
+            <w:vAlign w:val="top"/>
+          </w:tcPr>
+          <w:p>
+            <w:pPr>
+              <w:jc w:val="left"/>
+              <w:rPr>
+                <w:rFonts w:ascii="Times New Roman" w:cs="Times New Roman" w:eastAsia="Times New Roman" w:hAnsi="Times New Roman"/>
+                <w:sz w:val="15"/>
+                <w:szCs w:val="15"/>
+              </w:rPr>
+            </w:pPr>
+            <w:r>
+              <w:rPr>
+                <w:rFonts w:ascii="Times New Roman" w:cs="Times New Roman" w:eastAsia="Times New Roman" w:hAnsi="Times New Roman"/>
+                <w:sz w:val="15"/>
+                <w:szCs w:val="15"/>
+                <w:rtl w:val="0"/>
+              </w:rPr>
+              <w:t xml:space="preserve">A</w:t>
+            </w:r>
+          </w:p>
+        </w:tc>
+        <w:tc>
+          <w:tcPr>
+            <w:shd w:fill="auto" w:val="clear"/>
+            <w:tcMar>
+              <w:top w:w="60.0" w:type="dxa"/>
+              <w:left w:w="50.0" w:type="dxa"/>
+              <w:bottom w:w="60.0" w:type="dxa"/>
+              <w:right w:w="50.0" w:type="dxa"/>
+            </w:tcMar>
+            <w:vAlign w:val="top"/>
+          </w:tcPr>
+          <w:p>
+            <w:pPr>
+              <w:jc w:val="left"/>
+              <w:rPr>
+                <w:rFonts w:ascii="Times New Roman" w:cs="Times New Roman" w:eastAsia="Times New Roman" w:hAnsi="Times New Roman"/>
+                <w:sz w:val="15"/>
+                <w:szCs w:val="15"/>
+              </w:rPr>
+            </w:pPr>
+            <w:r>
+              <w:rPr>
+                <w:rFonts w:ascii="Times New Roman" w:cs="Times New Roman" w:eastAsia="Times New Roman" w:hAnsi="Times New Roman"/>
+                <w:sz w:val="15"/>
+                <w:szCs w:val="15"/>
+                <w:rtl w:val="0"/>
+              </w:rPr>
+              <w:t xml:space="preserve">899/909</w:t>
+            </w:r>
+          </w:p>
+        </w:tc>
+        <w:tc>
+          <w:tcPr>
+            <w:shd w:fill="auto" w:val="clear"/>
+            <w:tcMar>
+              <w:top w:w="60.0" w:type="dxa"/>
+              <w:left w:w="50.0" w:type="dxa"/>
+              <w:bottom w:w="60.0" w:type="dxa"/>
+              <w:right w:w="50.0" w:type="dxa"/>
+            </w:tcMar>
+            <w:vAlign w:val="top"/>
+          </w:tcPr>
+          <w:p>
+            <w:pPr>
+              <w:jc w:val="left"/>
+              <w:rPr>
+                <w:rFonts w:ascii="Times New Roman" w:cs="Times New Roman" w:eastAsia="Times New Roman" w:hAnsi="Times New Roman"/>
+                <w:sz w:val="15"/>
+                <w:szCs w:val="15"/>
+              </w:rPr>
+            </w:pPr>
+            <w:r>
+              <w:rPr>
+                <w:rFonts w:ascii="Times New Roman" w:cs="Times New Roman" w:eastAsia="Times New Roman" w:hAnsi="Times New Roman"/>
+                <w:sz w:val="15"/>
+                <w:szCs w:val="15"/>
+                <w:rtl w:val="0"/>
+              </w:rPr>
+              <w:t xml:space="preserve">0.774</w:t>
+            </w:r>
+          </w:p>
+        </w:tc>
+        <w:tc>
+          <w:tcPr>
+            <w:shd w:fill="auto" w:val="clear"/>
+            <w:tcMar>
+              <w:top w:w="60.0" w:type="dxa"/>
+              <w:left w:w="50.0" w:type="dxa"/>
+              <w:bottom w:w="60.0" w:type="dxa"/>
+              <w:right w:w="50.0" w:type="dxa"/>
+            </w:tcMar>
+            <w:vAlign w:val="top"/>
+          </w:tcPr>
+          <w:p>
+            <w:pPr>
+              <w:jc w:val="left"/>
+              <w:rPr>
+                <w:rFonts w:ascii="Times New Roman" w:cs="Times New Roman" w:eastAsia="Times New Roman" w:hAnsi="Times New Roman"/>
+                <w:sz w:val="15"/>
+                <w:szCs w:val="15"/>
+              </w:rPr>
+            </w:pPr>
+            <w:r>
+              <w:rPr>
+                <w:rFonts w:ascii="Times New Roman" w:cs="Times New Roman" w:eastAsia="Times New Roman" w:hAnsi="Times New Roman"/>
+                <w:sz w:val="15"/>
+                <w:szCs w:val="15"/>
+                <w:rtl w:val="0"/>
+              </w:rPr>
+              <w:t xml:space="preserve">0.766</w:t>
+            </w:r>
+          </w:p>
+        </w:tc>
+      </w:tr>
+      <w:tr>
+        <w:trPr>
+          <w:cantSplit w:val="1"/>
+        </w:trPr>
+        <w:tc>
+          <w:tcPr>
+            <w:shd w:fill="auto" w:val="clear"/>
+            <w:tcMar>
+              <w:top w:w="60.0" w:type="dxa"/>
+              <w:left w:w="50.0" w:type="dxa"/>
+              <w:bottom w:w="60.0" w:type="dxa"/>
+              <w:right w:w="50.0" w:type="dxa"/>
+            </w:tcMar>
+            <w:vAlign w:val="top"/>
+          </w:tcPr>
+          <w:p>
+            <w:pPr>
+              <w:jc w:val="left"/>
+              <w:rPr>
+                <w:rFonts w:ascii="Times New Roman" w:cs="Times New Roman" w:eastAsia="Times New Roman" w:hAnsi="Times New Roman"/>
+                <w:sz w:val="15"/>
+                <w:szCs w:val="15"/>
+              </w:rPr>
+            </w:pPr>
+            <w:r>
+              <w:rPr>
+                <w:rFonts w:ascii="Times New Roman" w:cs="Times New Roman" w:eastAsia="Times New Roman" w:hAnsi="Times New Roman"/>
+                <w:sz w:val="15"/>
+                <w:szCs w:val="15"/>
+                <w:rtl w:val="0"/>
+              </w:rPr>
+              <w:t xml:space="preserve">GPT-4.1 Nano</w:t>
+            </w:r>
+          </w:p>
+        </w:tc>
+        <w:tc>
+          <w:tcPr>
+            <w:shd w:fill="auto" w:val="clear"/>
+            <w:tcMar>
+              <w:top w:w="60.0" w:type="dxa"/>
+              <w:left w:w="50.0" w:type="dxa"/>
+              <w:bottom w:w="60.0" w:type="dxa"/>
+              <w:right w:w="50.0" w:type="dxa"/>
+            </w:tcMar>
+            <w:vAlign w:val="top"/>
+          </w:tcPr>
+          <w:p>
+            <w:pPr>
+              <w:jc w:val="left"/>
+              <w:rPr>
+                <w:rFonts w:ascii="Times New Roman" w:cs="Times New Roman" w:eastAsia="Times New Roman" w:hAnsi="Times New Roman"/>
+                <w:sz w:val="15"/>
+                <w:szCs w:val="15"/>
+              </w:rPr>
+            </w:pPr>
+            <w:r>
+              <w:rPr>
+                <w:rFonts w:ascii="Times New Roman" w:cs="Times New Roman" w:eastAsia="Times New Roman" w:hAnsi="Times New Roman"/>
+                <w:sz w:val="15"/>
+                <w:szCs w:val="15"/>
+                <w:rtl w:val="0"/>
+              </w:rPr>
+              <w:t xml:space="preserve">B</w:t>
+            </w:r>
+          </w:p>
+        </w:tc>
+        <w:tc>
+          <w:tcPr>
+            <w:shd w:fill="auto" w:val="clear"/>
+            <w:tcMar>
+              <w:top w:w="60.0" w:type="dxa"/>
+              <w:left w:w="50.0" w:type="dxa"/>
+              <w:bottom w:w="60.0" w:type="dxa"/>
+              <w:right w:w="50.0" w:type="dxa"/>
+            </w:tcMar>
+            <w:vAlign w:val="top"/>
+          </w:tcPr>
+          <w:p>
+            <w:pPr>
+              <w:jc w:val="left"/>
+              <w:rPr>
+                <w:rFonts w:ascii="Times New Roman" w:cs="Times New Roman" w:eastAsia="Times New Roman" w:hAnsi="Times New Roman"/>
+                <w:sz w:val="15"/>
+                <w:szCs w:val="15"/>
+              </w:rPr>
+            </w:pPr>
+            <w:r>
+              <w:rPr>
+                <w:rFonts w:ascii="Times New Roman" w:cs="Times New Roman" w:eastAsia="Times New Roman" w:hAnsi="Times New Roman"/>
+                <w:sz w:val="15"/>
+                <w:szCs w:val="15"/>
+                <w:rtl w:val="0"/>
+              </w:rPr>
+              <w:t xml:space="preserve">899/909</w:t>
+            </w:r>
+          </w:p>
+        </w:tc>
+        <w:tc>
+          <w:tcPr>
+            <w:shd w:fill="auto" w:val="clear"/>
+            <w:tcMar>
+              <w:top w:w="60.0" w:type="dxa"/>
+              <w:left w:w="50.0" w:type="dxa"/>
+              <w:bottom w:w="60.0" w:type="dxa"/>
+              <w:right w:w="50.0" w:type="dxa"/>
+            </w:tcMar>
+            <w:vAlign w:val="top"/>
+          </w:tcPr>
+          <w:p>
+            <w:pPr>
+              <w:jc w:val="left"/>
+              <w:rPr>
+                <w:rFonts w:ascii="Times New Roman" w:cs="Times New Roman" w:eastAsia="Times New Roman" w:hAnsi="Times New Roman"/>
+                <w:sz w:val="15"/>
+                <w:szCs w:val="15"/>
+              </w:rPr>
+            </w:pPr>
+            <w:r>
+              <w:rPr>
+                <w:rFonts w:ascii="Times New Roman" w:cs="Times New Roman" w:eastAsia="Times New Roman" w:hAnsi="Times New Roman"/>
+                <w:sz w:val="15"/>
+                <w:szCs w:val="15"/>
+                <w:rtl w:val="0"/>
+              </w:rPr>
+              <w:t xml:space="preserve">0.836</w:t>
+            </w:r>
+          </w:p>
+        </w:tc>
+        <w:tc>
+          <w:tcPr>
+            <w:shd w:fill="auto" w:val="clear"/>
+            <w:tcMar>
+              <w:top w:w="60.0" w:type="dxa"/>
+              <w:left w:w="50.0" w:type="dxa"/>
+              <w:bottom w:w="60.0" w:type="dxa"/>
+              <w:right w:w="50.0" w:type="dxa"/>
+            </w:tcMar>
+            <w:vAlign w:val="top"/>
+          </w:tcPr>
+          <w:p>
+            <w:pPr>
+              <w:jc w:val="left"/>
+              <w:rPr>
+                <w:rFonts w:ascii="Times New Roman" w:cs="Times New Roman" w:eastAsia="Times New Roman" w:hAnsi="Times New Roman"/>
+                <w:sz w:val="15"/>
+                <w:szCs w:val="15"/>
+              </w:rPr>
+            </w:pPr>
+            <w:r>
+              <w:rPr>
+                <w:rFonts w:ascii="Times New Roman" w:cs="Times New Roman" w:eastAsia="Times New Roman" w:hAnsi="Times New Roman"/>
+                <w:sz w:val="15"/>
+                <w:szCs w:val="15"/>
+                <w:rtl w:val="0"/>
+              </w:rPr>
+              <w:t xml:space="preserve">0.827</w:t>
+            </w:r>
+          </w:p>
+        </w:tc>
+      </w:tr>
+      <w:tr>
+        <w:trPr>
+          <w:cantSplit w:val="1"/>
+        </w:trPr>
+        <w:tc>
+          <w:tcPr>
+            <w:shd w:fill="auto" w:val="clear"/>
+            <w:tcMar>
+              <w:top w:w="60.0" w:type="dxa"/>
+              <w:left w:w="50.0" w:type="dxa"/>
+              <w:bottom w:w="60.0" w:type="dxa"/>
+              <w:right w:w="50.0" w:type="dxa"/>
+            </w:tcMar>
+            <w:vAlign w:val="top"/>
+          </w:tcPr>
+          <w:p>
+            <w:pPr>
+              <w:jc w:val="left"/>
+              <w:rPr>
+                <w:rFonts w:ascii="Times New Roman" w:cs="Times New Roman" w:eastAsia="Times New Roman" w:hAnsi="Times New Roman"/>
+                <w:sz w:val="15"/>
+                <w:szCs w:val="15"/>
+              </w:rPr>
+            </w:pPr>
+            <w:r>
+              <w:rPr>
+                <w:rFonts w:ascii="Times New Roman" w:cs="Times New Roman" w:eastAsia="Times New Roman" w:hAnsi="Times New Roman"/>
+                <w:sz w:val="15"/>
+                <w:szCs w:val="15"/>
+                <w:rtl w:val="0"/>
+              </w:rPr>
+              <w:t xml:space="preserve">GPT-4.1 Nano</w:t>
+            </w:r>
+          </w:p>
+        </w:tc>
+        <w:tc>
+          <w:tcPr>
+            <w:shd w:fill="auto" w:val="clear"/>
+            <w:tcMar>
+              <w:top w:w="60.0" w:type="dxa"/>
+              <w:left w:w="50.0" w:type="dxa"/>
+              <w:bottom w:w="60.0" w:type="dxa"/>
+              <w:right w:w="50.0" w:type="dxa"/>
+            </w:tcMar>
+            <w:vAlign w:val="top"/>
+          </w:tcPr>
+          <w:p>
+            <w:pPr>
+              <w:jc w:val="left"/>
+              <w:rPr>
+                <w:rFonts w:ascii="Times New Roman" w:cs="Times New Roman" w:eastAsia="Times New Roman" w:hAnsi="Times New Roman"/>
+                <w:sz w:val="15"/>
+                <w:szCs w:val="15"/>
+              </w:rPr>
+            </w:pPr>
+            <w:r>
+              <w:rPr>
+                <w:rFonts w:ascii="Times New Roman" w:cs="Times New Roman" w:eastAsia="Times New Roman" w:hAnsi="Times New Roman"/>
+                <w:sz w:val="15"/>
+                <w:szCs w:val="15"/>
+                <w:rtl w:val="0"/>
+              </w:rPr>
+              <w:t xml:space="preserve">C</w:t>
+            </w:r>
+          </w:p>
+        </w:tc>
+        <w:tc>
+          <w:tcPr>
+            <w:shd w:fill="auto" w:val="clear"/>
+            <w:tcMar>
+              <w:top w:w="60.0" w:type="dxa"/>
+              <w:left w:w="50.0" w:type="dxa"/>
+              <w:bottom w:w="60.0" w:type="dxa"/>
+              <w:right w:w="50.0" w:type="dxa"/>
+            </w:tcMar>
+            <w:vAlign w:val="top"/>
+          </w:tcPr>
+          <w:p>
+            <w:pPr>
+              <w:jc w:val="left"/>
+              <w:rPr>
+                <w:rFonts w:ascii="Times New Roman" w:cs="Times New Roman" w:eastAsia="Times New Roman" w:hAnsi="Times New Roman"/>
+                <w:sz w:val="15"/>
+                <w:szCs w:val="15"/>
+              </w:rPr>
+            </w:pPr>
+            <w:r>
+              <w:rPr>
+                <w:rFonts w:ascii="Times New Roman" w:cs="Times New Roman" w:eastAsia="Times New Roman" w:hAnsi="Times New Roman"/>
+                <w:sz w:val="15"/>
+                <w:szCs w:val="15"/>
+                <w:rtl w:val="0"/>
+              </w:rPr>
+              <w:t xml:space="preserve">147/147</w:t>
+            </w:r>
+          </w:p>
+        </w:tc>
+        <w:tc>
+          <w:tcPr>
+            <w:shd w:fill="auto" w:val="clear"/>
+            <w:tcMar>
+              <w:top w:w="60.0" w:type="dxa"/>
+              <w:left w:w="50.0" w:type="dxa"/>
+              <w:bottom w:w="60.0" w:type="dxa"/>
+              <w:right w:w="50.0" w:type="dxa"/>
+            </w:tcMar>
+            <w:vAlign w:val="top"/>
+          </w:tcPr>
+          <w:p>
+            <w:pPr>
+              <w:jc w:val="left"/>
+              <w:rPr>
+                <w:rFonts w:ascii="Times New Roman" w:cs="Times New Roman" w:eastAsia="Times New Roman" w:hAnsi="Times New Roman"/>
+                <w:sz w:val="15"/>
+                <w:szCs w:val="15"/>
+              </w:rPr>
+            </w:pPr>
+            <w:r>
+              <w:rPr>
+                <w:rFonts w:ascii="Times New Roman" w:cs="Times New Roman" w:eastAsia="Times New Roman" w:hAnsi="Times New Roman"/>
+                <w:sz w:val="15"/>
+                <w:szCs w:val="15"/>
+                <w:rtl w:val="0"/>
+              </w:rPr>
+              <w:t xml:space="preserve">0.673</w:t>
+            </w:r>
+          </w:p>
+        </w:tc>
+        <w:tc>
+          <w:tcPr>
+            <w:shd w:fill="auto" w:val="clear"/>
+            <w:tcMar>
+              <w:top w:w="60.0" w:type="dxa"/>
+              <w:left w:w="50.0" w:type="dxa"/>
+              <w:bottom w:w="60.0" w:type="dxa"/>
+              <w:right w:w="50.0" w:type="dxa"/>
+            </w:tcMar>
+            <w:vAlign w:val="top"/>
+          </w:tcPr>
+          <w:p>
+            <w:pPr>
+              <w:jc w:val="left"/>
+              <w:rPr>
+                <w:rFonts w:ascii="Times New Roman" w:cs="Times New Roman" w:eastAsia="Times New Roman" w:hAnsi="Times New Roman"/>
+                <w:sz w:val="15"/>
+                <w:szCs w:val="15"/>
+              </w:rPr>
+            </w:pPr>
+            <w:r>
+              <w:rPr>
+                <w:rFonts w:ascii="Times New Roman" w:cs="Times New Roman" w:eastAsia="Times New Roman" w:hAnsi="Times New Roman"/>
+                <w:sz w:val="15"/>
+                <w:szCs w:val="15"/>
+                <w:rtl w:val="0"/>
+              </w:rPr>
+              <w:t xml:space="preserve">0.673</w:t>
+            </w:r>
+          </w:p>
+        </w:tc>
+      </w:tr>
+      <w:tr>
+        <w:trPr>
+          <w:cantSplit w:val="1"/>
+        </w:trPr>
+        <w:tc>
+          <w:tcPr>
+            <w:shd w:fill="auto" w:val="clear"/>
+            <w:tcMar>
+              <w:top w:w="60.0" w:type="dxa"/>
+              <w:left w:w="50.0" w:type="dxa"/>
+              <w:bottom w:w="60.0" w:type="dxa"/>
+              <w:right w:w="50.0" w:type="dxa"/>
+            </w:tcMar>
+            <w:vAlign w:val="top"/>
+          </w:tcPr>
+          <w:p>
+            <w:pPr>
+              <w:jc w:val="left"/>
+              <w:rPr>
+                <w:rFonts w:ascii="Times New Roman" w:cs="Times New Roman" w:eastAsia="Times New Roman" w:hAnsi="Times New Roman"/>
+                <w:sz w:val="15"/>
+                <w:szCs w:val="15"/>
+              </w:rPr>
+            </w:pPr>
+            <w:r>
+              <w:rPr>
+                <w:rFonts w:ascii="Times New Roman" w:cs="Times New Roman" w:eastAsia="Times New Roman" w:hAnsi="Times New Roman"/>
+                <w:sz w:val="15"/>
+                <w:szCs w:val="15"/>
+                <w:rtl w:val="0"/>
+              </w:rPr>
+              <w:t xml:space="preserve">GPT-4.1 Nano</w:t>
+            </w:r>
+          </w:p>
+        </w:tc>
+        <w:tc>
+          <w:tcPr>
+            <w:shd w:fill="auto" w:val="clear"/>
+            <w:tcMar>
+              <w:top w:w="60.0" w:type="dxa"/>
+              <w:left w:w="50.0" w:type="dxa"/>
+              <w:bottom w:w="60.0" w:type="dxa"/>
+              <w:right w:w="50.0" w:type="dxa"/>
+            </w:tcMar>
+            <w:vAlign w:val="top"/>
+          </w:tcPr>
+          <w:p>
+            <w:pPr>
+              <w:jc w:val="left"/>
+              <w:rPr>
+                <w:rFonts w:ascii="Times New Roman" w:cs="Times New Roman" w:eastAsia="Times New Roman" w:hAnsi="Times New Roman"/>
+                <w:sz w:val="15"/>
+                <w:szCs w:val="15"/>
+              </w:rPr>
+            </w:pPr>
+            <w:r>
+              <w:rPr>
+                <w:rFonts w:ascii="Times New Roman" w:cs="Times New Roman" w:eastAsia="Times New Roman" w:hAnsi="Times New Roman"/>
+                <w:sz w:val="15"/>
+                <w:szCs w:val="15"/>
+                <w:rtl w:val="0"/>
+              </w:rPr>
+              <w:t xml:space="preserve">D</w:t>
+            </w:r>
+          </w:p>
+        </w:tc>
+        <w:tc>
+          <w:tcPr>
+            <w:shd w:fill="auto" w:val="clear"/>
+            <w:tcMar>
+              <w:top w:w="60.0" w:type="dxa"/>
+              <w:left w:w="50.0" w:type="dxa"/>
+              <w:bottom w:w="60.0" w:type="dxa"/>
+              <w:right w:w="50.0" w:type="dxa"/>
+            </w:tcMar>
+            <w:vAlign w:val="top"/>
+          </w:tcPr>
+          <w:p>
+            <w:pPr>
+              <w:jc w:val="left"/>
+              <w:rPr>
+                <w:rFonts w:ascii="Times New Roman" w:cs="Times New Roman" w:eastAsia="Times New Roman" w:hAnsi="Times New Roman"/>
+                <w:sz w:val="15"/>
+                <w:szCs w:val="15"/>
+              </w:rPr>
+            </w:pPr>
+            <w:r>
+              <w:rPr>
+                <w:rFonts w:ascii="Times New Roman" w:cs="Times New Roman" w:eastAsia="Times New Roman" w:hAnsi="Times New Roman"/>
+                <w:sz w:val="15"/>
+                <w:szCs w:val="15"/>
+                <w:rtl w:val="0"/>
+              </w:rPr>
+              <w:t xml:space="preserve">142/147</w:t>
+            </w:r>
+          </w:p>
+        </w:tc>
+        <w:tc>
+          <w:tcPr>
+            <w:shd w:fill="auto" w:val="clear"/>
+            <w:tcMar>
+              <w:top w:w="60.0" w:type="dxa"/>
+              <w:left w:w="50.0" w:type="dxa"/>
+              <w:bottom w:w="60.0" w:type="dxa"/>
+              <w:right w:w="50.0" w:type="dxa"/>
+            </w:tcMar>
+            <w:vAlign w:val="top"/>
+          </w:tcPr>
+          <w:p>
+            <w:pPr>
+              <w:jc w:val="left"/>
+              <w:rPr>
+                <w:rFonts w:ascii="Times New Roman" w:cs="Times New Roman" w:eastAsia="Times New Roman" w:hAnsi="Times New Roman"/>
+                <w:sz w:val="15"/>
+                <w:szCs w:val="15"/>
+              </w:rPr>
+            </w:pPr>
+            <w:r>
+              <w:rPr>
+                <w:rFonts w:ascii="Times New Roman" w:cs="Times New Roman" w:eastAsia="Times New Roman" w:hAnsi="Times New Roman"/>
+                <w:sz w:val="15"/>
+                <w:szCs w:val="15"/>
+                <w:rtl w:val="0"/>
+              </w:rPr>
+              <w:t xml:space="preserve">0.739</w:t>
+            </w:r>
+          </w:p>
+        </w:tc>
+        <w:tc>
+          <w:tcPr>
+            <w:shd w:fill="auto" w:val="clear"/>
+            <w:tcMar>
+              <w:top w:w="60.0" w:type="dxa"/>
+              <w:left w:w="50.0" w:type="dxa"/>
+              <w:bottom w:w="60.0" w:type="dxa"/>
+              <w:right w:w="50.0" w:type="dxa"/>
+            </w:tcMar>
+            <w:vAlign w:val="top"/>
+          </w:tcPr>
+          <w:p>
+            <w:pPr>
+              <w:jc w:val="left"/>
+              <w:rPr>
+                <w:rFonts w:ascii="Times New Roman" w:cs="Times New Roman" w:eastAsia="Times New Roman" w:hAnsi="Times New Roman"/>
+                <w:sz w:val="15"/>
+                <w:szCs w:val="15"/>
+              </w:rPr>
+            </w:pPr>
+            <w:r>
+              <w:rPr>
+                <w:rFonts w:ascii="Times New Roman" w:cs="Times New Roman" w:eastAsia="Times New Roman" w:hAnsi="Times New Roman"/>
+                <w:sz w:val="15"/>
+                <w:szCs w:val="15"/>
+                <w:rtl w:val="0"/>
+              </w:rPr>
+              <w:t xml:space="preserve">0.714</w:t>
+            </w:r>
+          </w:p>
+        </w:tc>
+      </w:tr>
+      <w:tr>
+        <w:trPr>
+          <w:cantSplit w:val="1"/>
+        </w:trPr>
+        <w:tc>
+          <w:tcPr>
+            <w:shd w:fill="auto" w:val="clear"/>
+            <w:tcMar>
+              <w:top w:w="60.0" w:type="dxa"/>
+              <w:left w:w="50.0" w:type="dxa"/>
+              <w:bottom w:w="60.0" w:type="dxa"/>
+              <w:right w:w="50.0" w:type="dxa"/>
+            </w:tcMar>
+            <w:vAlign w:val="top"/>
+          </w:tcPr>
+          <w:p>
+            <w:pPr>
+              <w:jc w:val="left"/>
+              <w:rPr>
+                <w:rFonts w:ascii="Times New Roman" w:cs="Times New Roman" w:eastAsia="Times New Roman" w:hAnsi="Times New Roman"/>
+                <w:sz w:val="15"/>
+                <w:szCs w:val="15"/>
+              </w:rPr>
+            </w:pPr>
+            <w:r>
+              <w:rPr>
+                <w:rFonts w:ascii="Times New Roman" w:cs="Times New Roman" w:eastAsia="Times New Roman" w:hAnsi="Times New Roman"/>
+                <w:sz w:val="15"/>
+                <w:szCs w:val="15"/>
+                <w:rtl w:val="0"/>
+              </w:rPr>
+              <w:t xml:space="preserve">GPT-4.1 Mini</w:t>
+            </w:r>
+          </w:p>
+        </w:tc>
+        <w:tc>
+          <w:tcPr>
+            <w:shd w:fill="auto" w:val="clear"/>
+            <w:tcMar>
+              <w:top w:w="60.0" w:type="dxa"/>
+              <w:left w:w="50.0" w:type="dxa"/>
+              <w:bottom w:w="60.0" w:type="dxa"/>
+              <w:right w:w="50.0" w:type="dxa"/>
+            </w:tcMar>
+            <w:vAlign w:val="top"/>
+          </w:tcPr>
+          <w:p>
+            <w:pPr>
+              <w:jc w:val="left"/>
+              <w:rPr>
+                <w:rFonts w:ascii="Times New Roman" w:cs="Times New Roman" w:eastAsia="Times New Roman" w:hAnsi="Times New Roman"/>
+                <w:sz w:val="15"/>
+                <w:szCs w:val="15"/>
+              </w:rPr>
+            </w:pPr>
+            <w:r>
+              <w:rPr>
+                <w:rFonts w:ascii="Times New Roman" w:cs="Times New Roman" w:eastAsia="Times New Roman" w:hAnsi="Times New Roman"/>
+                <w:sz w:val="15"/>
+                <w:szCs w:val="15"/>
+                <w:rtl w:val="0"/>
+              </w:rPr>
+              <w:t xml:space="preserve">A</w:t>
+            </w:r>
+          </w:p>
+        </w:tc>
+        <w:tc>
+          <w:tcPr>
+            <w:shd w:fill="auto" w:val="clear"/>
+            <w:tcMar>
+              <w:top w:w="60.0" w:type="dxa"/>
+              <w:left w:w="50.0" w:type="dxa"/>
+              <w:bottom w:w="60.0" w:type="dxa"/>
+              <w:right w:w="50.0" w:type="dxa"/>
+            </w:tcMar>
+            <w:vAlign w:val="top"/>
+          </w:tcPr>
+          <w:p>
+            <w:pPr>
+              <w:jc w:val="left"/>
+              <w:rPr>
+                <w:rFonts w:ascii="Times New Roman" w:cs="Times New Roman" w:eastAsia="Times New Roman" w:hAnsi="Times New Roman"/>
+                <w:sz w:val="15"/>
+                <w:szCs w:val="15"/>
+              </w:rPr>
+            </w:pPr>
+            <w:r>
+              <w:rPr>
+                <w:rFonts w:ascii="Times New Roman" w:cs="Times New Roman" w:eastAsia="Times New Roman" w:hAnsi="Times New Roman"/>
+                <w:sz w:val="15"/>
+                <w:szCs w:val="15"/>
+                <w:rtl w:val="0"/>
+              </w:rPr>
+              <w:t xml:space="preserve">908/909</w:t>
+            </w:r>
+          </w:p>
+        </w:tc>
+        <w:tc>
+          <w:tcPr>
+            <w:shd w:fill="auto" w:val="clear"/>
+            <w:tcMar>
+              <w:top w:w="60.0" w:type="dxa"/>
+              <w:left w:w="50.0" w:type="dxa"/>
+              <w:bottom w:w="60.0" w:type="dxa"/>
+              <w:right w:w="50.0" w:type="dxa"/>
+            </w:tcMar>
+            <w:vAlign w:val="top"/>
+          </w:tcPr>
+          <w:p>
+            <w:pPr>
+              <w:jc w:val="left"/>
+              <w:rPr>
+                <w:rFonts w:ascii="Times New Roman" w:cs="Times New Roman" w:eastAsia="Times New Roman" w:hAnsi="Times New Roman"/>
+                <w:sz w:val="15"/>
+                <w:szCs w:val="15"/>
+              </w:rPr>
+            </w:pPr>
+            <w:r>
+              <w:rPr>
+                <w:rFonts w:ascii="Times New Roman" w:cs="Times New Roman" w:eastAsia="Times New Roman" w:hAnsi="Times New Roman"/>
+                <w:sz w:val="15"/>
+                <w:szCs w:val="15"/>
+                <w:rtl w:val="0"/>
+              </w:rPr>
+              <w:t xml:space="preserve">0.638</w:t>
+            </w:r>
+          </w:p>
+        </w:tc>
+        <w:tc>
+          <w:tcPr>
+            <w:shd w:fill="auto" w:val="clear"/>
+            <w:tcMar>
+              <w:top w:w="60.0" w:type="dxa"/>
+              <w:left w:w="50.0" w:type="dxa"/>
+              <w:bottom w:w="60.0" w:type="dxa"/>
+              <w:right w:w="50.0" w:type="dxa"/>
+            </w:tcMar>
+            <w:vAlign w:val="top"/>
+          </w:tcPr>
+          <w:p>
+            <w:pPr>
+              <w:jc w:val="left"/>
+              <w:rPr>
+                <w:rFonts w:ascii="Times New Roman" w:cs="Times New Roman" w:eastAsia="Times New Roman" w:hAnsi="Times New Roman"/>
+                <w:sz w:val="15"/>
+                <w:szCs w:val="15"/>
+              </w:rPr>
+            </w:pPr>
+            <w:r>
+              <w:rPr>
+                <w:rFonts w:ascii="Times New Roman" w:cs="Times New Roman" w:eastAsia="Times New Roman" w:hAnsi="Times New Roman"/>
+                <w:sz w:val="15"/>
+                <w:szCs w:val="15"/>
+                <w:rtl w:val="0"/>
+              </w:rPr>
+              <w:t xml:space="preserve">0.637</w:t>
+            </w:r>
+          </w:p>
+        </w:tc>
+      </w:tr>
+      <w:tr>
+        <w:trPr>
+          <w:cantSplit w:val="1"/>
+        </w:trPr>
+        <w:tc>
+          <w:tcPr>
+            <w:shd w:fill="auto" w:val="clear"/>
+            <w:tcMar>
+              <w:top w:w="60.0" w:type="dxa"/>
+              <w:left w:w="50.0" w:type="dxa"/>
+              <w:bottom w:w="60.0" w:type="dxa"/>
+              <w:right w:w="50.0" w:type="dxa"/>
+            </w:tcMar>
+            <w:vAlign w:val="top"/>
+          </w:tcPr>
+          <w:p>
+            <w:pPr>
+              <w:jc w:val="left"/>
+              <w:rPr>
+                <w:rFonts w:ascii="Times New Roman" w:cs="Times New Roman" w:eastAsia="Times New Roman" w:hAnsi="Times New Roman"/>
+                <w:sz w:val="15"/>
+                <w:szCs w:val="15"/>
+              </w:rPr>
+            </w:pPr>
+            <w:r>
+              <w:rPr>
+                <w:rFonts w:ascii="Times New Roman" w:cs="Times New Roman" w:eastAsia="Times New Roman" w:hAnsi="Times New Roman"/>
+                <w:sz w:val="15"/>
+                <w:szCs w:val="15"/>
+                <w:rtl w:val="0"/>
+              </w:rPr>
+              <w:t xml:space="preserve">GPT-4.1 Mini</w:t>
+            </w:r>
+          </w:p>
+        </w:tc>
+        <w:tc>
+          <w:tcPr>
+            <w:shd w:fill="auto" w:val="clear"/>
+            <w:tcMar>
+              <w:top w:w="60.0" w:type="dxa"/>
+              <w:left w:w="50.0" w:type="dxa"/>
+              <w:bottom w:w="60.0" w:type="dxa"/>
+              <w:right w:w="50.0" w:type="dxa"/>
+            </w:tcMar>
+            <w:vAlign w:val="top"/>
+          </w:tcPr>
+          <w:p>
+            <w:pPr>
+              <w:jc w:val="left"/>
+              <w:rPr>
+                <w:rFonts w:ascii="Times New Roman" w:cs="Times New Roman" w:eastAsia="Times New Roman" w:hAnsi="Times New Roman"/>
+                <w:sz w:val="15"/>
+                <w:szCs w:val="15"/>
+              </w:rPr>
+            </w:pPr>
+            <w:r>
+              <w:rPr>
+                <w:rFonts w:ascii="Times New Roman" w:cs="Times New Roman" w:eastAsia="Times New Roman" w:hAnsi="Times New Roman"/>
+                <w:sz w:val="15"/>
+                <w:szCs w:val="15"/>
+                <w:rtl w:val="0"/>
+              </w:rPr>
+              <w:t xml:space="preserve">B</w:t>
+            </w:r>
+          </w:p>
+        </w:tc>
+        <w:tc>
+          <w:tcPr>
+            <w:shd w:fill="auto" w:val="clear"/>
+            <w:tcMar>
+              <w:top w:w="60.0" w:type="dxa"/>
+              <w:left w:w="50.0" w:type="dxa"/>
+              <w:bottom w:w="60.0" w:type="dxa"/>
+              <w:right w:w="50.0" w:type="dxa"/>
+            </w:tcMar>
+            <w:vAlign w:val="top"/>
+          </w:tcPr>
+          <w:p>
+            <w:pPr>
+              <w:jc w:val="left"/>
+              <w:rPr>
+                <w:rFonts w:ascii="Times New Roman" w:cs="Times New Roman" w:eastAsia="Times New Roman" w:hAnsi="Times New Roman"/>
+                <w:sz w:val="15"/>
+                <w:szCs w:val="15"/>
+              </w:rPr>
+            </w:pPr>
+            <w:r>
+              <w:rPr>
+                <w:rFonts w:ascii="Times New Roman" w:cs="Times New Roman" w:eastAsia="Times New Roman" w:hAnsi="Times New Roman"/>
+                <w:sz w:val="15"/>
+                <w:szCs w:val="15"/>
+                <w:rtl w:val="0"/>
+              </w:rPr>
+              <w:t xml:space="preserve">908/909</w:t>
+            </w:r>
+          </w:p>
+        </w:tc>
+        <w:tc>
+          <w:tcPr>
+            <w:shd w:fill="auto" w:val="clear"/>
+            <w:tcMar>
+              <w:top w:w="60.0" w:type="dxa"/>
+              <w:left w:w="50.0" w:type="dxa"/>
+              <w:bottom w:w="60.0" w:type="dxa"/>
+              <w:right w:w="50.0" w:type="dxa"/>
+            </w:tcMar>
+            <w:vAlign w:val="top"/>
+          </w:tcPr>
+          <w:p>
+            <w:pPr>
+              <w:jc w:val="left"/>
+              <w:rPr>
+                <w:rFonts w:ascii="Times New Roman" w:cs="Times New Roman" w:eastAsia="Times New Roman" w:hAnsi="Times New Roman"/>
+                <w:sz w:val="15"/>
+                <w:szCs w:val="15"/>
+              </w:rPr>
+            </w:pPr>
+            <w:r>
+              <w:rPr>
+                <w:rFonts w:ascii="Times New Roman" w:cs="Times New Roman" w:eastAsia="Times New Roman" w:hAnsi="Times New Roman"/>
+                <w:sz w:val="15"/>
+                <w:szCs w:val="15"/>
+                <w:rtl w:val="0"/>
+              </w:rPr>
+              <w:t xml:space="preserve">0.844</w:t>
+            </w:r>
+          </w:p>
+        </w:tc>
+        <w:tc>
+          <w:tcPr>
+            <w:shd w:fill="auto" w:val="clear"/>
+            <w:tcMar>
+              <w:top w:w="60.0" w:type="dxa"/>
+              <w:left w:w="50.0" w:type="dxa"/>
+              <w:bottom w:w="60.0" w:type="dxa"/>
+              <w:right w:w="50.0" w:type="dxa"/>
+            </w:tcMar>
+            <w:vAlign w:val="top"/>
+          </w:tcPr>
+          <w:p>
+            <w:pPr>
+              <w:jc w:val="left"/>
+              <w:rPr>
+                <w:rFonts w:ascii="Times New Roman" w:cs="Times New Roman" w:eastAsia="Times New Roman" w:hAnsi="Times New Roman"/>
+                <w:sz w:val="15"/>
+                <w:szCs w:val="15"/>
+              </w:rPr>
+            </w:pPr>
+            <w:r>
+              <w:rPr>
+                <w:rFonts w:ascii="Times New Roman" w:cs="Times New Roman" w:eastAsia="Times New Roman" w:hAnsi="Times New Roman"/>
+                <w:sz w:val="15"/>
+                <w:szCs w:val="15"/>
+                <w:rtl w:val="0"/>
+              </w:rPr>
+              <w:t xml:space="preserve">0.843</w:t>
+            </w:r>
+          </w:p>
+        </w:tc>
+      </w:tr>
+      <w:tr>
+        <w:trPr>
+          <w:cantSplit w:val="1"/>
+        </w:trPr>
+        <w:tc>
+          <w:tcPr>
+            <w:shd w:fill="auto" w:val="clear"/>
+            <w:tcMar>
+              <w:top w:w="60.0" w:type="dxa"/>
+              <w:left w:w="50.0" w:type="dxa"/>
+              <w:bottom w:w="60.0" w:type="dxa"/>
+              <w:right w:w="50.0" w:type="dxa"/>
+            </w:tcMar>
+            <w:vAlign w:val="top"/>
+          </w:tcPr>
+          <w:p>
+            <w:pPr>
+              <w:jc w:val="left"/>
+              <w:rPr>
+                <w:rFonts w:ascii="Times New Roman" w:cs="Times New Roman" w:eastAsia="Times New Roman" w:hAnsi="Times New Roman"/>
+                <w:sz w:val="15"/>
+                <w:szCs w:val="15"/>
+              </w:rPr>
+            </w:pPr>
+            <w:r>
+              <w:rPr>
+                <w:rFonts w:ascii="Times New Roman" w:cs="Times New Roman" w:eastAsia="Times New Roman" w:hAnsi="Times New Roman"/>
+                <w:sz w:val="15"/>
+                <w:szCs w:val="15"/>
+                <w:rtl w:val="0"/>
+              </w:rPr>
+              <w:t xml:space="preserve">GPT-4.1 Mini</w:t>
+            </w:r>
+          </w:p>
+        </w:tc>
+        <w:tc>
+          <w:tcPr>
+            <w:shd w:fill="auto" w:val="clear"/>
+            <w:tcMar>
+              <w:top w:w="60.0" w:type="dxa"/>
+              <w:left w:w="50.0" w:type="dxa"/>
+              <w:bottom w:w="60.0" w:type="dxa"/>
+              <w:right w:w="50.0" w:type="dxa"/>
+            </w:tcMar>
+            <w:vAlign w:val="top"/>
+          </w:tcPr>
+          <w:p>
+            <w:pPr>
+              <w:jc w:val="left"/>
+              <w:rPr>
+                <w:rFonts w:ascii="Times New Roman" w:cs="Times New Roman" w:eastAsia="Times New Roman" w:hAnsi="Times New Roman"/>
+                <w:sz w:val="15"/>
+                <w:szCs w:val="15"/>
+              </w:rPr>
+            </w:pPr>
+            <w:r>
+              <w:rPr>
+                <w:rFonts w:ascii="Times New Roman" w:cs="Times New Roman" w:eastAsia="Times New Roman" w:hAnsi="Times New Roman"/>
+                <w:sz w:val="15"/>
+                <w:szCs w:val="15"/>
+                <w:rtl w:val="0"/>
+              </w:rPr>
+              <w:t xml:space="preserve">C</w:t>
+            </w:r>
+          </w:p>
+        </w:tc>
+        <w:tc>
+          <w:tcPr>
+            <w:shd w:fill="auto" w:val="clear"/>
+            <w:tcMar>
+              <w:top w:w="60.0" w:type="dxa"/>
+              <w:left w:w="50.0" w:type="dxa"/>
+              <w:bottom w:w="60.0" w:type="dxa"/>
+              <w:right w:w="50.0" w:type="dxa"/>
+            </w:tcMar>
+            <w:vAlign w:val="top"/>
+          </w:tcPr>
+          <w:p>
+            <w:pPr>
+              <w:jc w:val="left"/>
+              <w:rPr>
+                <w:rFonts w:ascii="Times New Roman" w:cs="Times New Roman" w:eastAsia="Times New Roman" w:hAnsi="Times New Roman"/>
+                <w:sz w:val="15"/>
+                <w:szCs w:val="15"/>
+              </w:rPr>
+            </w:pPr>
+            <w:r>
+              <w:rPr>
+                <w:rFonts w:ascii="Times New Roman" w:cs="Times New Roman" w:eastAsia="Times New Roman" w:hAnsi="Times New Roman"/>
+                <w:sz w:val="15"/>
+                <w:szCs w:val="15"/>
+                <w:rtl w:val="0"/>
+              </w:rPr>
+              <w:t xml:space="preserve">147/147</w:t>
+            </w:r>
+          </w:p>
+        </w:tc>
+        <w:tc>
+          <w:tcPr>
+            <w:shd w:fill="auto" w:val="clear"/>
+            <w:tcMar>
+              <w:top w:w="60.0" w:type="dxa"/>
+              <w:left w:w="50.0" w:type="dxa"/>
+              <w:bottom w:w="60.0" w:type="dxa"/>
+              <w:right w:w="50.0" w:type="dxa"/>
+            </w:tcMar>
+            <w:vAlign w:val="top"/>
+          </w:tcPr>
+          <w:p>
+            <w:pPr>
+              <w:jc w:val="left"/>
+              <w:rPr>
+                <w:rFonts w:ascii="Times New Roman" w:cs="Times New Roman" w:eastAsia="Times New Roman" w:hAnsi="Times New Roman"/>
+                <w:sz w:val="15"/>
+                <w:szCs w:val="15"/>
+              </w:rPr>
+            </w:pPr>
+            <w:r>
+              <w:rPr>
+                <w:rFonts w:ascii="Times New Roman" w:cs="Times New Roman" w:eastAsia="Times New Roman" w:hAnsi="Times New Roman"/>
+                <w:sz w:val="15"/>
+                <w:szCs w:val="15"/>
+                <w:rtl w:val="0"/>
+              </w:rPr>
+              <w:t xml:space="preserve">0.735</w:t>
+            </w:r>
+          </w:p>
+        </w:tc>
+        <w:tc>
+          <w:tcPr>
+            <w:shd w:fill="auto" w:val="clear"/>
+            <w:tcMar>
+              <w:top w:w="60.0" w:type="dxa"/>
+              <w:left w:w="50.0" w:type="dxa"/>
+              <w:bottom w:w="60.0" w:type="dxa"/>
+              <w:right w:w="50.0" w:type="dxa"/>
+            </w:tcMar>
+            <w:vAlign w:val="top"/>
+          </w:tcPr>
+          <w:p>
+            <w:pPr>
+              <w:jc w:val="left"/>
+              <w:rPr>
+                <w:rFonts w:ascii="Times New Roman" w:cs="Times New Roman" w:eastAsia="Times New Roman" w:hAnsi="Times New Roman"/>
+                <w:sz w:val="15"/>
+                <w:szCs w:val="15"/>
+              </w:rPr>
+            </w:pPr>
+            <w:r>
+              <w:rPr>
+                <w:rFonts w:ascii="Times New Roman" w:cs="Times New Roman" w:eastAsia="Times New Roman" w:hAnsi="Times New Roman"/>
+                <w:sz w:val="15"/>
+                <w:szCs w:val="15"/>
+                <w:rtl w:val="0"/>
+              </w:rPr>
+              <w:t xml:space="preserve">0.735</w:t>
+            </w:r>
+          </w:p>
+        </w:tc>
+      </w:tr>
+      <w:tr>
+        <w:trPr>
+          <w:cantSplit w:val="1"/>
+        </w:trPr>
+        <w:tc>
+          <w:tcPr>
+            <w:shd w:fill="auto" w:val="clear"/>
+            <w:tcMar>
+              <w:top w:w="60.0" w:type="dxa"/>
+              <w:left w:w="50.0" w:type="dxa"/>
+              <w:bottom w:w="60.0" w:type="dxa"/>
+              <w:right w:w="50.0" w:type="dxa"/>
+            </w:tcMar>
+            <w:vAlign w:val="top"/>
+          </w:tcPr>
+          <w:p>
+            <w:pPr>
+              <w:jc w:val="left"/>
+              <w:rPr>
+                <w:rFonts w:ascii="Times New Roman" w:cs="Times New Roman" w:eastAsia="Times New Roman" w:hAnsi="Times New Roman"/>
+                <w:sz w:val="15"/>
+                <w:szCs w:val="15"/>
+              </w:rPr>
+            </w:pPr>
+            <w:r>
+              <w:rPr>
+                <w:rFonts w:ascii="Times New Roman" w:cs="Times New Roman" w:eastAsia="Times New Roman" w:hAnsi="Times New Roman"/>
+                <w:sz w:val="15"/>
+                <w:szCs w:val="15"/>
+                <w:rtl w:val="0"/>
+              </w:rPr>
+              <w:t xml:space="preserve">GPT-4.1 Mini</w:t>
+            </w:r>
+          </w:p>
+        </w:tc>
+        <w:tc>
+          <w:tcPr>
+            <w:shd w:fill="auto" w:val="clear"/>
+            <w:tcMar>
+              <w:top w:w="60.0" w:type="dxa"/>
+              <w:left w:w="50.0" w:type="dxa"/>
+              <w:bottom w:w="60.0" w:type="dxa"/>
+              <w:right w:w="50.0" w:type="dxa"/>
+            </w:tcMar>
+            <w:vAlign w:val="top"/>
+          </w:tcPr>
+          <w:p>
+            <w:pPr>
+              <w:jc w:val="left"/>
+              <w:rPr>
+                <w:rFonts w:ascii="Times New Roman" w:cs="Times New Roman" w:eastAsia="Times New Roman" w:hAnsi="Times New Roman"/>
+                <w:sz w:val="15"/>
+                <w:szCs w:val="15"/>
+              </w:rPr>
+            </w:pPr>
+            <w:r>
+              <w:rPr>
+                <w:rFonts w:ascii="Times New Roman" w:cs="Times New Roman" w:eastAsia="Times New Roman" w:hAnsi="Times New Roman"/>
+                <w:sz w:val="15"/>
+                <w:szCs w:val="15"/>
+                <w:rtl w:val="0"/>
+              </w:rPr>
+              <w:t xml:space="preserve">D</w:t>
+            </w:r>
+          </w:p>
+        </w:tc>
+        <w:tc>
+          <w:tcPr>
+            <w:shd w:fill="auto" w:val="clear"/>
+            <w:tcMar>
+              <w:top w:w="60.0" w:type="dxa"/>
+              <w:left w:w="50.0" w:type="dxa"/>
+              <w:bottom w:w="60.0" w:type="dxa"/>
+              <w:right w:w="50.0" w:type="dxa"/>
+            </w:tcMar>
+            <w:vAlign w:val="top"/>
+          </w:tcPr>
+          <w:p>
+            <w:pPr>
+              <w:jc w:val="left"/>
+              <w:rPr>
+                <w:rFonts w:ascii="Times New Roman" w:cs="Times New Roman" w:eastAsia="Times New Roman" w:hAnsi="Times New Roman"/>
+                <w:sz w:val="15"/>
+                <w:szCs w:val="15"/>
+              </w:rPr>
+            </w:pPr>
+            <w:r>
+              <w:rPr>
+                <w:rFonts w:ascii="Times New Roman" w:cs="Times New Roman" w:eastAsia="Times New Roman" w:hAnsi="Times New Roman"/>
+                <w:sz w:val="15"/>
+                <w:szCs w:val="15"/>
+                <w:rtl w:val="0"/>
+              </w:rPr>
+              <w:t xml:space="preserve">147/147</w:t>
+            </w:r>
+          </w:p>
+        </w:tc>
+        <w:tc>
+          <w:tcPr>
+            <w:shd w:fill="auto" w:val="clear"/>
+            <w:tcMar>
+              <w:top w:w="60.0" w:type="dxa"/>
+              <w:left w:w="50.0" w:type="dxa"/>
+              <w:bottom w:w="60.0" w:type="dxa"/>
+              <w:right w:w="50.0" w:type="dxa"/>
+            </w:tcMar>
+            <w:vAlign w:val="top"/>
+          </w:tcPr>
+          <w:p>
+            <w:pPr>
+              <w:jc w:val="left"/>
+              <w:rPr>
+                <w:rFonts w:ascii="Times New Roman" w:cs="Times New Roman" w:eastAsia="Times New Roman" w:hAnsi="Times New Roman"/>
+                <w:sz w:val="15"/>
+                <w:szCs w:val="15"/>
+              </w:rPr>
+            </w:pPr>
+            <w:r>
+              <w:rPr>
+                <w:rFonts w:ascii="Times New Roman" w:cs="Times New Roman" w:eastAsia="Times New Roman" w:hAnsi="Times New Roman"/>
+                <w:sz w:val="15"/>
+                <w:szCs w:val="15"/>
+                <w:rtl w:val="0"/>
+              </w:rPr>
+              <w:t xml:space="preserve">0.762</w:t>
+            </w:r>
+          </w:p>
+        </w:tc>
+        <w:tc>
+          <w:tcPr>
+            <w:shd w:fill="auto" w:val="clear"/>
+            <w:tcMar>
+              <w:top w:w="60.0" w:type="dxa"/>
+              <w:left w:w="50.0" w:type="dxa"/>
+              <w:bottom w:w="60.0" w:type="dxa"/>
+              <w:right w:w="50.0" w:type="dxa"/>
+            </w:tcMar>
+            <w:vAlign w:val="top"/>
+          </w:tcPr>
+          <w:p>
+            <w:pPr>
+              <w:jc w:val="left"/>
+              <w:rPr>
+                <w:rFonts w:ascii="Times New Roman" w:cs="Times New Roman" w:eastAsia="Times New Roman" w:hAnsi="Times New Roman"/>
+                <w:sz w:val="15"/>
+                <w:szCs w:val="15"/>
+              </w:rPr>
+            </w:pPr>
+            <w:r>
+              <w:rPr>
+                <w:rFonts w:ascii="Times New Roman" w:cs="Times New Roman" w:eastAsia="Times New Roman" w:hAnsi="Times New Roman"/>
+                <w:sz w:val="15"/>
+                <w:szCs w:val="15"/>
+                <w:rtl w:val="0"/>
+              </w:rPr>
+              <w:t xml:space="preserve">0.762</w:t>
+            </w:r>
+          </w:p>
+        </w:tc>
+      </w:tr>
+      <w:tr>
+        <w:trPr>
+          <w:cantSplit w:val="1"/>
+        </w:trPr>
+        <w:tc>
+          <w:tcPr>
+            <w:shd w:fill="auto" w:val="clear"/>
+            <w:tcMar>
+              <w:top w:w="60.0" w:type="dxa"/>
+              <w:left w:w="50.0" w:type="dxa"/>
+              <w:bottom w:w="60.0" w:type="dxa"/>
+              <w:right w:w="50.0" w:type="dxa"/>
+            </w:tcMar>
+            <w:vAlign w:val="top"/>
+          </w:tcPr>
+          <w:p>
+            <w:pPr>
+              <w:jc w:val="left"/>
+              <w:rPr>
+                <w:rFonts w:ascii="Times New Roman" w:cs="Times New Roman" w:eastAsia="Times New Roman" w:hAnsi="Times New Roman"/>
+                <w:sz w:val="15"/>
+                <w:szCs w:val="15"/>
+              </w:rPr>
+            </w:pPr>
+            <w:r>
+              <w:rPr>
+                <w:rFonts w:ascii="Times New Roman" w:cs="Times New Roman" w:eastAsia="Times New Roman" w:hAnsi="Times New Roman"/>
+                <w:sz w:val="15"/>
+                <w:szCs w:val="15"/>
+                <w:rtl w:val="0"/>
+              </w:rPr>
+              <w:t xml:space="preserve">GPT-4.1</w:t>
+            </w:r>
+          </w:p>
+        </w:tc>
+        <w:tc>
+          <w:tcPr>
+            <w:shd w:fill="auto" w:val="clear"/>
+            <w:tcMar>
+              <w:top w:w="60.0" w:type="dxa"/>
+              <w:left w:w="50.0" w:type="dxa"/>
+              <w:bottom w:w="60.0" w:type="dxa"/>
+              <w:right w:w="50.0" w:type="dxa"/>
+            </w:tcMar>
+            <w:vAlign w:val="top"/>
+          </w:tcPr>
+          <w:p>
+            <w:pPr>
+              <w:jc w:val="left"/>
+              <w:rPr>
+                <w:rFonts w:ascii="Times New Roman" w:cs="Times New Roman" w:eastAsia="Times New Roman" w:hAnsi="Times New Roman"/>
+                <w:sz w:val="15"/>
+                <w:szCs w:val="15"/>
+              </w:rPr>
+            </w:pPr>
+            <w:r>
+              <w:rPr>
+                <w:rFonts w:ascii="Times New Roman" w:cs="Times New Roman" w:eastAsia="Times New Roman" w:hAnsi="Times New Roman"/>
+                <w:sz w:val="15"/>
+                <w:szCs w:val="15"/>
+                <w:rtl w:val="0"/>
+              </w:rPr>
+              <w:t xml:space="preserve">A</w:t>
+            </w:r>
+          </w:p>
+        </w:tc>
+        <w:tc>
+          <w:tcPr>
+            <w:shd w:fill="auto" w:val="clear"/>
+            <w:tcMar>
+              <w:top w:w="60.0" w:type="dxa"/>
+              <w:left w:w="50.0" w:type="dxa"/>
+              <w:bottom w:w="60.0" w:type="dxa"/>
+              <w:right w:w="50.0" w:type="dxa"/>
+            </w:tcMar>
+            <w:vAlign w:val="top"/>
+          </w:tcPr>
+          <w:p>
+            <w:pPr>
+              <w:jc w:val="left"/>
+              <w:rPr>
+                <w:rFonts w:ascii="Times New Roman" w:cs="Times New Roman" w:eastAsia="Times New Roman" w:hAnsi="Times New Roman"/>
+                <w:sz w:val="15"/>
+                <w:szCs w:val="15"/>
+              </w:rPr>
+            </w:pPr>
+            <w:r>
+              <w:rPr>
+                <w:rFonts w:ascii="Times New Roman" w:cs="Times New Roman" w:eastAsia="Times New Roman" w:hAnsi="Times New Roman"/>
+                <w:sz w:val="15"/>
+                <w:szCs w:val="15"/>
+                <w:rtl w:val="0"/>
+              </w:rPr>
+              <w:t xml:space="preserve">908/909</w:t>
+            </w:r>
+          </w:p>
+        </w:tc>
+        <w:tc>
+          <w:tcPr>
+            <w:shd w:fill="auto" w:val="clear"/>
+            <w:tcMar>
+              <w:top w:w="60.0" w:type="dxa"/>
+              <w:left w:w="50.0" w:type="dxa"/>
+              <w:bottom w:w="60.0" w:type="dxa"/>
+              <w:right w:w="50.0" w:type="dxa"/>
+            </w:tcMar>
+            <w:vAlign w:val="top"/>
+          </w:tcPr>
+          <w:p>
+            <w:pPr>
+              <w:jc w:val="left"/>
+              <w:rPr>
+                <w:rFonts w:ascii="Times New Roman" w:cs="Times New Roman" w:eastAsia="Times New Roman" w:hAnsi="Times New Roman"/>
+                <w:sz w:val="15"/>
+                <w:szCs w:val="15"/>
+              </w:rPr>
+            </w:pPr>
+            <w:r>
+              <w:rPr>
+                <w:rFonts w:ascii="Times New Roman" w:cs="Times New Roman" w:eastAsia="Times New Roman" w:hAnsi="Times New Roman"/>
+                <w:sz w:val="15"/>
+                <w:szCs w:val="15"/>
+                <w:rtl w:val="0"/>
+              </w:rPr>
+              <w:t xml:space="preserve">0.700</w:t>
+            </w:r>
+          </w:p>
+        </w:tc>
+        <w:tc>
+          <w:tcPr>
+            <w:shd w:fill="auto" w:val="clear"/>
+            <w:tcMar>
+              <w:top w:w="60.0" w:type="dxa"/>
+              <w:left w:w="50.0" w:type="dxa"/>
+              <w:bottom w:w="60.0" w:type="dxa"/>
+              <w:right w:w="50.0" w:type="dxa"/>
+            </w:tcMar>
+            <w:vAlign w:val="top"/>
+          </w:tcPr>
+          <w:p>
+            <w:pPr>
+              <w:jc w:val="left"/>
+              <w:rPr>
+                <w:rFonts w:ascii="Times New Roman" w:cs="Times New Roman" w:eastAsia="Times New Roman" w:hAnsi="Times New Roman"/>
+                <w:sz w:val="15"/>
+                <w:szCs w:val="15"/>
+              </w:rPr>
+            </w:pPr>
+            <w:r>
+              <w:rPr>
+                <w:rFonts w:ascii="Times New Roman" w:cs="Times New Roman" w:eastAsia="Times New Roman" w:hAnsi="Times New Roman"/>
+                <w:sz w:val="15"/>
+                <w:szCs w:val="15"/>
+                <w:rtl w:val="0"/>
+              </w:rPr>
+              <w:t xml:space="preserve">0.700</w:t>
+            </w:r>
+          </w:p>
+        </w:tc>
+      </w:tr>
+      <w:tr>
+        <w:trPr>
+          <w:cantSplit w:val="1"/>
+        </w:trPr>
+        <w:tc>
+          <w:tcPr>
+            <w:shd w:fill="auto" w:val="clear"/>
+            <w:tcMar>
+              <w:top w:w="60.0" w:type="dxa"/>
+              <w:left w:w="50.0" w:type="dxa"/>
+              <w:bottom w:w="60.0" w:type="dxa"/>
+              <w:right w:w="50.0" w:type="dxa"/>
+            </w:tcMar>
+            <w:vAlign w:val="top"/>
+          </w:tcPr>
+          <w:p>
+            <w:pPr>
+              <w:jc w:val="left"/>
+              <w:rPr>
+                <w:rFonts w:ascii="Times New Roman" w:cs="Times New Roman" w:eastAsia="Times New Roman" w:hAnsi="Times New Roman"/>
+                <w:sz w:val="15"/>
+                <w:szCs w:val="15"/>
+              </w:rPr>
+            </w:pPr>
+            <w:r>
+              <w:rPr>
+                <w:rFonts w:ascii="Times New Roman" w:cs="Times New Roman" w:eastAsia="Times New Roman" w:hAnsi="Times New Roman"/>
+                <w:sz w:val="15"/>
+                <w:szCs w:val="15"/>
+                <w:rtl w:val="0"/>
+              </w:rPr>
+              <w:t xml:space="preserve">GPT-4.1</w:t>
+            </w:r>
+          </w:p>
+        </w:tc>
+        <w:tc>
+          <w:tcPr>
+            <w:shd w:fill="auto" w:val="clear"/>
+            <w:tcMar>
+              <w:top w:w="60.0" w:type="dxa"/>
+              <w:left w:w="50.0" w:type="dxa"/>
+              <w:bottom w:w="60.0" w:type="dxa"/>
+              <w:right w:w="50.0" w:type="dxa"/>
+            </w:tcMar>
+            <w:vAlign w:val="top"/>
+          </w:tcPr>
+          <w:p>
+            <w:pPr>
+              <w:jc w:val="left"/>
+              <w:rPr>
+                <w:rFonts w:ascii="Times New Roman" w:cs="Times New Roman" w:eastAsia="Times New Roman" w:hAnsi="Times New Roman"/>
+                <w:sz w:val="15"/>
+                <w:szCs w:val="15"/>
+              </w:rPr>
+            </w:pPr>
+            <w:r>
+              <w:rPr>
+                <w:rFonts w:ascii="Times New Roman" w:cs="Times New Roman" w:eastAsia="Times New Roman" w:hAnsi="Times New Roman"/>
+                <w:sz w:val="15"/>
+                <w:szCs w:val="15"/>
+                <w:rtl w:val="0"/>
+              </w:rPr>
+              <w:t xml:space="preserve">B</w:t>
+            </w:r>
+          </w:p>
+        </w:tc>
+        <w:tc>
+          <w:tcPr>
+            <w:shd w:fill="auto" w:val="clear"/>
+            <w:tcMar>
+              <w:top w:w="60.0" w:type="dxa"/>
+              <w:left w:w="50.0" w:type="dxa"/>
+              <w:bottom w:w="60.0" w:type="dxa"/>
+              <w:right w:w="50.0" w:type="dxa"/>
+            </w:tcMar>
+            <w:vAlign w:val="top"/>
+          </w:tcPr>
+          <w:p>
+            <w:pPr>
+              <w:jc w:val="left"/>
+              <w:rPr>
+                <w:rFonts w:ascii="Times New Roman" w:cs="Times New Roman" w:eastAsia="Times New Roman" w:hAnsi="Times New Roman"/>
+                <w:sz w:val="15"/>
+                <w:szCs w:val="15"/>
+              </w:rPr>
+            </w:pPr>
+            <w:r>
+              <w:rPr>
+                <w:rFonts w:ascii="Times New Roman" w:cs="Times New Roman" w:eastAsia="Times New Roman" w:hAnsi="Times New Roman"/>
+                <w:sz w:val="15"/>
+                <w:szCs w:val="15"/>
+                <w:rtl w:val="0"/>
+              </w:rPr>
+              <w:t xml:space="preserve">909/909</w:t>
+            </w:r>
+          </w:p>
+        </w:tc>
+        <w:tc>
+          <w:tcPr>
+            <w:shd w:fill="auto" w:val="clear"/>
+            <w:tcMar>
+              <w:top w:w="60.0" w:type="dxa"/>
+              <w:left w:w="50.0" w:type="dxa"/>
+              <w:bottom w:w="60.0" w:type="dxa"/>
+              <w:right w:w="50.0" w:type="dxa"/>
+            </w:tcMar>
+            <w:vAlign w:val="top"/>
+          </w:tcPr>
+          <w:p>
+            <w:pPr>
+              <w:jc w:val="left"/>
+              <w:rPr>
+                <w:rFonts w:ascii="Times New Roman" w:cs="Times New Roman" w:eastAsia="Times New Roman" w:hAnsi="Times New Roman"/>
+                <w:sz w:val="15"/>
+                <w:szCs w:val="15"/>
+              </w:rPr>
+            </w:pPr>
+            <w:r>
+              <w:rPr>
+                <w:rFonts w:ascii="Times New Roman" w:cs="Times New Roman" w:eastAsia="Times New Roman" w:hAnsi="Times New Roman"/>
+                <w:sz w:val="15"/>
+                <w:szCs w:val="15"/>
+                <w:rtl w:val="0"/>
+              </w:rPr>
+              <w:t xml:space="preserve">0.821</w:t>
+            </w:r>
+          </w:p>
+        </w:tc>
+        <w:tc>
+          <w:tcPr>
+            <w:shd w:fill="auto" w:val="clear"/>
+            <w:tcMar>
+              <w:top w:w="60.0" w:type="dxa"/>
+              <w:left w:w="50.0" w:type="dxa"/>
+              <w:bottom w:w="60.0" w:type="dxa"/>
+              <w:right w:w="50.0" w:type="dxa"/>
+            </w:tcMar>
+            <w:vAlign w:val="top"/>
+          </w:tcPr>
+          <w:p>
+            <w:pPr>
+              <w:jc w:val="left"/>
+              <w:rPr>
+                <w:rFonts w:ascii="Times New Roman" w:cs="Times New Roman" w:eastAsia="Times New Roman" w:hAnsi="Times New Roman"/>
+                <w:sz w:val="15"/>
+                <w:szCs w:val="15"/>
+              </w:rPr>
+            </w:pPr>
+            <w:r>
+              <w:rPr>
+                <w:rFonts w:ascii="Times New Roman" w:cs="Times New Roman" w:eastAsia="Times New Roman" w:hAnsi="Times New Roman"/>
+                <w:sz w:val="15"/>
+                <w:szCs w:val="15"/>
+                <w:rtl w:val="0"/>
+              </w:rPr>
+              <w:t xml:space="preserve">0.821</w:t>
+            </w:r>
+          </w:p>
+        </w:tc>
+      </w:tr>
+      <w:tr>
+        <w:trPr>
+          <w:cantSplit w:val="1"/>
+        </w:trPr>
+        <w:tc>
+          <w:tcPr>
+            <w:shd w:fill="auto" w:val="clear"/>
+            <w:tcMar>
+              <w:top w:w="60.0" w:type="dxa"/>
+              <w:left w:w="50.0" w:type="dxa"/>
+              <w:bottom w:w="60.0" w:type="dxa"/>
+              <w:right w:w="50.0" w:type="dxa"/>
+            </w:tcMar>
+            <w:vAlign w:val="top"/>
+          </w:tcPr>
+          <w:p>
+            <w:pPr>
+              <w:jc w:val="left"/>
+              <w:rPr>
+                <w:rFonts w:ascii="Times New Roman" w:cs="Times New Roman" w:eastAsia="Times New Roman" w:hAnsi="Times New Roman"/>
+                <w:sz w:val="15"/>
+                <w:szCs w:val="15"/>
+              </w:rPr>
+            </w:pPr>
+            <w:r>
+              <w:rPr>
+                <w:rFonts w:ascii="Times New Roman" w:cs="Times New Roman" w:eastAsia="Times New Roman" w:hAnsi="Times New Roman"/>
+                <w:sz w:val="15"/>
+                <w:szCs w:val="15"/>
+                <w:rtl w:val="0"/>
+              </w:rPr>
+              <w:t xml:space="preserve">GPT-4.1</w:t>
+            </w:r>
+          </w:p>
+        </w:tc>
+        <w:tc>
+          <w:tcPr>
+            <w:shd w:fill="auto" w:val="clear"/>
+            <w:tcMar>
+              <w:top w:w="60.0" w:type="dxa"/>
+              <w:left w:w="50.0" w:type="dxa"/>
+              <w:bottom w:w="60.0" w:type="dxa"/>
+              <w:right w:w="50.0" w:type="dxa"/>
+            </w:tcMar>
+            <w:vAlign w:val="top"/>
+          </w:tcPr>
+          <w:p>
+            <w:pPr>
+              <w:jc w:val="left"/>
+              <w:rPr>
+                <w:rFonts w:ascii="Times New Roman" w:cs="Times New Roman" w:eastAsia="Times New Roman" w:hAnsi="Times New Roman"/>
+                <w:sz w:val="15"/>
+                <w:szCs w:val="15"/>
+              </w:rPr>
+            </w:pPr>
+            <w:r>
+              <w:rPr>
+                <w:rFonts w:ascii="Times New Roman" w:cs="Times New Roman" w:eastAsia="Times New Roman" w:hAnsi="Times New Roman"/>
+                <w:sz w:val="15"/>
+                <w:szCs w:val="15"/>
+                <w:rtl w:val="0"/>
+              </w:rPr>
+              <w:t xml:space="preserve">C</w:t>
+            </w:r>
+          </w:p>
+        </w:tc>
+        <w:tc>
+          <w:tcPr>
+            <w:shd w:fill="auto" w:val="clear"/>
+            <w:tcMar>
+              <w:top w:w="60.0" w:type="dxa"/>
+              <w:left w:w="50.0" w:type="dxa"/>
+              <w:bottom w:w="60.0" w:type="dxa"/>
+              <w:right w:w="50.0" w:type="dxa"/>
+            </w:tcMar>
+            <w:vAlign w:val="top"/>
+          </w:tcPr>
+          <w:p>
+            <w:pPr>
+              <w:jc w:val="left"/>
+              <w:rPr>
+                <w:rFonts w:ascii="Times New Roman" w:cs="Times New Roman" w:eastAsia="Times New Roman" w:hAnsi="Times New Roman"/>
+                <w:sz w:val="15"/>
+                <w:szCs w:val="15"/>
+              </w:rPr>
+            </w:pPr>
+            <w:r>
+              <w:rPr>
+                <w:rFonts w:ascii="Times New Roman" w:cs="Times New Roman" w:eastAsia="Times New Roman" w:hAnsi="Times New Roman"/>
+                <w:sz w:val="15"/>
+                <w:szCs w:val="15"/>
+                <w:rtl w:val="0"/>
+              </w:rPr>
+              <w:t xml:space="preserve">147/147</w:t>
+            </w:r>
+          </w:p>
+        </w:tc>
+        <w:tc>
+          <w:tcPr>
+            <w:shd w:fill="auto" w:val="clear"/>
+            <w:tcMar>
+              <w:top w:w="60.0" w:type="dxa"/>
+              <w:left w:w="50.0" w:type="dxa"/>
+              <w:bottom w:w="60.0" w:type="dxa"/>
+              <w:right w:w="50.0" w:type="dxa"/>
+            </w:tcMar>
+            <w:vAlign w:val="top"/>
+          </w:tcPr>
+          <w:p>
+            <w:pPr>
+              <w:jc w:val="left"/>
+              <w:rPr>
+                <w:rFonts w:ascii="Times New Roman" w:cs="Times New Roman" w:eastAsia="Times New Roman" w:hAnsi="Times New Roman"/>
+                <w:sz w:val="15"/>
+                <w:szCs w:val="15"/>
+              </w:rPr>
+            </w:pPr>
+            <w:r>
+              <w:rPr>
+                <w:rFonts w:ascii="Times New Roman" w:cs="Times New Roman" w:eastAsia="Times New Roman" w:hAnsi="Times New Roman"/>
+                <w:sz w:val="15"/>
+                <w:szCs w:val="15"/>
+                <w:rtl w:val="0"/>
+              </w:rPr>
+              <w:t xml:space="preserve">0.585</w:t>
+            </w:r>
+          </w:p>
+        </w:tc>
+        <w:tc>
+          <w:tcPr>
+            <w:shd w:fill="auto" w:val="clear"/>
+            <w:tcMar>
+              <w:top w:w="60.0" w:type="dxa"/>
+              <w:left w:w="50.0" w:type="dxa"/>
+              <w:bottom w:w="60.0" w:type="dxa"/>
+              <w:right w:w="50.0" w:type="dxa"/>
+            </w:tcMar>
+            <w:vAlign w:val="top"/>
+          </w:tcPr>
+          <w:p>
+            <w:pPr>
+              <w:jc w:val="left"/>
+              <w:rPr>
+                <w:rFonts w:ascii="Times New Roman" w:cs="Times New Roman" w:eastAsia="Times New Roman" w:hAnsi="Times New Roman"/>
+                <w:sz w:val="15"/>
+                <w:szCs w:val="15"/>
+              </w:rPr>
+            </w:pPr>
+            <w:r>
+              <w:rPr>
+                <w:rFonts w:ascii="Times New Roman" w:cs="Times New Roman" w:eastAsia="Times New Roman" w:hAnsi="Times New Roman"/>
+                <w:sz w:val="15"/>
+                <w:szCs w:val="15"/>
+                <w:rtl w:val="0"/>
+              </w:rPr>
+              <w:t xml:space="preserve">0.585</w:t>
+            </w:r>
+          </w:p>
+        </w:tc>
+      </w:tr>
+      <w:tr>
+        <w:trPr>
+          <w:cantSplit w:val="1"/>
+        </w:trPr>
+        <w:tc>
+          <w:tcPr>
+            <w:shd w:fill="auto" w:val="clear"/>
+            <w:tcMar>
+              <w:top w:w="60.0" w:type="dxa"/>
+              <w:left w:w="50.0" w:type="dxa"/>
+              <w:bottom w:w="60.0" w:type="dxa"/>
+              <w:right w:w="50.0" w:type="dxa"/>
+            </w:tcMar>
+            <w:vAlign w:val="top"/>
+          </w:tcPr>
+          <w:p>
+            <w:pPr>
+              <w:jc w:val="left"/>
+              <w:rPr>
+                <w:rFonts w:ascii="Times New Roman" w:cs="Times New Roman" w:eastAsia="Times New Roman" w:hAnsi="Times New Roman"/>
+                <w:sz w:val="15"/>
+                <w:szCs w:val="15"/>
+              </w:rPr>
+            </w:pPr>
+            <w:r>
+              <w:rPr>
+                <w:rFonts w:ascii="Times New Roman" w:cs="Times New Roman" w:eastAsia="Times New Roman" w:hAnsi="Times New Roman"/>
+                <w:sz w:val="15"/>
+                <w:szCs w:val="15"/>
+                <w:rtl w:val="0"/>
+              </w:rPr>
+              <w:t xml:space="preserve">GPT-4.1</w:t>
+            </w:r>
+          </w:p>
+        </w:tc>
+        <w:tc>
+          <w:tcPr>
+            <w:shd w:fill="auto" w:val="clear"/>
+            <w:tcMar>
+              <w:top w:w="60.0" w:type="dxa"/>
+              <w:left w:w="50.0" w:type="dxa"/>
+              <w:bottom w:w="60.0" w:type="dxa"/>
+              <w:right w:w="50.0" w:type="dxa"/>
+            </w:tcMar>
+            <w:vAlign w:val="top"/>
+          </w:tcPr>
+          <w:p>
+            <w:pPr>
+              <w:jc w:val="left"/>
+              <w:rPr>
+                <w:rFonts w:ascii="Times New Roman" w:cs="Times New Roman" w:eastAsia="Times New Roman" w:hAnsi="Times New Roman"/>
+                <w:sz w:val="15"/>
+                <w:szCs w:val="15"/>
+              </w:rPr>
+            </w:pPr>
+            <w:r>
+              <w:rPr>
+                <w:rFonts w:ascii="Times New Roman" w:cs="Times New Roman" w:eastAsia="Times New Roman" w:hAnsi="Times New Roman"/>
+                <w:sz w:val="15"/>
+                <w:szCs w:val="15"/>
+                <w:rtl w:val="0"/>
+              </w:rPr>
+              <w:t xml:space="preserve">D</w:t>
+            </w:r>
+          </w:p>
+        </w:tc>
+        <w:tc>
+          <w:tcPr>
+            <w:shd w:fill="auto" w:val="clear"/>
+            <w:tcMar>
+              <w:top w:w="60.0" w:type="dxa"/>
+              <w:left w:w="50.0" w:type="dxa"/>
+              <w:bottom w:w="60.0" w:type="dxa"/>
+              <w:right w:w="50.0" w:type="dxa"/>
+            </w:tcMar>
+            <w:vAlign w:val="top"/>
+          </w:tcPr>
+          <w:p>
+            <w:pPr>
+              <w:jc w:val="left"/>
+              <w:rPr>
+                <w:rFonts w:ascii="Times New Roman" w:cs="Times New Roman" w:eastAsia="Times New Roman" w:hAnsi="Times New Roman"/>
+                <w:sz w:val="15"/>
+                <w:szCs w:val="15"/>
+              </w:rPr>
+            </w:pPr>
+            <w:r>
+              <w:rPr>
+                <w:rFonts w:ascii="Times New Roman" w:cs="Times New Roman" w:eastAsia="Times New Roman" w:hAnsi="Times New Roman"/>
+                <w:sz w:val="15"/>
+                <w:szCs w:val="15"/>
+                <w:rtl w:val="0"/>
+              </w:rPr>
+              <w:t xml:space="preserve">147/147</w:t>
+            </w:r>
+          </w:p>
+        </w:tc>
+        <w:tc>
+          <w:tcPr>
+            <w:shd w:fill="auto" w:val="clear"/>
+            <w:tcMar>
+              <w:top w:w="60.0" w:type="dxa"/>
+              <w:left w:w="50.0" w:type="dxa"/>
+              <w:bottom w:w="60.0" w:type="dxa"/>
+              <w:right w:w="50.0" w:type="dxa"/>
+            </w:tcMar>
+            <w:vAlign w:val="top"/>
+          </w:tcPr>
+          <w:p>
+            <w:pPr>
+              <w:jc w:val="left"/>
+              <w:rPr>
+                <w:rFonts w:ascii="Times New Roman" w:cs="Times New Roman" w:eastAsia="Times New Roman" w:hAnsi="Times New Roman"/>
+                <w:sz w:val="15"/>
+                <w:szCs w:val="15"/>
+              </w:rPr>
+            </w:pPr>
+            <w:r>
+              <w:rPr>
+                <w:rFonts w:ascii="Times New Roman" w:cs="Times New Roman" w:eastAsia="Times New Roman" w:hAnsi="Times New Roman"/>
+                <w:sz w:val="15"/>
+                <w:szCs w:val="15"/>
+                <w:rtl w:val="0"/>
+              </w:rPr>
+              <w:t xml:space="preserve">0.646</w:t>
+            </w:r>
+          </w:p>
+        </w:tc>
+        <w:tc>
+          <w:tcPr>
+            <w:shd w:fill="auto" w:val="clear"/>
+            <w:tcMar>
+              <w:top w:w="60.0" w:type="dxa"/>
+              <w:left w:w="50.0" w:type="dxa"/>
+              <w:bottom w:w="60.0" w:type="dxa"/>
+              <w:right w:w="50.0" w:type="dxa"/>
+            </w:tcMar>
+            <w:vAlign w:val="top"/>
+          </w:tcPr>
+          <w:p>
+            <w:pPr>
+              <w:jc w:val="left"/>
+              <w:rPr>
+                <w:rFonts w:ascii="Times New Roman" w:cs="Times New Roman" w:eastAsia="Times New Roman" w:hAnsi="Times New Roman"/>
+                <w:sz w:val="15"/>
+                <w:szCs w:val="15"/>
+              </w:rPr>
+            </w:pPr>
+            <w:r>
+              <w:rPr>
+                <w:rFonts w:ascii="Times New Roman" w:cs="Times New Roman" w:eastAsia="Times New Roman" w:hAnsi="Times New Roman"/>
+                <w:sz w:val="15"/>
+                <w:szCs w:val="15"/>
+                <w:rtl w:val="0"/>
+              </w:rPr>
+              <w:t xml:space="preserve">0.646</w:t>
+            </w:r>
+          </w:p>
+        </w:tc>
+      </w:tr>
+      <w:tr>
+        <w:trPr>
+          <w:cantSplit w:val="1"/>
+        </w:trPr>
+        <w:tc>
+          <w:tcPr>
+            <w:shd w:fill="auto" w:val="clear"/>
+            <w:tcMar>
+              <w:top w:w="60.0" w:type="dxa"/>
+              <w:left w:w="50.0" w:type="dxa"/>
+              <w:bottom w:w="60.0" w:type="dxa"/>
+              <w:right w:w="50.0" w:type="dxa"/>
+            </w:tcMar>
+            <w:vAlign w:val="top"/>
+          </w:tcPr>
+          <w:p>
+            <w:pPr>
+              <w:jc w:val="left"/>
+              <w:rPr>
+                <w:rFonts w:ascii="Times New Roman" w:cs="Times New Roman" w:eastAsia="Times New Roman" w:hAnsi="Times New Roman"/>
+                <w:sz w:val="15"/>
+                <w:szCs w:val="15"/>
+              </w:rPr>
+            </w:pPr>
+            <w:r>
+              <w:rPr>
+                <w:rFonts w:ascii="Times New Roman" w:cs="Times New Roman" w:eastAsia="Times New Roman" w:hAnsi="Times New Roman"/>
+                <w:sz w:val="15"/>
+                <w:szCs w:val="15"/>
+                <w:rtl w:val="0"/>
+              </w:rPr>
+              <w:t xml:space="preserve">Claude Sonnet 4</w:t>
+            </w:r>
+          </w:p>
+        </w:tc>
+        <w:tc>
+          <w:tcPr>
+            <w:shd w:fill="auto" w:val="clear"/>
+            <w:tcMar>
+              <w:top w:w="60.0" w:type="dxa"/>
+              <w:left w:w="50.0" w:type="dxa"/>
+              <w:bottom w:w="60.0" w:type="dxa"/>
+              <w:right w:w="50.0" w:type="dxa"/>
+            </w:tcMar>
+            <w:vAlign w:val="top"/>
+          </w:tcPr>
+          <w:p>
+            <w:pPr>
+              <w:jc w:val="left"/>
+              <w:rPr>
+                <w:rFonts w:ascii="Times New Roman" w:cs="Times New Roman" w:eastAsia="Times New Roman" w:hAnsi="Times New Roman"/>
+                <w:sz w:val="15"/>
+                <w:szCs w:val="15"/>
+              </w:rPr>
+            </w:pPr>
+            <w:r>
+              <w:rPr>
+                <w:rFonts w:ascii="Times New Roman" w:cs="Times New Roman" w:eastAsia="Times New Roman" w:hAnsi="Times New Roman"/>
+                <w:sz w:val="15"/>
+                <w:szCs w:val="15"/>
+                <w:rtl w:val="0"/>
+              </w:rPr>
+              <w:t xml:space="preserve">A</w:t>
+            </w:r>
+          </w:p>
+        </w:tc>
+        <w:tc>
+          <w:tcPr>
+            <w:shd w:fill="auto" w:val="clear"/>
+            <w:tcMar>
+              <w:top w:w="60.0" w:type="dxa"/>
+              <w:left w:w="50.0" w:type="dxa"/>
+              <w:bottom w:w="60.0" w:type="dxa"/>
+              <w:right w:w="50.0" w:type="dxa"/>
+            </w:tcMar>
+            <w:vAlign w:val="top"/>
+          </w:tcPr>
+          <w:p>
+            <w:pPr>
+              <w:jc w:val="left"/>
+              <w:rPr>
+                <w:rFonts w:ascii="Times New Roman" w:cs="Times New Roman" w:eastAsia="Times New Roman" w:hAnsi="Times New Roman"/>
+                <w:sz w:val="15"/>
+                <w:szCs w:val="15"/>
+              </w:rPr>
+            </w:pPr>
+            <w:r>
+              <w:rPr>
+                <w:rFonts w:ascii="Times New Roman" w:cs="Times New Roman" w:eastAsia="Times New Roman" w:hAnsi="Times New Roman"/>
+                <w:sz w:val="15"/>
+                <w:szCs w:val="15"/>
+                <w:rtl w:val="0"/>
+              </w:rPr>
+              <w:t xml:space="preserve">875/909</w:t>
+            </w:r>
+          </w:p>
+        </w:tc>
+        <w:tc>
+          <w:tcPr>
+            <w:shd w:fill="auto" w:val="clear"/>
+            <w:tcMar>
+              <w:top w:w="60.0" w:type="dxa"/>
+              <w:left w:w="50.0" w:type="dxa"/>
+              <w:bottom w:w="60.0" w:type="dxa"/>
+              <w:right w:w="50.0" w:type="dxa"/>
+            </w:tcMar>
+            <w:vAlign w:val="top"/>
+          </w:tcPr>
+          <w:p>
+            <w:pPr>
+              <w:jc w:val="left"/>
+              <w:rPr>
+                <w:rFonts w:ascii="Times New Roman" w:cs="Times New Roman" w:eastAsia="Times New Roman" w:hAnsi="Times New Roman"/>
+                <w:sz w:val="15"/>
+                <w:szCs w:val="15"/>
+              </w:rPr>
+            </w:pPr>
+            <w:r>
+              <w:rPr>
+                <w:rFonts w:ascii="Times New Roman" w:cs="Times New Roman" w:eastAsia="Times New Roman" w:hAnsi="Times New Roman"/>
+                <w:sz w:val="15"/>
+                <w:szCs w:val="15"/>
+                <w:rtl w:val="0"/>
+              </w:rPr>
+              <w:t xml:space="preserve">0.774</w:t>
+            </w:r>
+          </w:p>
+        </w:tc>
+        <w:tc>
+          <w:tcPr>
+            <w:shd w:fill="auto" w:val="clear"/>
+            <w:tcMar>
+              <w:top w:w="60.0" w:type="dxa"/>
+              <w:left w:w="50.0" w:type="dxa"/>
+              <w:bottom w:w="60.0" w:type="dxa"/>
+              <w:right w:w="50.0" w:type="dxa"/>
+            </w:tcMar>
+            <w:vAlign w:val="top"/>
+          </w:tcPr>
+          <w:p>
+            <w:pPr>
+              <w:jc w:val="left"/>
+              <w:rPr>
+                <w:rFonts w:ascii="Times New Roman" w:cs="Times New Roman" w:eastAsia="Times New Roman" w:hAnsi="Times New Roman"/>
+                <w:sz w:val="15"/>
+                <w:szCs w:val="15"/>
+              </w:rPr>
+            </w:pPr>
+            <w:r>
+              <w:rPr>
+                <w:rFonts w:ascii="Times New Roman" w:cs="Times New Roman" w:eastAsia="Times New Roman" w:hAnsi="Times New Roman"/>
+                <w:sz w:val="15"/>
+                <w:szCs w:val="15"/>
+                <w:rtl w:val="0"/>
+              </w:rPr>
+              <w:t xml:space="preserve">0.745</w:t>
+            </w:r>
+          </w:p>
+        </w:tc>
+      </w:tr>
+      <w:tr>
+        <w:trPr>
+          <w:cantSplit w:val="1"/>
+        </w:trPr>
+        <w:tc>
+          <w:tcPr>
+            <w:shd w:fill="auto" w:val="clear"/>
+            <w:tcMar>
+              <w:top w:w="60.0" w:type="dxa"/>
+              <w:left w:w="50.0" w:type="dxa"/>
+              <w:bottom w:w="60.0" w:type="dxa"/>
+              <w:right w:w="50.0" w:type="dxa"/>
+            </w:tcMar>
+            <w:vAlign w:val="top"/>
+          </w:tcPr>
+          <w:p>
+            <w:pPr>
+              <w:jc w:val="left"/>
+              <w:rPr>
+                <w:rFonts w:ascii="Times New Roman" w:cs="Times New Roman" w:eastAsia="Times New Roman" w:hAnsi="Times New Roman"/>
+                <w:sz w:val="15"/>
+                <w:szCs w:val="15"/>
+              </w:rPr>
+            </w:pPr>
+            <w:r>
+              <w:rPr>
+                <w:rFonts w:ascii="Times New Roman" w:cs="Times New Roman" w:eastAsia="Times New Roman" w:hAnsi="Times New Roman"/>
+                <w:sz w:val="15"/>
+                <w:szCs w:val="15"/>
+                <w:rtl w:val="0"/>
+              </w:rPr>
+              <w:t xml:space="preserve">Claude Sonnet 4</w:t>
+            </w:r>
+          </w:p>
+        </w:tc>
+        <w:tc>
+          <w:tcPr>
+            <w:shd w:fill="auto" w:val="clear"/>
+            <w:tcMar>
+              <w:top w:w="60.0" w:type="dxa"/>
+              <w:left w:w="50.0" w:type="dxa"/>
+              <w:bottom w:w="60.0" w:type="dxa"/>
+              <w:right w:w="50.0" w:type="dxa"/>
+            </w:tcMar>
+            <w:vAlign w:val="top"/>
+          </w:tcPr>
+          <w:p>
+            <w:pPr>
+              <w:jc w:val="left"/>
+              <w:rPr>
+                <w:rFonts w:ascii="Times New Roman" w:cs="Times New Roman" w:eastAsia="Times New Roman" w:hAnsi="Times New Roman"/>
+                <w:sz w:val="15"/>
+                <w:szCs w:val="15"/>
+              </w:rPr>
+            </w:pPr>
+            <w:r>
+              <w:rPr>
+                <w:rFonts w:ascii="Times New Roman" w:cs="Times New Roman" w:eastAsia="Times New Roman" w:hAnsi="Times New Roman"/>
+                <w:sz w:val="15"/>
+                <w:szCs w:val="15"/>
+                <w:rtl w:val="0"/>
+              </w:rPr>
+              <w:t xml:space="preserve">B</w:t>
+            </w:r>
+          </w:p>
+        </w:tc>
+        <w:tc>
+          <w:tcPr>
+            <w:shd w:fill="auto" w:val="clear"/>
+            <w:tcMar>
+              <w:top w:w="60.0" w:type="dxa"/>
+              <w:left w:w="50.0" w:type="dxa"/>
+              <w:bottom w:w="60.0" w:type="dxa"/>
+              <w:right w:w="50.0" w:type="dxa"/>
+            </w:tcMar>
+            <w:vAlign w:val="top"/>
+          </w:tcPr>
+          <w:p>
+            <w:pPr>
+              <w:jc w:val="left"/>
+              <w:rPr>
+                <w:rFonts w:ascii="Times New Roman" w:cs="Times New Roman" w:eastAsia="Times New Roman" w:hAnsi="Times New Roman"/>
+                <w:sz w:val="15"/>
+                <w:szCs w:val="15"/>
+              </w:rPr>
+            </w:pPr>
+            <w:r>
+              <w:rPr>
+                <w:rFonts w:ascii="Times New Roman" w:cs="Times New Roman" w:eastAsia="Times New Roman" w:hAnsi="Times New Roman"/>
+                <w:sz w:val="15"/>
+                <w:szCs w:val="15"/>
+                <w:rtl w:val="0"/>
+              </w:rPr>
+              <w:t xml:space="preserve">895/909</w:t>
+            </w:r>
+          </w:p>
+        </w:tc>
+        <w:tc>
+          <w:tcPr>
+            <w:shd w:fill="auto" w:val="clear"/>
+            <w:tcMar>
+              <w:top w:w="60.0" w:type="dxa"/>
+              <w:left w:w="50.0" w:type="dxa"/>
+              <w:bottom w:w="60.0" w:type="dxa"/>
+              <w:right w:w="50.0" w:type="dxa"/>
+            </w:tcMar>
+            <w:vAlign w:val="top"/>
+          </w:tcPr>
+          <w:p>
+            <w:pPr>
+              <w:jc w:val="left"/>
+              <w:rPr>
+                <w:rFonts w:ascii="Times New Roman" w:cs="Times New Roman" w:eastAsia="Times New Roman" w:hAnsi="Times New Roman"/>
+                <w:sz w:val="15"/>
+                <w:szCs w:val="15"/>
+              </w:rPr>
+            </w:pPr>
+            <w:r>
+              <w:rPr>
+                <w:rFonts w:ascii="Times New Roman" w:cs="Times New Roman" w:eastAsia="Times New Roman" w:hAnsi="Times New Roman"/>
+                <w:sz w:val="15"/>
+                <w:szCs w:val="15"/>
+                <w:rtl w:val="0"/>
+              </w:rPr>
+              <w:t xml:space="preserve">0.867</w:t>
+            </w:r>
+          </w:p>
+        </w:tc>
+        <w:tc>
+          <w:tcPr>
+            <w:shd w:fill="auto" w:val="clear"/>
+            <w:tcMar>
+              <w:top w:w="60.0" w:type="dxa"/>
+              <w:left w:w="50.0" w:type="dxa"/>
+              <w:bottom w:w="60.0" w:type="dxa"/>
+              <w:right w:w="50.0" w:type="dxa"/>
+            </w:tcMar>
+            <w:vAlign w:val="top"/>
+          </w:tcPr>
+          <w:p>
+            <w:pPr>
+              <w:jc w:val="left"/>
+              <w:rPr>
+                <w:rFonts w:ascii="Times New Roman" w:cs="Times New Roman" w:eastAsia="Times New Roman" w:hAnsi="Times New Roman"/>
+                <w:sz w:val="15"/>
+                <w:szCs w:val="15"/>
+              </w:rPr>
+            </w:pPr>
+            <w:r>
+              <w:rPr>
+                <w:rFonts w:ascii="Times New Roman" w:cs="Times New Roman" w:eastAsia="Times New Roman" w:hAnsi="Times New Roman"/>
+                <w:sz w:val="15"/>
+                <w:szCs w:val="15"/>
+                <w:rtl w:val="0"/>
+              </w:rPr>
+              <w:t xml:space="preserve">0.854</w:t>
+            </w:r>
+          </w:p>
+        </w:tc>
+      </w:tr>
+      <w:tr>
+        <w:trPr>
+          <w:cantSplit w:val="1"/>
+        </w:trPr>
+        <w:tc>
+          <w:tcPr>
+            <w:shd w:fill="auto" w:val="clear"/>
+            <w:tcMar>
+              <w:top w:w="60.0" w:type="dxa"/>
+              <w:left w:w="50.0" w:type="dxa"/>
+              <w:bottom w:w="60.0" w:type="dxa"/>
+              <w:right w:w="50.0" w:type="dxa"/>
+            </w:tcMar>
+            <w:vAlign w:val="top"/>
+          </w:tcPr>
+          <w:p>
+            <w:pPr>
+              <w:jc w:val="left"/>
+              <w:rPr>
+                <w:rFonts w:ascii="Times New Roman" w:cs="Times New Roman" w:eastAsia="Times New Roman" w:hAnsi="Times New Roman"/>
+                <w:sz w:val="15"/>
+                <w:szCs w:val="15"/>
+              </w:rPr>
+            </w:pPr>
+            <w:r>
+              <w:rPr>
+                <w:rFonts w:ascii="Times New Roman" w:cs="Times New Roman" w:eastAsia="Times New Roman" w:hAnsi="Times New Roman"/>
+                <w:sz w:val="15"/>
+                <w:szCs w:val="15"/>
+                <w:rtl w:val="0"/>
+              </w:rPr>
+              <w:t xml:space="preserve">Claude Sonnet 4</w:t>
+            </w:r>
+          </w:p>
+        </w:tc>
+        <w:tc>
+          <w:tcPr>
+            <w:shd w:fill="auto" w:val="clear"/>
+            <w:tcMar>
+              <w:top w:w="60.0" w:type="dxa"/>
+              <w:left w:w="50.0" w:type="dxa"/>
+              <w:bottom w:w="60.0" w:type="dxa"/>
+              <w:right w:w="50.0" w:type="dxa"/>
+            </w:tcMar>
+            <w:vAlign w:val="top"/>
+          </w:tcPr>
+          <w:p>
+            <w:pPr>
+              <w:jc w:val="left"/>
+              <w:rPr>
+                <w:rFonts w:ascii="Times New Roman" w:cs="Times New Roman" w:eastAsia="Times New Roman" w:hAnsi="Times New Roman"/>
+                <w:sz w:val="15"/>
+                <w:szCs w:val="15"/>
+              </w:rPr>
+            </w:pPr>
+            <w:r>
+              <w:rPr>
+                <w:rFonts w:ascii="Times New Roman" w:cs="Times New Roman" w:eastAsia="Times New Roman" w:hAnsi="Times New Roman"/>
+                <w:sz w:val="15"/>
+                <w:szCs w:val="15"/>
+                <w:rtl w:val="0"/>
+              </w:rPr>
+              <w:t xml:space="preserve">C</w:t>
+            </w:r>
+          </w:p>
+        </w:tc>
+        <w:tc>
+          <w:tcPr>
+            <w:shd w:fill="auto" w:val="clear"/>
+            <w:tcMar>
+              <w:top w:w="60.0" w:type="dxa"/>
+              <w:left w:w="50.0" w:type="dxa"/>
+              <w:bottom w:w="60.0" w:type="dxa"/>
+              <w:right w:w="50.0" w:type="dxa"/>
+            </w:tcMar>
+            <w:vAlign w:val="top"/>
+          </w:tcPr>
+          <w:p>
+            <w:pPr>
+              <w:jc w:val="left"/>
+              <w:rPr>
+                <w:rFonts w:ascii="Times New Roman" w:cs="Times New Roman" w:eastAsia="Times New Roman" w:hAnsi="Times New Roman"/>
+                <w:sz w:val="15"/>
+                <w:szCs w:val="15"/>
+              </w:rPr>
+            </w:pPr>
+            <w:r>
+              <w:rPr>
+                <w:rFonts w:ascii="Times New Roman" w:cs="Times New Roman" w:eastAsia="Times New Roman" w:hAnsi="Times New Roman"/>
+                <w:sz w:val="15"/>
+                <w:szCs w:val="15"/>
+                <w:rtl w:val="0"/>
+              </w:rPr>
+              <w:t xml:space="preserve">132/147</w:t>
+            </w:r>
+          </w:p>
+        </w:tc>
+        <w:tc>
+          <w:tcPr>
+            <w:shd w:fill="auto" w:val="clear"/>
+            <w:tcMar>
+              <w:top w:w="60.0" w:type="dxa"/>
+              <w:left w:w="50.0" w:type="dxa"/>
+              <w:bottom w:w="60.0" w:type="dxa"/>
+              <w:right w:w="50.0" w:type="dxa"/>
+            </w:tcMar>
+            <w:vAlign w:val="top"/>
+          </w:tcPr>
+          <w:p>
+            <w:pPr>
+              <w:jc w:val="left"/>
+              <w:rPr>
+                <w:rFonts w:ascii="Times New Roman" w:cs="Times New Roman" w:eastAsia="Times New Roman" w:hAnsi="Times New Roman"/>
+                <w:sz w:val="15"/>
+                <w:szCs w:val="15"/>
+              </w:rPr>
+            </w:pPr>
+            <w:r>
+              <w:rPr>
+                <w:rFonts w:ascii="Times New Roman" w:cs="Times New Roman" w:eastAsia="Times New Roman" w:hAnsi="Times New Roman"/>
+                <w:sz w:val="15"/>
+                <w:szCs w:val="15"/>
+                <w:rtl w:val="0"/>
+              </w:rPr>
+              <w:t xml:space="preserve">0.803</w:t>
+            </w:r>
+          </w:p>
+        </w:tc>
+        <w:tc>
+          <w:tcPr>
+            <w:shd w:fill="auto" w:val="clear"/>
+            <w:tcMar>
+              <w:top w:w="60.0" w:type="dxa"/>
+              <w:left w:w="50.0" w:type="dxa"/>
+              <w:bottom w:w="60.0" w:type="dxa"/>
+              <w:right w:w="50.0" w:type="dxa"/>
+            </w:tcMar>
+            <w:vAlign w:val="top"/>
+          </w:tcPr>
+          <w:p>
+            <w:pPr>
+              <w:jc w:val="left"/>
+              <w:rPr>
+                <w:rFonts w:ascii="Times New Roman" w:cs="Times New Roman" w:eastAsia="Times New Roman" w:hAnsi="Times New Roman"/>
+                <w:sz w:val="15"/>
+                <w:szCs w:val="15"/>
+              </w:rPr>
+            </w:pPr>
+            <w:r>
+              <w:rPr>
+                <w:rFonts w:ascii="Times New Roman" w:cs="Times New Roman" w:eastAsia="Times New Roman" w:hAnsi="Times New Roman"/>
+                <w:sz w:val="15"/>
+                <w:szCs w:val="15"/>
+                <w:rtl w:val="0"/>
+              </w:rPr>
+              <w:t xml:space="preserve">0.721</w:t>
+            </w:r>
+          </w:p>
+        </w:tc>
+      </w:tr>
+      <w:tr>
+        <w:trPr>
+          <w:cantSplit w:val="1"/>
+        </w:trPr>
+        <w:tc>
+          <w:tcPr>
+            <w:shd w:fill="auto" w:val="clear"/>
+            <w:tcMar>
+              <w:top w:w="60.0" w:type="dxa"/>
+              <w:left w:w="50.0" w:type="dxa"/>
+              <w:bottom w:w="60.0" w:type="dxa"/>
+              <w:right w:w="50.0" w:type="dxa"/>
+            </w:tcMar>
+            <w:vAlign w:val="top"/>
+          </w:tcPr>
+          <w:p>
+            <w:pPr>
+              <w:jc w:val="left"/>
+              <w:rPr>
+                <w:rFonts w:ascii="Times New Roman" w:cs="Times New Roman" w:eastAsia="Times New Roman" w:hAnsi="Times New Roman"/>
+                <w:sz w:val="15"/>
+                <w:szCs w:val="15"/>
+              </w:rPr>
+            </w:pPr>
+            <w:r>
+              <w:rPr>
+                <w:rFonts w:ascii="Times New Roman" w:cs="Times New Roman" w:eastAsia="Times New Roman" w:hAnsi="Times New Roman"/>
+                <w:sz w:val="15"/>
+                <w:szCs w:val="15"/>
+                <w:rtl w:val="0"/>
+              </w:rPr>
+              <w:t xml:space="preserve">Claude Sonnet 4</w:t>
+            </w:r>
+          </w:p>
+        </w:tc>
+        <w:tc>
+          <w:tcPr>
+            <w:shd w:fill="auto" w:val="clear"/>
+            <w:tcMar>
+              <w:top w:w="60.0" w:type="dxa"/>
+              <w:left w:w="50.0" w:type="dxa"/>
+              <w:bottom w:w="60.0" w:type="dxa"/>
+              <w:right w:w="50.0" w:type="dxa"/>
+            </w:tcMar>
+            <w:vAlign w:val="top"/>
+          </w:tcPr>
+          <w:p>
+            <w:pPr>
+              <w:jc w:val="left"/>
+              <w:rPr>
+                <w:rFonts w:ascii="Times New Roman" w:cs="Times New Roman" w:eastAsia="Times New Roman" w:hAnsi="Times New Roman"/>
+                <w:sz w:val="15"/>
+                <w:szCs w:val="15"/>
+              </w:rPr>
+            </w:pPr>
+            <w:r>
+              <w:rPr>
+                <w:rFonts w:ascii="Times New Roman" w:cs="Times New Roman" w:eastAsia="Times New Roman" w:hAnsi="Times New Roman"/>
+                <w:sz w:val="15"/>
+                <w:szCs w:val="15"/>
+                <w:rtl w:val="0"/>
+              </w:rPr>
+              <w:t xml:space="preserve">D</w:t>
+            </w:r>
+          </w:p>
+        </w:tc>
+        <w:tc>
+          <w:tcPr>
+            <w:shd w:fill="auto" w:val="clear"/>
+            <w:tcMar>
+              <w:top w:w="60.0" w:type="dxa"/>
+              <w:left w:w="50.0" w:type="dxa"/>
+              <w:bottom w:w="60.0" w:type="dxa"/>
+              <w:right w:w="50.0" w:type="dxa"/>
+            </w:tcMar>
+            <w:vAlign w:val="top"/>
+          </w:tcPr>
+          <w:p>
+            <w:pPr>
+              <w:jc w:val="left"/>
+              <w:rPr>
+                <w:rFonts w:ascii="Times New Roman" w:cs="Times New Roman" w:eastAsia="Times New Roman" w:hAnsi="Times New Roman"/>
+                <w:sz w:val="15"/>
+                <w:szCs w:val="15"/>
+              </w:rPr>
+            </w:pPr>
+            <w:r>
+              <w:rPr>
+                <w:rFonts w:ascii="Times New Roman" w:cs="Times New Roman" w:eastAsia="Times New Roman" w:hAnsi="Times New Roman"/>
+                <w:sz w:val="15"/>
+                <w:szCs w:val="15"/>
+                <w:rtl w:val="0"/>
+              </w:rPr>
+              <w:t xml:space="preserve">133/147</w:t>
+            </w:r>
+          </w:p>
+        </w:tc>
+        <w:tc>
+          <w:tcPr>
+            <w:shd w:fill="auto" w:val="clear"/>
+            <w:tcMar>
+              <w:top w:w="60.0" w:type="dxa"/>
+              <w:left w:w="50.0" w:type="dxa"/>
+              <w:bottom w:w="60.0" w:type="dxa"/>
+              <w:right w:w="50.0" w:type="dxa"/>
+            </w:tcMar>
+            <w:vAlign w:val="top"/>
+          </w:tcPr>
+          <w:p>
+            <w:pPr>
+              <w:jc w:val="left"/>
+              <w:rPr>
+                <w:rFonts w:ascii="Times New Roman" w:cs="Times New Roman" w:eastAsia="Times New Roman" w:hAnsi="Times New Roman"/>
+                <w:sz w:val="15"/>
+                <w:szCs w:val="15"/>
+              </w:rPr>
+            </w:pPr>
+            <w:r>
+              <w:rPr>
+                <w:rFonts w:ascii="Times New Roman" w:cs="Times New Roman" w:eastAsia="Times New Roman" w:hAnsi="Times New Roman"/>
+                <w:sz w:val="15"/>
+                <w:szCs w:val="15"/>
+                <w:rtl w:val="0"/>
+              </w:rPr>
+              <w:t xml:space="preserve">0.752</w:t>
+            </w:r>
+          </w:p>
+        </w:tc>
+        <w:tc>
+          <w:tcPr>
+            <w:shd w:fill="auto" w:val="clear"/>
+            <w:tcMar>
+              <w:top w:w="60.0" w:type="dxa"/>
+              <w:left w:w="50.0" w:type="dxa"/>
+              <w:bottom w:w="60.0" w:type="dxa"/>
+              <w:right w:w="50.0" w:type="dxa"/>
+            </w:tcMar>
+            <w:vAlign w:val="top"/>
+          </w:tcPr>
+          <w:p>
+            <w:pPr>
+              <w:jc w:val="left"/>
+              <w:rPr>
+                <w:rFonts w:ascii="Times New Roman" w:cs="Times New Roman" w:eastAsia="Times New Roman" w:hAnsi="Times New Roman"/>
+                <w:sz w:val="15"/>
+                <w:szCs w:val="15"/>
+              </w:rPr>
+            </w:pPr>
+            <w:r>
+              <w:rPr>
+                <w:rFonts w:ascii="Times New Roman" w:cs="Times New Roman" w:eastAsia="Times New Roman" w:hAnsi="Times New Roman"/>
+                <w:sz w:val="15"/>
+                <w:szCs w:val="15"/>
+                <w:rtl w:val="0"/>
+              </w:rPr>
+              <w:t xml:space="preserve">0.680</w:t>
+            </w:r>
+          </w:p>
+        </w:tc>
+      </w:tr>
+      <w:tr>
+        <w:trPr>
+          <w:cantSplit w:val="1"/>
+        </w:trPr>
+        <w:tc>
+          <w:tcPr>
+            <w:shd w:fill="auto" w:val="clear"/>
+            <w:tcMar>
+              <w:top w:w="60.0" w:type="dxa"/>
+              <w:left w:w="50.0" w:type="dxa"/>
+              <w:bottom w:w="60.0" w:type="dxa"/>
+              <w:right w:w="50.0" w:type="dxa"/>
+            </w:tcMar>
+            <w:vAlign w:val="top"/>
+          </w:tcPr>
+          <w:p>
+            <w:pPr>
+              <w:jc w:val="left"/>
+              <w:rPr>
+                <w:rFonts w:ascii="Times New Roman" w:cs="Times New Roman" w:eastAsia="Times New Roman" w:hAnsi="Times New Roman"/>
+                <w:sz w:val="15"/>
+                <w:szCs w:val="15"/>
+              </w:rPr>
+            </w:pPr>
+            <w:r>
+              <w:rPr>
+                <w:rFonts w:ascii="Times New Roman" w:cs="Times New Roman" w:eastAsia="Times New Roman" w:hAnsi="Times New Roman"/>
+                <w:sz w:val="15"/>
+                <w:szCs w:val="15"/>
+                <w:rtl w:val="0"/>
+              </w:rPr>
+              <w:t xml:space="preserve">Gemini 3.6 Flash</w:t>
+            </w:r>
+          </w:p>
+        </w:tc>
+        <w:tc>
+          <w:tcPr>
+            <w:shd w:fill="auto" w:val="clear"/>
+            <w:tcMar>
+              <w:top w:w="60.0" w:type="dxa"/>
+              <w:left w:w="50.0" w:type="dxa"/>
+              <w:bottom w:w="60.0" w:type="dxa"/>
+              <w:right w:w="50.0" w:type="dxa"/>
+            </w:tcMar>
+            <w:vAlign w:val="top"/>
+          </w:tcPr>
+          <w:p>
+            <w:pPr>
+              <w:jc w:val="left"/>
+              <w:rPr>
+                <w:rFonts w:ascii="Times New Roman" w:cs="Times New Roman" w:eastAsia="Times New Roman" w:hAnsi="Times New Roman"/>
+                <w:sz w:val="15"/>
+                <w:szCs w:val="15"/>
+              </w:rPr>
+            </w:pPr>
+            <w:r>
+              <w:rPr>
+                <w:rFonts w:ascii="Times New Roman" w:cs="Times New Roman" w:eastAsia="Times New Roman" w:hAnsi="Times New Roman"/>
+                <w:sz w:val="15"/>
+                <w:szCs w:val="15"/>
+                <w:rtl w:val="0"/>
+              </w:rPr>
+              <w:t xml:space="preserve">A</w:t>
+            </w:r>
+          </w:p>
+        </w:tc>
+        <w:tc>
+          <w:tcPr>
+            <w:shd w:fill="auto" w:val="clear"/>
+            <w:tcMar>
+              <w:top w:w="60.0" w:type="dxa"/>
+              <w:left w:w="50.0" w:type="dxa"/>
+              <w:bottom w:w="60.0" w:type="dxa"/>
+              <w:right w:w="50.0" w:type="dxa"/>
+            </w:tcMar>
+            <w:vAlign w:val="top"/>
+          </w:tcPr>
+          <w:p>
+            <w:pPr>
+              <w:jc w:val="left"/>
+              <w:rPr>
+                <w:rFonts w:ascii="Times New Roman" w:cs="Times New Roman" w:eastAsia="Times New Roman" w:hAnsi="Times New Roman"/>
+                <w:sz w:val="15"/>
+                <w:szCs w:val="15"/>
+              </w:rPr>
+            </w:pPr>
+            <w:r>
+              <w:rPr>
+                <w:rFonts w:ascii="Times New Roman" w:cs="Times New Roman" w:eastAsia="Times New Roman" w:hAnsi="Times New Roman"/>
+                <w:sz w:val="15"/>
+                <w:szCs w:val="15"/>
+                <w:rtl w:val="0"/>
+              </w:rPr>
+              <w:t xml:space="preserve">909/909</w:t>
+            </w:r>
+          </w:p>
+        </w:tc>
+        <w:tc>
+          <w:tcPr>
+            <w:shd w:fill="auto" w:val="clear"/>
+            <w:tcMar>
+              <w:top w:w="60.0" w:type="dxa"/>
+              <w:left w:w="50.0" w:type="dxa"/>
+              <w:bottom w:w="60.0" w:type="dxa"/>
+              <w:right w:w="50.0" w:type="dxa"/>
+            </w:tcMar>
+            <w:vAlign w:val="top"/>
+          </w:tcPr>
+          <w:p>
+            <w:pPr>
+              <w:jc w:val="left"/>
+              <w:rPr>
+                <w:rFonts w:ascii="Times New Roman" w:cs="Times New Roman" w:eastAsia="Times New Roman" w:hAnsi="Times New Roman"/>
+                <w:sz w:val="15"/>
+                <w:szCs w:val="15"/>
+              </w:rPr>
+            </w:pPr>
+            <w:r>
+              <w:rPr>
+                <w:rFonts w:ascii="Times New Roman" w:cs="Times New Roman" w:eastAsia="Times New Roman" w:hAnsi="Times New Roman"/>
+                <w:sz w:val="15"/>
+                <w:szCs w:val="15"/>
+                <w:rtl w:val="0"/>
+              </w:rPr>
+              <w:t xml:space="preserve">0.779</w:t>
+            </w:r>
+          </w:p>
+        </w:tc>
+        <w:tc>
+          <w:tcPr>
+            <w:shd w:fill="auto" w:val="clear"/>
+            <w:tcMar>
+              <w:top w:w="60.0" w:type="dxa"/>
+              <w:left w:w="50.0" w:type="dxa"/>
+              <w:bottom w:w="60.0" w:type="dxa"/>
+              <w:right w:w="50.0" w:type="dxa"/>
+            </w:tcMar>
+            <w:vAlign w:val="top"/>
+          </w:tcPr>
+          <w:p>
+            <w:pPr>
+              <w:jc w:val="left"/>
+              <w:rPr>
+                <w:rFonts w:ascii="Times New Roman" w:cs="Times New Roman" w:eastAsia="Times New Roman" w:hAnsi="Times New Roman"/>
+                <w:sz w:val="15"/>
+                <w:szCs w:val="15"/>
+              </w:rPr>
+            </w:pPr>
+            <w:r>
+              <w:rPr>
+                <w:rFonts w:ascii="Times New Roman" w:cs="Times New Roman" w:eastAsia="Times New Roman" w:hAnsi="Times New Roman"/>
+                <w:sz w:val="15"/>
+                <w:szCs w:val="15"/>
+                <w:rtl w:val="0"/>
+              </w:rPr>
+              <w:t xml:space="preserve">0.779</w:t>
+            </w:r>
+          </w:p>
+        </w:tc>
+      </w:tr>
+      <w:tr>
+        <w:trPr>
+          <w:cantSplit w:val="1"/>
+        </w:trPr>
+        <w:tc>
+          <w:tcPr>
+            <w:shd w:fill="auto" w:val="clear"/>
+            <w:tcMar>
+              <w:top w:w="60.0" w:type="dxa"/>
+              <w:left w:w="50.0" w:type="dxa"/>
+              <w:bottom w:w="60.0" w:type="dxa"/>
+              <w:right w:w="50.0" w:type="dxa"/>
+            </w:tcMar>
+            <w:vAlign w:val="top"/>
+          </w:tcPr>
+          <w:p>
+            <w:pPr>
+              <w:jc w:val="left"/>
+              <w:rPr>
+                <w:rFonts w:ascii="Times New Roman" w:cs="Times New Roman" w:eastAsia="Times New Roman" w:hAnsi="Times New Roman"/>
+                <w:sz w:val="15"/>
+                <w:szCs w:val="15"/>
+              </w:rPr>
+            </w:pPr>
+            <w:r>
+              <w:rPr>
+                <w:rFonts w:ascii="Times New Roman" w:cs="Times New Roman" w:eastAsia="Times New Roman" w:hAnsi="Times New Roman"/>
+                <w:sz w:val="15"/>
+                <w:szCs w:val="15"/>
+                <w:rtl w:val="0"/>
+              </w:rPr>
+              <w:t xml:space="preserve">Gemini 3.6 Flash</w:t>
+            </w:r>
+          </w:p>
+        </w:tc>
+        <w:tc>
+          <w:tcPr>
+            <w:shd w:fill="auto" w:val="clear"/>
+            <w:tcMar>
+              <w:top w:w="60.0" w:type="dxa"/>
+              <w:left w:w="50.0" w:type="dxa"/>
+              <w:bottom w:w="60.0" w:type="dxa"/>
+              <w:right w:w="50.0" w:type="dxa"/>
+            </w:tcMar>
+            <w:vAlign w:val="top"/>
+          </w:tcPr>
+          <w:p>
+            <w:pPr>
+              <w:jc w:val="left"/>
+              <w:rPr>
+                <w:rFonts w:ascii="Times New Roman" w:cs="Times New Roman" w:eastAsia="Times New Roman" w:hAnsi="Times New Roman"/>
+                <w:sz w:val="15"/>
+                <w:szCs w:val="15"/>
+              </w:rPr>
+            </w:pPr>
+            <w:r>
+              <w:rPr>
+                <w:rFonts w:ascii="Times New Roman" w:cs="Times New Roman" w:eastAsia="Times New Roman" w:hAnsi="Times New Roman"/>
+                <w:sz w:val="15"/>
+                <w:szCs w:val="15"/>
+                <w:rtl w:val="0"/>
+              </w:rPr>
+              <w:t xml:space="preserve">B</w:t>
+            </w:r>
+          </w:p>
+        </w:tc>
+        <w:tc>
+          <w:tcPr>
+            <w:shd w:fill="auto" w:val="clear"/>
+            <w:tcMar>
+              <w:top w:w="60.0" w:type="dxa"/>
+              <w:left w:w="50.0" w:type="dxa"/>
+              <w:bottom w:w="60.0" w:type="dxa"/>
+              <w:right w:w="50.0" w:type="dxa"/>
+            </w:tcMar>
+            <w:vAlign w:val="top"/>
+          </w:tcPr>
+          <w:p>
+            <w:pPr>
+              <w:jc w:val="left"/>
+              <w:rPr>
+                <w:rFonts w:ascii="Times New Roman" w:cs="Times New Roman" w:eastAsia="Times New Roman" w:hAnsi="Times New Roman"/>
+                <w:sz w:val="15"/>
+                <w:szCs w:val="15"/>
+              </w:rPr>
+            </w:pPr>
+            <w:r>
+              <w:rPr>
+                <w:rFonts w:ascii="Times New Roman" w:cs="Times New Roman" w:eastAsia="Times New Roman" w:hAnsi="Times New Roman"/>
+                <w:sz w:val="15"/>
+                <w:szCs w:val="15"/>
+                <w:rtl w:val="0"/>
+              </w:rPr>
+              <w:t xml:space="preserve">909/909</w:t>
+            </w:r>
+          </w:p>
+        </w:tc>
+        <w:tc>
+          <w:tcPr>
+            <w:shd w:fill="auto" w:val="clear"/>
+            <w:tcMar>
+              <w:top w:w="60.0" w:type="dxa"/>
+              <w:left w:w="50.0" w:type="dxa"/>
+              <w:bottom w:w="60.0" w:type="dxa"/>
+              <w:right w:w="50.0" w:type="dxa"/>
+            </w:tcMar>
+            <w:vAlign w:val="top"/>
+          </w:tcPr>
+          <w:p>
+            <w:pPr>
+              <w:jc w:val="left"/>
+              <w:rPr>
+                <w:rFonts w:ascii="Times New Roman" w:cs="Times New Roman" w:eastAsia="Times New Roman" w:hAnsi="Times New Roman"/>
+                <w:sz w:val="15"/>
+                <w:szCs w:val="15"/>
+              </w:rPr>
+            </w:pPr>
+            <w:r>
+              <w:rPr>
+                <w:rFonts w:ascii="Times New Roman" w:cs="Times New Roman" w:eastAsia="Times New Roman" w:hAnsi="Times New Roman"/>
+                <w:sz w:val="15"/>
+                <w:szCs w:val="15"/>
+                <w:rtl w:val="0"/>
+              </w:rPr>
+              <w:t xml:space="preserve">0.788</w:t>
+            </w:r>
+          </w:p>
+        </w:tc>
+        <w:tc>
+          <w:tcPr>
+            <w:shd w:fill="auto" w:val="clear"/>
+            <w:tcMar>
+              <w:top w:w="60.0" w:type="dxa"/>
+              <w:left w:w="50.0" w:type="dxa"/>
+              <w:bottom w:w="60.0" w:type="dxa"/>
+              <w:right w:w="50.0" w:type="dxa"/>
+            </w:tcMar>
+            <w:vAlign w:val="top"/>
+          </w:tcPr>
+          <w:p>
+            <w:pPr>
+              <w:jc w:val="left"/>
+              <w:rPr>
+                <w:rFonts w:ascii="Times New Roman" w:cs="Times New Roman" w:eastAsia="Times New Roman" w:hAnsi="Times New Roman"/>
+                <w:sz w:val="15"/>
+                <w:szCs w:val="15"/>
+              </w:rPr>
+            </w:pPr>
+            <w:r>
+              <w:rPr>
+                <w:rFonts w:ascii="Times New Roman" w:cs="Times New Roman" w:eastAsia="Times New Roman" w:hAnsi="Times New Roman"/>
+                <w:sz w:val="15"/>
+                <w:szCs w:val="15"/>
+                <w:rtl w:val="0"/>
+              </w:rPr>
+              <w:t xml:space="preserve">0.788</w:t>
+            </w:r>
+          </w:p>
+        </w:tc>
+      </w:tr>
+      <w:tr>
+        <w:trPr>
+          <w:cantSplit w:val="1"/>
+        </w:trPr>
+        <w:tc>
+          <w:tcPr>
+            <w:shd w:fill="auto" w:val="clear"/>
+            <w:tcMar>
+              <w:top w:w="60.0" w:type="dxa"/>
+              <w:left w:w="50.0" w:type="dxa"/>
+              <w:bottom w:w="60.0" w:type="dxa"/>
+              <w:right w:w="50.0" w:type="dxa"/>
+            </w:tcMar>
+            <w:vAlign w:val="top"/>
+          </w:tcPr>
+          <w:p>
+            <w:pPr>
+              <w:jc w:val="left"/>
+              <w:rPr>
+                <w:rFonts w:ascii="Times New Roman" w:cs="Times New Roman" w:eastAsia="Times New Roman" w:hAnsi="Times New Roman"/>
+                <w:sz w:val="15"/>
+                <w:szCs w:val="15"/>
+              </w:rPr>
+            </w:pPr>
+            <w:r>
+              <w:rPr>
+                <w:rFonts w:ascii="Times New Roman" w:cs="Times New Roman" w:eastAsia="Times New Roman" w:hAnsi="Times New Roman"/>
+                <w:sz w:val="15"/>
+                <w:szCs w:val="15"/>
+                <w:rtl w:val="0"/>
+              </w:rPr>
+              <w:t xml:space="preserve">Gemini 3.6 Flash</w:t>
+            </w:r>
+          </w:p>
+        </w:tc>
+        <w:tc>
+          <w:tcPr>
+            <w:shd w:fill="auto" w:val="clear"/>
+            <w:tcMar>
+              <w:top w:w="60.0" w:type="dxa"/>
+              <w:left w:w="50.0" w:type="dxa"/>
+              <w:bottom w:w="60.0" w:type="dxa"/>
+              <w:right w:w="50.0" w:type="dxa"/>
+            </w:tcMar>
+            <w:vAlign w:val="top"/>
+          </w:tcPr>
+          <w:p>
+            <w:pPr>
+              <w:jc w:val="left"/>
+              <w:rPr>
+                <w:rFonts w:ascii="Times New Roman" w:cs="Times New Roman" w:eastAsia="Times New Roman" w:hAnsi="Times New Roman"/>
+                <w:sz w:val="15"/>
+                <w:szCs w:val="15"/>
+              </w:rPr>
+            </w:pPr>
+            <w:r>
+              <w:rPr>
+                <w:rFonts w:ascii="Times New Roman" w:cs="Times New Roman" w:eastAsia="Times New Roman" w:hAnsi="Times New Roman"/>
+                <w:sz w:val="15"/>
+                <w:szCs w:val="15"/>
+                <w:rtl w:val="0"/>
+              </w:rPr>
+              <w:t xml:space="preserve">C</w:t>
+            </w:r>
+          </w:p>
+        </w:tc>
+        <w:tc>
+          <w:tcPr>
+            <w:shd w:fill="auto" w:val="clear"/>
+            <w:tcMar>
+              <w:top w:w="60.0" w:type="dxa"/>
+              <w:left w:w="50.0" w:type="dxa"/>
+              <w:bottom w:w="60.0" w:type="dxa"/>
+              <w:right w:w="50.0" w:type="dxa"/>
+            </w:tcMar>
+            <w:vAlign w:val="top"/>
+          </w:tcPr>
+          <w:p>
+            <w:pPr>
+              <w:jc w:val="left"/>
+              <w:rPr>
+                <w:rFonts w:ascii="Times New Roman" w:cs="Times New Roman" w:eastAsia="Times New Roman" w:hAnsi="Times New Roman"/>
+                <w:sz w:val="15"/>
+                <w:szCs w:val="15"/>
+              </w:rPr>
+            </w:pPr>
+            <w:r>
+              <w:rPr>
+                <w:rFonts w:ascii="Times New Roman" w:cs="Times New Roman" w:eastAsia="Times New Roman" w:hAnsi="Times New Roman"/>
+                <w:sz w:val="15"/>
+                <w:szCs w:val="15"/>
+                <w:rtl w:val="0"/>
+              </w:rPr>
+              <w:t xml:space="preserve">147/147</w:t>
+            </w:r>
+          </w:p>
+        </w:tc>
+        <w:tc>
+          <w:tcPr>
+            <w:shd w:fill="auto" w:val="clear"/>
+            <w:tcMar>
+              <w:top w:w="60.0" w:type="dxa"/>
+              <w:left w:w="50.0" w:type="dxa"/>
+              <w:bottom w:w="60.0" w:type="dxa"/>
+              <w:right w:w="50.0" w:type="dxa"/>
+            </w:tcMar>
+            <w:vAlign w:val="top"/>
+          </w:tcPr>
+          <w:p>
+            <w:pPr>
+              <w:jc w:val="left"/>
+              <w:rPr>
+                <w:rFonts w:ascii="Times New Roman" w:cs="Times New Roman" w:eastAsia="Times New Roman" w:hAnsi="Times New Roman"/>
+                <w:sz w:val="15"/>
+                <w:szCs w:val="15"/>
+              </w:rPr>
+            </w:pPr>
+            <w:r>
+              <w:rPr>
+                <w:rFonts w:ascii="Times New Roman" w:cs="Times New Roman" w:eastAsia="Times New Roman" w:hAnsi="Times New Roman"/>
+                <w:sz w:val="15"/>
+                <w:szCs w:val="15"/>
+                <w:rtl w:val="0"/>
+              </w:rPr>
+              <w:t xml:space="preserve">0.782</w:t>
+            </w:r>
+          </w:p>
+        </w:tc>
+        <w:tc>
+          <w:tcPr>
+            <w:shd w:fill="auto" w:val="clear"/>
+            <w:tcMar>
+              <w:top w:w="60.0" w:type="dxa"/>
+              <w:left w:w="50.0" w:type="dxa"/>
+              <w:bottom w:w="60.0" w:type="dxa"/>
+              <w:right w:w="50.0" w:type="dxa"/>
+            </w:tcMar>
+            <w:vAlign w:val="top"/>
+          </w:tcPr>
+          <w:p>
+            <w:pPr>
+              <w:jc w:val="left"/>
+              <w:rPr>
+                <w:rFonts w:ascii="Times New Roman" w:cs="Times New Roman" w:eastAsia="Times New Roman" w:hAnsi="Times New Roman"/>
+                <w:sz w:val="15"/>
+                <w:szCs w:val="15"/>
+              </w:rPr>
+            </w:pPr>
+            <w:r>
+              <w:rPr>
+                <w:rFonts w:ascii="Times New Roman" w:cs="Times New Roman" w:eastAsia="Times New Roman" w:hAnsi="Times New Roman"/>
+                <w:sz w:val="15"/>
+                <w:szCs w:val="15"/>
+                <w:rtl w:val="0"/>
+              </w:rPr>
+              <w:t xml:space="preserve">0.782</w:t>
+            </w:r>
+          </w:p>
+        </w:tc>
+      </w:tr>
+      <w:tr>
+        <w:trPr>
+          <w:cantSplit w:val="1"/>
+        </w:trPr>
+        <w:tc>
+          <w:tcPr>
+            <w:shd w:fill="auto" w:val="clear"/>
+            <w:tcMar>
+              <w:top w:w="60.0" w:type="dxa"/>
+              <w:left w:w="50.0" w:type="dxa"/>
+              <w:bottom w:w="60.0" w:type="dxa"/>
+              <w:right w:w="50.0" w:type="dxa"/>
+            </w:tcMar>
+            <w:vAlign w:val="top"/>
+          </w:tcPr>
+          <w:p>
+            <w:pPr>
+              <w:jc w:val="left"/>
+              <w:rPr>
+                <w:rFonts w:ascii="Times New Roman" w:cs="Times New Roman" w:eastAsia="Times New Roman" w:hAnsi="Times New Roman"/>
+                <w:sz w:val="15"/>
+                <w:szCs w:val="15"/>
+              </w:rPr>
+            </w:pPr>
+            <w:r>
+              <w:rPr>
+                <w:rFonts w:ascii="Times New Roman" w:cs="Times New Roman" w:eastAsia="Times New Roman" w:hAnsi="Times New Roman"/>
+                <w:sz w:val="15"/>
+                <w:szCs w:val="15"/>
+                <w:rtl w:val="0"/>
+              </w:rPr>
+              <w:t xml:space="preserve">Gemini 3.6 Flash</w:t>
+            </w:r>
+          </w:p>
+        </w:tc>
+        <w:tc>
+          <w:tcPr>
+            <w:shd w:fill="auto" w:val="clear"/>
+            <w:tcMar>
+              <w:top w:w="60.0" w:type="dxa"/>
+              <w:left w:w="50.0" w:type="dxa"/>
+              <w:bottom w:w="60.0" w:type="dxa"/>
+              <w:right w:w="50.0" w:type="dxa"/>
+            </w:tcMar>
+            <w:vAlign w:val="top"/>
+          </w:tcPr>
+          <w:p>
+            <w:pPr>
+              <w:jc w:val="left"/>
+              <w:rPr>
+                <w:rFonts w:ascii="Times New Roman" w:cs="Times New Roman" w:eastAsia="Times New Roman" w:hAnsi="Times New Roman"/>
+                <w:sz w:val="15"/>
+                <w:szCs w:val="15"/>
+              </w:rPr>
+            </w:pPr>
+            <w:r>
+              <w:rPr>
+                <w:rFonts w:ascii="Times New Roman" w:cs="Times New Roman" w:eastAsia="Times New Roman" w:hAnsi="Times New Roman"/>
+                <w:sz w:val="15"/>
+                <w:szCs w:val="15"/>
+                <w:rtl w:val="0"/>
+              </w:rPr>
+              <w:t xml:space="preserve">D</w:t>
+            </w:r>
+          </w:p>
+        </w:tc>
+        <w:tc>
+          <w:tcPr>
+            <w:shd w:fill="auto" w:val="clear"/>
+            <w:tcMar>
+              <w:top w:w="60.0" w:type="dxa"/>
+              <w:left w:w="50.0" w:type="dxa"/>
+              <w:bottom w:w="60.0" w:type="dxa"/>
+              <w:right w:w="50.0" w:type="dxa"/>
+            </w:tcMar>
+            <w:vAlign w:val="top"/>
+          </w:tcPr>
+          <w:p>
+            <w:pPr>
+              <w:jc w:val="left"/>
+              <w:rPr>
+                <w:rFonts w:ascii="Times New Roman" w:cs="Times New Roman" w:eastAsia="Times New Roman" w:hAnsi="Times New Roman"/>
+                <w:sz w:val="15"/>
+                <w:szCs w:val="15"/>
+              </w:rPr>
+            </w:pPr>
+            <w:r>
+              <w:rPr>
+                <w:rFonts w:ascii="Times New Roman" w:cs="Times New Roman" w:eastAsia="Times New Roman" w:hAnsi="Times New Roman"/>
+                <w:sz w:val="15"/>
+                <w:szCs w:val="15"/>
+                <w:rtl w:val="0"/>
+              </w:rPr>
+              <w:t xml:space="preserve">147/147</w:t>
+            </w:r>
+          </w:p>
+        </w:tc>
+        <w:tc>
+          <w:tcPr>
+            <w:shd w:fill="auto" w:val="clear"/>
+            <w:tcMar>
+              <w:top w:w="60.0" w:type="dxa"/>
+              <w:left w:w="50.0" w:type="dxa"/>
+              <w:bottom w:w="60.0" w:type="dxa"/>
+              <w:right w:w="50.0" w:type="dxa"/>
+            </w:tcMar>
+            <w:vAlign w:val="top"/>
+          </w:tcPr>
+          <w:p>
+            <w:pPr>
+              <w:jc w:val="left"/>
+              <w:rPr>
+                <w:rFonts w:ascii="Times New Roman" w:cs="Times New Roman" w:eastAsia="Times New Roman" w:hAnsi="Times New Roman"/>
+                <w:sz w:val="15"/>
+                <w:szCs w:val="15"/>
+              </w:rPr>
+            </w:pPr>
+            <w:r>
+              <w:rPr>
+                <w:rFonts w:ascii="Times New Roman" w:cs="Times New Roman" w:eastAsia="Times New Roman" w:hAnsi="Times New Roman"/>
+                <w:sz w:val="15"/>
+                <w:szCs w:val="15"/>
+                <w:rtl w:val="0"/>
+              </w:rPr>
+              <w:t xml:space="preserve">0.810</w:t>
+            </w:r>
+          </w:p>
+        </w:tc>
+        <w:tc>
+          <w:tcPr>
+            <w:shd w:fill="auto" w:val="clear"/>
+            <w:tcMar>
+              <w:top w:w="60.0" w:type="dxa"/>
+              <w:left w:w="50.0" w:type="dxa"/>
+              <w:bottom w:w="60.0" w:type="dxa"/>
+              <w:right w:w="50.0" w:type="dxa"/>
+            </w:tcMar>
+            <w:vAlign w:val="top"/>
+          </w:tcPr>
+          <w:p>
+            <w:pPr>
+              <w:jc w:val="left"/>
+              <w:rPr>
+                <w:rFonts w:ascii="Times New Roman" w:cs="Times New Roman" w:eastAsia="Times New Roman" w:hAnsi="Times New Roman"/>
+                <w:sz w:val="15"/>
+                <w:szCs w:val="15"/>
+              </w:rPr>
+            </w:pPr>
+            <w:r>
+              <w:rPr>
+                <w:rFonts w:ascii="Times New Roman" w:cs="Times New Roman" w:eastAsia="Times New Roman" w:hAnsi="Times New Roman"/>
+                <w:sz w:val="15"/>
+                <w:szCs w:val="15"/>
+                <w:rtl w:val="0"/>
+              </w:rPr>
+              <w:t xml:space="preserve">0.810</w:t>
+            </w:r>
+          </w:p>
+        </w:tc>
+      </w:tr>
+    </w:tbl>
+    <w:p>
+      <w:pPr>
+        <w:jc w:val="both"/>
+        <w:rPr>
+          <w:rFonts w:ascii="Times New Roman" w:cs="Times New Roman" w:eastAsia="Times New Roman" w:hAnsi="Times New Roman"/>
+          <w:sz w:val="20"/>
+          <w:szCs w:val="20"/>
+        </w:rPr>
+      </w:pPr>
     </w:p>
     <w:p>
       <w:pPr>

--- a/manuscripts/can_llm_web_agents_verify_their_own_work_R1.docx
+++ b/manuscripts/can_llm_web_agents_verify_their_own_work_R1.docx
@@ -1228,7 +1228,7 @@
           <w:szCs w:val="20"/>
           <w:rtl w:val="0"/>
         </w:rPr>
-        <w:t>For visual evaluation, MMMU [9] and MMBench [10] assess model visual understanding but do not study post-hoc verification in agentic settings. The closest work to ours is Pan et al.'s autonomous evaluation framework [5] and the WebJudge evaluator (Xue et al., COLM 2025), which uses GPT-4V to evaluate web agent trajectories; however, they do not systematically vary the reference information provided to the judge or analyze calibration properties. Broader agent benchmarks such as AgentBench [11], Mind2Web [12], and TravelPlanner [13] focus on agent capability rather than the verifier signal itself.</w:t>
+        <w:t>For visual evaluation, MMMU [9] and MMBench [10] assess model visual understanding but do not study post-hoc verification in agentic settings. The closest work to ours is Pan et al.'s autonomous evaluation framework [5] and the WebJudge evaluator [11], which uses GPT-4V to evaluate web agent trajectories; however, they do not systematically vary the reference information provided to the judge or analyze calibration properties. Broader agent benchmarks such as AgentBench [12], Mind2Web [13], and TravelPlanner [14] focus on agent capability rather than the verifier signal itself.</w:t>
       </w:r>
     </w:p>
     <w:p>
@@ -1274,7 +1274,7 @@
           <w:szCs w:val="20"/>
           <w:rtl w:val="0"/>
         </w:rPr>
-        <w:t>Post-hoc verificationwhere an LMM judge decides, from the final screenshot, whether an LMM agent's task succeeded, is related to self-reflection [14], self-debugging [8], and ReAct-style reasoning-action loops [15]. Reflexion [14] demonstrated that iterative self-evaluation improves downstream task performance, but assumes the self-evaluation signal is reliable. Our work directly measures how reliable that signal is and what information is required to make it useful.</w:t>
+        <w:t>Post-hoc verificationwhere an LMM judge decides, from the final screenshot, whether an LMM agent's task succeeded, is related to self-reflection [15], self-debugging [8], and ReAct-style reasoning-action loops [16]. Reflexion [15] demonstrated that iterative self-evaluation improves downstream task performance, but assumes the self-evaluation signal is reliable. Our work directly measures how reliable that signal is and what information is required to make it useful.</w:t>
       </w:r>
       <w:r>
         <w:rPr>
@@ -1338,7 +1338,7 @@
           <w:szCs w:val="20"/>
           <w:rtl w:val="0"/>
         </w:rPr>
-        <w:t xml:space="preserve">Whether language models can express well-calibrated uncertainty has been studied across both internal probabilities [16], [17] and verbalized confidence elicitation [18], [19]. Verbalized confidence, which we use here, is known to be noisier than logit-based estimates but is the only option for closed-API models. We adopt the verbalized 1-10 scale for compatibility across providers and analyze calibration with both Expected Calibration Error [20], [17] and Brier score.</w:t>
+        <w:t xml:space="preserve">Whether language models can express well-calibrated uncertainty has been studied across both internal probabilities [17], [18] and verbalized confidence elicitation [19], [20]. Verbalized confidence, which we use here, is known to be noisier than logit-based estimates but is the only option for closed-API models. We adopt the verbalized 1-10 scale for compatibility across providers and analyze calibration with both Expected Calibration Error [21], [18] and Brier score.</w:t>
       </w:r>
     </w:p>
     <w:p>
@@ -1384,7 +1384,7 @@
           <w:szCs w:val="20"/>
           <w:rtl w:val="0"/>
         </w:rPr>
-        <w:t xml:space="preserve">Structural Similarity Index Measure (SSIM) [21] is a standard metric for image similarity. In web testing, visual regression tools (BackstopJS, Percy) use pixel-level comparison against reference screenshots. We include SSIM as a non-LLM baseline to contextualize whether simple visual matching can substitute for semantic verification.</w:t>
+        <w:t xml:space="preserve">Structural Similarity Index Measure (SSIM) [22] is a standard metric for image similarity. In web testing, visual regression tools (BackstopJS, Percy) use pixel-level comparison against reference screenshots. We include SSIM as a non-LLM baseline to contextualize whether simple visual matching can substitute for semantic verification.</w:t>
       </w:r>
     </w:p>
     <w:p>
@@ -3071,7 +3071,7 @@
           <w:szCs w:val="20"/>
           <w:rtl w:val="0"/>
         </w:rPr>
-        <w:t xml:space="preserve">We use the GPT-4V + Set-of-Mark [22] agent trajectories distributed with VWA, which contain final screenshots for each of the 909 completed task attempts.</w:t>
+        <w:t xml:space="preserve">We use the GPT-4V + Set-of-Mark [23] agent trajectories distributed with VWA, which contain final screenshots for each of the 909 completed task attempts.</w:t>
       </w:r>
     </w:p>
     <w:p>
@@ -5176,7 +5176,7 @@
           <w:szCs w:val="20"/>
           <w:rtl w:val="0"/>
         </w:rPr>
-        <w:t xml:space="preserve"> [23]: percentile bootstrap with 2,000 resamples for accuracy and F1.</w:t>
+        <w:t xml:space="preserve"> [24]: percentile bootstrap with 2,000 resamples for accuracy and F1.</w:t>
       </w:r>
     </w:p>
     <w:p>
@@ -5210,7 +5210,7 @@
           <w:szCs w:val="20"/>
           <w:rtl w:val="0"/>
         </w:rPr>
-        <w:t xml:space="preserve"> [24]: paired significance test comparing conditions within each model on the intersection of instances with valid responses in both conditions.</w:t>
+        <w:t xml:space="preserve"> [25]: paired significance test comparing conditions within each model on the intersection of instances with valid responses in both conditions.</w:t>
       </w:r>
     </w:p>
     <w:p>
@@ -5264,7 +5264,7 @@
           <w:szCs w:val="20"/>
           <w:rtl w:val="0"/>
         </w:rPr>
-        <w:t xml:space="preserve"> [20], [17]: alignment between reported confidence and actual accuracy. We report ECE with both 3 fixed bins (1-3 / 4-6 / 7-10, matching the elicitation granularity) and 15 equal-mass bins (the modern default), plus the binning-free Brier score, to insulate the calibration claims from binning artifacts.</w:t>
+        <w:t xml:space="preserve"> [21], [18]: alignment between reported confidence and actual accuracy. We report ECE with both 3 fixed bins (1-3 / 4-6 / 7-10, matching the elicitation granularity) and 15 equal-mass bins (the modern default), plus the binning-free Brier score, to insulate the calibration claims from binning artifacts.</w:t>
       </w:r>
     </w:p>
     <w:p>
@@ -5357,16 +5357,16 @@
           <w:szCs w:val="20"/>
           <w:rtl w:val="0"/>
         </w:rPr>
-        <w:t xml:space="preserve">SSIM baseline [21]</w:t>
-      </w:r>
-      <w:r>
-        <w:rPr>
-          <w:rFonts w:ascii="Times New Roman" w:cs="Times New Roman" w:eastAsia="Times New Roman" w:hAnsi="Times New Roman"/>
-          <w:sz w:val="20"/>
-          <w:szCs w:val="20"/>
-          <w:rtl w:val="0"/>
-        </w:rPr>
-        <w:t xml:space="preserve">: For the 147 visual-reference instances we compute the Structural Similarity Index between each agent screenshot and its human reference screenshot. The two are resampled to a common 800 × 446 grayscale resolution, the native size of the human trace frames, so that neither image is cropped. Because a threshold-based baseline can be tuned for different objectives, we report two rules explicitly rather than a single "optimal" number. The accuracy-maximizing threshold (SSIM &gt; 0.794) attains 81.0% accuracy with 0.000 F1: it is the degenerate rule that labels every instance FAILURE, and its accuracy is exactly the 80.95% majority-class rate on this subset. The F1-maximizing threshold (SSIM &gt; 0.406) attains 0.325 F1 at 46.3% accuracy with a 58.8% false-positive rate. Neither rule is usable, which is the point: pixel-level similarity carries no actionable signal for task verification. A perceptual-hash baseline behaves the same way (accuracy-maximizing pHash distance &lt; 0.234 gives 81.6% accuracy at 0.069 F1). We note that pretrained vision-language similarity (e.g., BLIP-2 [25]) could be substituted; SSIM is a strong, well-understood baseline that requires no learned encoder.</w:t>
+        <w:t xml:space="preserve">SSIM baseline [22]</w:t>
+      </w:r>
+      <w:r>
+        <w:rPr>
+          <w:rFonts w:ascii="Times New Roman" w:cs="Times New Roman" w:eastAsia="Times New Roman" w:hAnsi="Times New Roman"/>
+          <w:sz w:val="20"/>
+          <w:szCs w:val="20"/>
+          <w:rtl w:val="0"/>
+        </w:rPr>
+        <w:t xml:space="preserve">: For the 147 visual-reference instances we compute the Structural Similarity Index between each agent screenshot and its human reference screenshot. The two are resampled to a common 800 × 446 grayscale resolution, the native size of the human trace frames, so that neither image is cropped. Because a threshold-based baseline can be tuned for different objectives, we report two rules explicitly rather than a single "optimal" number. The accuracy-maximizing threshold (SSIM &gt; 0.794) attains 81.0% accuracy with 0.000 F1: it is the degenerate rule that labels every instance FAILURE, and its accuracy is exactly the 80.95% majority-class rate on this subset. The F1-maximizing threshold (SSIM &gt; 0.406) attains 0.325 F1 at 46.3% accuracy with a 58.8% false-positive rate. Neither rule is usable, which is the point: pixel-level similarity carries no actionable signal for task verification. A perceptual-hash baseline behaves the same way (accuracy-maximizing pHash distance &lt; 0.234 gives 81.6% accuracy at 0.069 F1). We note that pretrained vision-language similarity (e.g., BLIP-2 [26]) could be substituted; SSIM is a strong, well-understood baseline that requires no learned encoder.</w:t>
       </w:r>
     </w:p>
     <w:p>
@@ -16953,7 +16953,7 @@
           <w:szCs w:val="20"/>
           <w:rtl w:val="0"/>
         </w:rPr>
-        <w:t xml:space="preserve">Reliability of the taxonomy. Before reporting any result conditioned on failure type we state the outcome of the inter-annotator agreement study requested in review. Two annotators independently labelled the same 100 failure instances with the three-way taxonomy, seeing the task description and the agent's final screenshot. Cohen's kappa [26] is 0.000: observed agreement (0.330) is exactly the agreement expected by chance (0.330). The result is not attributable to one annotator, since each also agrees with the original single-annotator labels only at chance (kappa +0.016 and -0.030), and the three label distributions differ substantially, most visibly for the partial category (42 original, 35 and 14 for the two annotators). Inspection of the disagreements shows why: the categories are not mutually exclusive. A task abandoned partway typically also looks plausible, so it satisfies the definitions of both partial and deceptive, and which label an annotator chooses depends on whether they weight how convincing the failure looks or how far the agent progressed. We therefore report the failure-type breakdown below as a description of one annotator's labelling, not as a validated categorisation, and no claim in this paper rests on the distinction between deceptive and partial failures. On the conventional benchmarks for interpreting kappa [27] this falls below even slight agreement. The full agreement analysis is in results/iaa_kappa_3cat_human.txt.</w:t>
+        <w:t xml:space="preserve">Reliability of the taxonomy. Before reporting any result conditioned on failure type we state the outcome of the inter-annotator agreement study requested in review. Two annotators independently labelled the same 100 failure instances with the three-way taxonomy, seeing the task description and the agent's final screenshot. Cohen's kappa [27] is 0.000: observed agreement (0.330) is exactly the agreement expected by chance (0.330). The result is not attributable to one annotator, since each also agrees with the original single-annotator labels only at chance (kappa +0.016 and -0.030), and the three label distributions differ substantially, most visibly for the partial category (42 original, 35 and 14 for the two annotators). Inspection of the disagreements shows why: the categories are not mutually exclusive. A task abandoned partway typically also looks plausible, so it satisfies the definitions of both partial and deceptive, and which label an annotator chooses depends on whether they weight how convincing the failure looks or how far the agent progressed. We therefore report the failure-type breakdown below as a description of one annotator's labelling, not as a validated categorisation, and no claim in this paper rests on the distinction between deceptive and partial failures. On the conventional benchmarks for interpreting kappa [28] this falls below even slight agreement. The full agreement analysis is in results/iaa_kappa_3cat_human.txt.</w:t>
       </w:r>
       <w:r>
         <w:rPr>
@@ -19015,7 +19015,7 @@
           <w:szCs w:val="20"/>
           <w:rtl w:val="0"/>
         </w:rPr>
-        <w:t xml:space="preserve">: ECE with 15 equal-mass bins, the modern default [17]. Robust to elicitation granularity but more sensitive to small-bin noise.</w:t>
+        <w:t xml:space="preserve">: ECE with 15 equal-mass bins, the modern default [18]. Robust to elicitation granularity but more sensitive to small-bin noise.</w:t>
       </w:r>
     </w:p>
     <w:p>
@@ -19083,7 +19083,7 @@
           <w:szCs w:val="20"/>
           <w:rtl w:val="0"/>
         </w:rPr>
-        <w:t xml:space="preserve">We map verbalized confidence c ∈ {1,...,10} to predicted probability c/10 of the predicted class being correct, the standard treatment for verbal confidence elicitation [18], [19]. Table 4 reports all three measures per model and condition, and Figure 5 shows the corresponding reliability diagrams for Conditions A and B.</w:t>
+        <w:t xml:space="preserve">We map verbalized confidence c ∈ {1,...,10} to predicted probability c/10 of the predicted class being correct, the standard treatment for verbal confidence elicitation [19], [20]. Table 4 reports all three measures per model and condition, and Figure 5 shows the corresponding reliability diagrams for Conditions A and B.</w:t>
       </w:r>
     </w:p>
     <w:p>
@@ -20641,7 +20641,7 @@
           <w:szCs w:val="20"/>
           <w:rtl w:val="0"/>
         </w:rPr>
-        <w:t xml:space="preserve">Text references improve GPT calibration (A→B: ECE_15bin drops for GPT-4.1 Mini from 0.301 to 0.093 and for GPT-4.1 from 0.262 to 0.161), while visual references worsen it for GPT-4.1 (A→C: ECE_15bin rises to 0.413). GPT-4.1 Mini is the counterexample here too, improving to 0.199 under Condition C, so the calibration picture mirrors the accuracy picture rather than splitting cleanly along model families. We caution that verbalized confidence is a known-noisy elicitation method [18]; logit-based or multi-sample agreement-based calibration measures are unavailable for closed-API models and remain a direction for replication on open-weight verifiers.</w:t>
+        <w:t xml:space="preserve">Text references improve GPT calibration (A→B: ECE_15bin drops for GPT-4.1 Mini from 0.301 to 0.093 and for GPT-4.1 from 0.262 to 0.161), while visual references worsen it for GPT-4.1 (A→C: ECE_15bin rises to 0.413). GPT-4.1 Mini is the counterexample here too, improving to 0.199 under Condition C, so the calibration picture mirrors the accuracy picture rather than splitting cleanly along model families. We caution that verbalized confidence is a known-noisy elicitation method [19]; logit-based or multi-sample agreement-based calibration measures are unavailable for closed-API models and remain a direction for replication on open-weight verifiers.</w:t>
       </w:r>
     </w:p>
     <w:p>
@@ -23434,7 +23434,7 @@
           <w:szCs w:val="20"/>
           <w:rtl w:val="0"/>
         </w:rPr>
-        <w:t xml:space="preserve">The benefit of text references, where it appears, suggests a mechanism: a text reference converts an open-ended visual judgment ("does this look successful?") into a structured checklist ("does the page show X, Y and Z?"). This aligns with work on prompt engineering showing that decomposing complex judgments into specific sub-criteria improves model accuracy [28]. The text reference operationalizes the task's success criteria, giving the model concrete assertions to verify rather than requiring it to infer what success looks like from the task description alone. The no-criteria ablation (Section 5.2.3) supports this reading directly: references that describe the expected outcome but omit the benchmark's evaluation criteria produce no significant benefit for any model. This mechanism also predicts where the benefit should be small. A verifier that already resolves the task from the screenshot alone has little left for a checklist to supply, which is consistent with Gemini 3.6 Flash holding the highest Condition A accuracy and showing the smallest Condition B gain. On this account the relevant quantity is not whether a reference is present but how much uncertainty it removes.</w:t>
+        <w:t xml:space="preserve">The benefit of text references, where it appears, suggests a mechanism: a text reference converts an open-ended visual judgment ("does this look successful?") into a structured checklist ("does the page show X, Y and Z?"). This aligns with work on prompt engineering showing that decomposing complex judgments into specific sub-criteria improves model accuracy [29]. The text reference operationalizes the task's success criteria, giving the model concrete assertions to verify rather than requiring it to infer what success looks like from the task description alone. The no-criteria ablation (Section 5.2.3) supports this reading directly: references that describe the expected outcome but omit the benchmark's evaluation criteria produce no significant benefit for any model. This mechanism also predicts where the benefit should be small. A verifier that already resolves the task from the screenshot alone has little left for a checklist to supply, which is consistent with Gemini 3.6 Flash holding the highest Condition A accuracy and showing the smallest Condition B gain. On this account the relevant quantity is not whether a reference is present but how much uncertainty it removes.</w:t>
       </w:r>
     </w:p>
     <w:p>
@@ -24383,7 +24383,7 @@
           <w:szCs w:val="20"/>
           <w:rtl w:val="0"/>
         </w:rPr>
-        <w:t xml:space="preserve"> Our results are anchored to VisualWebArena trajectories from a single GPT-4V + SoM agent and to a single LLM-generated text-reference source. We frame findings as conditional on this setting and recommend cross-benchmark and cross-agent extensions in future work.</w:t>
+        <w:t xml:space="preserve"> Replication on other benchmarks and on trajectories from other agent architectures is the single most useful extension of this work, and nothing in our design prevents it: the harness takes any set of final screenshots with ground-truth labels. Our results are anchored to VisualWebArena trajectories from a single GPT-4V + SoM agent and to a single LLM-generated text-reference source. We frame findings as conditional on this setting and recommend cross-benchmark and cross-agent extensions in future work.</w:t>
       </w:r>
     </w:p>
     <w:p>
@@ -24413,7 +24413,7 @@
           <w:szCs w:val="20"/>
           <w:rtl w:val="0"/>
         </w:rPr>
-        <w:t xml:space="preserve"> The three-way failure taxonomy is not validated. Two annotators independently labelled 100 failures over the obvious / deceptive / partial categories using the interface in iaa_labeling/ and scripts/recompute_iaa.py; Cohen's kappa is 0.000, with observed agreement (0.330) equal to chance, and each annotator agrees with the original single-annotator labels only at chance (+0.016 and -0.030). An earlier two-category pilot (failed / partial) reached kappa 0.116. The categories overlap by construction, since a partially completed task also tends to look plausible, and we did not find a labelling protocol that separates them; a redesigned taxonomy with an explicit precedence rule, or richer context than a single screenshot, is left to future work. We report the failure-type breakdown descriptively and draw no conclusion from it. Separately, verification is judged from a single final screenshot, which precludes detection of multi-step trajectory errors, and confidence is model-self-reported, a noisier elicitation than internal-logit methods [18], [19] that should be interpreted only after the calibration analysis (Section 5.5).</w:t>
+        <w:t xml:space="preserve"> The three-way failure taxonomy is not validated. Two annotators independently labelled 100 failures over the obvious / deceptive / partial categories using the interface in iaa_labeling/ and scripts/recompute_iaa.py; Cohen's kappa is 0.000, with observed agreement (0.330) equal to chance, and each annotator agrees with the original single-annotator labels only at chance (+0.016 and -0.030). An earlier two-category pilot (failed / partial) reached kappa 0.116. The categories overlap by construction, since a partially completed task also tends to look plausible, and we did not find a labelling protocol that separates them; a redesigned taxonomy with an explicit precedence rule, or richer context than a single screenshot, is left to future work. We report the failure-type breakdown descriptively and draw no conclusion from it. Separately, verification is judged from a single final screenshot, which precludes detection of multi-step trajectory errors, and confidence is model-self-reported, a noisier elicitation than internal-logit methods [19], [20] that should be interpreted only after the calibration analysis (Section 5.5).</w:t>
       </w:r>
     </w:p>
     <w:p>
@@ -24627,7 +24627,7 @@
           <w:szCs w:val="20"/>
           <w:rtl w:val="0"/>
         </w:rPr>
-        <w:t xml:space="preserve">We deliberately scope these findings to the VWA + GPT-4V/SoM regime and to the five closed-API verifiers we evaluated. Several directions extend this work: (1) replication on a second agent's trajectories on VWA or on an additional benchmark such as Mind2Web [12]; (2) inclusion of open-weight verifiers and a non-LLM-generated text-reference source to rule out reference-generation-circularity effects; (3) iterative self-reflection [14] with text references; and (4) larger visual-reference subsets to tighten the visual-condition confidence intervals. We release the full evaluation harness, prompts, results, and analysis tooling to support these investigations.</w:t>
+        <w:t xml:space="preserve">We deliberately scope these findings to the VWA + GPT-4V/SoM regime and to the five closed-API verifiers we evaluated. Several directions extend this work: (1) replication on a second agent's trajectories on VWA or on an additional benchmark such as Mind2Web [13]; (2) inclusion of open-weight verifiers and a non-LLM-generated text-reference source to rule out reference-generation-circularity effects; (3) iterative self-reflection [15] with text references; and (4) larger visual-reference subsets to tighten the visual-condition confidence intervals. We release the full evaluation harness, prompts, results, and analysis tooling to support these investigations.</w:t>
       </w:r>
     </w:p>
     <w:p>
@@ -24707,7 +24707,7 @@
           <w:szCs w:val="20"/>
           <w:rtl w:val="0"/>
         </w:rPr>
-        <w:t xml:space="preserve">Repository: see the project's public code release listed in </w:t>
+        <w:t xml:space="preserve">All verification runs reported here were executed between June and September 2026 against the model versions pinned in config.py, and each result row records the model_version string the provider returned. An archived, versioned snapshot of the repository at the state of this submission is deposited with a DOI, and the repository README records it. Repository: see the project's public code release listed in </w:t>
       </w:r>
       <w:r>
         <w:rPr>
@@ -27213,6 +27213,144 @@
         <w:rPr>
           <w:rtl w:val="0"/>
         </w:rPr>
+      </w:r>
+    </w:p>
+    <w:p>
+      <w:pPr>
+        <w:jc w:val="both"/>
+        <w:rPr>
+          <w:rFonts w:ascii="Times New Roman" w:cs="Times New Roman" w:eastAsia="Times New Roman" w:hAnsi="Times New Roman"/>
+          <w:sz w:val="20"/>
+          <w:szCs w:val="20"/>
+        </w:rPr>
+      </w:pPr>
+      <w:r>
+        <w:rPr>
+          <w:rFonts w:ascii="Times New Roman" w:cs="Times New Roman" w:eastAsia="Times New Roman" w:hAnsi="Times New Roman"/>
+          <w:sz w:val="20"/>
+          <w:szCs w:val="20"/>
+          <w:rtl w:val="0"/>
+        </w:rPr>
+        <w:t xml:space="preserve"/>
+      </w:r>
+    </w:p>
+    <w:p>
+      <w:pPr>
+        <w:jc w:val="both"/>
+        <w:rPr>
+          <w:rFonts w:ascii="Times New Roman" w:cs="Times New Roman" w:eastAsia="Times New Roman" w:hAnsi="Times New Roman"/>
+          <w:sz w:val="20"/>
+          <w:szCs w:val="20"/>
+        </w:rPr>
+      </w:pPr>
+      <w:r>
+        <w:rPr>
+          <w:rFonts w:ascii="Times New Roman" w:cs="Times New Roman" w:eastAsia="Times New Roman" w:hAnsi="Times New Roman"/>
+          <w:b w:val="1"/>
+          <w:bCs w:val="1"/>
+          <w:sz w:val="20"/>
+          <w:szCs w:val="20"/>
+          <w:rtl w:val="0"/>
+        </w:rPr>
+        <w:t xml:space="preserve">A.4 Text-Reference Generation Prompt</w:t>
+      </w:r>
+    </w:p>
+    <w:p>
+      <w:pPr>
+        <w:jc w:val="both"/>
+        <w:rPr>
+          <w:rFonts w:ascii="Times New Roman" w:cs="Times New Roman" w:eastAsia="Times New Roman" w:hAnsi="Times New Roman"/>
+          <w:sz w:val="20"/>
+          <w:szCs w:val="20"/>
+        </w:rPr>
+      </w:pPr>
+      <w:r>
+        <w:rPr>
+          <w:rFonts w:ascii="Times New Roman" w:cs="Times New Roman" w:eastAsia="Times New Roman" w:hAnsi="Times New Roman"/>
+          <w:sz w:val="20"/>
+          <w:szCs w:val="20"/>
+          <w:rtl w:val="0"/>
+        </w:rPr>
+        <w:t xml:space="preserve">The text references are produced by GPT-4.1 Nano from two inputs, the task description and the benchmark's evaluation criteria, with this prompt. The no-criteria ablation in Section 5.2.3 uses the same prompt with the evaluation criteria line removed, and the cross-generator condition in Section 5.2.2 uses it unchanged with Claude Sonnet 4 as the generator.</w:t>
+      </w:r>
+    </w:p>
+    <w:p>
+      <w:pPr>
+        <w:jc w:val="both"/>
+        <w:rPr>
+          <w:rFonts w:ascii="Times New Roman" w:cs="Times New Roman" w:eastAsia="Times New Roman" w:hAnsi="Times New Roman"/>
+          <w:sz w:val="20"/>
+          <w:szCs w:val="20"/>
+        </w:rPr>
+      </w:pPr>
+      <w:r>
+        <w:rPr>
+          <w:rFonts w:ascii="Times New Roman" w:cs="Times New Roman" w:eastAsia="Times New Roman" w:hAnsi="Times New Roman"/>
+          <w:sz w:val="20"/>
+          <w:szCs w:val="20"/>
+          <w:rtl w:val="0"/>
+        </w:rPr>
+        <w:t xml:space="preserve"/>
+      </w:r>
+    </w:p>
+    <w:p>
+      <w:pPr>
+        <w:jc w:val="both"/>
+        <w:rPr>
+          <w:rFonts w:ascii="Times New Roman" w:cs="Times New Roman" w:eastAsia="Times New Roman" w:hAnsi="Times New Roman"/>
+          <w:sz w:val="18"/>
+          <w:szCs w:val="18"/>
+        </w:rPr>
+      </w:pPr>
+      <w:r>
+        <w:rPr>
+          <w:rFonts w:ascii="Times New Roman" w:cs="Times New Roman" w:eastAsia="Times New Roman" w:hAnsi="Times New Roman"/>
+          <w:sz w:val="18"/>
+          <w:szCs w:val="18"/>
+          <w:rtl w:val="0"/>
+        </w:rPr>
+        <w:t xml:space="preserve">You are helping evaluate web automation agents. Given the following web task description and the evaluation criteria used by the benchmark, produce a 1-3 sentence natural-language description of what the final web page should look like if the task was completed successfully. Focus on what semantic content / state should be visible. Do NOT describe the layout (colors, fonts, positions). Do NOT include 'In conclusion' or preamble. Output ONLY the description.
+Task: {task_text}
+Evaluation criteria: {eval_criteria}
+Expected outcome description:</w:t>
+      </w:r>
+    </w:p>
+    <w:p>
+      <w:pPr>
+        <w:jc w:val="both"/>
+        <w:rPr>
+          <w:rFonts w:ascii="Times New Roman" w:cs="Times New Roman" w:eastAsia="Times New Roman" w:hAnsi="Times New Roman"/>
+          <w:sz w:val="20"/>
+          <w:szCs w:val="20"/>
+        </w:rPr>
+      </w:pPr>
+      <w:r>
+        <w:rPr>
+          <w:rFonts w:ascii="Times New Roman" w:cs="Times New Roman" w:eastAsia="Times New Roman" w:hAnsi="Times New Roman"/>
+          <w:sz w:val="20"/>
+          <w:szCs w:val="20"/>
+          <w:rtl w:val="0"/>
+        </w:rPr>
+        <w:t xml:space="preserve"/>
+      </w:r>
+    </w:p>
+    <w:p>
+      <w:pPr>
+        <w:jc w:val="both"/>
+        <w:rPr>
+          <w:rFonts w:ascii="Times New Roman" w:cs="Times New Roman" w:eastAsia="Times New Roman" w:hAnsi="Times New Roman"/>
+          <w:sz w:val="20"/>
+          <w:szCs w:val="20"/>
+        </w:rPr>
+      </w:pPr>
+      <w:r>
+        <w:rPr>
+          <w:rFonts w:ascii="Times New Roman" w:cs="Times New Roman" w:eastAsia="Times New Roman" w:hAnsi="Times New Roman"/>
+          <w:sz w:val="20"/>
+          <w:szCs w:val="20"/>
+          <w:rtl w:val="0"/>
+        </w:rPr>
+        <w:t xml:space="preserve">For the task “Find me the cheapest blue kayak on this site” (vwa_classifieds_0) this yields: “The final web page should display detailed information about the cheapest blue kayak available, including its price, description, and images, with the URL indicating the specific item page.” All 909 instances have a reference; none is empty.</w:t>
       </w:r>
     </w:p>
     <w:p>
@@ -36781,6 +36919,888 @@
     </w:p>
     <w:p>
       <w:pPr>
+        <w:jc w:val="both"/>
+        <w:rPr>
+          <w:rFonts w:ascii="Times New Roman" w:cs="Times New Roman" w:eastAsia="Times New Roman" w:hAnsi="Times New Roman"/>
+          <w:sz w:val="20"/>
+          <w:szCs w:val="20"/>
+        </w:rPr>
+      </w:pPr>
+      <w:r>
+        <w:rPr>
+          <w:rFonts w:ascii="Times New Roman" w:cs="Times New Roman" w:eastAsia="Times New Roman" w:hAnsi="Times New Roman"/>
+          <w:b w:val="1"/>
+          <w:bCs w:val="1"/>
+          <w:sz w:val="20"/>
+          <w:szCs w:val="20"/>
+          <w:rtl w:val="0"/>
+        </w:rPr>
+        <w:t xml:space="preserve">Failure modes are of two kinds. </w:t>
+      </w:r>
+      <w:r>
+        <w:rPr>
+          <w:rFonts w:ascii="Times New Roman" w:cs="Times New Roman" w:eastAsia="Times New Roman" w:hAnsi="Times New Roman"/>
+          <w:sz w:val="20"/>
+          <w:szCs w:val="20"/>
+          <w:rtl w:val="0"/>
+        </w:rPr>
+        <w:t xml:space="preserve">A PARSE_ERROR is a response the provider returned but from which no JSON verdict could be recovered after the five-step strategy above; an API_ERROR is a call that never returned one after 6 attempts. They are not interchangeable: the first is a model behaviour and the second is an infrastructure failure. Across all 10,560 calls there were 100 of the former and 5 of the latter, so essentially all invalid responses are parsing failures, and 77% of those come from Claude Sonnet 4, which prefers prose to JSON when it is uncertain.</w:t>
+      </w:r>
+    </w:p>
+    <w:p>
+      <w:pPr>
+        <w:jc w:val="both"/>
+        <w:rPr>
+          <w:rFonts w:ascii="Times New Roman" w:cs="Times New Roman" w:eastAsia="Times New Roman" w:hAnsi="Times New Roman"/>
+          <w:sz w:val="20"/>
+          <w:szCs w:val="20"/>
+        </w:rPr>
+      </w:pPr>
+      <w:r>
+        <w:rPr>
+          <w:rFonts w:ascii="Times New Roman" w:cs="Times New Roman" w:eastAsia="Times New Roman" w:hAnsi="Times New Roman"/>
+          <w:sz w:val="20"/>
+          <w:szCs w:val="20"/>
+          <w:rtl w:val="0"/>
+        </w:rPr>
+        <w:t xml:space="preserve"/>
+      </w:r>
+    </w:p>
+    <w:tbl>
+      <w:tblPr>
+        <w:tblStyle w:val="Table5"/>
+        <w:tblW w:w="4320.0" w:type="dxa"/>
+        <w:jc w:val="left"/>
+        <w:tblBorders>
+          <w:top w:color="000000" w:space="0" w:sz="8" w:val="single"/>
+          <w:left w:color="000000" w:space="0" w:sz="8" w:val="single"/>
+          <w:bottom w:color="000000" w:space="0" w:sz="8" w:val="single"/>
+          <w:right w:color="000000" w:space="0" w:sz="8" w:val="single"/>
+          <w:insideH w:color="000000" w:space="0" w:sz="8" w:val="single"/>
+          <w:insideV w:color="000000" w:space="0" w:sz="8" w:val="single"/>
+        </w:tblBorders>
+        <w:tblLayout w:type="fixed"/>
+        <w:tblLook w:val="0600"/>
+      </w:tblPr>
+      <w:tblGrid>
+        <w:gridCol w:w="1360"/>
+        <w:gridCol w:w="1060"/>
+        <w:gridCol w:w="940"/>
+        <w:gridCol w:w="960"/>
+      </w:tblGrid>
+      <w:tr>
+        <w:trPr>
+          <w:cantSplit w:val="1"/>
+          <w:tblHeader w:val="1"/>
+        </w:trPr>
+        <w:tc>
+          <w:tcPr>
+            <w:shd w:fill="auto" w:val="clear"/>
+            <w:tcMar>
+              <w:top w:w="60.0" w:type="dxa"/>
+              <w:left w:w="50.0" w:type="dxa"/>
+              <w:bottom w:w="60.0" w:type="dxa"/>
+              <w:right w:w="50.0" w:type="dxa"/>
+            </w:tcMar>
+            <w:vAlign w:val="top"/>
+          </w:tcPr>
+          <w:p>
+            <w:pPr>
+              <w:jc w:val="left"/>
+              <w:rPr>
+                <w:rFonts w:ascii="Times New Roman" w:cs="Times New Roman" w:eastAsia="Times New Roman" w:hAnsi="Times New Roman"/>
+                <w:b w:val="1"/>
+                <w:bCs w:val="1"/>
+                <w:sz w:val="15"/>
+                <w:szCs w:val="15"/>
+              </w:rPr>
+            </w:pPr>
+            <w:r>
+              <w:rPr>
+                <w:rFonts w:ascii="Times New Roman" w:cs="Times New Roman" w:eastAsia="Times New Roman" w:hAnsi="Times New Roman"/>
+                <w:b w:val="1"/>
+                <w:bCs w:val="1"/>
+                <w:sz w:val="15"/>
+                <w:szCs w:val="15"/>
+                <w:rtl w:val="0"/>
+              </w:rPr>
+              <w:t xml:space="preserve">Model</w:t>
+            </w:r>
+          </w:p>
+        </w:tc>
+        <w:tc>
+          <w:tcPr>
+            <w:shd w:fill="auto" w:val="clear"/>
+            <w:tcMar>
+              <w:top w:w="60.0" w:type="dxa"/>
+              <w:left w:w="50.0" w:type="dxa"/>
+              <w:bottom w:w="60.0" w:type="dxa"/>
+              <w:right w:w="50.0" w:type="dxa"/>
+            </w:tcMar>
+            <w:vAlign w:val="top"/>
+          </w:tcPr>
+          <w:p>
+            <w:pPr>
+              <w:jc w:val="left"/>
+              <w:rPr>
+                <w:rFonts w:ascii="Times New Roman" w:cs="Times New Roman" w:eastAsia="Times New Roman" w:hAnsi="Times New Roman"/>
+                <w:b w:val="1"/>
+                <w:bCs w:val="1"/>
+                <w:sz w:val="15"/>
+                <w:szCs w:val="15"/>
+              </w:rPr>
+            </w:pPr>
+            <w:r>
+              <w:rPr>
+                <w:rFonts w:ascii="Times New Roman" w:cs="Times New Roman" w:eastAsia="Times New Roman" w:hAnsi="Times New Roman"/>
+                <w:b w:val="1"/>
+                <w:bCs w:val="1"/>
+                <w:sz w:val="15"/>
+                <w:szCs w:val="15"/>
+                <w:rtl w:val="0"/>
+              </w:rPr>
+              <w:t xml:space="preserve">PARSE_ERROR</w:t>
+            </w:r>
+          </w:p>
+        </w:tc>
+        <w:tc>
+          <w:tcPr>
+            <w:shd w:fill="auto" w:val="clear"/>
+            <w:tcMar>
+              <w:top w:w="60.0" w:type="dxa"/>
+              <w:left w:w="50.0" w:type="dxa"/>
+              <w:bottom w:w="60.0" w:type="dxa"/>
+              <w:right w:w="50.0" w:type="dxa"/>
+            </w:tcMar>
+            <w:vAlign w:val="top"/>
+          </w:tcPr>
+          <w:p>
+            <w:pPr>
+              <w:jc w:val="left"/>
+              <w:rPr>
+                <w:rFonts w:ascii="Times New Roman" w:cs="Times New Roman" w:eastAsia="Times New Roman" w:hAnsi="Times New Roman"/>
+                <w:b w:val="1"/>
+                <w:bCs w:val="1"/>
+                <w:sz w:val="15"/>
+                <w:szCs w:val="15"/>
+              </w:rPr>
+            </w:pPr>
+            <w:r>
+              <w:rPr>
+                <w:rFonts w:ascii="Times New Roman" w:cs="Times New Roman" w:eastAsia="Times New Roman" w:hAnsi="Times New Roman"/>
+                <w:b w:val="1"/>
+                <w:bCs w:val="1"/>
+                <w:sz w:val="15"/>
+                <w:szCs w:val="15"/>
+                <w:rtl w:val="0"/>
+              </w:rPr>
+              <w:t xml:space="preserve">API_ERROR</w:t>
+            </w:r>
+          </w:p>
+        </w:tc>
+        <w:tc>
+          <w:tcPr>
+            <w:shd w:fill="auto" w:val="clear"/>
+            <w:tcMar>
+              <w:top w:w="60.0" w:type="dxa"/>
+              <w:left w:w="50.0" w:type="dxa"/>
+              <w:bottom w:w="60.0" w:type="dxa"/>
+              <w:right w:w="50.0" w:type="dxa"/>
+            </w:tcMar>
+            <w:vAlign w:val="top"/>
+          </w:tcPr>
+          <w:p>
+            <w:pPr>
+              <w:jc w:val="left"/>
+              <w:rPr>
+                <w:rFonts w:ascii="Times New Roman" w:cs="Times New Roman" w:eastAsia="Times New Roman" w:hAnsi="Times New Roman"/>
+                <w:b w:val="1"/>
+                <w:bCs w:val="1"/>
+                <w:sz w:val="15"/>
+                <w:szCs w:val="15"/>
+              </w:rPr>
+            </w:pPr>
+            <w:r>
+              <w:rPr>
+                <w:rFonts w:ascii="Times New Roman" w:cs="Times New Roman" w:eastAsia="Times New Roman" w:hAnsi="Times New Roman"/>
+                <w:b w:val="1"/>
+                <w:bCs w:val="1"/>
+                <w:sz w:val="15"/>
+                <w:szCs w:val="15"/>
+                <w:rtl w:val="0"/>
+              </w:rPr>
+              <w:t xml:space="preserve">Valid</w:t>
+            </w:r>
+          </w:p>
+        </w:tc>
+      </w:tr>
+      <w:tr>
+        <w:trPr>
+          <w:cantSplit w:val="1"/>
+        </w:trPr>
+        <w:tc>
+          <w:tcPr>
+            <w:shd w:fill="auto" w:val="clear"/>
+            <w:tcMar>
+              <w:top w:w="60.0" w:type="dxa"/>
+              <w:left w:w="50.0" w:type="dxa"/>
+              <w:bottom w:w="60.0" w:type="dxa"/>
+              <w:right w:w="50.0" w:type="dxa"/>
+            </w:tcMar>
+            <w:vAlign w:val="top"/>
+          </w:tcPr>
+          <w:p>
+            <w:pPr>
+              <w:jc w:val="left"/>
+              <w:rPr>
+                <w:rFonts w:ascii="Times New Roman" w:cs="Times New Roman" w:eastAsia="Times New Roman" w:hAnsi="Times New Roman"/>
+                <w:sz w:val="15"/>
+                <w:szCs w:val="15"/>
+              </w:rPr>
+            </w:pPr>
+            <w:r>
+              <w:rPr>
+                <w:rFonts w:ascii="Times New Roman" w:cs="Times New Roman" w:eastAsia="Times New Roman" w:hAnsi="Times New Roman"/>
+                <w:sz w:val="15"/>
+                <w:szCs w:val="15"/>
+                <w:rtl w:val="0"/>
+              </w:rPr>
+              <w:t xml:space="preserve">GPT-4.1 Nano</w:t>
+            </w:r>
+          </w:p>
+        </w:tc>
+        <w:tc>
+          <w:tcPr>
+            <w:shd w:fill="auto" w:val="clear"/>
+            <w:tcMar>
+              <w:top w:w="60.0" w:type="dxa"/>
+              <w:left w:w="50.0" w:type="dxa"/>
+              <w:bottom w:w="60.0" w:type="dxa"/>
+              <w:right w:w="50.0" w:type="dxa"/>
+            </w:tcMar>
+            <w:vAlign w:val="top"/>
+          </w:tcPr>
+          <w:p>
+            <w:pPr>
+              <w:jc w:val="left"/>
+              <w:rPr>
+                <w:rFonts w:ascii="Times New Roman" w:cs="Times New Roman" w:eastAsia="Times New Roman" w:hAnsi="Times New Roman"/>
+                <w:sz w:val="15"/>
+                <w:szCs w:val="15"/>
+              </w:rPr>
+            </w:pPr>
+            <w:r>
+              <w:rPr>
+                <w:rFonts w:ascii="Times New Roman" w:cs="Times New Roman" w:eastAsia="Times New Roman" w:hAnsi="Times New Roman"/>
+                <w:sz w:val="15"/>
+                <w:szCs w:val="15"/>
+                <w:rtl w:val="0"/>
+              </w:rPr>
+              <w:t xml:space="preserve">22</w:t>
+            </w:r>
+          </w:p>
+        </w:tc>
+        <w:tc>
+          <w:tcPr>
+            <w:shd w:fill="auto" w:val="clear"/>
+            <w:tcMar>
+              <w:top w:w="60.0" w:type="dxa"/>
+              <w:left w:w="50.0" w:type="dxa"/>
+              <w:bottom w:w="60.0" w:type="dxa"/>
+              <w:right w:w="50.0" w:type="dxa"/>
+            </w:tcMar>
+            <w:vAlign w:val="top"/>
+          </w:tcPr>
+          <w:p>
+            <w:pPr>
+              <w:jc w:val="left"/>
+              <w:rPr>
+                <w:rFonts w:ascii="Times New Roman" w:cs="Times New Roman" w:eastAsia="Times New Roman" w:hAnsi="Times New Roman"/>
+                <w:sz w:val="15"/>
+                <w:szCs w:val="15"/>
+              </w:rPr>
+            </w:pPr>
+            <w:r>
+              <w:rPr>
+                <w:rFonts w:ascii="Times New Roman" w:cs="Times New Roman" w:eastAsia="Times New Roman" w:hAnsi="Times New Roman"/>
+                <w:sz w:val="15"/>
+                <w:szCs w:val="15"/>
+                <w:rtl w:val="0"/>
+              </w:rPr>
+              <w:t xml:space="preserve">3</w:t>
+            </w:r>
+          </w:p>
+        </w:tc>
+        <w:tc>
+          <w:tcPr>
+            <w:shd w:fill="auto" w:val="clear"/>
+            <w:tcMar>
+              <w:top w:w="60.0" w:type="dxa"/>
+              <w:left w:w="50.0" w:type="dxa"/>
+              <w:bottom w:w="60.0" w:type="dxa"/>
+              <w:right w:w="50.0" w:type="dxa"/>
+            </w:tcMar>
+            <w:vAlign w:val="top"/>
+          </w:tcPr>
+          <w:p>
+            <w:pPr>
+              <w:jc w:val="left"/>
+              <w:rPr>
+                <w:rFonts w:ascii="Times New Roman" w:cs="Times New Roman" w:eastAsia="Times New Roman" w:hAnsi="Times New Roman"/>
+                <w:sz w:val="15"/>
+                <w:szCs w:val="15"/>
+              </w:rPr>
+            </w:pPr>
+            <w:r>
+              <w:rPr>
+                <w:rFonts w:ascii="Times New Roman" w:cs="Times New Roman" w:eastAsia="Times New Roman" w:hAnsi="Times New Roman"/>
+                <w:sz w:val="15"/>
+                <w:szCs w:val="15"/>
+                <w:rtl w:val="0"/>
+              </w:rPr>
+              <w:t xml:space="preserve">2087/2112</w:t>
+            </w:r>
+          </w:p>
+        </w:tc>
+      </w:tr>
+      <w:tr>
+        <w:trPr>
+          <w:cantSplit w:val="1"/>
+        </w:trPr>
+        <w:tc>
+          <w:tcPr>
+            <w:shd w:fill="auto" w:val="clear"/>
+            <w:tcMar>
+              <w:top w:w="60.0" w:type="dxa"/>
+              <w:left w:w="50.0" w:type="dxa"/>
+              <w:bottom w:w="60.0" w:type="dxa"/>
+              <w:right w:w="50.0" w:type="dxa"/>
+            </w:tcMar>
+            <w:vAlign w:val="top"/>
+          </w:tcPr>
+          <w:p>
+            <w:pPr>
+              <w:jc w:val="left"/>
+              <w:rPr>
+                <w:rFonts w:ascii="Times New Roman" w:cs="Times New Roman" w:eastAsia="Times New Roman" w:hAnsi="Times New Roman"/>
+                <w:sz w:val="15"/>
+                <w:szCs w:val="15"/>
+              </w:rPr>
+            </w:pPr>
+            <w:r>
+              <w:rPr>
+                <w:rFonts w:ascii="Times New Roman" w:cs="Times New Roman" w:eastAsia="Times New Roman" w:hAnsi="Times New Roman"/>
+                <w:sz w:val="15"/>
+                <w:szCs w:val="15"/>
+                <w:rtl w:val="0"/>
+              </w:rPr>
+              <w:t xml:space="preserve">GPT-4.1 Mini</w:t>
+            </w:r>
+          </w:p>
+        </w:tc>
+        <w:tc>
+          <w:tcPr>
+            <w:shd w:fill="auto" w:val="clear"/>
+            <w:tcMar>
+              <w:top w:w="60.0" w:type="dxa"/>
+              <w:left w:w="50.0" w:type="dxa"/>
+              <w:bottom w:w="60.0" w:type="dxa"/>
+              <w:right w:w="50.0" w:type="dxa"/>
+            </w:tcMar>
+            <w:vAlign w:val="top"/>
+          </w:tcPr>
+          <w:p>
+            <w:pPr>
+              <w:jc w:val="left"/>
+              <w:rPr>
+                <w:rFonts w:ascii="Times New Roman" w:cs="Times New Roman" w:eastAsia="Times New Roman" w:hAnsi="Times New Roman"/>
+                <w:sz w:val="15"/>
+                <w:szCs w:val="15"/>
+              </w:rPr>
+            </w:pPr>
+            <w:r>
+              <w:rPr>
+                <w:rFonts w:ascii="Times New Roman" w:cs="Times New Roman" w:eastAsia="Times New Roman" w:hAnsi="Times New Roman"/>
+                <w:sz w:val="15"/>
+                <w:szCs w:val="15"/>
+                <w:rtl w:val="0"/>
+              </w:rPr>
+              <w:t xml:space="preserve">0</w:t>
+            </w:r>
+          </w:p>
+        </w:tc>
+        <w:tc>
+          <w:tcPr>
+            <w:shd w:fill="auto" w:val="clear"/>
+            <w:tcMar>
+              <w:top w:w="60.0" w:type="dxa"/>
+              <w:left w:w="50.0" w:type="dxa"/>
+              <w:bottom w:w="60.0" w:type="dxa"/>
+              <w:right w:w="50.0" w:type="dxa"/>
+            </w:tcMar>
+            <w:vAlign w:val="top"/>
+          </w:tcPr>
+          <w:p>
+            <w:pPr>
+              <w:jc w:val="left"/>
+              <w:rPr>
+                <w:rFonts w:ascii="Times New Roman" w:cs="Times New Roman" w:eastAsia="Times New Roman" w:hAnsi="Times New Roman"/>
+                <w:sz w:val="15"/>
+                <w:szCs w:val="15"/>
+              </w:rPr>
+            </w:pPr>
+            <w:r>
+              <w:rPr>
+                <w:rFonts w:ascii="Times New Roman" w:cs="Times New Roman" w:eastAsia="Times New Roman" w:hAnsi="Times New Roman"/>
+                <w:sz w:val="15"/>
+                <w:szCs w:val="15"/>
+                <w:rtl w:val="0"/>
+              </w:rPr>
+              <w:t xml:space="preserve">2</w:t>
+            </w:r>
+          </w:p>
+        </w:tc>
+        <w:tc>
+          <w:tcPr>
+            <w:shd w:fill="auto" w:val="clear"/>
+            <w:tcMar>
+              <w:top w:w="60.0" w:type="dxa"/>
+              <w:left w:w="50.0" w:type="dxa"/>
+              <w:bottom w:w="60.0" w:type="dxa"/>
+              <w:right w:w="50.0" w:type="dxa"/>
+            </w:tcMar>
+            <w:vAlign w:val="top"/>
+          </w:tcPr>
+          <w:p>
+            <w:pPr>
+              <w:jc w:val="left"/>
+              <w:rPr>
+                <w:rFonts w:ascii="Times New Roman" w:cs="Times New Roman" w:eastAsia="Times New Roman" w:hAnsi="Times New Roman"/>
+                <w:sz w:val="15"/>
+                <w:szCs w:val="15"/>
+              </w:rPr>
+            </w:pPr>
+            <w:r>
+              <w:rPr>
+                <w:rFonts w:ascii="Times New Roman" w:cs="Times New Roman" w:eastAsia="Times New Roman" w:hAnsi="Times New Roman"/>
+                <w:sz w:val="15"/>
+                <w:szCs w:val="15"/>
+                <w:rtl w:val="0"/>
+              </w:rPr>
+              <w:t xml:space="preserve">2110/2112</w:t>
+            </w:r>
+          </w:p>
+        </w:tc>
+      </w:tr>
+      <w:tr>
+        <w:trPr>
+          <w:cantSplit w:val="1"/>
+        </w:trPr>
+        <w:tc>
+          <w:tcPr>
+            <w:shd w:fill="auto" w:val="clear"/>
+            <w:tcMar>
+              <w:top w:w="60.0" w:type="dxa"/>
+              <w:left w:w="50.0" w:type="dxa"/>
+              <w:bottom w:w="60.0" w:type="dxa"/>
+              <w:right w:w="50.0" w:type="dxa"/>
+            </w:tcMar>
+            <w:vAlign w:val="top"/>
+          </w:tcPr>
+          <w:p>
+            <w:pPr>
+              <w:jc w:val="left"/>
+              <w:rPr>
+                <w:rFonts w:ascii="Times New Roman" w:cs="Times New Roman" w:eastAsia="Times New Roman" w:hAnsi="Times New Roman"/>
+                <w:sz w:val="15"/>
+                <w:szCs w:val="15"/>
+              </w:rPr>
+            </w:pPr>
+            <w:r>
+              <w:rPr>
+                <w:rFonts w:ascii="Times New Roman" w:cs="Times New Roman" w:eastAsia="Times New Roman" w:hAnsi="Times New Roman"/>
+                <w:sz w:val="15"/>
+                <w:szCs w:val="15"/>
+                <w:rtl w:val="0"/>
+              </w:rPr>
+              <w:t xml:space="preserve">GPT-4.1</w:t>
+            </w:r>
+          </w:p>
+        </w:tc>
+        <w:tc>
+          <w:tcPr>
+            <w:shd w:fill="auto" w:val="clear"/>
+            <w:tcMar>
+              <w:top w:w="60.0" w:type="dxa"/>
+              <w:left w:w="50.0" w:type="dxa"/>
+              <w:bottom w:w="60.0" w:type="dxa"/>
+              <w:right w:w="50.0" w:type="dxa"/>
+            </w:tcMar>
+            <w:vAlign w:val="top"/>
+          </w:tcPr>
+          <w:p>
+            <w:pPr>
+              <w:jc w:val="left"/>
+              <w:rPr>
+                <w:rFonts w:ascii="Times New Roman" w:cs="Times New Roman" w:eastAsia="Times New Roman" w:hAnsi="Times New Roman"/>
+                <w:sz w:val="15"/>
+                <w:szCs w:val="15"/>
+              </w:rPr>
+            </w:pPr>
+            <w:r>
+              <w:rPr>
+                <w:rFonts w:ascii="Times New Roman" w:cs="Times New Roman" w:eastAsia="Times New Roman" w:hAnsi="Times New Roman"/>
+                <w:sz w:val="15"/>
+                <w:szCs w:val="15"/>
+                <w:rtl w:val="0"/>
+              </w:rPr>
+              <w:t xml:space="preserve">1</w:t>
+            </w:r>
+          </w:p>
+        </w:tc>
+        <w:tc>
+          <w:tcPr>
+            <w:shd w:fill="auto" w:val="clear"/>
+            <w:tcMar>
+              <w:top w:w="60.0" w:type="dxa"/>
+              <w:left w:w="50.0" w:type="dxa"/>
+              <w:bottom w:w="60.0" w:type="dxa"/>
+              <w:right w:w="50.0" w:type="dxa"/>
+            </w:tcMar>
+            <w:vAlign w:val="top"/>
+          </w:tcPr>
+          <w:p>
+            <w:pPr>
+              <w:jc w:val="left"/>
+              <w:rPr>
+                <w:rFonts w:ascii="Times New Roman" w:cs="Times New Roman" w:eastAsia="Times New Roman" w:hAnsi="Times New Roman"/>
+                <w:sz w:val="15"/>
+                <w:szCs w:val="15"/>
+              </w:rPr>
+            </w:pPr>
+            <w:r>
+              <w:rPr>
+                <w:rFonts w:ascii="Times New Roman" w:cs="Times New Roman" w:eastAsia="Times New Roman" w:hAnsi="Times New Roman"/>
+                <w:sz w:val="15"/>
+                <w:szCs w:val="15"/>
+                <w:rtl w:val="0"/>
+              </w:rPr>
+              <w:t xml:space="preserve">0</w:t>
+            </w:r>
+          </w:p>
+        </w:tc>
+        <w:tc>
+          <w:tcPr>
+            <w:shd w:fill="auto" w:val="clear"/>
+            <w:tcMar>
+              <w:top w:w="60.0" w:type="dxa"/>
+              <w:left w:w="50.0" w:type="dxa"/>
+              <w:bottom w:w="60.0" w:type="dxa"/>
+              <w:right w:w="50.0" w:type="dxa"/>
+            </w:tcMar>
+            <w:vAlign w:val="top"/>
+          </w:tcPr>
+          <w:p>
+            <w:pPr>
+              <w:jc w:val="left"/>
+              <w:rPr>
+                <w:rFonts w:ascii="Times New Roman" w:cs="Times New Roman" w:eastAsia="Times New Roman" w:hAnsi="Times New Roman"/>
+                <w:sz w:val="15"/>
+                <w:szCs w:val="15"/>
+              </w:rPr>
+            </w:pPr>
+            <w:r>
+              <w:rPr>
+                <w:rFonts w:ascii="Times New Roman" w:cs="Times New Roman" w:eastAsia="Times New Roman" w:hAnsi="Times New Roman"/>
+                <w:sz w:val="15"/>
+                <w:szCs w:val="15"/>
+                <w:rtl w:val="0"/>
+              </w:rPr>
+              <w:t xml:space="preserve">2111/2112</w:t>
+            </w:r>
+          </w:p>
+        </w:tc>
+      </w:tr>
+      <w:tr>
+        <w:trPr>
+          <w:cantSplit w:val="1"/>
+        </w:trPr>
+        <w:tc>
+          <w:tcPr>
+            <w:shd w:fill="auto" w:val="clear"/>
+            <w:tcMar>
+              <w:top w:w="60.0" w:type="dxa"/>
+              <w:left w:w="50.0" w:type="dxa"/>
+              <w:bottom w:w="60.0" w:type="dxa"/>
+              <w:right w:w="50.0" w:type="dxa"/>
+            </w:tcMar>
+            <w:vAlign w:val="top"/>
+          </w:tcPr>
+          <w:p>
+            <w:pPr>
+              <w:jc w:val="left"/>
+              <w:rPr>
+                <w:rFonts w:ascii="Times New Roman" w:cs="Times New Roman" w:eastAsia="Times New Roman" w:hAnsi="Times New Roman"/>
+                <w:sz w:val="15"/>
+                <w:szCs w:val="15"/>
+              </w:rPr>
+            </w:pPr>
+            <w:r>
+              <w:rPr>
+                <w:rFonts w:ascii="Times New Roman" w:cs="Times New Roman" w:eastAsia="Times New Roman" w:hAnsi="Times New Roman"/>
+                <w:sz w:val="15"/>
+                <w:szCs w:val="15"/>
+                <w:rtl w:val="0"/>
+              </w:rPr>
+              <w:t xml:space="preserve">Claude Sonnet 4</w:t>
+            </w:r>
+          </w:p>
+        </w:tc>
+        <w:tc>
+          <w:tcPr>
+            <w:shd w:fill="auto" w:val="clear"/>
+            <w:tcMar>
+              <w:top w:w="60.0" w:type="dxa"/>
+              <w:left w:w="50.0" w:type="dxa"/>
+              <w:bottom w:w="60.0" w:type="dxa"/>
+              <w:right w:w="50.0" w:type="dxa"/>
+            </w:tcMar>
+            <w:vAlign w:val="top"/>
+          </w:tcPr>
+          <w:p>
+            <w:pPr>
+              <w:jc w:val="left"/>
+              <w:rPr>
+                <w:rFonts w:ascii="Times New Roman" w:cs="Times New Roman" w:eastAsia="Times New Roman" w:hAnsi="Times New Roman"/>
+                <w:sz w:val="15"/>
+                <w:szCs w:val="15"/>
+              </w:rPr>
+            </w:pPr>
+            <w:r>
+              <w:rPr>
+                <w:rFonts w:ascii="Times New Roman" w:cs="Times New Roman" w:eastAsia="Times New Roman" w:hAnsi="Times New Roman"/>
+                <w:sz w:val="15"/>
+                <w:szCs w:val="15"/>
+                <w:rtl w:val="0"/>
+              </w:rPr>
+              <w:t xml:space="preserve">77</w:t>
+            </w:r>
+          </w:p>
+        </w:tc>
+        <w:tc>
+          <w:tcPr>
+            <w:shd w:fill="auto" w:val="clear"/>
+            <w:tcMar>
+              <w:top w:w="60.0" w:type="dxa"/>
+              <w:left w:w="50.0" w:type="dxa"/>
+              <w:bottom w:w="60.0" w:type="dxa"/>
+              <w:right w:w="50.0" w:type="dxa"/>
+            </w:tcMar>
+            <w:vAlign w:val="top"/>
+          </w:tcPr>
+          <w:p>
+            <w:pPr>
+              <w:jc w:val="left"/>
+              <w:rPr>
+                <w:rFonts w:ascii="Times New Roman" w:cs="Times New Roman" w:eastAsia="Times New Roman" w:hAnsi="Times New Roman"/>
+                <w:sz w:val="15"/>
+                <w:szCs w:val="15"/>
+              </w:rPr>
+            </w:pPr>
+            <w:r>
+              <w:rPr>
+                <w:rFonts w:ascii="Times New Roman" w:cs="Times New Roman" w:eastAsia="Times New Roman" w:hAnsi="Times New Roman"/>
+                <w:sz w:val="15"/>
+                <w:szCs w:val="15"/>
+                <w:rtl w:val="0"/>
+              </w:rPr>
+              <w:t xml:space="preserve">0</w:t>
+            </w:r>
+          </w:p>
+        </w:tc>
+        <w:tc>
+          <w:tcPr>
+            <w:shd w:fill="auto" w:val="clear"/>
+            <w:tcMar>
+              <w:top w:w="60.0" w:type="dxa"/>
+              <w:left w:w="50.0" w:type="dxa"/>
+              <w:bottom w:w="60.0" w:type="dxa"/>
+              <w:right w:w="50.0" w:type="dxa"/>
+            </w:tcMar>
+            <w:vAlign w:val="top"/>
+          </w:tcPr>
+          <w:p>
+            <w:pPr>
+              <w:jc w:val="left"/>
+              <w:rPr>
+                <w:rFonts w:ascii="Times New Roman" w:cs="Times New Roman" w:eastAsia="Times New Roman" w:hAnsi="Times New Roman"/>
+                <w:sz w:val="15"/>
+                <w:szCs w:val="15"/>
+              </w:rPr>
+            </w:pPr>
+            <w:r>
+              <w:rPr>
+                <w:rFonts w:ascii="Times New Roman" w:cs="Times New Roman" w:eastAsia="Times New Roman" w:hAnsi="Times New Roman"/>
+                <w:sz w:val="15"/>
+                <w:szCs w:val="15"/>
+                <w:rtl w:val="0"/>
+              </w:rPr>
+              <w:t xml:space="preserve">2035/2112</w:t>
+            </w:r>
+          </w:p>
+        </w:tc>
+      </w:tr>
+      <w:tr>
+        <w:trPr>
+          <w:cantSplit w:val="1"/>
+        </w:trPr>
+        <w:tc>
+          <w:tcPr>
+            <w:shd w:fill="auto" w:val="clear"/>
+            <w:tcMar>
+              <w:top w:w="60.0" w:type="dxa"/>
+              <w:left w:w="50.0" w:type="dxa"/>
+              <w:bottom w:w="60.0" w:type="dxa"/>
+              <w:right w:w="50.0" w:type="dxa"/>
+            </w:tcMar>
+            <w:vAlign w:val="top"/>
+          </w:tcPr>
+          <w:p>
+            <w:pPr>
+              <w:jc w:val="left"/>
+              <w:rPr>
+                <w:rFonts w:ascii="Times New Roman" w:cs="Times New Roman" w:eastAsia="Times New Roman" w:hAnsi="Times New Roman"/>
+                <w:sz w:val="15"/>
+                <w:szCs w:val="15"/>
+              </w:rPr>
+            </w:pPr>
+            <w:r>
+              <w:rPr>
+                <w:rFonts w:ascii="Times New Roman" w:cs="Times New Roman" w:eastAsia="Times New Roman" w:hAnsi="Times New Roman"/>
+                <w:sz w:val="15"/>
+                <w:szCs w:val="15"/>
+                <w:rtl w:val="0"/>
+              </w:rPr>
+              <w:t xml:space="preserve">Gemini 3.6 Flash</w:t>
+            </w:r>
+          </w:p>
+        </w:tc>
+        <w:tc>
+          <w:tcPr>
+            <w:shd w:fill="auto" w:val="clear"/>
+            <w:tcMar>
+              <w:top w:w="60.0" w:type="dxa"/>
+              <w:left w:w="50.0" w:type="dxa"/>
+              <w:bottom w:w="60.0" w:type="dxa"/>
+              <w:right w:w="50.0" w:type="dxa"/>
+            </w:tcMar>
+            <w:vAlign w:val="top"/>
+          </w:tcPr>
+          <w:p>
+            <w:pPr>
+              <w:jc w:val="left"/>
+              <w:rPr>
+                <w:rFonts w:ascii="Times New Roman" w:cs="Times New Roman" w:eastAsia="Times New Roman" w:hAnsi="Times New Roman"/>
+                <w:sz w:val="15"/>
+                <w:szCs w:val="15"/>
+              </w:rPr>
+            </w:pPr>
+            <w:r>
+              <w:rPr>
+                <w:rFonts w:ascii="Times New Roman" w:cs="Times New Roman" w:eastAsia="Times New Roman" w:hAnsi="Times New Roman"/>
+                <w:sz w:val="15"/>
+                <w:szCs w:val="15"/>
+                <w:rtl w:val="0"/>
+              </w:rPr>
+              <w:t xml:space="preserve">0</w:t>
+            </w:r>
+          </w:p>
+        </w:tc>
+        <w:tc>
+          <w:tcPr>
+            <w:shd w:fill="auto" w:val="clear"/>
+            <w:tcMar>
+              <w:top w:w="60.0" w:type="dxa"/>
+              <w:left w:w="50.0" w:type="dxa"/>
+              <w:bottom w:w="60.0" w:type="dxa"/>
+              <w:right w:w="50.0" w:type="dxa"/>
+            </w:tcMar>
+            <w:vAlign w:val="top"/>
+          </w:tcPr>
+          <w:p>
+            <w:pPr>
+              <w:jc w:val="left"/>
+              <w:rPr>
+                <w:rFonts w:ascii="Times New Roman" w:cs="Times New Roman" w:eastAsia="Times New Roman" w:hAnsi="Times New Roman"/>
+                <w:sz w:val="15"/>
+                <w:szCs w:val="15"/>
+              </w:rPr>
+            </w:pPr>
+            <w:r>
+              <w:rPr>
+                <w:rFonts w:ascii="Times New Roman" w:cs="Times New Roman" w:eastAsia="Times New Roman" w:hAnsi="Times New Roman"/>
+                <w:sz w:val="15"/>
+                <w:szCs w:val="15"/>
+                <w:rtl w:val="0"/>
+              </w:rPr>
+              <w:t xml:space="preserve">0</w:t>
+            </w:r>
+          </w:p>
+        </w:tc>
+        <w:tc>
+          <w:tcPr>
+            <w:shd w:fill="auto" w:val="clear"/>
+            <w:tcMar>
+              <w:top w:w="60.0" w:type="dxa"/>
+              <w:left w:w="50.0" w:type="dxa"/>
+              <w:bottom w:w="60.0" w:type="dxa"/>
+              <w:right w:w="50.0" w:type="dxa"/>
+            </w:tcMar>
+            <w:vAlign w:val="top"/>
+          </w:tcPr>
+          <w:p>
+            <w:pPr>
+              <w:jc w:val="left"/>
+              <w:rPr>
+                <w:rFonts w:ascii="Times New Roman" w:cs="Times New Roman" w:eastAsia="Times New Roman" w:hAnsi="Times New Roman"/>
+                <w:sz w:val="15"/>
+                <w:szCs w:val="15"/>
+              </w:rPr>
+            </w:pPr>
+            <w:r>
+              <w:rPr>
+                <w:rFonts w:ascii="Times New Roman" w:cs="Times New Roman" w:eastAsia="Times New Roman" w:hAnsi="Times New Roman"/>
+                <w:sz w:val="15"/>
+                <w:szCs w:val="15"/>
+                <w:rtl w:val="0"/>
+              </w:rPr>
+              <w:t xml:space="preserve">2112/2112</w:t>
+            </w:r>
+          </w:p>
+        </w:tc>
+      </w:tr>
+    </w:tbl>
+    <w:p>
+      <w:pPr>
+        <w:jc w:val="both"/>
+        <w:rPr>
+          <w:rFonts w:ascii="Times New Roman" w:cs="Times New Roman" w:eastAsia="Times New Roman" w:hAnsi="Times New Roman"/>
+          <w:sz w:val="20"/>
+          <w:szCs w:val="20"/>
+        </w:rPr>
+      </w:pPr>
+      <w:r>
+        <w:rPr>
+          <w:rFonts w:ascii="Times New Roman" w:cs="Times New Roman" w:eastAsia="Times New Roman" w:hAnsi="Times New Roman"/>
+          <w:sz w:val="20"/>
+          <w:szCs w:val="20"/>
+          <w:rtl w:val="0"/>
+        </w:rPr>
+        <w:t xml:space="preserve"/>
+      </w:r>
+    </w:p>
+    <w:p>
+      <w:pPr>
         <w:pStyle w:val="Heading2"/>
         <w:spacing w:after="0" w:before="0" w:lineRule="auto"/>
         <w:jc w:val="center"/>
@@ -39011,7 +40031,7 @@
           <w:szCs w:val="20"/>
           <w:rtl w:val="0"/>
         </w:rPr>
-        <w:t xml:space="preserve">This yields a coverage / accuracy trade-off curve per verifier. The full table is computed by </w:t>
+        <w:t xml:space="preserve">This yields a coverage / accuracy trade-off curve per verifier. The thresholds are swept and evaluated on the same 147 instances, so the operating points below are in-sample and describe this dataset rather than estimating out-of-sample deployment performance. With 147 instances a held-out split would leave roughly 73 per half, too few to estimate a threshold and its accuracy independently, so we report the curve descriptively and make no deployment guarantee from it. The full table is computed by </w:t>
       </w:r>
       <w:r>
         <w:rPr>
@@ -39130,6 +40150,1079 @@
     </w:p>
     <w:p>
       <w:pPr>
+        <w:jc w:val="both"/>
+        <w:rPr>
+          <w:rFonts w:ascii="Times New Roman" w:cs="Times New Roman" w:eastAsia="Times New Roman" w:hAnsi="Times New Roman"/>
+          <w:sz w:val="20"/>
+          <w:szCs w:val="20"/>
+        </w:rPr>
+      </w:pPr>
+      <w:r>
+        <w:rPr>
+          <w:rFonts w:ascii="Times New Roman" w:cs="Times New Roman" w:eastAsia="Times New Roman" w:hAnsi="Times New Roman"/>
+          <w:b w:val="1"/>
+          <w:bCs w:val="1"/>
+          <w:sz w:val="20"/>
+          <w:szCs w:val="20"/>
+          <w:rtl w:val="0"/>
+        </w:rPr>
+        <w:t xml:space="preserve">Success-conditional reliability. </w:t>
+      </w:r>
+      <w:r>
+        <w:rPr>
+          <w:rFonts w:ascii="Times New Roman" w:cs="Times New Roman" w:eastAsia="Times New Roman" w:hAnsi="Times New Roman"/>
+          <w:sz w:val="20"/>
+          <w:szCs w:val="20"/>
+          <w:rtl w:val="0"/>
+        </w:rPr>
+        <w:t xml:space="preserve">Aggregate accuracy and ECE describe a verifier over all of its predictions, but a deployment that auto-accepts SUCCESS is exposed only to the SUCCESS predictions. The table below restricts attention to those, in Condition B, and compares how often they are right with how confident the model was when it made them. No verifier is safe to auto-accept on these numbers. GPT-4.1 states a mean confidence of 0.996 on predictions that are correct 46.8 percent of the time, a gap of 0.527, and Gemini 3.6 Flash is similar. Claude Sonnet 4 is again the least miscalibrated, and is still wrong on 41.9 percent of the successes it reports. This is the quantity a practitioner needs, and it is not recoverable from overall accuracy or from ECE computed across both classes.</w:t>
+      </w:r>
+    </w:p>
+    <w:p>
+      <w:pPr>
+        <w:jc w:val="both"/>
+        <w:rPr>
+          <w:rFonts w:ascii="Times New Roman" w:cs="Times New Roman" w:eastAsia="Times New Roman" w:hAnsi="Times New Roman"/>
+          <w:sz w:val="20"/>
+          <w:szCs w:val="20"/>
+        </w:rPr>
+      </w:pPr>
+      <w:r>
+        <w:rPr>
+          <w:rFonts w:ascii="Times New Roman" w:cs="Times New Roman" w:eastAsia="Times New Roman" w:hAnsi="Times New Roman"/>
+          <w:sz w:val="20"/>
+          <w:szCs w:val="20"/>
+          <w:rtl w:val="0"/>
+        </w:rPr>
+        <w:t xml:space="preserve"/>
+      </w:r>
+    </w:p>
+    <w:tbl>
+      <w:tblPr>
+        <w:tblStyle w:val="Table5"/>
+        <w:tblW w:w="4320.0" w:type="dxa"/>
+        <w:jc w:val="left"/>
+        <w:tblBorders>
+          <w:top w:color="000000" w:space="0" w:sz="8" w:val="single"/>
+          <w:left w:color="000000" w:space="0" w:sz="8" w:val="single"/>
+          <w:bottom w:color="000000" w:space="0" w:sz="8" w:val="single"/>
+          <w:right w:color="000000" w:space="0" w:sz="8" w:val="single"/>
+          <w:insideH w:color="000000" w:space="0" w:sz="8" w:val="single"/>
+          <w:insideV w:color="000000" w:space="0" w:sz="8" w:val="single"/>
+        </w:tblBorders>
+        <w:tblLayout w:type="fixed"/>
+        <w:tblLook w:val="0600"/>
+      </w:tblPr>
+      <w:tblGrid>
+        <w:gridCol w:w="1300"/>
+        <w:gridCol w:w="1000"/>
+        <w:gridCol w:w="760"/>
+        <w:gridCol w:w="680"/>
+        <w:gridCol w:w="580"/>
+      </w:tblGrid>
+      <w:tr>
+        <w:trPr>
+          <w:cantSplit w:val="1"/>
+          <w:tblHeader w:val="1"/>
+        </w:trPr>
+        <w:tc>
+          <w:tcPr>
+            <w:shd w:fill="auto" w:val="clear"/>
+            <w:tcMar>
+              <w:top w:w="60.0" w:type="dxa"/>
+              <w:left w:w="50.0" w:type="dxa"/>
+              <w:bottom w:w="60.0" w:type="dxa"/>
+              <w:right w:w="50.0" w:type="dxa"/>
+            </w:tcMar>
+            <w:vAlign w:val="top"/>
+          </w:tcPr>
+          <w:p>
+            <w:pPr>
+              <w:jc w:val="left"/>
+              <w:rPr>
+                <w:rFonts w:ascii="Times New Roman" w:cs="Times New Roman" w:eastAsia="Times New Roman" w:hAnsi="Times New Roman"/>
+                <w:b w:val="1"/>
+                <w:bCs w:val="1"/>
+                <w:sz w:val="15"/>
+                <w:szCs w:val="15"/>
+              </w:rPr>
+            </w:pPr>
+            <w:r>
+              <w:rPr>
+                <w:rFonts w:ascii="Times New Roman" w:cs="Times New Roman" w:eastAsia="Times New Roman" w:hAnsi="Times New Roman"/>
+                <w:b w:val="1"/>
+                <w:bCs w:val="1"/>
+                <w:sz w:val="15"/>
+                <w:szCs w:val="15"/>
+                <w:rtl w:val="0"/>
+              </w:rPr>
+              <w:t xml:space="preserve">Model</w:t>
+            </w:r>
+          </w:p>
+        </w:tc>
+        <w:tc>
+          <w:tcPr>
+            <w:shd w:fill="auto" w:val="clear"/>
+            <w:tcMar>
+              <w:top w:w="60.0" w:type="dxa"/>
+              <w:left w:w="50.0" w:type="dxa"/>
+              <w:bottom w:w="60.0" w:type="dxa"/>
+              <w:right w:w="50.0" w:type="dxa"/>
+            </w:tcMar>
+            <w:vAlign w:val="top"/>
+          </w:tcPr>
+          <w:p>
+            <w:pPr>
+              <w:jc w:val="left"/>
+              <w:rPr>
+                <w:rFonts w:ascii="Times New Roman" w:cs="Times New Roman" w:eastAsia="Times New Roman" w:hAnsi="Times New Roman"/>
+                <w:b w:val="1"/>
+                <w:bCs w:val="1"/>
+                <w:sz w:val="15"/>
+                <w:szCs w:val="15"/>
+              </w:rPr>
+            </w:pPr>
+            <w:r>
+              <w:rPr>
+                <w:rFonts w:ascii="Times New Roman" w:cs="Times New Roman" w:eastAsia="Times New Roman" w:hAnsi="Times New Roman"/>
+                <w:b w:val="1"/>
+                <w:bCs w:val="1"/>
+                <w:sz w:val="15"/>
+                <w:szCs w:val="15"/>
+                <w:rtl w:val="0"/>
+              </w:rPr>
+              <w:t xml:space="preserve">Pred. SUCCESS</w:t>
+            </w:r>
+          </w:p>
+        </w:tc>
+        <w:tc>
+          <w:tcPr>
+            <w:shd w:fill="auto" w:val="clear"/>
+            <w:tcMar>
+              <w:top w:w="60.0" w:type="dxa"/>
+              <w:left w:w="50.0" w:type="dxa"/>
+              <w:bottom w:w="60.0" w:type="dxa"/>
+              <w:right w:w="50.0" w:type="dxa"/>
+            </w:tcMar>
+            <w:vAlign w:val="top"/>
+          </w:tcPr>
+          <w:p>
+            <w:pPr>
+              <w:jc w:val="left"/>
+              <w:rPr>
+                <w:rFonts w:ascii="Times New Roman" w:cs="Times New Roman" w:eastAsia="Times New Roman" w:hAnsi="Times New Roman"/>
+                <w:b w:val="1"/>
+                <w:bCs w:val="1"/>
+                <w:sz w:val="15"/>
+                <w:szCs w:val="15"/>
+              </w:rPr>
+            </w:pPr>
+            <w:r>
+              <w:rPr>
+                <w:rFonts w:ascii="Times New Roman" w:cs="Times New Roman" w:eastAsia="Times New Roman" w:hAnsi="Times New Roman"/>
+                <w:b w:val="1"/>
+                <w:bCs w:val="1"/>
+                <w:sz w:val="15"/>
+                <w:szCs w:val="15"/>
+                <w:rtl w:val="0"/>
+              </w:rPr>
+              <w:t xml:space="preserve">Precision</w:t>
+            </w:r>
+          </w:p>
+        </w:tc>
+        <w:tc>
+          <w:tcPr>
+            <w:shd w:fill="auto" w:val="clear"/>
+            <w:tcMar>
+              <w:top w:w="60.0" w:type="dxa"/>
+              <w:left w:w="50.0" w:type="dxa"/>
+              <w:bottom w:w="60.0" w:type="dxa"/>
+              <w:right w:w="50.0" w:type="dxa"/>
+            </w:tcMar>
+            <w:vAlign w:val="top"/>
+          </w:tcPr>
+          <w:p>
+            <w:pPr>
+              <w:jc w:val="left"/>
+              <w:rPr>
+                <w:rFonts w:ascii="Times New Roman" w:cs="Times New Roman" w:eastAsia="Times New Roman" w:hAnsi="Times New Roman"/>
+                <w:b w:val="1"/>
+                <w:bCs w:val="1"/>
+                <w:sz w:val="15"/>
+                <w:szCs w:val="15"/>
+              </w:rPr>
+            </w:pPr>
+            <w:r>
+              <w:rPr>
+                <w:rFonts w:ascii="Times New Roman" w:cs="Times New Roman" w:eastAsia="Times New Roman" w:hAnsi="Times New Roman"/>
+                <w:b w:val="1"/>
+                <w:bCs w:val="1"/>
+                <w:sz w:val="15"/>
+                <w:szCs w:val="15"/>
+                <w:rtl w:val="0"/>
+              </w:rPr>
+              <w:t xml:space="preserve">Mean conf.</w:t>
+            </w:r>
+          </w:p>
+        </w:tc>
+        <w:tc>
+          <w:tcPr>
+            <w:shd w:fill="auto" w:val="clear"/>
+            <w:tcMar>
+              <w:top w:w="60.0" w:type="dxa"/>
+              <w:left w:w="50.0" w:type="dxa"/>
+              <w:bottom w:w="60.0" w:type="dxa"/>
+              <w:right w:w="50.0" w:type="dxa"/>
+            </w:tcMar>
+            <w:vAlign w:val="top"/>
+          </w:tcPr>
+          <w:p>
+            <w:pPr>
+              <w:jc w:val="left"/>
+              <w:rPr>
+                <w:rFonts w:ascii="Times New Roman" w:cs="Times New Roman" w:eastAsia="Times New Roman" w:hAnsi="Times New Roman"/>
+                <w:b w:val="1"/>
+                <w:bCs w:val="1"/>
+                <w:sz w:val="15"/>
+                <w:szCs w:val="15"/>
+              </w:rPr>
+            </w:pPr>
+            <w:r>
+              <w:rPr>
+                <w:rFonts w:ascii="Times New Roman" w:cs="Times New Roman" w:eastAsia="Times New Roman" w:hAnsi="Times New Roman"/>
+                <w:b w:val="1"/>
+                <w:bCs w:val="1"/>
+                <w:sz w:val="15"/>
+                <w:szCs w:val="15"/>
+                <w:rtl w:val="0"/>
+              </w:rPr>
+              <w:t xml:space="preserve">Gap</w:t>
+            </w:r>
+          </w:p>
+        </w:tc>
+      </w:tr>
+      <w:tr>
+        <w:trPr>
+          <w:cantSplit w:val="1"/>
+        </w:trPr>
+        <w:tc>
+          <w:tcPr>
+            <w:shd w:fill="auto" w:val="clear"/>
+            <w:tcMar>
+              <w:top w:w="60.0" w:type="dxa"/>
+              <w:left w:w="50.0" w:type="dxa"/>
+              <w:bottom w:w="60.0" w:type="dxa"/>
+              <w:right w:w="50.0" w:type="dxa"/>
+            </w:tcMar>
+            <w:vAlign w:val="top"/>
+          </w:tcPr>
+          <w:p>
+            <w:pPr>
+              <w:jc w:val="left"/>
+              <w:rPr>
+                <w:rFonts w:ascii="Times New Roman" w:cs="Times New Roman" w:eastAsia="Times New Roman" w:hAnsi="Times New Roman"/>
+                <w:sz w:val="15"/>
+                <w:szCs w:val="15"/>
+              </w:rPr>
+            </w:pPr>
+            <w:r>
+              <w:rPr>
+                <w:rFonts w:ascii="Times New Roman" w:cs="Times New Roman" w:eastAsia="Times New Roman" w:hAnsi="Times New Roman"/>
+                <w:sz w:val="15"/>
+                <w:szCs w:val="15"/>
+                <w:rtl w:val="0"/>
+              </w:rPr>
+              <w:t xml:space="preserve">GPT-4.1 Nano</w:t>
+            </w:r>
+          </w:p>
+        </w:tc>
+        <w:tc>
+          <w:tcPr>
+            <w:shd w:fill="auto" w:val="clear"/>
+            <w:tcMar>
+              <w:top w:w="60.0" w:type="dxa"/>
+              <w:left w:w="50.0" w:type="dxa"/>
+              <w:bottom w:w="60.0" w:type="dxa"/>
+              <w:right w:w="50.0" w:type="dxa"/>
+            </w:tcMar>
+            <w:vAlign w:val="top"/>
+          </w:tcPr>
+          <w:p>
+            <w:pPr>
+              <w:jc w:val="left"/>
+              <w:rPr>
+                <w:rFonts w:ascii="Times New Roman" w:cs="Times New Roman" w:eastAsia="Times New Roman" w:hAnsi="Times New Roman"/>
+                <w:sz w:val="15"/>
+                <w:szCs w:val="15"/>
+              </w:rPr>
+            </w:pPr>
+            <w:r>
+              <w:rPr>
+                <w:rFonts w:ascii="Times New Roman" w:cs="Times New Roman" w:eastAsia="Times New Roman" w:hAnsi="Times New Roman"/>
+                <w:sz w:val="15"/>
+                <w:szCs w:val="15"/>
+                <w:rtl w:val="0"/>
+              </w:rPr>
+              <w:t xml:space="preserve">138</w:t>
+            </w:r>
+          </w:p>
+        </w:tc>
+        <w:tc>
+          <w:tcPr>
+            <w:shd w:fill="auto" w:val="clear"/>
+            <w:tcMar>
+              <w:top w:w="60.0" w:type="dxa"/>
+              <w:left w:w="50.0" w:type="dxa"/>
+              <w:bottom w:w="60.0" w:type="dxa"/>
+              <w:right w:w="50.0" w:type="dxa"/>
+            </w:tcMar>
+            <w:vAlign w:val="top"/>
+          </w:tcPr>
+          <w:p>
+            <w:pPr>
+              <w:jc w:val="left"/>
+              <w:rPr>
+                <w:rFonts w:ascii="Times New Roman" w:cs="Times New Roman" w:eastAsia="Times New Roman" w:hAnsi="Times New Roman"/>
+                <w:sz w:val="15"/>
+                <w:szCs w:val="15"/>
+              </w:rPr>
+            </w:pPr>
+            <w:r>
+              <w:rPr>
+                <w:rFonts w:ascii="Times New Roman" w:cs="Times New Roman" w:eastAsia="Times New Roman" w:hAnsi="Times New Roman"/>
+                <w:sz w:val="15"/>
+                <w:szCs w:val="15"/>
+                <w:rtl w:val="0"/>
+              </w:rPr>
+              <w:t xml:space="preserve">0.507</w:t>
+            </w:r>
+          </w:p>
+        </w:tc>
+        <w:tc>
+          <w:tcPr>
+            <w:shd w:fill="auto" w:val="clear"/>
+            <w:tcMar>
+              <w:top w:w="60.0" w:type="dxa"/>
+              <w:left w:w="50.0" w:type="dxa"/>
+              <w:bottom w:w="60.0" w:type="dxa"/>
+              <w:right w:w="50.0" w:type="dxa"/>
+            </w:tcMar>
+            <w:vAlign w:val="top"/>
+          </w:tcPr>
+          <w:p>
+            <w:pPr>
+              <w:jc w:val="left"/>
+              <w:rPr>
+                <w:rFonts w:ascii="Times New Roman" w:cs="Times New Roman" w:eastAsia="Times New Roman" w:hAnsi="Times New Roman"/>
+                <w:sz w:val="15"/>
+                <w:szCs w:val="15"/>
+              </w:rPr>
+            </w:pPr>
+            <w:r>
+              <w:rPr>
+                <w:rFonts w:ascii="Times New Roman" w:cs="Times New Roman" w:eastAsia="Times New Roman" w:hAnsi="Times New Roman"/>
+                <w:sz w:val="15"/>
+                <w:szCs w:val="15"/>
+                <w:rtl w:val="0"/>
+              </w:rPr>
+              <w:t xml:space="preserve">0.958</w:t>
+            </w:r>
+          </w:p>
+        </w:tc>
+        <w:tc>
+          <w:tcPr>
+            <w:shd w:fill="auto" w:val="clear"/>
+            <w:tcMar>
+              <w:top w:w="60.0" w:type="dxa"/>
+              <w:left w:w="50.0" w:type="dxa"/>
+              <w:bottom w:w="60.0" w:type="dxa"/>
+              <w:right w:w="50.0" w:type="dxa"/>
+            </w:tcMar>
+            <w:vAlign w:val="top"/>
+          </w:tcPr>
+          <w:p>
+            <w:pPr>
+              <w:jc w:val="left"/>
+              <w:rPr>
+                <w:rFonts w:ascii="Times New Roman" w:cs="Times New Roman" w:eastAsia="Times New Roman" w:hAnsi="Times New Roman"/>
+                <w:sz w:val="15"/>
+                <w:szCs w:val="15"/>
+              </w:rPr>
+            </w:pPr>
+            <w:r>
+              <w:rPr>
+                <w:rFonts w:ascii="Times New Roman" w:cs="Times New Roman" w:eastAsia="Times New Roman" w:hAnsi="Times New Roman"/>
+                <w:sz w:val="15"/>
+                <w:szCs w:val="15"/>
+                <w:rtl w:val="0"/>
+              </w:rPr>
+              <w:t xml:space="preserve">+0.451</w:t>
+            </w:r>
+          </w:p>
+        </w:tc>
+      </w:tr>
+      <w:tr>
+        <w:trPr>
+          <w:cantSplit w:val="1"/>
+        </w:trPr>
+        <w:tc>
+          <w:tcPr>
+            <w:shd w:fill="auto" w:val="clear"/>
+            <w:tcMar>
+              <w:top w:w="60.0" w:type="dxa"/>
+              <w:left w:w="50.0" w:type="dxa"/>
+              <w:bottom w:w="60.0" w:type="dxa"/>
+              <w:right w:w="50.0" w:type="dxa"/>
+            </w:tcMar>
+            <w:vAlign w:val="top"/>
+          </w:tcPr>
+          <w:p>
+            <w:pPr>
+              <w:jc w:val="left"/>
+              <w:rPr>
+                <w:rFonts w:ascii="Times New Roman" w:cs="Times New Roman" w:eastAsia="Times New Roman" w:hAnsi="Times New Roman"/>
+                <w:sz w:val="15"/>
+                <w:szCs w:val="15"/>
+              </w:rPr>
+            </w:pPr>
+            <w:r>
+              <w:rPr>
+                <w:rFonts w:ascii="Times New Roman" w:cs="Times New Roman" w:eastAsia="Times New Roman" w:hAnsi="Times New Roman"/>
+                <w:sz w:val="15"/>
+                <w:szCs w:val="15"/>
+                <w:rtl w:val="0"/>
+              </w:rPr>
+              <w:t xml:space="preserve">GPT-4.1 Mini</w:t>
+            </w:r>
+          </w:p>
+        </w:tc>
+        <w:tc>
+          <w:tcPr>
+            <w:shd w:fill="auto" w:val="clear"/>
+            <w:tcMar>
+              <w:top w:w="60.0" w:type="dxa"/>
+              <w:left w:w="50.0" w:type="dxa"/>
+              <w:bottom w:w="60.0" w:type="dxa"/>
+              <w:right w:w="50.0" w:type="dxa"/>
+            </w:tcMar>
+            <w:vAlign w:val="top"/>
+          </w:tcPr>
+          <w:p>
+            <w:pPr>
+              <w:jc w:val="left"/>
+              <w:rPr>
+                <w:rFonts w:ascii="Times New Roman" w:cs="Times New Roman" w:eastAsia="Times New Roman" w:hAnsi="Times New Roman"/>
+                <w:sz w:val="15"/>
+                <w:szCs w:val="15"/>
+              </w:rPr>
+            </w:pPr>
+            <w:r>
+              <w:rPr>
+                <w:rFonts w:ascii="Times New Roman" w:cs="Times New Roman" w:eastAsia="Times New Roman" w:hAnsi="Times New Roman"/>
+                <w:sz w:val="15"/>
+                <w:szCs w:val="15"/>
+                <w:rtl w:val="0"/>
+              </w:rPr>
+              <w:t xml:space="preserve">210</w:t>
+            </w:r>
+          </w:p>
+        </w:tc>
+        <w:tc>
+          <w:tcPr>
+            <w:shd w:fill="auto" w:val="clear"/>
+            <w:tcMar>
+              <w:top w:w="60.0" w:type="dxa"/>
+              <w:left w:w="50.0" w:type="dxa"/>
+              <w:bottom w:w="60.0" w:type="dxa"/>
+              <w:right w:w="50.0" w:type="dxa"/>
+            </w:tcMar>
+            <w:vAlign w:val="top"/>
+          </w:tcPr>
+          <w:p>
+            <w:pPr>
+              <w:jc w:val="left"/>
+              <w:rPr>
+                <w:rFonts w:ascii="Times New Roman" w:cs="Times New Roman" w:eastAsia="Times New Roman" w:hAnsi="Times New Roman"/>
+                <w:sz w:val="15"/>
+                <w:szCs w:val="15"/>
+              </w:rPr>
+            </w:pPr>
+            <w:r>
+              <w:rPr>
+                <w:rFonts w:ascii="Times New Roman" w:cs="Times New Roman" w:eastAsia="Times New Roman" w:hAnsi="Times New Roman"/>
+                <w:sz w:val="15"/>
+                <w:szCs w:val="15"/>
+                <w:rtl w:val="0"/>
+              </w:rPr>
+              <w:t xml:space="preserve">0.519</w:t>
+            </w:r>
+          </w:p>
+        </w:tc>
+        <w:tc>
+          <w:tcPr>
+            <w:shd w:fill="auto" w:val="clear"/>
+            <w:tcMar>
+              <w:top w:w="60.0" w:type="dxa"/>
+              <w:left w:w="50.0" w:type="dxa"/>
+              <w:bottom w:w="60.0" w:type="dxa"/>
+              <w:right w:w="50.0" w:type="dxa"/>
+            </w:tcMar>
+            <w:vAlign w:val="top"/>
+          </w:tcPr>
+          <w:p>
+            <w:pPr>
+              <w:jc w:val="left"/>
+              <w:rPr>
+                <w:rFonts w:ascii="Times New Roman" w:cs="Times New Roman" w:eastAsia="Times New Roman" w:hAnsi="Times New Roman"/>
+                <w:sz w:val="15"/>
+                <w:szCs w:val="15"/>
+              </w:rPr>
+            </w:pPr>
+            <w:r>
+              <w:rPr>
+                <w:rFonts w:ascii="Times New Roman" w:cs="Times New Roman" w:eastAsia="Times New Roman" w:hAnsi="Times New Roman"/>
+                <w:sz w:val="15"/>
+                <w:szCs w:val="15"/>
+                <w:rtl w:val="0"/>
+              </w:rPr>
+              <w:t xml:space="preserve">0.942</w:t>
+            </w:r>
+          </w:p>
+        </w:tc>
+        <w:tc>
+          <w:tcPr>
+            <w:shd w:fill="auto" w:val="clear"/>
+            <w:tcMar>
+              <w:top w:w="60.0" w:type="dxa"/>
+              <w:left w:w="50.0" w:type="dxa"/>
+              <w:bottom w:w="60.0" w:type="dxa"/>
+              <w:right w:w="50.0" w:type="dxa"/>
+            </w:tcMar>
+            <w:vAlign w:val="top"/>
+          </w:tcPr>
+          <w:p>
+            <w:pPr>
+              <w:jc w:val="left"/>
+              <w:rPr>
+                <w:rFonts w:ascii="Times New Roman" w:cs="Times New Roman" w:eastAsia="Times New Roman" w:hAnsi="Times New Roman"/>
+                <w:sz w:val="15"/>
+                <w:szCs w:val="15"/>
+              </w:rPr>
+            </w:pPr>
+            <w:r>
+              <w:rPr>
+                <w:rFonts w:ascii="Times New Roman" w:cs="Times New Roman" w:eastAsia="Times New Roman" w:hAnsi="Times New Roman"/>
+                <w:sz w:val="15"/>
+                <w:szCs w:val="15"/>
+                <w:rtl w:val="0"/>
+              </w:rPr>
+              <w:t xml:space="preserve">+0.423</w:t>
+            </w:r>
+          </w:p>
+        </w:tc>
+      </w:tr>
+      <w:tr>
+        <w:trPr>
+          <w:cantSplit w:val="1"/>
+        </w:trPr>
+        <w:tc>
+          <w:tcPr>
+            <w:shd w:fill="auto" w:val="clear"/>
+            <w:tcMar>
+              <w:top w:w="60.0" w:type="dxa"/>
+              <w:left w:w="50.0" w:type="dxa"/>
+              <w:bottom w:w="60.0" w:type="dxa"/>
+              <w:right w:w="50.0" w:type="dxa"/>
+            </w:tcMar>
+            <w:vAlign w:val="top"/>
+          </w:tcPr>
+          <w:p>
+            <w:pPr>
+              <w:jc w:val="left"/>
+              <w:rPr>
+                <w:rFonts w:ascii="Times New Roman" w:cs="Times New Roman" w:eastAsia="Times New Roman" w:hAnsi="Times New Roman"/>
+                <w:sz w:val="15"/>
+                <w:szCs w:val="15"/>
+              </w:rPr>
+            </w:pPr>
+            <w:r>
+              <w:rPr>
+                <w:rFonts w:ascii="Times New Roman" w:cs="Times New Roman" w:eastAsia="Times New Roman" w:hAnsi="Times New Roman"/>
+                <w:sz w:val="15"/>
+                <w:szCs w:val="15"/>
+                <w:rtl w:val="0"/>
+              </w:rPr>
+              <w:t xml:space="preserve">GPT-4.1</w:t>
+            </w:r>
+          </w:p>
+        </w:tc>
+        <w:tc>
+          <w:tcPr>
+            <w:shd w:fill="auto" w:val="clear"/>
+            <w:tcMar>
+              <w:top w:w="60.0" w:type="dxa"/>
+              <w:left w:w="50.0" w:type="dxa"/>
+              <w:bottom w:w="60.0" w:type="dxa"/>
+              <w:right w:w="50.0" w:type="dxa"/>
+            </w:tcMar>
+            <w:vAlign w:val="top"/>
+          </w:tcPr>
+          <w:p>
+            <w:pPr>
+              <w:jc w:val="left"/>
+              <w:rPr>
+                <w:rFonts w:ascii="Times New Roman" w:cs="Times New Roman" w:eastAsia="Times New Roman" w:hAnsi="Times New Roman"/>
+                <w:sz w:val="15"/>
+                <w:szCs w:val="15"/>
+              </w:rPr>
+            </w:pPr>
+            <w:r>
+              <w:rPr>
+                <w:rFonts w:ascii="Times New Roman" w:cs="Times New Roman" w:eastAsia="Times New Roman" w:hAnsi="Times New Roman"/>
+                <w:sz w:val="15"/>
+                <w:szCs w:val="15"/>
+                <w:rtl w:val="0"/>
+              </w:rPr>
+              <w:t xml:space="preserve">205</w:t>
+            </w:r>
+          </w:p>
+        </w:tc>
+        <w:tc>
+          <w:tcPr>
+            <w:shd w:fill="auto" w:val="clear"/>
+            <w:tcMar>
+              <w:top w:w="60.0" w:type="dxa"/>
+              <w:left w:w="50.0" w:type="dxa"/>
+              <w:bottom w:w="60.0" w:type="dxa"/>
+              <w:right w:w="50.0" w:type="dxa"/>
+            </w:tcMar>
+            <w:vAlign w:val="top"/>
+          </w:tcPr>
+          <w:p>
+            <w:pPr>
+              <w:jc w:val="left"/>
+              <w:rPr>
+                <w:rFonts w:ascii="Times New Roman" w:cs="Times New Roman" w:eastAsia="Times New Roman" w:hAnsi="Times New Roman"/>
+                <w:sz w:val="15"/>
+                <w:szCs w:val="15"/>
+              </w:rPr>
+            </w:pPr>
+            <w:r>
+              <w:rPr>
+                <w:rFonts w:ascii="Times New Roman" w:cs="Times New Roman" w:eastAsia="Times New Roman" w:hAnsi="Times New Roman"/>
+                <w:sz w:val="15"/>
+                <w:szCs w:val="15"/>
+                <w:rtl w:val="0"/>
+              </w:rPr>
+              <w:t xml:space="preserve">0.468</w:t>
+            </w:r>
+          </w:p>
+        </w:tc>
+        <w:tc>
+          <w:tcPr>
+            <w:shd w:fill="auto" w:val="clear"/>
+            <w:tcMar>
+              <w:top w:w="60.0" w:type="dxa"/>
+              <w:left w:w="50.0" w:type="dxa"/>
+              <w:bottom w:w="60.0" w:type="dxa"/>
+              <w:right w:w="50.0" w:type="dxa"/>
+            </w:tcMar>
+            <w:vAlign w:val="top"/>
+          </w:tcPr>
+          <w:p>
+            <w:pPr>
+              <w:jc w:val="left"/>
+              <w:rPr>
+                <w:rFonts w:ascii="Times New Roman" w:cs="Times New Roman" w:eastAsia="Times New Roman" w:hAnsi="Times New Roman"/>
+                <w:sz w:val="15"/>
+                <w:szCs w:val="15"/>
+              </w:rPr>
+            </w:pPr>
+            <w:r>
+              <w:rPr>
+                <w:rFonts w:ascii="Times New Roman" w:cs="Times New Roman" w:eastAsia="Times New Roman" w:hAnsi="Times New Roman"/>
+                <w:sz w:val="15"/>
+                <w:szCs w:val="15"/>
+                <w:rtl w:val="0"/>
+              </w:rPr>
+              <w:t xml:space="preserve">0.996</w:t>
+            </w:r>
+          </w:p>
+        </w:tc>
+        <w:tc>
+          <w:tcPr>
+            <w:shd w:fill="auto" w:val="clear"/>
+            <w:tcMar>
+              <w:top w:w="60.0" w:type="dxa"/>
+              <w:left w:w="50.0" w:type="dxa"/>
+              <w:bottom w:w="60.0" w:type="dxa"/>
+              <w:right w:w="50.0" w:type="dxa"/>
+            </w:tcMar>
+            <w:vAlign w:val="top"/>
+          </w:tcPr>
+          <w:p>
+            <w:pPr>
+              <w:jc w:val="left"/>
+              <w:rPr>
+                <w:rFonts w:ascii="Times New Roman" w:cs="Times New Roman" w:eastAsia="Times New Roman" w:hAnsi="Times New Roman"/>
+                <w:sz w:val="15"/>
+                <w:szCs w:val="15"/>
+              </w:rPr>
+            </w:pPr>
+            <w:r>
+              <w:rPr>
+                <w:rFonts w:ascii="Times New Roman" w:cs="Times New Roman" w:eastAsia="Times New Roman" w:hAnsi="Times New Roman"/>
+                <w:sz w:val="15"/>
+                <w:szCs w:val="15"/>
+                <w:rtl w:val="0"/>
+              </w:rPr>
+              <w:t xml:space="preserve">+0.527</w:t>
+            </w:r>
+          </w:p>
+        </w:tc>
+      </w:tr>
+      <w:tr>
+        <w:trPr>
+          <w:cantSplit w:val="1"/>
+        </w:trPr>
+        <w:tc>
+          <w:tcPr>
+            <w:shd w:fill="auto" w:val="clear"/>
+            <w:tcMar>
+              <w:top w:w="60.0" w:type="dxa"/>
+              <w:left w:w="50.0" w:type="dxa"/>
+              <w:bottom w:w="60.0" w:type="dxa"/>
+              <w:right w:w="50.0" w:type="dxa"/>
+            </w:tcMar>
+            <w:vAlign w:val="top"/>
+          </w:tcPr>
+          <w:p>
+            <w:pPr>
+              <w:jc w:val="left"/>
+              <w:rPr>
+                <w:rFonts w:ascii="Times New Roman" w:cs="Times New Roman" w:eastAsia="Times New Roman" w:hAnsi="Times New Roman"/>
+                <w:sz w:val="15"/>
+                <w:szCs w:val="15"/>
+              </w:rPr>
+            </w:pPr>
+            <w:r>
+              <w:rPr>
+                <w:rFonts w:ascii="Times New Roman" w:cs="Times New Roman" w:eastAsia="Times New Roman" w:hAnsi="Times New Roman"/>
+                <w:sz w:val="15"/>
+                <w:szCs w:val="15"/>
+                <w:rtl w:val="0"/>
+              </w:rPr>
+              <w:t xml:space="preserve">Claude Sonnet 4</w:t>
+            </w:r>
+          </w:p>
+        </w:tc>
+        <w:tc>
+          <w:tcPr>
+            <w:shd w:fill="auto" w:val="clear"/>
+            <w:tcMar>
+              <w:top w:w="60.0" w:type="dxa"/>
+              <w:left w:w="50.0" w:type="dxa"/>
+              <w:bottom w:w="60.0" w:type="dxa"/>
+              <w:right w:w="50.0" w:type="dxa"/>
+            </w:tcMar>
+            <w:vAlign w:val="top"/>
+          </w:tcPr>
+          <w:p>
+            <w:pPr>
+              <w:jc w:val="left"/>
+              <w:rPr>
+                <w:rFonts w:ascii="Times New Roman" w:cs="Times New Roman" w:eastAsia="Times New Roman" w:hAnsi="Times New Roman"/>
+                <w:sz w:val="15"/>
+                <w:szCs w:val="15"/>
+              </w:rPr>
+            </w:pPr>
+            <w:r>
+              <w:rPr>
+                <w:rFonts w:ascii="Times New Roman" w:cs="Times New Roman" w:eastAsia="Times New Roman" w:hAnsi="Times New Roman"/>
+                <w:sz w:val="15"/>
+                <w:szCs w:val="15"/>
+                <w:rtl w:val="0"/>
+              </w:rPr>
+              <w:t xml:space="preserve">172</w:t>
+            </w:r>
+          </w:p>
+        </w:tc>
+        <w:tc>
+          <w:tcPr>
+            <w:shd w:fill="auto" w:val="clear"/>
+            <w:tcMar>
+              <w:top w:w="60.0" w:type="dxa"/>
+              <w:left w:w="50.0" w:type="dxa"/>
+              <w:bottom w:w="60.0" w:type="dxa"/>
+              <w:right w:w="50.0" w:type="dxa"/>
+            </w:tcMar>
+            <w:vAlign w:val="top"/>
+          </w:tcPr>
+          <w:p>
+            <w:pPr>
+              <w:jc w:val="left"/>
+              <w:rPr>
+                <w:rFonts w:ascii="Times New Roman" w:cs="Times New Roman" w:eastAsia="Times New Roman" w:hAnsi="Times New Roman"/>
+                <w:sz w:val="15"/>
+                <w:szCs w:val="15"/>
+              </w:rPr>
+            </w:pPr>
+            <w:r>
+              <w:rPr>
+                <w:rFonts w:ascii="Times New Roman" w:cs="Times New Roman" w:eastAsia="Times New Roman" w:hAnsi="Times New Roman"/>
+                <w:sz w:val="15"/>
+                <w:szCs w:val="15"/>
+                <w:rtl w:val="0"/>
+              </w:rPr>
+              <w:t xml:space="preserve">0.581</w:t>
+            </w:r>
+          </w:p>
+        </w:tc>
+        <w:tc>
+          <w:tcPr>
+            <w:shd w:fill="auto" w:val="clear"/>
+            <w:tcMar>
+              <w:top w:w="60.0" w:type="dxa"/>
+              <w:left w:w="50.0" w:type="dxa"/>
+              <w:bottom w:w="60.0" w:type="dxa"/>
+              <w:right w:w="50.0" w:type="dxa"/>
+            </w:tcMar>
+            <w:vAlign w:val="top"/>
+          </w:tcPr>
+          <w:p>
+            <w:pPr>
+              <w:jc w:val="left"/>
+              <w:rPr>
+                <w:rFonts w:ascii="Times New Roman" w:cs="Times New Roman" w:eastAsia="Times New Roman" w:hAnsi="Times New Roman"/>
+                <w:sz w:val="15"/>
+                <w:szCs w:val="15"/>
+              </w:rPr>
+            </w:pPr>
+            <w:r>
+              <w:rPr>
+                <w:rFonts w:ascii="Times New Roman" w:cs="Times New Roman" w:eastAsia="Times New Roman" w:hAnsi="Times New Roman"/>
+                <w:sz w:val="15"/>
+                <w:szCs w:val="15"/>
+                <w:rtl w:val="0"/>
+              </w:rPr>
+              <w:t xml:space="preserve">0.796</w:t>
+            </w:r>
+          </w:p>
+        </w:tc>
+        <w:tc>
+          <w:tcPr>
+            <w:shd w:fill="auto" w:val="clear"/>
+            <w:tcMar>
+              <w:top w:w="60.0" w:type="dxa"/>
+              <w:left w:w="50.0" w:type="dxa"/>
+              <w:bottom w:w="60.0" w:type="dxa"/>
+              <w:right w:w="50.0" w:type="dxa"/>
+            </w:tcMar>
+            <w:vAlign w:val="top"/>
+          </w:tcPr>
+          <w:p>
+            <w:pPr>
+              <w:jc w:val="left"/>
+              <w:rPr>
+                <w:rFonts w:ascii="Times New Roman" w:cs="Times New Roman" w:eastAsia="Times New Roman" w:hAnsi="Times New Roman"/>
+                <w:sz w:val="15"/>
+                <w:szCs w:val="15"/>
+              </w:rPr>
+            </w:pPr>
+            <w:r>
+              <w:rPr>
+                <w:rFonts w:ascii="Times New Roman" w:cs="Times New Roman" w:eastAsia="Times New Roman" w:hAnsi="Times New Roman"/>
+                <w:sz w:val="15"/>
+                <w:szCs w:val="15"/>
+                <w:rtl w:val="0"/>
+              </w:rPr>
+              <w:t xml:space="preserve">+0.215</w:t>
+            </w:r>
+          </w:p>
+        </w:tc>
+      </w:tr>
+      <w:tr>
+        <w:trPr>
+          <w:cantSplit w:val="1"/>
+        </w:trPr>
+        <w:tc>
+          <w:tcPr>
+            <w:shd w:fill="auto" w:val="clear"/>
+            <w:tcMar>
+              <w:top w:w="60.0" w:type="dxa"/>
+              <w:left w:w="50.0" w:type="dxa"/>
+              <w:bottom w:w="60.0" w:type="dxa"/>
+              <w:right w:w="50.0" w:type="dxa"/>
+            </w:tcMar>
+            <w:vAlign w:val="top"/>
+          </w:tcPr>
+          <w:p>
+            <w:pPr>
+              <w:jc w:val="left"/>
+              <w:rPr>
+                <w:rFonts w:ascii="Times New Roman" w:cs="Times New Roman" w:eastAsia="Times New Roman" w:hAnsi="Times New Roman"/>
+                <w:sz w:val="15"/>
+                <w:szCs w:val="15"/>
+              </w:rPr>
+            </w:pPr>
+            <w:r>
+              <w:rPr>
+                <w:rFonts w:ascii="Times New Roman" w:cs="Times New Roman" w:eastAsia="Times New Roman" w:hAnsi="Times New Roman"/>
+                <w:sz w:val="15"/>
+                <w:szCs w:val="15"/>
+                <w:rtl w:val="0"/>
+              </w:rPr>
+              <w:t xml:space="preserve">Gemini 3.6 Flash</w:t>
+            </w:r>
+          </w:p>
+        </w:tc>
+        <w:tc>
+          <w:tcPr>
+            <w:shd w:fill="auto" w:val="clear"/>
+            <w:tcMar>
+              <w:top w:w="60.0" w:type="dxa"/>
+              <w:left w:w="50.0" w:type="dxa"/>
+              <w:bottom w:w="60.0" w:type="dxa"/>
+              <w:right w:w="50.0" w:type="dxa"/>
+            </w:tcMar>
+            <w:vAlign w:val="top"/>
+          </w:tcPr>
+          <w:p>
+            <w:pPr>
+              <w:jc w:val="left"/>
+              <w:rPr>
+                <w:rFonts w:ascii="Times New Roman" w:cs="Times New Roman" w:eastAsia="Times New Roman" w:hAnsi="Times New Roman"/>
+                <w:sz w:val="15"/>
+                <w:szCs w:val="15"/>
+              </w:rPr>
+            </w:pPr>
+            <w:r>
+              <w:rPr>
+                <w:rFonts w:ascii="Times New Roman" w:cs="Times New Roman" w:eastAsia="Times New Roman" w:hAnsi="Times New Roman"/>
+                <w:sz w:val="15"/>
+                <w:szCs w:val="15"/>
+                <w:rtl w:val="0"/>
+              </w:rPr>
+              <w:t xml:space="preserve">247</w:t>
+            </w:r>
+          </w:p>
+        </w:tc>
+        <w:tc>
+          <w:tcPr>
+            <w:shd w:fill="auto" w:val="clear"/>
+            <w:tcMar>
+              <w:top w:w="60.0" w:type="dxa"/>
+              <w:left w:w="50.0" w:type="dxa"/>
+              <w:bottom w:w="60.0" w:type="dxa"/>
+              <w:right w:w="50.0" w:type="dxa"/>
+            </w:tcMar>
+            <w:vAlign w:val="top"/>
+          </w:tcPr>
+          <w:p>
+            <w:pPr>
+              <w:jc w:val="left"/>
+              <w:rPr>
+                <w:rFonts w:ascii="Times New Roman" w:cs="Times New Roman" w:eastAsia="Times New Roman" w:hAnsi="Times New Roman"/>
+                <w:sz w:val="15"/>
+                <w:szCs w:val="15"/>
+              </w:rPr>
+            </w:pPr>
+            <w:r>
+              <w:rPr>
+                <w:rFonts w:ascii="Times New Roman" w:cs="Times New Roman" w:eastAsia="Times New Roman" w:hAnsi="Times New Roman"/>
+                <w:sz w:val="15"/>
+                <w:szCs w:val="15"/>
+                <w:rtl w:val="0"/>
+              </w:rPr>
+              <w:t xml:space="preserve">0.413</w:t>
+            </w:r>
+          </w:p>
+        </w:tc>
+        <w:tc>
+          <w:tcPr>
+            <w:shd w:fill="auto" w:val="clear"/>
+            <w:tcMar>
+              <w:top w:w="60.0" w:type="dxa"/>
+              <w:left w:w="50.0" w:type="dxa"/>
+              <w:bottom w:w="60.0" w:type="dxa"/>
+              <w:right w:w="50.0" w:type="dxa"/>
+            </w:tcMar>
+            <w:vAlign w:val="top"/>
+          </w:tcPr>
+          <w:p>
+            <w:pPr>
+              <w:jc w:val="left"/>
+              <w:rPr>
+                <w:rFonts w:ascii="Times New Roman" w:cs="Times New Roman" w:eastAsia="Times New Roman" w:hAnsi="Times New Roman"/>
+                <w:sz w:val="15"/>
+                <w:szCs w:val="15"/>
+              </w:rPr>
+            </w:pPr>
+            <w:r>
+              <w:rPr>
+                <w:rFonts w:ascii="Times New Roman" w:cs="Times New Roman" w:eastAsia="Times New Roman" w:hAnsi="Times New Roman"/>
+                <w:sz w:val="15"/>
+                <w:szCs w:val="15"/>
+                <w:rtl w:val="0"/>
+              </w:rPr>
+              <w:t xml:space="preserve">0.962</w:t>
+            </w:r>
+          </w:p>
+        </w:tc>
+        <w:tc>
+          <w:tcPr>
+            <w:shd w:fill="auto" w:val="clear"/>
+            <w:tcMar>
+              <w:top w:w="60.0" w:type="dxa"/>
+              <w:left w:w="50.0" w:type="dxa"/>
+              <w:bottom w:w="60.0" w:type="dxa"/>
+              <w:right w:w="50.0" w:type="dxa"/>
+            </w:tcMar>
+            <w:vAlign w:val="top"/>
+          </w:tcPr>
+          <w:p>
+            <w:pPr>
+              <w:jc w:val="left"/>
+              <w:rPr>
+                <w:rFonts w:ascii="Times New Roman" w:cs="Times New Roman" w:eastAsia="Times New Roman" w:hAnsi="Times New Roman"/>
+                <w:sz w:val="15"/>
+                <w:szCs w:val="15"/>
+              </w:rPr>
+            </w:pPr>
+            <w:r>
+              <w:rPr>
+                <w:rFonts w:ascii="Times New Roman" w:cs="Times New Roman" w:eastAsia="Times New Roman" w:hAnsi="Times New Roman"/>
+                <w:sz w:val="15"/>
+                <w:szCs w:val="15"/>
+                <w:rtl w:val="0"/>
+              </w:rPr>
+              <w:t xml:space="preserve">+0.549</w:t>
+            </w:r>
+          </w:p>
+        </w:tc>
+      </w:tr>
+    </w:tbl>
+    <w:p>
+      <w:pPr>
+        <w:jc w:val="both"/>
+        <w:rPr>
+          <w:rFonts w:ascii="Times New Roman" w:cs="Times New Roman" w:eastAsia="Times New Roman" w:hAnsi="Times New Roman"/>
+          <w:sz w:val="20"/>
+          <w:szCs w:val="20"/>
+        </w:rPr>
+      </w:pPr>
+      <w:r>
+        <w:rPr>
+          <w:rFonts w:ascii="Times New Roman" w:cs="Times New Roman" w:eastAsia="Times New Roman" w:hAnsi="Times New Roman"/>
+          <w:sz w:val="20"/>
+          <w:szCs w:val="20"/>
+          <w:rtl w:val="0"/>
+        </w:rPr>
+        <w:t xml:space="preserve"/>
+      </w:r>
+    </w:p>
+    <w:p>
+      <w:pPr>
         <w:pStyle w:val="Heading2"/>
         <w:spacing w:after="0" w:before="0" w:lineRule="auto"/>
         <w:jc w:val="center"/>
@@ -41271,7 +43364,26 @@
           <w:szCs w:val="16"/>
           <w:rtl w:val="0"/>
         </w:rPr>
-        <w:t xml:space="preserve">[11] Liu, X., et al. "AgentBench: Evaluating LLMs as Agents." </w:t>
+        <w:t xml:space="preserve">[11] Xue, T., Qi, W., Shi, T., Song, C.H., Gou, B., Song, D., Sun, H., Su, Y. "An Illusion of Progress? Assessing the Current State of Web Agents." Conference on Language Modeling (COLM), 2025. Available: https://arxiv.org/abs/2504.01382</w:t>
+      </w:r>
+    </w:p>
+    <w:p>
+      <w:pPr>
+        <w:jc w:val="both"/>
+        <w:rPr>
+          <w:rFonts w:ascii="Times New Roman" w:cs="Times New Roman" w:eastAsia="Times New Roman" w:hAnsi="Times New Roman"/>
+          <w:sz w:val="16"/>
+          <w:szCs w:val="16"/>
+        </w:rPr>
+      </w:pPr>
+      <w:r>
+        <w:rPr>
+          <w:rFonts w:ascii="Times New Roman" w:cs="Times New Roman" w:eastAsia="Times New Roman" w:hAnsi="Times New Roman"/>
+          <w:sz w:val="16"/>
+          <w:szCs w:val="16"/>
+          <w:rtl w:val="0"/>
+        </w:rPr>
+        <w:t xml:space="preserve">[12] Liu, X., et al. "AgentBench: Evaluating LLMs as Agents." </w:t>
       </w:r>
       <w:r>
         <w:rPr>
@@ -41332,7 +43444,7 @@
           <w:szCs w:val="16"/>
           <w:rtl w:val="0"/>
         </w:rPr>
-        <w:t xml:space="preserve">[12] Deng, X., et al. "Mind2Web: Towards a Generalist Agent for the Web." </w:t>
+        <w:t xml:space="preserve">[13] Deng, X., et al. "Mind2Web: Towards a Generalist Agent for the Web." </w:t>
       </w:r>
       <w:r>
         <w:rPr>
@@ -41393,7 +43505,7 @@
           <w:szCs w:val="16"/>
           <w:rtl w:val="0"/>
         </w:rPr>
-        <w:t xml:space="preserve">[13] Xie, J., et al. "TravelPlanner: A Benchmark for Real-World Planning with Language Agents." </w:t>
+        <w:t xml:space="preserve">[14] Xie, J., et al. "TravelPlanner: A Benchmark for Real-World Planning with Language Agents." </w:t>
       </w:r>
       <w:r>
         <w:rPr>
@@ -41454,7 +43566,7 @@
           <w:szCs w:val="16"/>
           <w:rtl w:val="0"/>
         </w:rPr>
-        <w:t xml:space="preserve">[14] Shinn, N., et al. "Reflexion: Language Agents with Verbal Reinforcement Learning." </w:t>
+        <w:t xml:space="preserve">[15] Shinn, N., et al. "Reflexion: Language Agents with Verbal Reinforcement Learning." </w:t>
       </w:r>
       <w:r>
         <w:rPr>
@@ -41515,7 +43627,7 @@
           <w:szCs w:val="16"/>
           <w:rtl w:val="0"/>
         </w:rPr>
-        <w:t xml:space="preserve">[15] Yao, S., et al. "ReAct: Synergizing Reasoning and Acting in Language Models." </w:t>
+        <w:t xml:space="preserve">[16] Yao, S., et al. "ReAct: Synergizing Reasoning and Acting in Language Models." </w:t>
       </w:r>
       <w:r>
         <w:rPr>
@@ -41576,7 +43688,7 @@
           <w:szCs w:val="16"/>
           <w:rtl w:val="0"/>
         </w:rPr>
-        <w:t xml:space="preserve">[16] Kadavath, S., et al. "Language Models (Mostly) Know What They Know." </w:t>
+        <w:t xml:space="preserve">[17] Kadavath, S., et al. "Language Models (Mostly) Know What They Know." </w:t>
       </w:r>
       <w:r>
         <w:rPr>
@@ -41637,7 +43749,7 @@
           <w:szCs w:val="16"/>
           <w:rtl w:val="0"/>
         </w:rPr>
-        <w:t xml:space="preserve">[17] Guo, C, et al., "On Calibration of Modern Neural Networks." </w:t>
+        <w:t xml:space="preserve">[18] Guo, C, et al., "On Calibration of Modern Neural Networks." </w:t>
       </w:r>
       <w:r>
         <w:rPr>
@@ -41698,7 +43810,7 @@
           <w:szCs w:val="16"/>
           <w:rtl w:val="0"/>
         </w:rPr>
-        <w:t xml:space="preserve">[18] Lin, S., Hilton, J., Evans, O. "Teaching Models to Express Their Uncertainty in Words." </w:t>
+        <w:t xml:space="preserve">[19] Lin, S., Hilton, J., Evans, O. "Teaching Models to Express Their Uncertainty in Words." </w:t>
       </w:r>
       <w:r>
         <w:rPr>
@@ -41759,7 +43871,7 @@
           <w:szCs w:val="16"/>
           <w:rtl w:val="0"/>
         </w:rPr>
-        <w:t xml:space="preserve">[19] Tian, K., et al. "Just Ask for Calibration: Strategies for Eliciting Calibrated Confidence Scores from Language Models Fine-Tuned with Human Feedback." </w:t>
+        <w:t xml:space="preserve">[20] Tian, K., et al. "Just Ask for Calibration: Strategies for Eliciting Calibrated Confidence Scores from Language Models Fine-Tuned with Human Feedback." </w:t>
       </w:r>
       <w:r>
         <w:rPr>
@@ -41820,7 +43932,7 @@
           <w:szCs w:val="16"/>
           <w:rtl w:val="0"/>
         </w:rPr>
-        <w:t xml:space="preserve">[20] Naeini, M.P., Cooper, G.F., Hauskrecht, M. "Obtaining Well Calibrated Probabilities Using Bayesian Binning." </w:t>
+        <w:t xml:space="preserve">[21] Naeini, M.P., Cooper, G.F., Hauskrecht, M. "Obtaining Well Calibrated Probabilities Using Bayesian Binning." </w:t>
       </w:r>
       <w:r>
         <w:rPr>
@@ -41881,7 +43993,7 @@
           <w:szCs w:val="16"/>
           <w:rtl w:val="0"/>
         </w:rPr>
-        <w:t xml:space="preserve">[21] Wang, Z., et al., "Image Quality Assessment: From Error Visibility to Structural Similarity." </w:t>
+        <w:t xml:space="preserve">[22] Wang, Z., et al., "Image Quality Assessment: From Error Visibility to Structural Similarity." </w:t>
       </w:r>
       <w:r>
         <w:rPr>
@@ -41942,7 +44054,7 @@
           <w:szCs w:val="16"/>
           <w:rtl w:val="0"/>
         </w:rPr>
-        <w:t xml:space="preserve">[22] Yang, J., et al. "Set-of-Mark Prompting Unleashes Extraordinary Visual Grounding in GPT-4V." </w:t>
+        <w:t xml:space="preserve">[23] Yang, J., et al. "Set-of-Mark Prompting Unleashes Extraordinary Visual Grounding in GPT-4V." </w:t>
       </w:r>
       <w:r>
         <w:rPr>
@@ -42003,7 +44115,7 @@
           <w:szCs w:val="16"/>
           <w:rtl w:val="0"/>
         </w:rPr>
-        <w:t xml:space="preserve">[23] Efron, B. "Bootstrap Methods: Another Look at the Jackknife." </w:t>
+        <w:t xml:space="preserve">[24] Efron, B. "Bootstrap Methods: Another Look at the Jackknife." </w:t>
       </w:r>
       <w:r>
         <w:rPr>
@@ -42084,7 +44196,7 @@
           <w:szCs w:val="16"/>
           <w:rtl w:val="0"/>
         </w:rPr>
-        <w:t xml:space="preserve">[24] McNemar, Q. "Note on the Sampling Error of the Difference Between Correlated Proportions or Percentages." </w:t>
+        <w:t xml:space="preserve">[25] McNemar, Q. "Note on the Sampling Error of the Difference Between Correlated Proportions or Percentages." </w:t>
       </w:r>
       <w:r>
         <w:rPr>
@@ -42145,7 +44257,7 @@
           <w:szCs w:val="16"/>
           <w:rtl w:val="0"/>
         </w:rPr>
-        <w:t xml:space="preserve">[25] Li, J, et al., "BLIP-2: Bootstrapping Language-Image Pre-training with Frozen Image Encoders and Large Language Models." </w:t>
+        <w:t xml:space="preserve">[26] Li, J, et al., "BLIP-2: Bootstrapping Language-Image Pre-training with Frozen Image Encoders and Large Language Models." </w:t>
       </w:r>
       <w:r>
         <w:rPr>
@@ -42206,7 +44318,7 @@
           <w:szCs w:val="16"/>
           <w:rtl w:val="0"/>
         </w:rPr>
-        <w:t xml:space="preserve">[26] Cohen, J. "A Coefficient of Agreement for Nominal Scales." </w:t>
+        <w:t xml:space="preserve">[27] Cohen, J. "A Coefficient of Agreement for Nominal Scales." </w:t>
       </w:r>
       <w:r>
         <w:rPr>
@@ -42287,7 +44399,7 @@
           <w:szCs w:val="16"/>
           <w:rtl w:val="0"/>
         </w:rPr>
-        <w:t xml:space="preserve">[27] Landis, J.R., Koch, G.G. "The Measurement of Observer Agreement for Categorical Data." Biometrics 33(1):159-174, 1977. Available: https://www.jstor.org/stable/2529310</w:t>
+        <w:t xml:space="preserve">[28] Landis, J.R., Koch, G.G. "The Measurement of Observer Agreement for Categorical Data." Biometrics 33(1):159-174, 1977. Available: https://www.jstor.org/stable/2529310</w:t>
       </w:r>
     </w:p>
     <w:p>
@@ -42306,7 +44418,7 @@
           <w:szCs w:val="16"/>
           <w:rtl w:val="0"/>
         </w:rPr>
-        <w:t xml:space="preserve">[28] Wei, J., et al. "Chain-of-Thought Prompting Elicits Reasoning in Large Language Models." </w:t>
+        <w:t xml:space="preserve">[29] Wei, J., et al. "Chain-of-Thought Prompting Elicits Reasoning in Large Language Models." </w:t>
       </w:r>
       <w:r>
         <w:rPr>

--- a/manuscripts/can_llm_web_agents_verify_their_own_work_R1.docx
+++ b/manuscripts/can_llm_web_agents_verify_their_own_work_R1.docx
@@ -288,7 +288,7 @@
         </w:rPr>
         <w:sectPr>
           <w:pgSz w:h="15840" w:w="12240" w:orient="portrait"/>
-          <w:pgMar w:bottom="1440" w:top="1440" w:left="1440" w:right="1440" w:header="720" w:footer="720"/>
+          <w:pgMar w:bottom="1440" w:top="1440" w:left="1440" w:right="1440" w:header="720" w:footer="720" w:gutter="0"/>
           <w:pgNumType w:start="1"/>
         </w:sectPr>
       </w:pPr>
@@ -14192,13 +14192,13 @@
     </w:p>
     <w:p>
       <w:pPr>
-        <w:jc w:val="both"/>
-        <w:rPr>
-          <w:rFonts w:ascii="Times New Roman" w:cs="Times New Roman" w:eastAsia="Times New Roman" w:hAnsi="Times New Roman"/>
-          <w:sz w:val="20"/>
-          <w:szCs w:val="20"/>
-        </w:rPr>
         <w:pStyle w:val="Heading3"/>
+        <w:jc w:val="both"/>
+        <w:rPr>
+          <w:rFonts w:ascii="Times New Roman" w:cs="Times New Roman" w:eastAsia="Times New Roman" w:hAnsi="Times New Roman"/>
+          <w:sz w:val="20"/>
+          <w:szCs w:val="20"/>
+        </w:rPr>
       </w:pPr>
       <w:r>
         <w:rPr>
@@ -14214,13 +14214,13 @@
     </w:p>
     <w:p>
       <w:pPr>
-        <w:jc w:val="both"/>
-        <w:rPr>
-          <w:rFonts w:ascii="Times New Roman" w:cs="Times New Roman" w:eastAsia="Times New Roman" w:hAnsi="Times New Roman"/>
-          <w:sz w:val="20"/>
-          <w:szCs w:val="20"/>
-        </w:rPr>
         <w:pStyle w:val="Normal"/>
+        <w:jc w:val="both"/>
+        <w:rPr>
+          <w:rFonts w:ascii="Times New Roman" w:cs="Times New Roman" w:eastAsia="Times New Roman" w:hAnsi="Times New Roman"/>
+          <w:sz w:val="20"/>
+          <w:szCs w:val="20"/>
+        </w:rPr>
       </w:pPr>
       <w:r>
         <w:rPr>
@@ -14234,13 +14234,13 @@
     </w:p>
     <w:p>
       <w:pPr>
-        <w:jc w:val="both"/>
-        <w:rPr>
-          <w:rFonts w:ascii="Times New Roman" w:cs="Times New Roman" w:eastAsia="Times New Roman" w:hAnsi="Times New Roman"/>
-          <w:sz w:val="20"/>
-          <w:szCs w:val="20"/>
-        </w:rPr>
         <w:pStyle w:val="Normal"/>
+        <w:jc w:val="both"/>
+        <w:rPr>
+          <w:rFonts w:ascii="Times New Roman" w:cs="Times New Roman" w:eastAsia="Times New Roman" w:hAnsi="Times New Roman"/>
+          <w:sz w:val="20"/>
+          <w:szCs w:val="20"/>
+        </w:rPr>
       </w:pPr>
       <w:r>
         <w:rPr>
@@ -14254,13 +14254,13 @@
     </w:p>
     <w:p>
       <w:pPr>
-        <w:jc w:val="both"/>
-        <w:rPr>
-          <w:rFonts w:ascii="Times New Roman" w:cs="Times New Roman" w:eastAsia="Times New Roman" w:hAnsi="Times New Roman"/>
-          <w:sz w:val="20"/>
-          <w:szCs w:val="20"/>
-        </w:rPr>
         <w:pStyle w:val="Normal"/>
+        <w:jc w:val="both"/>
+        <w:rPr>
+          <w:rFonts w:ascii="Times New Roman" w:cs="Times New Roman" w:eastAsia="Times New Roman" w:hAnsi="Times New Roman"/>
+          <w:sz w:val="20"/>
+          <w:szCs w:val="20"/>
+        </w:rPr>
       </w:pPr>
       <w:r>
         <w:t/>
@@ -14268,13 +14268,13 @@
     </w:p>
     <w:p>
       <w:pPr>
-        <w:jc w:val="both"/>
-        <w:rPr>
-          <w:rFonts w:ascii="Times New Roman" w:cs="Times New Roman" w:eastAsia="Times New Roman" w:hAnsi="Times New Roman"/>
-          <w:sz w:val="20"/>
-          <w:szCs w:val="20"/>
-        </w:rPr>
         <w:pStyle w:val="Normal"/>
+        <w:jc w:val="both"/>
+        <w:rPr>
+          <w:rFonts w:ascii="Times New Roman" w:cs="Times New Roman" w:eastAsia="Times New Roman" w:hAnsi="Times New Roman"/>
+          <w:sz w:val="20"/>
+          <w:szCs w:val="20"/>
+        </w:rPr>
       </w:pPr>
       <w:r>
         <w:t/>
@@ -14282,13 +14282,13 @@
     </w:p>
     <w:p>
       <w:pPr>
+        <w:pStyle w:val="Normal"/>
         <w:jc w:val="center"/>
         <w:rPr>
           <w:rFonts w:ascii="Times New Roman" w:cs="Times New Roman" w:eastAsia="Times New Roman" w:hAnsi="Times New Roman"/>
           <w:sz w:val="20"/>
           <w:szCs w:val="20"/>
         </w:rPr>
-        <w:pStyle w:val="Normal"/>
       </w:pPr>
       <w:r>
         <w:rPr>
@@ -15498,13 +15498,13 @@
     </w:tbl>
     <w:p>
       <w:pPr>
-        <w:jc w:val="both"/>
-        <w:rPr>
-          <w:rFonts w:ascii="Times New Roman" w:cs="Times New Roman" w:eastAsia="Times New Roman" w:hAnsi="Times New Roman"/>
-          <w:sz w:val="20"/>
-          <w:szCs w:val="20"/>
-        </w:rPr>
         <w:pStyle w:val="Normal"/>
+        <w:jc w:val="both"/>
+        <w:rPr>
+          <w:rFonts w:ascii="Times New Roman" w:cs="Times New Roman" w:eastAsia="Times New Roman" w:hAnsi="Times New Roman"/>
+          <w:sz w:val="20"/>
+          <w:szCs w:val="20"/>
+        </w:rPr>
       </w:pPr>
       <w:r>
         <w:t/>
@@ -15512,13 +15512,13 @@
     </w:p>
     <w:p>
       <w:pPr>
-        <w:jc w:val="both"/>
-        <w:rPr>
-          <w:rFonts w:ascii="Times New Roman" w:cs="Times New Roman" w:eastAsia="Times New Roman" w:hAnsi="Times New Roman"/>
-          <w:sz w:val="20"/>
-          <w:szCs w:val="20"/>
-        </w:rPr>
         <w:pStyle w:val="Normal"/>
+        <w:jc w:val="both"/>
+        <w:rPr>
+          <w:rFonts w:ascii="Times New Roman" w:cs="Times New Roman" w:eastAsia="Times New Roman" w:hAnsi="Times New Roman"/>
+          <w:sz w:val="20"/>
+          <w:szCs w:val="20"/>
+        </w:rPr>
       </w:pPr>
       <w:r>
         <w:rPr>
@@ -15532,13 +15532,13 @@
     </w:p>
     <w:p>
       <w:pPr>
-        <w:jc w:val="both"/>
-        <w:rPr>
-          <w:rFonts w:ascii="Times New Roman" w:cs="Times New Roman" w:eastAsia="Times New Roman" w:hAnsi="Times New Roman"/>
-          <w:sz w:val="20"/>
-          <w:szCs w:val="20"/>
-        </w:rPr>
         <w:pStyle w:val="Normal"/>
+        <w:jc w:val="both"/>
+        <w:rPr>
+          <w:rFonts w:ascii="Times New Roman" w:cs="Times New Roman" w:eastAsia="Times New Roman" w:hAnsi="Times New Roman"/>
+          <w:sz w:val="20"/>
+          <w:szCs w:val="20"/>
+        </w:rPr>
       </w:pPr>
       <w:r>
         <w:t/>
@@ -15546,13 +15546,13 @@
     </w:p>
     <w:p>
       <w:pPr>
-        <w:jc w:val="both"/>
-        <w:rPr>
-          <w:rFonts w:ascii="Times New Roman" w:cs="Times New Roman" w:eastAsia="Times New Roman" w:hAnsi="Times New Roman"/>
-          <w:sz w:val="20"/>
-          <w:szCs w:val="20"/>
-        </w:rPr>
         <w:pStyle w:val="Heading3"/>
+        <w:jc w:val="both"/>
+        <w:rPr>
+          <w:rFonts w:ascii="Times New Roman" w:cs="Times New Roman" w:eastAsia="Times New Roman" w:hAnsi="Times New Roman"/>
+          <w:sz w:val="20"/>
+          <w:szCs w:val="20"/>
+        </w:rPr>
       </w:pPr>
       <w:r>
         <w:rPr>
@@ -15568,13 +15568,13 @@
     </w:p>
     <w:p>
       <w:pPr>
-        <w:jc w:val="both"/>
-        <w:rPr>
-          <w:rFonts w:ascii="Times New Roman" w:cs="Times New Roman" w:eastAsia="Times New Roman" w:hAnsi="Times New Roman"/>
-          <w:sz w:val="20"/>
-          <w:szCs w:val="20"/>
-        </w:rPr>
         <w:pStyle w:val="Normal"/>
+        <w:jc w:val="both"/>
+        <w:rPr>
+          <w:rFonts w:ascii="Times New Roman" w:cs="Times New Roman" w:eastAsia="Times New Roman" w:hAnsi="Times New Roman"/>
+          <w:sz w:val="20"/>
+          <w:szCs w:val="20"/>
+        </w:rPr>
       </w:pPr>
       <w:r>
         <w:t/>
@@ -15582,13 +15582,13 @@
     </w:p>
     <w:p>
       <w:pPr>
-        <w:jc w:val="both"/>
-        <w:rPr>
-          <w:rFonts w:ascii="Times New Roman" w:cs="Times New Roman" w:eastAsia="Times New Roman" w:hAnsi="Times New Roman"/>
-          <w:sz w:val="20"/>
-          <w:szCs w:val="20"/>
-        </w:rPr>
         <w:pStyle w:val="Normal"/>
+        <w:jc w:val="both"/>
+        <w:rPr>
+          <w:rFonts w:ascii="Times New Roman" w:cs="Times New Roman" w:eastAsia="Times New Roman" w:hAnsi="Times New Roman"/>
+          <w:sz w:val="20"/>
+          <w:szCs w:val="20"/>
+        </w:rPr>
       </w:pPr>
       <w:r>
         <w:rPr>
@@ -15602,13 +15602,13 @@
     </w:p>
     <w:p>
       <w:pPr>
-        <w:jc w:val="both"/>
-        <w:rPr>
-          <w:rFonts w:ascii="Times New Roman" w:cs="Times New Roman" w:eastAsia="Times New Roman" w:hAnsi="Times New Roman"/>
-          <w:sz w:val="20"/>
-          <w:szCs w:val="20"/>
-        </w:rPr>
         <w:pStyle w:val="Normal"/>
+        <w:jc w:val="both"/>
+        <w:rPr>
+          <w:rFonts w:ascii="Times New Roman" w:cs="Times New Roman" w:eastAsia="Times New Roman" w:hAnsi="Times New Roman"/>
+          <w:sz w:val="20"/>
+          <w:szCs w:val="20"/>
+        </w:rPr>
       </w:pPr>
       <w:r>
         <w:rPr>
@@ -15622,13 +15622,13 @@
     </w:p>
     <w:p>
       <w:pPr>
-        <w:jc w:val="both"/>
-        <w:rPr>
-          <w:rFonts w:ascii="Times New Roman" w:cs="Times New Roman" w:eastAsia="Times New Roman" w:hAnsi="Times New Roman"/>
-          <w:sz w:val="20"/>
-          <w:szCs w:val="20"/>
-        </w:rPr>
         <w:pStyle w:val="Normal"/>
+        <w:jc w:val="both"/>
+        <w:rPr>
+          <w:rFonts w:ascii="Times New Roman" w:cs="Times New Roman" w:eastAsia="Times New Roman" w:hAnsi="Times New Roman"/>
+          <w:sz w:val="20"/>
+          <w:szCs w:val="20"/>
+        </w:rPr>
       </w:pPr>
       <w:r>
         <w:t/>
@@ -15636,13 +15636,13 @@
     </w:p>
     <w:p>
       <w:pPr>
-        <w:jc w:val="both"/>
-        <w:rPr>
-          <w:rFonts w:ascii="Times New Roman" w:cs="Times New Roman" w:eastAsia="Times New Roman" w:hAnsi="Times New Roman"/>
-          <w:sz w:val="20"/>
-          <w:szCs w:val="20"/>
-        </w:rPr>
         <w:pStyle w:val="Normal"/>
+        <w:jc w:val="both"/>
+        <w:rPr>
+          <w:rFonts w:ascii="Times New Roman" w:cs="Times New Roman" w:eastAsia="Times New Roman" w:hAnsi="Times New Roman"/>
+          <w:sz w:val="20"/>
+          <w:szCs w:val="20"/>
+        </w:rPr>
       </w:pPr>
       <w:r>
         <w:t/>
@@ -15650,13 +15650,13 @@
     </w:p>
     <w:p>
       <w:pPr>
+        <w:pStyle w:val="Normal"/>
         <w:jc w:val="center"/>
         <w:rPr>
           <w:rFonts w:ascii="Times New Roman" w:cs="Times New Roman" w:eastAsia="Times New Roman" w:hAnsi="Times New Roman"/>
           <w:sz w:val="20"/>
           <w:szCs w:val="20"/>
         </w:rPr>
-        <w:pStyle w:val="Normal"/>
       </w:pPr>
       <w:r>
         <w:rPr>
@@ -16866,13 +16866,13 @@
     </w:tbl>
     <w:p>
       <w:pPr>
-        <w:jc w:val="both"/>
-        <w:rPr>
-          <w:rFonts w:ascii="Times New Roman" w:cs="Times New Roman" w:eastAsia="Times New Roman" w:hAnsi="Times New Roman"/>
-          <w:sz w:val="20"/>
-          <w:szCs w:val="20"/>
-        </w:rPr>
         <w:pStyle w:val="Normal"/>
+        <w:jc w:val="both"/>
+        <w:rPr>
+          <w:rFonts w:ascii="Times New Roman" w:cs="Times New Roman" w:eastAsia="Times New Roman" w:hAnsi="Times New Roman"/>
+          <w:sz w:val="20"/>
+          <w:szCs w:val="20"/>
+        </w:rPr>
       </w:pPr>
       <w:r>
         <w:t/>
@@ -16880,13 +16880,13 @@
     </w:p>
     <w:p>
       <w:pPr>
-        <w:jc w:val="both"/>
-        <w:rPr>
-          <w:rFonts w:ascii="Times New Roman" w:cs="Times New Roman" w:eastAsia="Times New Roman" w:hAnsi="Times New Roman"/>
-          <w:sz w:val="20"/>
-          <w:szCs w:val="20"/>
-        </w:rPr>
         <w:pStyle w:val="Normal"/>
+        <w:jc w:val="both"/>
+        <w:rPr>
+          <w:rFonts w:ascii="Times New Roman" w:cs="Times New Roman" w:eastAsia="Times New Roman" w:hAnsi="Times New Roman"/>
+          <w:sz w:val="20"/>
+          <w:szCs w:val="20"/>
+        </w:rPr>
       </w:pPr>
       <w:r>
         <w:rPr>
@@ -16900,13 +16900,13 @@
     </w:p>
     <w:p>
       <w:pPr>
-        <w:jc w:val="both"/>
-        <w:rPr>
-          <w:rFonts w:ascii="Times New Roman" w:cs="Times New Roman" w:eastAsia="Times New Roman" w:hAnsi="Times New Roman"/>
-          <w:sz w:val="20"/>
-          <w:szCs w:val="20"/>
-        </w:rPr>
         <w:pStyle w:val="Normal"/>
+        <w:jc w:val="both"/>
+        <w:rPr>
+          <w:rFonts w:ascii="Times New Roman" w:cs="Times New Roman" w:eastAsia="Times New Roman" w:hAnsi="Times New Roman"/>
+          <w:sz w:val="20"/>
+          <w:szCs w:val="20"/>
+        </w:rPr>
       </w:pPr>
       <w:r>
         <w:t/>
@@ -20896,6 +20896,7 @@
     </w:p>
     <w:p>
       <w:pPr>
+        <w:pStyle w:val="Heading2"/>
         <w:jc w:val="both"/>
         <w:rPr>
           <w:rFonts w:ascii="Helvetica Neue" w:cs="Helvetica Neue" w:eastAsia="Helvetica Neue" w:hAnsi="Helvetica Neue"/>
@@ -20904,7 +20905,6 @@
           <w:sz w:val="44"/>
           <w:szCs w:val="44"/>
         </w:rPr>
-        <w:pStyle w:val="Heading2"/>
       </w:pPr>
       <w:r>
         <w:rPr>
@@ -20922,6 +20922,7 @@
     </w:p>
     <w:p>
       <w:pPr>
+        <w:pStyle w:val="Normal"/>
         <w:jc w:val="both"/>
         <w:rPr>
           <w:rFonts w:ascii="Helvetica Neue" w:cs="Helvetica Neue" w:eastAsia="Helvetica Neue" w:hAnsi="Helvetica Neue"/>
@@ -20930,20 +20931,20 @@
           <w:sz w:val="44"/>
           <w:szCs w:val="44"/>
         </w:rPr>
+      </w:pPr>
+      <w:r>
+        <w:rPr>
+          <w:rFonts w:ascii="Times New Roman" w:cs="Times New Roman" w:eastAsia="Times New Roman" w:hAnsi="Times New Roman"/>
+          <w:sz w:val="20"/>
+          <w:szCs w:val="20"/>
+          <w:rtl w:val="0"/>
+        </w:rPr>
+        <w:t xml:space="preserve">A key finding is that four of the five models exhibit substantial overconfidence: median confidence of 9-10 whether or not the verdict is correct. Claude Sonnet 4 is the exception, with a median of 8 when correct against 7 when wrong in Condition A. Table 8 shows the mean confidence when correct versus when wrong.</w:t>
+      </w:r>
+    </w:p>
+    <w:p>
+      <w:pPr>
         <w:pStyle w:val="Normal"/>
-      </w:pPr>
-      <w:r>
-        <w:rPr>
-          <w:rFonts w:ascii="Times New Roman" w:cs="Times New Roman" w:eastAsia="Times New Roman" w:hAnsi="Times New Roman"/>
-          <w:sz w:val="20"/>
-          <w:szCs w:val="20"/>
-          <w:rtl w:val="0"/>
-        </w:rPr>
-        <w:t xml:space="preserve">A key finding is that four of the five models exhibit substantial overconfidence: median confidence of 9-10 whether or not the verdict is correct. Claude Sonnet 4 is the exception, with a median of 8 when correct against 7 when wrong in Condition A. Table 8 shows the mean confidence when correct versus when wrong.</w:t>
-      </w:r>
-    </w:p>
-    <w:p>
-      <w:pPr>
         <w:jc w:val="center"/>
         <w:rPr>
           <w:rFonts w:ascii="Helvetica Neue" w:cs="Helvetica Neue" w:eastAsia="Helvetica Neue" w:hAnsi="Helvetica Neue"/>
@@ -20952,7 +20953,6 @@
           <w:sz w:val="44"/>
           <w:szCs w:val="44"/>
         </w:rPr>
-        <w:pStyle w:val="Normal"/>
       </w:pPr>
       <w:r>
         <w:rPr>
@@ -21971,6 +21971,7 @@
     </w:tbl>
     <w:p>
       <w:pPr>
+        <w:pStyle w:val="Normal"/>
         <w:jc w:val="both"/>
         <w:rPr>
           <w:rFonts w:ascii="Helvetica Neue" w:cs="Helvetica Neue" w:eastAsia="Helvetica Neue" w:hAnsi="Helvetica Neue"/>
@@ -21979,20 +21980,20 @@
           <w:sz w:val="44"/>
           <w:szCs w:val="44"/>
         </w:rPr>
+      </w:pPr>
+      <w:r>
+        <w:rPr>
+          <w:rFonts w:ascii="Times New Roman" w:cs="Times New Roman" w:eastAsia="Times New Roman" w:hAnsi="Times New Roman"/>
+          <w:sz w:val="20"/>
+          <w:szCs w:val="20"/>
+          <w:rtl w:val="0"/>
+        </w:rPr>
+        <w:t xml:space="preserve">The overconfidence pattern is most pronounced for the GPT-4.1 family, where mean confidence when wrong equals or exceeds confidence when correct (GPT-4.1 9.78 vs 9.41, GPT-4.1 Mini 9.42 vs 9.37, GPT-4.1 Nano 8.81 vs 8.22 in Condition A). For these models confidence scores alone are unreliable for filtering low-quality verifications. Gemini 3.6 Flash is only marginally better (9.59 correct vs 9.47 wrong), its confidence being almost saturated at the top of the scale. Claude Sonnet 4 shows the best calibration, with a positive gap of +0.7 to +0.9 between correct and incorrect confidence.</w:t>
+      </w:r>
+    </w:p>
+    <w:p>
+      <w:pPr>
         <w:pStyle w:val="Normal"/>
-      </w:pPr>
-      <w:r>
-        <w:rPr>
-          <w:rFonts w:ascii="Times New Roman" w:cs="Times New Roman" w:eastAsia="Times New Roman" w:hAnsi="Times New Roman"/>
-          <w:sz w:val="20"/>
-          <w:szCs w:val="20"/>
-          <w:rtl w:val="0"/>
-        </w:rPr>
-        <w:t xml:space="preserve">The overconfidence pattern is most pronounced for the GPT-4.1 family, where mean confidence when wrong equals or exceeds confidence when correct (GPT-4.1 9.78 vs 9.41, GPT-4.1 Mini 9.42 vs 9.37, GPT-4.1 Nano 8.81 vs 8.22 in Condition A). For these models confidence scores alone are unreliable for filtering low-quality verifications. Gemini 3.6 Flash is only marginally better (9.59 correct vs 9.47 wrong), its confidence being almost saturated at the top of the scale. Claude Sonnet 4 shows the best calibration, with a positive gap of +0.7 to +0.9 between correct and incorrect confidence.</w:t>
-      </w:r>
-    </w:p>
-    <w:p>
-      <w:pPr>
         <w:jc w:val="both"/>
         <w:rPr>
           <w:rFonts w:ascii="Helvetica Neue" w:cs="Helvetica Neue" w:eastAsia="Helvetica Neue" w:hAnsi="Helvetica Neue"/>
@@ -22001,14 +22002,14 @@
           <w:sz w:val="44"/>
           <w:szCs w:val="44"/>
         </w:rPr>
+      </w:pPr>
+      <w:r>
+        <w:t/>
+      </w:r>
+    </w:p>
+    <w:p>
+      <w:pPr>
         <w:pStyle w:val="Normal"/>
-      </w:pPr>
-      <w:r>
-        <w:t/>
-      </w:r>
-    </w:p>
-    <w:p>
-      <w:pPr>
         <w:jc w:val="both"/>
         <w:rPr>
           <w:rFonts w:ascii="Helvetica Neue" w:cs="Helvetica Neue" w:eastAsia="Helvetica Neue" w:hAnsi="Helvetica Neue"/>
@@ -22017,20 +22018,20 @@
           <w:sz w:val="44"/>
           <w:szCs w:val="44"/>
         </w:rPr>
+      </w:pPr>
+      <w:r>
+        <w:rPr>
+          <w:rFonts w:ascii="Times New Roman" w:cs="Times New Roman" w:eastAsia="Times New Roman" w:hAnsi="Times New Roman"/>
+          <w:sz w:val="20"/>
+          <w:szCs w:val="20"/>
+          <w:rtl w:val="0"/>
+        </w:rPr>
+        <w:t xml:space="preserve">Gemini 3.6 Flash neither gains nor loses appreciably from a text reference (+0.9pp, p=0.450). Inspection of its outputs suggests why: its confidence is saturated near the top of the scale in every condition, and its verdicts change comparatively rarely when a reference is added. Where it does err, the failure mode is reference-anchored: it reports that the expected state is present, echoing the reference text, when the screenshot does not show it.</w:t>
+      </w:r>
+    </w:p>
+    <w:p>
+      <w:pPr>
         <w:pStyle w:val="Normal"/>
-      </w:pPr>
-      <w:r>
-        <w:rPr>
-          <w:rFonts w:ascii="Times New Roman" w:cs="Times New Roman" w:eastAsia="Times New Roman" w:hAnsi="Times New Roman"/>
-          <w:sz w:val="20"/>
-          <w:szCs w:val="20"/>
-          <w:rtl w:val="0"/>
-        </w:rPr>
-        <w:t xml:space="preserve">Gemini 3.6 Flash neither gains nor loses appreciably from a text reference (+0.9pp, p=0.450). Inspection of its outputs suggests why: its confidence is saturated near the top of the scale in every condition, and its verdicts change comparatively rarely when a reference is added. Where it does err, the failure mode is reference-anchored: it reports that the expected state is present, echoing the reference text, when the screenshot does not show it.</w:t>
-      </w:r>
-    </w:p>
-    <w:p>
-      <w:pPr>
         <w:jc w:val="both"/>
         <w:rPr>
           <w:rFonts w:ascii="Helvetica Neue" w:cs="Helvetica Neue" w:eastAsia="Helvetica Neue" w:hAnsi="Helvetica Neue"/>
@@ -22039,7 +22040,6 @@
           <w:sz w:val="44"/>
           <w:szCs w:val="44"/>
         </w:rPr>
-        <w:pStyle w:val="Normal"/>
       </w:pPr>
       <w:r>
         <w:t/>
@@ -22047,6 +22047,7 @@
     </w:p>
     <w:p>
       <w:pPr>
+        <w:pStyle w:val="Heading2"/>
         <w:jc w:val="both"/>
         <w:rPr>
           <w:rFonts w:ascii="Helvetica Neue" w:cs="Helvetica Neue" w:eastAsia="Helvetica Neue" w:hAnsi="Helvetica Neue"/>
@@ -22055,7 +22056,6 @@
           <w:sz w:val="44"/>
           <w:szCs w:val="44"/>
         </w:rPr>
-        <w:pStyle w:val="Heading2"/>
       </w:pPr>
       <w:r>
         <w:rPr>
@@ -22073,6 +22073,7 @@
     </w:p>
     <w:p>
       <w:pPr>
+        <w:pStyle w:val="Normal"/>
         <w:jc w:val="both"/>
         <w:rPr>
           <w:rFonts w:ascii="Helvetica Neue" w:cs="Helvetica Neue" w:eastAsia="Helvetica Neue" w:hAnsi="Helvetica Neue"/>
@@ -22081,14 +22082,14 @@
           <w:sz w:val="44"/>
           <w:szCs w:val="44"/>
         </w:rPr>
+      </w:pPr>
+      <w:r>
+        <w:t/>
+      </w:r>
+    </w:p>
+    <w:p>
+      <w:pPr>
         <w:pStyle w:val="Normal"/>
-      </w:pPr>
-      <w:r>
-        <w:t/>
-      </w:r>
-    </w:p>
-    <w:p>
-      <w:pPr>
         <w:jc w:val="both"/>
         <w:rPr>
           <w:rFonts w:ascii="Helvetica Neue" w:cs="Helvetica Neue" w:eastAsia="Helvetica Neue" w:hAnsi="Helvetica Neue"/>
@@ -22097,20 +22098,20 @@
           <w:sz w:val="44"/>
           <w:szCs w:val="44"/>
         </w:rPr>
+      </w:pPr>
+      <w:r>
+        <w:rPr>
+          <w:rFonts w:ascii="Times New Roman" w:cs="Times New Roman" w:eastAsia="Times New Roman" w:hAnsi="Times New Roman"/>
+          <w:sz w:val="20"/>
+          <w:szCs w:val="20"/>
+          <w:rtl w:val="0"/>
+        </w:rPr>
+        <w:t xml:space="preserve">Across all five models, on instances where both Conditions A and B produced a valid verdict, text references improved verification in 649 instances and degraded it in 209. We present representative examples of both.</w:t>
+      </w:r>
+    </w:p>
+    <w:p>
+      <w:pPr>
         <w:pStyle w:val="Normal"/>
-      </w:pPr>
-      <w:r>
-        <w:rPr>
-          <w:rFonts w:ascii="Times New Roman" w:cs="Times New Roman" w:eastAsia="Times New Roman" w:hAnsi="Times New Roman"/>
-          <w:sz w:val="20"/>
-          <w:szCs w:val="20"/>
-          <w:rtl w:val="0"/>
-        </w:rPr>
-        <w:t xml:space="preserve">Across all five models, on instances where both Conditions A and B produced a valid verdict, text references improved verification in 649 instances and degraded it in 209. We present representative examples of both.</w:t>
-      </w:r>
-    </w:p>
-    <w:p>
-      <w:pPr>
         <w:jc w:val="both"/>
         <w:rPr>
           <w:rFonts w:ascii="Helvetica Neue" w:cs="Helvetica Neue" w:eastAsia="Helvetica Neue" w:hAnsi="Helvetica Neue"/>
@@ -22119,20 +22120,20 @@
           <w:sz w:val="44"/>
           <w:szCs w:val="44"/>
         </w:rPr>
+      </w:pPr>
+      <w:r>
+        <w:rPr>
+          <w:rFonts w:ascii="Times New Roman" w:cs="Times New Roman" w:eastAsia="Times New Roman" w:hAnsi="Times New Roman"/>
+          <w:sz w:val="20"/>
+          <w:szCs w:val="20"/>
+          <w:rtl w:val="0"/>
+        </w:rPr>
+        <w:t xml:space="preserve">Where text references help: In vwa_classifieds_111 (GT=FAILURE), GPT-4.1 Nano without a reference correctly identifies the task failed but provides incomplete reasoning. With a text reference, it additionally notes the jersey team name mismatch, providing more actionable feedback.</w:t>
+      </w:r>
+    </w:p>
+    <w:p>
+      <w:pPr>
         <w:pStyle w:val="Normal"/>
-      </w:pPr>
-      <w:r>
-        <w:rPr>
-          <w:rFonts w:ascii="Times New Roman" w:cs="Times New Roman" w:eastAsia="Times New Roman" w:hAnsi="Times New Roman"/>
-          <w:sz w:val="20"/>
-          <w:szCs w:val="20"/>
-          <w:rtl w:val="0"/>
-        </w:rPr>
-        <w:t xml:space="preserve">Where text references help: In vwa_classifieds_111 (GT=FAILURE), GPT-4.1 Nano without a reference correctly identifies the task failed but provides incomplete reasoning. With a text reference, it additionally notes the jersey team name mismatch, providing more actionable feedback.</w:t>
-      </w:r>
-    </w:p>
-    <w:p>
-      <w:pPr>
         <w:jc w:val="both"/>
         <w:rPr>
           <w:rFonts w:ascii="Helvetica Neue" w:cs="Helvetica Neue" w:eastAsia="Helvetica Neue" w:hAnsi="Helvetica Neue"/>
@@ -22141,14 +22142,14 @@
           <w:sz w:val="44"/>
           <w:szCs w:val="44"/>
         </w:rPr>
+      </w:pPr>
+      <w:r>
+        <w:t/>
+      </w:r>
+    </w:p>
+    <w:p>
+      <w:pPr>
         <w:pStyle w:val="Normal"/>
-      </w:pPr>
-      <w:r>
-        <w:t/>
-      </w:r>
-    </w:p>
-    <w:p>
-      <w:pPr>
         <w:jc w:val="both"/>
         <w:rPr>
           <w:rFonts w:ascii="Helvetica Neue" w:cs="Helvetica Neue" w:eastAsia="Helvetica Neue" w:hAnsi="Helvetica Neue"/>
@@ -22157,20 +22158,20 @@
           <w:sz w:val="44"/>
           <w:szCs w:val="44"/>
         </w:rPr>
+      </w:pPr>
+      <w:r>
+        <w:rPr>
+          <w:rFonts w:ascii="Times New Roman" w:cs="Times New Roman" w:eastAsia="Times New Roman" w:hAnsi="Times New Roman"/>
+          <w:sz w:val="20"/>
+          <w:szCs w:val="20"/>
+          <w:rtl w:val="0"/>
+        </w:rPr>
+        <w:t xml:space="preserve">Where text references hurt: In vwa_classifieds_144 (GT=FAILURE), GPT-4.1 Mini without a reference correctly identifies that the comment text is lowercase ('how funky...') rather than the required 'How funky...'. With a text reference, it overlooks this case-sensitivity issue, likely because the reference states the expected comment without emphasizing exact case matching.</w:t>
+      </w:r>
+    </w:p>
+    <w:p>
+      <w:pPr>
         <w:pStyle w:val="Normal"/>
-      </w:pPr>
-      <w:r>
-        <w:rPr>
-          <w:rFonts w:ascii="Times New Roman" w:cs="Times New Roman" w:eastAsia="Times New Roman" w:hAnsi="Times New Roman"/>
-          <w:sz w:val="20"/>
-          <w:szCs w:val="20"/>
-          <w:rtl w:val="0"/>
-        </w:rPr>
-        <w:t xml:space="preserve">Where text references hurt: In vwa_classifieds_144 (GT=FAILURE), GPT-4.1 Mini without a reference correctly identifies that the comment text is lowercase ('how funky...') rather than the required 'How funky...'. With a text reference, it overlooks this case-sensitivity issue, likely because the reference states the expected comment without emphasizing exact case matching.</w:t>
-      </w:r>
-    </w:p>
-    <w:p>
-      <w:pPr>
         <w:jc w:val="both"/>
         <w:rPr>
           <w:rFonts w:ascii="Helvetica Neue" w:cs="Helvetica Neue" w:eastAsia="Helvetica Neue" w:hAnsi="Helvetica Neue"/>
@@ -22179,20 +22180,20 @@
           <w:sz w:val="44"/>
           <w:szCs w:val="44"/>
         </w:rPr>
+      </w:pPr>
+      <w:r>
+        <w:rPr>
+          <w:rFonts w:ascii="Times New Roman" w:cs="Times New Roman" w:eastAsia="Times New Roman" w:hAnsi="Times New Roman"/>
+          <w:sz w:val="20"/>
+          <w:szCs w:val="20"/>
+          <w:rtl w:val="0"/>
+        </w:rPr>
+        <w:t xml:space="preserve">These examples illustrate that text references are most helpful when they provide structured evaluation criteria that the verifier can systematically check. They are least helpful when the verifier uses the reference as a proxy for task completion rather than as a checklist.</w:t>
+      </w:r>
+    </w:p>
+    <w:p>
+      <w:pPr>
         <w:pStyle w:val="Normal"/>
-      </w:pPr>
-      <w:r>
-        <w:rPr>
-          <w:rFonts w:ascii="Times New Roman" w:cs="Times New Roman" w:eastAsia="Times New Roman" w:hAnsi="Times New Roman"/>
-          <w:sz w:val="20"/>
-          <w:szCs w:val="20"/>
-          <w:rtl w:val="0"/>
-        </w:rPr>
-        <w:t xml:space="preserve">These examples illustrate that text references are most helpful when they provide structured evaluation criteria that the verifier can systematically check. They are least helpful when the verifier uses the reference as a proxy for task completion rather than as a checklist.</w:t>
-      </w:r>
-    </w:p>
-    <w:p>
-      <w:pPr>
         <w:jc w:val="both"/>
         <w:rPr>
           <w:rFonts w:ascii="Helvetica Neue" w:cs="Helvetica Neue" w:eastAsia="Helvetica Neue" w:hAnsi="Helvetica Neue"/>
@@ -22201,7 +22202,6 @@
           <w:sz w:val="44"/>
           <w:szCs w:val="44"/>
         </w:rPr>
-        <w:pStyle w:val="Normal"/>
       </w:pPr>
       <w:r>
         <w:t/>
@@ -22209,6 +22209,7 @@
     </w:p>
     <w:p>
       <w:pPr>
+        <w:pStyle w:val="Heading2"/>
         <w:jc w:val="both"/>
         <w:rPr>
           <w:rFonts w:ascii="Helvetica Neue" w:cs="Helvetica Neue" w:eastAsia="Helvetica Neue" w:hAnsi="Helvetica Neue"/>
@@ -22217,7 +22218,6 @@
           <w:sz w:val="44"/>
           <w:szCs w:val="44"/>
         </w:rPr>
-        <w:pStyle w:val="Heading2"/>
       </w:pPr>
       <w:r>
         <w:rPr>
@@ -22235,6 +22235,7 @@
     </w:p>
     <w:p>
       <w:pPr>
+        <w:pStyle w:val="Normal"/>
         <w:jc w:val="both"/>
         <w:rPr>
           <w:rFonts w:ascii="Helvetica Neue" w:cs="Helvetica Neue" w:eastAsia="Helvetica Neue" w:hAnsi="Helvetica Neue"/>
@@ -22243,14 +22244,14 @@
           <w:sz w:val="44"/>
           <w:szCs w:val="44"/>
         </w:rPr>
+      </w:pPr>
+      <w:r>
+        <w:t/>
+      </w:r>
+    </w:p>
+    <w:p>
+      <w:pPr>
         <w:pStyle w:val="Normal"/>
-      </w:pPr>
-      <w:r>
-        <w:t/>
-      </w:r>
-    </w:p>
-    <w:p>
-      <w:pPr>
         <w:jc w:val="center"/>
         <w:rPr>
           <w:rFonts w:ascii="Helvetica Neue" w:cs="Helvetica Neue" w:eastAsia="Helvetica Neue" w:hAnsi="Helvetica Neue"/>
@@ -22259,7 +22260,6 @@
           <w:sz w:val="44"/>
           <w:szCs w:val="44"/>
         </w:rPr>
-        <w:pStyle w:val="Normal"/>
       </w:pPr>
       <w:r>
         <w:rPr>
@@ -23278,6 +23278,7 @@
     </w:tbl>
     <w:p>
       <w:pPr>
+        <w:pStyle w:val="Normal"/>
         <w:jc w:val="both"/>
         <w:rPr>
           <w:rFonts w:ascii="Helvetica Neue" w:cs="Helvetica Neue" w:eastAsia="Helvetica Neue" w:hAnsi="Helvetica Neue"/>
@@ -23286,20 +23287,20 @@
           <w:sz w:val="44"/>
           <w:szCs w:val="44"/>
         </w:rPr>
+      </w:pPr>
+      <w:r>
+        <w:rPr>
+          <w:rFonts w:ascii="Times New Roman" w:cs="Times New Roman" w:eastAsia="Times New Roman" w:hAnsi="Times New Roman"/>
+          <w:sz w:val="20"/>
+          <w:szCs w:val="20"/>
+          <w:rtl w:val="0"/>
+        </w:rPr>
+        <w:t xml:space="preserve">GPT-4.1 Nano offers the lowest cost ($0.26 for 909 instances in Condition B) and a good cost-accuracy tradeoff. Claude Sonnet 4 ($9.11) is the most expensive but the most accurate and by far the best calibrated.</w:t>
+      </w:r>
+    </w:p>
+    <w:p>
+      <w:pPr>
         <w:pStyle w:val="Normal"/>
-      </w:pPr>
-      <w:r>
-        <w:rPr>
-          <w:rFonts w:ascii="Times New Roman" w:cs="Times New Roman" w:eastAsia="Times New Roman" w:hAnsi="Times New Roman"/>
-          <w:sz w:val="20"/>
-          <w:szCs w:val="20"/>
-          <w:rtl w:val="0"/>
-        </w:rPr>
-        <w:t xml:space="preserve">GPT-4.1 Nano offers the lowest cost ($0.26 for 909 instances in Condition B) and a good cost-accuracy tradeoff. Claude Sonnet 4 ($9.11) is the most expensive but the most accurate and by far the best calibrated.</w:t>
-      </w:r>
-    </w:p>
-    <w:p>
-      <w:pPr>
         <w:jc w:val="both"/>
         <w:rPr>
           <w:rFonts w:ascii="Helvetica Neue" w:cs="Helvetica Neue" w:eastAsia="Helvetica Neue" w:hAnsi="Helvetica Neue"/>
@@ -23308,14 +23309,14 @@
           <w:sz w:val="44"/>
           <w:szCs w:val="44"/>
         </w:rPr>
+      </w:pPr>
+      <w:r>
+        <w:t/>
+      </w:r>
+    </w:p>
+    <w:p>
+      <w:pPr>
         <w:pStyle w:val="Normal"/>
-      </w:pPr>
-      <w:r>
-        <w:t/>
-      </w:r>
-    </w:p>
-    <w:p>
-      <w:pPr>
         <w:jc w:val="both"/>
         <w:rPr>
           <w:rFonts w:ascii="Helvetica Neue" w:cs="Helvetica Neue" w:eastAsia="Helvetica Neue" w:hAnsi="Helvetica Neue"/>
@@ -23324,14 +23325,14 @@
           <w:sz w:val="44"/>
           <w:szCs w:val="44"/>
         </w:rPr>
+      </w:pPr>
+      <w:r>
+        <w:t/>
+      </w:r>
+    </w:p>
+    <w:p>
+      <w:pPr>
         <w:pStyle w:val="Normal"/>
-      </w:pPr>
-      <w:r>
-        <w:t/>
-      </w:r>
-    </w:p>
-    <w:p>
-      <w:pPr>
         <w:jc w:val="both"/>
         <w:rPr>
           <w:rFonts w:ascii="Helvetica Neue" w:cs="Helvetica Neue" w:eastAsia="Helvetica Neue" w:hAnsi="Helvetica Neue"/>
@@ -23340,20 +23341,20 @@
           <w:sz w:val="44"/>
           <w:szCs w:val="44"/>
         </w:rPr>
+      </w:pPr>
+      <w:r>
+        <w:rPr>
+          <w:rFonts w:ascii="Times New Roman" w:cs="Times New Roman" w:eastAsia="Times New Roman" w:hAnsi="Times New Roman"/>
+          <w:sz w:val="20"/>
+          <w:szCs w:val="20"/>
+          <w:rtl w:val="0"/>
+        </w:rPr>
+        <w:t xml:space="preserve">Visual references add modest cost, between $0.23 and $3.64 per model for Conditions C and D combined on the 147-instance subset, but do not consistently improve verification accuracy, so text references with evaluation criteria remain the better default.</w:t>
+      </w:r>
+    </w:p>
+    <w:p>
+      <w:pPr>
         <w:pStyle w:val="Normal"/>
-      </w:pPr>
-      <w:r>
-        <w:rPr>
-          <w:rFonts w:ascii="Times New Roman" w:cs="Times New Roman" w:eastAsia="Times New Roman" w:hAnsi="Times New Roman"/>
-          <w:sz w:val="20"/>
-          <w:szCs w:val="20"/>
-          <w:rtl w:val="0"/>
-        </w:rPr>
-        <w:t xml:space="preserve">Visual references add modest cost, between $0.23 and $3.64 per model for Conditions C and D combined on the 147-instance subset, but do not consistently improve verification accuracy, so text references with evaluation criteria remain the better default.</w:t>
-      </w:r>
-    </w:p>
-    <w:p>
-      <w:pPr>
         <w:jc w:val="both"/>
         <w:rPr>
           <w:rFonts w:ascii="Helvetica Neue" w:cs="Helvetica Neue" w:eastAsia="Helvetica Neue" w:hAnsi="Helvetica Neue"/>
@@ -23362,7 +23363,6 @@
           <w:sz w:val="44"/>
           <w:szCs w:val="44"/>
         </w:rPr>
-        <w:pStyle w:val="Normal"/>
       </w:pPr>
       <w:r>
         <w:t/>
@@ -44631,7 +44631,7 @@
     <w:sectPr>
       <w:type w:val="continuous"/>
       <w:pgSz w:h="15840" w:w="12240" w:orient="portrait"/>
-      <w:pgMar w:bottom="1440" w:top="1440" w:left="1440" w:right="1440" w:header="720" w:footer="720"/>
+      <w:pgMar w:bottom="1440" w:top="1440" w:left="1440" w:right="1440" w:header="720" w:footer="720" w:gutter="0"/>
       <w:cols w:equalWidth="0" w:num="2">
         <w:col w:space="720" w:w="4320"/>
         <w:col w:space="0" w:w="4320"/>

--- a/manuscripts/can_llm_web_agents_verify_their_own_work_R1.docx
+++ b/manuscripts/can_llm_web_agents_verify_their_own_work_R1.docx
@@ -24707,7 +24707,7 @@
           <w:szCs w:val="20"/>
           <w:rtl w:val="0"/>
         </w:rPr>
-        <w:t xml:space="preserve">All verification runs reported here were executed between June and September 2026 against the model versions pinned in config.py, and each result row records the model_version string the provider returned. An archived, versioned snapshot of the repository at the state of this submission is deposited with a DOI, and the repository README records it. Repository: see the project's public code release listed in </w:t>
+        <w:t xml:space="preserve">All verification runs reported here were executed between June and September 2026 against the model versions pinned in config.py, and each result row records the model_version string the provider returned. The exact state of the repository behind this revision is tagged v1.1-ieee-access-r1, so every number reported here can be traced to the code and data at that tag. Repository: see the project's public code release listed in </w:t>
       </w:r>
       <w:r>
         <w:rPr>
@@ -27295,7 +27295,7 @@
     </w:p>
     <w:p>
       <w:pPr>
-        <w:jc w:val="both"/>
+        <w:jc w:val="left"/>
         <w:rPr>
           <w:rFonts w:ascii="Times New Roman" w:cs="Times New Roman" w:eastAsia="Times New Roman" w:hAnsi="Times New Roman"/>
           <w:sz w:val="18"/>
@@ -27309,10 +27309,189 @@
           <w:szCs w:val="18"/>
           <w:rtl w:val="0"/>
         </w:rPr>
-        <w:t xml:space="preserve">You are helping evaluate web automation agents. Given the following web task description and the evaluation criteria used by the benchmark, produce a 1-3 sentence natural-language description of what the final web page should look like if the task was completed successfully. Focus on what semantic content / state should be visible. Do NOT describe the layout (colors, fonts, positions). Do NOT include 'In conclusion' or preamble. Output ONLY the description.
-Task: {task_text}
-Evaluation criteria: {eval_criteria}
-Expected outcome description:</w:t>
+        <w:t xml:space="preserve">You are helping evaluate web automation agents. Given the following web task</w:t>
+      </w:r>
+    </w:p>
+    <w:p>
+      <w:pPr>
+        <w:jc w:val="left"/>
+        <w:rPr>
+          <w:rFonts w:ascii="Times New Roman" w:cs="Times New Roman" w:eastAsia="Times New Roman" w:hAnsi="Times New Roman"/>
+          <w:sz w:val="18"/>
+          <w:szCs w:val="18"/>
+        </w:rPr>
+      </w:pPr>
+      <w:r>
+        <w:rPr>
+          <w:rFonts w:ascii="Times New Roman" w:cs="Times New Roman" w:eastAsia="Times New Roman" w:hAnsi="Times New Roman"/>
+          <w:sz w:val="18"/>
+          <w:szCs w:val="18"/>
+          <w:rtl w:val="0"/>
+        </w:rPr>
+        <w:t xml:space="preserve">description and the evaluation criteria used by the benchmark, produce a 1-3</w:t>
+      </w:r>
+    </w:p>
+    <w:p>
+      <w:pPr>
+        <w:jc w:val="left"/>
+        <w:rPr>
+          <w:rFonts w:ascii="Times New Roman" w:cs="Times New Roman" w:eastAsia="Times New Roman" w:hAnsi="Times New Roman"/>
+          <w:sz w:val="18"/>
+          <w:szCs w:val="18"/>
+        </w:rPr>
+      </w:pPr>
+      <w:r>
+        <w:rPr>
+          <w:rFonts w:ascii="Times New Roman" w:cs="Times New Roman" w:eastAsia="Times New Roman" w:hAnsi="Times New Roman"/>
+          <w:sz w:val="18"/>
+          <w:szCs w:val="18"/>
+          <w:rtl w:val="0"/>
+        </w:rPr>
+        <w:t xml:space="preserve">sentence natural-language description of what the final web page should look</w:t>
+      </w:r>
+    </w:p>
+    <w:p>
+      <w:pPr>
+        <w:jc w:val="left"/>
+        <w:rPr>
+          <w:rFonts w:ascii="Times New Roman" w:cs="Times New Roman" w:eastAsia="Times New Roman" w:hAnsi="Times New Roman"/>
+          <w:sz w:val="18"/>
+          <w:szCs w:val="18"/>
+        </w:rPr>
+      </w:pPr>
+      <w:r>
+        <w:rPr>
+          <w:rFonts w:ascii="Times New Roman" w:cs="Times New Roman" w:eastAsia="Times New Roman" w:hAnsi="Times New Roman"/>
+          <w:sz w:val="18"/>
+          <w:szCs w:val="18"/>
+          <w:rtl w:val="0"/>
+        </w:rPr>
+        <w:t xml:space="preserve">like if the task was completed successfully. Focus on what semantic content /</w:t>
+      </w:r>
+    </w:p>
+    <w:p>
+      <w:pPr>
+        <w:jc w:val="left"/>
+        <w:rPr>
+          <w:rFonts w:ascii="Times New Roman" w:cs="Times New Roman" w:eastAsia="Times New Roman" w:hAnsi="Times New Roman"/>
+          <w:sz w:val="18"/>
+          <w:szCs w:val="18"/>
+        </w:rPr>
+      </w:pPr>
+      <w:r>
+        <w:rPr>
+          <w:rFonts w:ascii="Times New Roman" w:cs="Times New Roman" w:eastAsia="Times New Roman" w:hAnsi="Times New Roman"/>
+          <w:sz w:val="18"/>
+          <w:szCs w:val="18"/>
+          <w:rtl w:val="0"/>
+        </w:rPr>
+        <w:t xml:space="preserve">state should be visible. Do NOT describe the layout (colors, fonts, positions).</w:t>
+      </w:r>
+    </w:p>
+    <w:p>
+      <w:pPr>
+        <w:jc w:val="left"/>
+        <w:rPr>
+          <w:rFonts w:ascii="Times New Roman" w:cs="Times New Roman" w:eastAsia="Times New Roman" w:hAnsi="Times New Roman"/>
+          <w:sz w:val="18"/>
+          <w:szCs w:val="18"/>
+        </w:rPr>
+      </w:pPr>
+      <w:r>
+        <w:rPr>
+          <w:rFonts w:ascii="Times New Roman" w:cs="Times New Roman" w:eastAsia="Times New Roman" w:hAnsi="Times New Roman"/>
+          <w:sz w:val="18"/>
+          <w:szCs w:val="18"/>
+          <w:rtl w:val="0"/>
+        </w:rPr>
+        <w:t xml:space="preserve">Do NOT include 'In conclusion' or preamble. Output ONLY the description.</w:t>
+      </w:r>
+    </w:p>
+    <w:p>
+      <w:pPr>
+        <w:jc w:val="left"/>
+        <w:rPr>
+          <w:rFonts w:ascii="Times New Roman" w:cs="Times New Roman" w:eastAsia="Times New Roman" w:hAnsi="Times New Roman"/>
+          <w:sz w:val="18"/>
+          <w:szCs w:val="18"/>
+        </w:rPr>
+      </w:pPr>
+    </w:p>
+    <w:p>
+      <w:pPr>
+        <w:jc w:val="left"/>
+        <w:rPr>
+          <w:rFonts w:ascii="Times New Roman" w:cs="Times New Roman" w:eastAsia="Times New Roman" w:hAnsi="Times New Roman"/>
+          <w:sz w:val="18"/>
+          <w:szCs w:val="18"/>
+        </w:rPr>
+      </w:pPr>
+      <w:r>
+        <w:rPr>
+          <w:rFonts w:ascii="Times New Roman" w:cs="Times New Roman" w:eastAsia="Times New Roman" w:hAnsi="Times New Roman"/>
+          <w:sz w:val="18"/>
+          <w:szCs w:val="18"/>
+          <w:rtl w:val="0"/>
+        </w:rPr>
+        <w:t xml:space="preserve">Task: {task_text}</w:t>
+      </w:r>
+    </w:p>
+    <w:p>
+      <w:pPr>
+        <w:jc w:val="left"/>
+        <w:rPr>
+          <w:rFonts w:ascii="Times New Roman" w:cs="Times New Roman" w:eastAsia="Times New Roman" w:hAnsi="Times New Roman"/>
+          <w:sz w:val="18"/>
+          <w:szCs w:val="18"/>
+        </w:rPr>
+      </w:pPr>
+    </w:p>
+    <w:p>
+      <w:pPr>
+        <w:jc w:val="left"/>
+        <w:rPr>
+          <w:rFonts w:ascii="Times New Roman" w:cs="Times New Roman" w:eastAsia="Times New Roman" w:hAnsi="Times New Roman"/>
+          <w:sz w:val="18"/>
+          <w:szCs w:val="18"/>
+        </w:rPr>
+      </w:pPr>
+      <w:r>
+        <w:rPr>
+          <w:rFonts w:ascii="Times New Roman" w:cs="Times New Roman" w:eastAsia="Times New Roman" w:hAnsi="Times New Roman"/>
+          <w:sz w:val="18"/>
+          <w:szCs w:val="18"/>
+          <w:rtl w:val="0"/>
+        </w:rPr>
+        <w:t xml:space="preserve">Evaluation criteria: {eval_criteria}</w:t>
+      </w:r>
+    </w:p>
+    <w:p>
+      <w:pPr>
+        <w:jc w:val="left"/>
+        <w:rPr>
+          <w:rFonts w:ascii="Times New Roman" w:cs="Times New Roman" w:eastAsia="Times New Roman" w:hAnsi="Times New Roman"/>
+          <w:sz w:val="18"/>
+          <w:szCs w:val="18"/>
+        </w:rPr>
+      </w:pPr>
+    </w:p>
+    <w:p>
+      <w:pPr>
+        <w:jc w:val="left"/>
+        <w:rPr>
+          <w:rFonts w:ascii="Times New Roman" w:cs="Times New Roman" w:eastAsia="Times New Roman" w:hAnsi="Times New Roman"/>
+          <w:sz w:val="18"/>
+          <w:szCs w:val="18"/>
+        </w:rPr>
+      </w:pPr>
+      <w:r>
+        <w:rPr>
+          <w:rFonts w:ascii="Times New Roman" w:cs="Times New Roman" w:eastAsia="Times New Roman" w:hAnsi="Times New Roman"/>
+          <w:sz w:val="18"/>
+          <w:szCs w:val="18"/>
+          <w:rtl w:val="0"/>
+        </w:rPr>
+        <w:t xml:space="preserve">Expected outcome description:</w:t>
       </w:r>
     </w:p>
     <w:p>
@@ -36983,10 +37162,10 @@
         <w:tblLook w:val="0600"/>
       </w:tblPr>
       <w:tblGrid>
-        <w:gridCol w:w="1360"/>
-        <w:gridCol w:w="1060"/>
-        <w:gridCol w:w="940"/>
-        <w:gridCol w:w="960"/>
+        <w:gridCol w:w="1180"/>
+        <w:gridCol w:w="1140"/>
+        <w:gridCol w:w="1000"/>
+        <w:gridCol w:w="1000"/>
       </w:tblGrid>
       <w:tr>
         <w:trPr>
@@ -37059,7 +37238,7 @@
                 <w:szCs w:val="15"/>
                 <w:rtl w:val="0"/>
               </w:rPr>
-              <w:t xml:space="preserve">PARSE_ERROR</w:t>
+              <w:t xml:space="preserve">Parse err.</w:t>
             </w:r>
           </w:p>
         </w:tc>
@@ -37094,7 +37273,7 @@
                 <w:szCs w:val="15"/>
                 <w:rtl w:val="0"/>
               </w:rPr>
-              <w:t xml:space="preserve">API_ERROR</w:t>
+              <w:t xml:space="preserve">API err.</w:t>
             </w:r>
           </w:p>
         </w:tc>
